--- a/ЕСПД_ДОКУМЕНТАЦИЯ/4. Пояснительная записка.docx
+++ b/ЕСПД_ДОКУМЕНТАЦИЯ/4. Пояснительная записка.docx
@@ -1603,9 +1603,6 @@
     <w:p>
       <w:pPr>
         <w:pStyle w:val="1"/>
-        <w:rPr>
-          <w:lang w:val="en-US"/>
-        </w:rPr>
       </w:pPr>
       <w:bookmarkStart w:id="2" w:name="_Toc226548261"/>
       <w:r>
@@ -1674,7 +1671,35 @@
           <w:iCs/>
           <w:szCs w:val="28"/>
         </w:rPr>
-        <w:t>рабочая программа дисциплины "Базы данных";</w:t>
+        <w:t xml:space="preserve">рабочая программа дисциплины </w:t>
+      </w:r>
+      <w:r>
+        <w:rPr>
+          <w:iCs/>
+          <w:szCs w:val="28"/>
+        </w:rPr>
+        <w:t>«</w:t>
+      </w:r>
+      <w:r>
+        <w:rPr>
+          <w:iCs/>
+          <w:szCs w:val="28"/>
+        </w:rPr>
+        <w:t>Базы данных</w:t>
+      </w:r>
+      <w:r>
+        <w:rPr>
+          <w:iCs/>
+          <w:szCs w:val="28"/>
+        </w:rPr>
+        <w:t>»</w:t>
+      </w:r>
+      <w:r>
+        <w:rPr>
+          <w:iCs/>
+          <w:szCs w:val="28"/>
+        </w:rPr>
+        <w:t>;</w:t>
       </w:r>
     </w:p>
     <w:p>
@@ -1700,30 +1725,21 @@
           <w:iCs/>
           <w:szCs w:val="28"/>
         </w:rPr>
-        <w:t>распоряжение по кафедре ПОАС №_____ от _</w:t>
-      </w:r>
-      <w:proofErr w:type="gramStart"/>
+        <w:t>распоряжение по кафедре ПОАС №_____ от ____.202_ г.</w:t>
+      </w:r>
       <w:r>
         <w:rPr>
           <w:iCs/>
           <w:szCs w:val="28"/>
         </w:rPr>
-        <w:t>_._</w:t>
-      </w:r>
-      <w:proofErr w:type="gramEnd"/>
+        <w:t>, которым утверждена тема курсового проекта</w:t>
+      </w:r>
       <w:r>
         <w:rPr>
           <w:iCs/>
           <w:szCs w:val="28"/>
         </w:rPr>
-        <w:t>_.202_ г.</w:t>
-      </w:r>
-      <w:r>
-        <w:rPr>
-          <w:iCs/>
-          <w:szCs w:val="28"/>
-        </w:rPr>
-        <w:t>, которым утверждена тема курсового проекта</w:t>
+        <w:t>.</w:t>
       </w:r>
     </w:p>
     <w:p>
@@ -1873,10 +1889,7 @@
         <w:t>администратор</w:t>
       </w:r>
       <w:r>
-        <w:rPr>
-          <w:lang w:val="en-US"/>
-        </w:rPr>
-        <w:t>;</w:t>
+        <w:t>.</w:t>
       </w:r>
     </w:p>
     <w:p>
@@ -1894,13 +1907,7 @@
         <w:pStyle w:val="a0"/>
       </w:pPr>
       <w:r>
-        <w:t xml:space="preserve">Читатель </w:t>
-      </w:r>
-      <w:r>
-        <w:t>-</w:t>
-      </w:r>
-      <w:r>
-        <w:t xml:space="preserve"> пользователь, осуществляющий поиск и просмотр информации, получаемой из базы данных. Для данной категории пользователей база данных должна обеспечивать возможность:</w:t>
+        <w:t>Читатель - пользователь, осуществляющий поиск и просмотр информации, получаемой из базы данных. Для данной категории пользователей база данных должна обеспечивать возможность:</w:t>
       </w:r>
     </w:p>
     <w:p>
@@ -2186,12 +2193,946 @@
       <w:pPr>
         <w:pStyle w:val="a0"/>
         <w:spacing w:after="0" w:line="240" w:lineRule="auto"/>
-      </w:pPr>
+        <w:jc w:val="center"/>
+      </w:pPr>
+      <w:r>
+        <w:drawing>
+          <wp:inline distT="0" distB="0" distL="0" distR="0" wp14:anchorId="42CDF1B0" wp14:editId="08E9B1E5">
+            <wp:extent cx="5940425" cy="8246745"/>
+            <wp:effectExtent l="0" t="0" r="0" b="0"/>
+            <wp:docPr id="1" name="Рисунок 1"/>
+            <wp:cNvGraphicFramePr>
+              <a:graphicFrameLocks xmlns:a="http://schemas.openxmlformats.org/drawingml/2006/main" noChangeAspect="1"/>
+            </wp:cNvGraphicFramePr>
+            <a:graphic xmlns:a="http://schemas.openxmlformats.org/drawingml/2006/main">
+              <a:graphicData uri="http://schemas.openxmlformats.org/drawingml/2006/picture">
+                <pic:pic xmlns:pic="http://schemas.openxmlformats.org/drawingml/2006/picture">
+                  <pic:nvPicPr>
+                    <pic:cNvPr id="1" name=""/>
+                    <pic:cNvPicPr/>
+                  </pic:nvPicPr>
+                  <pic:blipFill>
+                    <a:blip r:embed="rId8"/>
+                    <a:stretch>
+                      <a:fillRect/>
+                    </a:stretch>
+                  </pic:blipFill>
+                  <pic:spPr>
+                    <a:xfrm>
+                      <a:off x="0" y="0"/>
+                      <a:ext cx="5940425" cy="8246745"/>
+                    </a:xfrm>
+                    <a:prstGeom prst="rect">
+                      <a:avLst/>
+                    </a:prstGeom>
+                  </pic:spPr>
+                </pic:pic>
+              </a:graphicData>
+            </a:graphic>
+          </wp:inline>
+        </w:drawing>
+      </w:r>
     </w:p>
     <w:p>
       <w:pPr>
         <w:pStyle w:val="a0"/>
         <w:spacing w:after="0" w:line="240" w:lineRule="auto"/>
+        <w:jc w:val="center"/>
+      </w:pPr>
+      <w:r>
+        <w:t>Рисунок 1.</w:t>
+      </w:r>
+      <w:r>
+        <w:t xml:space="preserve">1 </w:t>
+      </w:r>
+      <w:r>
+        <w:rPr>
+          <w:lang w:val="en-US"/>
+        </w:rPr>
+        <w:t>UseCase</w:t>
+      </w:r>
+      <w:r>
+        <w:t xml:space="preserve"> – </w:t>
+      </w:r>
+      <w:r>
+        <w:t>диаграмма базы данных библиотечного сервиса</w:t>
+      </w:r>
+    </w:p>
+    <w:p>
+      <w:pPr>
+        <w:pStyle w:val="a0"/>
+        <w:spacing w:after="0" w:line="240" w:lineRule="auto"/>
+        <w:jc w:val="center"/>
+      </w:pPr>
+    </w:p>
+    <w:p>
+      <w:pPr>
+        <w:pStyle w:val="a0"/>
+        <w:spacing w:after="0" w:line="240" w:lineRule="auto"/>
+        <w:jc w:val="center"/>
+      </w:pPr>
+    </w:p>
+    <w:p>
+      <w:pPr>
+        <w:pStyle w:val="a0"/>
+        <w:spacing w:after="0" w:line="240" w:lineRule="auto"/>
+        <w:jc w:val="center"/>
+      </w:pPr>
+    </w:p>
+    <w:p>
+      <w:pPr>
+        <w:pStyle w:val="a0"/>
+        <w:spacing w:after="0" w:line="240" w:lineRule="auto"/>
+        <w:jc w:val="center"/>
+      </w:pPr>
+    </w:p>
+    <w:tbl>
+      <w:tblPr>
+        <w:tblStyle w:val="af0"/>
+        <w:tblW w:w="0" w:type="auto"/>
+        <w:tblLook w:val="04A0" w:firstRow="1" w:lastRow="0" w:firstColumn="1" w:lastColumn="0" w:noHBand="0" w:noVBand="1"/>
+      </w:tblPr>
+      <w:tblGrid>
+        <w:gridCol w:w="1995"/>
+        <w:gridCol w:w="2791"/>
+        <w:gridCol w:w="4785"/>
+      </w:tblGrid>
+      <w:tr>
+        <w:tc>
+          <w:tcPr>
+            <w:tcW w:w="9571" w:type="dxa"/>
+            <w:gridSpan w:val="3"/>
+          </w:tcPr>
+          <w:p>
+            <w:pPr>
+              <w:pStyle w:val="a0"/>
+              <w:spacing w:after="0" w:line="240" w:lineRule="auto"/>
+              <w:jc w:val="center"/>
+            </w:pPr>
+            <w:r>
+              <w:t xml:space="preserve">Сценарий варианта использования </w:t>
+            </w:r>
+            <w:r>
+              <w:t>«</w:t>
+            </w:r>
+            <w:r>
+              <w:rPr>
+                <w:i/>
+                <w:iCs/>
+              </w:rPr>
+              <w:t>Поиск книг</w:t>
+            </w:r>
+            <w:r>
+              <w:t>»</w:t>
+            </w:r>
+          </w:p>
+        </w:tc>
+      </w:tr>
+      <w:tr>
+        <w:tc>
+          <w:tcPr>
+            <w:tcW w:w="9571" w:type="dxa"/>
+            <w:gridSpan w:val="3"/>
+            <w:shd w:val="clear" w:color="auto" w:fill="EAEAEA"/>
+          </w:tcPr>
+          <w:p>
+            <w:pPr>
+              <w:pStyle w:val="a0"/>
+              <w:spacing w:after="0" w:line="240" w:lineRule="auto"/>
+              <w:jc w:val="center"/>
+              <w:rPr>
+                <w:b/>
+                <w:bCs/>
+                <w:i/>
+                <w:iCs/>
+              </w:rPr>
+            </w:pPr>
+            <w:r>
+              <w:rPr>
+                <w:b/>
+                <w:bCs/>
+                <w:i/>
+                <w:iCs/>
+              </w:rPr>
+              <w:t>Главный раздел</w:t>
+            </w:r>
+          </w:p>
+        </w:tc>
+      </w:tr>
+      <w:tr>
+        <w:trPr>
+          <w:trHeight w:val="100"/>
+        </w:trPr>
+        <w:tc>
+          <w:tcPr>
+            <w:tcW w:w="1995" w:type="dxa"/>
+          </w:tcPr>
+          <w:p>
+            <w:pPr>
+              <w:pStyle w:val="a0"/>
+              <w:spacing w:after="0" w:line="240" w:lineRule="auto"/>
+            </w:pPr>
+            <w:r>
+              <w:t>Наименование</w:t>
+            </w:r>
+          </w:p>
+        </w:tc>
+        <w:tc>
+          <w:tcPr>
+            <w:tcW w:w="7576" w:type="dxa"/>
+            <w:gridSpan w:val="2"/>
+          </w:tcPr>
+          <w:p>
+            <w:pPr>
+              <w:pStyle w:val="a0"/>
+              <w:spacing w:after="0" w:line="240" w:lineRule="auto"/>
+            </w:pPr>
+            <w:r>
+              <w:t>Поиск книг</w:t>
+            </w:r>
+          </w:p>
+        </w:tc>
+      </w:tr>
+      <w:tr>
+        <w:trPr>
+          <w:trHeight w:val="100"/>
+        </w:trPr>
+        <w:tc>
+          <w:tcPr>
+            <w:tcW w:w="1995" w:type="dxa"/>
+          </w:tcPr>
+          <w:p>
+            <w:pPr>
+              <w:pStyle w:val="a0"/>
+              <w:spacing w:after="0" w:line="240" w:lineRule="auto"/>
+            </w:pPr>
+            <w:r>
+              <w:t>Тип</w:t>
+            </w:r>
+          </w:p>
+        </w:tc>
+        <w:tc>
+          <w:tcPr>
+            <w:tcW w:w="7576" w:type="dxa"/>
+            <w:gridSpan w:val="2"/>
+          </w:tcPr>
+          <w:p>
+            <w:pPr>
+              <w:pStyle w:val="a0"/>
+              <w:spacing w:after="0" w:line="240" w:lineRule="auto"/>
+            </w:pPr>
+            <w:r>
+              <w:t>Базовый</w:t>
+            </w:r>
+          </w:p>
+        </w:tc>
+      </w:tr>
+      <w:tr>
+        <w:trPr>
+          <w:trHeight w:val="100"/>
+        </w:trPr>
+        <w:tc>
+          <w:tcPr>
+            <w:tcW w:w="1995" w:type="dxa"/>
+          </w:tcPr>
+          <w:p>
+            <w:pPr>
+              <w:pStyle w:val="a0"/>
+              <w:spacing w:after="0" w:line="240" w:lineRule="auto"/>
+            </w:pPr>
+            <w:r>
+              <w:t>Акторы</w:t>
+            </w:r>
+          </w:p>
+        </w:tc>
+        <w:tc>
+          <w:tcPr>
+            <w:tcW w:w="7576" w:type="dxa"/>
+            <w:gridSpan w:val="2"/>
+          </w:tcPr>
+          <w:p>
+            <w:pPr>
+              <w:pStyle w:val="a0"/>
+              <w:spacing w:after="0" w:line="240" w:lineRule="auto"/>
+            </w:pPr>
+            <w:r>
+              <w:t>Читатель, Библиотекарь</w:t>
+            </w:r>
+          </w:p>
+        </w:tc>
+      </w:tr>
+      <w:tr>
+        <w:trPr>
+          <w:trHeight w:val="100"/>
+        </w:trPr>
+        <w:tc>
+          <w:tcPr>
+            <w:tcW w:w="1995" w:type="dxa"/>
+          </w:tcPr>
+          <w:p>
+            <w:pPr>
+              <w:pStyle w:val="a0"/>
+              <w:spacing w:after="0" w:line="240" w:lineRule="auto"/>
+            </w:pPr>
+            <w:r>
+              <w:t>Цель</w:t>
+            </w:r>
+          </w:p>
+        </w:tc>
+        <w:tc>
+          <w:tcPr>
+            <w:tcW w:w="7576" w:type="dxa"/>
+            <w:gridSpan w:val="2"/>
+          </w:tcPr>
+          <w:p>
+            <w:pPr>
+              <w:pStyle w:val="a0"/>
+              <w:spacing w:after="0" w:line="240" w:lineRule="auto"/>
+            </w:pPr>
+            <w:r>
+              <w:t xml:space="preserve">Получение </w:t>
+            </w:r>
+            <w:r>
+              <w:t xml:space="preserve">списка </w:t>
+            </w:r>
+            <w:r>
+              <w:t>книг</w:t>
+            </w:r>
+            <w:r>
+              <w:t>,</w:t>
+            </w:r>
+            <w:r>
+              <w:t xml:space="preserve"> соответствующих заданным критериям поиска.</w:t>
+            </w:r>
+          </w:p>
+        </w:tc>
+      </w:tr>
+      <w:tr>
+        <w:trPr>
+          <w:trHeight w:val="100"/>
+        </w:trPr>
+        <w:tc>
+          <w:tcPr>
+            <w:tcW w:w="1995" w:type="dxa"/>
+          </w:tcPr>
+          <w:p>
+            <w:pPr>
+              <w:pStyle w:val="a0"/>
+              <w:spacing w:after="0" w:line="240" w:lineRule="auto"/>
+            </w:pPr>
+            <w:r>
+              <w:t>Краткое описание</w:t>
+            </w:r>
+          </w:p>
+        </w:tc>
+        <w:tc>
+          <w:tcPr>
+            <w:tcW w:w="7576" w:type="dxa"/>
+            <w:gridSpan w:val="2"/>
+          </w:tcPr>
+          <w:p>
+            <w:pPr>
+              <w:pStyle w:val="a0"/>
+              <w:spacing w:after="0" w:line="240" w:lineRule="auto"/>
+            </w:pPr>
+            <w:r>
+              <w:t>Выполняется поиск записей о книгах в базе данных по заданным критериям. В качестве критериев могут использоваться название, автор, жанр или элементы иерархического классификатора. В результате формируется набор записей, удовлетворяющих условиям поиска.</w:t>
+            </w:r>
+          </w:p>
+        </w:tc>
+      </w:tr>
+      <w:tr>
+        <w:trPr>
+          <w:trHeight w:val="100"/>
+        </w:trPr>
+        <w:tc>
+          <w:tcPr>
+            <w:tcW w:w="9571" w:type="dxa"/>
+            <w:gridSpan w:val="3"/>
+            <w:shd w:val="clear" w:color="auto" w:fill="EAEAEA"/>
+          </w:tcPr>
+          <w:p>
+            <w:pPr>
+              <w:pStyle w:val="a0"/>
+              <w:spacing w:after="0" w:line="240" w:lineRule="auto"/>
+              <w:jc w:val="center"/>
+              <w:rPr>
+                <w:lang w:val="en-US"/>
+              </w:rPr>
+            </w:pPr>
+            <w:r>
+              <w:t xml:space="preserve">Раздел </w:t>
+            </w:r>
+            <w:r>
+              <w:rPr>
+                <w:lang w:val="en-US"/>
+              </w:rPr>
+              <w:t>«</w:t>
+            </w:r>
+            <w:r>
+              <w:rPr>
+                <w:b/>
+                <w:bCs/>
+                <w:i/>
+                <w:iCs/>
+              </w:rPr>
+              <w:t>Типичный ход событий</w:t>
+            </w:r>
+            <w:r>
+              <w:rPr>
+                <w:lang w:val="en-US"/>
+              </w:rPr>
+              <w:t>»</w:t>
+            </w:r>
+          </w:p>
+        </w:tc>
+      </w:tr>
+      <w:tr>
+        <w:trPr>
+          <w:trHeight w:val="100"/>
+        </w:trPr>
+        <w:tc>
+          <w:tcPr>
+            <w:tcW w:w="4786" w:type="dxa"/>
+            <w:gridSpan w:val="2"/>
+          </w:tcPr>
+          <w:p>
+            <w:pPr>
+              <w:pStyle w:val="a0"/>
+              <w:spacing w:after="0" w:line="240" w:lineRule="auto"/>
+            </w:pPr>
+            <w:r>
+              <w:t>Действия акторов</w:t>
+            </w:r>
+          </w:p>
+        </w:tc>
+        <w:tc>
+          <w:tcPr>
+            <w:tcW w:w="4785" w:type="dxa"/>
+          </w:tcPr>
+          <w:p>
+            <w:pPr>
+              <w:pStyle w:val="a0"/>
+              <w:spacing w:after="0" w:line="240" w:lineRule="auto"/>
+            </w:pPr>
+            <w:r>
+              <w:t>Отклик системы</w:t>
+            </w:r>
+          </w:p>
+        </w:tc>
+      </w:tr>
+      <w:tr>
+        <w:trPr>
+          <w:trHeight w:val="100"/>
+        </w:trPr>
+        <w:tc>
+          <w:tcPr>
+            <w:tcW w:w="4786" w:type="dxa"/>
+            <w:gridSpan w:val="2"/>
+          </w:tcPr>
+          <w:p>
+            <w:pPr>
+              <w:pStyle w:val="a0"/>
+              <w:spacing w:after="0" w:line="240" w:lineRule="auto"/>
+            </w:pPr>
+            <w:r>
+              <w:t>1. Формирует запрос на поиск книг с указанием критериев</w:t>
+            </w:r>
+          </w:p>
+          <w:p>
+            <w:pPr>
+              <w:pStyle w:val="a0"/>
+              <w:spacing w:after="0" w:line="240" w:lineRule="auto"/>
+            </w:pPr>
+            <w:r>
+              <w:t>3. Уточняет критерии поиска(при необходимости)</w:t>
+            </w:r>
+          </w:p>
+          <w:p>
+            <w:pPr>
+              <w:pStyle w:val="a0"/>
+              <w:spacing w:after="0" w:line="240" w:lineRule="auto"/>
+            </w:pPr>
+            <w:r>
+              <w:t>5. Выбирает нужную книгу из предоставленного результата</w:t>
+            </w:r>
+          </w:p>
+        </w:tc>
+        <w:tc>
+          <w:tcPr>
+            <w:tcW w:w="4785" w:type="dxa"/>
+          </w:tcPr>
+          <w:p>
+            <w:pPr>
+              <w:pStyle w:val="a0"/>
+              <w:spacing w:after="0" w:line="240" w:lineRule="auto"/>
+            </w:pPr>
+            <w:r>
+              <w:t>2. Выполняет поиск записей в базе данных</w:t>
+            </w:r>
+          </w:p>
+          <w:p>
+            <w:pPr>
+              <w:pStyle w:val="a0"/>
+              <w:spacing w:after="0" w:line="240" w:lineRule="auto"/>
+            </w:pPr>
+            <w:r>
+              <w:t>4. Формирует и возвращает результат выборки</w:t>
+            </w:r>
+          </w:p>
+          <w:p>
+            <w:pPr>
+              <w:pStyle w:val="a0"/>
+              <w:spacing w:after="0" w:line="240" w:lineRule="auto"/>
+            </w:pPr>
+          </w:p>
+        </w:tc>
+      </w:tr>
+    </w:tbl>
+    <w:p>
+      <w:pPr>
+        <w:pStyle w:val="a0"/>
+        <w:spacing w:after="0" w:line="240" w:lineRule="auto"/>
+        <w:jc w:val="center"/>
+      </w:pPr>
+    </w:p>
+    <w:tbl>
+      <w:tblPr>
+        <w:tblStyle w:val="af0"/>
+        <w:tblW w:w="0" w:type="auto"/>
+        <w:tblLook w:val="04A0" w:firstRow="1" w:lastRow="0" w:firstColumn="1" w:lastColumn="0" w:noHBand="0" w:noVBand="1"/>
+      </w:tblPr>
+      <w:tblGrid>
+        <w:gridCol w:w="1995"/>
+        <w:gridCol w:w="2791"/>
+        <w:gridCol w:w="4785"/>
+      </w:tblGrid>
+      <w:tr>
+        <w:tc>
+          <w:tcPr>
+            <w:tcW w:w="9571" w:type="dxa"/>
+            <w:gridSpan w:val="3"/>
+          </w:tcPr>
+          <w:p>
+            <w:pPr>
+              <w:pStyle w:val="a0"/>
+              <w:spacing w:after="0" w:line="240" w:lineRule="auto"/>
+              <w:jc w:val="center"/>
+            </w:pPr>
+            <w:r>
+              <w:t xml:space="preserve">Сценарий варианта использования </w:t>
+            </w:r>
+            <w:r>
+              <w:t>«</w:t>
+            </w:r>
+            <w:r>
+              <w:rPr>
+                <w:i/>
+                <w:iCs/>
+              </w:rPr>
+              <w:t>Просмотр информации о книге</w:t>
+            </w:r>
+            <w:r>
+              <w:t>»</w:t>
+            </w:r>
+          </w:p>
+        </w:tc>
+      </w:tr>
+      <w:tr>
+        <w:tc>
+          <w:tcPr>
+            <w:tcW w:w="9571" w:type="dxa"/>
+            <w:gridSpan w:val="3"/>
+            <w:shd w:val="clear" w:color="auto" w:fill="EAEAEA"/>
+          </w:tcPr>
+          <w:p>
+            <w:pPr>
+              <w:pStyle w:val="a0"/>
+              <w:spacing w:after="0" w:line="240" w:lineRule="auto"/>
+              <w:jc w:val="center"/>
+              <w:rPr>
+                <w:b/>
+                <w:bCs/>
+                <w:i/>
+                <w:iCs/>
+              </w:rPr>
+            </w:pPr>
+            <w:r>
+              <w:rPr>
+                <w:b/>
+                <w:bCs/>
+                <w:i/>
+                <w:iCs/>
+              </w:rPr>
+              <w:t>Главный раздел</w:t>
+            </w:r>
+          </w:p>
+        </w:tc>
+      </w:tr>
+      <w:tr>
+        <w:trPr>
+          <w:trHeight w:val="100"/>
+        </w:trPr>
+        <w:tc>
+          <w:tcPr>
+            <w:tcW w:w="1995" w:type="dxa"/>
+          </w:tcPr>
+          <w:p>
+            <w:pPr>
+              <w:pStyle w:val="a0"/>
+              <w:spacing w:after="0" w:line="240" w:lineRule="auto"/>
+            </w:pPr>
+            <w:r>
+              <w:t>Наименование</w:t>
+            </w:r>
+          </w:p>
+        </w:tc>
+        <w:tc>
+          <w:tcPr>
+            <w:tcW w:w="7576" w:type="dxa"/>
+            <w:gridSpan w:val="2"/>
+          </w:tcPr>
+          <w:p>
+            <w:pPr>
+              <w:pStyle w:val="a0"/>
+              <w:spacing w:after="0" w:line="240" w:lineRule="auto"/>
+              <w:rPr>
+                <w:i/>
+                <w:iCs/>
+              </w:rPr>
+            </w:pPr>
+            <w:r>
+              <w:rPr>
+                <w:i/>
+                <w:iCs/>
+              </w:rPr>
+              <w:t>Просмотр информации о книге</w:t>
+            </w:r>
+          </w:p>
+        </w:tc>
+      </w:tr>
+      <w:tr>
+        <w:trPr>
+          <w:trHeight w:val="100"/>
+        </w:trPr>
+        <w:tc>
+          <w:tcPr>
+            <w:tcW w:w="1995" w:type="dxa"/>
+          </w:tcPr>
+          <w:p>
+            <w:pPr>
+              <w:pStyle w:val="a0"/>
+              <w:spacing w:after="0" w:line="240" w:lineRule="auto"/>
+            </w:pPr>
+            <w:r>
+              <w:t>Тип</w:t>
+            </w:r>
+          </w:p>
+        </w:tc>
+        <w:tc>
+          <w:tcPr>
+            <w:tcW w:w="7576" w:type="dxa"/>
+            <w:gridSpan w:val="2"/>
+          </w:tcPr>
+          <w:p>
+            <w:pPr>
+              <w:pStyle w:val="a0"/>
+              <w:spacing w:after="0" w:line="240" w:lineRule="auto"/>
+            </w:pPr>
+            <w:r>
+              <w:t>Базовый</w:t>
+            </w:r>
+          </w:p>
+        </w:tc>
+      </w:tr>
+      <w:tr>
+        <w:trPr>
+          <w:trHeight w:val="100"/>
+        </w:trPr>
+        <w:tc>
+          <w:tcPr>
+            <w:tcW w:w="1995" w:type="dxa"/>
+          </w:tcPr>
+          <w:p>
+            <w:pPr>
+              <w:pStyle w:val="a0"/>
+              <w:spacing w:after="0" w:line="240" w:lineRule="auto"/>
+            </w:pPr>
+            <w:r>
+              <w:t>Акторы</w:t>
+            </w:r>
+          </w:p>
+        </w:tc>
+        <w:tc>
+          <w:tcPr>
+            <w:tcW w:w="7576" w:type="dxa"/>
+            <w:gridSpan w:val="2"/>
+          </w:tcPr>
+          <w:p>
+            <w:pPr>
+              <w:pStyle w:val="a0"/>
+              <w:spacing w:after="0" w:line="240" w:lineRule="auto"/>
+              <w:rPr>
+                <w:i/>
+                <w:iCs/>
+              </w:rPr>
+            </w:pPr>
+            <w:r>
+              <w:rPr>
+                <w:i/>
+                <w:iCs/>
+              </w:rPr>
+              <w:t>Читатель, Библиотекарь</w:t>
+            </w:r>
+          </w:p>
+        </w:tc>
+      </w:tr>
+      <w:tr>
+        <w:trPr>
+          <w:trHeight w:val="100"/>
+        </w:trPr>
+        <w:tc>
+          <w:tcPr>
+            <w:tcW w:w="1995" w:type="dxa"/>
+          </w:tcPr>
+          <w:p>
+            <w:pPr>
+              <w:pStyle w:val="a0"/>
+              <w:spacing w:after="0" w:line="240" w:lineRule="auto"/>
+            </w:pPr>
+            <w:r>
+              <w:t>Цель</w:t>
+            </w:r>
+          </w:p>
+        </w:tc>
+        <w:tc>
+          <w:tcPr>
+            <w:tcW w:w="7576" w:type="dxa"/>
+            <w:gridSpan w:val="2"/>
+          </w:tcPr>
+          <w:p>
+            <w:pPr>
+              <w:pStyle w:val="a0"/>
+              <w:spacing w:after="0" w:line="240" w:lineRule="auto"/>
+            </w:pPr>
+            <w:r>
+              <w:t>Получени</w:t>
+            </w:r>
+            <w:r>
+              <w:t>е</w:t>
+            </w:r>
+            <w:r>
+              <w:t xml:space="preserve"> </w:t>
+            </w:r>
+            <w:r>
+              <w:t xml:space="preserve">детальной </w:t>
+            </w:r>
+            <w:r>
+              <w:t>информации о</w:t>
+            </w:r>
+            <w:r>
+              <w:t xml:space="preserve"> выбранной </w:t>
+            </w:r>
+            <w:r>
+              <w:t>книге</w:t>
+            </w:r>
+          </w:p>
+        </w:tc>
+      </w:tr>
+      <w:tr>
+        <w:trPr>
+          <w:trHeight w:val="100"/>
+        </w:trPr>
+        <w:tc>
+          <w:tcPr>
+            <w:tcW w:w="1995" w:type="dxa"/>
+          </w:tcPr>
+          <w:p>
+            <w:pPr>
+              <w:pStyle w:val="a0"/>
+              <w:spacing w:after="0" w:line="240" w:lineRule="auto"/>
+            </w:pPr>
+            <w:r>
+              <w:t>Краткое описание</w:t>
+            </w:r>
+          </w:p>
+        </w:tc>
+        <w:tc>
+          <w:tcPr>
+            <w:tcW w:w="7576" w:type="dxa"/>
+            <w:gridSpan w:val="2"/>
+          </w:tcPr>
+          <w:p>
+            <w:pPr>
+              <w:pStyle w:val="a0"/>
+              <w:spacing w:after="0" w:line="240" w:lineRule="auto"/>
+            </w:pPr>
+            <w:r>
+              <w:t>По запросу пользователя выполняется получение полной информации о выбранной книге из базы данных. В результат включаются основные характеристики книги и сведения о ее наличии.</w:t>
+            </w:r>
+          </w:p>
+        </w:tc>
+      </w:tr>
+      <w:tr>
+        <w:trPr>
+          <w:trHeight w:val="100"/>
+        </w:trPr>
+        <w:tc>
+          <w:tcPr>
+            <w:tcW w:w="9571" w:type="dxa"/>
+            <w:gridSpan w:val="3"/>
+            <w:shd w:val="clear" w:color="auto" w:fill="EAEAEA"/>
+          </w:tcPr>
+          <w:p>
+            <w:pPr>
+              <w:pStyle w:val="a0"/>
+              <w:spacing w:after="0" w:line="240" w:lineRule="auto"/>
+              <w:jc w:val="center"/>
+              <w:rPr>
+                <w:lang w:val="en-US"/>
+              </w:rPr>
+            </w:pPr>
+            <w:r>
+              <w:t xml:space="preserve">Раздел </w:t>
+            </w:r>
+            <w:r>
+              <w:rPr>
+                <w:lang w:val="en-US"/>
+              </w:rPr>
+              <w:t>«</w:t>
+            </w:r>
+            <w:r>
+              <w:rPr>
+                <w:b/>
+                <w:bCs/>
+                <w:i/>
+                <w:iCs/>
+              </w:rPr>
+              <w:t>Типичный ход событий</w:t>
+            </w:r>
+            <w:r>
+              <w:rPr>
+                <w:lang w:val="en-US"/>
+              </w:rPr>
+              <w:t>»</w:t>
+            </w:r>
+          </w:p>
+        </w:tc>
+      </w:tr>
+      <w:tr>
+        <w:trPr>
+          <w:trHeight w:val="161"/>
+        </w:trPr>
+        <w:tc>
+          <w:tcPr>
+            <w:tcW w:w="4786" w:type="dxa"/>
+            <w:gridSpan w:val="2"/>
+          </w:tcPr>
+          <w:p>
+            <w:pPr>
+              <w:pStyle w:val="a0"/>
+              <w:spacing w:after="0" w:line="240" w:lineRule="auto"/>
+            </w:pPr>
+            <w:r>
+              <w:t>Действия акторов</w:t>
+            </w:r>
+          </w:p>
+        </w:tc>
+        <w:tc>
+          <w:tcPr>
+            <w:tcW w:w="4785" w:type="dxa"/>
+          </w:tcPr>
+          <w:p>
+            <w:pPr>
+              <w:pStyle w:val="a0"/>
+              <w:spacing w:after="0" w:line="240" w:lineRule="auto"/>
+            </w:pPr>
+            <w:r>
+              <w:t>Отклик системы</w:t>
+            </w:r>
+          </w:p>
+        </w:tc>
+      </w:tr>
+      <w:tr>
+        <w:trPr>
+          <w:trHeight w:val="100"/>
+        </w:trPr>
+        <w:tc>
+          <w:tcPr>
+            <w:tcW w:w="4786" w:type="dxa"/>
+            <w:gridSpan w:val="2"/>
+          </w:tcPr>
+          <w:p>
+            <w:pPr>
+              <w:pStyle w:val="a0"/>
+              <w:spacing w:after="0" w:line="240" w:lineRule="auto"/>
+            </w:pPr>
+            <w:r>
+              <w:t>1. Выбор нужной книги</w:t>
+            </w:r>
+          </w:p>
+        </w:tc>
+        <w:tc>
+          <w:tcPr>
+            <w:tcW w:w="4785" w:type="dxa"/>
+          </w:tcPr>
+          <w:p>
+            <w:pPr>
+              <w:pStyle w:val="a0"/>
+              <w:spacing w:after="0" w:line="240" w:lineRule="auto"/>
+            </w:pPr>
+            <w:r>
+              <w:t>2. Извлекает из базы данных полную информацию о выбранной книге</w:t>
+            </w:r>
+          </w:p>
+          <w:p>
+            <w:pPr>
+              <w:pStyle w:val="a0"/>
+              <w:spacing w:after="0" w:line="240" w:lineRule="auto"/>
+            </w:pPr>
+            <w:r>
+              <w:t>3. Формирует и возвращает результат запроса</w:t>
+            </w:r>
+          </w:p>
+        </w:tc>
+      </w:tr>
+    </w:tbl>
+    <w:p>
+      <w:pPr>
+        <w:pStyle w:val="a0"/>
+        <w:spacing w:after="0" w:line="240" w:lineRule="auto"/>
+        <w:jc w:val="center"/>
+      </w:pPr>
+    </w:p>
+    <w:p>
+      <w:pPr>
+        <w:pStyle w:val="a0"/>
+        <w:spacing w:after="0" w:line="240" w:lineRule="auto"/>
+        <w:jc w:val="center"/>
+      </w:pPr>
+      <w:r>
+        <w:t xml:space="preserve"> </w:t>
+      </w:r>
+    </w:p>
+    <w:p>
+      <w:pPr>
+        <w:pStyle w:val="a0"/>
+        <w:spacing w:after="0" w:line="240" w:lineRule="auto"/>
+        <w:jc w:val="center"/>
+      </w:pPr>
+    </w:p>
+    <w:p>
+      <w:pPr>
+        <w:pStyle w:val="a0"/>
+        <w:spacing w:after="0" w:line="240" w:lineRule="auto"/>
+        <w:jc w:val="center"/>
+      </w:pPr>
+    </w:p>
+    <w:p>
+      <w:pPr>
+        <w:pStyle w:val="a0"/>
+        <w:spacing w:after="0" w:line="240" w:lineRule="auto"/>
+        <w:jc w:val="center"/>
       </w:pPr>
     </w:p>
     <w:p>
@@ -2317,8 +3258,8 @@
       </w:pPr>
     </w:p>
     <w:sectPr>
-      <w:footerReference w:type="default" r:id="rId8"/>
-      <w:footerReference w:type="first" r:id="rId9"/>
+      <w:footerReference w:type="default" r:id="rId9"/>
+      <w:footerReference w:type="first" r:id="rId10"/>
       <w:pgSz w:w="11906" w:h="16838"/>
       <w:pgMar w:top="1134" w:right="850" w:bottom="1134" w:left="1701" w:header="708" w:footer="708" w:gutter="0"/>
       <w:cols w:space="720"/>
@@ -5479,6 +6420,78 @@
       <w:rFonts w:cs="Times New Roman"/>
     </w:rPr>
   </w:style>
+  <w:style w:type="table" w:styleId="-2">
+    <w:name w:val="Grid Table 2"/>
+    <w:basedOn w:val="a2"/>
+    <w:uiPriority w:val="47"/>
+    <w:rsid w:val="002C27D6"/>
+    <w:tblPr>
+      <w:tblStyleRowBandSize w:val="1"/>
+      <w:tblStyleColBandSize w:val="1"/>
+      <w:tblBorders>
+        <w:top w:val="single" w:sz="2" w:space="0" w:color="666666" w:themeColor="text1" w:themeTint="99"/>
+        <w:bottom w:val="single" w:sz="2" w:space="0" w:color="666666" w:themeColor="text1" w:themeTint="99"/>
+        <w:insideH w:val="single" w:sz="2" w:space="0" w:color="666666" w:themeColor="text1" w:themeTint="99"/>
+        <w:insideV w:val="single" w:sz="2" w:space="0" w:color="666666" w:themeColor="text1" w:themeTint="99"/>
+      </w:tblBorders>
+    </w:tblPr>
+    <w:tblStylePr w:type="firstRow">
+      <w:rPr>
+        <w:b/>
+        <w:bCs/>
+      </w:rPr>
+      <w:tblPr/>
+      <w:tcPr>
+        <w:tcBorders>
+          <w:top w:val="nil"/>
+          <w:bottom w:val="single" w:sz="12" w:space="0" w:color="666666" w:themeColor="text1" w:themeTint="99"/>
+          <w:insideH w:val="nil"/>
+          <w:insideV w:val="nil"/>
+        </w:tcBorders>
+        <w:shd w:val="clear" w:color="auto" w:fill="FFFFFF" w:themeFill="background1"/>
+      </w:tcPr>
+    </w:tblStylePr>
+    <w:tblStylePr w:type="lastRow">
+      <w:rPr>
+        <w:b/>
+        <w:bCs/>
+      </w:rPr>
+      <w:tblPr/>
+      <w:tcPr>
+        <w:tcBorders>
+          <w:top w:val="double" w:sz="2" w:space="0" w:color="666666" w:themeColor="text1" w:themeTint="99"/>
+          <w:bottom w:val="nil"/>
+          <w:insideH w:val="nil"/>
+          <w:insideV w:val="nil"/>
+        </w:tcBorders>
+        <w:shd w:val="clear" w:color="auto" w:fill="FFFFFF" w:themeFill="background1"/>
+      </w:tcPr>
+    </w:tblStylePr>
+    <w:tblStylePr w:type="firstCol">
+      <w:rPr>
+        <w:b/>
+        <w:bCs/>
+      </w:rPr>
+    </w:tblStylePr>
+    <w:tblStylePr w:type="lastCol">
+      <w:rPr>
+        <w:b/>
+        <w:bCs/>
+      </w:rPr>
+    </w:tblStylePr>
+    <w:tblStylePr w:type="band1Vert">
+      <w:tblPr/>
+      <w:tcPr>
+        <w:shd w:val="clear" w:color="auto" w:fill="CCCCCC" w:themeFill="text1" w:themeFillTint="33"/>
+      </w:tcPr>
+    </w:tblStylePr>
+    <w:tblStylePr w:type="band1Horz">
+      <w:tblPr/>
+      <w:tcPr>
+        <w:shd w:val="clear" w:color="auto" w:fill="CCCCCC" w:themeFill="text1" w:themeFillTint="33"/>
+      </w:tcPr>
+    </w:tblStylePr>
+  </w:style>
 </w:styles>
 </file>
 

--- a/ЕСПД_ДОКУМЕНТАЦИЯ/4. Пояснительная записка.docx
+++ b/ЕСПД_ДОКУМЕНТАЦИЯ/4. Пояснительная записка.docx
@@ -1953,9 +1953,12 @@
       <w:pPr>
         <w:pStyle w:val="a0"/>
         <w:spacing w:before="240" w:after="0" w:line="240" w:lineRule="auto"/>
-        <w:rPr>
-          <w:lang w:val="en-US"/>
-        </w:rPr>
+      </w:pPr>
+    </w:p>
+    <w:p>
+      <w:pPr>
+        <w:pStyle w:val="a0"/>
+        <w:spacing w:before="240" w:after="0" w:line="240" w:lineRule="auto"/>
       </w:pPr>
       <w:r>
         <w:t xml:space="preserve">Библиотекарь </w:t>
@@ -2077,18 +2080,7 @@
       <w:pPr>
         <w:pStyle w:val="a0"/>
         <w:spacing w:after="0" w:line="240" w:lineRule="auto"/>
-        <w:rPr>
-          <w:lang w:val="en-US"/>
-        </w:rPr>
-      </w:pPr>
-    </w:p>
-    <w:p>
-      <w:pPr>
-        <w:pStyle w:val="a0"/>
-        <w:spacing w:after="0" w:line="240" w:lineRule="auto"/>
-        <w:rPr>
-          <w:lang w:val="en-US"/>
-        </w:rPr>
+        <w:ind w:left="720"/>
       </w:pPr>
     </w:p>
     <w:p>
@@ -2193,12 +2185,158 @@
       <w:pPr>
         <w:pStyle w:val="a0"/>
         <w:spacing w:after="0" w:line="240" w:lineRule="auto"/>
+      </w:pPr>
+      <w:r>
+        <w:t>Список функциональных требований</w:t>
+      </w:r>
+      <w:r>
+        <w:rPr>
+          <w:lang w:val="en-US"/>
+        </w:rPr>
+        <w:t>:</w:t>
+      </w:r>
+    </w:p>
+    <w:p>
+      <w:pPr>
+        <w:pStyle w:val="a0"/>
+        <w:numPr>
+          <w:ilvl w:val="0"/>
+          <w:numId w:val="22"/>
+        </w:numPr>
+        <w:spacing w:after="0" w:line="240" w:lineRule="auto"/>
+      </w:pPr>
+      <w:r>
+        <w:t xml:space="preserve">хранение данных о книгах (название, автор, год издания, жанр, издательство); добавление, изменение и удаление информации о книгах; </w:t>
+      </w:r>
+    </w:p>
+    <w:p>
+      <w:pPr>
+        <w:pStyle w:val="a0"/>
+        <w:numPr>
+          <w:ilvl w:val="0"/>
+          <w:numId w:val="22"/>
+        </w:numPr>
+        <w:spacing w:after="0" w:line="240" w:lineRule="auto"/>
+      </w:pPr>
+      <w:r>
+        <w:t xml:space="preserve">ведение учета читателей (ФИО, контактные данные, номер читательского билета); </w:t>
+      </w:r>
+    </w:p>
+    <w:p>
+      <w:pPr>
+        <w:pStyle w:val="a0"/>
+        <w:numPr>
+          <w:ilvl w:val="0"/>
+          <w:numId w:val="22"/>
+        </w:numPr>
+        <w:spacing w:after="0" w:line="240" w:lineRule="auto"/>
+      </w:pPr>
+      <w:r>
+        <w:t xml:space="preserve">регистрацию выдачи и возврата книг; </w:t>
+      </w:r>
+    </w:p>
+    <w:p>
+      <w:pPr>
+        <w:pStyle w:val="a0"/>
+        <w:numPr>
+          <w:ilvl w:val="0"/>
+          <w:numId w:val="22"/>
+        </w:numPr>
+        <w:spacing w:after="0" w:line="240" w:lineRule="auto"/>
+      </w:pPr>
+      <w:r>
+        <w:t xml:space="preserve">контроль сроков возврата книг; </w:t>
+      </w:r>
+    </w:p>
+    <w:p>
+      <w:pPr>
+        <w:pStyle w:val="a0"/>
+        <w:numPr>
+          <w:ilvl w:val="0"/>
+          <w:numId w:val="22"/>
+        </w:numPr>
+        <w:spacing w:after="0" w:line="240" w:lineRule="auto"/>
+      </w:pPr>
+      <w:r>
+        <w:t xml:space="preserve">поиск книг по названию, автору, жанру; </w:t>
+      </w:r>
+    </w:p>
+    <w:p>
+      <w:pPr>
+        <w:pStyle w:val="a0"/>
+        <w:numPr>
+          <w:ilvl w:val="0"/>
+          <w:numId w:val="22"/>
+        </w:numPr>
+        <w:spacing w:after="0" w:line="240" w:lineRule="auto"/>
+      </w:pPr>
+      <w:r>
+        <w:t xml:space="preserve">поиск по иерархическому классификатору; </w:t>
+      </w:r>
+    </w:p>
+    <w:p>
+      <w:pPr>
+        <w:pStyle w:val="a0"/>
+        <w:numPr>
+          <w:ilvl w:val="0"/>
+          <w:numId w:val="22"/>
+        </w:numPr>
+        <w:spacing w:after="0" w:line="240" w:lineRule="auto"/>
+      </w:pPr>
+      <w:r>
+        <w:t>формирование аналитических отчетов;</w:t>
+      </w:r>
+    </w:p>
+    <w:p>
+      <w:pPr>
+        <w:pStyle w:val="a0"/>
+        <w:numPr>
+          <w:ilvl w:val="0"/>
+          <w:numId w:val="22"/>
+        </w:numPr>
+        <w:spacing w:after="0" w:line="240" w:lineRule="auto"/>
+      </w:pPr>
+      <w:r>
+        <w:t>просмотр информации о книге;</w:t>
+      </w:r>
+    </w:p>
+    <w:p>
+      <w:pPr>
+        <w:pStyle w:val="a0"/>
+        <w:numPr>
+          <w:ilvl w:val="0"/>
+          <w:numId w:val="22"/>
+        </w:numPr>
+        <w:spacing w:after="0" w:line="240" w:lineRule="auto"/>
+      </w:pPr>
+      <w:r>
+        <w:t>просмотр данных читателя;</w:t>
+      </w:r>
+    </w:p>
+    <w:p>
+      <w:pPr>
+        <w:pStyle w:val="a0"/>
+        <w:spacing w:after="0" w:line="240" w:lineRule="auto"/>
+        <w:ind w:left="720"/>
+      </w:pPr>
+    </w:p>
+    <w:p>
+      <w:pPr>
+        <w:pStyle w:val="a0"/>
+        <w:spacing w:after="0" w:line="240" w:lineRule="auto"/>
+        <w:ind w:left="720"/>
+      </w:pPr>
+    </w:p>
+    <w:p>
+      <w:pPr>
+        <w:pStyle w:val="a0"/>
+        <w:spacing w:after="0" w:line="240" w:lineRule="auto"/>
         <w:jc w:val="center"/>
       </w:pPr>
       <w:r>
         <w:drawing>
-          <wp:inline distT="0" distB="0" distL="0" distR="0" wp14:anchorId="42CDF1B0" wp14:editId="08E9B1E5">
-            <wp:extent cx="5940425" cy="8246745"/>
+          <wp:inline distT="0" distB="0" distL="0" distR="0" wp14:anchorId="1F5BAF20" wp14:editId="30283784">
+            <wp:extent cx="4240924" cy="5957239"/>
             <wp:effectExtent l="0" t="0" r="0" b="0"/>
             <wp:docPr id="1" name="Рисунок 1"/>
             <wp:cNvGraphicFramePr>
@@ -2220,7 +2358,7 @@
                   <pic:spPr>
                     <a:xfrm>
                       <a:off x="0" y="0"/>
-                      <a:ext cx="5940425" cy="8246745"/>
+                      <a:ext cx="4254035" cy="5975656"/>
                     </a:xfrm>
                     <a:prstGeom prst="rect">
                       <a:avLst/>
@@ -2245,18 +2383,41 @@
       <w:r>
         <w:t xml:space="preserve">1 </w:t>
       </w:r>
+      <w:proofErr w:type="spellStart"/>
       <w:r>
         <w:rPr>
           <w:lang w:val="en-US"/>
         </w:rPr>
         <w:t>UseCase</w:t>
       </w:r>
+      <w:proofErr w:type="spellEnd"/>
       <w:r>
         <w:t xml:space="preserve"> – </w:t>
       </w:r>
       <w:r>
         <w:t>диаграмма базы данных библиотечного сервиса</w:t>
       </w:r>
+    </w:p>
+    <w:p>
+      <w:pPr>
+        <w:pStyle w:val="a0"/>
+        <w:spacing w:after="0" w:line="240" w:lineRule="auto"/>
+        <w:jc w:val="center"/>
+      </w:pPr>
+    </w:p>
+    <w:p>
+      <w:pPr>
+        <w:pStyle w:val="a0"/>
+        <w:spacing w:after="0" w:line="240" w:lineRule="auto"/>
+        <w:jc w:val="center"/>
+      </w:pPr>
+    </w:p>
+    <w:p>
+      <w:pPr>
+        <w:pStyle w:val="a0"/>
+        <w:spacing w:after="0" w:line="240" w:lineRule="auto"/>
+        <w:jc w:val="center"/>
+      </w:pPr>
     </w:p>
     <w:p>
       <w:pPr>
@@ -2386,8 +2547,16 @@
             <w:pPr>
               <w:pStyle w:val="a0"/>
               <w:spacing w:after="0" w:line="240" w:lineRule="auto"/>
-            </w:pPr>
-            <w:r>
+              <w:rPr>
+                <w:i/>
+                <w:iCs/>
+              </w:rPr>
+            </w:pPr>
+            <w:r>
+              <w:rPr>
+                <w:i/>
+                <w:iCs/>
+              </w:rPr>
               <w:t>Поиск книг</w:t>
             </w:r>
           </w:p>
@@ -2454,8 +2623,16 @@
             <w:pPr>
               <w:pStyle w:val="a0"/>
               <w:spacing w:after="0" w:line="240" w:lineRule="auto"/>
-            </w:pPr>
-            <w:r>
+              <w:rPr>
+                <w:i/>
+                <w:iCs/>
+              </w:rPr>
+            </w:pPr>
+            <w:r>
+              <w:rPr>
+                <w:i/>
+                <w:iCs/>
+              </w:rPr>
               <w:t>Читатель, Библиотекарь</w:t>
             </w:r>
           </w:p>
@@ -2645,16 +2822,15 @@
               <w:spacing w:after="0" w:line="240" w:lineRule="auto"/>
             </w:pPr>
             <w:r>
-              <w:t>3. Уточняет критерии поиска(при необходимости)</w:t>
-            </w:r>
-          </w:p>
-          <w:p>
-            <w:pPr>
-              <w:pStyle w:val="a0"/>
-              <w:spacing w:after="0" w:line="240" w:lineRule="auto"/>
-            </w:pPr>
-            <w:r>
-              <w:t>5. Выбирает нужную книгу из предоставленного результата</w:t>
+              <w:t xml:space="preserve">3. Уточняет критерии </w:t>
+            </w:r>
+            <w:proofErr w:type="gramStart"/>
+            <w:r>
+              <w:t>поиска(</w:t>
+            </w:r>
+            <w:proofErr w:type="gramEnd"/>
+            <w:r>
+              <w:t>при необходимости)</w:t>
             </w:r>
           </w:p>
         </w:tc>
@@ -2968,7 +3144,13 @@
               <w:spacing w:after="0" w:line="240" w:lineRule="auto"/>
             </w:pPr>
             <w:r>
-              <w:t>По запросу пользователя выполняется получение полной информации о выбранной книге из базы данных. В результат включаются основные характеристики книги и сведения о ее наличии.</w:t>
+              <w:t>По запросу выполняется получение полной информации о выбранной книге из базы данных. В результат</w:t>
+            </w:r>
+            <w:r>
+              <w:t>е</w:t>
+            </w:r>
+            <w:r>
+              <w:t xml:space="preserve"> включаются основные характеристики книги и сведения о ее наличии.</w:t>
             </w:r>
           </w:p>
         </w:tc>
@@ -3106,14 +3288,4321 @@
     </w:p>
     <w:p>
       <w:pPr>
+        <w:suppressAutoHyphens w:val="0"/>
+        <w:spacing w:line="240" w:lineRule="auto"/>
+        <w:rPr>
+          <w:rFonts w:eastAsia="Lucida Sans Unicode"/>
+          <w:kern w:val="2"/>
+        </w:rPr>
+      </w:pPr>
+    </w:p>
+    <w:tbl>
+      <w:tblPr>
+        <w:tblStyle w:val="af0"/>
+        <w:tblW w:w="0" w:type="auto"/>
+        <w:tblLook w:val="04A0" w:firstRow="1" w:lastRow="0" w:firstColumn="1" w:lastColumn="0" w:noHBand="0" w:noVBand="1"/>
+      </w:tblPr>
+      <w:tblGrid>
+        <w:gridCol w:w="4786"/>
+        <w:gridCol w:w="4785"/>
+      </w:tblGrid>
+      <w:tr>
+        <w:tc>
+          <w:tcPr>
+            <w:tcW w:w="9571" w:type="dxa"/>
+            <w:gridSpan w:val="2"/>
+          </w:tcPr>
+          <w:p>
+            <w:pPr>
+              <w:pStyle w:val="a0"/>
+              <w:spacing w:after="0" w:line="240" w:lineRule="auto"/>
+              <w:jc w:val="center"/>
+            </w:pPr>
+            <w:r>
+              <w:t xml:space="preserve">Сценарий варианта использования </w:t>
+            </w:r>
+            <w:r>
+              <w:t>«</w:t>
+            </w:r>
+            <w:r>
+              <w:rPr>
+                <w:i/>
+                <w:iCs/>
+              </w:rPr>
+              <w:t>Регистрация читателя</w:t>
+            </w:r>
+            <w:r>
+              <w:t>»</w:t>
+            </w:r>
+          </w:p>
+        </w:tc>
+      </w:tr>
+      <w:tr>
+        <w:tc>
+          <w:tcPr>
+            <w:tcW w:w="9571" w:type="dxa"/>
+            <w:gridSpan w:val="2"/>
+            <w:shd w:val="clear" w:color="auto" w:fill="EAEAEA"/>
+          </w:tcPr>
+          <w:p>
+            <w:pPr>
+              <w:pStyle w:val="a0"/>
+              <w:spacing w:after="0" w:line="240" w:lineRule="auto"/>
+              <w:jc w:val="center"/>
+              <w:rPr>
+                <w:b/>
+                <w:bCs/>
+                <w:i/>
+                <w:iCs/>
+              </w:rPr>
+            </w:pPr>
+            <w:r>
+              <w:rPr>
+                <w:b/>
+                <w:bCs/>
+                <w:i/>
+                <w:iCs/>
+              </w:rPr>
+              <w:t>Главный раздел</w:t>
+            </w:r>
+          </w:p>
+        </w:tc>
+      </w:tr>
+      <w:tr>
+        <w:trPr>
+          <w:trHeight w:val="100"/>
+        </w:trPr>
+        <w:tc>
+          <w:tcPr>
+            <w:tcW w:w="4786" w:type="dxa"/>
+          </w:tcPr>
+          <w:p>
+            <w:pPr>
+              <w:pStyle w:val="a0"/>
+              <w:spacing w:after="0" w:line="240" w:lineRule="auto"/>
+            </w:pPr>
+            <w:r>
+              <w:t>Наименование</w:t>
+            </w:r>
+          </w:p>
+        </w:tc>
+        <w:tc>
+          <w:tcPr>
+            <w:tcW w:w="4785" w:type="dxa"/>
+          </w:tcPr>
+          <w:p>
+            <w:pPr>
+              <w:pStyle w:val="a0"/>
+              <w:spacing w:after="0" w:line="240" w:lineRule="auto"/>
+              <w:rPr>
+                <w:i/>
+                <w:iCs/>
+              </w:rPr>
+            </w:pPr>
+            <w:r>
+              <w:rPr>
+                <w:i/>
+                <w:iCs/>
+              </w:rPr>
+              <w:t>Регистрация читателя</w:t>
+            </w:r>
+          </w:p>
+        </w:tc>
+      </w:tr>
+      <w:tr>
+        <w:trPr>
+          <w:trHeight w:val="100"/>
+        </w:trPr>
+        <w:tc>
+          <w:tcPr>
+            <w:tcW w:w="4786" w:type="dxa"/>
+          </w:tcPr>
+          <w:p>
+            <w:pPr>
+              <w:pStyle w:val="a0"/>
+              <w:spacing w:after="0" w:line="240" w:lineRule="auto"/>
+            </w:pPr>
+            <w:r>
+              <w:t>Тип</w:t>
+            </w:r>
+          </w:p>
+        </w:tc>
+        <w:tc>
+          <w:tcPr>
+            <w:tcW w:w="4785" w:type="dxa"/>
+          </w:tcPr>
+          <w:p>
+            <w:pPr>
+              <w:pStyle w:val="a0"/>
+              <w:spacing w:after="0" w:line="240" w:lineRule="auto"/>
+            </w:pPr>
+            <w:r>
+              <w:t>Базовый</w:t>
+            </w:r>
+          </w:p>
+        </w:tc>
+      </w:tr>
+      <w:tr>
+        <w:trPr>
+          <w:trHeight w:val="100"/>
+        </w:trPr>
+        <w:tc>
+          <w:tcPr>
+            <w:tcW w:w="4786" w:type="dxa"/>
+          </w:tcPr>
+          <w:p>
+            <w:pPr>
+              <w:pStyle w:val="a0"/>
+              <w:spacing w:after="0" w:line="240" w:lineRule="auto"/>
+            </w:pPr>
+            <w:r>
+              <w:t>Акторы</w:t>
+            </w:r>
+          </w:p>
+        </w:tc>
+        <w:tc>
+          <w:tcPr>
+            <w:tcW w:w="4785" w:type="dxa"/>
+          </w:tcPr>
+          <w:p>
+            <w:pPr>
+              <w:pStyle w:val="a0"/>
+              <w:spacing w:after="0" w:line="240" w:lineRule="auto"/>
+              <w:rPr>
+                <w:i/>
+                <w:iCs/>
+              </w:rPr>
+            </w:pPr>
+            <w:r>
+              <w:rPr>
+                <w:i/>
+                <w:iCs/>
+              </w:rPr>
+              <w:t>Библиотекарь</w:t>
+            </w:r>
+          </w:p>
+        </w:tc>
+      </w:tr>
+      <w:tr>
+        <w:trPr>
+          <w:trHeight w:val="100"/>
+        </w:trPr>
+        <w:tc>
+          <w:tcPr>
+            <w:tcW w:w="4786" w:type="dxa"/>
+          </w:tcPr>
+          <w:p>
+            <w:pPr>
+              <w:pStyle w:val="a0"/>
+              <w:spacing w:after="0" w:line="240" w:lineRule="auto"/>
+            </w:pPr>
+            <w:r>
+              <w:t>Цель</w:t>
+            </w:r>
+          </w:p>
+        </w:tc>
+        <w:tc>
+          <w:tcPr>
+            <w:tcW w:w="4785" w:type="dxa"/>
+          </w:tcPr>
+          <w:p>
+            <w:pPr>
+              <w:pStyle w:val="a0"/>
+              <w:spacing w:after="0" w:line="240" w:lineRule="auto"/>
+            </w:pPr>
+            <w:r>
+              <w:t>Добавление данных о новом читателе в базу данных.</w:t>
+            </w:r>
+          </w:p>
+        </w:tc>
+      </w:tr>
+      <w:tr>
+        <w:trPr>
+          <w:trHeight w:val="100"/>
+        </w:trPr>
+        <w:tc>
+          <w:tcPr>
+            <w:tcW w:w="4786" w:type="dxa"/>
+          </w:tcPr>
+          <w:p>
+            <w:pPr>
+              <w:pStyle w:val="a0"/>
+              <w:spacing w:after="0" w:line="240" w:lineRule="auto"/>
+            </w:pPr>
+            <w:r>
+              <w:t>Краткое описание</w:t>
+            </w:r>
+          </w:p>
+        </w:tc>
+        <w:tc>
+          <w:tcPr>
+            <w:tcW w:w="4785" w:type="dxa"/>
+          </w:tcPr>
+          <w:p>
+            <w:pPr>
+              <w:pStyle w:val="a0"/>
+              <w:spacing w:after="0" w:line="240" w:lineRule="auto"/>
+            </w:pPr>
+            <w:r>
+              <w:t>Выполняется внесение в базу данных информации о новом читателе с указанием его персональных и контактных данных. В результате в базе данных создается новая запись о читателе.</w:t>
+            </w:r>
+          </w:p>
+        </w:tc>
+      </w:tr>
+      <w:tr>
+        <w:trPr>
+          <w:trHeight w:val="100"/>
+        </w:trPr>
+        <w:tc>
+          <w:tcPr>
+            <w:tcW w:w="9571" w:type="dxa"/>
+            <w:gridSpan w:val="2"/>
+            <w:shd w:val="clear" w:color="auto" w:fill="EAEAEA"/>
+          </w:tcPr>
+          <w:p>
+            <w:pPr>
+              <w:pStyle w:val="a0"/>
+              <w:spacing w:after="0" w:line="240" w:lineRule="auto"/>
+              <w:jc w:val="center"/>
+              <w:rPr>
+                <w:lang w:val="en-US"/>
+              </w:rPr>
+            </w:pPr>
+            <w:r>
+              <w:t xml:space="preserve">Раздел </w:t>
+            </w:r>
+            <w:r>
+              <w:rPr>
+                <w:lang w:val="en-US"/>
+              </w:rPr>
+              <w:t>«</w:t>
+            </w:r>
+            <w:r>
+              <w:rPr>
+                <w:b/>
+                <w:bCs/>
+                <w:i/>
+                <w:iCs/>
+              </w:rPr>
+              <w:t>Типичный ход событий</w:t>
+            </w:r>
+            <w:r>
+              <w:rPr>
+                <w:lang w:val="en-US"/>
+              </w:rPr>
+              <w:t>»</w:t>
+            </w:r>
+          </w:p>
+        </w:tc>
+      </w:tr>
+      <w:tr>
+        <w:trPr>
+          <w:trHeight w:val="161"/>
+        </w:trPr>
+        <w:tc>
+          <w:tcPr>
+            <w:tcW w:w="4786" w:type="dxa"/>
+          </w:tcPr>
+          <w:p>
+            <w:pPr>
+              <w:pStyle w:val="a0"/>
+              <w:spacing w:after="0" w:line="240" w:lineRule="auto"/>
+            </w:pPr>
+            <w:r>
+              <w:t>Действия акторов</w:t>
+            </w:r>
+          </w:p>
+        </w:tc>
+        <w:tc>
+          <w:tcPr>
+            <w:tcW w:w="4785" w:type="dxa"/>
+          </w:tcPr>
+          <w:p>
+            <w:pPr>
+              <w:pStyle w:val="a0"/>
+              <w:spacing w:after="0" w:line="240" w:lineRule="auto"/>
+            </w:pPr>
+            <w:r>
+              <w:t>Отклик системы</w:t>
+            </w:r>
+          </w:p>
+        </w:tc>
+      </w:tr>
+      <w:tr>
+        <w:trPr>
+          <w:trHeight w:val="100"/>
+        </w:trPr>
+        <w:tc>
+          <w:tcPr>
+            <w:tcW w:w="4786" w:type="dxa"/>
+          </w:tcPr>
+          <w:p>
+            <w:pPr>
+              <w:pStyle w:val="a0"/>
+              <w:spacing w:after="0" w:line="240" w:lineRule="auto"/>
+            </w:pPr>
+            <w:r>
+              <w:t xml:space="preserve">1. </w:t>
+            </w:r>
+            <w:r>
+              <w:t>Вводит данные о новом читателе</w:t>
+            </w:r>
+          </w:p>
+        </w:tc>
+        <w:tc>
+          <w:tcPr>
+            <w:tcW w:w="4785" w:type="dxa"/>
+          </w:tcPr>
+          <w:p>
+            <w:pPr>
+              <w:pStyle w:val="a0"/>
+              <w:spacing w:after="0" w:line="240" w:lineRule="auto"/>
+            </w:pPr>
+            <w:r>
+              <w:t>2.</w:t>
+            </w:r>
+            <w:r>
+              <w:t xml:space="preserve"> </w:t>
+            </w:r>
+            <w:r>
+              <w:t>Проверяет корректность введенных данных</w:t>
+            </w:r>
+          </w:p>
+          <w:p>
+            <w:pPr>
+              <w:pStyle w:val="a0"/>
+              <w:spacing w:after="0" w:line="240" w:lineRule="auto"/>
+            </w:pPr>
+            <w:r>
+              <w:t>3.</w:t>
+            </w:r>
+            <w:r>
+              <w:t xml:space="preserve"> Формирует запись</w:t>
+            </w:r>
+            <w:r>
+              <w:t xml:space="preserve"> о читателе</w:t>
+            </w:r>
+          </w:p>
+          <w:p>
+            <w:pPr>
+              <w:pStyle w:val="a0"/>
+              <w:spacing w:after="0" w:line="240" w:lineRule="auto"/>
+            </w:pPr>
+            <w:r>
+              <w:t>4. Подтверждает успешное добавление данных</w:t>
+            </w:r>
+          </w:p>
+        </w:tc>
+      </w:tr>
+    </w:tbl>
+    <w:p>
+      <w:pPr>
         <w:pStyle w:val="a0"/>
         <w:spacing w:after="0" w:line="240" w:lineRule="auto"/>
         <w:jc w:val="center"/>
       </w:pPr>
-      <w:r>
-        <w:t xml:space="preserve"> </w:t>
-      </w:r>
-    </w:p>
+    </w:p>
+    <w:tbl>
+      <w:tblPr>
+        <w:tblStyle w:val="af0"/>
+        <w:tblW w:w="0" w:type="auto"/>
+        <w:tblLook w:val="04A0" w:firstRow="1" w:lastRow="0" w:firstColumn="1" w:lastColumn="0" w:noHBand="0" w:noVBand="1"/>
+      </w:tblPr>
+      <w:tblGrid>
+        <w:gridCol w:w="4786"/>
+        <w:gridCol w:w="4785"/>
+      </w:tblGrid>
+      <w:tr>
+        <w:tc>
+          <w:tcPr>
+            <w:tcW w:w="9571" w:type="dxa"/>
+            <w:gridSpan w:val="2"/>
+          </w:tcPr>
+          <w:p>
+            <w:pPr>
+              <w:pStyle w:val="a0"/>
+              <w:spacing w:after="0" w:line="240" w:lineRule="auto"/>
+              <w:jc w:val="center"/>
+            </w:pPr>
+            <w:r>
+              <w:t xml:space="preserve">Сценарий варианта использования </w:t>
+            </w:r>
+            <w:r>
+              <w:t>«</w:t>
+            </w:r>
+            <w:r>
+              <w:rPr>
+                <w:i/>
+                <w:iCs/>
+              </w:rPr>
+              <w:t>Выдача книги</w:t>
+            </w:r>
+            <w:r>
+              <w:t>»</w:t>
+            </w:r>
+          </w:p>
+        </w:tc>
+      </w:tr>
+      <w:tr>
+        <w:tc>
+          <w:tcPr>
+            <w:tcW w:w="9571" w:type="dxa"/>
+            <w:gridSpan w:val="2"/>
+            <w:shd w:val="clear" w:color="auto" w:fill="EAEAEA"/>
+          </w:tcPr>
+          <w:p>
+            <w:pPr>
+              <w:pStyle w:val="a0"/>
+              <w:spacing w:after="0" w:line="240" w:lineRule="auto"/>
+              <w:jc w:val="center"/>
+              <w:rPr>
+                <w:b/>
+                <w:bCs/>
+                <w:i/>
+                <w:iCs/>
+              </w:rPr>
+            </w:pPr>
+            <w:r>
+              <w:rPr>
+                <w:b/>
+                <w:bCs/>
+                <w:i/>
+                <w:iCs/>
+              </w:rPr>
+              <w:t>Главный раздел</w:t>
+            </w:r>
+          </w:p>
+        </w:tc>
+      </w:tr>
+      <w:tr>
+        <w:trPr>
+          <w:trHeight w:val="100"/>
+        </w:trPr>
+        <w:tc>
+          <w:tcPr>
+            <w:tcW w:w="4786" w:type="dxa"/>
+          </w:tcPr>
+          <w:p>
+            <w:pPr>
+              <w:pStyle w:val="a0"/>
+              <w:spacing w:after="0" w:line="240" w:lineRule="auto"/>
+            </w:pPr>
+            <w:r>
+              <w:t>Наименование</w:t>
+            </w:r>
+          </w:p>
+        </w:tc>
+        <w:tc>
+          <w:tcPr>
+            <w:tcW w:w="4785" w:type="dxa"/>
+          </w:tcPr>
+          <w:p>
+            <w:pPr>
+              <w:pStyle w:val="a0"/>
+              <w:spacing w:after="0" w:line="240" w:lineRule="auto"/>
+              <w:rPr>
+                <w:i/>
+                <w:iCs/>
+              </w:rPr>
+            </w:pPr>
+            <w:r>
+              <w:rPr>
+                <w:i/>
+                <w:iCs/>
+              </w:rPr>
+              <w:t>Выдача книги</w:t>
+            </w:r>
+          </w:p>
+        </w:tc>
+      </w:tr>
+      <w:tr>
+        <w:trPr>
+          <w:trHeight w:val="100"/>
+        </w:trPr>
+        <w:tc>
+          <w:tcPr>
+            <w:tcW w:w="4786" w:type="dxa"/>
+          </w:tcPr>
+          <w:p>
+            <w:pPr>
+              <w:pStyle w:val="a0"/>
+              <w:spacing w:after="0" w:line="240" w:lineRule="auto"/>
+            </w:pPr>
+            <w:r>
+              <w:t>Тип</w:t>
+            </w:r>
+          </w:p>
+        </w:tc>
+        <w:tc>
+          <w:tcPr>
+            <w:tcW w:w="4785" w:type="dxa"/>
+          </w:tcPr>
+          <w:p>
+            <w:pPr>
+              <w:pStyle w:val="a0"/>
+              <w:spacing w:after="0" w:line="240" w:lineRule="auto"/>
+            </w:pPr>
+            <w:r>
+              <w:t>Базовый</w:t>
+            </w:r>
+          </w:p>
+        </w:tc>
+      </w:tr>
+      <w:tr>
+        <w:trPr>
+          <w:trHeight w:val="100"/>
+        </w:trPr>
+        <w:tc>
+          <w:tcPr>
+            <w:tcW w:w="4786" w:type="dxa"/>
+          </w:tcPr>
+          <w:p>
+            <w:pPr>
+              <w:pStyle w:val="a0"/>
+              <w:spacing w:after="0" w:line="240" w:lineRule="auto"/>
+            </w:pPr>
+            <w:r>
+              <w:t>Акторы</w:t>
+            </w:r>
+          </w:p>
+        </w:tc>
+        <w:tc>
+          <w:tcPr>
+            <w:tcW w:w="4785" w:type="dxa"/>
+          </w:tcPr>
+          <w:p>
+            <w:pPr>
+              <w:pStyle w:val="a0"/>
+              <w:spacing w:after="0" w:line="240" w:lineRule="auto"/>
+              <w:rPr>
+                <w:i/>
+                <w:iCs/>
+              </w:rPr>
+            </w:pPr>
+            <w:r>
+              <w:rPr>
+                <w:i/>
+                <w:iCs/>
+              </w:rPr>
+              <w:t>Библиотекарь</w:t>
+            </w:r>
+          </w:p>
+        </w:tc>
+      </w:tr>
+      <w:tr>
+        <w:trPr>
+          <w:trHeight w:val="100"/>
+        </w:trPr>
+        <w:tc>
+          <w:tcPr>
+            <w:tcW w:w="4786" w:type="dxa"/>
+          </w:tcPr>
+          <w:p>
+            <w:pPr>
+              <w:pStyle w:val="a0"/>
+              <w:spacing w:after="0" w:line="240" w:lineRule="auto"/>
+            </w:pPr>
+            <w:r>
+              <w:t>Цель</w:t>
+            </w:r>
+          </w:p>
+        </w:tc>
+        <w:tc>
+          <w:tcPr>
+            <w:tcW w:w="4785" w:type="dxa"/>
+          </w:tcPr>
+          <w:p>
+            <w:pPr>
+              <w:pStyle w:val="a0"/>
+              <w:spacing w:after="0" w:line="240" w:lineRule="auto"/>
+            </w:pPr>
+            <w:r>
+              <w:t>Регистрация факта выдачи книги читателю в базе данных</w:t>
+            </w:r>
+          </w:p>
+        </w:tc>
+      </w:tr>
+      <w:tr>
+        <w:trPr>
+          <w:trHeight w:val="100"/>
+        </w:trPr>
+        <w:tc>
+          <w:tcPr>
+            <w:tcW w:w="4786" w:type="dxa"/>
+          </w:tcPr>
+          <w:p>
+            <w:pPr>
+              <w:pStyle w:val="a0"/>
+              <w:spacing w:after="0" w:line="240" w:lineRule="auto"/>
+            </w:pPr>
+            <w:r>
+              <w:t>Краткое описание</w:t>
+            </w:r>
+          </w:p>
+        </w:tc>
+        <w:tc>
+          <w:tcPr>
+            <w:tcW w:w="4785" w:type="dxa"/>
+          </w:tcPr>
+          <w:p>
+            <w:pPr>
+              <w:pStyle w:val="a0"/>
+              <w:spacing w:after="0" w:line="240" w:lineRule="auto"/>
+            </w:pPr>
+            <w:r>
+              <w:t xml:space="preserve">Выполняется </w:t>
+            </w:r>
+            <w:r>
+              <w:t xml:space="preserve">фиксация </w:t>
+            </w:r>
+            <w:r>
+              <w:t>в баз</w:t>
+            </w:r>
+            <w:r>
+              <w:t>е</w:t>
+            </w:r>
+            <w:r>
+              <w:t xml:space="preserve"> данных </w:t>
+            </w:r>
+            <w:r>
+              <w:t xml:space="preserve">операции </w:t>
+            </w:r>
+            <w:r>
+              <w:t>выдач</w:t>
+            </w:r>
+            <w:r>
+              <w:t>и</w:t>
+            </w:r>
+            <w:r>
+              <w:t xml:space="preserve"> книги читателю с </w:t>
+            </w:r>
+            <w:r>
+              <w:t>указанием даты выдачи и срока возврата. В результате формируется запись о движении экземпляра книги</w:t>
+            </w:r>
+          </w:p>
+        </w:tc>
+      </w:tr>
+      <w:tr>
+        <w:trPr>
+          <w:trHeight w:val="100"/>
+        </w:trPr>
+        <w:tc>
+          <w:tcPr>
+            <w:tcW w:w="9571" w:type="dxa"/>
+            <w:gridSpan w:val="2"/>
+            <w:shd w:val="clear" w:color="auto" w:fill="EAEAEA"/>
+          </w:tcPr>
+          <w:p>
+            <w:pPr>
+              <w:pStyle w:val="a0"/>
+              <w:spacing w:after="0" w:line="240" w:lineRule="auto"/>
+              <w:jc w:val="center"/>
+              <w:rPr>
+                <w:lang w:val="en-US"/>
+              </w:rPr>
+            </w:pPr>
+            <w:r>
+              <w:t xml:space="preserve">Раздел </w:t>
+            </w:r>
+            <w:r>
+              <w:rPr>
+                <w:lang w:val="en-US"/>
+              </w:rPr>
+              <w:t>«</w:t>
+            </w:r>
+            <w:r>
+              <w:rPr>
+                <w:b/>
+                <w:bCs/>
+                <w:i/>
+                <w:iCs/>
+              </w:rPr>
+              <w:t>Типичный ход событий</w:t>
+            </w:r>
+            <w:r>
+              <w:rPr>
+                <w:lang w:val="en-US"/>
+              </w:rPr>
+              <w:t>»</w:t>
+            </w:r>
+          </w:p>
+        </w:tc>
+      </w:tr>
+      <w:tr>
+        <w:trPr>
+          <w:trHeight w:val="161"/>
+        </w:trPr>
+        <w:tc>
+          <w:tcPr>
+            <w:tcW w:w="4786" w:type="dxa"/>
+          </w:tcPr>
+          <w:p>
+            <w:pPr>
+              <w:pStyle w:val="a0"/>
+              <w:spacing w:after="0" w:line="240" w:lineRule="auto"/>
+            </w:pPr>
+            <w:r>
+              <w:t>Действия акторов</w:t>
+            </w:r>
+          </w:p>
+        </w:tc>
+        <w:tc>
+          <w:tcPr>
+            <w:tcW w:w="4785" w:type="dxa"/>
+          </w:tcPr>
+          <w:p>
+            <w:pPr>
+              <w:pStyle w:val="a0"/>
+              <w:spacing w:after="0" w:line="240" w:lineRule="auto"/>
+            </w:pPr>
+            <w:r>
+              <w:t>Отклик системы</w:t>
+            </w:r>
+          </w:p>
+        </w:tc>
+      </w:tr>
+      <w:tr>
+        <w:trPr>
+          <w:trHeight w:val="100"/>
+        </w:trPr>
+        <w:tc>
+          <w:tcPr>
+            <w:tcW w:w="4786" w:type="dxa"/>
+          </w:tcPr>
+          <w:p>
+            <w:pPr>
+              <w:pStyle w:val="a0"/>
+              <w:spacing w:after="0" w:line="240" w:lineRule="auto"/>
+            </w:pPr>
+            <w:r>
+              <w:t>1.Вводит</w:t>
+            </w:r>
+            <w:r>
+              <w:t xml:space="preserve"> данные о выдаче </w:t>
+            </w:r>
+            <w:proofErr w:type="gramStart"/>
+            <w:r>
+              <w:t>книги(</w:t>
+            </w:r>
+            <w:proofErr w:type="gramEnd"/>
+            <w:r>
+              <w:t>читатель, книга, дата выдачи)</w:t>
+            </w:r>
+          </w:p>
+        </w:tc>
+        <w:tc>
+          <w:tcPr>
+            <w:tcW w:w="4785" w:type="dxa"/>
+          </w:tcPr>
+          <w:p>
+            <w:pPr>
+              <w:pStyle w:val="a0"/>
+              <w:spacing w:after="0" w:line="240" w:lineRule="auto"/>
+            </w:pPr>
+            <w:r>
+              <w:t>2.Проверяет наличи</w:t>
+            </w:r>
+            <w:r>
+              <w:t>е</w:t>
+            </w:r>
+            <w:r>
+              <w:t xml:space="preserve"> книги в базе данных</w:t>
+            </w:r>
+          </w:p>
+          <w:p>
+            <w:pPr>
+              <w:pStyle w:val="a0"/>
+              <w:spacing w:after="0" w:line="240" w:lineRule="auto"/>
+            </w:pPr>
+            <w:r>
+              <w:t>3.Проверяет доступность книги для выдачи</w:t>
+            </w:r>
+          </w:p>
+          <w:p>
+            <w:pPr>
+              <w:pStyle w:val="a0"/>
+              <w:spacing w:after="0" w:line="240" w:lineRule="auto"/>
+            </w:pPr>
+            <w:r>
+              <w:t>4.Формирует запись о выдаче книги в базе данных</w:t>
+            </w:r>
+          </w:p>
+          <w:p>
+            <w:pPr>
+              <w:pStyle w:val="a0"/>
+              <w:spacing w:after="0" w:line="240" w:lineRule="auto"/>
+            </w:pPr>
+            <w:r>
+              <w:t>5.Обновляет сведения о текущем состоянии книги</w:t>
+            </w:r>
+          </w:p>
+          <w:p>
+            <w:pPr>
+              <w:pStyle w:val="a0"/>
+              <w:spacing w:after="0" w:line="240" w:lineRule="auto"/>
+            </w:pPr>
+            <w:r>
+              <w:t>6.Подтверждает успешную регистрацию выдачи</w:t>
+            </w:r>
+          </w:p>
+        </w:tc>
+      </w:tr>
+    </w:tbl>
+    <w:p>
+      <w:pPr>
+        <w:pStyle w:val="a0"/>
+        <w:spacing w:after="0" w:line="240" w:lineRule="auto"/>
+        <w:jc w:val="center"/>
+      </w:pPr>
+    </w:p>
+    <w:p>
+      <w:pPr>
+        <w:pStyle w:val="a0"/>
+        <w:spacing w:after="0" w:line="240" w:lineRule="auto"/>
+        <w:jc w:val="center"/>
+      </w:pPr>
+    </w:p>
+    <w:p>
+      <w:pPr>
+        <w:pStyle w:val="a0"/>
+        <w:spacing w:after="0" w:line="240" w:lineRule="auto"/>
+        <w:jc w:val="center"/>
+      </w:pPr>
+    </w:p>
+    <w:p>
+      <w:pPr>
+        <w:pStyle w:val="a0"/>
+        <w:spacing w:after="0" w:line="240" w:lineRule="auto"/>
+        <w:jc w:val="center"/>
+      </w:pPr>
+    </w:p>
+    <w:tbl>
+      <w:tblPr>
+        <w:tblStyle w:val="af0"/>
+        <w:tblW w:w="0" w:type="auto"/>
+        <w:tblLook w:val="04A0" w:firstRow="1" w:lastRow="0" w:firstColumn="1" w:lastColumn="0" w:noHBand="0" w:noVBand="1"/>
+      </w:tblPr>
+      <w:tblGrid>
+        <w:gridCol w:w="4786"/>
+        <w:gridCol w:w="4785"/>
+      </w:tblGrid>
+      <w:tr>
+        <w:tc>
+          <w:tcPr>
+            <w:tcW w:w="9571" w:type="dxa"/>
+            <w:gridSpan w:val="2"/>
+          </w:tcPr>
+          <w:p>
+            <w:pPr>
+              <w:pStyle w:val="a0"/>
+              <w:spacing w:after="0" w:line="240" w:lineRule="auto"/>
+              <w:jc w:val="center"/>
+            </w:pPr>
+            <w:r>
+              <w:t xml:space="preserve">Сценарий варианта использования </w:t>
+            </w:r>
+            <w:r>
+              <w:t>«</w:t>
+            </w:r>
+            <w:r>
+              <w:rPr>
+                <w:i/>
+                <w:iCs/>
+              </w:rPr>
+              <w:t>Возврат книги</w:t>
+            </w:r>
+            <w:r>
+              <w:t>»</w:t>
+            </w:r>
+          </w:p>
+        </w:tc>
+      </w:tr>
+      <w:tr>
+        <w:tc>
+          <w:tcPr>
+            <w:tcW w:w="9571" w:type="dxa"/>
+            <w:gridSpan w:val="2"/>
+            <w:shd w:val="clear" w:color="auto" w:fill="EAEAEA"/>
+          </w:tcPr>
+          <w:p>
+            <w:pPr>
+              <w:pStyle w:val="a0"/>
+              <w:spacing w:after="0" w:line="240" w:lineRule="auto"/>
+              <w:jc w:val="center"/>
+              <w:rPr>
+                <w:b/>
+                <w:bCs/>
+                <w:i/>
+                <w:iCs/>
+              </w:rPr>
+            </w:pPr>
+            <w:r>
+              <w:rPr>
+                <w:b/>
+                <w:bCs/>
+                <w:i/>
+                <w:iCs/>
+              </w:rPr>
+              <w:t>Главный раздел</w:t>
+            </w:r>
+          </w:p>
+        </w:tc>
+      </w:tr>
+      <w:tr>
+        <w:trPr>
+          <w:trHeight w:val="100"/>
+        </w:trPr>
+        <w:tc>
+          <w:tcPr>
+            <w:tcW w:w="4786" w:type="dxa"/>
+          </w:tcPr>
+          <w:p>
+            <w:pPr>
+              <w:pStyle w:val="a0"/>
+              <w:spacing w:after="0" w:line="240" w:lineRule="auto"/>
+            </w:pPr>
+            <w:r>
+              <w:t>Наименование</w:t>
+            </w:r>
+          </w:p>
+        </w:tc>
+        <w:tc>
+          <w:tcPr>
+            <w:tcW w:w="4785" w:type="dxa"/>
+          </w:tcPr>
+          <w:p>
+            <w:pPr>
+              <w:pStyle w:val="a0"/>
+              <w:spacing w:after="0" w:line="240" w:lineRule="auto"/>
+              <w:rPr>
+                <w:i/>
+                <w:iCs/>
+              </w:rPr>
+            </w:pPr>
+            <w:r>
+              <w:rPr>
+                <w:i/>
+                <w:iCs/>
+              </w:rPr>
+              <w:t>Возврат книги</w:t>
+            </w:r>
+          </w:p>
+        </w:tc>
+      </w:tr>
+      <w:tr>
+        <w:trPr>
+          <w:trHeight w:val="100"/>
+        </w:trPr>
+        <w:tc>
+          <w:tcPr>
+            <w:tcW w:w="4786" w:type="dxa"/>
+          </w:tcPr>
+          <w:p>
+            <w:pPr>
+              <w:pStyle w:val="a0"/>
+              <w:spacing w:after="0" w:line="240" w:lineRule="auto"/>
+            </w:pPr>
+            <w:r>
+              <w:t>Тип</w:t>
+            </w:r>
+          </w:p>
+        </w:tc>
+        <w:tc>
+          <w:tcPr>
+            <w:tcW w:w="4785" w:type="dxa"/>
+          </w:tcPr>
+          <w:p>
+            <w:pPr>
+              <w:pStyle w:val="a0"/>
+              <w:spacing w:after="0" w:line="240" w:lineRule="auto"/>
+            </w:pPr>
+            <w:r>
+              <w:t>Базовый</w:t>
+            </w:r>
+          </w:p>
+        </w:tc>
+      </w:tr>
+      <w:tr>
+        <w:trPr>
+          <w:trHeight w:val="100"/>
+        </w:trPr>
+        <w:tc>
+          <w:tcPr>
+            <w:tcW w:w="4786" w:type="dxa"/>
+          </w:tcPr>
+          <w:p>
+            <w:pPr>
+              <w:pStyle w:val="a0"/>
+              <w:spacing w:after="0" w:line="240" w:lineRule="auto"/>
+            </w:pPr>
+            <w:r>
+              <w:t>Акторы</w:t>
+            </w:r>
+          </w:p>
+        </w:tc>
+        <w:tc>
+          <w:tcPr>
+            <w:tcW w:w="4785" w:type="dxa"/>
+          </w:tcPr>
+          <w:p>
+            <w:pPr>
+              <w:pStyle w:val="a0"/>
+              <w:spacing w:after="0" w:line="240" w:lineRule="auto"/>
+              <w:rPr>
+                <w:i/>
+                <w:iCs/>
+              </w:rPr>
+            </w:pPr>
+            <w:r>
+              <w:rPr>
+                <w:i/>
+                <w:iCs/>
+              </w:rPr>
+              <w:t>Библиотекарь</w:t>
+            </w:r>
+          </w:p>
+        </w:tc>
+      </w:tr>
+      <w:tr>
+        <w:trPr>
+          <w:trHeight w:val="100"/>
+        </w:trPr>
+        <w:tc>
+          <w:tcPr>
+            <w:tcW w:w="4786" w:type="dxa"/>
+          </w:tcPr>
+          <w:p>
+            <w:pPr>
+              <w:pStyle w:val="a0"/>
+              <w:spacing w:after="0" w:line="240" w:lineRule="auto"/>
+            </w:pPr>
+            <w:r>
+              <w:t>Цель</w:t>
+            </w:r>
+          </w:p>
+        </w:tc>
+        <w:tc>
+          <w:tcPr>
+            <w:tcW w:w="4785" w:type="dxa"/>
+          </w:tcPr>
+          <w:p>
+            <w:pPr>
+              <w:pStyle w:val="a0"/>
+              <w:spacing w:after="0" w:line="240" w:lineRule="auto"/>
+            </w:pPr>
+            <w:r>
+              <w:t>Регистрация факта возврата книги читател</w:t>
+            </w:r>
+            <w:r>
+              <w:t>ем</w:t>
+            </w:r>
+            <w:r>
+              <w:t xml:space="preserve"> в базе данных</w:t>
+            </w:r>
+            <w:r>
+              <w:t>.</w:t>
+            </w:r>
+          </w:p>
+        </w:tc>
+      </w:tr>
+      <w:tr>
+        <w:trPr>
+          <w:trHeight w:val="100"/>
+        </w:trPr>
+        <w:tc>
+          <w:tcPr>
+            <w:tcW w:w="4786" w:type="dxa"/>
+          </w:tcPr>
+          <w:p>
+            <w:pPr>
+              <w:pStyle w:val="a0"/>
+              <w:spacing w:after="0" w:line="240" w:lineRule="auto"/>
+            </w:pPr>
+            <w:r>
+              <w:t>Краткое описание</w:t>
+            </w:r>
+          </w:p>
+        </w:tc>
+        <w:tc>
+          <w:tcPr>
+            <w:tcW w:w="4785" w:type="dxa"/>
+          </w:tcPr>
+          <w:p>
+            <w:pPr>
+              <w:pStyle w:val="a0"/>
+              <w:spacing w:after="0" w:line="240" w:lineRule="auto"/>
+            </w:pPr>
+            <w:r>
+              <w:t>Выполняется фиксация в базе данных операции возврата книги с указанием даты возврата.</w:t>
+            </w:r>
+            <w:r>
+              <w:t xml:space="preserve"> </w:t>
+            </w:r>
+            <w:r>
+              <w:t xml:space="preserve">В результате </w:t>
+            </w:r>
+            <w:r>
+              <w:t xml:space="preserve">обновляются сведения о состоянии </w:t>
+            </w:r>
+            <w:r>
+              <w:t>книги</w:t>
+            </w:r>
+            <w:r>
+              <w:t xml:space="preserve"> и записи о выдаче.</w:t>
+            </w:r>
+          </w:p>
+        </w:tc>
+      </w:tr>
+      <w:tr>
+        <w:trPr>
+          <w:trHeight w:val="100"/>
+        </w:trPr>
+        <w:tc>
+          <w:tcPr>
+            <w:tcW w:w="9571" w:type="dxa"/>
+            <w:gridSpan w:val="2"/>
+            <w:shd w:val="clear" w:color="auto" w:fill="EAEAEA"/>
+          </w:tcPr>
+          <w:p>
+            <w:pPr>
+              <w:pStyle w:val="a0"/>
+              <w:spacing w:after="0" w:line="240" w:lineRule="auto"/>
+              <w:jc w:val="center"/>
+              <w:rPr>
+                <w:lang w:val="en-US"/>
+              </w:rPr>
+            </w:pPr>
+            <w:r>
+              <w:t xml:space="preserve">Раздел </w:t>
+            </w:r>
+            <w:r>
+              <w:rPr>
+                <w:lang w:val="en-US"/>
+              </w:rPr>
+              <w:t>«</w:t>
+            </w:r>
+            <w:r>
+              <w:rPr>
+                <w:b/>
+                <w:bCs/>
+                <w:i/>
+                <w:iCs/>
+              </w:rPr>
+              <w:t>Типичный ход событий</w:t>
+            </w:r>
+            <w:r>
+              <w:rPr>
+                <w:lang w:val="en-US"/>
+              </w:rPr>
+              <w:t>»</w:t>
+            </w:r>
+          </w:p>
+        </w:tc>
+      </w:tr>
+      <w:tr>
+        <w:trPr>
+          <w:trHeight w:val="161"/>
+        </w:trPr>
+        <w:tc>
+          <w:tcPr>
+            <w:tcW w:w="4786" w:type="dxa"/>
+          </w:tcPr>
+          <w:p>
+            <w:pPr>
+              <w:pStyle w:val="a0"/>
+              <w:spacing w:after="0" w:line="240" w:lineRule="auto"/>
+            </w:pPr>
+            <w:r>
+              <w:t>Действия акторов</w:t>
+            </w:r>
+          </w:p>
+        </w:tc>
+        <w:tc>
+          <w:tcPr>
+            <w:tcW w:w="4785" w:type="dxa"/>
+          </w:tcPr>
+          <w:p>
+            <w:pPr>
+              <w:pStyle w:val="a0"/>
+              <w:spacing w:after="0" w:line="240" w:lineRule="auto"/>
+            </w:pPr>
+            <w:r>
+              <w:t>Отклик системы</w:t>
+            </w:r>
+          </w:p>
+        </w:tc>
+      </w:tr>
+      <w:tr>
+        <w:trPr>
+          <w:trHeight w:val="100"/>
+        </w:trPr>
+        <w:tc>
+          <w:tcPr>
+            <w:tcW w:w="4786" w:type="dxa"/>
+          </w:tcPr>
+          <w:p>
+            <w:pPr>
+              <w:pStyle w:val="a0"/>
+              <w:spacing w:after="0" w:line="240" w:lineRule="auto"/>
+            </w:pPr>
+            <w:r>
+              <w:t xml:space="preserve">1.Вводит данные о возврате </w:t>
+            </w:r>
+            <w:proofErr w:type="gramStart"/>
+            <w:r>
+              <w:t>книги(</w:t>
+            </w:r>
+            <w:proofErr w:type="gramEnd"/>
+            <w:r>
+              <w:t>читатель, книга, дата возврата)</w:t>
+            </w:r>
+          </w:p>
+        </w:tc>
+        <w:tc>
+          <w:tcPr>
+            <w:tcW w:w="4785" w:type="dxa"/>
+          </w:tcPr>
+          <w:p>
+            <w:pPr>
+              <w:pStyle w:val="a0"/>
+              <w:spacing w:after="0" w:line="240" w:lineRule="auto"/>
+            </w:pPr>
+            <w:r>
+              <w:t>2. Проверяет наличие записи о выдаче книги</w:t>
+            </w:r>
+          </w:p>
+          <w:p>
+            <w:pPr>
+              <w:pStyle w:val="a0"/>
+              <w:spacing w:after="0" w:line="240" w:lineRule="auto"/>
+            </w:pPr>
+            <w:r>
+              <w:t>3</w:t>
+            </w:r>
+            <w:r>
+              <w:t xml:space="preserve">. </w:t>
+            </w:r>
+            <w:r>
+              <w:t>Фиксирует дату возврата книги</w:t>
+            </w:r>
+          </w:p>
+          <w:p>
+            <w:pPr>
+              <w:pStyle w:val="a0"/>
+              <w:spacing w:after="0" w:line="240" w:lineRule="auto"/>
+            </w:pPr>
+            <w:r>
+              <w:t>4. Обновляет сведения о текущем состоянии книги</w:t>
+            </w:r>
+            <w:r>
+              <w:t xml:space="preserve"> </w:t>
+            </w:r>
+          </w:p>
+          <w:p>
+            <w:pPr>
+              <w:pStyle w:val="a0"/>
+              <w:spacing w:after="0" w:line="240" w:lineRule="auto"/>
+            </w:pPr>
+            <w:r>
+              <w:t>5</w:t>
+            </w:r>
+            <w:r>
+              <w:t>.Подтверждает успешную регистрацию возврата</w:t>
+            </w:r>
+          </w:p>
+        </w:tc>
+      </w:tr>
+    </w:tbl>
+    <w:p>
+      <w:pPr>
+        <w:pStyle w:val="a0"/>
+        <w:spacing w:after="0" w:line="240" w:lineRule="auto"/>
+        <w:jc w:val="center"/>
+      </w:pPr>
+    </w:p>
+    <w:tbl>
+      <w:tblPr>
+        <w:tblStyle w:val="af0"/>
+        <w:tblW w:w="0" w:type="auto"/>
+        <w:tblLook w:val="04A0" w:firstRow="1" w:lastRow="0" w:firstColumn="1" w:lastColumn="0" w:noHBand="0" w:noVBand="1"/>
+      </w:tblPr>
+      <w:tblGrid>
+        <w:gridCol w:w="4786"/>
+        <w:gridCol w:w="4785"/>
+      </w:tblGrid>
+      <w:tr>
+        <w:tc>
+          <w:tcPr>
+            <w:tcW w:w="9571" w:type="dxa"/>
+            <w:gridSpan w:val="2"/>
+          </w:tcPr>
+          <w:p>
+            <w:pPr>
+              <w:pStyle w:val="a0"/>
+              <w:spacing w:after="0" w:line="240" w:lineRule="auto"/>
+              <w:jc w:val="center"/>
+            </w:pPr>
+            <w:r>
+              <w:t xml:space="preserve">Сценарий варианта использования </w:t>
+            </w:r>
+            <w:r>
+              <w:t>«</w:t>
+            </w:r>
+            <w:r>
+              <w:rPr>
+                <w:i/>
+                <w:iCs/>
+              </w:rPr>
+              <w:t>Добавление книги</w:t>
+            </w:r>
+            <w:r>
+              <w:t>»</w:t>
+            </w:r>
+          </w:p>
+        </w:tc>
+      </w:tr>
+      <w:tr>
+        <w:tc>
+          <w:tcPr>
+            <w:tcW w:w="9571" w:type="dxa"/>
+            <w:gridSpan w:val="2"/>
+            <w:shd w:val="clear" w:color="auto" w:fill="EAEAEA"/>
+          </w:tcPr>
+          <w:p>
+            <w:pPr>
+              <w:pStyle w:val="a0"/>
+              <w:spacing w:after="0" w:line="240" w:lineRule="auto"/>
+              <w:jc w:val="center"/>
+              <w:rPr>
+                <w:b/>
+                <w:bCs/>
+                <w:i/>
+                <w:iCs/>
+              </w:rPr>
+            </w:pPr>
+            <w:r>
+              <w:rPr>
+                <w:b/>
+                <w:bCs/>
+                <w:i/>
+                <w:iCs/>
+              </w:rPr>
+              <w:t>Главный раздел</w:t>
+            </w:r>
+          </w:p>
+        </w:tc>
+      </w:tr>
+      <w:tr>
+        <w:trPr>
+          <w:trHeight w:val="100"/>
+        </w:trPr>
+        <w:tc>
+          <w:tcPr>
+            <w:tcW w:w="4786" w:type="dxa"/>
+          </w:tcPr>
+          <w:p>
+            <w:pPr>
+              <w:pStyle w:val="a0"/>
+              <w:spacing w:after="0" w:line="240" w:lineRule="auto"/>
+            </w:pPr>
+            <w:r>
+              <w:t>Наименование</w:t>
+            </w:r>
+          </w:p>
+        </w:tc>
+        <w:tc>
+          <w:tcPr>
+            <w:tcW w:w="4785" w:type="dxa"/>
+          </w:tcPr>
+          <w:p>
+            <w:pPr>
+              <w:pStyle w:val="a0"/>
+              <w:spacing w:after="0" w:line="240" w:lineRule="auto"/>
+              <w:rPr>
+                <w:i/>
+                <w:iCs/>
+              </w:rPr>
+            </w:pPr>
+            <w:r>
+              <w:rPr>
+                <w:i/>
+                <w:iCs/>
+              </w:rPr>
+              <w:t>Добавление книги</w:t>
+            </w:r>
+          </w:p>
+        </w:tc>
+      </w:tr>
+      <w:tr>
+        <w:trPr>
+          <w:trHeight w:val="100"/>
+        </w:trPr>
+        <w:tc>
+          <w:tcPr>
+            <w:tcW w:w="4786" w:type="dxa"/>
+          </w:tcPr>
+          <w:p>
+            <w:pPr>
+              <w:pStyle w:val="a0"/>
+              <w:spacing w:after="0" w:line="240" w:lineRule="auto"/>
+            </w:pPr>
+            <w:r>
+              <w:t>Тип</w:t>
+            </w:r>
+          </w:p>
+        </w:tc>
+        <w:tc>
+          <w:tcPr>
+            <w:tcW w:w="4785" w:type="dxa"/>
+          </w:tcPr>
+          <w:p>
+            <w:pPr>
+              <w:pStyle w:val="a0"/>
+              <w:spacing w:after="0" w:line="240" w:lineRule="auto"/>
+            </w:pPr>
+            <w:r>
+              <w:t>Базовый</w:t>
+            </w:r>
+          </w:p>
+        </w:tc>
+      </w:tr>
+      <w:tr>
+        <w:trPr>
+          <w:trHeight w:val="100"/>
+        </w:trPr>
+        <w:tc>
+          <w:tcPr>
+            <w:tcW w:w="4786" w:type="dxa"/>
+          </w:tcPr>
+          <w:p>
+            <w:pPr>
+              <w:pStyle w:val="a0"/>
+              <w:spacing w:after="0" w:line="240" w:lineRule="auto"/>
+            </w:pPr>
+            <w:r>
+              <w:t>Акторы</w:t>
+            </w:r>
+          </w:p>
+        </w:tc>
+        <w:tc>
+          <w:tcPr>
+            <w:tcW w:w="4785" w:type="dxa"/>
+          </w:tcPr>
+          <w:p>
+            <w:pPr>
+              <w:pStyle w:val="a0"/>
+              <w:spacing w:after="0" w:line="240" w:lineRule="auto"/>
+              <w:rPr>
+                <w:i/>
+                <w:iCs/>
+              </w:rPr>
+            </w:pPr>
+            <w:r>
+              <w:rPr>
+                <w:i/>
+                <w:iCs/>
+              </w:rPr>
+              <w:t>Администратор</w:t>
+            </w:r>
+          </w:p>
+        </w:tc>
+      </w:tr>
+      <w:tr>
+        <w:trPr>
+          <w:trHeight w:val="100"/>
+        </w:trPr>
+        <w:tc>
+          <w:tcPr>
+            <w:tcW w:w="4786" w:type="dxa"/>
+          </w:tcPr>
+          <w:p>
+            <w:pPr>
+              <w:pStyle w:val="a0"/>
+              <w:spacing w:after="0" w:line="240" w:lineRule="auto"/>
+            </w:pPr>
+            <w:r>
+              <w:t>Цель</w:t>
+            </w:r>
+          </w:p>
+        </w:tc>
+        <w:tc>
+          <w:tcPr>
+            <w:tcW w:w="4785" w:type="dxa"/>
+          </w:tcPr>
+          <w:p>
+            <w:pPr>
+              <w:pStyle w:val="a0"/>
+              <w:spacing w:after="0" w:line="240" w:lineRule="auto"/>
+            </w:pPr>
+            <w:r>
+              <w:t>Регистрация новой книги в базе данных</w:t>
+            </w:r>
+          </w:p>
+        </w:tc>
+      </w:tr>
+      <w:tr>
+        <w:trPr>
+          <w:trHeight w:val="100"/>
+        </w:trPr>
+        <w:tc>
+          <w:tcPr>
+            <w:tcW w:w="4786" w:type="dxa"/>
+          </w:tcPr>
+          <w:p>
+            <w:pPr>
+              <w:pStyle w:val="a0"/>
+              <w:spacing w:after="0" w:line="240" w:lineRule="auto"/>
+            </w:pPr>
+            <w:r>
+              <w:t>Краткое описание</w:t>
+            </w:r>
+          </w:p>
+        </w:tc>
+        <w:tc>
+          <w:tcPr>
+            <w:tcW w:w="4785" w:type="dxa"/>
+          </w:tcPr>
+          <w:p>
+            <w:pPr>
+              <w:pStyle w:val="a0"/>
+              <w:spacing w:after="0" w:line="240" w:lineRule="auto"/>
+            </w:pPr>
+            <w:r>
+              <w:t>Выполняется внесение новой записи о книге в базу данных. Вводятся основные характеристики книги (название, автор, жанр, год издания, количество экземпляров), после чего формируется соответствующая запись.</w:t>
+            </w:r>
+          </w:p>
+        </w:tc>
+      </w:tr>
+      <w:tr>
+        <w:trPr>
+          <w:trHeight w:val="100"/>
+        </w:trPr>
+        <w:tc>
+          <w:tcPr>
+            <w:tcW w:w="9571" w:type="dxa"/>
+            <w:gridSpan w:val="2"/>
+            <w:shd w:val="clear" w:color="auto" w:fill="EAEAEA"/>
+          </w:tcPr>
+          <w:p>
+            <w:pPr>
+              <w:pStyle w:val="a0"/>
+              <w:spacing w:after="0" w:line="240" w:lineRule="auto"/>
+              <w:jc w:val="center"/>
+              <w:rPr>
+                <w:lang w:val="en-US"/>
+              </w:rPr>
+            </w:pPr>
+            <w:r>
+              <w:t xml:space="preserve">Раздел </w:t>
+            </w:r>
+            <w:r>
+              <w:rPr>
+                <w:lang w:val="en-US"/>
+              </w:rPr>
+              <w:t>«</w:t>
+            </w:r>
+            <w:r>
+              <w:rPr>
+                <w:b/>
+                <w:bCs/>
+                <w:i/>
+                <w:iCs/>
+              </w:rPr>
+              <w:t>Типичный ход событий</w:t>
+            </w:r>
+            <w:r>
+              <w:rPr>
+                <w:lang w:val="en-US"/>
+              </w:rPr>
+              <w:t>»</w:t>
+            </w:r>
+          </w:p>
+        </w:tc>
+      </w:tr>
+      <w:tr>
+        <w:trPr>
+          <w:trHeight w:val="161"/>
+        </w:trPr>
+        <w:tc>
+          <w:tcPr>
+            <w:tcW w:w="4786" w:type="dxa"/>
+          </w:tcPr>
+          <w:p>
+            <w:pPr>
+              <w:pStyle w:val="a0"/>
+              <w:spacing w:after="0" w:line="240" w:lineRule="auto"/>
+            </w:pPr>
+            <w:r>
+              <w:t>Действия акторов</w:t>
+            </w:r>
+          </w:p>
+        </w:tc>
+        <w:tc>
+          <w:tcPr>
+            <w:tcW w:w="4785" w:type="dxa"/>
+          </w:tcPr>
+          <w:p>
+            <w:pPr>
+              <w:pStyle w:val="a0"/>
+              <w:spacing w:after="0" w:line="240" w:lineRule="auto"/>
+            </w:pPr>
+            <w:r>
+              <w:t>Отклик системы</w:t>
+            </w:r>
+          </w:p>
+        </w:tc>
+      </w:tr>
+      <w:tr>
+        <w:trPr>
+          <w:trHeight w:val="100"/>
+        </w:trPr>
+        <w:tc>
+          <w:tcPr>
+            <w:tcW w:w="4786" w:type="dxa"/>
+          </w:tcPr>
+          <w:p>
+            <w:pPr>
+              <w:pStyle w:val="a0"/>
+              <w:spacing w:after="0" w:line="240" w:lineRule="auto"/>
+            </w:pPr>
+            <w:r>
+              <w:t xml:space="preserve">1. Выбирает </w:t>
+            </w:r>
+            <w:r>
+              <w:t>операцию добавлени</w:t>
+            </w:r>
+            <w:r>
+              <w:t xml:space="preserve">я </w:t>
+            </w:r>
+            <w:r>
+              <w:t>книги</w:t>
+            </w:r>
+          </w:p>
+          <w:p>
+            <w:pPr>
+              <w:pStyle w:val="a0"/>
+              <w:spacing w:after="0" w:line="240" w:lineRule="auto"/>
+            </w:pPr>
+            <w:r>
+              <w:t>2. Вводит данные</w:t>
+            </w:r>
+            <w:r>
+              <w:t xml:space="preserve"> о книге</w:t>
+            </w:r>
+          </w:p>
+        </w:tc>
+        <w:tc>
+          <w:tcPr>
+            <w:tcW w:w="4785" w:type="dxa"/>
+          </w:tcPr>
+          <w:p>
+            <w:pPr>
+              <w:pStyle w:val="a0"/>
+              <w:spacing w:after="0" w:line="240" w:lineRule="auto"/>
+            </w:pPr>
+            <w:r>
+              <w:t>3. Проверяет корректность введенных данных</w:t>
+            </w:r>
+          </w:p>
+          <w:p>
+            <w:pPr>
+              <w:pStyle w:val="a0"/>
+              <w:spacing w:after="0" w:line="240" w:lineRule="auto"/>
+            </w:pPr>
+            <w:r>
+              <w:t xml:space="preserve">4. </w:t>
+            </w:r>
+            <w:r>
+              <w:t>Формирует запись о книге в базе данных</w:t>
+            </w:r>
+          </w:p>
+          <w:p>
+            <w:pPr>
+              <w:pStyle w:val="a0"/>
+              <w:spacing w:after="0" w:line="240" w:lineRule="auto"/>
+            </w:pPr>
+          </w:p>
+          <w:p>
+            <w:pPr>
+              <w:pStyle w:val="a0"/>
+              <w:spacing w:after="0" w:line="240" w:lineRule="auto"/>
+            </w:pPr>
+            <w:r>
+              <w:t xml:space="preserve">5. Подтверждает </w:t>
+            </w:r>
+            <w:r>
+              <w:t>успешное</w:t>
+            </w:r>
+            <w:r>
+              <w:t xml:space="preserve"> выполнение </w:t>
+            </w:r>
+            <w:r>
+              <w:t>записи</w:t>
+            </w:r>
+          </w:p>
+        </w:tc>
+      </w:tr>
+    </w:tbl>
+    <w:p>
+      <w:pPr>
+        <w:pStyle w:val="a0"/>
+        <w:spacing w:after="0" w:line="240" w:lineRule="auto"/>
+        <w:jc w:val="center"/>
+      </w:pPr>
+    </w:p>
+    <w:tbl>
+      <w:tblPr>
+        <w:tblStyle w:val="af0"/>
+        <w:tblW w:w="0" w:type="auto"/>
+        <w:tblLook w:val="04A0" w:firstRow="1" w:lastRow="0" w:firstColumn="1" w:lastColumn="0" w:noHBand="0" w:noVBand="1"/>
+      </w:tblPr>
+      <w:tblGrid>
+        <w:gridCol w:w="4786"/>
+        <w:gridCol w:w="4785"/>
+      </w:tblGrid>
+      <w:tr>
+        <w:tc>
+          <w:tcPr>
+            <w:tcW w:w="9571" w:type="dxa"/>
+            <w:gridSpan w:val="2"/>
+          </w:tcPr>
+          <w:p>
+            <w:pPr>
+              <w:pStyle w:val="a0"/>
+              <w:spacing w:after="0" w:line="240" w:lineRule="auto"/>
+              <w:jc w:val="center"/>
+            </w:pPr>
+            <w:r>
+              <w:t xml:space="preserve">Сценарий варианта использования </w:t>
+            </w:r>
+            <w:r>
+              <w:t>«</w:t>
+            </w:r>
+            <w:r>
+              <w:rPr>
+                <w:i/>
+                <w:iCs/>
+              </w:rPr>
+              <w:t>Изменение информации о книге</w:t>
+            </w:r>
+            <w:r>
+              <w:t>»</w:t>
+            </w:r>
+          </w:p>
+        </w:tc>
+      </w:tr>
+      <w:tr>
+        <w:tc>
+          <w:tcPr>
+            <w:tcW w:w="9571" w:type="dxa"/>
+            <w:gridSpan w:val="2"/>
+            <w:shd w:val="clear" w:color="auto" w:fill="EAEAEA"/>
+          </w:tcPr>
+          <w:p>
+            <w:pPr>
+              <w:pStyle w:val="a0"/>
+              <w:spacing w:after="0" w:line="240" w:lineRule="auto"/>
+              <w:jc w:val="center"/>
+              <w:rPr>
+                <w:b/>
+                <w:bCs/>
+                <w:i/>
+                <w:iCs/>
+              </w:rPr>
+            </w:pPr>
+            <w:r>
+              <w:rPr>
+                <w:b/>
+                <w:bCs/>
+                <w:i/>
+                <w:iCs/>
+              </w:rPr>
+              <w:t>Главный раздел</w:t>
+            </w:r>
+          </w:p>
+        </w:tc>
+      </w:tr>
+      <w:tr>
+        <w:trPr>
+          <w:trHeight w:val="100"/>
+        </w:trPr>
+        <w:tc>
+          <w:tcPr>
+            <w:tcW w:w="4786" w:type="dxa"/>
+          </w:tcPr>
+          <w:p>
+            <w:pPr>
+              <w:pStyle w:val="a0"/>
+              <w:spacing w:after="0" w:line="240" w:lineRule="auto"/>
+            </w:pPr>
+            <w:r>
+              <w:t>Наименование</w:t>
+            </w:r>
+          </w:p>
+        </w:tc>
+        <w:tc>
+          <w:tcPr>
+            <w:tcW w:w="4785" w:type="dxa"/>
+          </w:tcPr>
+          <w:p>
+            <w:pPr>
+              <w:pStyle w:val="a0"/>
+              <w:spacing w:after="0" w:line="240" w:lineRule="auto"/>
+              <w:rPr>
+                <w:i/>
+                <w:iCs/>
+              </w:rPr>
+            </w:pPr>
+            <w:r>
+              <w:rPr>
+                <w:i/>
+                <w:iCs/>
+              </w:rPr>
+              <w:t>Изменение информации о книге</w:t>
+            </w:r>
+          </w:p>
+        </w:tc>
+      </w:tr>
+      <w:tr>
+        <w:trPr>
+          <w:trHeight w:val="100"/>
+        </w:trPr>
+        <w:tc>
+          <w:tcPr>
+            <w:tcW w:w="4786" w:type="dxa"/>
+          </w:tcPr>
+          <w:p>
+            <w:pPr>
+              <w:pStyle w:val="a0"/>
+              <w:spacing w:after="0" w:line="240" w:lineRule="auto"/>
+            </w:pPr>
+            <w:r>
+              <w:t>Тип</w:t>
+            </w:r>
+          </w:p>
+        </w:tc>
+        <w:tc>
+          <w:tcPr>
+            <w:tcW w:w="4785" w:type="dxa"/>
+          </w:tcPr>
+          <w:p>
+            <w:pPr>
+              <w:pStyle w:val="a0"/>
+              <w:spacing w:after="0" w:line="240" w:lineRule="auto"/>
+            </w:pPr>
+            <w:r>
+              <w:t>Базовый</w:t>
+            </w:r>
+          </w:p>
+        </w:tc>
+      </w:tr>
+      <w:tr>
+        <w:trPr>
+          <w:trHeight w:val="100"/>
+        </w:trPr>
+        <w:tc>
+          <w:tcPr>
+            <w:tcW w:w="4786" w:type="dxa"/>
+          </w:tcPr>
+          <w:p>
+            <w:pPr>
+              <w:pStyle w:val="a0"/>
+              <w:spacing w:after="0" w:line="240" w:lineRule="auto"/>
+            </w:pPr>
+            <w:r>
+              <w:t>Акторы</w:t>
+            </w:r>
+          </w:p>
+        </w:tc>
+        <w:tc>
+          <w:tcPr>
+            <w:tcW w:w="4785" w:type="dxa"/>
+          </w:tcPr>
+          <w:p>
+            <w:pPr>
+              <w:pStyle w:val="a0"/>
+              <w:spacing w:after="0" w:line="240" w:lineRule="auto"/>
+              <w:rPr>
+                <w:i/>
+                <w:iCs/>
+              </w:rPr>
+            </w:pPr>
+            <w:r>
+              <w:rPr>
+                <w:i/>
+                <w:iCs/>
+              </w:rPr>
+              <w:t>Администратор</w:t>
+            </w:r>
+          </w:p>
+        </w:tc>
+      </w:tr>
+      <w:tr>
+        <w:trPr>
+          <w:trHeight w:val="100"/>
+        </w:trPr>
+        <w:tc>
+          <w:tcPr>
+            <w:tcW w:w="4786" w:type="dxa"/>
+          </w:tcPr>
+          <w:p>
+            <w:pPr>
+              <w:pStyle w:val="a0"/>
+              <w:spacing w:after="0" w:line="240" w:lineRule="auto"/>
+            </w:pPr>
+            <w:r>
+              <w:t>Цель</w:t>
+            </w:r>
+          </w:p>
+        </w:tc>
+        <w:tc>
+          <w:tcPr>
+            <w:tcW w:w="4785" w:type="dxa"/>
+          </w:tcPr>
+          <w:p>
+            <w:pPr>
+              <w:pStyle w:val="a0"/>
+              <w:spacing w:after="0" w:line="240" w:lineRule="auto"/>
+            </w:pPr>
+            <w:r>
+              <w:t>Обновление сведений о книге в базе данных</w:t>
+            </w:r>
+          </w:p>
+        </w:tc>
+      </w:tr>
+      <w:tr>
+        <w:trPr>
+          <w:trHeight w:val="100"/>
+        </w:trPr>
+        <w:tc>
+          <w:tcPr>
+            <w:tcW w:w="4786" w:type="dxa"/>
+          </w:tcPr>
+          <w:p>
+            <w:pPr>
+              <w:pStyle w:val="a0"/>
+              <w:spacing w:after="0" w:line="240" w:lineRule="auto"/>
+            </w:pPr>
+            <w:r>
+              <w:t>Краткое описание</w:t>
+            </w:r>
+          </w:p>
+        </w:tc>
+        <w:tc>
+          <w:tcPr>
+            <w:tcW w:w="4785" w:type="dxa"/>
+          </w:tcPr>
+          <w:p>
+            <w:pPr>
+              <w:pStyle w:val="a0"/>
+              <w:spacing w:after="0" w:line="240" w:lineRule="auto"/>
+            </w:pPr>
+            <w:r>
+              <w:t>Выполняется изменение данных о книге в базе данных. Администратор выбирает существующую запись и вносит изменения в её характеристики (название, автор, жанр, год издания, количество экземпляров), после чего обновлённые сведения сохраняются.</w:t>
+            </w:r>
+          </w:p>
+        </w:tc>
+      </w:tr>
+      <w:tr>
+        <w:trPr>
+          <w:trHeight w:val="100"/>
+        </w:trPr>
+        <w:tc>
+          <w:tcPr>
+            <w:tcW w:w="9571" w:type="dxa"/>
+            <w:gridSpan w:val="2"/>
+            <w:shd w:val="clear" w:color="auto" w:fill="EAEAEA"/>
+          </w:tcPr>
+          <w:p>
+            <w:pPr>
+              <w:pStyle w:val="a0"/>
+              <w:spacing w:after="0" w:line="240" w:lineRule="auto"/>
+              <w:jc w:val="center"/>
+              <w:rPr>
+                <w:lang w:val="en-US"/>
+              </w:rPr>
+            </w:pPr>
+            <w:r>
+              <w:t xml:space="preserve">Раздел </w:t>
+            </w:r>
+            <w:r>
+              <w:rPr>
+                <w:lang w:val="en-US"/>
+              </w:rPr>
+              <w:t>«</w:t>
+            </w:r>
+            <w:r>
+              <w:rPr>
+                <w:b/>
+                <w:bCs/>
+                <w:i/>
+                <w:iCs/>
+              </w:rPr>
+              <w:t>Типичный ход событий</w:t>
+            </w:r>
+            <w:r>
+              <w:rPr>
+                <w:lang w:val="en-US"/>
+              </w:rPr>
+              <w:t>»</w:t>
+            </w:r>
+          </w:p>
+        </w:tc>
+      </w:tr>
+      <w:tr>
+        <w:trPr>
+          <w:trHeight w:val="161"/>
+        </w:trPr>
+        <w:tc>
+          <w:tcPr>
+            <w:tcW w:w="4786" w:type="dxa"/>
+          </w:tcPr>
+          <w:p>
+            <w:pPr>
+              <w:pStyle w:val="a0"/>
+              <w:spacing w:after="0" w:line="240" w:lineRule="auto"/>
+            </w:pPr>
+            <w:r>
+              <w:t>Действия акторов</w:t>
+            </w:r>
+          </w:p>
+        </w:tc>
+        <w:tc>
+          <w:tcPr>
+            <w:tcW w:w="4785" w:type="dxa"/>
+          </w:tcPr>
+          <w:p>
+            <w:pPr>
+              <w:pStyle w:val="a0"/>
+              <w:spacing w:after="0" w:line="240" w:lineRule="auto"/>
+            </w:pPr>
+            <w:r>
+              <w:t>Отклик системы</w:t>
+            </w:r>
+          </w:p>
+        </w:tc>
+      </w:tr>
+      <w:tr>
+        <w:trPr>
+          <w:trHeight w:val="100"/>
+        </w:trPr>
+        <w:tc>
+          <w:tcPr>
+            <w:tcW w:w="4786" w:type="dxa"/>
+          </w:tcPr>
+          <w:p>
+            <w:pPr>
+              <w:pStyle w:val="a0"/>
+              <w:spacing w:after="0" w:line="240" w:lineRule="auto"/>
+            </w:pPr>
+            <w:r>
+              <w:t>1. Выбирает операцию изменени</w:t>
+            </w:r>
+            <w:r>
+              <w:t>я</w:t>
+            </w:r>
+            <w:r>
+              <w:t xml:space="preserve"> информации о книге</w:t>
+            </w:r>
+          </w:p>
+          <w:p>
+            <w:pPr>
+              <w:pStyle w:val="a0"/>
+              <w:spacing w:after="0" w:line="240" w:lineRule="auto"/>
+            </w:pPr>
+            <w:r>
+              <w:t>2. Выбирает нужную книгу</w:t>
+            </w:r>
+          </w:p>
+          <w:p>
+            <w:pPr>
+              <w:pStyle w:val="a0"/>
+              <w:spacing w:after="0" w:line="240" w:lineRule="auto"/>
+            </w:pPr>
+            <w:r>
+              <w:t>3. Вводит новые данные о книге</w:t>
+            </w:r>
+          </w:p>
+        </w:tc>
+        <w:tc>
+          <w:tcPr>
+            <w:tcW w:w="4785" w:type="dxa"/>
+          </w:tcPr>
+          <w:p>
+            <w:pPr>
+              <w:pStyle w:val="a0"/>
+              <w:spacing w:after="0" w:line="240" w:lineRule="auto"/>
+            </w:pPr>
+            <w:r>
+              <w:t>4. Проверяет корректность введенных данных</w:t>
+            </w:r>
+          </w:p>
+          <w:p>
+            <w:pPr>
+              <w:pStyle w:val="a0"/>
+              <w:spacing w:after="0" w:line="240" w:lineRule="auto"/>
+            </w:pPr>
+            <w:r>
+              <w:t xml:space="preserve">5. </w:t>
+            </w:r>
+            <w:r>
+              <w:t xml:space="preserve">Обновляет </w:t>
+            </w:r>
+            <w:r>
+              <w:t>запись</w:t>
+            </w:r>
+            <w:r>
+              <w:t xml:space="preserve"> о книг</w:t>
+            </w:r>
+            <w:r>
+              <w:t>е</w:t>
+            </w:r>
+            <w:r>
+              <w:t xml:space="preserve"> в базе данных</w:t>
+            </w:r>
+          </w:p>
+          <w:p>
+            <w:pPr>
+              <w:pStyle w:val="a0"/>
+              <w:spacing w:after="0" w:line="240" w:lineRule="auto"/>
+            </w:pPr>
+            <w:r>
+              <w:t xml:space="preserve">6. Подтверждает успешное </w:t>
+            </w:r>
+            <w:r>
+              <w:t>обновление данных</w:t>
+            </w:r>
+          </w:p>
+          <w:p>
+            <w:pPr>
+              <w:pStyle w:val="a0"/>
+              <w:spacing w:after="0" w:line="240" w:lineRule="auto"/>
+            </w:pPr>
+          </w:p>
+        </w:tc>
+      </w:tr>
+    </w:tbl>
+    <w:p>
+      <w:pPr>
+        <w:pStyle w:val="a0"/>
+        <w:spacing w:after="0" w:line="240" w:lineRule="auto"/>
+        <w:jc w:val="center"/>
+      </w:pPr>
+    </w:p>
+    <w:tbl>
+      <w:tblPr>
+        <w:tblStyle w:val="af0"/>
+        <w:tblW w:w="0" w:type="auto"/>
+        <w:tblLook w:val="04A0" w:firstRow="1" w:lastRow="0" w:firstColumn="1" w:lastColumn="0" w:noHBand="0" w:noVBand="1"/>
+      </w:tblPr>
+      <w:tblGrid>
+        <w:gridCol w:w="4786"/>
+        <w:gridCol w:w="4785"/>
+      </w:tblGrid>
+      <w:tr>
+        <w:tc>
+          <w:tcPr>
+            <w:tcW w:w="9571" w:type="dxa"/>
+            <w:gridSpan w:val="2"/>
+          </w:tcPr>
+          <w:p>
+            <w:pPr>
+              <w:pStyle w:val="a0"/>
+              <w:spacing w:after="0" w:line="240" w:lineRule="auto"/>
+              <w:jc w:val="center"/>
+            </w:pPr>
+            <w:r>
+              <w:t xml:space="preserve">Сценарий варианта использования </w:t>
+            </w:r>
+            <w:r>
+              <w:t>«</w:t>
+            </w:r>
+            <w:r>
+              <w:rPr>
+                <w:i/>
+                <w:iCs/>
+              </w:rPr>
+              <w:t>Списание книги</w:t>
+            </w:r>
+            <w:r>
+              <w:t>»</w:t>
+            </w:r>
+          </w:p>
+        </w:tc>
+      </w:tr>
+      <w:tr>
+        <w:tc>
+          <w:tcPr>
+            <w:tcW w:w="9571" w:type="dxa"/>
+            <w:gridSpan w:val="2"/>
+            <w:shd w:val="clear" w:color="auto" w:fill="EAEAEA"/>
+          </w:tcPr>
+          <w:p>
+            <w:pPr>
+              <w:pStyle w:val="a0"/>
+              <w:spacing w:after="0" w:line="240" w:lineRule="auto"/>
+              <w:jc w:val="center"/>
+              <w:rPr>
+                <w:b/>
+                <w:bCs/>
+                <w:i/>
+                <w:iCs/>
+              </w:rPr>
+            </w:pPr>
+            <w:r>
+              <w:rPr>
+                <w:b/>
+                <w:bCs/>
+                <w:i/>
+                <w:iCs/>
+              </w:rPr>
+              <w:t>Главный раздел</w:t>
+            </w:r>
+          </w:p>
+        </w:tc>
+      </w:tr>
+      <w:tr>
+        <w:trPr>
+          <w:trHeight w:val="100"/>
+        </w:trPr>
+        <w:tc>
+          <w:tcPr>
+            <w:tcW w:w="4786" w:type="dxa"/>
+          </w:tcPr>
+          <w:p>
+            <w:pPr>
+              <w:pStyle w:val="a0"/>
+              <w:spacing w:after="0" w:line="240" w:lineRule="auto"/>
+            </w:pPr>
+            <w:r>
+              <w:t>Наименование</w:t>
+            </w:r>
+          </w:p>
+        </w:tc>
+        <w:tc>
+          <w:tcPr>
+            <w:tcW w:w="4785" w:type="dxa"/>
+          </w:tcPr>
+          <w:p>
+            <w:pPr>
+              <w:pStyle w:val="a0"/>
+              <w:spacing w:after="0" w:line="240" w:lineRule="auto"/>
+              <w:rPr>
+                <w:i/>
+                <w:iCs/>
+              </w:rPr>
+            </w:pPr>
+            <w:r>
+              <w:rPr>
+                <w:i/>
+                <w:iCs/>
+              </w:rPr>
+              <w:t>Списание книги</w:t>
+            </w:r>
+          </w:p>
+        </w:tc>
+      </w:tr>
+      <w:tr>
+        <w:trPr>
+          <w:trHeight w:val="100"/>
+        </w:trPr>
+        <w:tc>
+          <w:tcPr>
+            <w:tcW w:w="4786" w:type="dxa"/>
+          </w:tcPr>
+          <w:p>
+            <w:pPr>
+              <w:pStyle w:val="a0"/>
+              <w:spacing w:after="0" w:line="240" w:lineRule="auto"/>
+            </w:pPr>
+            <w:r>
+              <w:t>Тип</w:t>
+            </w:r>
+          </w:p>
+        </w:tc>
+        <w:tc>
+          <w:tcPr>
+            <w:tcW w:w="4785" w:type="dxa"/>
+          </w:tcPr>
+          <w:p>
+            <w:pPr>
+              <w:pStyle w:val="a0"/>
+              <w:spacing w:after="0" w:line="240" w:lineRule="auto"/>
+            </w:pPr>
+            <w:r>
+              <w:t>Базовый</w:t>
+            </w:r>
+          </w:p>
+        </w:tc>
+      </w:tr>
+      <w:tr>
+        <w:trPr>
+          <w:trHeight w:val="100"/>
+        </w:trPr>
+        <w:tc>
+          <w:tcPr>
+            <w:tcW w:w="4786" w:type="dxa"/>
+          </w:tcPr>
+          <w:p>
+            <w:pPr>
+              <w:pStyle w:val="a0"/>
+              <w:spacing w:after="0" w:line="240" w:lineRule="auto"/>
+            </w:pPr>
+            <w:r>
+              <w:t>Акторы</w:t>
+            </w:r>
+          </w:p>
+        </w:tc>
+        <w:tc>
+          <w:tcPr>
+            <w:tcW w:w="4785" w:type="dxa"/>
+          </w:tcPr>
+          <w:p>
+            <w:pPr>
+              <w:pStyle w:val="a0"/>
+              <w:spacing w:after="0" w:line="240" w:lineRule="auto"/>
+              <w:rPr>
+                <w:i/>
+                <w:iCs/>
+              </w:rPr>
+            </w:pPr>
+            <w:r>
+              <w:rPr>
+                <w:i/>
+                <w:iCs/>
+              </w:rPr>
+              <w:t>Администратор</w:t>
+            </w:r>
+          </w:p>
+        </w:tc>
+      </w:tr>
+      <w:tr>
+        <w:trPr>
+          <w:trHeight w:val="100"/>
+        </w:trPr>
+        <w:tc>
+          <w:tcPr>
+            <w:tcW w:w="4786" w:type="dxa"/>
+          </w:tcPr>
+          <w:p>
+            <w:pPr>
+              <w:pStyle w:val="a0"/>
+              <w:spacing w:after="0" w:line="240" w:lineRule="auto"/>
+            </w:pPr>
+            <w:r>
+              <w:t>Цель</w:t>
+            </w:r>
+          </w:p>
+        </w:tc>
+        <w:tc>
+          <w:tcPr>
+            <w:tcW w:w="4785" w:type="dxa"/>
+          </w:tcPr>
+          <w:p>
+            <w:pPr>
+              <w:pStyle w:val="a0"/>
+              <w:spacing w:after="0" w:line="240" w:lineRule="auto"/>
+            </w:pPr>
+            <w:r>
+              <w:t>Списание книги с учета в базе данных</w:t>
+            </w:r>
+          </w:p>
+        </w:tc>
+      </w:tr>
+      <w:tr>
+        <w:trPr>
+          <w:trHeight w:val="100"/>
+        </w:trPr>
+        <w:tc>
+          <w:tcPr>
+            <w:tcW w:w="4786" w:type="dxa"/>
+          </w:tcPr>
+          <w:p>
+            <w:pPr>
+              <w:pStyle w:val="a0"/>
+              <w:spacing w:after="0" w:line="240" w:lineRule="auto"/>
+            </w:pPr>
+            <w:r>
+              <w:t>Краткое описание</w:t>
+            </w:r>
+          </w:p>
+        </w:tc>
+        <w:tc>
+          <w:tcPr>
+            <w:tcW w:w="4785" w:type="dxa"/>
+          </w:tcPr>
+          <w:p>
+            <w:pPr>
+              <w:pStyle w:val="a0"/>
+              <w:spacing w:after="0" w:line="240" w:lineRule="auto"/>
+            </w:pPr>
+            <w:r>
+              <w:t xml:space="preserve">Выполняется изменение состояния книги в базе данных. Администратор выбирает существующую запись, после чего книга помечается как списанная </w:t>
+            </w:r>
+            <w:r>
+              <w:t xml:space="preserve">и </w:t>
+            </w:r>
+            <w:r>
+              <w:t>уменьшается количество доступных экземпляров.</w:t>
+            </w:r>
+          </w:p>
+          <w:p>
+            <w:pPr>
+              <w:pStyle w:val="a0"/>
+              <w:spacing w:after="0" w:line="240" w:lineRule="auto"/>
+            </w:pPr>
+          </w:p>
+          <w:p>
+            <w:pPr>
+              <w:pStyle w:val="a0"/>
+              <w:spacing w:after="0" w:line="240" w:lineRule="auto"/>
+            </w:pPr>
+          </w:p>
+        </w:tc>
+      </w:tr>
+      <w:tr>
+        <w:trPr>
+          <w:trHeight w:val="100"/>
+        </w:trPr>
+        <w:tc>
+          <w:tcPr>
+            <w:tcW w:w="9571" w:type="dxa"/>
+            <w:gridSpan w:val="2"/>
+            <w:shd w:val="clear" w:color="auto" w:fill="EAEAEA"/>
+          </w:tcPr>
+          <w:p>
+            <w:pPr>
+              <w:pStyle w:val="a0"/>
+              <w:spacing w:after="0" w:line="240" w:lineRule="auto"/>
+              <w:jc w:val="center"/>
+              <w:rPr>
+                <w:lang w:val="en-US"/>
+              </w:rPr>
+            </w:pPr>
+            <w:r>
+              <w:t xml:space="preserve">Раздел </w:t>
+            </w:r>
+            <w:r>
+              <w:rPr>
+                <w:lang w:val="en-US"/>
+              </w:rPr>
+              <w:t>«</w:t>
+            </w:r>
+            <w:r>
+              <w:rPr>
+                <w:b/>
+                <w:bCs/>
+                <w:i/>
+                <w:iCs/>
+              </w:rPr>
+              <w:t>Типичный ход событий</w:t>
+            </w:r>
+            <w:r>
+              <w:rPr>
+                <w:lang w:val="en-US"/>
+              </w:rPr>
+              <w:t>»</w:t>
+            </w:r>
+          </w:p>
+        </w:tc>
+      </w:tr>
+      <w:tr>
+        <w:trPr>
+          <w:trHeight w:val="161"/>
+        </w:trPr>
+        <w:tc>
+          <w:tcPr>
+            <w:tcW w:w="4786" w:type="dxa"/>
+          </w:tcPr>
+          <w:p>
+            <w:pPr>
+              <w:pStyle w:val="a0"/>
+              <w:spacing w:after="0" w:line="240" w:lineRule="auto"/>
+            </w:pPr>
+            <w:r>
+              <w:t>Действия акторов</w:t>
+            </w:r>
+          </w:p>
+        </w:tc>
+        <w:tc>
+          <w:tcPr>
+            <w:tcW w:w="4785" w:type="dxa"/>
+          </w:tcPr>
+          <w:p>
+            <w:pPr>
+              <w:pStyle w:val="a0"/>
+              <w:spacing w:after="0" w:line="240" w:lineRule="auto"/>
+            </w:pPr>
+            <w:r>
+              <w:t>Отклик системы</w:t>
+            </w:r>
+          </w:p>
+        </w:tc>
+      </w:tr>
+      <w:tr>
+        <w:trPr>
+          <w:trHeight w:val="100"/>
+        </w:trPr>
+        <w:tc>
+          <w:tcPr>
+            <w:tcW w:w="4786" w:type="dxa"/>
+          </w:tcPr>
+          <w:p>
+            <w:pPr>
+              <w:pStyle w:val="a0"/>
+              <w:spacing w:after="0" w:line="240" w:lineRule="auto"/>
+            </w:pPr>
+            <w:r>
+              <w:t xml:space="preserve">1. Выбирает операцию </w:t>
+            </w:r>
+            <w:r>
+              <w:t>списания</w:t>
+            </w:r>
+            <w:r>
+              <w:t xml:space="preserve"> книги</w:t>
+            </w:r>
+          </w:p>
+          <w:p>
+            <w:pPr>
+              <w:pStyle w:val="a0"/>
+              <w:spacing w:after="0" w:line="240" w:lineRule="auto"/>
+            </w:pPr>
+            <w:r>
+              <w:t>2. Выбирает нужную книгу</w:t>
+            </w:r>
+          </w:p>
+        </w:tc>
+        <w:tc>
+          <w:tcPr>
+            <w:tcW w:w="4785" w:type="dxa"/>
+          </w:tcPr>
+          <w:p>
+            <w:pPr>
+              <w:pStyle w:val="a0"/>
+              <w:spacing w:after="0" w:line="240" w:lineRule="auto"/>
+            </w:pPr>
+            <w:r>
+              <w:t>3. Проверяет возможность списания книги</w:t>
+            </w:r>
+          </w:p>
+          <w:p>
+            <w:pPr>
+              <w:pStyle w:val="a0"/>
+              <w:spacing w:after="0" w:line="240" w:lineRule="auto"/>
+            </w:pPr>
+            <w:r>
+              <w:t>4. Обновляет сведения о состоянии книги в базе данных</w:t>
+            </w:r>
+          </w:p>
+          <w:p>
+            <w:pPr>
+              <w:pStyle w:val="a0"/>
+              <w:spacing w:after="0" w:line="240" w:lineRule="auto"/>
+            </w:pPr>
+            <w:r>
+              <w:t>5. Подтверждает успешное выполнение операции</w:t>
+            </w:r>
+          </w:p>
+        </w:tc>
+      </w:tr>
+    </w:tbl>
+    <w:p>
+      <w:pPr>
+        <w:pStyle w:val="a0"/>
+        <w:spacing w:after="0" w:line="240" w:lineRule="auto"/>
+        <w:jc w:val="center"/>
+      </w:pPr>
+    </w:p>
+    <w:tbl>
+      <w:tblPr>
+        <w:tblStyle w:val="af0"/>
+        <w:tblW w:w="0" w:type="auto"/>
+        <w:tblLook w:val="04A0" w:firstRow="1" w:lastRow="0" w:firstColumn="1" w:lastColumn="0" w:noHBand="0" w:noVBand="1"/>
+      </w:tblPr>
+      <w:tblGrid>
+        <w:gridCol w:w="4786"/>
+        <w:gridCol w:w="4785"/>
+      </w:tblGrid>
+      <w:tr>
+        <w:tc>
+          <w:tcPr>
+            <w:tcW w:w="9571" w:type="dxa"/>
+            <w:gridSpan w:val="2"/>
+          </w:tcPr>
+          <w:p>
+            <w:pPr>
+              <w:pStyle w:val="a0"/>
+              <w:spacing w:after="0" w:line="240" w:lineRule="auto"/>
+              <w:jc w:val="center"/>
+            </w:pPr>
+            <w:r>
+              <w:t xml:space="preserve">Сценарий варианта использования </w:t>
+            </w:r>
+            <w:r>
+              <w:t>«</w:t>
+            </w:r>
+            <w:r>
+              <w:rPr>
+                <w:i/>
+                <w:iCs/>
+              </w:rPr>
+              <w:t>Назначение иерархического классификатора книге</w:t>
+            </w:r>
+            <w:r>
+              <w:t>»</w:t>
+            </w:r>
+          </w:p>
+        </w:tc>
+      </w:tr>
+      <w:tr>
+        <w:tc>
+          <w:tcPr>
+            <w:tcW w:w="9571" w:type="dxa"/>
+            <w:gridSpan w:val="2"/>
+            <w:shd w:val="clear" w:color="auto" w:fill="EAEAEA"/>
+          </w:tcPr>
+          <w:p>
+            <w:pPr>
+              <w:pStyle w:val="a0"/>
+              <w:spacing w:after="0" w:line="240" w:lineRule="auto"/>
+              <w:jc w:val="center"/>
+              <w:rPr>
+                <w:b/>
+                <w:bCs/>
+                <w:i/>
+                <w:iCs/>
+              </w:rPr>
+            </w:pPr>
+            <w:r>
+              <w:rPr>
+                <w:b/>
+                <w:bCs/>
+                <w:i/>
+                <w:iCs/>
+              </w:rPr>
+              <w:t>Главный раздел</w:t>
+            </w:r>
+          </w:p>
+        </w:tc>
+      </w:tr>
+      <w:tr>
+        <w:trPr>
+          <w:trHeight w:val="100"/>
+        </w:trPr>
+        <w:tc>
+          <w:tcPr>
+            <w:tcW w:w="4786" w:type="dxa"/>
+          </w:tcPr>
+          <w:p>
+            <w:pPr>
+              <w:pStyle w:val="a0"/>
+              <w:spacing w:after="0" w:line="240" w:lineRule="auto"/>
+            </w:pPr>
+            <w:r>
+              <w:t>Наименование</w:t>
+            </w:r>
+          </w:p>
+        </w:tc>
+        <w:tc>
+          <w:tcPr>
+            <w:tcW w:w="4785" w:type="dxa"/>
+          </w:tcPr>
+          <w:p>
+            <w:pPr>
+              <w:pStyle w:val="a0"/>
+              <w:spacing w:after="0" w:line="240" w:lineRule="auto"/>
+              <w:rPr>
+                <w:i/>
+                <w:iCs/>
+              </w:rPr>
+            </w:pPr>
+            <w:r>
+              <w:rPr>
+                <w:i/>
+                <w:iCs/>
+              </w:rPr>
+              <w:t>Назначение иерархического классификатора книге</w:t>
+            </w:r>
+          </w:p>
+        </w:tc>
+      </w:tr>
+      <w:tr>
+        <w:trPr>
+          <w:trHeight w:val="100"/>
+        </w:trPr>
+        <w:tc>
+          <w:tcPr>
+            <w:tcW w:w="4786" w:type="dxa"/>
+          </w:tcPr>
+          <w:p>
+            <w:pPr>
+              <w:pStyle w:val="a0"/>
+              <w:spacing w:after="0" w:line="240" w:lineRule="auto"/>
+            </w:pPr>
+            <w:r>
+              <w:t>Тип</w:t>
+            </w:r>
+          </w:p>
+        </w:tc>
+        <w:tc>
+          <w:tcPr>
+            <w:tcW w:w="4785" w:type="dxa"/>
+          </w:tcPr>
+          <w:p>
+            <w:pPr>
+              <w:pStyle w:val="a0"/>
+              <w:spacing w:after="0" w:line="240" w:lineRule="auto"/>
+            </w:pPr>
+            <w:r>
+              <w:t>Базовый</w:t>
+            </w:r>
+          </w:p>
+        </w:tc>
+      </w:tr>
+      <w:tr>
+        <w:trPr>
+          <w:trHeight w:val="100"/>
+        </w:trPr>
+        <w:tc>
+          <w:tcPr>
+            <w:tcW w:w="4786" w:type="dxa"/>
+          </w:tcPr>
+          <w:p>
+            <w:pPr>
+              <w:pStyle w:val="a0"/>
+              <w:spacing w:after="0" w:line="240" w:lineRule="auto"/>
+            </w:pPr>
+            <w:r>
+              <w:t>Акторы</w:t>
+            </w:r>
+          </w:p>
+        </w:tc>
+        <w:tc>
+          <w:tcPr>
+            <w:tcW w:w="4785" w:type="dxa"/>
+          </w:tcPr>
+          <w:p>
+            <w:pPr>
+              <w:pStyle w:val="a0"/>
+              <w:spacing w:after="0" w:line="240" w:lineRule="auto"/>
+              <w:rPr>
+                <w:i/>
+                <w:iCs/>
+              </w:rPr>
+            </w:pPr>
+            <w:r>
+              <w:rPr>
+                <w:i/>
+                <w:iCs/>
+              </w:rPr>
+              <w:t>Администратор</w:t>
+            </w:r>
+          </w:p>
+        </w:tc>
+      </w:tr>
+      <w:tr>
+        <w:trPr>
+          <w:trHeight w:val="100"/>
+        </w:trPr>
+        <w:tc>
+          <w:tcPr>
+            <w:tcW w:w="4786" w:type="dxa"/>
+          </w:tcPr>
+          <w:p>
+            <w:pPr>
+              <w:pStyle w:val="a0"/>
+              <w:spacing w:after="0" w:line="240" w:lineRule="auto"/>
+            </w:pPr>
+            <w:r>
+              <w:t>Цель</w:t>
+            </w:r>
+          </w:p>
+        </w:tc>
+        <w:tc>
+          <w:tcPr>
+            <w:tcW w:w="4785" w:type="dxa"/>
+          </w:tcPr>
+          <w:p>
+            <w:pPr>
+              <w:pStyle w:val="a0"/>
+              <w:spacing w:after="0" w:line="240" w:lineRule="auto"/>
+            </w:pPr>
+            <w:r>
+              <w:t>Назначение иерархического классификатора книге</w:t>
+            </w:r>
+          </w:p>
+        </w:tc>
+      </w:tr>
+      <w:tr>
+        <w:trPr>
+          <w:trHeight w:val="100"/>
+        </w:trPr>
+        <w:tc>
+          <w:tcPr>
+            <w:tcW w:w="4786" w:type="dxa"/>
+          </w:tcPr>
+          <w:p>
+            <w:pPr>
+              <w:pStyle w:val="a0"/>
+              <w:spacing w:after="0" w:line="240" w:lineRule="auto"/>
+            </w:pPr>
+            <w:r>
+              <w:t>Краткое описание</w:t>
+            </w:r>
+          </w:p>
+        </w:tc>
+        <w:tc>
+          <w:tcPr>
+            <w:tcW w:w="4785" w:type="dxa"/>
+          </w:tcPr>
+          <w:p>
+            <w:pPr>
+              <w:pStyle w:val="a0"/>
+              <w:spacing w:after="0" w:line="240" w:lineRule="auto"/>
+            </w:pPr>
+            <w:r>
+              <w:t>В</w:t>
+            </w:r>
+            <w:r>
+              <w:t>ыбирае</w:t>
+            </w:r>
+            <w:r>
+              <w:t xml:space="preserve">т </w:t>
+            </w:r>
+            <w:r>
+              <w:t>книг</w:t>
+            </w:r>
+            <w:r>
+              <w:t>у</w:t>
+            </w:r>
+            <w:r>
+              <w:t xml:space="preserve"> и назначае</w:t>
+            </w:r>
+            <w:r>
+              <w:t>тся</w:t>
+            </w:r>
+            <w:r>
+              <w:t xml:space="preserve"> ей категори</w:t>
+            </w:r>
+            <w:r>
+              <w:t>я</w:t>
+            </w:r>
+            <w:r>
+              <w:t xml:space="preserve"> из иерархического классификатора. В результате обновляется связь между книгой и классификационной категорией.</w:t>
+            </w:r>
+          </w:p>
+        </w:tc>
+      </w:tr>
+      <w:tr>
+        <w:trPr>
+          <w:trHeight w:val="100"/>
+        </w:trPr>
+        <w:tc>
+          <w:tcPr>
+            <w:tcW w:w="9571" w:type="dxa"/>
+            <w:gridSpan w:val="2"/>
+            <w:shd w:val="clear" w:color="auto" w:fill="EAEAEA"/>
+          </w:tcPr>
+          <w:p>
+            <w:pPr>
+              <w:pStyle w:val="a0"/>
+              <w:spacing w:after="0" w:line="240" w:lineRule="auto"/>
+              <w:jc w:val="center"/>
+              <w:rPr>
+                <w:lang w:val="en-US"/>
+              </w:rPr>
+            </w:pPr>
+            <w:r>
+              <w:t xml:space="preserve">Раздел </w:t>
+            </w:r>
+            <w:r>
+              <w:rPr>
+                <w:lang w:val="en-US"/>
+              </w:rPr>
+              <w:t>«</w:t>
+            </w:r>
+            <w:r>
+              <w:rPr>
+                <w:b/>
+                <w:bCs/>
+                <w:i/>
+                <w:iCs/>
+              </w:rPr>
+              <w:t>Типичный ход событий</w:t>
+            </w:r>
+            <w:r>
+              <w:rPr>
+                <w:lang w:val="en-US"/>
+              </w:rPr>
+              <w:t>»</w:t>
+            </w:r>
+          </w:p>
+        </w:tc>
+      </w:tr>
+      <w:tr>
+        <w:trPr>
+          <w:trHeight w:val="161"/>
+        </w:trPr>
+        <w:tc>
+          <w:tcPr>
+            <w:tcW w:w="4786" w:type="dxa"/>
+          </w:tcPr>
+          <w:p>
+            <w:pPr>
+              <w:pStyle w:val="a0"/>
+              <w:spacing w:after="0" w:line="240" w:lineRule="auto"/>
+            </w:pPr>
+            <w:r>
+              <w:t>Действия акторов</w:t>
+            </w:r>
+          </w:p>
+        </w:tc>
+        <w:tc>
+          <w:tcPr>
+            <w:tcW w:w="4785" w:type="dxa"/>
+          </w:tcPr>
+          <w:p>
+            <w:pPr>
+              <w:pStyle w:val="a0"/>
+              <w:spacing w:after="0" w:line="240" w:lineRule="auto"/>
+            </w:pPr>
+            <w:r>
+              <w:t>Отклик системы</w:t>
+            </w:r>
+          </w:p>
+        </w:tc>
+      </w:tr>
+      <w:tr>
+        <w:trPr>
+          <w:trHeight w:val="100"/>
+        </w:trPr>
+        <w:tc>
+          <w:tcPr>
+            <w:tcW w:w="4786" w:type="dxa"/>
+          </w:tcPr>
+          <w:p>
+            <w:pPr>
+              <w:pStyle w:val="a0"/>
+              <w:spacing w:after="0" w:line="240" w:lineRule="auto"/>
+            </w:pPr>
+            <w:r>
+              <w:t xml:space="preserve">1. </w:t>
+            </w:r>
+            <w:r>
+              <w:t>Выбирает операцию назначения классификатора</w:t>
+            </w:r>
+          </w:p>
+          <w:p>
+            <w:pPr>
+              <w:pStyle w:val="a0"/>
+              <w:spacing w:after="0" w:line="240" w:lineRule="auto"/>
+            </w:pPr>
+            <w:r>
+              <w:t>2. Выбирает книгу</w:t>
+            </w:r>
+          </w:p>
+          <w:p>
+            <w:pPr>
+              <w:pStyle w:val="a0"/>
+              <w:spacing w:after="0" w:line="240" w:lineRule="auto"/>
+            </w:pPr>
+            <w:r>
+              <w:t>3. Выбирает категорию из классификатора</w:t>
+            </w:r>
+          </w:p>
+        </w:tc>
+        <w:tc>
+          <w:tcPr>
+            <w:tcW w:w="4785" w:type="dxa"/>
+          </w:tcPr>
+          <w:p>
+            <w:pPr>
+              <w:pStyle w:val="a0"/>
+              <w:spacing w:after="0" w:line="240" w:lineRule="auto"/>
+            </w:pPr>
+            <w:r>
+              <w:t>4. Обновляет сведения о книге в базе данных</w:t>
+            </w:r>
+          </w:p>
+          <w:p>
+            <w:pPr>
+              <w:pStyle w:val="a0"/>
+              <w:spacing w:after="0" w:line="240" w:lineRule="auto"/>
+            </w:pPr>
+            <w:r>
+              <w:t>5. Подтверждает успешное выполнение операции</w:t>
+            </w:r>
+          </w:p>
+        </w:tc>
+      </w:tr>
+    </w:tbl>
+    <w:p>
+      <w:pPr>
+        <w:pStyle w:val="a0"/>
+        <w:spacing w:after="0" w:line="240" w:lineRule="auto"/>
+        <w:jc w:val="center"/>
+      </w:pPr>
+    </w:p>
+    <w:tbl>
+      <w:tblPr>
+        <w:tblStyle w:val="af0"/>
+        <w:tblW w:w="0" w:type="auto"/>
+        <w:tblLook w:val="04A0" w:firstRow="1" w:lastRow="0" w:firstColumn="1" w:lastColumn="0" w:noHBand="0" w:noVBand="1"/>
+      </w:tblPr>
+      <w:tblGrid>
+        <w:gridCol w:w="4786"/>
+        <w:gridCol w:w="4785"/>
+      </w:tblGrid>
+      <w:tr>
+        <w:tc>
+          <w:tcPr>
+            <w:tcW w:w="9571" w:type="dxa"/>
+            <w:gridSpan w:val="2"/>
+          </w:tcPr>
+          <w:p>
+            <w:pPr>
+              <w:pStyle w:val="a0"/>
+              <w:spacing w:after="0" w:line="240" w:lineRule="auto"/>
+              <w:jc w:val="center"/>
+            </w:pPr>
+            <w:r>
+              <w:t xml:space="preserve">Сценарий варианта использования </w:t>
+            </w:r>
+            <w:r>
+              <w:t>«</w:t>
+            </w:r>
+            <w:r>
+              <w:rPr>
+                <w:i/>
+                <w:iCs/>
+              </w:rPr>
+              <w:t>Управление иерархическим классификатором</w:t>
+            </w:r>
+            <w:r>
+              <w:t>»</w:t>
+            </w:r>
+          </w:p>
+        </w:tc>
+      </w:tr>
+      <w:tr>
+        <w:tc>
+          <w:tcPr>
+            <w:tcW w:w="9571" w:type="dxa"/>
+            <w:gridSpan w:val="2"/>
+            <w:shd w:val="clear" w:color="auto" w:fill="EAEAEA"/>
+          </w:tcPr>
+          <w:p>
+            <w:pPr>
+              <w:pStyle w:val="a0"/>
+              <w:spacing w:after="0" w:line="240" w:lineRule="auto"/>
+              <w:jc w:val="center"/>
+              <w:rPr>
+                <w:b/>
+                <w:bCs/>
+                <w:i/>
+                <w:iCs/>
+              </w:rPr>
+            </w:pPr>
+            <w:r>
+              <w:rPr>
+                <w:b/>
+                <w:bCs/>
+                <w:i/>
+                <w:iCs/>
+              </w:rPr>
+              <w:t>Главный раздел</w:t>
+            </w:r>
+          </w:p>
+        </w:tc>
+      </w:tr>
+      <w:tr>
+        <w:trPr>
+          <w:trHeight w:val="100"/>
+        </w:trPr>
+        <w:tc>
+          <w:tcPr>
+            <w:tcW w:w="4786" w:type="dxa"/>
+          </w:tcPr>
+          <w:p>
+            <w:pPr>
+              <w:pStyle w:val="a0"/>
+              <w:spacing w:after="0" w:line="240" w:lineRule="auto"/>
+            </w:pPr>
+            <w:r>
+              <w:t>Наименование</w:t>
+            </w:r>
+          </w:p>
+        </w:tc>
+        <w:tc>
+          <w:tcPr>
+            <w:tcW w:w="4785" w:type="dxa"/>
+          </w:tcPr>
+          <w:p>
+            <w:pPr>
+              <w:pStyle w:val="a0"/>
+              <w:spacing w:after="0" w:line="240" w:lineRule="auto"/>
+              <w:rPr>
+                <w:i/>
+                <w:iCs/>
+              </w:rPr>
+            </w:pPr>
+            <w:r>
+              <w:rPr>
+                <w:i/>
+                <w:iCs/>
+              </w:rPr>
+              <w:t>Управление иерархическим классификатором</w:t>
+            </w:r>
+          </w:p>
+        </w:tc>
+      </w:tr>
+      <w:tr>
+        <w:trPr>
+          <w:trHeight w:val="100"/>
+        </w:trPr>
+        <w:tc>
+          <w:tcPr>
+            <w:tcW w:w="4786" w:type="dxa"/>
+          </w:tcPr>
+          <w:p>
+            <w:pPr>
+              <w:pStyle w:val="a0"/>
+              <w:spacing w:after="0" w:line="240" w:lineRule="auto"/>
+            </w:pPr>
+            <w:r>
+              <w:t>Тип</w:t>
+            </w:r>
+          </w:p>
+        </w:tc>
+        <w:tc>
+          <w:tcPr>
+            <w:tcW w:w="4785" w:type="dxa"/>
+          </w:tcPr>
+          <w:p>
+            <w:pPr>
+              <w:pStyle w:val="a0"/>
+              <w:spacing w:after="0" w:line="240" w:lineRule="auto"/>
+            </w:pPr>
+            <w:r>
+              <w:t>Базовый</w:t>
+            </w:r>
+          </w:p>
+        </w:tc>
+      </w:tr>
+      <w:tr>
+        <w:trPr>
+          <w:trHeight w:val="100"/>
+        </w:trPr>
+        <w:tc>
+          <w:tcPr>
+            <w:tcW w:w="4786" w:type="dxa"/>
+          </w:tcPr>
+          <w:p>
+            <w:pPr>
+              <w:pStyle w:val="a0"/>
+              <w:spacing w:after="0" w:line="240" w:lineRule="auto"/>
+            </w:pPr>
+            <w:r>
+              <w:t>Акторы</w:t>
+            </w:r>
+          </w:p>
+        </w:tc>
+        <w:tc>
+          <w:tcPr>
+            <w:tcW w:w="4785" w:type="dxa"/>
+          </w:tcPr>
+          <w:p>
+            <w:pPr>
+              <w:pStyle w:val="a0"/>
+              <w:spacing w:after="0" w:line="240" w:lineRule="auto"/>
+              <w:rPr>
+                <w:i/>
+                <w:iCs/>
+              </w:rPr>
+            </w:pPr>
+            <w:r>
+              <w:rPr>
+                <w:i/>
+                <w:iCs/>
+              </w:rPr>
+              <w:t>Администратор</w:t>
+            </w:r>
+          </w:p>
+        </w:tc>
+      </w:tr>
+      <w:tr>
+        <w:trPr>
+          <w:trHeight w:val="100"/>
+        </w:trPr>
+        <w:tc>
+          <w:tcPr>
+            <w:tcW w:w="4786" w:type="dxa"/>
+          </w:tcPr>
+          <w:p>
+            <w:pPr>
+              <w:pStyle w:val="a0"/>
+              <w:spacing w:after="0" w:line="240" w:lineRule="auto"/>
+            </w:pPr>
+            <w:r>
+              <w:t>Цель</w:t>
+            </w:r>
+          </w:p>
+        </w:tc>
+        <w:tc>
+          <w:tcPr>
+            <w:tcW w:w="4785" w:type="dxa"/>
+          </w:tcPr>
+          <w:p>
+            <w:pPr>
+              <w:pStyle w:val="a0"/>
+              <w:spacing w:after="0" w:line="240" w:lineRule="auto"/>
+            </w:pPr>
+            <w:r>
+              <w:t>Управление иерархическим классификатором в базе данных</w:t>
+            </w:r>
+          </w:p>
+        </w:tc>
+      </w:tr>
+      <w:tr>
+        <w:trPr>
+          <w:trHeight w:val="100"/>
+        </w:trPr>
+        <w:tc>
+          <w:tcPr>
+            <w:tcW w:w="4786" w:type="dxa"/>
+          </w:tcPr>
+          <w:p>
+            <w:pPr>
+              <w:pStyle w:val="a0"/>
+              <w:spacing w:after="0" w:line="240" w:lineRule="auto"/>
+            </w:pPr>
+            <w:r>
+              <w:t>Краткое описание</w:t>
+            </w:r>
+          </w:p>
+        </w:tc>
+        <w:tc>
+          <w:tcPr>
+            <w:tcW w:w="4785" w:type="dxa"/>
+          </w:tcPr>
+          <w:p>
+            <w:pPr>
+              <w:pStyle w:val="a0"/>
+              <w:spacing w:after="0" w:line="240" w:lineRule="auto"/>
+            </w:pPr>
+            <w:r>
+              <w:t>В</w:t>
+            </w:r>
+            <w:r>
+              <w:t>ыполняет операции добавления, изменения и удаления категорий иерархического классификатора. В результате изменяется структура иерархического классификатора</w:t>
+            </w:r>
+          </w:p>
+          <w:p>
+            <w:pPr>
+              <w:pStyle w:val="a0"/>
+              <w:spacing w:after="0" w:line="240" w:lineRule="auto"/>
+            </w:pPr>
+          </w:p>
+        </w:tc>
+      </w:tr>
+      <w:tr>
+        <w:trPr>
+          <w:trHeight w:val="100"/>
+        </w:trPr>
+        <w:tc>
+          <w:tcPr>
+            <w:tcW w:w="9571" w:type="dxa"/>
+            <w:gridSpan w:val="2"/>
+            <w:shd w:val="clear" w:color="auto" w:fill="EAEAEA"/>
+          </w:tcPr>
+          <w:p>
+            <w:pPr>
+              <w:pStyle w:val="a0"/>
+              <w:spacing w:after="0" w:line="240" w:lineRule="auto"/>
+              <w:jc w:val="center"/>
+              <w:rPr>
+                <w:lang w:val="en-US"/>
+              </w:rPr>
+            </w:pPr>
+            <w:r>
+              <w:t xml:space="preserve">Раздел </w:t>
+            </w:r>
+            <w:r>
+              <w:rPr>
+                <w:lang w:val="en-US"/>
+              </w:rPr>
+              <w:t>«</w:t>
+            </w:r>
+            <w:r>
+              <w:rPr>
+                <w:b/>
+                <w:bCs/>
+                <w:i/>
+                <w:iCs/>
+              </w:rPr>
+              <w:t>Типичный ход событий</w:t>
+            </w:r>
+            <w:r>
+              <w:rPr>
+                <w:lang w:val="en-US"/>
+              </w:rPr>
+              <w:t>»</w:t>
+            </w:r>
+          </w:p>
+        </w:tc>
+      </w:tr>
+      <w:tr>
+        <w:trPr>
+          <w:trHeight w:val="161"/>
+        </w:trPr>
+        <w:tc>
+          <w:tcPr>
+            <w:tcW w:w="4786" w:type="dxa"/>
+          </w:tcPr>
+          <w:p>
+            <w:pPr>
+              <w:pStyle w:val="a0"/>
+              <w:spacing w:after="0" w:line="240" w:lineRule="auto"/>
+            </w:pPr>
+            <w:r>
+              <w:t>Действия акторов</w:t>
+            </w:r>
+          </w:p>
+        </w:tc>
+        <w:tc>
+          <w:tcPr>
+            <w:tcW w:w="4785" w:type="dxa"/>
+          </w:tcPr>
+          <w:p>
+            <w:pPr>
+              <w:pStyle w:val="a0"/>
+              <w:spacing w:after="0" w:line="240" w:lineRule="auto"/>
+            </w:pPr>
+            <w:r>
+              <w:t>Отклик системы</w:t>
+            </w:r>
+          </w:p>
+        </w:tc>
+      </w:tr>
+      <w:tr>
+        <w:trPr>
+          <w:trHeight w:val="100"/>
+        </w:trPr>
+        <w:tc>
+          <w:tcPr>
+            <w:tcW w:w="4786" w:type="dxa"/>
+          </w:tcPr>
+          <w:p>
+            <w:pPr>
+              <w:pStyle w:val="a0"/>
+              <w:spacing w:after="0" w:line="240" w:lineRule="auto"/>
+            </w:pPr>
+            <w:r>
+              <w:t>1. Выбирает операцию управления классификатором.</w:t>
+            </w:r>
+          </w:p>
+          <w:p>
+            <w:pPr>
+              <w:pStyle w:val="a0"/>
+              <w:spacing w:after="0" w:line="240" w:lineRule="auto"/>
+              <w:rPr>
+                <w:lang w:val="en-US"/>
+              </w:rPr>
+            </w:pPr>
+            <w:r>
+              <w:t xml:space="preserve">2. Выбирает тип операции (добавление </w:t>
+            </w:r>
+            <w:r>
+              <w:t xml:space="preserve">/ </w:t>
+            </w:r>
+            <w:r>
+              <w:t>изменение</w:t>
+            </w:r>
+            <w:r>
+              <w:t xml:space="preserve"> / </w:t>
+            </w:r>
+            <w:proofErr w:type="gramStart"/>
+            <w:r>
+              <w:t>удаление )</w:t>
+            </w:r>
+            <w:proofErr w:type="gramEnd"/>
+          </w:p>
+          <w:p>
+            <w:pPr>
+              <w:pStyle w:val="a0"/>
+              <w:spacing w:after="0" w:line="240" w:lineRule="auto"/>
+            </w:pPr>
+            <w:r>
+              <w:t xml:space="preserve">3.  </w:t>
+            </w:r>
+            <w:r>
+              <w:t>Вводит или изменяет данные категории</w:t>
+            </w:r>
+          </w:p>
+        </w:tc>
+        <w:tc>
+          <w:tcPr>
+            <w:tcW w:w="4785" w:type="dxa"/>
+          </w:tcPr>
+          <w:p>
+            <w:pPr>
+              <w:pStyle w:val="a0"/>
+              <w:spacing w:after="0" w:line="240" w:lineRule="auto"/>
+            </w:pPr>
+            <w:r>
+              <w:t>4. Проверяет корректность данных</w:t>
+            </w:r>
+          </w:p>
+          <w:p>
+            <w:pPr>
+              <w:pStyle w:val="a0"/>
+              <w:spacing w:after="0" w:line="240" w:lineRule="auto"/>
+            </w:pPr>
+            <w:r>
+              <w:t>5. Обновляет структуру классификатора в базе данных</w:t>
+            </w:r>
+          </w:p>
+          <w:p>
+            <w:pPr>
+              <w:pStyle w:val="a0"/>
+              <w:spacing w:after="0" w:line="240" w:lineRule="auto"/>
+            </w:pPr>
+            <w:r>
+              <w:t>6. Подтверждает выполнение операции</w:t>
+            </w:r>
+          </w:p>
+        </w:tc>
+      </w:tr>
+    </w:tbl>
+    <w:p>
+      <w:pPr>
+        <w:pStyle w:val="a0"/>
+        <w:spacing w:after="0" w:line="240" w:lineRule="auto"/>
+        <w:jc w:val="center"/>
+      </w:pPr>
+    </w:p>
+    <w:p>
+      <w:pPr>
+        <w:pStyle w:val="a0"/>
+        <w:spacing w:after="0" w:line="240" w:lineRule="auto"/>
+        <w:jc w:val="center"/>
+      </w:pPr>
+    </w:p>
+    <w:p>
+      <w:pPr>
+        <w:pStyle w:val="a0"/>
+        <w:spacing w:after="0" w:line="240" w:lineRule="auto"/>
+        <w:jc w:val="center"/>
+      </w:pPr>
+    </w:p>
+    <w:tbl>
+      <w:tblPr>
+        <w:tblStyle w:val="af0"/>
+        <w:tblW w:w="0" w:type="auto"/>
+        <w:tblLook w:val="04A0" w:firstRow="1" w:lastRow="0" w:firstColumn="1" w:lastColumn="0" w:noHBand="0" w:noVBand="1"/>
+      </w:tblPr>
+      <w:tblGrid>
+        <w:gridCol w:w="4786"/>
+        <w:gridCol w:w="4785"/>
+      </w:tblGrid>
+      <w:tr>
+        <w:tc>
+          <w:tcPr>
+            <w:tcW w:w="9571" w:type="dxa"/>
+            <w:gridSpan w:val="2"/>
+          </w:tcPr>
+          <w:p>
+            <w:pPr>
+              <w:pStyle w:val="a0"/>
+              <w:spacing w:after="0" w:line="240" w:lineRule="auto"/>
+              <w:jc w:val="center"/>
+            </w:pPr>
+            <w:r>
+              <w:t xml:space="preserve">Сценарий варианта использования </w:t>
+            </w:r>
+            <w:r>
+              <w:t>«</w:t>
+            </w:r>
+            <w:r>
+              <w:rPr>
+                <w:i/>
+                <w:iCs/>
+              </w:rPr>
+              <w:t>Просмотр данных читателя</w:t>
+            </w:r>
+            <w:r>
+              <w:t>»</w:t>
+            </w:r>
+          </w:p>
+        </w:tc>
+      </w:tr>
+      <w:tr>
+        <w:tc>
+          <w:tcPr>
+            <w:tcW w:w="9571" w:type="dxa"/>
+            <w:gridSpan w:val="2"/>
+            <w:shd w:val="clear" w:color="auto" w:fill="EAEAEA"/>
+          </w:tcPr>
+          <w:p>
+            <w:pPr>
+              <w:pStyle w:val="a0"/>
+              <w:spacing w:after="0" w:line="240" w:lineRule="auto"/>
+              <w:jc w:val="center"/>
+              <w:rPr>
+                <w:b/>
+                <w:bCs/>
+                <w:i/>
+                <w:iCs/>
+              </w:rPr>
+            </w:pPr>
+            <w:r>
+              <w:rPr>
+                <w:b/>
+                <w:bCs/>
+                <w:i/>
+                <w:iCs/>
+              </w:rPr>
+              <w:t>Главный раздел</w:t>
+            </w:r>
+          </w:p>
+        </w:tc>
+      </w:tr>
+      <w:tr>
+        <w:trPr>
+          <w:trHeight w:val="100"/>
+        </w:trPr>
+        <w:tc>
+          <w:tcPr>
+            <w:tcW w:w="4786" w:type="dxa"/>
+          </w:tcPr>
+          <w:p>
+            <w:pPr>
+              <w:pStyle w:val="a0"/>
+              <w:spacing w:after="0" w:line="240" w:lineRule="auto"/>
+            </w:pPr>
+            <w:r>
+              <w:t>Наименование</w:t>
+            </w:r>
+          </w:p>
+        </w:tc>
+        <w:tc>
+          <w:tcPr>
+            <w:tcW w:w="4785" w:type="dxa"/>
+          </w:tcPr>
+          <w:p>
+            <w:pPr>
+              <w:pStyle w:val="a0"/>
+              <w:spacing w:after="0" w:line="240" w:lineRule="auto"/>
+              <w:rPr>
+                <w:i/>
+                <w:iCs/>
+              </w:rPr>
+            </w:pPr>
+            <w:r>
+              <w:rPr>
+                <w:i/>
+                <w:iCs/>
+              </w:rPr>
+              <w:t>Просмотр данных читателя</w:t>
+            </w:r>
+          </w:p>
+        </w:tc>
+      </w:tr>
+      <w:tr>
+        <w:trPr>
+          <w:trHeight w:val="100"/>
+        </w:trPr>
+        <w:tc>
+          <w:tcPr>
+            <w:tcW w:w="4786" w:type="dxa"/>
+          </w:tcPr>
+          <w:p>
+            <w:pPr>
+              <w:pStyle w:val="a0"/>
+              <w:spacing w:after="0" w:line="240" w:lineRule="auto"/>
+            </w:pPr>
+            <w:r>
+              <w:t>Тип</w:t>
+            </w:r>
+          </w:p>
+        </w:tc>
+        <w:tc>
+          <w:tcPr>
+            <w:tcW w:w="4785" w:type="dxa"/>
+          </w:tcPr>
+          <w:p>
+            <w:pPr>
+              <w:pStyle w:val="a0"/>
+              <w:spacing w:after="0" w:line="240" w:lineRule="auto"/>
+            </w:pPr>
+            <w:r>
+              <w:t>Базовый</w:t>
+            </w:r>
+          </w:p>
+        </w:tc>
+      </w:tr>
+      <w:tr>
+        <w:trPr>
+          <w:trHeight w:val="100"/>
+        </w:trPr>
+        <w:tc>
+          <w:tcPr>
+            <w:tcW w:w="4786" w:type="dxa"/>
+          </w:tcPr>
+          <w:p>
+            <w:pPr>
+              <w:pStyle w:val="a0"/>
+              <w:spacing w:after="0" w:line="240" w:lineRule="auto"/>
+            </w:pPr>
+            <w:r>
+              <w:t>Акторы</w:t>
+            </w:r>
+          </w:p>
+        </w:tc>
+        <w:tc>
+          <w:tcPr>
+            <w:tcW w:w="4785" w:type="dxa"/>
+          </w:tcPr>
+          <w:p>
+            <w:pPr>
+              <w:pStyle w:val="a0"/>
+              <w:spacing w:after="0" w:line="240" w:lineRule="auto"/>
+              <w:rPr>
+                <w:i/>
+                <w:iCs/>
+              </w:rPr>
+            </w:pPr>
+            <w:r>
+              <w:rPr>
+                <w:i/>
+                <w:iCs/>
+              </w:rPr>
+              <w:t>Администратор, Библиотекарь</w:t>
+            </w:r>
+          </w:p>
+        </w:tc>
+      </w:tr>
+      <w:tr>
+        <w:trPr>
+          <w:trHeight w:val="100"/>
+        </w:trPr>
+        <w:tc>
+          <w:tcPr>
+            <w:tcW w:w="4786" w:type="dxa"/>
+          </w:tcPr>
+          <w:p>
+            <w:pPr>
+              <w:pStyle w:val="a0"/>
+              <w:spacing w:after="0" w:line="240" w:lineRule="auto"/>
+            </w:pPr>
+            <w:r>
+              <w:t>Цель</w:t>
+            </w:r>
+          </w:p>
+        </w:tc>
+        <w:tc>
+          <w:tcPr>
+            <w:tcW w:w="4785" w:type="dxa"/>
+          </w:tcPr>
+          <w:p>
+            <w:pPr>
+              <w:pStyle w:val="a0"/>
+              <w:spacing w:after="0" w:line="240" w:lineRule="auto"/>
+            </w:pPr>
+            <w:r>
+              <w:t>Получение информации о читателе из базы данных</w:t>
+            </w:r>
+          </w:p>
+        </w:tc>
+      </w:tr>
+      <w:tr>
+        <w:trPr>
+          <w:trHeight w:val="100"/>
+        </w:trPr>
+        <w:tc>
+          <w:tcPr>
+            <w:tcW w:w="4786" w:type="dxa"/>
+          </w:tcPr>
+          <w:p>
+            <w:pPr>
+              <w:pStyle w:val="a0"/>
+              <w:spacing w:after="0" w:line="240" w:lineRule="auto"/>
+            </w:pPr>
+            <w:r>
+              <w:t>Краткое описание</w:t>
+            </w:r>
+          </w:p>
+        </w:tc>
+        <w:tc>
+          <w:tcPr>
+            <w:tcW w:w="4785" w:type="dxa"/>
+          </w:tcPr>
+          <w:p>
+            <w:pPr>
+              <w:pStyle w:val="a0"/>
+              <w:spacing w:after="0" w:line="240" w:lineRule="auto"/>
+            </w:pPr>
+            <w:r>
+              <w:t xml:space="preserve">Выполняется просмотр информации о читателе, хранящейся в базе данных. </w:t>
+            </w:r>
+            <w:r>
+              <w:t>В</w:t>
+            </w:r>
+            <w:r>
+              <w:t>ыбирает читателя, после чего система отображает его персональные данные</w:t>
+            </w:r>
+          </w:p>
+        </w:tc>
+      </w:tr>
+      <w:tr>
+        <w:trPr>
+          <w:trHeight w:val="100"/>
+        </w:trPr>
+        <w:tc>
+          <w:tcPr>
+            <w:tcW w:w="9571" w:type="dxa"/>
+            <w:gridSpan w:val="2"/>
+            <w:shd w:val="clear" w:color="auto" w:fill="EAEAEA"/>
+          </w:tcPr>
+          <w:p>
+            <w:pPr>
+              <w:pStyle w:val="a0"/>
+              <w:spacing w:after="0" w:line="240" w:lineRule="auto"/>
+              <w:jc w:val="center"/>
+              <w:rPr>
+                <w:lang w:val="en-US"/>
+              </w:rPr>
+            </w:pPr>
+            <w:r>
+              <w:t xml:space="preserve">Раздел </w:t>
+            </w:r>
+            <w:r>
+              <w:rPr>
+                <w:lang w:val="en-US"/>
+              </w:rPr>
+              <w:t>«</w:t>
+            </w:r>
+            <w:r>
+              <w:rPr>
+                <w:b/>
+                <w:bCs/>
+                <w:i/>
+                <w:iCs/>
+              </w:rPr>
+              <w:t>Типичный ход событий</w:t>
+            </w:r>
+            <w:r>
+              <w:rPr>
+                <w:lang w:val="en-US"/>
+              </w:rPr>
+              <w:t>»</w:t>
+            </w:r>
+          </w:p>
+        </w:tc>
+      </w:tr>
+      <w:tr>
+        <w:trPr>
+          <w:trHeight w:val="161"/>
+        </w:trPr>
+        <w:tc>
+          <w:tcPr>
+            <w:tcW w:w="4786" w:type="dxa"/>
+          </w:tcPr>
+          <w:p>
+            <w:pPr>
+              <w:pStyle w:val="a0"/>
+              <w:spacing w:after="0" w:line="240" w:lineRule="auto"/>
+            </w:pPr>
+            <w:r>
+              <w:t>Действия акторов</w:t>
+            </w:r>
+          </w:p>
+        </w:tc>
+        <w:tc>
+          <w:tcPr>
+            <w:tcW w:w="4785" w:type="dxa"/>
+          </w:tcPr>
+          <w:p>
+            <w:pPr>
+              <w:pStyle w:val="a0"/>
+              <w:spacing w:after="0" w:line="240" w:lineRule="auto"/>
+            </w:pPr>
+            <w:r>
+              <w:t>Отклик системы</w:t>
+            </w:r>
+          </w:p>
+        </w:tc>
+      </w:tr>
+      <w:tr>
+        <w:trPr>
+          <w:trHeight w:val="100"/>
+        </w:trPr>
+        <w:tc>
+          <w:tcPr>
+            <w:tcW w:w="4786" w:type="dxa"/>
+          </w:tcPr>
+          <w:p>
+            <w:pPr>
+              <w:pStyle w:val="a0"/>
+              <w:spacing w:after="0" w:line="240" w:lineRule="auto"/>
+            </w:pPr>
+            <w:r>
+              <w:t>1. Выбирает операцию просмотра данных читателя</w:t>
+            </w:r>
+          </w:p>
+          <w:p>
+            <w:pPr>
+              <w:pStyle w:val="a0"/>
+              <w:spacing w:after="0" w:line="240" w:lineRule="auto"/>
+            </w:pPr>
+            <w:r>
+              <w:t>2. Выбирает читателя</w:t>
+            </w:r>
+          </w:p>
+        </w:tc>
+        <w:tc>
+          <w:tcPr>
+            <w:tcW w:w="4785" w:type="dxa"/>
+          </w:tcPr>
+          <w:p>
+            <w:pPr>
+              <w:pStyle w:val="a0"/>
+              <w:spacing w:after="0" w:line="240" w:lineRule="auto"/>
+            </w:pPr>
+            <w:r>
+              <w:t>3. Извлекает данные о читателе из базы данных</w:t>
+            </w:r>
+          </w:p>
+          <w:p>
+            <w:pPr>
+              <w:pStyle w:val="a0"/>
+              <w:spacing w:after="0" w:line="240" w:lineRule="auto"/>
+            </w:pPr>
+            <w:r>
+              <w:t>4. Отображает информацию о читателе</w:t>
+            </w:r>
+          </w:p>
+        </w:tc>
+      </w:tr>
+    </w:tbl>
+    <w:p>
+      <w:pPr>
+        <w:suppressAutoHyphens w:val="0"/>
+        <w:spacing w:line="240" w:lineRule="auto"/>
+        <w:rPr>
+          <w:rFonts w:eastAsia="Lucida Sans Unicode"/>
+          <w:kern w:val="2"/>
+        </w:rPr>
+      </w:pPr>
+    </w:p>
+    <w:tbl>
+      <w:tblPr>
+        <w:tblStyle w:val="af0"/>
+        <w:tblW w:w="0" w:type="auto"/>
+        <w:tblLook w:val="04A0" w:firstRow="1" w:lastRow="0" w:firstColumn="1" w:lastColumn="0" w:noHBand="0" w:noVBand="1"/>
+      </w:tblPr>
+      <w:tblGrid>
+        <w:gridCol w:w="4786"/>
+        <w:gridCol w:w="4785"/>
+      </w:tblGrid>
+      <w:tr>
+        <w:tc>
+          <w:tcPr>
+            <w:tcW w:w="9571" w:type="dxa"/>
+            <w:gridSpan w:val="2"/>
+          </w:tcPr>
+          <w:p>
+            <w:pPr>
+              <w:pStyle w:val="a0"/>
+              <w:spacing w:after="0" w:line="240" w:lineRule="auto"/>
+              <w:jc w:val="center"/>
+            </w:pPr>
+            <w:r>
+              <w:t xml:space="preserve">Сценарий варианта использования </w:t>
+            </w:r>
+            <w:r>
+              <w:t>«</w:t>
+            </w:r>
+            <w:r>
+              <w:rPr>
+                <w:i/>
+                <w:iCs/>
+              </w:rPr>
+              <w:t>Формирование отчетов</w:t>
+            </w:r>
+            <w:r>
+              <w:t>»</w:t>
+            </w:r>
+          </w:p>
+        </w:tc>
+      </w:tr>
+      <w:tr>
+        <w:tc>
+          <w:tcPr>
+            <w:tcW w:w="9571" w:type="dxa"/>
+            <w:gridSpan w:val="2"/>
+            <w:shd w:val="clear" w:color="auto" w:fill="EAEAEA"/>
+          </w:tcPr>
+          <w:p>
+            <w:pPr>
+              <w:pStyle w:val="a0"/>
+              <w:spacing w:after="0" w:line="240" w:lineRule="auto"/>
+              <w:jc w:val="center"/>
+              <w:rPr>
+                <w:b/>
+                <w:bCs/>
+                <w:i/>
+                <w:iCs/>
+              </w:rPr>
+            </w:pPr>
+            <w:r>
+              <w:rPr>
+                <w:b/>
+                <w:bCs/>
+                <w:i/>
+                <w:iCs/>
+              </w:rPr>
+              <w:t>Главный раздел</w:t>
+            </w:r>
+          </w:p>
+        </w:tc>
+      </w:tr>
+      <w:tr>
+        <w:trPr>
+          <w:trHeight w:val="100"/>
+        </w:trPr>
+        <w:tc>
+          <w:tcPr>
+            <w:tcW w:w="4786" w:type="dxa"/>
+          </w:tcPr>
+          <w:p>
+            <w:pPr>
+              <w:pStyle w:val="a0"/>
+              <w:spacing w:after="0" w:line="240" w:lineRule="auto"/>
+            </w:pPr>
+            <w:r>
+              <w:t>Наименование</w:t>
+            </w:r>
+          </w:p>
+        </w:tc>
+        <w:tc>
+          <w:tcPr>
+            <w:tcW w:w="4785" w:type="dxa"/>
+          </w:tcPr>
+          <w:p>
+            <w:pPr>
+              <w:pStyle w:val="a0"/>
+              <w:spacing w:after="0" w:line="240" w:lineRule="auto"/>
+              <w:rPr>
+                <w:i/>
+                <w:iCs/>
+              </w:rPr>
+            </w:pPr>
+            <w:r>
+              <w:rPr>
+                <w:i/>
+                <w:iCs/>
+              </w:rPr>
+              <w:t>Формирование отчетов</w:t>
+            </w:r>
+          </w:p>
+        </w:tc>
+      </w:tr>
+      <w:tr>
+        <w:trPr>
+          <w:trHeight w:val="100"/>
+        </w:trPr>
+        <w:tc>
+          <w:tcPr>
+            <w:tcW w:w="4786" w:type="dxa"/>
+          </w:tcPr>
+          <w:p>
+            <w:pPr>
+              <w:pStyle w:val="a0"/>
+              <w:spacing w:after="0" w:line="240" w:lineRule="auto"/>
+            </w:pPr>
+            <w:r>
+              <w:t>Тип</w:t>
+            </w:r>
+          </w:p>
+        </w:tc>
+        <w:tc>
+          <w:tcPr>
+            <w:tcW w:w="4785" w:type="dxa"/>
+          </w:tcPr>
+          <w:p>
+            <w:pPr>
+              <w:pStyle w:val="a0"/>
+              <w:spacing w:after="0" w:line="240" w:lineRule="auto"/>
+            </w:pPr>
+            <w:r>
+              <w:t>Базовый</w:t>
+            </w:r>
+          </w:p>
+        </w:tc>
+      </w:tr>
+      <w:tr>
+        <w:trPr>
+          <w:trHeight w:val="100"/>
+        </w:trPr>
+        <w:tc>
+          <w:tcPr>
+            <w:tcW w:w="4786" w:type="dxa"/>
+          </w:tcPr>
+          <w:p>
+            <w:pPr>
+              <w:pStyle w:val="a0"/>
+              <w:spacing w:after="0" w:line="240" w:lineRule="auto"/>
+            </w:pPr>
+            <w:r>
+              <w:t>Акторы</w:t>
+            </w:r>
+          </w:p>
+        </w:tc>
+        <w:tc>
+          <w:tcPr>
+            <w:tcW w:w="4785" w:type="dxa"/>
+          </w:tcPr>
+          <w:p>
+            <w:pPr>
+              <w:pStyle w:val="a0"/>
+              <w:spacing w:after="0" w:line="240" w:lineRule="auto"/>
+              <w:rPr>
+                <w:i/>
+                <w:iCs/>
+              </w:rPr>
+            </w:pPr>
+            <w:r>
+              <w:rPr>
+                <w:i/>
+                <w:iCs/>
+              </w:rPr>
+              <w:t>Администратор, Библиотекарь</w:t>
+            </w:r>
+          </w:p>
+        </w:tc>
+      </w:tr>
+      <w:tr>
+        <w:trPr>
+          <w:trHeight w:val="100"/>
+        </w:trPr>
+        <w:tc>
+          <w:tcPr>
+            <w:tcW w:w="4786" w:type="dxa"/>
+          </w:tcPr>
+          <w:p>
+            <w:pPr>
+              <w:pStyle w:val="a0"/>
+              <w:spacing w:after="0" w:line="240" w:lineRule="auto"/>
+            </w:pPr>
+            <w:r>
+              <w:t>Цель</w:t>
+            </w:r>
+          </w:p>
+        </w:tc>
+        <w:tc>
+          <w:tcPr>
+            <w:tcW w:w="4785" w:type="dxa"/>
+          </w:tcPr>
+          <w:p>
+            <w:pPr>
+              <w:pStyle w:val="a0"/>
+              <w:spacing w:after="0" w:line="240" w:lineRule="auto"/>
+            </w:pPr>
+            <w:r>
+              <w:t xml:space="preserve">Формирование отчетной информации на основе данных базы данных </w:t>
+            </w:r>
+          </w:p>
+        </w:tc>
+      </w:tr>
+      <w:tr>
+        <w:trPr>
+          <w:trHeight w:val="100"/>
+        </w:trPr>
+        <w:tc>
+          <w:tcPr>
+            <w:tcW w:w="4786" w:type="dxa"/>
+          </w:tcPr>
+          <w:p>
+            <w:pPr>
+              <w:pStyle w:val="a0"/>
+              <w:spacing w:after="0" w:line="240" w:lineRule="auto"/>
+            </w:pPr>
+            <w:r>
+              <w:t>Краткое описание</w:t>
+            </w:r>
+          </w:p>
+        </w:tc>
+        <w:tc>
+          <w:tcPr>
+            <w:tcW w:w="4785" w:type="dxa"/>
+          </w:tcPr>
+          <w:p>
+            <w:pPr>
+              <w:pStyle w:val="a0"/>
+              <w:spacing w:after="0" w:line="240" w:lineRule="auto"/>
+            </w:pPr>
+            <w:r>
+              <w:t>Выполняется ф</w:t>
+            </w:r>
+            <w:r>
+              <w:t>ормир</w:t>
+            </w:r>
+            <w:r>
+              <w:t>ование</w:t>
+            </w:r>
+            <w:r>
+              <w:t xml:space="preserve"> отчет</w:t>
+            </w:r>
+            <w:r>
+              <w:t>ов</w:t>
+            </w:r>
+            <w:r>
+              <w:t xml:space="preserve"> на основе данных, хранящихся в базе данных. В зависимости от выбранного типа отчета система выполняет обработку данных и выводит результаты</w:t>
+            </w:r>
+          </w:p>
+        </w:tc>
+      </w:tr>
+      <w:tr>
+        <w:trPr>
+          <w:trHeight w:val="100"/>
+        </w:trPr>
+        <w:tc>
+          <w:tcPr>
+            <w:tcW w:w="9571" w:type="dxa"/>
+            <w:gridSpan w:val="2"/>
+            <w:shd w:val="clear" w:color="auto" w:fill="EAEAEA"/>
+          </w:tcPr>
+          <w:p>
+            <w:pPr>
+              <w:pStyle w:val="a0"/>
+              <w:spacing w:after="0" w:line="240" w:lineRule="auto"/>
+              <w:jc w:val="center"/>
+              <w:rPr>
+                <w:lang w:val="en-US"/>
+              </w:rPr>
+            </w:pPr>
+            <w:r>
+              <w:t xml:space="preserve">Раздел </w:t>
+            </w:r>
+            <w:r>
+              <w:rPr>
+                <w:lang w:val="en-US"/>
+              </w:rPr>
+              <w:t>«</w:t>
+            </w:r>
+            <w:r>
+              <w:rPr>
+                <w:b/>
+                <w:bCs/>
+                <w:i/>
+                <w:iCs/>
+              </w:rPr>
+              <w:t>Типичный ход событий</w:t>
+            </w:r>
+            <w:r>
+              <w:rPr>
+                <w:lang w:val="en-US"/>
+              </w:rPr>
+              <w:t>»</w:t>
+            </w:r>
+          </w:p>
+        </w:tc>
+      </w:tr>
+      <w:tr>
+        <w:trPr>
+          <w:trHeight w:val="161"/>
+        </w:trPr>
+        <w:tc>
+          <w:tcPr>
+            <w:tcW w:w="4786" w:type="dxa"/>
+          </w:tcPr>
+          <w:p>
+            <w:pPr>
+              <w:pStyle w:val="a0"/>
+              <w:spacing w:after="0" w:line="240" w:lineRule="auto"/>
+            </w:pPr>
+            <w:r>
+              <w:t>Действия акторов</w:t>
+            </w:r>
+          </w:p>
+        </w:tc>
+        <w:tc>
+          <w:tcPr>
+            <w:tcW w:w="4785" w:type="dxa"/>
+          </w:tcPr>
+          <w:p>
+            <w:pPr>
+              <w:pStyle w:val="a0"/>
+              <w:spacing w:after="0" w:line="240" w:lineRule="auto"/>
+            </w:pPr>
+            <w:r>
+              <w:t>Отклик системы</w:t>
+            </w:r>
+          </w:p>
+        </w:tc>
+      </w:tr>
+      <w:tr>
+        <w:trPr>
+          <w:trHeight w:val="100"/>
+        </w:trPr>
+        <w:tc>
+          <w:tcPr>
+            <w:tcW w:w="4786" w:type="dxa"/>
+          </w:tcPr>
+          <w:p>
+            <w:pPr>
+              <w:pStyle w:val="a0"/>
+              <w:spacing w:after="0" w:line="240" w:lineRule="auto"/>
+            </w:pPr>
+            <w:r>
+              <w:t>1. Выбирает операцию формирования отчета</w:t>
+            </w:r>
+          </w:p>
+          <w:p>
+            <w:pPr>
+              <w:pStyle w:val="a0"/>
+              <w:spacing w:after="0" w:line="240" w:lineRule="auto"/>
+            </w:pPr>
+            <w:r>
+              <w:t>2. Выбирает тип отчета</w:t>
+            </w:r>
+          </w:p>
+        </w:tc>
+        <w:tc>
+          <w:tcPr>
+            <w:tcW w:w="4785" w:type="dxa"/>
+          </w:tcPr>
+          <w:p>
+            <w:pPr>
+              <w:pStyle w:val="a0"/>
+              <w:spacing w:after="0" w:line="240" w:lineRule="auto"/>
+            </w:pPr>
+            <w:r>
+              <w:t>3. Выполняет обработку данных в базе данных</w:t>
+            </w:r>
+          </w:p>
+          <w:p>
+            <w:pPr>
+              <w:pStyle w:val="a0"/>
+              <w:spacing w:after="0" w:line="240" w:lineRule="auto"/>
+            </w:pPr>
+            <w:r>
+              <w:t>4. Формирует отчет</w:t>
+            </w:r>
+          </w:p>
+          <w:p>
+            <w:pPr>
+              <w:pStyle w:val="a0"/>
+              <w:spacing w:after="0" w:line="240" w:lineRule="auto"/>
+            </w:pPr>
+            <w:r>
+              <w:t>5. Отображает результат пользователю</w:t>
+            </w:r>
+          </w:p>
+        </w:tc>
+      </w:tr>
+    </w:tbl>
     <w:p>
       <w:pPr>
         <w:pStyle w:val="a0"/>
@@ -3147,6 +7636,11 @@
         <w:t>К информационной безопасности</w:t>
       </w:r>
       <w:bookmarkEnd w:id="7"/>
+    </w:p>
+    <w:p>
+      <w:pPr>
+        <w:pStyle w:val="a0"/>
+      </w:pPr>
     </w:p>
     <w:p>
       <w:pPr>
@@ -3708,6 +8202,119 @@
     </w:lvl>
   </w:abstractNum>
   <w:abstractNum w:abstractNumId="4" w15:restartNumberingAfterBreak="0">
+    <w:nsid w:val="0D581FC0"/>
+    <w:multiLevelType w:val="hybridMultilevel"/>
+    <w:tmpl w:val="75CEEAE8"/>
+    <w:lvl w:ilvl="0" w:tplc="04190001">
+      <w:start w:val="1"/>
+      <w:numFmt w:val="bullet"/>
+      <w:lvlText w:val=""/>
+      <w:lvlJc w:val="left"/>
+      <w:pPr>
+        <w:ind w:left="720" w:hanging="360"/>
+      </w:pPr>
+      <w:rPr>
+        <w:rFonts w:ascii="Symbol" w:hAnsi="Symbol" w:hint="default"/>
+      </w:rPr>
+    </w:lvl>
+    <w:lvl w:ilvl="1" w:tplc="04190003" w:tentative="1">
+      <w:start w:val="1"/>
+      <w:numFmt w:val="bullet"/>
+      <w:lvlText w:val="o"/>
+      <w:lvlJc w:val="left"/>
+      <w:pPr>
+        <w:ind w:left="1440" w:hanging="360"/>
+      </w:pPr>
+      <w:rPr>
+        <w:rFonts w:ascii="Courier New" w:hAnsi="Courier New" w:cs="Courier New" w:hint="default"/>
+      </w:rPr>
+    </w:lvl>
+    <w:lvl w:ilvl="2" w:tplc="04190005" w:tentative="1">
+      <w:start w:val="1"/>
+      <w:numFmt w:val="bullet"/>
+      <w:lvlText w:val=""/>
+      <w:lvlJc w:val="left"/>
+      <w:pPr>
+        <w:ind w:left="2160" w:hanging="360"/>
+      </w:pPr>
+      <w:rPr>
+        <w:rFonts w:ascii="Wingdings" w:hAnsi="Wingdings" w:hint="default"/>
+      </w:rPr>
+    </w:lvl>
+    <w:lvl w:ilvl="3" w:tplc="04190001" w:tentative="1">
+      <w:start w:val="1"/>
+      <w:numFmt w:val="bullet"/>
+      <w:lvlText w:val=""/>
+      <w:lvlJc w:val="left"/>
+      <w:pPr>
+        <w:ind w:left="2880" w:hanging="360"/>
+      </w:pPr>
+      <w:rPr>
+        <w:rFonts w:ascii="Symbol" w:hAnsi="Symbol" w:hint="default"/>
+      </w:rPr>
+    </w:lvl>
+    <w:lvl w:ilvl="4" w:tplc="04190003" w:tentative="1">
+      <w:start w:val="1"/>
+      <w:numFmt w:val="bullet"/>
+      <w:lvlText w:val="o"/>
+      <w:lvlJc w:val="left"/>
+      <w:pPr>
+        <w:ind w:left="3600" w:hanging="360"/>
+      </w:pPr>
+      <w:rPr>
+        <w:rFonts w:ascii="Courier New" w:hAnsi="Courier New" w:cs="Courier New" w:hint="default"/>
+      </w:rPr>
+    </w:lvl>
+    <w:lvl w:ilvl="5" w:tplc="04190005" w:tentative="1">
+      <w:start w:val="1"/>
+      <w:numFmt w:val="bullet"/>
+      <w:lvlText w:val=""/>
+      <w:lvlJc w:val="left"/>
+      <w:pPr>
+        <w:ind w:left="4320" w:hanging="360"/>
+      </w:pPr>
+      <w:rPr>
+        <w:rFonts w:ascii="Wingdings" w:hAnsi="Wingdings" w:hint="default"/>
+      </w:rPr>
+    </w:lvl>
+    <w:lvl w:ilvl="6" w:tplc="04190001" w:tentative="1">
+      <w:start w:val="1"/>
+      <w:numFmt w:val="bullet"/>
+      <w:lvlText w:val=""/>
+      <w:lvlJc w:val="left"/>
+      <w:pPr>
+        <w:ind w:left="5040" w:hanging="360"/>
+      </w:pPr>
+      <w:rPr>
+        <w:rFonts w:ascii="Symbol" w:hAnsi="Symbol" w:hint="default"/>
+      </w:rPr>
+    </w:lvl>
+    <w:lvl w:ilvl="7" w:tplc="04190003" w:tentative="1">
+      <w:start w:val="1"/>
+      <w:numFmt w:val="bullet"/>
+      <w:lvlText w:val="o"/>
+      <w:lvlJc w:val="left"/>
+      <w:pPr>
+        <w:ind w:left="5760" w:hanging="360"/>
+      </w:pPr>
+      <w:rPr>
+        <w:rFonts w:ascii="Courier New" w:hAnsi="Courier New" w:cs="Courier New" w:hint="default"/>
+      </w:rPr>
+    </w:lvl>
+    <w:lvl w:ilvl="8" w:tplc="04190005" w:tentative="1">
+      <w:start w:val="1"/>
+      <w:numFmt w:val="bullet"/>
+      <w:lvlText w:val=""/>
+      <w:lvlJc w:val="left"/>
+      <w:pPr>
+        <w:ind w:left="6480" w:hanging="360"/>
+      </w:pPr>
+      <w:rPr>
+        <w:rFonts w:ascii="Wingdings" w:hAnsi="Wingdings" w:hint="default"/>
+      </w:rPr>
+    </w:lvl>
+  </w:abstractNum>
+  <w:abstractNum w:abstractNumId="5" w15:restartNumberingAfterBreak="0">
     <w:nsid w:val="0F93238B"/>
     <w:multiLevelType w:val="hybridMultilevel"/>
     <w:tmpl w:val="85487C1E"/>
@@ -3820,7 +8427,7 @@
       </w:rPr>
     </w:lvl>
   </w:abstractNum>
-  <w:abstractNum w:abstractNumId="5" w15:restartNumberingAfterBreak="0">
+  <w:abstractNum w:abstractNumId="6" w15:restartNumberingAfterBreak="0">
     <w:nsid w:val="14AB0C0D"/>
     <w:multiLevelType w:val="hybridMultilevel"/>
     <w:tmpl w:val="EE5CC464"/>
@@ -3933,7 +8540,7 @@
       </w:rPr>
     </w:lvl>
   </w:abstractNum>
-  <w:abstractNum w:abstractNumId="6" w15:restartNumberingAfterBreak="0">
+  <w:abstractNum w:abstractNumId="7" w15:restartNumberingAfterBreak="0">
     <w:nsid w:val="1DC42D73"/>
     <w:multiLevelType w:val="singleLevel"/>
     <w:tmpl w:val="1DC42D73"/>
@@ -3945,7 +8552,7 @@
       <w:lvlJc w:val="left"/>
     </w:lvl>
   </w:abstractNum>
-  <w:abstractNum w:abstractNumId="7" w15:restartNumberingAfterBreak="0">
+  <w:abstractNum w:abstractNumId="8" w15:restartNumberingAfterBreak="0">
     <w:nsid w:val="1E2515E1"/>
     <w:multiLevelType w:val="hybridMultilevel"/>
     <w:tmpl w:val="FCDC0BE8"/>
@@ -4058,7 +8665,7 @@
       </w:rPr>
     </w:lvl>
   </w:abstractNum>
-  <w:abstractNum w:abstractNumId="8" w15:restartNumberingAfterBreak="0">
+  <w:abstractNum w:abstractNumId="9" w15:restartNumberingAfterBreak="0">
     <w:nsid w:val="2A930F3F"/>
     <w:multiLevelType w:val="hybridMultilevel"/>
     <w:tmpl w:val="355C63E2"/>
@@ -4171,7 +8778,120 @@
       </w:rPr>
     </w:lvl>
   </w:abstractNum>
-  <w:abstractNum w:abstractNumId="9" w15:restartNumberingAfterBreak="0">
+  <w:abstractNum w:abstractNumId="10" w15:restartNumberingAfterBreak="0">
+    <w:nsid w:val="2B494AD3"/>
+    <w:multiLevelType w:val="hybridMultilevel"/>
+    <w:tmpl w:val="EA66D2E8"/>
+    <w:lvl w:ilvl="0" w:tplc="E3F6E87A">
+      <w:start w:val="1"/>
+      <w:numFmt w:val="bullet"/>
+      <w:lvlText w:val=""/>
+      <w:lvlJc w:val="left"/>
+      <w:pPr>
+        <w:ind w:left="720" w:hanging="360"/>
+      </w:pPr>
+      <w:rPr>
+        <w:rFonts w:ascii="Symbol" w:hAnsi="Symbol" w:hint="default"/>
+      </w:rPr>
+    </w:lvl>
+    <w:lvl w:ilvl="1" w:tplc="FFFFFFFF" w:tentative="1">
+      <w:start w:val="1"/>
+      <w:numFmt w:val="bullet"/>
+      <w:lvlText w:val="o"/>
+      <w:lvlJc w:val="left"/>
+      <w:pPr>
+        <w:ind w:left="1440" w:hanging="360"/>
+      </w:pPr>
+      <w:rPr>
+        <w:rFonts w:ascii="Courier New" w:hAnsi="Courier New" w:cs="Courier New" w:hint="default"/>
+      </w:rPr>
+    </w:lvl>
+    <w:lvl w:ilvl="2" w:tplc="FFFFFFFF" w:tentative="1">
+      <w:start w:val="1"/>
+      <w:numFmt w:val="bullet"/>
+      <w:lvlText w:val=""/>
+      <w:lvlJc w:val="left"/>
+      <w:pPr>
+        <w:ind w:left="2160" w:hanging="360"/>
+      </w:pPr>
+      <w:rPr>
+        <w:rFonts w:ascii="Wingdings" w:hAnsi="Wingdings" w:hint="default"/>
+      </w:rPr>
+    </w:lvl>
+    <w:lvl w:ilvl="3" w:tplc="FFFFFFFF" w:tentative="1">
+      <w:start w:val="1"/>
+      <w:numFmt w:val="bullet"/>
+      <w:lvlText w:val=""/>
+      <w:lvlJc w:val="left"/>
+      <w:pPr>
+        <w:ind w:left="2880" w:hanging="360"/>
+      </w:pPr>
+      <w:rPr>
+        <w:rFonts w:ascii="Symbol" w:hAnsi="Symbol" w:hint="default"/>
+      </w:rPr>
+    </w:lvl>
+    <w:lvl w:ilvl="4" w:tplc="FFFFFFFF" w:tentative="1">
+      <w:start w:val="1"/>
+      <w:numFmt w:val="bullet"/>
+      <w:lvlText w:val="o"/>
+      <w:lvlJc w:val="left"/>
+      <w:pPr>
+        <w:ind w:left="3600" w:hanging="360"/>
+      </w:pPr>
+      <w:rPr>
+        <w:rFonts w:ascii="Courier New" w:hAnsi="Courier New" w:cs="Courier New" w:hint="default"/>
+      </w:rPr>
+    </w:lvl>
+    <w:lvl w:ilvl="5" w:tplc="FFFFFFFF" w:tentative="1">
+      <w:start w:val="1"/>
+      <w:numFmt w:val="bullet"/>
+      <w:lvlText w:val=""/>
+      <w:lvlJc w:val="left"/>
+      <w:pPr>
+        <w:ind w:left="4320" w:hanging="360"/>
+      </w:pPr>
+      <w:rPr>
+        <w:rFonts w:ascii="Wingdings" w:hAnsi="Wingdings" w:hint="default"/>
+      </w:rPr>
+    </w:lvl>
+    <w:lvl w:ilvl="6" w:tplc="FFFFFFFF" w:tentative="1">
+      <w:start w:val="1"/>
+      <w:numFmt w:val="bullet"/>
+      <w:lvlText w:val=""/>
+      <w:lvlJc w:val="left"/>
+      <w:pPr>
+        <w:ind w:left="5040" w:hanging="360"/>
+      </w:pPr>
+      <w:rPr>
+        <w:rFonts w:ascii="Symbol" w:hAnsi="Symbol" w:hint="default"/>
+      </w:rPr>
+    </w:lvl>
+    <w:lvl w:ilvl="7" w:tplc="FFFFFFFF" w:tentative="1">
+      <w:start w:val="1"/>
+      <w:numFmt w:val="bullet"/>
+      <w:lvlText w:val="o"/>
+      <w:lvlJc w:val="left"/>
+      <w:pPr>
+        <w:ind w:left="5760" w:hanging="360"/>
+      </w:pPr>
+      <w:rPr>
+        <w:rFonts w:ascii="Courier New" w:hAnsi="Courier New" w:cs="Courier New" w:hint="default"/>
+      </w:rPr>
+    </w:lvl>
+    <w:lvl w:ilvl="8" w:tplc="FFFFFFFF" w:tentative="1">
+      <w:start w:val="1"/>
+      <w:numFmt w:val="bullet"/>
+      <w:lvlText w:val=""/>
+      <w:lvlJc w:val="left"/>
+      <w:pPr>
+        <w:ind w:left="6480" w:hanging="360"/>
+      </w:pPr>
+      <w:rPr>
+        <w:rFonts w:ascii="Wingdings" w:hAnsi="Wingdings" w:hint="default"/>
+      </w:rPr>
+    </w:lvl>
+  </w:abstractNum>
+  <w:abstractNum w:abstractNumId="11" w15:restartNumberingAfterBreak="0">
     <w:nsid w:val="2EDC61EE"/>
     <w:multiLevelType w:val="hybridMultilevel"/>
     <w:tmpl w:val="50B827A6"/>
@@ -4284,7 +9004,7 @@
       </w:rPr>
     </w:lvl>
   </w:abstractNum>
-  <w:abstractNum w:abstractNumId="10" w15:restartNumberingAfterBreak="0">
+  <w:abstractNum w:abstractNumId="12" w15:restartNumberingAfterBreak="0">
     <w:nsid w:val="310E7BED"/>
     <w:multiLevelType w:val="singleLevel"/>
     <w:tmpl w:val="310E7BED"/>
@@ -4296,7 +9016,7 @@
       <w:lvlJc w:val="left"/>
     </w:lvl>
   </w:abstractNum>
-  <w:abstractNum w:abstractNumId="11" w15:restartNumberingAfterBreak="0">
+  <w:abstractNum w:abstractNumId="13" w15:restartNumberingAfterBreak="0">
     <w:nsid w:val="3EE64861"/>
     <w:multiLevelType w:val="hybridMultilevel"/>
     <w:tmpl w:val="16984E7E"/>
@@ -4409,7 +9129,7 @@
       </w:rPr>
     </w:lvl>
   </w:abstractNum>
-  <w:abstractNum w:abstractNumId="12" w15:restartNumberingAfterBreak="0">
+  <w:abstractNum w:abstractNumId="14" w15:restartNumberingAfterBreak="0">
     <w:nsid w:val="49295B0E"/>
     <w:multiLevelType w:val="hybridMultilevel"/>
     <w:tmpl w:val="E0E4390E"/>
@@ -4522,7 +9242,7 @@
       </w:rPr>
     </w:lvl>
   </w:abstractNum>
-  <w:abstractNum w:abstractNumId="13" w15:restartNumberingAfterBreak="0">
+  <w:abstractNum w:abstractNumId="15" w15:restartNumberingAfterBreak="0">
     <w:nsid w:val="4C841721"/>
     <w:multiLevelType w:val="multilevel"/>
     <w:tmpl w:val="4C841721"/>
@@ -4643,7 +9363,7 @@
       </w:pPr>
     </w:lvl>
   </w:abstractNum>
-  <w:abstractNum w:abstractNumId="14" w15:restartNumberingAfterBreak="0">
+  <w:abstractNum w:abstractNumId="16" w15:restartNumberingAfterBreak="0">
     <w:nsid w:val="4E067569"/>
     <w:multiLevelType w:val="hybridMultilevel"/>
     <w:tmpl w:val="2D74484A"/>
@@ -4756,7 +9476,7 @@
       </w:rPr>
     </w:lvl>
   </w:abstractNum>
-  <w:abstractNum w:abstractNumId="15" w15:restartNumberingAfterBreak="0">
+  <w:abstractNum w:abstractNumId="17" w15:restartNumberingAfterBreak="0">
     <w:nsid w:val="6A1B52DB"/>
     <w:multiLevelType w:val="multilevel"/>
     <w:tmpl w:val="E4DEAE4E"/>
@@ -4869,7 +9589,7 @@
       </w:rPr>
     </w:lvl>
   </w:abstractNum>
-  <w:abstractNum w:abstractNumId="16" w15:restartNumberingAfterBreak="0">
+  <w:abstractNum w:abstractNumId="18" w15:restartNumberingAfterBreak="0">
     <w:nsid w:val="6BC07C3E"/>
     <w:multiLevelType w:val="hybridMultilevel"/>
     <w:tmpl w:val="3D52CFF2"/>
@@ -4982,7 +9702,7 @@
       </w:rPr>
     </w:lvl>
   </w:abstractNum>
-  <w:abstractNum w:abstractNumId="17" w15:restartNumberingAfterBreak="0">
+  <w:abstractNum w:abstractNumId="19" w15:restartNumberingAfterBreak="0">
     <w:nsid w:val="70D31678"/>
     <w:multiLevelType w:val="hybridMultilevel"/>
     <w:tmpl w:val="61C2A710"/>
@@ -5068,7 +9788,7 @@
       </w:pPr>
     </w:lvl>
   </w:abstractNum>
-  <w:abstractNum w:abstractNumId="18" w15:restartNumberingAfterBreak="0">
+  <w:abstractNum w:abstractNumId="20" w15:restartNumberingAfterBreak="0">
     <w:nsid w:val="78511DE7"/>
     <w:multiLevelType w:val="multilevel"/>
     <w:tmpl w:val="78511DE7"/>
@@ -5158,7 +9878,7 @@
       </w:pPr>
     </w:lvl>
   </w:abstractNum>
-  <w:abstractNum w:abstractNumId="19" w15:restartNumberingAfterBreak="0">
+  <w:abstractNum w:abstractNumId="21" w15:restartNumberingAfterBreak="0">
     <w:nsid w:val="7D6A12D6"/>
     <w:multiLevelType w:val="hybridMultilevel"/>
     <w:tmpl w:val="A44C9554"/>
@@ -5272,64 +9992,70 @@
     </w:lvl>
   </w:abstractNum>
   <w:num w:numId="1" w16cid:durableId="666443062">
-    <w:abstractNumId w:val="13"/>
+    <w:abstractNumId w:val="15"/>
   </w:num>
   <w:num w:numId="2" w16cid:durableId="1277253083">
     <w:abstractNumId w:val="0"/>
   </w:num>
   <w:num w:numId="3" w16cid:durableId="389574615">
-    <w:abstractNumId w:val="6"/>
+    <w:abstractNumId w:val="7"/>
   </w:num>
   <w:num w:numId="4" w16cid:durableId="1019281689">
-    <w:abstractNumId w:val="10"/>
+    <w:abstractNumId w:val="12"/>
   </w:num>
   <w:num w:numId="5" w16cid:durableId="2013873192">
-    <w:abstractNumId w:val="18"/>
+    <w:abstractNumId w:val="20"/>
   </w:num>
   <w:num w:numId="6" w16cid:durableId="1767379461">
     <w:abstractNumId w:val="3"/>
   </w:num>
   <w:num w:numId="7" w16cid:durableId="1545020984">
-    <w:abstractNumId w:val="17"/>
+    <w:abstractNumId w:val="19"/>
   </w:num>
   <w:num w:numId="8" w16cid:durableId="62217029">
-    <w:abstractNumId w:val="7"/>
+    <w:abstractNumId w:val="8"/>
   </w:num>
   <w:num w:numId="9" w16cid:durableId="155153513">
-    <w:abstractNumId w:val="14"/>
+    <w:abstractNumId w:val="16"/>
   </w:num>
   <w:num w:numId="10" w16cid:durableId="331640719">
-    <w:abstractNumId w:val="5"/>
+    <w:abstractNumId w:val="6"/>
   </w:num>
   <w:num w:numId="11" w16cid:durableId="1429543724">
-    <w:abstractNumId w:val="4"/>
+    <w:abstractNumId w:val="5"/>
   </w:num>
   <w:num w:numId="12" w16cid:durableId="1728531948">
     <w:abstractNumId w:val="2"/>
   </w:num>
   <w:num w:numId="13" w16cid:durableId="2012826278">
-    <w:abstractNumId w:val="19"/>
+    <w:abstractNumId w:val="21"/>
   </w:num>
   <w:num w:numId="14" w16cid:durableId="862784609">
-    <w:abstractNumId w:val="15"/>
+    <w:abstractNumId w:val="17"/>
   </w:num>
   <w:num w:numId="15" w16cid:durableId="1044327559">
     <w:abstractNumId w:val="1"/>
   </w:num>
   <w:num w:numId="16" w16cid:durableId="864640142">
-    <w:abstractNumId w:val="16"/>
+    <w:abstractNumId w:val="18"/>
   </w:num>
   <w:num w:numId="17" w16cid:durableId="514274662">
-    <w:abstractNumId w:val="12"/>
+    <w:abstractNumId w:val="14"/>
   </w:num>
   <w:num w:numId="18" w16cid:durableId="1906136539">
+    <w:abstractNumId w:val="13"/>
+  </w:num>
+  <w:num w:numId="19" w16cid:durableId="350304904">
+    <w:abstractNumId w:val="9"/>
+  </w:num>
+  <w:num w:numId="20" w16cid:durableId="722951411">
     <w:abstractNumId w:val="11"/>
   </w:num>
-  <w:num w:numId="19" w16cid:durableId="350304904">
-    <w:abstractNumId w:val="8"/>
+  <w:num w:numId="21" w16cid:durableId="1647204441">
+    <w:abstractNumId w:val="4"/>
   </w:num>
-  <w:num w:numId="20" w16cid:durableId="722951411">
-    <w:abstractNumId w:val="9"/>
+  <w:num w:numId="22" w16cid:durableId="1085154352">
+    <w:abstractNumId w:val="10"/>
   </w:num>
 </w:numbering>
 </file>

--- a/ЕСПД_ДОКУМЕНТАЦИЯ/4. Пояснительная записка.docx
+++ b/ЕСПД_ДОКУМЕНТАЦИЯ/4. Пояснительная записка.docx
@@ -622,7 +622,7 @@
             </w:rPr>
             <w:fldChar w:fldCharType="separate"/>
           </w:r>
-          <w:hyperlink w:anchor="_Toc226548260" w:history="1">
+          <w:hyperlink w:anchor="_Toc226619145" w:history="1">
             <w:r>
               <w:rPr>
                 <w:rStyle w:val="a6"/>
@@ -649,7 +649,7 @@
                 <w:noProof/>
                 <w:webHidden/>
               </w:rPr>
-              <w:instrText xml:space="preserve"> PAGEREF _Toc226548260 \h </w:instrText>
+              <w:instrText xml:space="preserve"> PAGEREF _Toc226619145 \h </w:instrText>
             </w:r>
             <w:r>
               <w:rPr>
@@ -695,7 +695,7 @@
               <w14:ligatures w14:val="standardContextual"/>
             </w:rPr>
           </w:pPr>
-          <w:hyperlink w:anchor="_Toc226548261" w:history="1">
+          <w:hyperlink w:anchor="_Toc226619146" w:history="1">
             <w:r>
               <w:rPr>
                 <w:rStyle w:val="a6"/>
@@ -722,7 +722,7 @@
                 <w:noProof/>
                 <w:webHidden/>
               </w:rPr>
-              <w:instrText xml:space="preserve"> PAGEREF _Toc226548261 \h </w:instrText>
+              <w:instrText xml:space="preserve"> PAGEREF _Toc226619146 \h </w:instrText>
             </w:r>
             <w:r>
               <w:rPr>
@@ -768,7 +768,7 @@
               <w14:ligatures w14:val="standardContextual"/>
             </w:rPr>
           </w:pPr>
-          <w:hyperlink w:anchor="_Toc226548262" w:history="1">
+          <w:hyperlink w:anchor="_Toc226619147" w:history="1">
             <w:r>
               <w:rPr>
                 <w:rStyle w:val="a6"/>
@@ -795,7 +795,7 @@
                 <w:noProof/>
                 <w:webHidden/>
               </w:rPr>
-              <w:instrText xml:space="preserve"> PAGEREF _Toc226548262 \h </w:instrText>
+              <w:instrText xml:space="preserve"> PAGEREF _Toc226619147 \h </w:instrText>
             </w:r>
             <w:r>
               <w:rPr>
@@ -841,7 +841,7 @@
               <w14:ligatures w14:val="standardContextual"/>
             </w:rPr>
           </w:pPr>
-          <w:hyperlink w:anchor="_Toc226548263" w:history="1">
+          <w:hyperlink w:anchor="_Toc226619148" w:history="1">
             <w:r>
               <w:rPr>
                 <w:rStyle w:val="a6"/>
@@ -868,7 +868,7 @@
                 <w:noProof/>
                 <w:webHidden/>
               </w:rPr>
-              <w:instrText xml:space="preserve"> PAGEREF _Toc226548263 \h </w:instrText>
+              <w:instrText xml:space="preserve"> PAGEREF _Toc226619148 \h </w:instrText>
             </w:r>
             <w:r>
               <w:rPr>
@@ -914,7 +914,7 @@
               <w14:ligatures w14:val="standardContextual"/>
             </w:rPr>
           </w:pPr>
-          <w:hyperlink w:anchor="_Toc226548264" w:history="1">
+          <w:hyperlink w:anchor="_Toc226619149" w:history="1">
             <w:r>
               <w:rPr>
                 <w:rStyle w:val="a6"/>
@@ -941,7 +941,7 @@
                 <w:noProof/>
                 <w:webHidden/>
               </w:rPr>
-              <w:instrText xml:space="preserve"> PAGEREF _Toc226548264 \h </w:instrText>
+              <w:instrText xml:space="preserve"> PAGEREF _Toc226619149 \h </w:instrText>
             </w:r>
             <w:r>
               <w:rPr>
@@ -987,7 +987,7 @@
               <w14:ligatures w14:val="standardContextual"/>
             </w:rPr>
           </w:pPr>
-          <w:hyperlink w:anchor="_Toc226548265" w:history="1">
+          <w:hyperlink w:anchor="_Toc226619150" w:history="1">
             <w:r>
               <w:rPr>
                 <w:rStyle w:val="a6"/>
@@ -1014,7 +1014,7 @@
                 <w:noProof/>
                 <w:webHidden/>
               </w:rPr>
-              <w:instrText xml:space="preserve"> PAGEREF _Toc226548265 \h </w:instrText>
+              <w:instrText xml:space="preserve"> PAGEREF _Toc226619150 \h </w:instrText>
             </w:r>
             <w:r>
               <w:rPr>
@@ -1060,13 +1060,27 @@
               <w14:ligatures w14:val="standardContextual"/>
             </w:rPr>
           </w:pPr>
-          <w:hyperlink w:anchor="_Toc226548266" w:history="1">
+          <w:hyperlink w:anchor="_Toc226619151" w:history="1">
             <w:r>
               <w:rPr>
                 <w:rStyle w:val="a6"/>
                 <w:noProof/>
               </w:rPr>
-              <w:t>1.3.2 К информационной безопасности</w:t>
+              <w:t>1.3.2 К информационной безопас</w:t>
+            </w:r>
+            <w:r>
+              <w:rPr>
+                <w:rStyle w:val="a6"/>
+                <w:noProof/>
+              </w:rPr>
+              <w:t>н</w:t>
+            </w:r>
+            <w:r>
+              <w:rPr>
+                <w:rStyle w:val="a6"/>
+                <w:noProof/>
+              </w:rPr>
+              <w:t>ости</w:t>
             </w:r>
             <w:r>
               <w:rPr>
@@ -1087,7 +1101,7 @@
                 <w:noProof/>
                 <w:webHidden/>
               </w:rPr>
-              <w:instrText xml:space="preserve"> PAGEREF _Toc226548266 \h </w:instrText>
+              <w:instrText xml:space="preserve"> PAGEREF _Toc226619151 \h </w:instrText>
             </w:r>
             <w:r>
               <w:rPr>
@@ -1107,7 +1121,7 @@
                 <w:noProof/>
                 <w:webHidden/>
               </w:rPr>
-              <w:t>4</w:t>
+              <w:t>14</w:t>
             </w:r>
             <w:r>
               <w:rPr>
@@ -1133,7 +1147,7 @@
               <w14:ligatures w14:val="standardContextual"/>
             </w:rPr>
           </w:pPr>
-          <w:hyperlink w:anchor="_Toc226548267" w:history="1">
+          <w:hyperlink w:anchor="_Toc226619152" w:history="1">
             <w:r>
               <w:rPr>
                 <w:rStyle w:val="a6"/>
@@ -1160,7 +1174,7 @@
                 <w:noProof/>
                 <w:webHidden/>
               </w:rPr>
-              <w:instrText xml:space="preserve"> PAGEREF _Toc226548267 \h </w:instrText>
+              <w:instrText xml:space="preserve"> PAGEREF _Toc226619152 \h </w:instrText>
             </w:r>
             <w:r>
               <w:rPr>
@@ -1180,7 +1194,7 @@
                 <w:noProof/>
                 <w:webHidden/>
               </w:rPr>
-              <w:t>4</w:t>
+              <w:t>15</w:t>
             </w:r>
             <w:r>
               <w:rPr>
@@ -1206,7 +1220,7 @@
               <w14:ligatures w14:val="standardContextual"/>
             </w:rPr>
           </w:pPr>
-          <w:hyperlink w:anchor="_Toc226548268" w:history="1">
+          <w:hyperlink w:anchor="_Toc226619153" w:history="1">
             <w:r>
               <w:rPr>
                 <w:rStyle w:val="a6"/>
@@ -1233,7 +1247,7 @@
                 <w:noProof/>
                 <w:webHidden/>
               </w:rPr>
-              <w:instrText xml:space="preserve"> PAGEREF _Toc226548268 \h </w:instrText>
+              <w:instrText xml:space="preserve"> PAGEREF _Toc226619153 \h </w:instrText>
             </w:r>
             <w:r>
               <w:rPr>
@@ -1253,7 +1267,7 @@
                 <w:noProof/>
                 <w:webHidden/>
               </w:rPr>
-              <w:t>4</w:t>
+              <w:t>15</w:t>
             </w:r>
             <w:r>
               <w:rPr>
@@ -1279,7 +1293,7 @@
               <w14:ligatures w14:val="standardContextual"/>
             </w:rPr>
           </w:pPr>
-          <w:hyperlink w:anchor="_Toc226548269" w:history="1">
+          <w:hyperlink w:anchor="_Toc226619154" w:history="1">
             <w:r>
               <w:rPr>
                 <w:rStyle w:val="a6"/>
@@ -1306,7 +1320,7 @@
                 <w:noProof/>
                 <w:webHidden/>
               </w:rPr>
-              <w:instrText xml:space="preserve"> PAGEREF _Toc226548269 \h </w:instrText>
+              <w:instrText xml:space="preserve"> PAGEREF _Toc226619154 \h </w:instrText>
             </w:r>
             <w:r>
               <w:rPr>
@@ -1326,7 +1340,7 @@
                 <w:noProof/>
                 <w:webHidden/>
               </w:rPr>
-              <w:t>4</w:t>
+              <w:t>16</w:t>
             </w:r>
             <w:r>
               <w:rPr>
@@ -1352,7 +1366,7 @@
               <w14:ligatures w14:val="standardContextual"/>
             </w:rPr>
           </w:pPr>
-          <w:hyperlink w:anchor="_Toc226548270" w:history="1">
+          <w:hyperlink w:anchor="_Toc226619155" w:history="1">
             <w:r>
               <w:rPr>
                 <w:rStyle w:val="a6"/>
@@ -1379,7 +1393,7 @@
                 <w:noProof/>
                 <w:webHidden/>
               </w:rPr>
-              <w:instrText xml:space="preserve"> PAGEREF _Toc226548270 \h </w:instrText>
+              <w:instrText xml:space="preserve"> PAGEREF _Toc226619155 \h </w:instrText>
             </w:r>
             <w:r>
               <w:rPr>
@@ -1399,7 +1413,7 @@
                 <w:noProof/>
                 <w:webHidden/>
               </w:rPr>
-              <w:t>4</w:t>
+              <w:t>16</w:t>
             </w:r>
             <w:r>
               <w:rPr>
@@ -1425,7 +1439,7 @@
               <w14:ligatures w14:val="standardContextual"/>
             </w:rPr>
           </w:pPr>
-          <w:hyperlink w:anchor="_Toc226548271" w:history="1">
+          <w:hyperlink w:anchor="_Toc226619156" w:history="1">
             <w:r>
               <w:rPr>
                 <w:rStyle w:val="a6"/>
@@ -1452,7 +1466,7 @@
                 <w:noProof/>
                 <w:webHidden/>
               </w:rPr>
-              <w:instrText xml:space="preserve"> PAGEREF _Toc226548271 \h </w:instrText>
+              <w:instrText xml:space="preserve"> PAGEREF _Toc226619156 \h </w:instrText>
             </w:r>
             <w:r>
               <w:rPr>
@@ -1472,7 +1486,7 @@
                 <w:noProof/>
                 <w:webHidden/>
               </w:rPr>
-              <w:t>5</w:t>
+              <w:t>17</w:t>
             </w:r>
             <w:r>
               <w:rPr>
@@ -1498,7 +1512,7 @@
               <w14:ligatures w14:val="standardContextual"/>
             </w:rPr>
           </w:pPr>
-          <w:hyperlink w:anchor="_Toc226548272" w:history="1">
+          <w:hyperlink w:anchor="_Toc226619157" w:history="1">
             <w:r>
               <w:rPr>
                 <w:rStyle w:val="a6"/>
@@ -1525,7 +1539,7 @@
                 <w:noProof/>
                 <w:webHidden/>
               </w:rPr>
-              <w:instrText xml:space="preserve"> PAGEREF _Toc226548272 \h </w:instrText>
+              <w:instrText xml:space="preserve"> PAGEREF _Toc226619157 \h </w:instrText>
             </w:r>
             <w:r>
               <w:rPr>
@@ -1545,7 +1559,7 @@
                 <w:noProof/>
                 <w:webHidden/>
               </w:rPr>
-              <w:t>6</w:t>
+              <w:t>18</w:t>
             </w:r>
             <w:r>
               <w:rPr>
@@ -1584,13 +1598,158 @@
       <w:pPr>
         <w:pStyle w:val="1"/>
       </w:pPr>
-      <w:bookmarkStart w:id="1" w:name="_Toc226548260"/>
+      <w:bookmarkStart w:id="1" w:name="_Toc226619145"/>
       <w:r>
         <w:t>ВВЕДЕНИЕ</w:t>
       </w:r>
       <w:bookmarkEnd w:id="1"/>
     </w:p>
     <w:p/>
+    <w:p>
+      <w:pPr>
+        <w:pStyle w:val="a0"/>
+      </w:pPr>
+      <w:r>
+        <w:tab/>
+      </w:r>
+      <w:r>
+        <w:t>В современных условиях развития информационных технологий автоматизация процессов обработки и хранения данных является одной из ключевых задач в различных предметных областях. Библиотечные системы не являются исключением: рост объема книжных фондов и числа пользователей требует эффективных средств учета, поиска и анализа информации. Использование баз данных позволяет централизовать хранение информации, обеспечить быстрый доступ к данным и повысить качество обслуживания пользователей.</w:t>
+      </w:r>
+    </w:p>
+    <w:p>
+      <w:pPr>
+        <w:pStyle w:val="a0"/>
+      </w:pPr>
+      <w:r>
+        <w:tab/>
+      </w:r>
+      <w:r>
+        <w:t>Актуальность разработки базы данных для библиотечного сервиса обусловлена необходимостью автоматизации процессов учета книг, регистрации читателей, контроля выдачи и возврата литературы, а также формирования аналитической информации. Применение современных систем управления базами данных позволяет повысить надежность хранения информации, обеспечить ее целостность и безопасность, а также реализовать механизмы разграничения прав доступа.</w:t>
+      </w:r>
+    </w:p>
+    <w:p>
+      <w:pPr>
+        <w:pStyle w:val="a0"/>
+      </w:pPr>
+      <w:r>
+        <w:tab/>
+      </w:r>
+      <w:r>
+        <w:t>Целью курсового проекта является разработка базы данных для автоматизации библиотечного сервиса, а также практическое освоение технологий проектирования, программной реализации и администрирования баз данных.</w:t>
+      </w:r>
+    </w:p>
+    <w:p>
+      <w:pPr>
+        <w:pStyle w:val="a0"/>
+      </w:pPr>
+      <w:r>
+        <w:t>Для достижения поставленной цели в работе решаются следующие задачи:</w:t>
+      </w:r>
+    </w:p>
+    <w:p>
+      <w:pPr>
+        <w:pStyle w:val="ae"/>
+        <w:numPr>
+          <w:ilvl w:val="0"/>
+          <w:numId w:val="50"/>
+        </w:numPr>
+      </w:pPr>
+      <w:r>
+        <w:t xml:space="preserve">проектирование структуры базы данных на основе анализа предметной области; </w:t>
+      </w:r>
+    </w:p>
+    <w:p>
+      <w:pPr>
+        <w:pStyle w:val="ae"/>
+        <w:numPr>
+          <w:ilvl w:val="0"/>
+          <w:numId w:val="50"/>
+        </w:numPr>
+      </w:pPr>
+      <w:r>
+        <w:t xml:space="preserve">разработка концептуальной модели данных (ER-модели); </w:t>
+      </w:r>
+    </w:p>
+    <w:p>
+      <w:pPr>
+        <w:pStyle w:val="ae"/>
+        <w:numPr>
+          <w:ilvl w:val="0"/>
+          <w:numId w:val="50"/>
+        </w:numPr>
+      </w:pPr>
+      <w:r>
+        <w:t xml:space="preserve">преобразование концептуальной модели в реляционную модель базы данных; </w:t>
+      </w:r>
+    </w:p>
+    <w:p>
+      <w:pPr>
+        <w:pStyle w:val="ae"/>
+        <w:numPr>
+          <w:ilvl w:val="0"/>
+          <w:numId w:val="50"/>
+        </w:numPr>
+      </w:pPr>
+      <w:r>
+        <w:t xml:space="preserve">нормализация структуры базы данных; </w:t>
+      </w:r>
+    </w:p>
+    <w:p>
+      <w:pPr>
+        <w:pStyle w:val="ae"/>
+        <w:numPr>
+          <w:ilvl w:val="0"/>
+          <w:numId w:val="50"/>
+        </w:numPr>
+      </w:pPr>
+      <w:r>
+        <w:t xml:space="preserve">программная реализация базы данных в среде СУБД; </w:t>
+      </w:r>
+    </w:p>
+    <w:p>
+      <w:pPr>
+        <w:pStyle w:val="ae"/>
+        <w:numPr>
+          <w:ilvl w:val="0"/>
+          <w:numId w:val="50"/>
+        </w:numPr>
+      </w:pPr>
+      <w:r>
+        <w:t xml:space="preserve">разработка серверных программных компонентов; </w:t>
+      </w:r>
+    </w:p>
+    <w:p>
+      <w:pPr>
+        <w:pStyle w:val="ae"/>
+        <w:numPr>
+          <w:ilvl w:val="0"/>
+          <w:numId w:val="50"/>
+        </w:numPr>
+      </w:pPr>
+      <w:r>
+        <w:t xml:space="preserve">обеспечение целостности данных и разграничения прав доступа пользователей; </w:t>
+      </w:r>
+    </w:p>
+    <w:p>
+      <w:pPr>
+        <w:pStyle w:val="ae"/>
+        <w:numPr>
+          <w:ilvl w:val="0"/>
+          <w:numId w:val="50"/>
+        </w:numPr>
+      </w:pPr>
+      <w:r>
+        <w:t xml:space="preserve">подготовка проектной, программной и эксплуатационной документации. </w:t>
+      </w:r>
+    </w:p>
+    <w:p>
+      <w:pPr>
+        <w:pStyle w:val="a0"/>
+      </w:pPr>
+      <w:r>
+        <w:t>Объектом исследования является библиотечный сервис, предметом исследования — процессы хранения, обработки и использования данных о книгах, читателях и операциях выдачи и возврата литературы.</w:t>
+      </w:r>
+    </w:p>
     <w:p/>
     <w:p>
       <w:pPr>
@@ -1604,7 +1763,7 @@
       <w:pPr>
         <w:pStyle w:val="1"/>
       </w:pPr>
-      <w:bookmarkStart w:id="2" w:name="_Toc226548261"/>
+      <w:bookmarkStart w:id="2" w:name="_Toc226619146"/>
       <w:r>
         <w:t>1 ТЕХНИЧЕСКОЕ ЗАДАНИЕ</w:t>
       </w:r>
@@ -1614,7 +1773,7 @@
       <w:pPr>
         <w:pStyle w:val="2"/>
       </w:pPr>
-      <w:bookmarkStart w:id="3" w:name="_Toc226548262"/>
+      <w:bookmarkStart w:id="3" w:name="_Toc226619147"/>
       <w:r>
         <w:t xml:space="preserve">1.1 </w:t>
       </w:r>
@@ -1625,120 +1784,62 @@
     </w:p>
     <w:p>
       <w:pPr>
+        <w:pStyle w:val="ae"/>
         <w:numPr>
-          <w:ilvl w:val="1"/>
-          <w:numId w:val="15"/>
+          <w:ilvl w:val="0"/>
+          <w:numId w:val="35"/>
         </w:numPr>
-        <w:suppressAutoHyphens w:val="0"/>
-        <w:spacing w:line="240" w:lineRule="auto"/>
-        <w:ind w:left="709"/>
+      </w:pPr>
+      <w:r>
+        <w:t>у</w:t>
+      </w:r>
+      <w:r>
+        <w:t>чебный план специальности 09.03.04 – Программная инженерия;</w:t>
+      </w:r>
+    </w:p>
+    <w:p>
+      <w:pPr>
+        <w:pStyle w:val="ae"/>
+        <w:numPr>
+          <w:ilvl w:val="0"/>
+          <w:numId w:val="35"/>
+        </w:numPr>
+      </w:pPr>
+      <w:r>
+        <w:t xml:space="preserve">рабочая программа дисциплины </w:t>
+      </w:r>
+      <w:r>
+        <w:t>«</w:t>
+      </w:r>
+      <w:r>
+        <w:t>Базы данных</w:t>
+      </w:r>
+      <w:r>
+        <w:t>»</w:t>
+      </w:r>
+      <w:r>
+        <w:t>;</w:t>
+      </w:r>
+    </w:p>
+    <w:p>
+      <w:pPr>
+        <w:pStyle w:val="ae"/>
+        <w:numPr>
+          <w:ilvl w:val="0"/>
+          <w:numId w:val="35"/>
+        </w:numPr>
         <w:rPr>
-          <w:iCs/>
-          <w:szCs w:val="28"/>
-        </w:rPr>
-      </w:pPr>
-      <w:r>
-        <w:rPr>
-          <w:iCs/>
-          <w:szCs w:val="28"/>
-        </w:rPr>
-        <w:t>у</w:t>
-      </w:r>
-      <w:r>
-        <w:rPr>
-          <w:iCs/>
-          <w:szCs w:val="28"/>
-        </w:rPr>
-        <w:t>чебный план специальности 09.03.04 – Программная инженерия;</w:t>
-      </w:r>
-    </w:p>
-    <w:p>
-      <w:pPr>
-        <w:numPr>
-          <w:ilvl w:val="1"/>
-          <w:numId w:val="15"/>
-        </w:numPr>
-        <w:suppressAutoHyphens w:val="0"/>
-        <w:spacing w:line="240" w:lineRule="auto"/>
-        <w:ind w:left="709"/>
-        <w:rPr>
-          <w:iCs/>
-          <w:szCs w:val="28"/>
-        </w:rPr>
-      </w:pPr>
-      <w:r>
-        <w:rPr>
-          <w:iCs/>
-          <w:szCs w:val="28"/>
-        </w:rPr>
-        <w:t xml:space="preserve">рабочая программа дисциплины </w:t>
-      </w:r>
-      <w:r>
-        <w:rPr>
-          <w:iCs/>
-          <w:szCs w:val="28"/>
-        </w:rPr>
-        <w:t>«</w:t>
-      </w:r>
-      <w:r>
-        <w:rPr>
-          <w:iCs/>
-          <w:szCs w:val="28"/>
-        </w:rPr>
-        <w:t>Базы данных</w:t>
-      </w:r>
-      <w:r>
-        <w:rPr>
-          <w:iCs/>
-          <w:szCs w:val="28"/>
-        </w:rPr>
-        <w:t>»</w:t>
-      </w:r>
-      <w:r>
-        <w:rPr>
-          <w:iCs/>
-          <w:szCs w:val="28"/>
-        </w:rPr>
-        <w:t>;</w:t>
-      </w:r>
-    </w:p>
-    <w:p>
-      <w:pPr>
-        <w:numPr>
-          <w:ilvl w:val="1"/>
-          <w:numId w:val="15"/>
-        </w:numPr>
-        <w:tabs>
-          <w:tab w:val="num" w:pos="878"/>
-        </w:tabs>
-        <w:suppressAutoHyphens w:val="0"/>
-        <w:spacing w:line="240" w:lineRule="auto"/>
-        <w:ind w:left="709"/>
-        <w:rPr>
-          <w:iCs/>
           <w:sz w:val="36"/>
           <w:szCs w:val="36"/>
         </w:rPr>
       </w:pPr>
       <w:r>
-        <w:rPr>
-          <w:iCs/>
-          <w:szCs w:val="28"/>
-        </w:rPr>
         <w:t>распоряжение по кафедре ПОАС №_____ от ____.202_ г.</w:t>
       </w:r>
       <w:r>
-        <w:rPr>
-          <w:iCs/>
-          <w:szCs w:val="28"/>
-        </w:rPr>
         <w:t>, которым утверждена тема курсового проекта</w:t>
       </w:r>
       <w:r>
-        <w:rPr>
-          <w:iCs/>
-          <w:szCs w:val="28"/>
-        </w:rPr>
         <w:t>.</w:t>
       </w:r>
     </w:p>
@@ -1746,7 +1847,7 @@
       <w:pPr>
         <w:pStyle w:val="2"/>
       </w:pPr>
-      <w:bookmarkStart w:id="4" w:name="_Toc226548263"/>
+      <w:bookmarkStart w:id="4" w:name="_Toc226619148"/>
       <w:r>
         <w:t xml:space="preserve">1.2 </w:t>
       </w:r>
@@ -1792,7 +1893,7 @@
       <w:pPr>
         <w:pStyle w:val="2"/>
       </w:pPr>
-      <w:bookmarkStart w:id="5" w:name="_Toc226548264"/>
+      <w:bookmarkStart w:id="5" w:name="_Toc226619149"/>
       <w:r>
         <w:t xml:space="preserve">1.3 </w:t>
       </w:r>
@@ -1805,7 +1906,7 @@
       <w:pPr>
         <w:pStyle w:val="3"/>
       </w:pPr>
-      <w:bookmarkStart w:id="6" w:name="_Toc226548265"/>
+      <w:bookmarkStart w:id="6" w:name="_Toc226619150"/>
       <w:r>
         <w:t xml:space="preserve">1.3.1 </w:t>
       </w:r>
@@ -1840,12 +1941,11 @@
     </w:p>
     <w:p>
       <w:pPr>
-        <w:pStyle w:val="a0"/>
+        <w:pStyle w:val="ae"/>
         <w:numPr>
           <w:ilvl w:val="0"/>
-          <w:numId w:val="16"/>
+          <w:numId w:val="34"/>
         </w:numPr>
-        <w:spacing w:after="0" w:line="240" w:lineRule="auto"/>
       </w:pPr>
       <w:r>
         <w:t>читатель</w:t>
@@ -1859,12 +1959,11 @@
     </w:p>
     <w:p>
       <w:pPr>
-        <w:pStyle w:val="a0"/>
+        <w:pStyle w:val="ae"/>
         <w:numPr>
           <w:ilvl w:val="0"/>
-          <w:numId w:val="16"/>
+          <w:numId w:val="34"/>
         </w:numPr>
-        <w:spacing w:after="0" w:line="240" w:lineRule="auto"/>
       </w:pPr>
       <w:r>
         <w:t>библиотекарь</w:t>
@@ -1878,12 +1977,11 @@
     </w:p>
     <w:p>
       <w:pPr>
-        <w:pStyle w:val="a0"/>
+        <w:pStyle w:val="ae"/>
         <w:numPr>
           <w:ilvl w:val="0"/>
-          <w:numId w:val="16"/>
+          <w:numId w:val="34"/>
         </w:numPr>
-        <w:spacing w:after="0" w:line="240" w:lineRule="auto"/>
       </w:pPr>
       <w:r>
         <w:t>администратор</w:t>
@@ -1912,12 +2010,11 @@
     </w:p>
     <w:p>
       <w:pPr>
-        <w:pStyle w:val="a0"/>
+        <w:pStyle w:val="ae"/>
         <w:numPr>
           <w:ilvl w:val="0"/>
-          <w:numId w:val="18"/>
+          <w:numId w:val="33"/>
         </w:numPr>
-        <w:spacing w:after="0" w:line="240" w:lineRule="auto"/>
       </w:pPr>
       <w:r>
         <w:t>получения информации о книгах по запросам (название, автор, жанр);</w:t>
@@ -1925,12 +2022,11 @@
     </w:p>
     <w:p>
       <w:pPr>
-        <w:pStyle w:val="a0"/>
+        <w:pStyle w:val="ae"/>
         <w:numPr>
           <w:ilvl w:val="0"/>
-          <w:numId w:val="18"/>
+          <w:numId w:val="33"/>
         </w:numPr>
-        <w:spacing w:after="0" w:line="240" w:lineRule="auto"/>
       </w:pPr>
       <w:r>
         <w:t>получения информации по иерархическому классификатору;</w:t>
@@ -1938,12 +2034,11 @@
     </w:p>
     <w:p>
       <w:pPr>
-        <w:pStyle w:val="a0"/>
+        <w:pStyle w:val="ae"/>
         <w:numPr>
           <w:ilvl w:val="0"/>
-          <w:numId w:val="18"/>
+          <w:numId w:val="33"/>
         </w:numPr>
-        <w:spacing w:after="0" w:line="240" w:lineRule="auto"/>
       </w:pPr>
       <w:r>
         <w:t>просмотра доступных сведений о книгах.</w:t>
@@ -1972,12 +2067,11 @@
     </w:p>
     <w:p>
       <w:pPr>
-        <w:pStyle w:val="a0"/>
+        <w:pStyle w:val="ae"/>
         <w:numPr>
           <w:ilvl w:val="0"/>
-          <w:numId w:val="19"/>
+          <w:numId w:val="32"/>
         </w:numPr>
-        <w:spacing w:before="240" w:after="0" w:line="240" w:lineRule="auto"/>
       </w:pPr>
       <w:r>
         <w:t>доступ к информации о книгах;</w:t>
@@ -1985,12 +2079,11 @@
     </w:p>
     <w:p>
       <w:pPr>
-        <w:pStyle w:val="a0"/>
+        <w:pStyle w:val="ae"/>
         <w:numPr>
           <w:ilvl w:val="0"/>
-          <w:numId w:val="19"/>
+          <w:numId w:val="32"/>
         </w:numPr>
-        <w:spacing w:after="0" w:line="240" w:lineRule="auto"/>
       </w:pPr>
       <w:r>
         <w:t>выполнение операций регистрации читателей;</w:t>
@@ -1998,12 +2091,11 @@
     </w:p>
     <w:p>
       <w:pPr>
-        <w:pStyle w:val="a0"/>
+        <w:pStyle w:val="ae"/>
         <w:numPr>
           <w:ilvl w:val="0"/>
-          <w:numId w:val="19"/>
+          <w:numId w:val="32"/>
         </w:numPr>
-        <w:spacing w:after="0" w:line="240" w:lineRule="auto"/>
       </w:pPr>
       <w:r>
         <w:t>выполнение операций учета выдачи книг;</w:t>
@@ -2011,12 +2103,11 @@
     </w:p>
     <w:p>
       <w:pPr>
-        <w:pStyle w:val="a0"/>
+        <w:pStyle w:val="ae"/>
         <w:numPr>
           <w:ilvl w:val="0"/>
-          <w:numId w:val="19"/>
+          <w:numId w:val="32"/>
         </w:numPr>
-        <w:spacing w:after="0" w:line="240" w:lineRule="auto"/>
       </w:pPr>
       <w:r>
         <w:t>выполнение операций учета возврата книг;</w:t>
@@ -2024,12 +2115,11 @@
     </w:p>
     <w:p>
       <w:pPr>
-        <w:pStyle w:val="a0"/>
+        <w:pStyle w:val="ae"/>
         <w:numPr>
           <w:ilvl w:val="0"/>
-          <w:numId w:val="19"/>
+          <w:numId w:val="32"/>
         </w:numPr>
-        <w:spacing w:after="0" w:line="240" w:lineRule="auto"/>
       </w:pPr>
       <w:r>
         <w:t>контроль сроков возврата на основе хранимых данных;</w:t>
@@ -2037,12 +2127,11 @@
     </w:p>
     <w:p>
       <w:pPr>
-        <w:pStyle w:val="a0"/>
+        <w:pStyle w:val="ae"/>
         <w:numPr>
           <w:ilvl w:val="0"/>
-          <w:numId w:val="19"/>
+          <w:numId w:val="32"/>
         </w:numPr>
-        <w:spacing w:after="0" w:line="240" w:lineRule="auto"/>
       </w:pPr>
       <w:r>
         <w:t>просмотр данных</w:t>
@@ -2065,12 +2154,11 @@
     </w:p>
     <w:p>
       <w:pPr>
-        <w:pStyle w:val="a0"/>
+        <w:pStyle w:val="ae"/>
         <w:numPr>
           <w:ilvl w:val="0"/>
-          <w:numId w:val="19"/>
+          <w:numId w:val="32"/>
         </w:numPr>
-        <w:spacing w:after="0" w:line="240" w:lineRule="auto"/>
       </w:pPr>
       <w:r>
         <w:t>формирование данных для отчетности.</w:t>
@@ -2099,12 +2187,11 @@
     </w:p>
     <w:p>
       <w:pPr>
-        <w:pStyle w:val="a0"/>
+        <w:pStyle w:val="ae"/>
         <w:numPr>
           <w:ilvl w:val="0"/>
-          <w:numId w:val="20"/>
+          <w:numId w:val="31"/>
         </w:numPr>
-        <w:spacing w:after="0" w:line="240" w:lineRule="auto"/>
       </w:pPr>
       <w:r>
         <w:t>выполнение операций добавления, изменения и удаления данных о книгах;</w:t>
@@ -2112,12 +2199,11 @@
     </w:p>
     <w:p>
       <w:pPr>
-        <w:pStyle w:val="a0"/>
+        <w:pStyle w:val="ae"/>
         <w:numPr>
           <w:ilvl w:val="0"/>
-          <w:numId w:val="20"/>
+          <w:numId w:val="31"/>
         </w:numPr>
-        <w:spacing w:after="0" w:line="240" w:lineRule="auto"/>
       </w:pPr>
       <w:r>
         <w:t>учет поступления и списания литературы;</w:t>
@@ -2125,12 +2211,11 @@
     </w:p>
     <w:p>
       <w:pPr>
-        <w:pStyle w:val="a0"/>
+        <w:pStyle w:val="ae"/>
         <w:numPr>
           <w:ilvl w:val="0"/>
-          <w:numId w:val="20"/>
+          <w:numId w:val="31"/>
         </w:numPr>
-        <w:spacing w:after="0" w:line="240" w:lineRule="auto"/>
       </w:pPr>
       <w:r>
         <w:t>управление учетными записями пользователей базы данных;</w:t>
@@ -2138,12 +2223,11 @@
     </w:p>
     <w:p>
       <w:pPr>
-        <w:pStyle w:val="a0"/>
+        <w:pStyle w:val="ae"/>
         <w:numPr>
           <w:ilvl w:val="0"/>
-          <w:numId w:val="20"/>
+          <w:numId w:val="31"/>
         </w:numPr>
-        <w:spacing w:after="0" w:line="240" w:lineRule="auto"/>
       </w:pPr>
       <w:r>
         <w:t>ведение и настройку иерархического классификатора;</w:t>
@@ -2151,12 +2235,11 @@
     </w:p>
     <w:p>
       <w:pPr>
-        <w:pStyle w:val="a0"/>
+        <w:pStyle w:val="ae"/>
         <w:numPr>
           <w:ilvl w:val="0"/>
-          <w:numId w:val="20"/>
+          <w:numId w:val="31"/>
         </w:numPr>
-        <w:spacing w:after="0" w:line="240" w:lineRule="auto"/>
       </w:pPr>
       <w:r>
         <w:t>формирование данных для аналитических отчетов;</w:t>
@@ -2164,12 +2247,11 @@
     </w:p>
     <w:p>
       <w:pPr>
-        <w:pStyle w:val="a0"/>
+        <w:pStyle w:val="ae"/>
         <w:numPr>
           <w:ilvl w:val="0"/>
-          <w:numId w:val="20"/>
+          <w:numId w:val="31"/>
         </w:numPr>
-        <w:spacing w:after="0" w:line="240" w:lineRule="auto"/>
       </w:pPr>
       <w:r>
         <w:t>настройку параметров функционирования базы данных.</w:t>
@@ -2198,116 +2280,119 @@
     </w:p>
     <w:p>
       <w:pPr>
-        <w:pStyle w:val="a0"/>
+        <w:pStyle w:val="ae"/>
         <w:numPr>
           <w:ilvl w:val="0"/>
-          <w:numId w:val="22"/>
+          <w:numId w:val="30"/>
         </w:numPr>
-        <w:spacing w:after="0" w:line="240" w:lineRule="auto"/>
-      </w:pPr>
-      <w:r>
-        <w:t xml:space="preserve">хранение данных о книгах (название, автор, год издания, жанр, издательство); добавление, изменение и удаление информации о книгах; </w:t>
-      </w:r>
-    </w:p>
-    <w:p>
-      <w:pPr>
-        <w:pStyle w:val="a0"/>
+      </w:pPr>
+      <w:r>
+        <w:t xml:space="preserve">хранение данных о книгах (название, автор, год издания, жанр, издательство); </w:t>
+      </w:r>
+    </w:p>
+    <w:p>
+      <w:pPr>
+        <w:pStyle w:val="ae"/>
         <w:numPr>
           <w:ilvl w:val="0"/>
-          <w:numId w:val="22"/>
+          <w:numId w:val="30"/>
         </w:numPr>
-        <w:spacing w:after="0" w:line="240" w:lineRule="auto"/>
-      </w:pPr>
-      <w:r>
-        <w:t xml:space="preserve">ведение учета читателей (ФИО, контактные данные, номер читательского билета); </w:t>
-      </w:r>
-    </w:p>
-    <w:p>
-      <w:pPr>
-        <w:pStyle w:val="a0"/>
+      </w:pPr>
+      <w:r>
+        <w:t xml:space="preserve">добавление, изменение и удаление информации о книгах; </w:t>
+      </w:r>
+    </w:p>
+    <w:p>
+      <w:pPr>
+        <w:pStyle w:val="ae"/>
         <w:numPr>
           <w:ilvl w:val="0"/>
-          <w:numId w:val="22"/>
+          <w:numId w:val="30"/>
         </w:numPr>
-        <w:spacing w:after="0" w:line="240" w:lineRule="auto"/>
-      </w:pPr>
-      <w:r>
-        <w:t xml:space="preserve">регистрацию выдачи и возврата книг; </w:t>
-      </w:r>
-    </w:p>
-    <w:p>
-      <w:pPr>
-        <w:pStyle w:val="a0"/>
+      </w:pPr>
+      <w:r>
+        <w:t xml:space="preserve">ведение учета читателей (ФИО, контактные данные, номер читательского билета); </w:t>
+      </w:r>
+    </w:p>
+    <w:p>
+      <w:pPr>
+        <w:pStyle w:val="ae"/>
         <w:numPr>
           <w:ilvl w:val="0"/>
-          <w:numId w:val="22"/>
+          <w:numId w:val="30"/>
         </w:numPr>
-        <w:spacing w:after="0" w:line="240" w:lineRule="auto"/>
-      </w:pPr>
-      <w:r>
-        <w:t xml:space="preserve">контроль сроков возврата книг; </w:t>
-      </w:r>
-    </w:p>
-    <w:p>
-      <w:pPr>
-        <w:pStyle w:val="a0"/>
+      </w:pPr>
+      <w:r>
+        <w:t xml:space="preserve">регистрацию выдачи и возврата книг; </w:t>
+      </w:r>
+    </w:p>
+    <w:p>
+      <w:pPr>
+        <w:pStyle w:val="ae"/>
         <w:numPr>
           <w:ilvl w:val="0"/>
-          <w:numId w:val="22"/>
+          <w:numId w:val="30"/>
         </w:numPr>
-        <w:spacing w:after="0" w:line="240" w:lineRule="auto"/>
-      </w:pPr>
-      <w:r>
-        <w:t xml:space="preserve">поиск книг по названию, автору, жанру; </w:t>
-      </w:r>
-    </w:p>
-    <w:p>
-      <w:pPr>
-        <w:pStyle w:val="a0"/>
+      </w:pPr>
+      <w:r>
+        <w:t xml:space="preserve">контроль сроков возврата книг; </w:t>
+      </w:r>
+    </w:p>
+    <w:p>
+      <w:pPr>
+        <w:pStyle w:val="ae"/>
         <w:numPr>
           <w:ilvl w:val="0"/>
-          <w:numId w:val="22"/>
+          <w:numId w:val="30"/>
         </w:numPr>
-        <w:spacing w:after="0" w:line="240" w:lineRule="auto"/>
-      </w:pPr>
-      <w:r>
-        <w:t xml:space="preserve">поиск по иерархическому классификатору; </w:t>
-      </w:r>
-    </w:p>
-    <w:p>
-      <w:pPr>
-        <w:pStyle w:val="a0"/>
+      </w:pPr>
+      <w:r>
+        <w:t xml:space="preserve">поиск книг по названию, автору, жанру; </w:t>
+      </w:r>
+    </w:p>
+    <w:p>
+      <w:pPr>
+        <w:pStyle w:val="ae"/>
         <w:numPr>
           <w:ilvl w:val="0"/>
-          <w:numId w:val="22"/>
+          <w:numId w:val="30"/>
         </w:numPr>
-        <w:spacing w:after="0" w:line="240" w:lineRule="auto"/>
-      </w:pPr>
-      <w:r>
-        <w:t>формирование аналитических отчетов;</w:t>
-      </w:r>
-    </w:p>
-    <w:p>
-      <w:pPr>
-        <w:pStyle w:val="a0"/>
+      </w:pPr>
+      <w:r>
+        <w:t xml:space="preserve">поиск по иерархическому классификатору; </w:t>
+      </w:r>
+    </w:p>
+    <w:p>
+      <w:pPr>
+        <w:pStyle w:val="ae"/>
         <w:numPr>
           <w:ilvl w:val="0"/>
-          <w:numId w:val="22"/>
+          <w:numId w:val="30"/>
         </w:numPr>
-        <w:spacing w:after="0" w:line="240" w:lineRule="auto"/>
-      </w:pPr>
-      <w:r>
-        <w:t>просмотр информации о книге;</w:t>
-      </w:r>
-    </w:p>
-    <w:p>
-      <w:pPr>
-        <w:pStyle w:val="a0"/>
+      </w:pPr>
+      <w:r>
+        <w:t>формирование аналитических отчетов;</w:t>
+      </w:r>
+    </w:p>
+    <w:p>
+      <w:pPr>
+        <w:pStyle w:val="ae"/>
         <w:numPr>
           <w:ilvl w:val="0"/>
-          <w:numId w:val="22"/>
+          <w:numId w:val="30"/>
         </w:numPr>
-        <w:spacing w:after="0" w:line="240" w:lineRule="auto"/>
+      </w:pPr>
+      <w:r>
+        <w:t>просмотр информации о книге;</w:t>
+      </w:r>
+    </w:p>
+    <w:p>
+      <w:pPr>
+        <w:pStyle w:val="ae"/>
+        <w:numPr>
+          <w:ilvl w:val="0"/>
+          <w:numId w:val="30"/>
+        </w:numPr>
       </w:pPr>
       <w:r>
         <w:t>просмотр данных читателя;</w:t>
@@ -2334,6 +2419,9 @@
         <w:jc w:val="center"/>
       </w:pPr>
       <w:r>
+        <w:rPr>
+          <w:noProof/>
+        </w:rPr>
         <w:drawing>
           <wp:inline distT="0" distB="0" distL="0" distR="0" wp14:anchorId="1F5BAF20" wp14:editId="30283784">
             <wp:extent cx="4240924" cy="5957239"/>
@@ -2822,15 +2910,7 @@
               <w:spacing w:after="0" w:line="240" w:lineRule="auto"/>
             </w:pPr>
             <w:r>
-              <w:t xml:space="preserve">3. Уточняет критерии </w:t>
-            </w:r>
-            <w:proofErr w:type="gramStart"/>
-            <w:r>
-              <w:t>поиска(</w:t>
-            </w:r>
-            <w:proofErr w:type="gramEnd"/>
-            <w:r>
-              <w:t>при необходимости)</w:t>
+              <w:t>3. Уточняет критерии поиска(при необходимости)</w:t>
             </w:r>
           </w:p>
         </w:tc>
@@ -4078,15 +4158,7 @@
               <w:t>1.Вводит</w:t>
             </w:r>
             <w:r>
-              <w:t xml:space="preserve"> данные о выдаче </w:t>
-            </w:r>
-            <w:proofErr w:type="gramStart"/>
-            <w:r>
-              <w:t>книги(</w:t>
-            </w:r>
-            <w:proofErr w:type="gramEnd"/>
-            <w:r>
-              <w:t>читатель, книга, дата выдачи)</w:t>
+              <w:t xml:space="preserve"> данные о выдаче книги(читатель, книга, дата выдачи)</w:t>
             </w:r>
           </w:p>
         </w:tc>
@@ -4546,15 +4618,7 @@
               <w:spacing w:after="0" w:line="240" w:lineRule="auto"/>
             </w:pPr>
             <w:r>
-              <w:t xml:space="preserve">1.Вводит данные о возврате </w:t>
-            </w:r>
-            <w:proofErr w:type="gramStart"/>
-            <w:r>
-              <w:t>книги(</w:t>
-            </w:r>
-            <w:proofErr w:type="gramEnd"/>
-            <w:r>
-              <w:t>читатель, книга, дата возврата)</w:t>
+              <w:t>1.Вводит данные о возврате книги(читатель, книга, дата возврата)</w:t>
             </w:r>
           </w:p>
         </w:tc>
@@ -5443,19 +5507,13 @@
               <w:spacing w:after="0" w:line="240" w:lineRule="auto"/>
             </w:pPr>
             <w:r>
-              <w:t xml:space="preserve">5. </w:t>
-            </w:r>
-            <w:r>
-              <w:t xml:space="preserve">Обновляет </w:t>
+              <w:t xml:space="preserve">5. Обновляет </w:t>
             </w:r>
             <w:r>
               <w:t>запись</w:t>
             </w:r>
             <w:r>
-              <w:t xml:space="preserve"> о книг</w:t>
-            </w:r>
-            <w:r>
-              <w:t>е</w:t>
+              <w:t xml:space="preserve"> о книге</w:t>
             </w:r>
             <w:r>
               <w:t xml:space="preserve"> в базе данных</w:t>
@@ -6167,22 +6225,34 @@
               <w:t>ыбирае</w:t>
             </w:r>
             <w:r>
-              <w:t xml:space="preserve">т </w:t>
+              <w:t>т</w:t>
+            </w:r>
+            <w:r>
+              <w:t>ся</w:t>
+            </w:r>
+            <w:r>
+              <w:t xml:space="preserve"> </w:t>
             </w:r>
             <w:r>
               <w:t>книг</w:t>
             </w:r>
             <w:r>
-              <w:t>у</w:t>
-            </w:r>
-            <w:r>
-              <w:t xml:space="preserve"> и назначае</w:t>
+              <w:t>а</w:t>
+            </w:r>
+            <w:r>
+              <w:t xml:space="preserve"> и </w:t>
+            </w:r>
+            <w:r>
+              <w:t xml:space="preserve">ей </w:t>
+            </w:r>
+            <w:r>
+              <w:t>назначае</w:t>
             </w:r>
             <w:r>
               <w:t>тся</w:t>
             </w:r>
             <w:r>
-              <w:t xml:space="preserve"> ей категори</w:t>
+              <w:t xml:space="preserve"> категори</w:t>
             </w:r>
             <w:r>
               <w:t>я</w:t>
@@ -6594,7 +6664,13 @@
               <w:t>В</w:t>
             </w:r>
             <w:r>
-              <w:t>ыполняет операции добавления, изменения и удаления категорий иерархического классификатора. В результате изменяется структура иерархического классификатора</w:t>
+              <w:t>ыполня</w:t>
+            </w:r>
+            <w:r>
+              <w:t>ются</w:t>
+            </w:r>
+            <w:r>
+              <w:t xml:space="preserve"> операции добавления, изменения и удаления категорий иерархического классификатора. В результате изменяется структура иерархического классификатора</w:t>
             </w:r>
           </w:p>
           <w:p>
@@ -6705,9 +6781,6 @@
             <w:pPr>
               <w:pStyle w:val="a0"/>
               <w:spacing w:after="0" w:line="240" w:lineRule="auto"/>
-              <w:rPr>
-                <w:lang w:val="en-US"/>
-              </w:rPr>
             </w:pPr>
             <w:r>
               <w:t xml:space="preserve">2. Выбирает тип операции (добавление </w:t>
@@ -6721,11 +6794,9 @@
             <w:r>
               <w:t xml:space="preserve"> / </w:t>
             </w:r>
-            <w:proofErr w:type="gramStart"/>
             <w:r>
               <w:t>удаление )</w:t>
             </w:r>
-            <w:proofErr w:type="gramEnd"/>
           </w:p>
           <w:p>
             <w:pPr>
@@ -7627,8 +7698,11 @@
     <w:p>
       <w:pPr>
         <w:pStyle w:val="3"/>
-      </w:pPr>
-      <w:bookmarkStart w:id="7" w:name="_Toc226548266"/>
+        <w:rPr>
+          <w:lang w:val="en-US"/>
+        </w:rPr>
+      </w:pPr>
+      <w:bookmarkStart w:id="7" w:name="_Toc226619151"/>
       <w:r>
         <w:t xml:space="preserve">1.3.2 </w:t>
       </w:r>
@@ -7641,12 +7715,249 @@
       <w:pPr>
         <w:pStyle w:val="a0"/>
       </w:pPr>
+      <w:r>
+        <w:tab/>
+        <w:t>В проектируемой базе данных обрабатывается информация, относящаяся к персональным данным пользователей и служебной информацией, не составляющей государственную тайну.</w:t>
+      </w:r>
+    </w:p>
+    <w:p>
+      <w:pPr>
+        <w:pStyle w:val="a0"/>
+      </w:pPr>
+      <w:r>
+        <w:tab/>
+        <w:t>Система является многопользовательской и предусматривает разграничение прав доступа пользователей (читатель, библиотекарь, администратор)</w:t>
+      </w:r>
+    </w:p>
+    <w:p>
+      <w:pPr>
+        <w:pStyle w:val="a0"/>
+      </w:pPr>
+      <w:r>
+        <w:tab/>
+        <w:t xml:space="preserve">В соответствии с классификацией автоматизированных систем по уровню защищенности, система относится к классу защищённости 1Г. </w:t>
+      </w:r>
+    </w:p>
+    <w:p>
+      <w:pPr>
+        <w:pStyle w:val="a0"/>
+      </w:pPr>
+    </w:p>
+    <w:p>
+      <w:pPr>
+        <w:pStyle w:val="a0"/>
+        <w:rPr>
+          <w:b/>
+          <w:bCs/>
+        </w:rPr>
+      </w:pPr>
+      <w:r>
+        <w:rPr>
+          <w:b/>
+          <w:bCs/>
+        </w:rPr>
+        <w:t>Требования к защите информации</w:t>
+      </w:r>
+      <w:r>
+        <w:rPr>
+          <w:b/>
+          <w:bCs/>
+          <w:lang w:val="en-US"/>
+        </w:rPr>
+        <w:t>:</w:t>
+      </w:r>
+    </w:p>
+    <w:p>
+      <w:pPr>
+        <w:pStyle w:val="a0"/>
+      </w:pPr>
+      <w:r>
+        <w:rPr>
+          <w:lang w:val="en-US"/>
+        </w:rPr>
+        <w:tab/>
+      </w:r>
+      <w:r>
+        <w:t xml:space="preserve">В соответствии с классом защищенности </w:t>
+      </w:r>
+      <w:r>
+        <w:t xml:space="preserve">1Г </w:t>
+      </w:r>
+      <w:r>
+        <w:t>должны быть реализованы следующие требования</w:t>
+      </w:r>
+      <w:r>
+        <w:t xml:space="preserve"> </w:t>
+      </w:r>
+      <w:r>
+        <w:t>к защите информации</w:t>
+      </w:r>
+      <w:r>
+        <w:t>:</w:t>
+      </w:r>
+    </w:p>
+    <w:p>
+      <w:pPr>
+        <w:pStyle w:val="a0"/>
+        <w:rPr>
+          <w:i/>
+          <w:iCs/>
+        </w:rPr>
+      </w:pPr>
+      <w:r>
+        <w:rPr>
+          <w:i/>
+          <w:iCs/>
+        </w:rPr>
+        <w:t>Подсистема управления доступом</w:t>
+      </w:r>
+      <w:r>
+        <w:rPr>
+          <w:i/>
+          <w:iCs/>
+        </w:rPr>
+        <w:t>:</w:t>
+      </w:r>
+    </w:p>
+    <w:p>
+      <w:pPr>
+        <w:pStyle w:val="ae"/>
+        <w:numPr>
+          <w:ilvl w:val="0"/>
+          <w:numId w:val="29"/>
+        </w:numPr>
+      </w:pPr>
+      <w:r>
+        <w:t>Идентификация, проверка подлинности и контроль доступа</w:t>
+      </w:r>
+      <w:r>
+        <w:t xml:space="preserve"> </w:t>
+      </w:r>
+      <w:r>
+        <w:t>субъектов к</w:t>
+      </w:r>
+      <w:r>
+        <w:t xml:space="preserve"> </w:t>
+      </w:r>
+      <w:r>
+        <w:t>томам, каталогам, файлам, записям и полям записей</w:t>
+      </w:r>
+      <w:r>
+        <w:t>.</w:t>
+      </w:r>
+    </w:p>
+    <w:p>
+      <w:pPr>
+        <w:pStyle w:val="a0"/>
+        <w:rPr>
+          <w:i/>
+          <w:iCs/>
+          <w:lang w:val="en-US"/>
+        </w:rPr>
+      </w:pPr>
+      <w:r>
+        <w:rPr>
+          <w:i/>
+          <w:iCs/>
+        </w:rPr>
+        <w:t>Подсистема регистрации и учета</w:t>
+      </w:r>
+      <w:r>
+        <w:rPr>
+          <w:i/>
+          <w:iCs/>
+          <w:lang w:val="en-US"/>
+        </w:rPr>
+        <w:t>:</w:t>
+      </w:r>
+    </w:p>
+    <w:p>
+      <w:pPr>
+        <w:pStyle w:val="ae"/>
+        <w:numPr>
+          <w:ilvl w:val="0"/>
+          <w:numId w:val="23"/>
+        </w:numPr>
+      </w:pPr>
+      <w:r>
+        <w:t>Регистрация доступа программ субъектов к программам, томам, каталогам,</w:t>
+      </w:r>
+      <w:r>
+        <w:t xml:space="preserve"> </w:t>
+      </w:r>
+      <w:r>
+        <w:t>файлам, записям и полям записей</w:t>
+      </w:r>
+      <w:r>
+        <w:t>.</w:t>
+      </w:r>
+    </w:p>
+    <w:p>
+      <w:pPr>
+        <w:pStyle w:val="a0"/>
+        <w:rPr>
+          <w:lang w:val="en-US"/>
+        </w:rPr>
+      </w:pPr>
+      <w:r>
+        <w:rPr>
+          <w:i/>
+          <w:iCs/>
+        </w:rPr>
+        <w:t>Подсистема обеспечения целостности</w:t>
+      </w:r>
+      <w:r>
+        <w:rPr>
+          <w:lang w:val="en-US"/>
+        </w:rPr>
+        <w:t>:</w:t>
+      </w:r>
+    </w:p>
+    <w:p>
+      <w:pPr>
+        <w:pStyle w:val="ae"/>
+        <w:numPr>
+          <w:ilvl w:val="0"/>
+          <w:numId w:val="23"/>
+        </w:numPr>
+      </w:pPr>
+      <w:r>
+        <w:t>Обеспечение целостности программных средств и обрабатываемой информации</w:t>
+      </w:r>
+      <w:r>
+        <w:t>;</w:t>
+      </w:r>
+    </w:p>
+    <w:p>
+      <w:pPr>
+        <w:pStyle w:val="ae"/>
+        <w:numPr>
+          <w:ilvl w:val="0"/>
+          <w:numId w:val="23"/>
+        </w:numPr>
+      </w:pPr>
+      <w:r>
+        <w:t>Периодическое тестирование и наличие средств восстановления средств защиты информации</w:t>
+      </w:r>
+      <w:r>
+        <w:t>.</w:t>
+      </w:r>
+    </w:p>
+    <w:p>
+      <w:pPr>
+        <w:pStyle w:val="a0"/>
+        <w:spacing w:after="0" w:line="240" w:lineRule="auto"/>
+        <w:ind w:left="720"/>
+      </w:pPr>
     </w:p>
     <w:p>
       <w:pPr>
         <w:pStyle w:val="3"/>
-      </w:pPr>
-      <w:bookmarkStart w:id="8" w:name="_Toc226548267"/>
+        <w:rPr>
+          <w:lang w:val="en-US"/>
+        </w:rPr>
+      </w:pPr>
+      <w:bookmarkStart w:id="8" w:name="_Toc226619152"/>
       <w:r>
         <w:t xml:space="preserve">1.3.3 </w:t>
       </w:r>
@@ -7660,9 +7971,100 @@
     </w:p>
     <w:p>
       <w:pPr>
+        <w:pStyle w:val="a0"/>
+      </w:pPr>
+      <w:r>
+        <w:tab/>
+      </w:r>
+      <w:r>
+        <w:t>Проектируемая база данных должна функционировать в составе современных программных средств обработки данных и быть совместимой с используемыми средствами разработки и эксплуатации.</w:t>
+      </w:r>
+    </w:p>
+    <w:p>
+      <w:pPr>
+        <w:pStyle w:val="a0"/>
+      </w:pPr>
+      <w:r>
+        <w:t>В качестве базовых программных средств используются</w:t>
+      </w:r>
+      <w:r>
+        <w:t>:</w:t>
+      </w:r>
+    </w:p>
+    <w:p>
+      <w:pPr>
+        <w:pStyle w:val="ae"/>
+        <w:numPr>
+          <w:ilvl w:val="0"/>
+          <w:numId w:val="28"/>
+        </w:numPr>
+      </w:pPr>
+      <w:r>
+        <w:t>CASE-средства поддержки проекта    –  draw.io</w:t>
+      </w:r>
+      <w:r>
+        <w:t>;</w:t>
+      </w:r>
+    </w:p>
+    <w:p>
+      <w:pPr>
+        <w:pStyle w:val="ae"/>
+        <w:numPr>
+          <w:ilvl w:val="0"/>
+          <w:numId w:val="28"/>
+        </w:numPr>
+      </w:pPr>
+      <w:r>
+        <w:t>Среда реализации и эксплуатации БД –  MS SQL Server</w:t>
+      </w:r>
+      <w:r>
+        <w:t>;</w:t>
+      </w:r>
+    </w:p>
+    <w:p>
+      <w:pPr>
+        <w:pStyle w:val="ae"/>
+        <w:numPr>
+          <w:ilvl w:val="0"/>
+          <w:numId w:val="28"/>
+        </w:numPr>
+      </w:pPr>
+      <w:r>
+        <w:t xml:space="preserve">Операционная система </w:t>
+      </w:r>
+      <w:r>
+        <w:rPr>
+          <w:lang w:val="en-US"/>
+        </w:rPr>
+        <w:t>– Microsoft Windows</w:t>
+      </w:r>
+      <w:r>
+        <w:rPr>
+          <w:lang w:val="en-US"/>
+        </w:rPr>
+        <w:t>.</w:t>
+      </w:r>
+    </w:p>
+    <w:p>
+      <w:pPr>
+        <w:pStyle w:val="a0"/>
+        <w:spacing w:before="240"/>
+      </w:pPr>
+      <w:r>
+        <w:t>База данных должна обеспечивать возможность интеграции с внешними информационными системами при необходимости ее использования в составе более сложных автоматизированных систем</w:t>
+      </w:r>
+    </w:p>
+    <w:p>
+      <w:pPr>
+        <w:pStyle w:val="a0"/>
+        <w:spacing w:before="240"/>
+      </w:pPr>
+    </w:p>
+    <w:p>
+      <w:pPr>
         <w:pStyle w:val="2"/>
       </w:pPr>
-      <w:bookmarkStart w:id="9" w:name="_Toc226548268"/>
+      <w:bookmarkStart w:id="9" w:name="_Toc226619153"/>
       <w:r>
         <w:t xml:space="preserve">1.4 </w:t>
       </w:r>
@@ -7673,9 +8075,395 @@
     </w:p>
     <w:p>
       <w:pPr>
+        <w:pStyle w:val="a0"/>
+      </w:pPr>
+      <w:r>
+        <w:tab/>
+        <w:t>Разработка проекта базы данных осуществляется в соответствии с жизненным циклом программного обеспечения и включает следующие стадии</w:t>
+      </w:r>
+      <w:r>
+        <w:t xml:space="preserve">: </w:t>
+      </w:r>
+      <w:r>
+        <w:t>эскизный проект, технический проект и рабочий проект.</w:t>
+      </w:r>
+    </w:p>
+    <w:p>
+      <w:pPr>
+        <w:pStyle w:val="a0"/>
+        <w:rPr>
+          <w:b/>
+          <w:bCs/>
+        </w:rPr>
+      </w:pPr>
+    </w:p>
+    <w:p>
+      <w:pPr>
+        <w:pStyle w:val="a0"/>
+        <w:rPr>
+          <w:b/>
+          <w:bCs/>
+        </w:rPr>
+      </w:pPr>
+      <w:r>
+        <w:rPr>
+          <w:b/>
+          <w:bCs/>
+        </w:rPr>
+        <w:t>Стадия «Эскизный проект»</w:t>
+      </w:r>
+    </w:p>
+    <w:p>
+      <w:pPr>
+        <w:pStyle w:val="a0"/>
+      </w:pPr>
+      <w:r>
+        <w:tab/>
+      </w:r>
+      <w:r>
+        <w:t xml:space="preserve">На стадии эскизного проекта выполняется разработка </w:t>
+      </w:r>
+      <w:r>
+        <w:t>концептуальной модели предметной области</w:t>
+      </w:r>
+      <w:r>
+        <w:t xml:space="preserve">. </w:t>
+      </w:r>
+    </w:p>
+    <w:p>
+      <w:pPr>
+        <w:pStyle w:val="a0"/>
+      </w:pPr>
+      <w:r>
+        <w:t>В рамках данной стадии выполняются следующие работы</w:t>
+      </w:r>
+      <w:r>
+        <w:t>:</w:t>
+      </w:r>
+    </w:p>
+    <w:p>
+      <w:pPr>
+        <w:pStyle w:val="ae"/>
+        <w:numPr>
+          <w:ilvl w:val="0"/>
+          <w:numId w:val="36"/>
+        </w:numPr>
+      </w:pPr>
+      <w:r>
+        <w:t>выделение сущностей предметной области, их атрибутов и связей между ними;</w:t>
+      </w:r>
+    </w:p>
+    <w:p>
+      <w:pPr>
+        <w:pStyle w:val="ae"/>
+        <w:numPr>
+          <w:ilvl w:val="0"/>
+          <w:numId w:val="36"/>
+        </w:numPr>
+      </w:pPr>
+      <w:r>
+        <w:t xml:space="preserve">разработка концептуальной модели данных в виде </w:t>
+      </w:r>
+      <w:r>
+        <w:rPr>
+          <w:lang w:val="en-US"/>
+        </w:rPr>
+        <w:t>ER</w:t>
+      </w:r>
+      <w:r>
+        <w:t>–</w:t>
+      </w:r>
+      <w:r>
+        <w:t>диаграммы;</w:t>
+      </w:r>
+    </w:p>
+    <w:p>
+      <w:pPr>
+        <w:pStyle w:val="ae"/>
+        <w:numPr>
+          <w:ilvl w:val="0"/>
+          <w:numId w:val="36"/>
+        </w:numPr>
+      </w:pPr>
+      <w:r>
+        <w:t>формирование концептуальной структуры базы данных;</w:t>
+      </w:r>
+    </w:p>
+    <w:p>
+      <w:pPr>
+        <w:pStyle w:val="ae"/>
+        <w:numPr>
+          <w:ilvl w:val="0"/>
+          <w:numId w:val="36"/>
+        </w:numPr>
+      </w:pPr>
+      <w:r>
+        <w:t>подготовка раздела «Эскизный проект» пояснительной записки.</w:t>
+      </w:r>
+    </w:p>
+    <w:p>
+      <w:pPr>
+        <w:pStyle w:val="a0"/>
+      </w:pPr>
+    </w:p>
+    <w:p>
+      <w:pPr>
+        <w:pStyle w:val="a0"/>
+      </w:pPr>
+    </w:p>
+    <w:p>
+      <w:pPr>
+        <w:pStyle w:val="a0"/>
+        <w:rPr>
+          <w:b/>
+          <w:bCs/>
+        </w:rPr>
+      </w:pPr>
+      <w:r>
+        <w:rPr>
+          <w:b/>
+          <w:bCs/>
+        </w:rPr>
+        <w:t>Стадия «Технический проект»</w:t>
+      </w:r>
+    </w:p>
+    <w:p>
+      <w:pPr>
+        <w:pStyle w:val="a0"/>
+      </w:pPr>
+      <w:r>
+        <w:tab/>
+      </w:r>
+      <w:r>
+        <w:t>На стадии технического проекта выполняется переход от концептуальной модели данных к логической модели базы данных</w:t>
+      </w:r>
+    </w:p>
+    <w:p>
+      <w:pPr>
+        <w:pStyle w:val="a0"/>
+      </w:pPr>
+      <w:r>
+        <w:t>В рамках данной стадии выполняются следующие работы:</w:t>
+      </w:r>
+    </w:p>
+    <w:p>
+      <w:pPr>
+        <w:pStyle w:val="ae"/>
+        <w:numPr>
+          <w:ilvl w:val="0"/>
+          <w:numId w:val="37"/>
+        </w:numPr>
+      </w:pPr>
+      <w:r>
+        <w:t xml:space="preserve">преобразование </w:t>
+      </w:r>
+      <w:r>
+        <w:rPr>
+          <w:lang w:val="en-US"/>
+        </w:rPr>
+        <w:t>ER</w:t>
+      </w:r>
+      <w:r>
+        <w:t>-</w:t>
+      </w:r>
+      <w:r>
+        <w:t>модели в логическую реляционную модель данных;</w:t>
+      </w:r>
+    </w:p>
+    <w:p>
+      <w:pPr>
+        <w:pStyle w:val="ae"/>
+        <w:numPr>
+          <w:ilvl w:val="0"/>
+          <w:numId w:val="37"/>
+        </w:numPr>
+      </w:pPr>
+      <w:r>
+        <w:t>разработка исходной схемы реляционной базы данных;</w:t>
+      </w:r>
+    </w:p>
+    <w:p>
+      <w:pPr>
+        <w:pStyle w:val="ae"/>
+        <w:numPr>
+          <w:ilvl w:val="0"/>
+          <w:numId w:val="37"/>
+        </w:numPr>
+      </w:pPr>
+      <w:r>
+        <w:t>анализ зависимостей между атрибутами и нормализация отношений;</w:t>
+      </w:r>
+    </w:p>
+    <w:p>
+      <w:pPr>
+        <w:pStyle w:val="ae"/>
+        <w:numPr>
+          <w:ilvl w:val="0"/>
+          <w:numId w:val="37"/>
+        </w:numPr>
+      </w:pPr>
+      <w:r>
+        <w:t xml:space="preserve">программная реализация схемы базы данных с использованием языка </w:t>
+      </w:r>
+      <w:r>
+        <w:rPr>
+          <w:lang w:val="en-US"/>
+        </w:rPr>
+        <w:t>SQL</w:t>
+      </w:r>
+      <w:r>
+        <w:t xml:space="preserve"> </w:t>
+      </w:r>
+      <w:r>
+        <w:t>в среде СУБД</w:t>
+      </w:r>
+    </w:p>
+    <w:p>
+      <w:pPr>
+        <w:pStyle w:val="ae"/>
+        <w:numPr>
+          <w:ilvl w:val="0"/>
+          <w:numId w:val="37"/>
+        </w:numPr>
+      </w:pPr>
+      <w:r>
+        <w:t xml:space="preserve">оформление </w:t>
+      </w:r>
+      <w:r>
+        <w:t>пояснительной записки</w:t>
+      </w:r>
+      <w:r>
+        <w:t>.</w:t>
+      </w:r>
+    </w:p>
+    <w:p>
+      <w:pPr>
+        <w:pStyle w:val="a0"/>
+      </w:pPr>
+    </w:p>
+    <w:p>
+      <w:pPr>
+        <w:pStyle w:val="a0"/>
+        <w:rPr>
+          <w:b/>
+          <w:bCs/>
+        </w:rPr>
+      </w:pPr>
+      <w:r>
+        <w:rPr>
+          <w:b/>
+          <w:bCs/>
+        </w:rPr>
+        <w:t>Стадия «Рабочий проект»</w:t>
+      </w:r>
+    </w:p>
+    <w:p>
+      <w:pPr>
+        <w:pStyle w:val="a0"/>
+      </w:pPr>
+      <w:r>
+        <w:tab/>
+      </w:r>
+      <w:r>
+        <w:t>На стадии рабочего проекта выполняется физическая реализация базы данных и разработка сопутствующих программных компонентов.</w:t>
+      </w:r>
+    </w:p>
+    <w:p>
+      <w:pPr>
+        <w:pStyle w:val="a0"/>
+      </w:pPr>
+      <w:r>
+        <w:t>В рамках данной стадии выполняются следующие работы:</w:t>
+      </w:r>
+    </w:p>
+    <w:p>
+      <w:pPr>
+        <w:pStyle w:val="ae"/>
+        <w:numPr>
+          <w:ilvl w:val="0"/>
+          <w:numId w:val="38"/>
+        </w:numPr>
+      </w:pPr>
+      <w:r>
+        <w:t>формирование физической структуры базы данных и настройка её параметров;</w:t>
+      </w:r>
+    </w:p>
+    <w:p>
+      <w:pPr>
+        <w:pStyle w:val="ae"/>
+        <w:numPr>
+          <w:ilvl w:val="0"/>
+          <w:numId w:val="38"/>
+        </w:numPr>
+      </w:pPr>
+      <w:r>
+        <w:t>разработка индексных структур данных;</w:t>
+      </w:r>
+    </w:p>
+    <w:p>
+      <w:pPr>
+        <w:pStyle w:val="ae"/>
+        <w:numPr>
+          <w:ilvl w:val="0"/>
+          <w:numId w:val="38"/>
+        </w:numPr>
+      </w:pPr>
+      <w:r>
+        <w:t>разработка средств обеспечения целостности данных;</w:t>
+      </w:r>
+    </w:p>
+    <w:p>
+      <w:pPr>
+        <w:pStyle w:val="ae"/>
+        <w:numPr>
+          <w:ilvl w:val="0"/>
+          <w:numId w:val="38"/>
+        </w:numPr>
+      </w:pPr>
+      <w:r>
+        <w:t>разработка серверных компонентов</w:t>
+      </w:r>
+      <w:r>
+        <w:t xml:space="preserve"> </w:t>
+      </w:r>
+      <w:r>
+        <w:t>(представления, хранимые процедуры и функции);</w:t>
+      </w:r>
+    </w:p>
+    <w:p>
+      <w:pPr>
+        <w:pStyle w:val="ae"/>
+        <w:numPr>
+          <w:ilvl w:val="0"/>
+          <w:numId w:val="38"/>
+        </w:numPr>
+      </w:pPr>
+      <w:r>
+        <w:t>реализация системы разграничения прав доступа пользователей к объектам базы данных;</w:t>
+      </w:r>
+    </w:p>
+    <w:p>
+      <w:pPr>
+        <w:pStyle w:val="ae"/>
+        <w:numPr>
+          <w:ilvl w:val="0"/>
+          <w:numId w:val="38"/>
+        </w:numPr>
+      </w:pPr>
+      <w:r>
+        <w:t>подготовка программной и эксплуатационной документации.</w:t>
+      </w:r>
+    </w:p>
+    <w:p>
+      <w:pPr>
+        <w:pStyle w:val="a0"/>
+      </w:pPr>
+    </w:p>
+    <w:p>
+      <w:pPr>
         <w:pStyle w:val="2"/>
       </w:pPr>
-      <w:bookmarkStart w:id="10" w:name="_Toc226548269"/>
+      <w:bookmarkStart w:id="10" w:name="_Toc226619154"/>
       <w:r>
         <w:t xml:space="preserve">1.5 </w:t>
       </w:r>
@@ -7686,9 +8474,207 @@
     </w:p>
     <w:p>
       <w:pPr>
+        <w:pStyle w:val="a0"/>
+      </w:pPr>
+      <w:r>
+        <w:tab/>
+      </w:r>
+      <w:r>
+        <w:t>К защите проекта должен быть представлен комплект документации,</w:t>
+      </w:r>
+      <w:r>
+        <w:t xml:space="preserve"> </w:t>
+      </w:r>
+      <w:r>
+        <w:t>включающий следующие компоненты, оформленные в соответствии с</w:t>
+      </w:r>
+      <w:r>
+        <w:t xml:space="preserve"> </w:t>
+      </w:r>
+      <w:r>
+        <w:t>установленными требованиями и прошедшие процедуру нормоконтроля и</w:t>
+      </w:r>
+      <w:r>
+        <w:t xml:space="preserve"> </w:t>
+      </w:r>
+      <w:r>
+        <w:t>проверки на отсутствие неправомочных заимствований:</w:t>
+      </w:r>
+    </w:p>
+    <w:p>
+      <w:pPr>
+        <w:pStyle w:val="a0"/>
+      </w:pPr>
+    </w:p>
+    <w:p>
+      <w:pPr>
+        <w:pStyle w:val="a0"/>
+      </w:pPr>
+      <w:r>
+        <w:t>В состав документации входят</w:t>
+      </w:r>
+      <w:r>
+        <w:rPr>
+          <w:lang w:val="en-US"/>
+        </w:rPr>
+        <w:t>:</w:t>
+      </w:r>
+    </w:p>
+    <w:p>
+      <w:pPr>
+        <w:pStyle w:val="a0"/>
+      </w:pPr>
+      <w:r>
+        <w:t>Проектная документация</w:t>
+      </w:r>
+    </w:p>
+    <w:p>
+      <w:pPr>
+        <w:pStyle w:val="ae"/>
+        <w:numPr>
+          <w:ilvl w:val="0"/>
+          <w:numId w:val="41"/>
+        </w:numPr>
+      </w:pPr>
+      <w:r>
+        <w:t xml:space="preserve">титульный лист; </w:t>
+      </w:r>
+    </w:p>
+    <w:p>
+      <w:pPr>
+        <w:pStyle w:val="ae"/>
+        <w:numPr>
+          <w:ilvl w:val="0"/>
+          <w:numId w:val="41"/>
+        </w:numPr>
+      </w:pPr>
+      <w:r>
+        <w:t xml:space="preserve">опись альбома; </w:t>
+      </w:r>
+    </w:p>
+    <w:p>
+      <w:pPr>
+        <w:pStyle w:val="ae"/>
+        <w:numPr>
+          <w:ilvl w:val="0"/>
+          <w:numId w:val="41"/>
+        </w:numPr>
+      </w:pPr>
+      <w:r>
+        <w:t xml:space="preserve">пояснительная записка, включающая стадии технического задания, эскизного и технического проекта; </w:t>
+      </w:r>
+    </w:p>
+    <w:p>
+      <w:pPr>
+        <w:pStyle w:val="a0"/>
+      </w:pPr>
+      <w:r>
+        <w:t>Пояснительная записка должна содержать:</w:t>
+      </w:r>
+    </w:p>
+    <w:p>
+      <w:pPr>
+        <w:pStyle w:val="ae"/>
+        <w:numPr>
+          <w:ilvl w:val="0"/>
+          <w:numId w:val="42"/>
+        </w:numPr>
+      </w:pPr>
+      <w:r>
+        <w:t xml:space="preserve">введение; </w:t>
+      </w:r>
+    </w:p>
+    <w:p>
+      <w:pPr>
+        <w:pStyle w:val="ae"/>
+        <w:numPr>
+          <w:ilvl w:val="0"/>
+          <w:numId w:val="42"/>
+        </w:numPr>
+      </w:pPr>
+      <w:r>
+        <w:t xml:space="preserve">проектные разделы; </w:t>
+      </w:r>
+    </w:p>
+    <w:p>
+      <w:pPr>
+        <w:pStyle w:val="ae"/>
+        <w:numPr>
+          <w:ilvl w:val="0"/>
+          <w:numId w:val="42"/>
+        </w:numPr>
+      </w:pPr>
+      <w:r>
+        <w:t xml:space="preserve">заключение; </w:t>
+      </w:r>
+    </w:p>
+    <w:p>
+      <w:pPr>
+        <w:pStyle w:val="ae"/>
+        <w:numPr>
+          <w:ilvl w:val="0"/>
+          <w:numId w:val="42"/>
+        </w:numPr>
+      </w:pPr>
+      <w:r>
+        <w:t>список использованных источников.</w:t>
+      </w:r>
+    </w:p>
+    <w:p>
+      <w:pPr>
+        <w:pStyle w:val="a0"/>
+      </w:pPr>
+    </w:p>
+    <w:p>
+      <w:pPr>
+        <w:pStyle w:val="a0"/>
+      </w:pPr>
+      <w:r>
+        <w:t>Программная документация</w:t>
+      </w:r>
+    </w:p>
+    <w:p>
+      <w:pPr>
+        <w:pStyle w:val="ae"/>
+        <w:numPr>
+          <w:ilvl w:val="0"/>
+          <w:numId w:val="44"/>
+        </w:numPr>
+      </w:pPr>
+      <w:r>
+        <w:t xml:space="preserve">спецификация; </w:t>
+      </w:r>
+    </w:p>
+    <w:p>
+      <w:pPr>
+        <w:pStyle w:val="ae"/>
+        <w:numPr>
+          <w:ilvl w:val="0"/>
+          <w:numId w:val="44"/>
+        </w:numPr>
+      </w:pPr>
+      <w:r>
+        <w:t xml:space="preserve">описание программы (серверных программных компонентов базы данных); </w:t>
+      </w:r>
+    </w:p>
+    <w:p>
+      <w:pPr>
+        <w:pStyle w:val="ae"/>
+        <w:numPr>
+          <w:ilvl w:val="0"/>
+          <w:numId w:val="44"/>
+        </w:numPr>
+      </w:pPr>
+      <w:r>
+        <w:t>текст программы (SQL-код);</w:t>
+      </w:r>
+    </w:p>
+    <w:p/>
+    <w:p>
+      <w:pPr>
         <w:pStyle w:val="2"/>
       </w:pPr>
-      <w:bookmarkStart w:id="11" w:name="_Toc226548270"/>
+      <w:bookmarkStart w:id="11" w:name="_Toc226619155"/>
       <w:r>
         <w:t xml:space="preserve">1.6 </w:t>
       </w:r>
@@ -7696,17 +8682,1550 @@
         <w:t>Порядок контроля и приемки</w:t>
       </w:r>
       <w:bookmarkEnd w:id="11"/>
+    </w:p>
+    <w:p>
+      <w:pPr>
+        <w:pStyle w:val="a0"/>
+      </w:pPr>
+      <w:r>
+        <w:tab/>
+      </w:r>
+      <w:r>
+        <w:t xml:space="preserve">Контроль выполнения курсового проекта проводится руководителем поэтапно в соответствии с графиком выполнения проекта, разработанным на стадии "Техническое задание" и приведенным в одноименном разделе пояснительной записки. </w:t>
+      </w:r>
+    </w:p>
+    <w:p>
+      <w:pPr>
+        <w:pStyle w:val="a0"/>
+      </w:pPr>
+      <w:r>
+        <w:tab/>
+      </w:r>
+      <w:r>
+        <w:t>На завершающем этапе руководитель осуществляет нормоконтроль представленной исполнителем документации, проверку документации на отсутствие в ней неправомочных заимствований (плагиата) и принимает решение о допуске (не допуске) проекта к защите.</w:t>
+      </w:r>
+    </w:p>
+    <w:p>
+      <w:pPr>
+        <w:pStyle w:val="a0"/>
+      </w:pPr>
+      <w:r>
+        <w:tab/>
+      </w:r>
+      <w:r>
+        <w:t xml:space="preserve">Защита курсового проекта проводится экзаменационной комиссией в составе </w:t>
+      </w:r>
+      <w:r>
+        <w:t>не менее двух человек, включая руководителя проекта.</w:t>
+      </w:r>
+    </w:p>
+    <w:p>
+      <w:pPr>
+        <w:pStyle w:val="a0"/>
+      </w:pPr>
+      <w:r>
+        <w:tab/>
+      </w:r>
+      <w:r>
+        <w:t xml:space="preserve">В процессе защиты проекта исполнитель представляет документацию, делает краткое сообщение по теме разработки, демонстрирует ее программную реализацию и отвечает на вопросы членов экзаменационной комиссии. </w:t>
+      </w:r>
+    </w:p>
+    <w:p>
+      <w:pPr>
+        <w:pStyle w:val="a0"/>
+      </w:pPr>
+      <w:r>
+        <w:t>Оценка курсового проекта определяется с учетом следующих критериев:</w:t>
+      </w:r>
+    </w:p>
+    <w:p>
+      <w:pPr>
+        <w:pStyle w:val="ae"/>
+        <w:numPr>
+          <w:ilvl w:val="0"/>
+          <w:numId w:val="48"/>
+        </w:numPr>
+      </w:pPr>
+      <w:r>
+        <w:t>степень соответствия представленной разработки требованиям технического задания;</w:t>
+      </w:r>
+    </w:p>
+    <w:p>
+      <w:pPr>
+        <w:pStyle w:val="ae"/>
+        <w:numPr>
+          <w:ilvl w:val="0"/>
+          <w:numId w:val="48"/>
+        </w:numPr>
+        <w:rPr>
+          <w:b/>
+          <w:i/>
+        </w:rPr>
+      </w:pPr>
+      <w:r>
+        <w:t>качество программной реализации, документации и доклада;</w:t>
+      </w:r>
+    </w:p>
+    <w:p>
+      <w:pPr>
+        <w:pStyle w:val="ae"/>
+        <w:numPr>
+          <w:ilvl w:val="0"/>
+          <w:numId w:val="48"/>
+        </w:numPr>
+      </w:pPr>
+      <w:r>
+        <w:t>соблюдение</w:t>
+      </w:r>
+      <w:r>
+        <w:rPr>
+          <w:sz w:val="14"/>
+          <w:szCs w:val="16"/>
+        </w:rPr>
+        <w:t xml:space="preserve"> </w:t>
+      </w:r>
+      <w:r>
+        <w:t>исполнителем графика выполнения курсового проекта.</w:t>
+      </w:r>
+    </w:p>
+    <w:p>
+      <w:pPr>
+        <w:suppressAutoHyphens w:val="0"/>
+        <w:spacing w:line="240" w:lineRule="auto"/>
+        <w:rPr>
+          <w:rFonts w:eastAsia="Lucida Sans Unicode" w:cs="Lohit Devanagari"/>
+          <w:kern w:val="2"/>
+        </w:rPr>
+      </w:pPr>
       <w:r>
         <w:br w:type="page"/>
       </w:r>
     </w:p>
+    <w:p>
+      <w:pPr>
+        <w:pStyle w:val="ae"/>
+      </w:pPr>
+      <w:r>
+        <w:t>Таблица 1. – Типовой график контроля и защиты курсового проекта</w:t>
+      </w:r>
+    </w:p>
+    <w:tbl>
+      <w:tblPr>
+        <w:tblW w:w="0" w:type="auto"/>
+        <w:tblBorders>
+          <w:top w:val="single" w:sz="4" w:space="0" w:color="auto"/>
+          <w:left w:val="single" w:sz="4" w:space="0" w:color="auto"/>
+          <w:bottom w:val="single" w:sz="4" w:space="0" w:color="auto"/>
+          <w:right w:val="single" w:sz="4" w:space="0" w:color="auto"/>
+          <w:insideH w:val="single" w:sz="4" w:space="0" w:color="auto"/>
+          <w:insideV w:val="single" w:sz="4" w:space="0" w:color="auto"/>
+        </w:tblBorders>
+        <w:tblLook w:val="01E0" w:firstRow="1" w:lastRow="1" w:firstColumn="1" w:lastColumn="1" w:noHBand="0" w:noVBand="0"/>
+      </w:tblPr>
+      <w:tblGrid>
+        <w:gridCol w:w="1726"/>
+        <w:gridCol w:w="2575"/>
+        <w:gridCol w:w="2377"/>
+        <w:gridCol w:w="1172"/>
+        <w:gridCol w:w="1721"/>
+      </w:tblGrid>
+      <w:tr>
+        <w:tc>
+          <w:tcPr>
+            <w:tcW w:w="9854" w:type="dxa"/>
+            <w:gridSpan w:val="5"/>
+            <w:shd w:val="clear" w:color="auto" w:fill="auto"/>
+            <w:vAlign w:val="center"/>
+          </w:tcPr>
+          <w:p>
+            <w:pPr>
+              <w:suppressAutoHyphens w:val="0"/>
+              <w:spacing w:before="120" w:after="120" w:line="240" w:lineRule="auto"/>
+              <w:jc w:val="center"/>
+              <w:rPr>
+                <w:sz w:val="24"/>
+                <w:lang w:eastAsia="ru-RU"/>
+              </w:rPr>
+            </w:pPr>
+            <w:r>
+              <w:rPr>
+                <w:sz w:val="24"/>
+                <w:lang w:eastAsia="ru-RU"/>
+              </w:rPr>
+              <w:t>Этапы проведения контрольных и аттестационных мероприятий</w:t>
+            </w:r>
+          </w:p>
+        </w:tc>
+      </w:tr>
+      <w:tr>
+        <w:tc>
+          <w:tcPr>
+            <w:tcW w:w="1728" w:type="dxa"/>
+            <w:shd w:val="clear" w:color="auto" w:fill="auto"/>
+            <w:vAlign w:val="center"/>
+          </w:tcPr>
+          <w:p>
+            <w:pPr>
+              <w:suppressAutoHyphens w:val="0"/>
+              <w:spacing w:line="240" w:lineRule="auto"/>
+              <w:jc w:val="center"/>
+              <w:rPr>
+                <w:sz w:val="24"/>
+                <w:lang w:eastAsia="ru-RU"/>
+              </w:rPr>
+            </w:pPr>
+            <w:r>
+              <w:rPr>
+                <w:sz w:val="24"/>
+                <w:lang w:eastAsia="ru-RU"/>
+              </w:rPr>
+              <w:t>Наименование этапа</w:t>
+            </w:r>
+          </w:p>
+        </w:tc>
+        <w:tc>
+          <w:tcPr>
+            <w:tcW w:w="2705" w:type="dxa"/>
+            <w:shd w:val="clear" w:color="auto" w:fill="auto"/>
+            <w:vAlign w:val="center"/>
+          </w:tcPr>
+          <w:p>
+            <w:pPr>
+              <w:suppressAutoHyphens w:val="0"/>
+              <w:spacing w:line="240" w:lineRule="auto"/>
+              <w:jc w:val="center"/>
+              <w:rPr>
+                <w:sz w:val="24"/>
+                <w:lang w:eastAsia="ru-RU"/>
+              </w:rPr>
+            </w:pPr>
+            <w:r>
+              <w:rPr>
+                <w:sz w:val="24"/>
+                <w:lang w:eastAsia="ru-RU"/>
+              </w:rPr>
+              <w:t>Содержание</w:t>
+            </w:r>
+          </w:p>
+          <w:p>
+            <w:pPr>
+              <w:suppressAutoHyphens w:val="0"/>
+              <w:spacing w:line="240" w:lineRule="auto"/>
+              <w:jc w:val="center"/>
+              <w:rPr>
+                <w:sz w:val="24"/>
+                <w:lang w:eastAsia="ru-RU"/>
+              </w:rPr>
+            </w:pPr>
+            <w:r>
+              <w:rPr>
+                <w:sz w:val="24"/>
+                <w:lang w:eastAsia="ru-RU"/>
+              </w:rPr>
+              <w:t xml:space="preserve"> этапа</w:t>
+            </w:r>
+          </w:p>
+        </w:tc>
+        <w:tc>
+          <w:tcPr>
+            <w:tcW w:w="2515" w:type="dxa"/>
+            <w:shd w:val="clear" w:color="auto" w:fill="auto"/>
+            <w:vAlign w:val="center"/>
+          </w:tcPr>
+          <w:p>
+            <w:pPr>
+              <w:suppressAutoHyphens w:val="0"/>
+              <w:spacing w:line="240" w:lineRule="auto"/>
+              <w:jc w:val="center"/>
+              <w:rPr>
+                <w:sz w:val="24"/>
+                <w:lang w:eastAsia="ru-RU"/>
+              </w:rPr>
+            </w:pPr>
+            <w:r>
+              <w:rPr>
+                <w:sz w:val="24"/>
+                <w:lang w:eastAsia="ru-RU"/>
+              </w:rPr>
+              <w:t xml:space="preserve">Форма </w:t>
+            </w:r>
+          </w:p>
+          <w:p>
+            <w:pPr>
+              <w:suppressAutoHyphens w:val="0"/>
+              <w:spacing w:line="240" w:lineRule="auto"/>
+              <w:jc w:val="center"/>
+              <w:rPr>
+                <w:sz w:val="24"/>
+                <w:lang w:eastAsia="ru-RU"/>
+              </w:rPr>
+            </w:pPr>
+            <w:r>
+              <w:rPr>
+                <w:sz w:val="24"/>
+                <w:lang w:eastAsia="ru-RU"/>
+              </w:rPr>
+              <w:t>проведения</w:t>
+            </w:r>
+          </w:p>
+        </w:tc>
+        <w:tc>
+          <w:tcPr>
+            <w:tcW w:w="1185" w:type="dxa"/>
+            <w:shd w:val="clear" w:color="auto" w:fill="auto"/>
+            <w:vAlign w:val="center"/>
+          </w:tcPr>
+          <w:p>
+            <w:pPr>
+              <w:suppressAutoHyphens w:val="0"/>
+              <w:spacing w:line="240" w:lineRule="auto"/>
+              <w:jc w:val="center"/>
+              <w:rPr>
+                <w:sz w:val="24"/>
+                <w:lang w:eastAsia="ru-RU"/>
+              </w:rPr>
+            </w:pPr>
+            <w:r>
+              <w:rPr>
+                <w:sz w:val="24"/>
+                <w:lang w:eastAsia="ru-RU"/>
+              </w:rPr>
+              <w:t>Неделя семестра</w:t>
+            </w:r>
+          </w:p>
+        </w:tc>
+        <w:tc>
+          <w:tcPr>
+            <w:tcW w:w="1721" w:type="dxa"/>
+            <w:shd w:val="clear" w:color="auto" w:fill="auto"/>
+            <w:vAlign w:val="center"/>
+          </w:tcPr>
+          <w:p>
+            <w:pPr>
+              <w:suppressAutoHyphens w:val="0"/>
+              <w:spacing w:line="240" w:lineRule="auto"/>
+              <w:jc w:val="center"/>
+              <w:rPr>
+                <w:sz w:val="24"/>
+                <w:lang w:eastAsia="ru-RU"/>
+              </w:rPr>
+            </w:pPr>
+            <w:r>
+              <w:rPr>
+                <w:sz w:val="24"/>
+                <w:lang w:eastAsia="ru-RU"/>
+              </w:rPr>
+              <w:t>Максимальная балльная оценка</w:t>
+            </w:r>
+          </w:p>
+        </w:tc>
+      </w:tr>
+      <w:tr>
+        <w:tc>
+          <w:tcPr>
+            <w:tcW w:w="1728" w:type="dxa"/>
+            <w:vMerge w:val="restart"/>
+            <w:shd w:val="clear" w:color="auto" w:fill="auto"/>
+            <w:vAlign w:val="center"/>
+          </w:tcPr>
+          <w:p>
+            <w:pPr>
+              <w:suppressAutoHyphens w:val="0"/>
+              <w:spacing w:line="240" w:lineRule="auto"/>
+              <w:rPr>
+                <w:sz w:val="24"/>
+                <w:lang w:eastAsia="ru-RU"/>
+              </w:rPr>
+            </w:pPr>
+            <w:r>
+              <w:rPr>
+                <w:sz w:val="24"/>
+                <w:lang w:eastAsia="ru-RU"/>
+              </w:rPr>
+              <w:t xml:space="preserve">Текущий </w:t>
+            </w:r>
+          </w:p>
+          <w:p>
+            <w:pPr>
+              <w:suppressAutoHyphens w:val="0"/>
+              <w:spacing w:line="240" w:lineRule="auto"/>
+              <w:rPr>
+                <w:sz w:val="24"/>
+                <w:lang w:eastAsia="ru-RU"/>
+              </w:rPr>
+            </w:pPr>
+            <w:r>
+              <w:rPr>
+                <w:sz w:val="24"/>
+                <w:lang w:eastAsia="ru-RU"/>
+              </w:rPr>
+              <w:t>контроль</w:t>
+            </w:r>
+          </w:p>
+        </w:tc>
+        <w:tc>
+          <w:tcPr>
+            <w:tcW w:w="2705" w:type="dxa"/>
+            <w:shd w:val="clear" w:color="auto" w:fill="auto"/>
+            <w:vAlign w:val="center"/>
+          </w:tcPr>
+          <w:p>
+            <w:pPr>
+              <w:suppressAutoHyphens w:val="0"/>
+              <w:spacing w:before="120" w:line="240" w:lineRule="auto"/>
+              <w:rPr>
+                <w:sz w:val="24"/>
+                <w:lang w:eastAsia="ru-RU"/>
+              </w:rPr>
+            </w:pPr>
+            <w:r>
+              <w:rPr>
+                <w:sz w:val="24"/>
+                <w:lang w:eastAsia="ru-RU"/>
+              </w:rPr>
+              <w:t xml:space="preserve">Стадия ТЗ </w:t>
+            </w:r>
+          </w:p>
+          <w:p>
+            <w:pPr>
+              <w:suppressAutoHyphens w:val="0"/>
+              <w:spacing w:after="120" w:line="240" w:lineRule="auto"/>
+              <w:rPr>
+                <w:sz w:val="24"/>
+                <w:lang w:eastAsia="ru-RU"/>
+              </w:rPr>
+            </w:pPr>
+            <w:r>
+              <w:rPr>
+                <w:sz w:val="24"/>
+                <w:lang w:eastAsia="ru-RU"/>
+              </w:rPr>
+              <w:t>(</w:t>
+            </w:r>
+            <w:proofErr w:type="spellStart"/>
+            <w:r>
+              <w:rPr>
+                <w:sz w:val="24"/>
+                <w:lang w:val="en-US" w:eastAsia="ru-RU"/>
+              </w:rPr>
+              <w:t>UseCase</w:t>
+            </w:r>
+            <w:proofErr w:type="spellEnd"/>
+            <w:r>
+              <w:rPr>
+                <w:sz w:val="24"/>
+                <w:lang w:eastAsia="ru-RU"/>
+              </w:rPr>
+              <w:t>-модель)</w:t>
+            </w:r>
+          </w:p>
+        </w:tc>
+        <w:tc>
+          <w:tcPr>
+            <w:tcW w:w="2515" w:type="dxa"/>
+            <w:vMerge w:val="restart"/>
+            <w:shd w:val="clear" w:color="auto" w:fill="auto"/>
+            <w:vAlign w:val="center"/>
+          </w:tcPr>
+          <w:p>
+            <w:pPr>
+              <w:suppressAutoHyphens w:val="0"/>
+              <w:spacing w:line="240" w:lineRule="auto"/>
+              <w:jc w:val="both"/>
+              <w:rPr>
+                <w:sz w:val="24"/>
+                <w:lang w:eastAsia="ru-RU"/>
+              </w:rPr>
+            </w:pPr>
+            <w:r>
+              <w:rPr>
+                <w:sz w:val="24"/>
+                <w:lang w:eastAsia="ru-RU"/>
+              </w:rPr>
+              <w:t>Доклад по завершенной стадии проекта. Контроль промежуточных результатов выполнения курсового проекта и качества проектной документации.</w:t>
+            </w:r>
+          </w:p>
+        </w:tc>
+        <w:tc>
+          <w:tcPr>
+            <w:tcW w:w="1185" w:type="dxa"/>
+            <w:shd w:val="clear" w:color="auto" w:fill="auto"/>
+            <w:vAlign w:val="center"/>
+          </w:tcPr>
+          <w:p>
+            <w:pPr>
+              <w:suppressAutoHyphens w:val="0"/>
+              <w:spacing w:line="240" w:lineRule="auto"/>
+              <w:jc w:val="center"/>
+              <w:rPr>
+                <w:sz w:val="24"/>
+                <w:lang w:eastAsia="ru-RU"/>
+              </w:rPr>
+            </w:pPr>
+            <w:r>
+              <w:rPr>
+                <w:sz w:val="24"/>
+                <w:lang w:eastAsia="ru-RU"/>
+              </w:rPr>
+              <w:t>2</w:t>
+            </w:r>
+          </w:p>
+        </w:tc>
+        <w:tc>
+          <w:tcPr>
+            <w:tcW w:w="1721" w:type="dxa"/>
+            <w:shd w:val="clear" w:color="auto" w:fill="auto"/>
+            <w:vAlign w:val="center"/>
+          </w:tcPr>
+          <w:p>
+            <w:pPr>
+              <w:suppressAutoHyphens w:val="0"/>
+              <w:spacing w:line="240" w:lineRule="auto"/>
+              <w:jc w:val="center"/>
+              <w:rPr>
+                <w:sz w:val="24"/>
+                <w:lang w:eastAsia="ru-RU"/>
+              </w:rPr>
+            </w:pPr>
+            <w:r>
+              <w:rPr>
+                <w:sz w:val="24"/>
+                <w:lang w:eastAsia="ru-RU"/>
+              </w:rPr>
+              <w:t>20</w:t>
+            </w:r>
+          </w:p>
+        </w:tc>
+      </w:tr>
+      <w:tr>
+        <w:trPr>
+          <w:trHeight w:val="677"/>
+        </w:trPr>
+        <w:tc>
+          <w:tcPr>
+            <w:tcW w:w="1728" w:type="dxa"/>
+            <w:vMerge/>
+            <w:shd w:val="clear" w:color="auto" w:fill="auto"/>
+            <w:vAlign w:val="center"/>
+          </w:tcPr>
+          <w:p>
+            <w:pPr>
+              <w:suppressAutoHyphens w:val="0"/>
+              <w:spacing w:line="240" w:lineRule="auto"/>
+              <w:rPr>
+                <w:sz w:val="24"/>
+                <w:lang w:eastAsia="ru-RU"/>
+              </w:rPr>
+            </w:pPr>
+          </w:p>
+        </w:tc>
+        <w:tc>
+          <w:tcPr>
+            <w:tcW w:w="2705" w:type="dxa"/>
+            <w:shd w:val="clear" w:color="auto" w:fill="auto"/>
+            <w:vAlign w:val="center"/>
+          </w:tcPr>
+          <w:p>
+            <w:pPr>
+              <w:suppressAutoHyphens w:val="0"/>
+              <w:spacing w:line="240" w:lineRule="auto"/>
+              <w:rPr>
+                <w:b/>
+                <w:sz w:val="24"/>
+                <w:lang w:eastAsia="ru-RU"/>
+              </w:rPr>
+            </w:pPr>
+            <w:r>
+              <w:rPr>
+                <w:sz w:val="24"/>
+                <w:lang w:eastAsia="ru-RU"/>
+              </w:rPr>
+              <w:t>Стадия эскизного проекта (ER-модель)</w:t>
+            </w:r>
+          </w:p>
+        </w:tc>
+        <w:tc>
+          <w:tcPr>
+            <w:tcW w:w="2515" w:type="dxa"/>
+            <w:vMerge/>
+            <w:shd w:val="clear" w:color="auto" w:fill="auto"/>
+            <w:vAlign w:val="center"/>
+          </w:tcPr>
+          <w:p>
+            <w:pPr>
+              <w:suppressAutoHyphens w:val="0"/>
+              <w:spacing w:line="240" w:lineRule="auto"/>
+              <w:rPr>
+                <w:sz w:val="24"/>
+                <w:lang w:eastAsia="ru-RU"/>
+              </w:rPr>
+            </w:pPr>
+          </w:p>
+        </w:tc>
+        <w:tc>
+          <w:tcPr>
+            <w:tcW w:w="1185" w:type="dxa"/>
+            <w:shd w:val="clear" w:color="auto" w:fill="auto"/>
+            <w:vAlign w:val="center"/>
+          </w:tcPr>
+          <w:p>
+            <w:pPr>
+              <w:suppressAutoHyphens w:val="0"/>
+              <w:spacing w:line="240" w:lineRule="auto"/>
+              <w:jc w:val="center"/>
+              <w:rPr>
+                <w:sz w:val="24"/>
+                <w:lang w:eastAsia="ru-RU"/>
+              </w:rPr>
+            </w:pPr>
+            <w:r>
+              <w:rPr>
+                <w:sz w:val="24"/>
+                <w:lang w:eastAsia="ru-RU"/>
+              </w:rPr>
+              <w:t>5</w:t>
+            </w:r>
+          </w:p>
+        </w:tc>
+        <w:tc>
+          <w:tcPr>
+            <w:tcW w:w="1721" w:type="dxa"/>
+            <w:shd w:val="clear" w:color="auto" w:fill="auto"/>
+            <w:vAlign w:val="center"/>
+          </w:tcPr>
+          <w:p>
+            <w:pPr>
+              <w:suppressAutoHyphens w:val="0"/>
+              <w:spacing w:line="240" w:lineRule="auto"/>
+              <w:jc w:val="center"/>
+              <w:rPr>
+                <w:sz w:val="24"/>
+                <w:lang w:eastAsia="ru-RU"/>
+              </w:rPr>
+            </w:pPr>
+            <w:r>
+              <w:rPr>
+                <w:sz w:val="24"/>
+                <w:lang w:eastAsia="ru-RU"/>
+              </w:rPr>
+              <w:t>30</w:t>
+            </w:r>
+          </w:p>
+        </w:tc>
+      </w:tr>
+      <w:tr>
+        <w:trPr>
+          <w:trHeight w:val="984"/>
+        </w:trPr>
+        <w:tc>
+          <w:tcPr>
+            <w:tcW w:w="1728" w:type="dxa"/>
+            <w:vMerge/>
+            <w:shd w:val="clear" w:color="auto" w:fill="auto"/>
+            <w:vAlign w:val="center"/>
+          </w:tcPr>
+          <w:p>
+            <w:pPr>
+              <w:suppressAutoHyphens w:val="0"/>
+              <w:spacing w:line="240" w:lineRule="auto"/>
+              <w:rPr>
+                <w:sz w:val="24"/>
+                <w:lang w:eastAsia="ru-RU"/>
+              </w:rPr>
+            </w:pPr>
+          </w:p>
+        </w:tc>
+        <w:tc>
+          <w:tcPr>
+            <w:tcW w:w="2705" w:type="dxa"/>
+            <w:shd w:val="clear" w:color="auto" w:fill="auto"/>
+            <w:vAlign w:val="center"/>
+          </w:tcPr>
+          <w:p>
+            <w:pPr>
+              <w:suppressAutoHyphens w:val="0"/>
+              <w:spacing w:line="240" w:lineRule="auto"/>
+              <w:rPr>
+                <w:sz w:val="24"/>
+                <w:lang w:eastAsia="ru-RU"/>
+              </w:rPr>
+            </w:pPr>
+            <w:r>
+              <w:rPr>
+                <w:sz w:val="24"/>
+                <w:lang w:eastAsia="ru-RU"/>
+              </w:rPr>
+              <w:t>Стадия технического проекта (схема нормализованной БД)</w:t>
+            </w:r>
+          </w:p>
+        </w:tc>
+        <w:tc>
+          <w:tcPr>
+            <w:tcW w:w="2515" w:type="dxa"/>
+            <w:vMerge/>
+            <w:shd w:val="clear" w:color="auto" w:fill="auto"/>
+            <w:vAlign w:val="center"/>
+          </w:tcPr>
+          <w:p>
+            <w:pPr>
+              <w:suppressAutoHyphens w:val="0"/>
+              <w:spacing w:line="240" w:lineRule="auto"/>
+              <w:rPr>
+                <w:sz w:val="24"/>
+                <w:lang w:eastAsia="ru-RU"/>
+              </w:rPr>
+            </w:pPr>
+          </w:p>
+        </w:tc>
+        <w:tc>
+          <w:tcPr>
+            <w:tcW w:w="1185" w:type="dxa"/>
+            <w:shd w:val="clear" w:color="auto" w:fill="auto"/>
+            <w:vAlign w:val="center"/>
+          </w:tcPr>
+          <w:p>
+            <w:pPr>
+              <w:suppressAutoHyphens w:val="0"/>
+              <w:spacing w:line="240" w:lineRule="auto"/>
+              <w:jc w:val="center"/>
+              <w:rPr>
+                <w:sz w:val="24"/>
+                <w:lang w:eastAsia="ru-RU"/>
+              </w:rPr>
+            </w:pPr>
+            <w:r>
+              <w:rPr>
+                <w:sz w:val="24"/>
+                <w:lang w:eastAsia="ru-RU"/>
+              </w:rPr>
+              <w:t>7</w:t>
+            </w:r>
+          </w:p>
+        </w:tc>
+        <w:tc>
+          <w:tcPr>
+            <w:tcW w:w="1721" w:type="dxa"/>
+            <w:shd w:val="clear" w:color="auto" w:fill="auto"/>
+            <w:vAlign w:val="center"/>
+          </w:tcPr>
+          <w:p>
+            <w:pPr>
+              <w:suppressAutoHyphens w:val="0"/>
+              <w:spacing w:line="240" w:lineRule="auto"/>
+              <w:jc w:val="center"/>
+              <w:rPr>
+                <w:sz w:val="24"/>
+                <w:lang w:eastAsia="ru-RU"/>
+              </w:rPr>
+            </w:pPr>
+            <w:r>
+              <w:rPr>
+                <w:sz w:val="24"/>
+                <w:lang w:eastAsia="ru-RU"/>
+              </w:rPr>
+              <w:t>10</w:t>
+            </w:r>
+          </w:p>
+        </w:tc>
+      </w:tr>
+      <w:tr>
+        <w:tc>
+          <w:tcPr>
+            <w:tcW w:w="1728" w:type="dxa"/>
+            <w:vMerge/>
+            <w:shd w:val="clear" w:color="auto" w:fill="auto"/>
+            <w:vAlign w:val="center"/>
+          </w:tcPr>
+          <w:p>
+            <w:pPr>
+              <w:suppressAutoHyphens w:val="0"/>
+              <w:spacing w:before="100" w:after="100" w:line="240" w:lineRule="auto"/>
+              <w:rPr>
+                <w:sz w:val="24"/>
+                <w:lang w:eastAsia="ru-RU"/>
+              </w:rPr>
+            </w:pPr>
+          </w:p>
+        </w:tc>
+        <w:tc>
+          <w:tcPr>
+            <w:tcW w:w="2705" w:type="dxa"/>
+            <w:shd w:val="clear" w:color="auto" w:fill="auto"/>
+            <w:vAlign w:val="center"/>
+          </w:tcPr>
+          <w:p>
+            <w:pPr>
+              <w:suppressAutoHyphens w:val="0"/>
+              <w:spacing w:line="240" w:lineRule="auto"/>
+              <w:rPr>
+                <w:sz w:val="24"/>
+                <w:lang w:eastAsia="ru-RU"/>
+              </w:rPr>
+            </w:pPr>
+            <w:r>
+              <w:rPr>
+                <w:sz w:val="24"/>
+                <w:lang w:eastAsia="ru-RU"/>
+              </w:rPr>
+              <w:t xml:space="preserve">Стадия </w:t>
+            </w:r>
+          </w:p>
+          <w:p>
+            <w:pPr>
+              <w:suppressAutoHyphens w:val="0"/>
+              <w:spacing w:line="240" w:lineRule="auto"/>
+              <w:rPr>
+                <w:sz w:val="24"/>
+                <w:lang w:eastAsia="ru-RU"/>
+              </w:rPr>
+            </w:pPr>
+            <w:r>
+              <w:rPr>
+                <w:sz w:val="24"/>
+                <w:lang w:eastAsia="ru-RU"/>
+              </w:rPr>
+              <w:t>рабочего проекта</w:t>
+            </w:r>
+          </w:p>
+          <w:p>
+            <w:pPr>
+              <w:suppressAutoHyphens w:val="0"/>
+              <w:spacing w:line="240" w:lineRule="auto"/>
+              <w:rPr>
+                <w:sz w:val="24"/>
+                <w:lang w:eastAsia="ru-RU"/>
+              </w:rPr>
+            </w:pPr>
+            <w:r>
+              <w:rPr>
+                <w:sz w:val="24"/>
+                <w:lang w:eastAsia="ru-RU"/>
+              </w:rPr>
+              <w:t xml:space="preserve">(программная </w:t>
+            </w:r>
+          </w:p>
+          <w:p>
+            <w:pPr>
+              <w:suppressAutoHyphens w:val="0"/>
+              <w:spacing w:line="240" w:lineRule="auto"/>
+              <w:rPr>
+                <w:sz w:val="24"/>
+                <w:lang w:eastAsia="ru-RU"/>
+              </w:rPr>
+            </w:pPr>
+            <w:r>
+              <w:rPr>
+                <w:sz w:val="24"/>
+                <w:lang w:eastAsia="ru-RU"/>
+              </w:rPr>
+              <w:t>реализация)</w:t>
+            </w:r>
+          </w:p>
+        </w:tc>
+        <w:tc>
+          <w:tcPr>
+            <w:tcW w:w="2515" w:type="dxa"/>
+            <w:shd w:val="clear" w:color="auto" w:fill="auto"/>
+            <w:vAlign w:val="center"/>
+          </w:tcPr>
+          <w:p>
+            <w:pPr>
+              <w:suppressAutoHyphens w:val="0"/>
+              <w:spacing w:line="240" w:lineRule="auto"/>
+              <w:rPr>
+                <w:sz w:val="24"/>
+                <w:lang w:eastAsia="ru-RU"/>
+              </w:rPr>
+            </w:pPr>
+            <w:r>
+              <w:rPr>
+                <w:sz w:val="24"/>
+                <w:lang w:eastAsia="ru-RU"/>
+              </w:rPr>
+              <w:t xml:space="preserve">Демонстрация </w:t>
+            </w:r>
+          </w:p>
+          <w:p>
+            <w:pPr>
+              <w:suppressAutoHyphens w:val="0"/>
+              <w:spacing w:line="240" w:lineRule="auto"/>
+              <w:rPr>
+                <w:sz w:val="24"/>
+                <w:lang w:eastAsia="ru-RU"/>
+              </w:rPr>
+            </w:pPr>
+            <w:r>
+              <w:rPr>
+                <w:sz w:val="24"/>
+                <w:lang w:eastAsia="ru-RU"/>
+              </w:rPr>
+              <w:t xml:space="preserve">реализации </w:t>
+            </w:r>
+          </w:p>
+          <w:p>
+            <w:pPr>
+              <w:suppressAutoHyphens w:val="0"/>
+              <w:spacing w:before="120" w:after="120" w:line="240" w:lineRule="auto"/>
+              <w:rPr>
+                <w:sz w:val="24"/>
+                <w:lang w:eastAsia="ru-RU"/>
+              </w:rPr>
+            </w:pPr>
+            <w:r>
+              <w:rPr>
+                <w:sz w:val="24"/>
+                <w:lang w:eastAsia="ru-RU"/>
+              </w:rPr>
+              <w:t xml:space="preserve">программных </w:t>
+            </w:r>
+          </w:p>
+          <w:p>
+            <w:pPr>
+              <w:suppressAutoHyphens w:val="0"/>
+              <w:spacing w:line="240" w:lineRule="auto"/>
+              <w:rPr>
+                <w:sz w:val="24"/>
+                <w:lang w:eastAsia="ru-RU"/>
+              </w:rPr>
+            </w:pPr>
+            <w:r>
+              <w:rPr>
+                <w:sz w:val="24"/>
+                <w:lang w:eastAsia="ru-RU"/>
+              </w:rPr>
+              <w:t>компонентов БД.</w:t>
+            </w:r>
+          </w:p>
+        </w:tc>
+        <w:tc>
+          <w:tcPr>
+            <w:tcW w:w="1185" w:type="dxa"/>
+            <w:shd w:val="clear" w:color="auto" w:fill="auto"/>
+            <w:vAlign w:val="center"/>
+          </w:tcPr>
+          <w:p>
+            <w:pPr>
+              <w:suppressAutoHyphens w:val="0"/>
+              <w:spacing w:line="240" w:lineRule="auto"/>
+              <w:jc w:val="center"/>
+              <w:rPr>
+                <w:sz w:val="24"/>
+                <w:lang w:eastAsia="ru-RU"/>
+              </w:rPr>
+            </w:pPr>
+            <w:r>
+              <w:rPr>
+                <w:sz w:val="24"/>
+                <w:lang w:eastAsia="ru-RU"/>
+              </w:rPr>
+              <w:t>11</w:t>
+            </w:r>
+          </w:p>
+        </w:tc>
+        <w:tc>
+          <w:tcPr>
+            <w:tcW w:w="1721" w:type="dxa"/>
+            <w:shd w:val="clear" w:color="auto" w:fill="auto"/>
+            <w:vAlign w:val="center"/>
+          </w:tcPr>
+          <w:p>
+            <w:pPr>
+              <w:suppressAutoHyphens w:val="0"/>
+              <w:spacing w:line="240" w:lineRule="auto"/>
+              <w:jc w:val="center"/>
+              <w:rPr>
+                <w:sz w:val="24"/>
+                <w:lang w:eastAsia="ru-RU"/>
+              </w:rPr>
+            </w:pPr>
+            <w:r>
+              <w:rPr>
+                <w:sz w:val="24"/>
+                <w:lang w:eastAsia="ru-RU"/>
+              </w:rPr>
+              <w:t>10</w:t>
+            </w:r>
+          </w:p>
+        </w:tc>
+      </w:tr>
+      <w:tr>
+        <w:trPr>
+          <w:trHeight w:val="1716"/>
+        </w:trPr>
+        <w:tc>
+          <w:tcPr>
+            <w:tcW w:w="1728" w:type="dxa"/>
+            <w:vMerge w:val="restart"/>
+            <w:shd w:val="clear" w:color="auto" w:fill="auto"/>
+            <w:vAlign w:val="center"/>
+          </w:tcPr>
+          <w:p>
+            <w:pPr>
+              <w:suppressAutoHyphens w:val="0"/>
+              <w:spacing w:line="240" w:lineRule="auto"/>
+              <w:rPr>
+                <w:sz w:val="24"/>
+                <w:lang w:eastAsia="ru-RU"/>
+              </w:rPr>
+            </w:pPr>
+            <w:r>
+              <w:rPr>
+                <w:sz w:val="24"/>
+                <w:lang w:eastAsia="ru-RU"/>
+              </w:rPr>
+              <w:t>Подготовка и проведение</w:t>
+            </w:r>
+          </w:p>
+          <w:p>
+            <w:pPr>
+              <w:suppressAutoHyphens w:val="0"/>
+              <w:spacing w:line="240" w:lineRule="auto"/>
+              <w:rPr>
+                <w:sz w:val="24"/>
+                <w:lang w:eastAsia="ru-RU"/>
+              </w:rPr>
+            </w:pPr>
+            <w:r>
+              <w:rPr>
+                <w:sz w:val="24"/>
+                <w:lang w:eastAsia="ru-RU"/>
+              </w:rPr>
+              <w:t>защиты</w:t>
+            </w:r>
+          </w:p>
+          <w:p>
+            <w:pPr>
+              <w:suppressAutoHyphens w:val="0"/>
+              <w:spacing w:line="240" w:lineRule="auto"/>
+              <w:rPr>
+                <w:sz w:val="24"/>
+                <w:lang w:eastAsia="ru-RU"/>
+              </w:rPr>
+            </w:pPr>
+            <w:r>
+              <w:rPr>
+                <w:sz w:val="24"/>
+                <w:lang w:eastAsia="ru-RU"/>
+              </w:rPr>
+              <w:t>курсового проекта</w:t>
+            </w:r>
+          </w:p>
+        </w:tc>
+        <w:tc>
+          <w:tcPr>
+            <w:tcW w:w="2705" w:type="dxa"/>
+            <w:vMerge w:val="restart"/>
+            <w:shd w:val="clear" w:color="auto" w:fill="auto"/>
+            <w:vAlign w:val="center"/>
+          </w:tcPr>
+          <w:p>
+            <w:pPr>
+              <w:suppressAutoHyphens w:val="0"/>
+              <w:spacing w:before="100" w:after="100" w:line="240" w:lineRule="auto"/>
+              <w:rPr>
+                <w:sz w:val="24"/>
+                <w:lang w:eastAsia="ru-RU"/>
+              </w:rPr>
+            </w:pPr>
+            <w:r>
+              <w:rPr>
+                <w:sz w:val="24"/>
+                <w:lang w:eastAsia="ru-RU"/>
+              </w:rPr>
+              <w:t>Оформление альбома проектной, программной и эксплуатационной документации.</w:t>
+            </w:r>
+          </w:p>
+          <w:p>
+            <w:pPr>
+              <w:suppressAutoHyphens w:val="0"/>
+              <w:spacing w:before="100" w:after="100" w:line="240" w:lineRule="auto"/>
+              <w:rPr>
+                <w:sz w:val="24"/>
+                <w:lang w:eastAsia="ru-RU"/>
+              </w:rPr>
+            </w:pPr>
+            <w:r>
+              <w:rPr>
+                <w:sz w:val="24"/>
+                <w:lang w:eastAsia="ru-RU"/>
+              </w:rPr>
+              <w:t>Передача электронной копии альбома руководителю курсового проекта.</w:t>
+            </w:r>
+          </w:p>
+          <w:p>
+            <w:pPr>
+              <w:suppressAutoHyphens w:val="0"/>
+              <w:spacing w:after="120" w:line="240" w:lineRule="auto"/>
+              <w:jc w:val="both"/>
+              <w:rPr>
+                <w:sz w:val="24"/>
+                <w:lang w:eastAsia="ru-RU"/>
+              </w:rPr>
+            </w:pPr>
+            <w:r>
+              <w:rPr>
+                <w:sz w:val="24"/>
+                <w:lang w:eastAsia="ru-RU"/>
+              </w:rPr>
+              <w:t>Передача руководителю справки о результатах самопроверки текста пояснительной записки на одном из бесплатных сервисов заимствований.</w:t>
+            </w:r>
+          </w:p>
+        </w:tc>
+        <w:tc>
+          <w:tcPr>
+            <w:tcW w:w="2515" w:type="dxa"/>
+            <w:shd w:val="clear" w:color="auto" w:fill="auto"/>
+            <w:vAlign w:val="center"/>
+          </w:tcPr>
+          <w:p>
+            <w:pPr>
+              <w:suppressAutoHyphens w:val="0"/>
+              <w:spacing w:line="240" w:lineRule="auto"/>
+              <w:rPr>
+                <w:sz w:val="24"/>
+                <w:lang w:eastAsia="ru-RU"/>
+              </w:rPr>
+            </w:pPr>
+            <w:r>
+              <w:rPr>
+                <w:sz w:val="24"/>
+                <w:lang w:eastAsia="ru-RU"/>
+              </w:rPr>
+              <w:t xml:space="preserve">Нормоконтроль  </w:t>
+            </w:r>
+          </w:p>
+          <w:p>
+            <w:pPr>
+              <w:suppressAutoHyphens w:val="0"/>
+              <w:spacing w:line="240" w:lineRule="auto"/>
+              <w:rPr>
+                <w:sz w:val="24"/>
+                <w:lang w:eastAsia="ru-RU"/>
+              </w:rPr>
+            </w:pPr>
+            <w:r>
+              <w:rPr>
+                <w:sz w:val="24"/>
+                <w:lang w:eastAsia="ru-RU"/>
+              </w:rPr>
+              <w:t xml:space="preserve">проектной и </w:t>
+            </w:r>
+          </w:p>
+          <w:p>
+            <w:pPr>
+              <w:suppressAutoHyphens w:val="0"/>
+              <w:spacing w:line="240" w:lineRule="auto"/>
+              <w:rPr>
+                <w:sz w:val="24"/>
+                <w:lang w:eastAsia="ru-RU"/>
+              </w:rPr>
+            </w:pPr>
+            <w:r>
+              <w:rPr>
+                <w:sz w:val="24"/>
+                <w:lang w:eastAsia="ru-RU"/>
+              </w:rPr>
+              <w:t xml:space="preserve">программной </w:t>
+            </w:r>
+          </w:p>
+          <w:p>
+            <w:pPr>
+              <w:suppressAutoHyphens w:val="0"/>
+              <w:spacing w:line="240" w:lineRule="auto"/>
+              <w:rPr>
+                <w:sz w:val="24"/>
+                <w:lang w:eastAsia="ru-RU"/>
+              </w:rPr>
+            </w:pPr>
+            <w:r>
+              <w:rPr>
+                <w:sz w:val="24"/>
+                <w:lang w:eastAsia="ru-RU"/>
+              </w:rPr>
+              <w:t>документации.</w:t>
+            </w:r>
+          </w:p>
+        </w:tc>
+        <w:tc>
+          <w:tcPr>
+            <w:tcW w:w="1185" w:type="dxa"/>
+            <w:shd w:val="clear" w:color="auto" w:fill="auto"/>
+            <w:vAlign w:val="center"/>
+          </w:tcPr>
+          <w:p>
+            <w:pPr>
+              <w:suppressAutoHyphens w:val="0"/>
+              <w:spacing w:line="240" w:lineRule="auto"/>
+              <w:jc w:val="center"/>
+              <w:rPr>
+                <w:sz w:val="24"/>
+                <w:lang w:eastAsia="ru-RU"/>
+              </w:rPr>
+            </w:pPr>
+            <w:r>
+              <w:rPr>
+                <w:sz w:val="24"/>
+                <w:lang w:eastAsia="ru-RU"/>
+              </w:rPr>
+              <w:t>12</w:t>
+            </w:r>
+          </w:p>
+        </w:tc>
+        <w:tc>
+          <w:tcPr>
+            <w:tcW w:w="1721" w:type="dxa"/>
+            <w:shd w:val="clear" w:color="auto" w:fill="auto"/>
+            <w:vAlign w:val="center"/>
+          </w:tcPr>
+          <w:p>
+            <w:pPr>
+              <w:suppressAutoHyphens w:val="0"/>
+              <w:spacing w:line="240" w:lineRule="auto"/>
+              <w:jc w:val="center"/>
+              <w:rPr>
+                <w:sz w:val="24"/>
+                <w:lang w:eastAsia="ru-RU"/>
+              </w:rPr>
+            </w:pPr>
+            <w:r>
+              <w:rPr>
+                <w:sz w:val="24"/>
+                <w:lang w:eastAsia="ru-RU"/>
+              </w:rPr>
+              <w:t>15</w:t>
+            </w:r>
+          </w:p>
+        </w:tc>
+      </w:tr>
+      <w:tr>
+        <w:tc>
+          <w:tcPr>
+            <w:tcW w:w="1728" w:type="dxa"/>
+            <w:vMerge/>
+            <w:shd w:val="clear" w:color="auto" w:fill="auto"/>
+            <w:vAlign w:val="center"/>
+          </w:tcPr>
+          <w:p>
+            <w:pPr>
+              <w:suppressAutoHyphens w:val="0"/>
+              <w:spacing w:line="240" w:lineRule="auto"/>
+              <w:rPr>
+                <w:sz w:val="24"/>
+                <w:lang w:eastAsia="ru-RU"/>
+              </w:rPr>
+            </w:pPr>
+          </w:p>
+        </w:tc>
+        <w:tc>
+          <w:tcPr>
+            <w:tcW w:w="2705" w:type="dxa"/>
+            <w:vMerge/>
+            <w:shd w:val="clear" w:color="auto" w:fill="auto"/>
+            <w:vAlign w:val="center"/>
+          </w:tcPr>
+          <w:p>
+            <w:pPr>
+              <w:suppressAutoHyphens w:val="0"/>
+              <w:spacing w:before="100" w:after="100" w:line="240" w:lineRule="auto"/>
+              <w:rPr>
+                <w:sz w:val="24"/>
+                <w:lang w:eastAsia="ru-RU"/>
+              </w:rPr>
+            </w:pPr>
+          </w:p>
+        </w:tc>
+        <w:tc>
+          <w:tcPr>
+            <w:tcW w:w="2515" w:type="dxa"/>
+            <w:shd w:val="clear" w:color="auto" w:fill="auto"/>
+            <w:vAlign w:val="center"/>
+          </w:tcPr>
+          <w:p>
+            <w:pPr>
+              <w:suppressAutoHyphens w:val="0"/>
+              <w:spacing w:line="240" w:lineRule="auto"/>
+              <w:rPr>
+                <w:sz w:val="24"/>
+                <w:lang w:eastAsia="ru-RU"/>
+              </w:rPr>
+            </w:pPr>
+            <w:r>
+              <w:rPr>
+                <w:sz w:val="24"/>
+                <w:lang w:eastAsia="ru-RU"/>
+              </w:rPr>
+              <w:t xml:space="preserve">Проверка проектной </w:t>
+            </w:r>
+          </w:p>
+          <w:p>
+            <w:pPr>
+              <w:suppressAutoHyphens w:val="0"/>
+              <w:spacing w:line="240" w:lineRule="auto"/>
+              <w:rPr>
+                <w:sz w:val="24"/>
+                <w:lang w:eastAsia="ru-RU"/>
+              </w:rPr>
+            </w:pPr>
+            <w:r>
+              <w:rPr>
+                <w:sz w:val="24"/>
+                <w:lang w:eastAsia="ru-RU"/>
+              </w:rPr>
+              <w:t>документации на наличие неправомочных заимствований (плагиата) на платформе электронно-библиотечной системы (http://www.</w:t>
+            </w:r>
+            <w:proofErr w:type="spellStart"/>
+            <w:r>
+              <w:rPr>
+                <w:sz w:val="24"/>
+                <w:lang w:val="en-US" w:eastAsia="ru-RU"/>
+              </w:rPr>
+              <w:t>vkr</w:t>
+            </w:r>
+            <w:proofErr w:type="spellEnd"/>
+            <w:r>
+              <w:rPr>
+                <w:sz w:val="24"/>
+                <w:lang w:eastAsia="ru-RU"/>
+              </w:rPr>
+              <w:t>-</w:t>
+            </w:r>
+            <w:proofErr w:type="spellStart"/>
+            <w:r>
+              <w:rPr>
+                <w:sz w:val="24"/>
+                <w:lang w:val="en-US" w:eastAsia="ru-RU"/>
+              </w:rPr>
+              <w:t>vuz</w:t>
+            </w:r>
+            <w:proofErr w:type="spellEnd"/>
+            <w:r>
+              <w:rPr>
+                <w:sz w:val="24"/>
+                <w:lang w:eastAsia="ru-RU"/>
+              </w:rPr>
+              <w:t>.</w:t>
+            </w:r>
+            <w:proofErr w:type="spellStart"/>
+            <w:r>
+              <w:rPr>
+                <w:sz w:val="24"/>
+                <w:lang w:eastAsia="ru-RU"/>
+              </w:rPr>
+              <w:t>ru</w:t>
+            </w:r>
+            <w:proofErr w:type="spellEnd"/>
+            <w:r>
+              <w:rPr>
+                <w:sz w:val="24"/>
+                <w:lang w:eastAsia="ru-RU"/>
+              </w:rPr>
+              <w:t>).</w:t>
+            </w:r>
+          </w:p>
+        </w:tc>
+        <w:tc>
+          <w:tcPr>
+            <w:tcW w:w="1185" w:type="dxa"/>
+            <w:shd w:val="clear" w:color="auto" w:fill="auto"/>
+            <w:vAlign w:val="center"/>
+          </w:tcPr>
+          <w:p>
+            <w:pPr>
+              <w:suppressAutoHyphens w:val="0"/>
+              <w:spacing w:line="240" w:lineRule="auto"/>
+              <w:jc w:val="center"/>
+              <w:rPr>
+                <w:sz w:val="24"/>
+                <w:lang w:eastAsia="ru-RU"/>
+              </w:rPr>
+            </w:pPr>
+            <w:r>
+              <w:rPr>
+                <w:sz w:val="24"/>
+                <w:lang w:eastAsia="ru-RU"/>
+              </w:rPr>
+              <w:t>13</w:t>
+            </w:r>
+          </w:p>
+        </w:tc>
+        <w:tc>
+          <w:tcPr>
+            <w:tcW w:w="1721" w:type="dxa"/>
+            <w:shd w:val="clear" w:color="auto" w:fill="auto"/>
+            <w:vAlign w:val="center"/>
+          </w:tcPr>
+          <w:p>
+            <w:pPr>
+              <w:suppressAutoHyphens w:val="0"/>
+              <w:spacing w:line="240" w:lineRule="auto"/>
+              <w:jc w:val="center"/>
+              <w:rPr>
+                <w:sz w:val="24"/>
+                <w:lang w:eastAsia="ru-RU"/>
+              </w:rPr>
+            </w:pPr>
+            <w:r>
+              <w:rPr>
+                <w:sz w:val="24"/>
+                <w:lang w:eastAsia="ru-RU"/>
+              </w:rPr>
+              <w:t>5</w:t>
+            </w:r>
+          </w:p>
+        </w:tc>
+      </w:tr>
+      <w:tr>
+        <w:tc>
+          <w:tcPr>
+            <w:tcW w:w="1728" w:type="dxa"/>
+            <w:vMerge/>
+            <w:shd w:val="clear" w:color="auto" w:fill="auto"/>
+            <w:vAlign w:val="center"/>
+          </w:tcPr>
+          <w:p>
+            <w:pPr>
+              <w:suppressAutoHyphens w:val="0"/>
+              <w:spacing w:line="240" w:lineRule="auto"/>
+              <w:rPr>
+                <w:sz w:val="24"/>
+                <w:lang w:eastAsia="ru-RU"/>
+              </w:rPr>
+            </w:pPr>
+          </w:p>
+        </w:tc>
+        <w:tc>
+          <w:tcPr>
+            <w:tcW w:w="2705" w:type="dxa"/>
+            <w:shd w:val="clear" w:color="auto" w:fill="auto"/>
+            <w:vAlign w:val="center"/>
+          </w:tcPr>
+          <w:p>
+            <w:pPr>
+              <w:suppressAutoHyphens w:val="0"/>
+              <w:spacing w:before="120" w:after="120" w:line="240" w:lineRule="auto"/>
+              <w:rPr>
+                <w:sz w:val="24"/>
+                <w:lang w:eastAsia="ru-RU"/>
+              </w:rPr>
+            </w:pPr>
+            <w:r>
+              <w:rPr>
+                <w:sz w:val="24"/>
+                <w:lang w:eastAsia="ru-RU"/>
+              </w:rPr>
+              <w:t>Подготовка доклада и презентации проекта</w:t>
+            </w:r>
+          </w:p>
+        </w:tc>
+        <w:tc>
+          <w:tcPr>
+            <w:tcW w:w="2515" w:type="dxa"/>
+            <w:shd w:val="clear" w:color="auto" w:fill="auto"/>
+            <w:vAlign w:val="center"/>
+          </w:tcPr>
+          <w:p>
+            <w:pPr>
+              <w:suppressAutoHyphens w:val="0"/>
+              <w:spacing w:line="240" w:lineRule="auto"/>
+              <w:rPr>
+                <w:sz w:val="24"/>
+                <w:lang w:eastAsia="ru-RU"/>
+              </w:rPr>
+            </w:pPr>
+            <w:r>
+              <w:rPr>
+                <w:sz w:val="24"/>
+                <w:lang w:eastAsia="ru-RU"/>
+              </w:rPr>
+              <w:t xml:space="preserve">Защита </w:t>
+            </w:r>
+          </w:p>
+          <w:p>
+            <w:pPr>
+              <w:suppressAutoHyphens w:val="0"/>
+              <w:spacing w:line="240" w:lineRule="auto"/>
+              <w:rPr>
+                <w:sz w:val="24"/>
+                <w:lang w:eastAsia="ru-RU"/>
+              </w:rPr>
+            </w:pPr>
+            <w:r>
+              <w:rPr>
+                <w:sz w:val="24"/>
+                <w:lang w:eastAsia="ru-RU"/>
+              </w:rPr>
+              <w:t>курсового проекта</w:t>
+            </w:r>
+          </w:p>
+        </w:tc>
+        <w:tc>
+          <w:tcPr>
+            <w:tcW w:w="1185" w:type="dxa"/>
+            <w:shd w:val="clear" w:color="auto" w:fill="auto"/>
+            <w:vAlign w:val="center"/>
+          </w:tcPr>
+          <w:p>
+            <w:pPr>
+              <w:suppressAutoHyphens w:val="0"/>
+              <w:spacing w:line="240" w:lineRule="auto"/>
+              <w:jc w:val="center"/>
+              <w:rPr>
+                <w:sz w:val="24"/>
+                <w:lang w:eastAsia="ru-RU"/>
+              </w:rPr>
+            </w:pPr>
+            <w:r>
+              <w:rPr>
+                <w:sz w:val="24"/>
+                <w:lang w:eastAsia="ru-RU"/>
+              </w:rPr>
+              <w:t>14</w:t>
+            </w:r>
+          </w:p>
+        </w:tc>
+        <w:tc>
+          <w:tcPr>
+            <w:tcW w:w="1721" w:type="dxa"/>
+            <w:shd w:val="clear" w:color="auto" w:fill="auto"/>
+            <w:vAlign w:val="center"/>
+          </w:tcPr>
+          <w:p>
+            <w:pPr>
+              <w:suppressAutoHyphens w:val="0"/>
+              <w:spacing w:line="240" w:lineRule="auto"/>
+              <w:jc w:val="center"/>
+              <w:rPr>
+                <w:sz w:val="24"/>
+                <w:lang w:eastAsia="ru-RU"/>
+              </w:rPr>
+            </w:pPr>
+            <w:r>
+              <w:rPr>
+                <w:sz w:val="24"/>
+                <w:lang w:eastAsia="ru-RU"/>
+              </w:rPr>
+              <w:t>10</w:t>
+            </w:r>
+          </w:p>
+        </w:tc>
+      </w:tr>
+    </w:tbl>
     <w:p/>
+    <w:p>
+      <w:pPr>
+        <w:suppressAutoHyphens w:val="0"/>
+        <w:spacing w:line="240" w:lineRule="auto"/>
+      </w:pPr>
+      <w:r>
+        <w:br w:type="page"/>
+      </w:r>
+    </w:p>
     <w:p>
       <w:pPr>
         <w:pStyle w:val="1"/>
         <w:spacing w:line="360" w:lineRule="auto"/>
       </w:pPr>
-      <w:bookmarkStart w:id="12" w:name="_Toc226548271"/>
+      <w:bookmarkStart w:id="12" w:name="_Toc226619156"/>
       <w:r>
         <w:t>ЗАКЛЮЧЕНИЕ</w:t>
       </w:r>
@@ -7733,14 +10252,20 @@
           <w:rFonts w:cs="Times New Roman"/>
         </w:rPr>
       </w:pPr>
-      <w:bookmarkStart w:id="13" w:name="_Toc226548272"/>
+      <w:bookmarkStart w:id="13" w:name="_Toc226619157"/>
       <w:r>
         <w:rPr>
           <w:rFonts w:cs="Times New Roman"/>
         </w:rPr>
-        <w:t>БИБЛИОГРАФИЧЕСКИЙ СПИСОК</w:t>
+        <w:t>СПИСОК</w:t>
       </w:r>
       <w:bookmarkEnd w:id="13"/>
+      <w:r>
+        <w:rPr>
+          <w:rFonts w:cs="Times New Roman"/>
+        </w:rPr>
+        <w:t xml:space="preserve"> ИСПОЛЬЗОВАННЫХ ИСТОЧНИКОВ</w:t>
+      </w:r>
     </w:p>
     <w:p>
       <w:pPr>
@@ -7902,6 +10427,345 @@
     </w:lvl>
   </w:abstractNum>
   <w:abstractNum w:abstractNumId="1" w15:restartNumberingAfterBreak="0">
+    <w:nsid w:val="017F0D76"/>
+    <w:multiLevelType w:val="hybridMultilevel"/>
+    <w:tmpl w:val="110E9376"/>
+    <w:lvl w:ilvl="0" w:tplc="E3F6E87A">
+      <w:start w:val="1"/>
+      <w:numFmt w:val="bullet"/>
+      <w:lvlText w:val=""/>
+      <w:lvlJc w:val="left"/>
+      <w:pPr>
+        <w:ind w:left="720" w:hanging="360"/>
+      </w:pPr>
+      <w:rPr>
+        <w:rFonts w:ascii="Symbol" w:hAnsi="Symbol" w:hint="default"/>
+      </w:rPr>
+    </w:lvl>
+    <w:lvl w:ilvl="1" w:tplc="04190003" w:tentative="1">
+      <w:start w:val="1"/>
+      <w:numFmt w:val="bullet"/>
+      <w:lvlText w:val="o"/>
+      <w:lvlJc w:val="left"/>
+      <w:pPr>
+        <w:ind w:left="1440" w:hanging="360"/>
+      </w:pPr>
+      <w:rPr>
+        <w:rFonts w:ascii="Courier New" w:hAnsi="Courier New" w:cs="Courier New" w:hint="default"/>
+      </w:rPr>
+    </w:lvl>
+    <w:lvl w:ilvl="2" w:tplc="04190005" w:tentative="1">
+      <w:start w:val="1"/>
+      <w:numFmt w:val="bullet"/>
+      <w:lvlText w:val=""/>
+      <w:lvlJc w:val="left"/>
+      <w:pPr>
+        <w:ind w:left="2160" w:hanging="360"/>
+      </w:pPr>
+      <w:rPr>
+        <w:rFonts w:ascii="Wingdings" w:hAnsi="Wingdings" w:hint="default"/>
+      </w:rPr>
+    </w:lvl>
+    <w:lvl w:ilvl="3" w:tplc="04190001" w:tentative="1">
+      <w:start w:val="1"/>
+      <w:numFmt w:val="bullet"/>
+      <w:lvlText w:val=""/>
+      <w:lvlJc w:val="left"/>
+      <w:pPr>
+        <w:ind w:left="2880" w:hanging="360"/>
+      </w:pPr>
+      <w:rPr>
+        <w:rFonts w:ascii="Symbol" w:hAnsi="Symbol" w:hint="default"/>
+      </w:rPr>
+    </w:lvl>
+    <w:lvl w:ilvl="4" w:tplc="04190003" w:tentative="1">
+      <w:start w:val="1"/>
+      <w:numFmt w:val="bullet"/>
+      <w:lvlText w:val="o"/>
+      <w:lvlJc w:val="left"/>
+      <w:pPr>
+        <w:ind w:left="3600" w:hanging="360"/>
+      </w:pPr>
+      <w:rPr>
+        <w:rFonts w:ascii="Courier New" w:hAnsi="Courier New" w:cs="Courier New" w:hint="default"/>
+      </w:rPr>
+    </w:lvl>
+    <w:lvl w:ilvl="5" w:tplc="04190005" w:tentative="1">
+      <w:start w:val="1"/>
+      <w:numFmt w:val="bullet"/>
+      <w:lvlText w:val=""/>
+      <w:lvlJc w:val="left"/>
+      <w:pPr>
+        <w:ind w:left="4320" w:hanging="360"/>
+      </w:pPr>
+      <w:rPr>
+        <w:rFonts w:ascii="Wingdings" w:hAnsi="Wingdings" w:hint="default"/>
+      </w:rPr>
+    </w:lvl>
+    <w:lvl w:ilvl="6" w:tplc="04190001" w:tentative="1">
+      <w:start w:val="1"/>
+      <w:numFmt w:val="bullet"/>
+      <w:lvlText w:val=""/>
+      <w:lvlJc w:val="left"/>
+      <w:pPr>
+        <w:ind w:left="5040" w:hanging="360"/>
+      </w:pPr>
+      <w:rPr>
+        <w:rFonts w:ascii="Symbol" w:hAnsi="Symbol" w:hint="default"/>
+      </w:rPr>
+    </w:lvl>
+    <w:lvl w:ilvl="7" w:tplc="04190003" w:tentative="1">
+      <w:start w:val="1"/>
+      <w:numFmt w:val="bullet"/>
+      <w:lvlText w:val="o"/>
+      <w:lvlJc w:val="left"/>
+      <w:pPr>
+        <w:ind w:left="5760" w:hanging="360"/>
+      </w:pPr>
+      <w:rPr>
+        <w:rFonts w:ascii="Courier New" w:hAnsi="Courier New" w:cs="Courier New" w:hint="default"/>
+      </w:rPr>
+    </w:lvl>
+    <w:lvl w:ilvl="8" w:tplc="04190005" w:tentative="1">
+      <w:start w:val="1"/>
+      <w:numFmt w:val="bullet"/>
+      <w:lvlText w:val=""/>
+      <w:lvlJc w:val="left"/>
+      <w:pPr>
+        <w:ind w:left="6480" w:hanging="360"/>
+      </w:pPr>
+      <w:rPr>
+        <w:rFonts w:ascii="Wingdings" w:hAnsi="Wingdings" w:hint="default"/>
+      </w:rPr>
+    </w:lvl>
+  </w:abstractNum>
+  <w:abstractNum w:abstractNumId="2" w15:restartNumberingAfterBreak="0">
+    <w:nsid w:val="026C177B"/>
+    <w:multiLevelType w:val="hybridMultilevel"/>
+    <w:tmpl w:val="FE849AA0"/>
+    <w:lvl w:ilvl="0" w:tplc="E3F6E87A">
+      <w:start w:val="1"/>
+      <w:numFmt w:val="bullet"/>
+      <w:lvlText w:val=""/>
+      <w:lvlJc w:val="left"/>
+      <w:pPr>
+        <w:ind w:left="720" w:hanging="360"/>
+      </w:pPr>
+      <w:rPr>
+        <w:rFonts w:ascii="Symbol" w:hAnsi="Symbol" w:hint="default"/>
+      </w:rPr>
+    </w:lvl>
+    <w:lvl w:ilvl="1" w:tplc="04190003" w:tentative="1">
+      <w:start w:val="1"/>
+      <w:numFmt w:val="bullet"/>
+      <w:lvlText w:val="o"/>
+      <w:lvlJc w:val="left"/>
+      <w:pPr>
+        <w:ind w:left="1440" w:hanging="360"/>
+      </w:pPr>
+      <w:rPr>
+        <w:rFonts w:ascii="Courier New" w:hAnsi="Courier New" w:cs="Courier New" w:hint="default"/>
+      </w:rPr>
+    </w:lvl>
+    <w:lvl w:ilvl="2" w:tplc="04190005" w:tentative="1">
+      <w:start w:val="1"/>
+      <w:numFmt w:val="bullet"/>
+      <w:lvlText w:val=""/>
+      <w:lvlJc w:val="left"/>
+      <w:pPr>
+        <w:ind w:left="2160" w:hanging="360"/>
+      </w:pPr>
+      <w:rPr>
+        <w:rFonts w:ascii="Wingdings" w:hAnsi="Wingdings" w:hint="default"/>
+      </w:rPr>
+    </w:lvl>
+    <w:lvl w:ilvl="3" w:tplc="04190001" w:tentative="1">
+      <w:start w:val="1"/>
+      <w:numFmt w:val="bullet"/>
+      <w:lvlText w:val=""/>
+      <w:lvlJc w:val="left"/>
+      <w:pPr>
+        <w:ind w:left="2880" w:hanging="360"/>
+      </w:pPr>
+      <w:rPr>
+        <w:rFonts w:ascii="Symbol" w:hAnsi="Symbol" w:hint="default"/>
+      </w:rPr>
+    </w:lvl>
+    <w:lvl w:ilvl="4" w:tplc="04190003" w:tentative="1">
+      <w:start w:val="1"/>
+      <w:numFmt w:val="bullet"/>
+      <w:lvlText w:val="o"/>
+      <w:lvlJc w:val="left"/>
+      <w:pPr>
+        <w:ind w:left="3600" w:hanging="360"/>
+      </w:pPr>
+      <w:rPr>
+        <w:rFonts w:ascii="Courier New" w:hAnsi="Courier New" w:cs="Courier New" w:hint="default"/>
+      </w:rPr>
+    </w:lvl>
+    <w:lvl w:ilvl="5" w:tplc="04190005" w:tentative="1">
+      <w:start w:val="1"/>
+      <w:numFmt w:val="bullet"/>
+      <w:lvlText w:val=""/>
+      <w:lvlJc w:val="left"/>
+      <w:pPr>
+        <w:ind w:left="4320" w:hanging="360"/>
+      </w:pPr>
+      <w:rPr>
+        <w:rFonts w:ascii="Wingdings" w:hAnsi="Wingdings" w:hint="default"/>
+      </w:rPr>
+    </w:lvl>
+    <w:lvl w:ilvl="6" w:tplc="04190001" w:tentative="1">
+      <w:start w:val="1"/>
+      <w:numFmt w:val="bullet"/>
+      <w:lvlText w:val=""/>
+      <w:lvlJc w:val="left"/>
+      <w:pPr>
+        <w:ind w:left="5040" w:hanging="360"/>
+      </w:pPr>
+      <w:rPr>
+        <w:rFonts w:ascii="Symbol" w:hAnsi="Symbol" w:hint="default"/>
+      </w:rPr>
+    </w:lvl>
+    <w:lvl w:ilvl="7" w:tplc="04190003" w:tentative="1">
+      <w:start w:val="1"/>
+      <w:numFmt w:val="bullet"/>
+      <w:lvlText w:val="o"/>
+      <w:lvlJc w:val="left"/>
+      <w:pPr>
+        <w:ind w:left="5760" w:hanging="360"/>
+      </w:pPr>
+      <w:rPr>
+        <w:rFonts w:ascii="Courier New" w:hAnsi="Courier New" w:cs="Courier New" w:hint="default"/>
+      </w:rPr>
+    </w:lvl>
+    <w:lvl w:ilvl="8" w:tplc="04190005" w:tentative="1">
+      <w:start w:val="1"/>
+      <w:numFmt w:val="bullet"/>
+      <w:lvlText w:val=""/>
+      <w:lvlJc w:val="left"/>
+      <w:pPr>
+        <w:ind w:left="6480" w:hanging="360"/>
+      </w:pPr>
+      <w:rPr>
+        <w:rFonts w:ascii="Wingdings" w:hAnsi="Wingdings" w:hint="default"/>
+      </w:rPr>
+    </w:lvl>
+  </w:abstractNum>
+  <w:abstractNum w:abstractNumId="3" w15:restartNumberingAfterBreak="0">
+    <w:nsid w:val="057C25BB"/>
+    <w:multiLevelType w:val="hybridMultilevel"/>
+    <w:tmpl w:val="7A8CC878"/>
+    <w:lvl w:ilvl="0" w:tplc="E3F6E87A">
+      <w:start w:val="1"/>
+      <w:numFmt w:val="bullet"/>
+      <w:lvlText w:val=""/>
+      <w:lvlJc w:val="left"/>
+      <w:pPr>
+        <w:ind w:left="720" w:hanging="360"/>
+      </w:pPr>
+      <w:rPr>
+        <w:rFonts w:ascii="Symbol" w:hAnsi="Symbol" w:hint="default"/>
+      </w:rPr>
+    </w:lvl>
+    <w:lvl w:ilvl="1" w:tplc="04190003" w:tentative="1">
+      <w:start w:val="1"/>
+      <w:numFmt w:val="bullet"/>
+      <w:lvlText w:val="o"/>
+      <w:lvlJc w:val="left"/>
+      <w:pPr>
+        <w:ind w:left="1440" w:hanging="360"/>
+      </w:pPr>
+      <w:rPr>
+        <w:rFonts w:ascii="Courier New" w:hAnsi="Courier New" w:cs="Courier New" w:hint="default"/>
+      </w:rPr>
+    </w:lvl>
+    <w:lvl w:ilvl="2" w:tplc="04190005" w:tentative="1">
+      <w:start w:val="1"/>
+      <w:numFmt w:val="bullet"/>
+      <w:lvlText w:val=""/>
+      <w:lvlJc w:val="left"/>
+      <w:pPr>
+        <w:ind w:left="2160" w:hanging="360"/>
+      </w:pPr>
+      <w:rPr>
+        <w:rFonts w:ascii="Wingdings" w:hAnsi="Wingdings" w:hint="default"/>
+      </w:rPr>
+    </w:lvl>
+    <w:lvl w:ilvl="3" w:tplc="04190001" w:tentative="1">
+      <w:start w:val="1"/>
+      <w:numFmt w:val="bullet"/>
+      <w:lvlText w:val=""/>
+      <w:lvlJc w:val="left"/>
+      <w:pPr>
+        <w:ind w:left="2880" w:hanging="360"/>
+      </w:pPr>
+      <w:rPr>
+        <w:rFonts w:ascii="Symbol" w:hAnsi="Symbol" w:hint="default"/>
+      </w:rPr>
+    </w:lvl>
+    <w:lvl w:ilvl="4" w:tplc="04190003" w:tentative="1">
+      <w:start w:val="1"/>
+      <w:numFmt w:val="bullet"/>
+      <w:lvlText w:val="o"/>
+      <w:lvlJc w:val="left"/>
+      <w:pPr>
+        <w:ind w:left="3600" w:hanging="360"/>
+      </w:pPr>
+      <w:rPr>
+        <w:rFonts w:ascii="Courier New" w:hAnsi="Courier New" w:cs="Courier New" w:hint="default"/>
+      </w:rPr>
+    </w:lvl>
+    <w:lvl w:ilvl="5" w:tplc="04190005" w:tentative="1">
+      <w:start w:val="1"/>
+      <w:numFmt w:val="bullet"/>
+      <w:lvlText w:val=""/>
+      <w:lvlJc w:val="left"/>
+      <w:pPr>
+        <w:ind w:left="4320" w:hanging="360"/>
+      </w:pPr>
+      <w:rPr>
+        <w:rFonts w:ascii="Wingdings" w:hAnsi="Wingdings" w:hint="default"/>
+      </w:rPr>
+    </w:lvl>
+    <w:lvl w:ilvl="6" w:tplc="04190001" w:tentative="1">
+      <w:start w:val="1"/>
+      <w:numFmt w:val="bullet"/>
+      <w:lvlText w:val=""/>
+      <w:lvlJc w:val="left"/>
+      <w:pPr>
+        <w:ind w:left="5040" w:hanging="360"/>
+      </w:pPr>
+      <w:rPr>
+        <w:rFonts w:ascii="Symbol" w:hAnsi="Symbol" w:hint="default"/>
+      </w:rPr>
+    </w:lvl>
+    <w:lvl w:ilvl="7" w:tplc="04190003" w:tentative="1">
+      <w:start w:val="1"/>
+      <w:numFmt w:val="bullet"/>
+      <w:lvlText w:val="o"/>
+      <w:lvlJc w:val="left"/>
+      <w:pPr>
+        <w:ind w:left="5760" w:hanging="360"/>
+      </w:pPr>
+      <w:rPr>
+        <w:rFonts w:ascii="Courier New" w:hAnsi="Courier New" w:cs="Courier New" w:hint="default"/>
+      </w:rPr>
+    </w:lvl>
+    <w:lvl w:ilvl="8" w:tplc="04190005" w:tentative="1">
+      <w:start w:val="1"/>
+      <w:numFmt w:val="bullet"/>
+      <w:lvlText w:val=""/>
+      <w:lvlJc w:val="left"/>
+      <w:pPr>
+        <w:ind w:left="6480" w:hanging="360"/>
+      </w:pPr>
+      <w:rPr>
+        <w:rFonts w:ascii="Wingdings" w:hAnsi="Wingdings" w:hint="default"/>
+      </w:rPr>
+    </w:lvl>
+  </w:abstractNum>
+  <w:abstractNum w:abstractNumId="4" w15:restartNumberingAfterBreak="0">
     <w:nsid w:val="069776D2"/>
     <w:multiLevelType w:val="hybridMultilevel"/>
     <w:tmpl w:val="DA5824F8"/>
@@ -8002,7 +10866,233 @@
       </w:pPr>
     </w:lvl>
   </w:abstractNum>
-  <w:abstractNum w:abstractNumId="2" w15:restartNumberingAfterBreak="0">
+  <w:abstractNum w:abstractNumId="5" w15:restartNumberingAfterBreak="0">
+    <w:nsid w:val="088755AE"/>
+    <w:multiLevelType w:val="hybridMultilevel"/>
+    <w:tmpl w:val="8BF80C8A"/>
+    <w:lvl w:ilvl="0" w:tplc="FE84907A">
+      <w:start w:val="1"/>
+      <w:numFmt w:val="bullet"/>
+      <w:lvlText w:val=""/>
+      <w:lvlJc w:val="left"/>
+      <w:pPr>
+        <w:ind w:left="1571" w:hanging="360"/>
+      </w:pPr>
+      <w:rPr>
+        <w:rFonts w:ascii="Symbol" w:hAnsi="Symbol" w:hint="default"/>
+      </w:rPr>
+    </w:lvl>
+    <w:lvl w:ilvl="1" w:tplc="04090003" w:tentative="1">
+      <w:start w:val="1"/>
+      <w:numFmt w:val="bullet"/>
+      <w:lvlText w:val="o"/>
+      <w:lvlJc w:val="left"/>
+      <w:pPr>
+        <w:ind w:left="2291" w:hanging="360"/>
+      </w:pPr>
+      <w:rPr>
+        <w:rFonts w:ascii="Courier New" w:hAnsi="Courier New" w:cs="Courier New" w:hint="default"/>
+      </w:rPr>
+    </w:lvl>
+    <w:lvl w:ilvl="2" w:tplc="04090005" w:tentative="1">
+      <w:start w:val="1"/>
+      <w:numFmt w:val="bullet"/>
+      <w:lvlText w:val=""/>
+      <w:lvlJc w:val="left"/>
+      <w:pPr>
+        <w:ind w:left="3011" w:hanging="360"/>
+      </w:pPr>
+      <w:rPr>
+        <w:rFonts w:ascii="Wingdings" w:hAnsi="Wingdings" w:hint="default"/>
+      </w:rPr>
+    </w:lvl>
+    <w:lvl w:ilvl="3" w:tplc="04090001" w:tentative="1">
+      <w:start w:val="1"/>
+      <w:numFmt w:val="bullet"/>
+      <w:lvlText w:val=""/>
+      <w:lvlJc w:val="left"/>
+      <w:pPr>
+        <w:ind w:left="3731" w:hanging="360"/>
+      </w:pPr>
+      <w:rPr>
+        <w:rFonts w:ascii="Symbol" w:hAnsi="Symbol" w:hint="default"/>
+      </w:rPr>
+    </w:lvl>
+    <w:lvl w:ilvl="4" w:tplc="04090003" w:tentative="1">
+      <w:start w:val="1"/>
+      <w:numFmt w:val="bullet"/>
+      <w:lvlText w:val="o"/>
+      <w:lvlJc w:val="left"/>
+      <w:pPr>
+        <w:ind w:left="4451" w:hanging="360"/>
+      </w:pPr>
+      <w:rPr>
+        <w:rFonts w:ascii="Courier New" w:hAnsi="Courier New" w:cs="Courier New" w:hint="default"/>
+      </w:rPr>
+    </w:lvl>
+    <w:lvl w:ilvl="5" w:tplc="04090005" w:tentative="1">
+      <w:start w:val="1"/>
+      <w:numFmt w:val="bullet"/>
+      <w:lvlText w:val=""/>
+      <w:lvlJc w:val="left"/>
+      <w:pPr>
+        <w:ind w:left="5171" w:hanging="360"/>
+      </w:pPr>
+      <w:rPr>
+        <w:rFonts w:ascii="Wingdings" w:hAnsi="Wingdings" w:hint="default"/>
+      </w:rPr>
+    </w:lvl>
+    <w:lvl w:ilvl="6" w:tplc="04090001" w:tentative="1">
+      <w:start w:val="1"/>
+      <w:numFmt w:val="bullet"/>
+      <w:lvlText w:val=""/>
+      <w:lvlJc w:val="left"/>
+      <w:pPr>
+        <w:ind w:left="5891" w:hanging="360"/>
+      </w:pPr>
+      <w:rPr>
+        <w:rFonts w:ascii="Symbol" w:hAnsi="Symbol" w:hint="default"/>
+      </w:rPr>
+    </w:lvl>
+    <w:lvl w:ilvl="7" w:tplc="04090003" w:tentative="1">
+      <w:start w:val="1"/>
+      <w:numFmt w:val="bullet"/>
+      <w:lvlText w:val="o"/>
+      <w:lvlJc w:val="left"/>
+      <w:pPr>
+        <w:ind w:left="6611" w:hanging="360"/>
+      </w:pPr>
+      <w:rPr>
+        <w:rFonts w:ascii="Courier New" w:hAnsi="Courier New" w:cs="Courier New" w:hint="default"/>
+      </w:rPr>
+    </w:lvl>
+    <w:lvl w:ilvl="8" w:tplc="04090005" w:tentative="1">
+      <w:start w:val="1"/>
+      <w:numFmt w:val="bullet"/>
+      <w:lvlText w:val=""/>
+      <w:lvlJc w:val="left"/>
+      <w:pPr>
+        <w:ind w:left="7331" w:hanging="360"/>
+      </w:pPr>
+      <w:rPr>
+        <w:rFonts w:ascii="Wingdings" w:hAnsi="Wingdings" w:hint="default"/>
+      </w:rPr>
+    </w:lvl>
+  </w:abstractNum>
+  <w:abstractNum w:abstractNumId="6" w15:restartNumberingAfterBreak="0">
+    <w:nsid w:val="09CA4AB5"/>
+    <w:multiLevelType w:val="hybridMultilevel"/>
+    <w:tmpl w:val="A89CEED2"/>
+    <w:lvl w:ilvl="0" w:tplc="E3F6E87A">
+      <w:start w:val="1"/>
+      <w:numFmt w:val="bullet"/>
+      <w:lvlText w:val=""/>
+      <w:lvlJc w:val="left"/>
+      <w:pPr>
+        <w:ind w:left="720" w:hanging="360"/>
+      </w:pPr>
+      <w:rPr>
+        <w:rFonts w:ascii="Symbol" w:hAnsi="Symbol" w:hint="default"/>
+      </w:rPr>
+    </w:lvl>
+    <w:lvl w:ilvl="1" w:tplc="04190003" w:tentative="1">
+      <w:start w:val="1"/>
+      <w:numFmt w:val="bullet"/>
+      <w:lvlText w:val="o"/>
+      <w:lvlJc w:val="left"/>
+      <w:pPr>
+        <w:ind w:left="1440" w:hanging="360"/>
+      </w:pPr>
+      <w:rPr>
+        <w:rFonts w:ascii="Courier New" w:hAnsi="Courier New" w:cs="Courier New" w:hint="default"/>
+      </w:rPr>
+    </w:lvl>
+    <w:lvl w:ilvl="2" w:tplc="04190005" w:tentative="1">
+      <w:start w:val="1"/>
+      <w:numFmt w:val="bullet"/>
+      <w:lvlText w:val=""/>
+      <w:lvlJc w:val="left"/>
+      <w:pPr>
+        <w:ind w:left="2160" w:hanging="360"/>
+      </w:pPr>
+      <w:rPr>
+        <w:rFonts w:ascii="Wingdings" w:hAnsi="Wingdings" w:hint="default"/>
+      </w:rPr>
+    </w:lvl>
+    <w:lvl w:ilvl="3" w:tplc="04190001" w:tentative="1">
+      <w:start w:val="1"/>
+      <w:numFmt w:val="bullet"/>
+      <w:lvlText w:val=""/>
+      <w:lvlJc w:val="left"/>
+      <w:pPr>
+        <w:ind w:left="2880" w:hanging="360"/>
+      </w:pPr>
+      <w:rPr>
+        <w:rFonts w:ascii="Symbol" w:hAnsi="Symbol" w:hint="default"/>
+      </w:rPr>
+    </w:lvl>
+    <w:lvl w:ilvl="4" w:tplc="04190003" w:tentative="1">
+      <w:start w:val="1"/>
+      <w:numFmt w:val="bullet"/>
+      <w:lvlText w:val="o"/>
+      <w:lvlJc w:val="left"/>
+      <w:pPr>
+        <w:ind w:left="3600" w:hanging="360"/>
+      </w:pPr>
+      <w:rPr>
+        <w:rFonts w:ascii="Courier New" w:hAnsi="Courier New" w:cs="Courier New" w:hint="default"/>
+      </w:rPr>
+    </w:lvl>
+    <w:lvl w:ilvl="5" w:tplc="04190005" w:tentative="1">
+      <w:start w:val="1"/>
+      <w:numFmt w:val="bullet"/>
+      <w:lvlText w:val=""/>
+      <w:lvlJc w:val="left"/>
+      <w:pPr>
+        <w:ind w:left="4320" w:hanging="360"/>
+      </w:pPr>
+      <w:rPr>
+        <w:rFonts w:ascii="Wingdings" w:hAnsi="Wingdings" w:hint="default"/>
+      </w:rPr>
+    </w:lvl>
+    <w:lvl w:ilvl="6" w:tplc="04190001" w:tentative="1">
+      <w:start w:val="1"/>
+      <w:numFmt w:val="bullet"/>
+      <w:lvlText w:val=""/>
+      <w:lvlJc w:val="left"/>
+      <w:pPr>
+        <w:ind w:left="5040" w:hanging="360"/>
+      </w:pPr>
+      <w:rPr>
+        <w:rFonts w:ascii="Symbol" w:hAnsi="Symbol" w:hint="default"/>
+      </w:rPr>
+    </w:lvl>
+    <w:lvl w:ilvl="7" w:tplc="04190003" w:tentative="1">
+      <w:start w:val="1"/>
+      <w:numFmt w:val="bullet"/>
+      <w:lvlText w:val="o"/>
+      <w:lvlJc w:val="left"/>
+      <w:pPr>
+        <w:ind w:left="5760" w:hanging="360"/>
+      </w:pPr>
+      <w:rPr>
+        <w:rFonts w:ascii="Courier New" w:hAnsi="Courier New" w:cs="Courier New" w:hint="default"/>
+      </w:rPr>
+    </w:lvl>
+    <w:lvl w:ilvl="8" w:tplc="04190005" w:tentative="1">
+      <w:start w:val="1"/>
+      <w:numFmt w:val="bullet"/>
+      <w:lvlText w:val=""/>
+      <w:lvlJc w:val="left"/>
+      <w:pPr>
+        <w:ind w:left="6480" w:hanging="360"/>
+      </w:pPr>
+      <w:rPr>
+        <w:rFonts w:ascii="Wingdings" w:hAnsi="Wingdings" w:hint="default"/>
+      </w:rPr>
+    </w:lvl>
+  </w:abstractNum>
+  <w:abstractNum w:abstractNumId="7" w15:restartNumberingAfterBreak="0">
     <w:nsid w:val="0B364751"/>
     <w:multiLevelType w:val="hybridMultilevel"/>
     <w:tmpl w:val="6994AB3E"/>
@@ -8115,7 +11205,7 @@
       </w:rPr>
     </w:lvl>
   </w:abstractNum>
-  <w:abstractNum w:abstractNumId="3" w15:restartNumberingAfterBreak="0">
+  <w:abstractNum w:abstractNumId="8" w15:restartNumberingAfterBreak="0">
     <w:nsid w:val="0C485B3A"/>
     <w:multiLevelType w:val="hybridMultilevel"/>
     <w:tmpl w:val="2A1CDC40"/>
@@ -8201,7 +11291,7 @@
       </w:pPr>
     </w:lvl>
   </w:abstractNum>
-  <w:abstractNum w:abstractNumId="4" w15:restartNumberingAfterBreak="0">
+  <w:abstractNum w:abstractNumId="9" w15:restartNumberingAfterBreak="0">
     <w:nsid w:val="0D581FC0"/>
     <w:multiLevelType w:val="hybridMultilevel"/>
     <w:tmpl w:val="75CEEAE8"/>
@@ -8314,7 +11404,7 @@
       </w:rPr>
     </w:lvl>
   </w:abstractNum>
-  <w:abstractNum w:abstractNumId="5" w15:restartNumberingAfterBreak="0">
+  <w:abstractNum w:abstractNumId="10" w15:restartNumberingAfterBreak="0">
     <w:nsid w:val="0F93238B"/>
     <w:multiLevelType w:val="hybridMultilevel"/>
     <w:tmpl w:val="85487C1E"/>
@@ -8427,7 +11517,7 @@
       </w:rPr>
     </w:lvl>
   </w:abstractNum>
-  <w:abstractNum w:abstractNumId="6" w15:restartNumberingAfterBreak="0">
+  <w:abstractNum w:abstractNumId="11" w15:restartNumberingAfterBreak="0">
     <w:nsid w:val="14AB0C0D"/>
     <w:multiLevelType w:val="hybridMultilevel"/>
     <w:tmpl w:val="EE5CC464"/>
@@ -8540,7 +11630,459 @@
       </w:rPr>
     </w:lvl>
   </w:abstractNum>
-  <w:abstractNum w:abstractNumId="7" w15:restartNumberingAfterBreak="0">
+  <w:abstractNum w:abstractNumId="12" w15:restartNumberingAfterBreak="0">
+    <w:nsid w:val="16282D1D"/>
+    <w:multiLevelType w:val="hybridMultilevel"/>
+    <w:tmpl w:val="DC52CEEE"/>
+    <w:lvl w:ilvl="0" w:tplc="E3F6E87A">
+      <w:start w:val="1"/>
+      <w:numFmt w:val="bullet"/>
+      <w:lvlText w:val=""/>
+      <w:lvlJc w:val="left"/>
+      <w:pPr>
+        <w:ind w:left="720" w:hanging="360"/>
+      </w:pPr>
+      <w:rPr>
+        <w:rFonts w:ascii="Symbol" w:hAnsi="Symbol" w:hint="default"/>
+      </w:rPr>
+    </w:lvl>
+    <w:lvl w:ilvl="1" w:tplc="04190003" w:tentative="1">
+      <w:start w:val="1"/>
+      <w:numFmt w:val="bullet"/>
+      <w:lvlText w:val="o"/>
+      <w:lvlJc w:val="left"/>
+      <w:pPr>
+        <w:ind w:left="1440" w:hanging="360"/>
+      </w:pPr>
+      <w:rPr>
+        <w:rFonts w:ascii="Courier New" w:hAnsi="Courier New" w:cs="Courier New" w:hint="default"/>
+      </w:rPr>
+    </w:lvl>
+    <w:lvl w:ilvl="2" w:tplc="04190005" w:tentative="1">
+      <w:start w:val="1"/>
+      <w:numFmt w:val="bullet"/>
+      <w:lvlText w:val=""/>
+      <w:lvlJc w:val="left"/>
+      <w:pPr>
+        <w:ind w:left="2160" w:hanging="360"/>
+      </w:pPr>
+      <w:rPr>
+        <w:rFonts w:ascii="Wingdings" w:hAnsi="Wingdings" w:hint="default"/>
+      </w:rPr>
+    </w:lvl>
+    <w:lvl w:ilvl="3" w:tplc="04190001" w:tentative="1">
+      <w:start w:val="1"/>
+      <w:numFmt w:val="bullet"/>
+      <w:lvlText w:val=""/>
+      <w:lvlJc w:val="left"/>
+      <w:pPr>
+        <w:ind w:left="2880" w:hanging="360"/>
+      </w:pPr>
+      <w:rPr>
+        <w:rFonts w:ascii="Symbol" w:hAnsi="Symbol" w:hint="default"/>
+      </w:rPr>
+    </w:lvl>
+    <w:lvl w:ilvl="4" w:tplc="04190003" w:tentative="1">
+      <w:start w:val="1"/>
+      <w:numFmt w:val="bullet"/>
+      <w:lvlText w:val="o"/>
+      <w:lvlJc w:val="left"/>
+      <w:pPr>
+        <w:ind w:left="3600" w:hanging="360"/>
+      </w:pPr>
+      <w:rPr>
+        <w:rFonts w:ascii="Courier New" w:hAnsi="Courier New" w:cs="Courier New" w:hint="default"/>
+      </w:rPr>
+    </w:lvl>
+    <w:lvl w:ilvl="5" w:tplc="04190005" w:tentative="1">
+      <w:start w:val="1"/>
+      <w:numFmt w:val="bullet"/>
+      <w:lvlText w:val=""/>
+      <w:lvlJc w:val="left"/>
+      <w:pPr>
+        <w:ind w:left="4320" w:hanging="360"/>
+      </w:pPr>
+      <w:rPr>
+        <w:rFonts w:ascii="Wingdings" w:hAnsi="Wingdings" w:hint="default"/>
+      </w:rPr>
+    </w:lvl>
+    <w:lvl w:ilvl="6" w:tplc="04190001" w:tentative="1">
+      <w:start w:val="1"/>
+      <w:numFmt w:val="bullet"/>
+      <w:lvlText w:val=""/>
+      <w:lvlJc w:val="left"/>
+      <w:pPr>
+        <w:ind w:left="5040" w:hanging="360"/>
+      </w:pPr>
+      <w:rPr>
+        <w:rFonts w:ascii="Symbol" w:hAnsi="Symbol" w:hint="default"/>
+      </w:rPr>
+    </w:lvl>
+    <w:lvl w:ilvl="7" w:tplc="04190003" w:tentative="1">
+      <w:start w:val="1"/>
+      <w:numFmt w:val="bullet"/>
+      <w:lvlText w:val="o"/>
+      <w:lvlJc w:val="left"/>
+      <w:pPr>
+        <w:ind w:left="5760" w:hanging="360"/>
+      </w:pPr>
+      <w:rPr>
+        <w:rFonts w:ascii="Courier New" w:hAnsi="Courier New" w:cs="Courier New" w:hint="default"/>
+      </w:rPr>
+    </w:lvl>
+    <w:lvl w:ilvl="8" w:tplc="04190005" w:tentative="1">
+      <w:start w:val="1"/>
+      <w:numFmt w:val="bullet"/>
+      <w:lvlText w:val=""/>
+      <w:lvlJc w:val="left"/>
+      <w:pPr>
+        <w:ind w:left="6480" w:hanging="360"/>
+      </w:pPr>
+      <w:rPr>
+        <w:rFonts w:ascii="Wingdings" w:hAnsi="Wingdings" w:hint="default"/>
+      </w:rPr>
+    </w:lvl>
+  </w:abstractNum>
+  <w:abstractNum w:abstractNumId="13" w15:restartNumberingAfterBreak="0">
+    <w:nsid w:val="18884F41"/>
+    <w:multiLevelType w:val="hybridMultilevel"/>
+    <w:tmpl w:val="6518D8D8"/>
+    <w:lvl w:ilvl="0" w:tplc="E3F6E87A">
+      <w:start w:val="1"/>
+      <w:numFmt w:val="bullet"/>
+      <w:lvlText w:val=""/>
+      <w:lvlJc w:val="left"/>
+      <w:pPr>
+        <w:ind w:left="720" w:hanging="360"/>
+      </w:pPr>
+      <w:rPr>
+        <w:rFonts w:ascii="Symbol" w:hAnsi="Symbol" w:hint="default"/>
+      </w:rPr>
+    </w:lvl>
+    <w:lvl w:ilvl="1" w:tplc="04190003" w:tentative="1">
+      <w:start w:val="1"/>
+      <w:numFmt w:val="bullet"/>
+      <w:lvlText w:val="o"/>
+      <w:lvlJc w:val="left"/>
+      <w:pPr>
+        <w:ind w:left="1440" w:hanging="360"/>
+      </w:pPr>
+      <w:rPr>
+        <w:rFonts w:ascii="Courier New" w:hAnsi="Courier New" w:cs="Courier New" w:hint="default"/>
+      </w:rPr>
+    </w:lvl>
+    <w:lvl w:ilvl="2" w:tplc="04190005" w:tentative="1">
+      <w:start w:val="1"/>
+      <w:numFmt w:val="bullet"/>
+      <w:lvlText w:val=""/>
+      <w:lvlJc w:val="left"/>
+      <w:pPr>
+        <w:ind w:left="2160" w:hanging="360"/>
+      </w:pPr>
+      <w:rPr>
+        <w:rFonts w:ascii="Wingdings" w:hAnsi="Wingdings" w:hint="default"/>
+      </w:rPr>
+    </w:lvl>
+    <w:lvl w:ilvl="3" w:tplc="04190001" w:tentative="1">
+      <w:start w:val="1"/>
+      <w:numFmt w:val="bullet"/>
+      <w:lvlText w:val=""/>
+      <w:lvlJc w:val="left"/>
+      <w:pPr>
+        <w:ind w:left="2880" w:hanging="360"/>
+      </w:pPr>
+      <w:rPr>
+        <w:rFonts w:ascii="Symbol" w:hAnsi="Symbol" w:hint="default"/>
+      </w:rPr>
+    </w:lvl>
+    <w:lvl w:ilvl="4" w:tplc="04190003" w:tentative="1">
+      <w:start w:val="1"/>
+      <w:numFmt w:val="bullet"/>
+      <w:lvlText w:val="o"/>
+      <w:lvlJc w:val="left"/>
+      <w:pPr>
+        <w:ind w:left="3600" w:hanging="360"/>
+      </w:pPr>
+      <w:rPr>
+        <w:rFonts w:ascii="Courier New" w:hAnsi="Courier New" w:cs="Courier New" w:hint="default"/>
+      </w:rPr>
+    </w:lvl>
+    <w:lvl w:ilvl="5" w:tplc="04190005" w:tentative="1">
+      <w:start w:val="1"/>
+      <w:numFmt w:val="bullet"/>
+      <w:lvlText w:val=""/>
+      <w:lvlJc w:val="left"/>
+      <w:pPr>
+        <w:ind w:left="4320" w:hanging="360"/>
+      </w:pPr>
+      <w:rPr>
+        <w:rFonts w:ascii="Wingdings" w:hAnsi="Wingdings" w:hint="default"/>
+      </w:rPr>
+    </w:lvl>
+    <w:lvl w:ilvl="6" w:tplc="04190001" w:tentative="1">
+      <w:start w:val="1"/>
+      <w:numFmt w:val="bullet"/>
+      <w:lvlText w:val=""/>
+      <w:lvlJc w:val="left"/>
+      <w:pPr>
+        <w:ind w:left="5040" w:hanging="360"/>
+      </w:pPr>
+      <w:rPr>
+        <w:rFonts w:ascii="Symbol" w:hAnsi="Symbol" w:hint="default"/>
+      </w:rPr>
+    </w:lvl>
+    <w:lvl w:ilvl="7" w:tplc="04190003" w:tentative="1">
+      <w:start w:val="1"/>
+      <w:numFmt w:val="bullet"/>
+      <w:lvlText w:val="o"/>
+      <w:lvlJc w:val="left"/>
+      <w:pPr>
+        <w:ind w:left="5760" w:hanging="360"/>
+      </w:pPr>
+      <w:rPr>
+        <w:rFonts w:ascii="Courier New" w:hAnsi="Courier New" w:cs="Courier New" w:hint="default"/>
+      </w:rPr>
+    </w:lvl>
+    <w:lvl w:ilvl="8" w:tplc="04190005" w:tentative="1">
+      <w:start w:val="1"/>
+      <w:numFmt w:val="bullet"/>
+      <w:lvlText w:val=""/>
+      <w:lvlJc w:val="left"/>
+      <w:pPr>
+        <w:ind w:left="6480" w:hanging="360"/>
+      </w:pPr>
+      <w:rPr>
+        <w:rFonts w:ascii="Wingdings" w:hAnsi="Wingdings" w:hint="default"/>
+      </w:rPr>
+    </w:lvl>
+  </w:abstractNum>
+  <w:abstractNum w:abstractNumId="14" w15:restartNumberingAfterBreak="0">
+    <w:nsid w:val="19267650"/>
+    <w:multiLevelType w:val="hybridMultilevel"/>
+    <w:tmpl w:val="5B2C1CBA"/>
+    <w:lvl w:ilvl="0" w:tplc="E3F6E87A">
+      <w:start w:val="1"/>
+      <w:numFmt w:val="bullet"/>
+      <w:lvlText w:val=""/>
+      <w:lvlJc w:val="left"/>
+      <w:pPr>
+        <w:ind w:left="720" w:hanging="360"/>
+      </w:pPr>
+      <w:rPr>
+        <w:rFonts w:ascii="Symbol" w:hAnsi="Symbol" w:hint="default"/>
+      </w:rPr>
+    </w:lvl>
+    <w:lvl w:ilvl="1" w:tplc="04190003" w:tentative="1">
+      <w:start w:val="1"/>
+      <w:numFmt w:val="bullet"/>
+      <w:lvlText w:val="o"/>
+      <w:lvlJc w:val="left"/>
+      <w:pPr>
+        <w:ind w:left="1440" w:hanging="360"/>
+      </w:pPr>
+      <w:rPr>
+        <w:rFonts w:ascii="Courier New" w:hAnsi="Courier New" w:cs="Courier New" w:hint="default"/>
+      </w:rPr>
+    </w:lvl>
+    <w:lvl w:ilvl="2" w:tplc="04190005" w:tentative="1">
+      <w:start w:val="1"/>
+      <w:numFmt w:val="bullet"/>
+      <w:lvlText w:val=""/>
+      <w:lvlJc w:val="left"/>
+      <w:pPr>
+        <w:ind w:left="2160" w:hanging="360"/>
+      </w:pPr>
+      <w:rPr>
+        <w:rFonts w:ascii="Wingdings" w:hAnsi="Wingdings" w:hint="default"/>
+      </w:rPr>
+    </w:lvl>
+    <w:lvl w:ilvl="3" w:tplc="04190001" w:tentative="1">
+      <w:start w:val="1"/>
+      <w:numFmt w:val="bullet"/>
+      <w:lvlText w:val=""/>
+      <w:lvlJc w:val="left"/>
+      <w:pPr>
+        <w:ind w:left="2880" w:hanging="360"/>
+      </w:pPr>
+      <w:rPr>
+        <w:rFonts w:ascii="Symbol" w:hAnsi="Symbol" w:hint="default"/>
+      </w:rPr>
+    </w:lvl>
+    <w:lvl w:ilvl="4" w:tplc="04190003" w:tentative="1">
+      <w:start w:val="1"/>
+      <w:numFmt w:val="bullet"/>
+      <w:lvlText w:val="o"/>
+      <w:lvlJc w:val="left"/>
+      <w:pPr>
+        <w:ind w:left="3600" w:hanging="360"/>
+      </w:pPr>
+      <w:rPr>
+        <w:rFonts w:ascii="Courier New" w:hAnsi="Courier New" w:cs="Courier New" w:hint="default"/>
+      </w:rPr>
+    </w:lvl>
+    <w:lvl w:ilvl="5" w:tplc="04190005" w:tentative="1">
+      <w:start w:val="1"/>
+      <w:numFmt w:val="bullet"/>
+      <w:lvlText w:val=""/>
+      <w:lvlJc w:val="left"/>
+      <w:pPr>
+        <w:ind w:left="4320" w:hanging="360"/>
+      </w:pPr>
+      <w:rPr>
+        <w:rFonts w:ascii="Wingdings" w:hAnsi="Wingdings" w:hint="default"/>
+      </w:rPr>
+    </w:lvl>
+    <w:lvl w:ilvl="6" w:tplc="04190001" w:tentative="1">
+      <w:start w:val="1"/>
+      <w:numFmt w:val="bullet"/>
+      <w:lvlText w:val=""/>
+      <w:lvlJc w:val="left"/>
+      <w:pPr>
+        <w:ind w:left="5040" w:hanging="360"/>
+      </w:pPr>
+      <w:rPr>
+        <w:rFonts w:ascii="Symbol" w:hAnsi="Symbol" w:hint="default"/>
+      </w:rPr>
+    </w:lvl>
+    <w:lvl w:ilvl="7" w:tplc="04190003" w:tentative="1">
+      <w:start w:val="1"/>
+      <w:numFmt w:val="bullet"/>
+      <w:lvlText w:val="o"/>
+      <w:lvlJc w:val="left"/>
+      <w:pPr>
+        <w:ind w:left="5760" w:hanging="360"/>
+      </w:pPr>
+      <w:rPr>
+        <w:rFonts w:ascii="Courier New" w:hAnsi="Courier New" w:cs="Courier New" w:hint="default"/>
+      </w:rPr>
+    </w:lvl>
+    <w:lvl w:ilvl="8" w:tplc="04190005" w:tentative="1">
+      <w:start w:val="1"/>
+      <w:numFmt w:val="bullet"/>
+      <w:lvlText w:val=""/>
+      <w:lvlJc w:val="left"/>
+      <w:pPr>
+        <w:ind w:left="6480" w:hanging="360"/>
+      </w:pPr>
+      <w:rPr>
+        <w:rFonts w:ascii="Wingdings" w:hAnsi="Wingdings" w:hint="default"/>
+      </w:rPr>
+    </w:lvl>
+  </w:abstractNum>
+  <w:abstractNum w:abstractNumId="15" w15:restartNumberingAfterBreak="0">
+    <w:nsid w:val="1CA05697"/>
+    <w:multiLevelType w:val="hybridMultilevel"/>
+    <w:tmpl w:val="433A6B80"/>
+    <w:lvl w:ilvl="0" w:tplc="E3F6E87A">
+      <w:start w:val="1"/>
+      <w:numFmt w:val="bullet"/>
+      <w:lvlText w:val=""/>
+      <w:lvlJc w:val="left"/>
+      <w:pPr>
+        <w:ind w:left="720" w:hanging="360"/>
+      </w:pPr>
+      <w:rPr>
+        <w:rFonts w:ascii="Symbol" w:hAnsi="Symbol" w:hint="default"/>
+      </w:rPr>
+    </w:lvl>
+    <w:lvl w:ilvl="1" w:tplc="04190003" w:tentative="1">
+      <w:start w:val="1"/>
+      <w:numFmt w:val="bullet"/>
+      <w:lvlText w:val="o"/>
+      <w:lvlJc w:val="left"/>
+      <w:pPr>
+        <w:ind w:left="1440" w:hanging="360"/>
+      </w:pPr>
+      <w:rPr>
+        <w:rFonts w:ascii="Courier New" w:hAnsi="Courier New" w:cs="Courier New" w:hint="default"/>
+      </w:rPr>
+    </w:lvl>
+    <w:lvl w:ilvl="2" w:tplc="04190005" w:tentative="1">
+      <w:start w:val="1"/>
+      <w:numFmt w:val="bullet"/>
+      <w:lvlText w:val=""/>
+      <w:lvlJc w:val="left"/>
+      <w:pPr>
+        <w:ind w:left="2160" w:hanging="360"/>
+      </w:pPr>
+      <w:rPr>
+        <w:rFonts w:ascii="Wingdings" w:hAnsi="Wingdings" w:hint="default"/>
+      </w:rPr>
+    </w:lvl>
+    <w:lvl w:ilvl="3" w:tplc="04190001" w:tentative="1">
+      <w:start w:val="1"/>
+      <w:numFmt w:val="bullet"/>
+      <w:lvlText w:val=""/>
+      <w:lvlJc w:val="left"/>
+      <w:pPr>
+        <w:ind w:left="2880" w:hanging="360"/>
+      </w:pPr>
+      <w:rPr>
+        <w:rFonts w:ascii="Symbol" w:hAnsi="Symbol" w:hint="default"/>
+      </w:rPr>
+    </w:lvl>
+    <w:lvl w:ilvl="4" w:tplc="04190003" w:tentative="1">
+      <w:start w:val="1"/>
+      <w:numFmt w:val="bullet"/>
+      <w:lvlText w:val="o"/>
+      <w:lvlJc w:val="left"/>
+      <w:pPr>
+        <w:ind w:left="3600" w:hanging="360"/>
+      </w:pPr>
+      <w:rPr>
+        <w:rFonts w:ascii="Courier New" w:hAnsi="Courier New" w:cs="Courier New" w:hint="default"/>
+      </w:rPr>
+    </w:lvl>
+    <w:lvl w:ilvl="5" w:tplc="04190005" w:tentative="1">
+      <w:start w:val="1"/>
+      <w:numFmt w:val="bullet"/>
+      <w:lvlText w:val=""/>
+      <w:lvlJc w:val="left"/>
+      <w:pPr>
+        <w:ind w:left="4320" w:hanging="360"/>
+      </w:pPr>
+      <w:rPr>
+        <w:rFonts w:ascii="Wingdings" w:hAnsi="Wingdings" w:hint="default"/>
+      </w:rPr>
+    </w:lvl>
+    <w:lvl w:ilvl="6" w:tplc="04190001" w:tentative="1">
+      <w:start w:val="1"/>
+      <w:numFmt w:val="bullet"/>
+      <w:lvlText w:val=""/>
+      <w:lvlJc w:val="left"/>
+      <w:pPr>
+        <w:ind w:left="5040" w:hanging="360"/>
+      </w:pPr>
+      <w:rPr>
+        <w:rFonts w:ascii="Symbol" w:hAnsi="Symbol" w:hint="default"/>
+      </w:rPr>
+    </w:lvl>
+    <w:lvl w:ilvl="7" w:tplc="04190003" w:tentative="1">
+      <w:start w:val="1"/>
+      <w:numFmt w:val="bullet"/>
+      <w:lvlText w:val="o"/>
+      <w:lvlJc w:val="left"/>
+      <w:pPr>
+        <w:ind w:left="5760" w:hanging="360"/>
+      </w:pPr>
+      <w:rPr>
+        <w:rFonts w:ascii="Courier New" w:hAnsi="Courier New" w:cs="Courier New" w:hint="default"/>
+      </w:rPr>
+    </w:lvl>
+    <w:lvl w:ilvl="8" w:tplc="04190005" w:tentative="1">
+      <w:start w:val="1"/>
+      <w:numFmt w:val="bullet"/>
+      <w:lvlText w:val=""/>
+      <w:lvlJc w:val="left"/>
+      <w:pPr>
+        <w:ind w:left="6480" w:hanging="360"/>
+      </w:pPr>
+      <w:rPr>
+        <w:rFonts w:ascii="Wingdings" w:hAnsi="Wingdings" w:hint="default"/>
+      </w:rPr>
+    </w:lvl>
+  </w:abstractNum>
+  <w:abstractNum w:abstractNumId="16" w15:restartNumberingAfterBreak="0">
     <w:nsid w:val="1DC42D73"/>
     <w:multiLevelType w:val="singleLevel"/>
     <w:tmpl w:val="1DC42D73"/>
@@ -8552,7 +12094,7 @@
       <w:lvlJc w:val="left"/>
     </w:lvl>
   </w:abstractNum>
-  <w:abstractNum w:abstractNumId="8" w15:restartNumberingAfterBreak="0">
+  <w:abstractNum w:abstractNumId="17" w15:restartNumberingAfterBreak="0">
     <w:nsid w:val="1E2515E1"/>
     <w:multiLevelType w:val="hybridMultilevel"/>
     <w:tmpl w:val="FCDC0BE8"/>
@@ -8665,7 +12207,120 @@
       </w:rPr>
     </w:lvl>
   </w:abstractNum>
-  <w:abstractNum w:abstractNumId="9" w15:restartNumberingAfterBreak="0">
+  <w:abstractNum w:abstractNumId="18" w15:restartNumberingAfterBreak="0">
+    <w:nsid w:val="26DB4999"/>
+    <w:multiLevelType w:val="hybridMultilevel"/>
+    <w:tmpl w:val="6C16F002"/>
+    <w:lvl w:ilvl="0" w:tplc="E3F6E87A">
+      <w:start w:val="1"/>
+      <w:numFmt w:val="bullet"/>
+      <w:lvlText w:val=""/>
+      <w:lvlJc w:val="left"/>
+      <w:pPr>
+        <w:ind w:left="720" w:hanging="360"/>
+      </w:pPr>
+      <w:rPr>
+        <w:rFonts w:ascii="Symbol" w:hAnsi="Symbol" w:hint="default"/>
+      </w:rPr>
+    </w:lvl>
+    <w:lvl w:ilvl="1" w:tplc="04190003" w:tentative="1">
+      <w:start w:val="1"/>
+      <w:numFmt w:val="bullet"/>
+      <w:lvlText w:val="o"/>
+      <w:lvlJc w:val="left"/>
+      <w:pPr>
+        <w:ind w:left="1440" w:hanging="360"/>
+      </w:pPr>
+      <w:rPr>
+        <w:rFonts w:ascii="Courier New" w:hAnsi="Courier New" w:cs="Courier New" w:hint="default"/>
+      </w:rPr>
+    </w:lvl>
+    <w:lvl w:ilvl="2" w:tplc="04190005" w:tentative="1">
+      <w:start w:val="1"/>
+      <w:numFmt w:val="bullet"/>
+      <w:lvlText w:val=""/>
+      <w:lvlJc w:val="left"/>
+      <w:pPr>
+        <w:ind w:left="2160" w:hanging="360"/>
+      </w:pPr>
+      <w:rPr>
+        <w:rFonts w:ascii="Wingdings" w:hAnsi="Wingdings" w:hint="default"/>
+      </w:rPr>
+    </w:lvl>
+    <w:lvl w:ilvl="3" w:tplc="04190001" w:tentative="1">
+      <w:start w:val="1"/>
+      <w:numFmt w:val="bullet"/>
+      <w:lvlText w:val=""/>
+      <w:lvlJc w:val="left"/>
+      <w:pPr>
+        <w:ind w:left="2880" w:hanging="360"/>
+      </w:pPr>
+      <w:rPr>
+        <w:rFonts w:ascii="Symbol" w:hAnsi="Symbol" w:hint="default"/>
+      </w:rPr>
+    </w:lvl>
+    <w:lvl w:ilvl="4" w:tplc="04190003" w:tentative="1">
+      <w:start w:val="1"/>
+      <w:numFmt w:val="bullet"/>
+      <w:lvlText w:val="o"/>
+      <w:lvlJc w:val="left"/>
+      <w:pPr>
+        <w:ind w:left="3600" w:hanging="360"/>
+      </w:pPr>
+      <w:rPr>
+        <w:rFonts w:ascii="Courier New" w:hAnsi="Courier New" w:cs="Courier New" w:hint="default"/>
+      </w:rPr>
+    </w:lvl>
+    <w:lvl w:ilvl="5" w:tplc="04190005" w:tentative="1">
+      <w:start w:val="1"/>
+      <w:numFmt w:val="bullet"/>
+      <w:lvlText w:val=""/>
+      <w:lvlJc w:val="left"/>
+      <w:pPr>
+        <w:ind w:left="4320" w:hanging="360"/>
+      </w:pPr>
+      <w:rPr>
+        <w:rFonts w:ascii="Wingdings" w:hAnsi="Wingdings" w:hint="default"/>
+      </w:rPr>
+    </w:lvl>
+    <w:lvl w:ilvl="6" w:tplc="04190001" w:tentative="1">
+      <w:start w:val="1"/>
+      <w:numFmt w:val="bullet"/>
+      <w:lvlText w:val=""/>
+      <w:lvlJc w:val="left"/>
+      <w:pPr>
+        <w:ind w:left="5040" w:hanging="360"/>
+      </w:pPr>
+      <w:rPr>
+        <w:rFonts w:ascii="Symbol" w:hAnsi="Symbol" w:hint="default"/>
+      </w:rPr>
+    </w:lvl>
+    <w:lvl w:ilvl="7" w:tplc="04190003" w:tentative="1">
+      <w:start w:val="1"/>
+      <w:numFmt w:val="bullet"/>
+      <w:lvlText w:val="o"/>
+      <w:lvlJc w:val="left"/>
+      <w:pPr>
+        <w:ind w:left="5760" w:hanging="360"/>
+      </w:pPr>
+      <w:rPr>
+        <w:rFonts w:ascii="Courier New" w:hAnsi="Courier New" w:cs="Courier New" w:hint="default"/>
+      </w:rPr>
+    </w:lvl>
+    <w:lvl w:ilvl="8" w:tplc="04190005" w:tentative="1">
+      <w:start w:val="1"/>
+      <w:numFmt w:val="bullet"/>
+      <w:lvlText w:val=""/>
+      <w:lvlJc w:val="left"/>
+      <w:pPr>
+        <w:ind w:left="6480" w:hanging="360"/>
+      </w:pPr>
+      <w:rPr>
+        <w:rFonts w:ascii="Wingdings" w:hAnsi="Wingdings" w:hint="default"/>
+      </w:rPr>
+    </w:lvl>
+  </w:abstractNum>
+  <w:abstractNum w:abstractNumId="19" w15:restartNumberingAfterBreak="0">
     <w:nsid w:val="2A930F3F"/>
     <w:multiLevelType w:val="hybridMultilevel"/>
     <w:tmpl w:val="355C63E2"/>
@@ -8778,7 +12433,7 @@
       </w:rPr>
     </w:lvl>
   </w:abstractNum>
-  <w:abstractNum w:abstractNumId="10" w15:restartNumberingAfterBreak="0">
+  <w:abstractNum w:abstractNumId="20" w15:restartNumberingAfterBreak="0">
     <w:nsid w:val="2B494AD3"/>
     <w:multiLevelType w:val="hybridMultilevel"/>
     <w:tmpl w:val="EA66D2E8"/>
@@ -8891,7 +12546,233 @@
       </w:rPr>
     </w:lvl>
   </w:abstractNum>
-  <w:abstractNum w:abstractNumId="11" w15:restartNumberingAfterBreak="0">
+  <w:abstractNum w:abstractNumId="21" w15:restartNumberingAfterBreak="0">
+    <w:nsid w:val="2D71723D"/>
+    <w:multiLevelType w:val="hybridMultilevel"/>
+    <w:tmpl w:val="D1D6BC38"/>
+    <w:lvl w:ilvl="0" w:tplc="E3F6E87A">
+      <w:start w:val="1"/>
+      <w:numFmt w:val="bullet"/>
+      <w:lvlText w:val=""/>
+      <w:lvlJc w:val="left"/>
+      <w:pPr>
+        <w:ind w:left="720" w:hanging="360"/>
+      </w:pPr>
+      <w:rPr>
+        <w:rFonts w:ascii="Symbol" w:hAnsi="Symbol" w:hint="default"/>
+      </w:rPr>
+    </w:lvl>
+    <w:lvl w:ilvl="1" w:tplc="04190003" w:tentative="1">
+      <w:start w:val="1"/>
+      <w:numFmt w:val="bullet"/>
+      <w:lvlText w:val="o"/>
+      <w:lvlJc w:val="left"/>
+      <w:pPr>
+        <w:ind w:left="1440" w:hanging="360"/>
+      </w:pPr>
+      <w:rPr>
+        <w:rFonts w:ascii="Courier New" w:hAnsi="Courier New" w:cs="Courier New" w:hint="default"/>
+      </w:rPr>
+    </w:lvl>
+    <w:lvl w:ilvl="2" w:tplc="04190005" w:tentative="1">
+      <w:start w:val="1"/>
+      <w:numFmt w:val="bullet"/>
+      <w:lvlText w:val=""/>
+      <w:lvlJc w:val="left"/>
+      <w:pPr>
+        <w:ind w:left="2160" w:hanging="360"/>
+      </w:pPr>
+      <w:rPr>
+        <w:rFonts w:ascii="Wingdings" w:hAnsi="Wingdings" w:hint="default"/>
+      </w:rPr>
+    </w:lvl>
+    <w:lvl w:ilvl="3" w:tplc="04190001" w:tentative="1">
+      <w:start w:val="1"/>
+      <w:numFmt w:val="bullet"/>
+      <w:lvlText w:val=""/>
+      <w:lvlJc w:val="left"/>
+      <w:pPr>
+        <w:ind w:left="2880" w:hanging="360"/>
+      </w:pPr>
+      <w:rPr>
+        <w:rFonts w:ascii="Symbol" w:hAnsi="Symbol" w:hint="default"/>
+      </w:rPr>
+    </w:lvl>
+    <w:lvl w:ilvl="4" w:tplc="04190003" w:tentative="1">
+      <w:start w:val="1"/>
+      <w:numFmt w:val="bullet"/>
+      <w:lvlText w:val="o"/>
+      <w:lvlJc w:val="left"/>
+      <w:pPr>
+        <w:ind w:left="3600" w:hanging="360"/>
+      </w:pPr>
+      <w:rPr>
+        <w:rFonts w:ascii="Courier New" w:hAnsi="Courier New" w:cs="Courier New" w:hint="default"/>
+      </w:rPr>
+    </w:lvl>
+    <w:lvl w:ilvl="5" w:tplc="04190005" w:tentative="1">
+      <w:start w:val="1"/>
+      <w:numFmt w:val="bullet"/>
+      <w:lvlText w:val=""/>
+      <w:lvlJc w:val="left"/>
+      <w:pPr>
+        <w:ind w:left="4320" w:hanging="360"/>
+      </w:pPr>
+      <w:rPr>
+        <w:rFonts w:ascii="Wingdings" w:hAnsi="Wingdings" w:hint="default"/>
+      </w:rPr>
+    </w:lvl>
+    <w:lvl w:ilvl="6" w:tplc="04190001" w:tentative="1">
+      <w:start w:val="1"/>
+      <w:numFmt w:val="bullet"/>
+      <w:lvlText w:val=""/>
+      <w:lvlJc w:val="left"/>
+      <w:pPr>
+        <w:ind w:left="5040" w:hanging="360"/>
+      </w:pPr>
+      <w:rPr>
+        <w:rFonts w:ascii="Symbol" w:hAnsi="Symbol" w:hint="default"/>
+      </w:rPr>
+    </w:lvl>
+    <w:lvl w:ilvl="7" w:tplc="04190003" w:tentative="1">
+      <w:start w:val="1"/>
+      <w:numFmt w:val="bullet"/>
+      <w:lvlText w:val="o"/>
+      <w:lvlJc w:val="left"/>
+      <w:pPr>
+        <w:ind w:left="5760" w:hanging="360"/>
+      </w:pPr>
+      <w:rPr>
+        <w:rFonts w:ascii="Courier New" w:hAnsi="Courier New" w:cs="Courier New" w:hint="default"/>
+      </w:rPr>
+    </w:lvl>
+    <w:lvl w:ilvl="8" w:tplc="04190005" w:tentative="1">
+      <w:start w:val="1"/>
+      <w:numFmt w:val="bullet"/>
+      <w:lvlText w:val=""/>
+      <w:lvlJc w:val="left"/>
+      <w:pPr>
+        <w:ind w:left="6480" w:hanging="360"/>
+      </w:pPr>
+      <w:rPr>
+        <w:rFonts w:ascii="Wingdings" w:hAnsi="Wingdings" w:hint="default"/>
+      </w:rPr>
+    </w:lvl>
+  </w:abstractNum>
+  <w:abstractNum w:abstractNumId="22" w15:restartNumberingAfterBreak="0">
+    <w:nsid w:val="2DF96CFD"/>
+    <w:multiLevelType w:val="hybridMultilevel"/>
+    <w:tmpl w:val="DCF64860"/>
+    <w:lvl w:ilvl="0" w:tplc="E3F6E87A">
+      <w:start w:val="1"/>
+      <w:numFmt w:val="bullet"/>
+      <w:lvlText w:val=""/>
+      <w:lvlJc w:val="left"/>
+      <w:pPr>
+        <w:ind w:left="720" w:hanging="360"/>
+      </w:pPr>
+      <w:rPr>
+        <w:rFonts w:ascii="Symbol" w:hAnsi="Symbol" w:hint="default"/>
+      </w:rPr>
+    </w:lvl>
+    <w:lvl w:ilvl="1" w:tplc="04190003" w:tentative="1">
+      <w:start w:val="1"/>
+      <w:numFmt w:val="bullet"/>
+      <w:lvlText w:val="o"/>
+      <w:lvlJc w:val="left"/>
+      <w:pPr>
+        <w:ind w:left="1440" w:hanging="360"/>
+      </w:pPr>
+      <w:rPr>
+        <w:rFonts w:ascii="Courier New" w:hAnsi="Courier New" w:cs="Courier New" w:hint="default"/>
+      </w:rPr>
+    </w:lvl>
+    <w:lvl w:ilvl="2" w:tplc="04190005" w:tentative="1">
+      <w:start w:val="1"/>
+      <w:numFmt w:val="bullet"/>
+      <w:lvlText w:val=""/>
+      <w:lvlJc w:val="left"/>
+      <w:pPr>
+        <w:ind w:left="2160" w:hanging="360"/>
+      </w:pPr>
+      <w:rPr>
+        <w:rFonts w:ascii="Wingdings" w:hAnsi="Wingdings" w:hint="default"/>
+      </w:rPr>
+    </w:lvl>
+    <w:lvl w:ilvl="3" w:tplc="04190001" w:tentative="1">
+      <w:start w:val="1"/>
+      <w:numFmt w:val="bullet"/>
+      <w:lvlText w:val=""/>
+      <w:lvlJc w:val="left"/>
+      <w:pPr>
+        <w:ind w:left="2880" w:hanging="360"/>
+      </w:pPr>
+      <w:rPr>
+        <w:rFonts w:ascii="Symbol" w:hAnsi="Symbol" w:hint="default"/>
+      </w:rPr>
+    </w:lvl>
+    <w:lvl w:ilvl="4" w:tplc="04190003" w:tentative="1">
+      <w:start w:val="1"/>
+      <w:numFmt w:val="bullet"/>
+      <w:lvlText w:val="o"/>
+      <w:lvlJc w:val="left"/>
+      <w:pPr>
+        <w:ind w:left="3600" w:hanging="360"/>
+      </w:pPr>
+      <w:rPr>
+        <w:rFonts w:ascii="Courier New" w:hAnsi="Courier New" w:cs="Courier New" w:hint="default"/>
+      </w:rPr>
+    </w:lvl>
+    <w:lvl w:ilvl="5" w:tplc="04190005" w:tentative="1">
+      <w:start w:val="1"/>
+      <w:numFmt w:val="bullet"/>
+      <w:lvlText w:val=""/>
+      <w:lvlJc w:val="left"/>
+      <w:pPr>
+        <w:ind w:left="4320" w:hanging="360"/>
+      </w:pPr>
+      <w:rPr>
+        <w:rFonts w:ascii="Wingdings" w:hAnsi="Wingdings" w:hint="default"/>
+      </w:rPr>
+    </w:lvl>
+    <w:lvl w:ilvl="6" w:tplc="04190001" w:tentative="1">
+      <w:start w:val="1"/>
+      <w:numFmt w:val="bullet"/>
+      <w:lvlText w:val=""/>
+      <w:lvlJc w:val="left"/>
+      <w:pPr>
+        <w:ind w:left="5040" w:hanging="360"/>
+      </w:pPr>
+      <w:rPr>
+        <w:rFonts w:ascii="Symbol" w:hAnsi="Symbol" w:hint="default"/>
+      </w:rPr>
+    </w:lvl>
+    <w:lvl w:ilvl="7" w:tplc="04190003" w:tentative="1">
+      <w:start w:val="1"/>
+      <w:numFmt w:val="bullet"/>
+      <w:lvlText w:val="o"/>
+      <w:lvlJc w:val="left"/>
+      <w:pPr>
+        <w:ind w:left="5760" w:hanging="360"/>
+      </w:pPr>
+      <w:rPr>
+        <w:rFonts w:ascii="Courier New" w:hAnsi="Courier New" w:cs="Courier New" w:hint="default"/>
+      </w:rPr>
+    </w:lvl>
+    <w:lvl w:ilvl="8" w:tplc="04190005" w:tentative="1">
+      <w:start w:val="1"/>
+      <w:numFmt w:val="bullet"/>
+      <w:lvlText w:val=""/>
+      <w:lvlJc w:val="left"/>
+      <w:pPr>
+        <w:ind w:left="6480" w:hanging="360"/>
+      </w:pPr>
+      <w:rPr>
+        <w:rFonts w:ascii="Wingdings" w:hAnsi="Wingdings" w:hint="default"/>
+      </w:rPr>
+    </w:lvl>
+  </w:abstractNum>
+  <w:abstractNum w:abstractNumId="23" w15:restartNumberingAfterBreak="0">
     <w:nsid w:val="2EDC61EE"/>
     <w:multiLevelType w:val="hybridMultilevel"/>
     <w:tmpl w:val="50B827A6"/>
@@ -9004,7 +12885,233 @@
       </w:rPr>
     </w:lvl>
   </w:abstractNum>
-  <w:abstractNum w:abstractNumId="12" w15:restartNumberingAfterBreak="0">
+  <w:abstractNum w:abstractNumId="24" w15:restartNumberingAfterBreak="0">
+    <w:nsid w:val="2F354CC2"/>
+    <w:multiLevelType w:val="hybridMultilevel"/>
+    <w:tmpl w:val="E600329A"/>
+    <w:lvl w:ilvl="0" w:tplc="E3F6E87A">
+      <w:start w:val="1"/>
+      <w:numFmt w:val="bullet"/>
+      <w:lvlText w:val=""/>
+      <w:lvlJc w:val="left"/>
+      <w:pPr>
+        <w:ind w:left="720" w:hanging="360"/>
+      </w:pPr>
+      <w:rPr>
+        <w:rFonts w:ascii="Symbol" w:hAnsi="Symbol" w:hint="default"/>
+      </w:rPr>
+    </w:lvl>
+    <w:lvl w:ilvl="1" w:tplc="04190003" w:tentative="1">
+      <w:start w:val="1"/>
+      <w:numFmt w:val="bullet"/>
+      <w:lvlText w:val="o"/>
+      <w:lvlJc w:val="left"/>
+      <w:pPr>
+        <w:ind w:left="1440" w:hanging="360"/>
+      </w:pPr>
+      <w:rPr>
+        <w:rFonts w:ascii="Courier New" w:hAnsi="Courier New" w:cs="Courier New" w:hint="default"/>
+      </w:rPr>
+    </w:lvl>
+    <w:lvl w:ilvl="2" w:tplc="04190005" w:tentative="1">
+      <w:start w:val="1"/>
+      <w:numFmt w:val="bullet"/>
+      <w:lvlText w:val=""/>
+      <w:lvlJc w:val="left"/>
+      <w:pPr>
+        <w:ind w:left="2160" w:hanging="360"/>
+      </w:pPr>
+      <w:rPr>
+        <w:rFonts w:ascii="Wingdings" w:hAnsi="Wingdings" w:hint="default"/>
+      </w:rPr>
+    </w:lvl>
+    <w:lvl w:ilvl="3" w:tplc="04190001" w:tentative="1">
+      <w:start w:val="1"/>
+      <w:numFmt w:val="bullet"/>
+      <w:lvlText w:val=""/>
+      <w:lvlJc w:val="left"/>
+      <w:pPr>
+        <w:ind w:left="2880" w:hanging="360"/>
+      </w:pPr>
+      <w:rPr>
+        <w:rFonts w:ascii="Symbol" w:hAnsi="Symbol" w:hint="default"/>
+      </w:rPr>
+    </w:lvl>
+    <w:lvl w:ilvl="4" w:tplc="04190003" w:tentative="1">
+      <w:start w:val="1"/>
+      <w:numFmt w:val="bullet"/>
+      <w:lvlText w:val="o"/>
+      <w:lvlJc w:val="left"/>
+      <w:pPr>
+        <w:ind w:left="3600" w:hanging="360"/>
+      </w:pPr>
+      <w:rPr>
+        <w:rFonts w:ascii="Courier New" w:hAnsi="Courier New" w:cs="Courier New" w:hint="default"/>
+      </w:rPr>
+    </w:lvl>
+    <w:lvl w:ilvl="5" w:tplc="04190005" w:tentative="1">
+      <w:start w:val="1"/>
+      <w:numFmt w:val="bullet"/>
+      <w:lvlText w:val=""/>
+      <w:lvlJc w:val="left"/>
+      <w:pPr>
+        <w:ind w:left="4320" w:hanging="360"/>
+      </w:pPr>
+      <w:rPr>
+        <w:rFonts w:ascii="Wingdings" w:hAnsi="Wingdings" w:hint="default"/>
+      </w:rPr>
+    </w:lvl>
+    <w:lvl w:ilvl="6" w:tplc="04190001" w:tentative="1">
+      <w:start w:val="1"/>
+      <w:numFmt w:val="bullet"/>
+      <w:lvlText w:val=""/>
+      <w:lvlJc w:val="left"/>
+      <w:pPr>
+        <w:ind w:left="5040" w:hanging="360"/>
+      </w:pPr>
+      <w:rPr>
+        <w:rFonts w:ascii="Symbol" w:hAnsi="Symbol" w:hint="default"/>
+      </w:rPr>
+    </w:lvl>
+    <w:lvl w:ilvl="7" w:tplc="04190003" w:tentative="1">
+      <w:start w:val="1"/>
+      <w:numFmt w:val="bullet"/>
+      <w:lvlText w:val="o"/>
+      <w:lvlJc w:val="left"/>
+      <w:pPr>
+        <w:ind w:left="5760" w:hanging="360"/>
+      </w:pPr>
+      <w:rPr>
+        <w:rFonts w:ascii="Courier New" w:hAnsi="Courier New" w:cs="Courier New" w:hint="default"/>
+      </w:rPr>
+    </w:lvl>
+    <w:lvl w:ilvl="8" w:tplc="04190005" w:tentative="1">
+      <w:start w:val="1"/>
+      <w:numFmt w:val="bullet"/>
+      <w:lvlText w:val=""/>
+      <w:lvlJc w:val="left"/>
+      <w:pPr>
+        <w:ind w:left="6480" w:hanging="360"/>
+      </w:pPr>
+      <w:rPr>
+        <w:rFonts w:ascii="Wingdings" w:hAnsi="Wingdings" w:hint="default"/>
+      </w:rPr>
+    </w:lvl>
+  </w:abstractNum>
+  <w:abstractNum w:abstractNumId="25" w15:restartNumberingAfterBreak="0">
+    <w:nsid w:val="2FFF1211"/>
+    <w:multiLevelType w:val="hybridMultilevel"/>
+    <w:tmpl w:val="77B86D2E"/>
+    <w:lvl w:ilvl="0" w:tplc="E3F6E87A">
+      <w:start w:val="1"/>
+      <w:numFmt w:val="bullet"/>
+      <w:lvlText w:val=""/>
+      <w:lvlJc w:val="left"/>
+      <w:pPr>
+        <w:ind w:left="720" w:hanging="360"/>
+      </w:pPr>
+      <w:rPr>
+        <w:rFonts w:ascii="Symbol" w:hAnsi="Symbol" w:hint="default"/>
+      </w:rPr>
+    </w:lvl>
+    <w:lvl w:ilvl="1" w:tplc="04190003" w:tentative="1">
+      <w:start w:val="1"/>
+      <w:numFmt w:val="bullet"/>
+      <w:lvlText w:val="o"/>
+      <w:lvlJc w:val="left"/>
+      <w:pPr>
+        <w:ind w:left="1440" w:hanging="360"/>
+      </w:pPr>
+      <w:rPr>
+        <w:rFonts w:ascii="Courier New" w:hAnsi="Courier New" w:cs="Courier New" w:hint="default"/>
+      </w:rPr>
+    </w:lvl>
+    <w:lvl w:ilvl="2" w:tplc="04190005" w:tentative="1">
+      <w:start w:val="1"/>
+      <w:numFmt w:val="bullet"/>
+      <w:lvlText w:val=""/>
+      <w:lvlJc w:val="left"/>
+      <w:pPr>
+        <w:ind w:left="2160" w:hanging="360"/>
+      </w:pPr>
+      <w:rPr>
+        <w:rFonts w:ascii="Wingdings" w:hAnsi="Wingdings" w:hint="default"/>
+      </w:rPr>
+    </w:lvl>
+    <w:lvl w:ilvl="3" w:tplc="04190001" w:tentative="1">
+      <w:start w:val="1"/>
+      <w:numFmt w:val="bullet"/>
+      <w:lvlText w:val=""/>
+      <w:lvlJc w:val="left"/>
+      <w:pPr>
+        <w:ind w:left="2880" w:hanging="360"/>
+      </w:pPr>
+      <w:rPr>
+        <w:rFonts w:ascii="Symbol" w:hAnsi="Symbol" w:hint="default"/>
+      </w:rPr>
+    </w:lvl>
+    <w:lvl w:ilvl="4" w:tplc="04190003" w:tentative="1">
+      <w:start w:val="1"/>
+      <w:numFmt w:val="bullet"/>
+      <w:lvlText w:val="o"/>
+      <w:lvlJc w:val="left"/>
+      <w:pPr>
+        <w:ind w:left="3600" w:hanging="360"/>
+      </w:pPr>
+      <w:rPr>
+        <w:rFonts w:ascii="Courier New" w:hAnsi="Courier New" w:cs="Courier New" w:hint="default"/>
+      </w:rPr>
+    </w:lvl>
+    <w:lvl w:ilvl="5" w:tplc="04190005" w:tentative="1">
+      <w:start w:val="1"/>
+      <w:numFmt w:val="bullet"/>
+      <w:lvlText w:val=""/>
+      <w:lvlJc w:val="left"/>
+      <w:pPr>
+        <w:ind w:left="4320" w:hanging="360"/>
+      </w:pPr>
+      <w:rPr>
+        <w:rFonts w:ascii="Wingdings" w:hAnsi="Wingdings" w:hint="default"/>
+      </w:rPr>
+    </w:lvl>
+    <w:lvl w:ilvl="6" w:tplc="04190001" w:tentative="1">
+      <w:start w:val="1"/>
+      <w:numFmt w:val="bullet"/>
+      <w:lvlText w:val=""/>
+      <w:lvlJc w:val="left"/>
+      <w:pPr>
+        <w:ind w:left="5040" w:hanging="360"/>
+      </w:pPr>
+      <w:rPr>
+        <w:rFonts w:ascii="Symbol" w:hAnsi="Symbol" w:hint="default"/>
+      </w:rPr>
+    </w:lvl>
+    <w:lvl w:ilvl="7" w:tplc="04190003" w:tentative="1">
+      <w:start w:val="1"/>
+      <w:numFmt w:val="bullet"/>
+      <w:lvlText w:val="o"/>
+      <w:lvlJc w:val="left"/>
+      <w:pPr>
+        <w:ind w:left="5760" w:hanging="360"/>
+      </w:pPr>
+      <w:rPr>
+        <w:rFonts w:ascii="Courier New" w:hAnsi="Courier New" w:cs="Courier New" w:hint="default"/>
+      </w:rPr>
+    </w:lvl>
+    <w:lvl w:ilvl="8" w:tplc="04190005" w:tentative="1">
+      <w:start w:val="1"/>
+      <w:numFmt w:val="bullet"/>
+      <w:lvlText w:val=""/>
+      <w:lvlJc w:val="left"/>
+      <w:pPr>
+        <w:ind w:left="6480" w:hanging="360"/>
+      </w:pPr>
+      <w:rPr>
+        <w:rFonts w:ascii="Wingdings" w:hAnsi="Wingdings" w:hint="default"/>
+      </w:rPr>
+    </w:lvl>
+  </w:abstractNum>
+  <w:abstractNum w:abstractNumId="26" w15:restartNumberingAfterBreak="0">
     <w:nsid w:val="310E7BED"/>
     <w:multiLevelType w:val="singleLevel"/>
     <w:tmpl w:val="310E7BED"/>
@@ -9016,7 +13123,524 @@
       <w:lvlJc w:val="left"/>
     </w:lvl>
   </w:abstractNum>
-  <w:abstractNum w:abstractNumId="13" w15:restartNumberingAfterBreak="0">
+  <w:abstractNum w:abstractNumId="27" w15:restartNumberingAfterBreak="0">
+    <w:nsid w:val="33562BAE"/>
+    <w:multiLevelType w:val="hybridMultilevel"/>
+    <w:tmpl w:val="E6AAB44E"/>
+    <w:lvl w:ilvl="0" w:tplc="E3F6E87A">
+      <w:start w:val="1"/>
+      <w:numFmt w:val="bullet"/>
+      <w:lvlText w:val=""/>
+      <w:lvlJc w:val="left"/>
+      <w:pPr>
+        <w:ind w:left="720" w:hanging="360"/>
+      </w:pPr>
+      <w:rPr>
+        <w:rFonts w:ascii="Symbol" w:hAnsi="Symbol" w:hint="default"/>
+      </w:rPr>
+    </w:lvl>
+    <w:lvl w:ilvl="1" w:tplc="04190003" w:tentative="1">
+      <w:start w:val="1"/>
+      <w:numFmt w:val="bullet"/>
+      <w:lvlText w:val="o"/>
+      <w:lvlJc w:val="left"/>
+      <w:pPr>
+        <w:ind w:left="1440" w:hanging="360"/>
+      </w:pPr>
+      <w:rPr>
+        <w:rFonts w:ascii="Courier New" w:hAnsi="Courier New" w:cs="Courier New" w:hint="default"/>
+      </w:rPr>
+    </w:lvl>
+    <w:lvl w:ilvl="2" w:tplc="04190005" w:tentative="1">
+      <w:start w:val="1"/>
+      <w:numFmt w:val="bullet"/>
+      <w:lvlText w:val=""/>
+      <w:lvlJc w:val="left"/>
+      <w:pPr>
+        <w:ind w:left="2160" w:hanging="360"/>
+      </w:pPr>
+      <w:rPr>
+        <w:rFonts w:ascii="Wingdings" w:hAnsi="Wingdings" w:hint="default"/>
+      </w:rPr>
+    </w:lvl>
+    <w:lvl w:ilvl="3" w:tplc="04190001" w:tentative="1">
+      <w:start w:val="1"/>
+      <w:numFmt w:val="bullet"/>
+      <w:lvlText w:val=""/>
+      <w:lvlJc w:val="left"/>
+      <w:pPr>
+        <w:ind w:left="2880" w:hanging="360"/>
+      </w:pPr>
+      <w:rPr>
+        <w:rFonts w:ascii="Symbol" w:hAnsi="Symbol" w:hint="default"/>
+      </w:rPr>
+    </w:lvl>
+    <w:lvl w:ilvl="4" w:tplc="04190003" w:tentative="1">
+      <w:start w:val="1"/>
+      <w:numFmt w:val="bullet"/>
+      <w:lvlText w:val="o"/>
+      <w:lvlJc w:val="left"/>
+      <w:pPr>
+        <w:ind w:left="3600" w:hanging="360"/>
+      </w:pPr>
+      <w:rPr>
+        <w:rFonts w:ascii="Courier New" w:hAnsi="Courier New" w:cs="Courier New" w:hint="default"/>
+      </w:rPr>
+    </w:lvl>
+    <w:lvl w:ilvl="5" w:tplc="04190005" w:tentative="1">
+      <w:start w:val="1"/>
+      <w:numFmt w:val="bullet"/>
+      <w:lvlText w:val=""/>
+      <w:lvlJc w:val="left"/>
+      <w:pPr>
+        <w:ind w:left="4320" w:hanging="360"/>
+      </w:pPr>
+      <w:rPr>
+        <w:rFonts w:ascii="Wingdings" w:hAnsi="Wingdings" w:hint="default"/>
+      </w:rPr>
+    </w:lvl>
+    <w:lvl w:ilvl="6" w:tplc="04190001" w:tentative="1">
+      <w:start w:val="1"/>
+      <w:numFmt w:val="bullet"/>
+      <w:lvlText w:val=""/>
+      <w:lvlJc w:val="left"/>
+      <w:pPr>
+        <w:ind w:left="5040" w:hanging="360"/>
+      </w:pPr>
+      <w:rPr>
+        <w:rFonts w:ascii="Symbol" w:hAnsi="Symbol" w:hint="default"/>
+      </w:rPr>
+    </w:lvl>
+    <w:lvl w:ilvl="7" w:tplc="04190003" w:tentative="1">
+      <w:start w:val="1"/>
+      <w:numFmt w:val="bullet"/>
+      <w:lvlText w:val="o"/>
+      <w:lvlJc w:val="left"/>
+      <w:pPr>
+        <w:ind w:left="5760" w:hanging="360"/>
+      </w:pPr>
+      <w:rPr>
+        <w:rFonts w:ascii="Courier New" w:hAnsi="Courier New" w:cs="Courier New" w:hint="default"/>
+      </w:rPr>
+    </w:lvl>
+    <w:lvl w:ilvl="8" w:tplc="04190005" w:tentative="1">
+      <w:start w:val="1"/>
+      <w:numFmt w:val="bullet"/>
+      <w:lvlText w:val=""/>
+      <w:lvlJc w:val="left"/>
+      <w:pPr>
+        <w:ind w:left="6480" w:hanging="360"/>
+      </w:pPr>
+      <w:rPr>
+        <w:rFonts w:ascii="Wingdings" w:hAnsi="Wingdings" w:hint="default"/>
+      </w:rPr>
+    </w:lvl>
+  </w:abstractNum>
+  <w:abstractNum w:abstractNumId="28" w15:restartNumberingAfterBreak="0">
+    <w:nsid w:val="33864788"/>
+    <w:multiLevelType w:val="hybridMultilevel"/>
+    <w:tmpl w:val="009A6106"/>
+    <w:lvl w:ilvl="0" w:tplc="A75AA45C">
+      <w:start w:val="1"/>
+      <w:numFmt w:val="bullet"/>
+      <w:lvlText w:val=""/>
+      <w:lvlJc w:val="left"/>
+      <w:pPr>
+        <w:tabs>
+          <w:tab w:val="num" w:pos="708"/>
+        </w:tabs>
+        <w:ind w:left="708" w:firstLine="0"/>
+      </w:pPr>
+      <w:rPr>
+        <w:rFonts w:ascii="Symbol" w:hAnsi="Symbol" w:hint="default"/>
+        <w:sz w:val="16"/>
+        <w:szCs w:val="16"/>
+      </w:rPr>
+    </w:lvl>
+    <w:lvl w:ilvl="1" w:tplc="04190003" w:tentative="1">
+      <w:start w:val="1"/>
+      <w:numFmt w:val="bullet"/>
+      <w:lvlText w:val="o"/>
+      <w:lvlJc w:val="left"/>
+      <w:pPr>
+        <w:tabs>
+          <w:tab w:val="num" w:pos="1440"/>
+        </w:tabs>
+        <w:ind w:left="1440" w:hanging="360"/>
+      </w:pPr>
+      <w:rPr>
+        <w:rFonts w:ascii="Courier New" w:hAnsi="Courier New" w:cs="Courier New" w:hint="default"/>
+      </w:rPr>
+    </w:lvl>
+    <w:lvl w:ilvl="2" w:tplc="04190005" w:tentative="1">
+      <w:start w:val="1"/>
+      <w:numFmt w:val="bullet"/>
+      <w:lvlText w:val=""/>
+      <w:lvlJc w:val="left"/>
+      <w:pPr>
+        <w:tabs>
+          <w:tab w:val="num" w:pos="2160"/>
+        </w:tabs>
+        <w:ind w:left="2160" w:hanging="360"/>
+      </w:pPr>
+      <w:rPr>
+        <w:rFonts w:ascii="Wingdings" w:hAnsi="Wingdings" w:hint="default"/>
+      </w:rPr>
+    </w:lvl>
+    <w:lvl w:ilvl="3" w:tplc="04190001" w:tentative="1">
+      <w:start w:val="1"/>
+      <w:numFmt w:val="bullet"/>
+      <w:lvlText w:val=""/>
+      <w:lvlJc w:val="left"/>
+      <w:pPr>
+        <w:tabs>
+          <w:tab w:val="num" w:pos="2880"/>
+        </w:tabs>
+        <w:ind w:left="2880" w:hanging="360"/>
+      </w:pPr>
+      <w:rPr>
+        <w:rFonts w:ascii="Symbol" w:hAnsi="Symbol" w:hint="default"/>
+      </w:rPr>
+    </w:lvl>
+    <w:lvl w:ilvl="4" w:tplc="04190003" w:tentative="1">
+      <w:start w:val="1"/>
+      <w:numFmt w:val="bullet"/>
+      <w:lvlText w:val="o"/>
+      <w:lvlJc w:val="left"/>
+      <w:pPr>
+        <w:tabs>
+          <w:tab w:val="num" w:pos="3600"/>
+        </w:tabs>
+        <w:ind w:left="3600" w:hanging="360"/>
+      </w:pPr>
+      <w:rPr>
+        <w:rFonts w:ascii="Courier New" w:hAnsi="Courier New" w:cs="Courier New" w:hint="default"/>
+      </w:rPr>
+    </w:lvl>
+    <w:lvl w:ilvl="5" w:tplc="04190005" w:tentative="1">
+      <w:start w:val="1"/>
+      <w:numFmt w:val="bullet"/>
+      <w:lvlText w:val=""/>
+      <w:lvlJc w:val="left"/>
+      <w:pPr>
+        <w:tabs>
+          <w:tab w:val="num" w:pos="4320"/>
+        </w:tabs>
+        <w:ind w:left="4320" w:hanging="360"/>
+      </w:pPr>
+      <w:rPr>
+        <w:rFonts w:ascii="Wingdings" w:hAnsi="Wingdings" w:hint="default"/>
+      </w:rPr>
+    </w:lvl>
+    <w:lvl w:ilvl="6" w:tplc="04190001" w:tentative="1">
+      <w:start w:val="1"/>
+      <w:numFmt w:val="bullet"/>
+      <w:lvlText w:val=""/>
+      <w:lvlJc w:val="left"/>
+      <w:pPr>
+        <w:tabs>
+          <w:tab w:val="num" w:pos="5040"/>
+        </w:tabs>
+        <w:ind w:left="5040" w:hanging="360"/>
+      </w:pPr>
+      <w:rPr>
+        <w:rFonts w:ascii="Symbol" w:hAnsi="Symbol" w:hint="default"/>
+      </w:rPr>
+    </w:lvl>
+    <w:lvl w:ilvl="7" w:tplc="04190003" w:tentative="1">
+      <w:start w:val="1"/>
+      <w:numFmt w:val="bullet"/>
+      <w:lvlText w:val="o"/>
+      <w:lvlJc w:val="left"/>
+      <w:pPr>
+        <w:tabs>
+          <w:tab w:val="num" w:pos="5760"/>
+        </w:tabs>
+        <w:ind w:left="5760" w:hanging="360"/>
+      </w:pPr>
+      <w:rPr>
+        <w:rFonts w:ascii="Courier New" w:hAnsi="Courier New" w:cs="Courier New" w:hint="default"/>
+      </w:rPr>
+    </w:lvl>
+    <w:lvl w:ilvl="8" w:tplc="04190005" w:tentative="1">
+      <w:start w:val="1"/>
+      <w:numFmt w:val="bullet"/>
+      <w:lvlText w:val=""/>
+      <w:lvlJc w:val="left"/>
+      <w:pPr>
+        <w:tabs>
+          <w:tab w:val="num" w:pos="6480"/>
+        </w:tabs>
+        <w:ind w:left="6480" w:hanging="360"/>
+      </w:pPr>
+      <w:rPr>
+        <w:rFonts w:ascii="Wingdings" w:hAnsi="Wingdings" w:hint="default"/>
+      </w:rPr>
+    </w:lvl>
+  </w:abstractNum>
+  <w:abstractNum w:abstractNumId="29" w15:restartNumberingAfterBreak="0">
+    <w:nsid w:val="38277CDD"/>
+    <w:multiLevelType w:val="hybridMultilevel"/>
+    <w:tmpl w:val="0A4A0758"/>
+    <w:lvl w:ilvl="0" w:tplc="E3F6E87A">
+      <w:start w:val="1"/>
+      <w:numFmt w:val="bullet"/>
+      <w:lvlText w:val=""/>
+      <w:lvlJc w:val="left"/>
+      <w:pPr>
+        <w:ind w:left="720" w:hanging="360"/>
+      </w:pPr>
+      <w:rPr>
+        <w:rFonts w:ascii="Symbol" w:hAnsi="Symbol" w:hint="default"/>
+      </w:rPr>
+    </w:lvl>
+    <w:lvl w:ilvl="1" w:tplc="04190003" w:tentative="1">
+      <w:start w:val="1"/>
+      <w:numFmt w:val="bullet"/>
+      <w:lvlText w:val="o"/>
+      <w:lvlJc w:val="left"/>
+      <w:pPr>
+        <w:ind w:left="1440" w:hanging="360"/>
+      </w:pPr>
+      <w:rPr>
+        <w:rFonts w:ascii="Courier New" w:hAnsi="Courier New" w:cs="Courier New" w:hint="default"/>
+      </w:rPr>
+    </w:lvl>
+    <w:lvl w:ilvl="2" w:tplc="04190005" w:tentative="1">
+      <w:start w:val="1"/>
+      <w:numFmt w:val="bullet"/>
+      <w:lvlText w:val=""/>
+      <w:lvlJc w:val="left"/>
+      <w:pPr>
+        <w:ind w:left="2160" w:hanging="360"/>
+      </w:pPr>
+      <w:rPr>
+        <w:rFonts w:ascii="Wingdings" w:hAnsi="Wingdings" w:hint="default"/>
+      </w:rPr>
+    </w:lvl>
+    <w:lvl w:ilvl="3" w:tplc="04190001" w:tentative="1">
+      <w:start w:val="1"/>
+      <w:numFmt w:val="bullet"/>
+      <w:lvlText w:val=""/>
+      <w:lvlJc w:val="left"/>
+      <w:pPr>
+        <w:ind w:left="2880" w:hanging="360"/>
+      </w:pPr>
+      <w:rPr>
+        <w:rFonts w:ascii="Symbol" w:hAnsi="Symbol" w:hint="default"/>
+      </w:rPr>
+    </w:lvl>
+    <w:lvl w:ilvl="4" w:tplc="04190003" w:tentative="1">
+      <w:start w:val="1"/>
+      <w:numFmt w:val="bullet"/>
+      <w:lvlText w:val="o"/>
+      <w:lvlJc w:val="left"/>
+      <w:pPr>
+        <w:ind w:left="3600" w:hanging="360"/>
+      </w:pPr>
+      <w:rPr>
+        <w:rFonts w:ascii="Courier New" w:hAnsi="Courier New" w:cs="Courier New" w:hint="default"/>
+      </w:rPr>
+    </w:lvl>
+    <w:lvl w:ilvl="5" w:tplc="04190005" w:tentative="1">
+      <w:start w:val="1"/>
+      <w:numFmt w:val="bullet"/>
+      <w:lvlText w:val=""/>
+      <w:lvlJc w:val="left"/>
+      <w:pPr>
+        <w:ind w:left="4320" w:hanging="360"/>
+      </w:pPr>
+      <w:rPr>
+        <w:rFonts w:ascii="Wingdings" w:hAnsi="Wingdings" w:hint="default"/>
+      </w:rPr>
+    </w:lvl>
+    <w:lvl w:ilvl="6" w:tplc="04190001" w:tentative="1">
+      <w:start w:val="1"/>
+      <w:numFmt w:val="bullet"/>
+      <w:lvlText w:val=""/>
+      <w:lvlJc w:val="left"/>
+      <w:pPr>
+        <w:ind w:left="5040" w:hanging="360"/>
+      </w:pPr>
+      <w:rPr>
+        <w:rFonts w:ascii="Symbol" w:hAnsi="Symbol" w:hint="default"/>
+      </w:rPr>
+    </w:lvl>
+    <w:lvl w:ilvl="7" w:tplc="04190003" w:tentative="1">
+      <w:start w:val="1"/>
+      <w:numFmt w:val="bullet"/>
+      <w:lvlText w:val="o"/>
+      <w:lvlJc w:val="left"/>
+      <w:pPr>
+        <w:ind w:left="5760" w:hanging="360"/>
+      </w:pPr>
+      <w:rPr>
+        <w:rFonts w:ascii="Courier New" w:hAnsi="Courier New" w:cs="Courier New" w:hint="default"/>
+      </w:rPr>
+    </w:lvl>
+    <w:lvl w:ilvl="8" w:tplc="04190005" w:tentative="1">
+      <w:start w:val="1"/>
+      <w:numFmt w:val="bullet"/>
+      <w:lvlText w:val=""/>
+      <w:lvlJc w:val="left"/>
+      <w:pPr>
+        <w:ind w:left="6480" w:hanging="360"/>
+      </w:pPr>
+      <w:rPr>
+        <w:rFonts w:ascii="Wingdings" w:hAnsi="Wingdings" w:hint="default"/>
+      </w:rPr>
+    </w:lvl>
+  </w:abstractNum>
+  <w:abstractNum w:abstractNumId="30" w15:restartNumberingAfterBreak="0">
+    <w:nsid w:val="3EBF66FD"/>
+    <w:multiLevelType w:val="multilevel"/>
+    <w:tmpl w:val="90605BB0"/>
+    <w:lvl w:ilvl="0">
+      <w:start w:val="1"/>
+      <w:numFmt w:val="bullet"/>
+      <w:lvlText w:val=""/>
+      <w:lvlJc w:val="left"/>
+      <w:pPr>
+        <w:tabs>
+          <w:tab w:val="num" w:pos="720"/>
+        </w:tabs>
+        <w:ind w:left="720" w:hanging="360"/>
+      </w:pPr>
+      <w:rPr>
+        <w:rFonts w:ascii="Symbol" w:hAnsi="Symbol" w:hint="default"/>
+        <w:sz w:val="20"/>
+      </w:rPr>
+    </w:lvl>
+    <w:lvl w:ilvl="1" w:tentative="1">
+      <w:start w:val="1"/>
+      <w:numFmt w:val="bullet"/>
+      <w:lvlText w:val="o"/>
+      <w:lvlJc w:val="left"/>
+      <w:pPr>
+        <w:tabs>
+          <w:tab w:val="num" w:pos="1440"/>
+        </w:tabs>
+        <w:ind w:left="1440" w:hanging="360"/>
+      </w:pPr>
+      <w:rPr>
+        <w:rFonts w:ascii="Courier New" w:hAnsi="Courier New" w:hint="default"/>
+        <w:sz w:val="20"/>
+      </w:rPr>
+    </w:lvl>
+    <w:lvl w:ilvl="2" w:tentative="1">
+      <w:start w:val="1"/>
+      <w:numFmt w:val="bullet"/>
+      <w:lvlText w:val=""/>
+      <w:lvlJc w:val="left"/>
+      <w:pPr>
+        <w:tabs>
+          <w:tab w:val="num" w:pos="2160"/>
+        </w:tabs>
+        <w:ind w:left="2160" w:hanging="360"/>
+      </w:pPr>
+      <w:rPr>
+        <w:rFonts w:ascii="Wingdings" w:hAnsi="Wingdings" w:hint="default"/>
+        <w:sz w:val="20"/>
+      </w:rPr>
+    </w:lvl>
+    <w:lvl w:ilvl="3" w:tentative="1">
+      <w:start w:val="1"/>
+      <w:numFmt w:val="bullet"/>
+      <w:lvlText w:val=""/>
+      <w:lvlJc w:val="left"/>
+      <w:pPr>
+        <w:tabs>
+          <w:tab w:val="num" w:pos="2880"/>
+        </w:tabs>
+        <w:ind w:left="2880" w:hanging="360"/>
+      </w:pPr>
+      <w:rPr>
+        <w:rFonts w:ascii="Wingdings" w:hAnsi="Wingdings" w:hint="default"/>
+        <w:sz w:val="20"/>
+      </w:rPr>
+    </w:lvl>
+    <w:lvl w:ilvl="4" w:tentative="1">
+      <w:start w:val="1"/>
+      <w:numFmt w:val="bullet"/>
+      <w:lvlText w:val=""/>
+      <w:lvlJc w:val="left"/>
+      <w:pPr>
+        <w:tabs>
+          <w:tab w:val="num" w:pos="3600"/>
+        </w:tabs>
+        <w:ind w:left="3600" w:hanging="360"/>
+      </w:pPr>
+      <w:rPr>
+        <w:rFonts w:ascii="Wingdings" w:hAnsi="Wingdings" w:hint="default"/>
+        <w:sz w:val="20"/>
+      </w:rPr>
+    </w:lvl>
+    <w:lvl w:ilvl="5" w:tentative="1">
+      <w:start w:val="1"/>
+      <w:numFmt w:val="bullet"/>
+      <w:lvlText w:val=""/>
+      <w:lvlJc w:val="left"/>
+      <w:pPr>
+        <w:tabs>
+          <w:tab w:val="num" w:pos="4320"/>
+        </w:tabs>
+        <w:ind w:left="4320" w:hanging="360"/>
+      </w:pPr>
+      <w:rPr>
+        <w:rFonts w:ascii="Wingdings" w:hAnsi="Wingdings" w:hint="default"/>
+        <w:sz w:val="20"/>
+      </w:rPr>
+    </w:lvl>
+    <w:lvl w:ilvl="6" w:tentative="1">
+      <w:start w:val="1"/>
+      <w:numFmt w:val="bullet"/>
+      <w:lvlText w:val=""/>
+      <w:lvlJc w:val="left"/>
+      <w:pPr>
+        <w:tabs>
+          <w:tab w:val="num" w:pos="5040"/>
+        </w:tabs>
+        <w:ind w:left="5040" w:hanging="360"/>
+      </w:pPr>
+      <w:rPr>
+        <w:rFonts w:ascii="Wingdings" w:hAnsi="Wingdings" w:hint="default"/>
+        <w:sz w:val="20"/>
+      </w:rPr>
+    </w:lvl>
+    <w:lvl w:ilvl="7" w:tentative="1">
+      <w:start w:val="1"/>
+      <w:numFmt w:val="bullet"/>
+      <w:lvlText w:val=""/>
+      <w:lvlJc w:val="left"/>
+      <w:pPr>
+        <w:tabs>
+          <w:tab w:val="num" w:pos="5760"/>
+        </w:tabs>
+        <w:ind w:left="5760" w:hanging="360"/>
+      </w:pPr>
+      <w:rPr>
+        <w:rFonts w:ascii="Wingdings" w:hAnsi="Wingdings" w:hint="default"/>
+        <w:sz w:val="20"/>
+      </w:rPr>
+    </w:lvl>
+    <w:lvl w:ilvl="8" w:tentative="1">
+      <w:start w:val="1"/>
+      <w:numFmt w:val="bullet"/>
+      <w:lvlText w:val=""/>
+      <w:lvlJc w:val="left"/>
+      <w:pPr>
+        <w:tabs>
+          <w:tab w:val="num" w:pos="6480"/>
+        </w:tabs>
+        <w:ind w:left="6480" w:hanging="360"/>
+      </w:pPr>
+      <w:rPr>
+        <w:rFonts w:ascii="Wingdings" w:hAnsi="Wingdings" w:hint="default"/>
+        <w:sz w:val="20"/>
+      </w:rPr>
+    </w:lvl>
+  </w:abstractNum>
+  <w:abstractNum w:abstractNumId="31" w15:restartNumberingAfterBreak="0">
     <w:nsid w:val="3EE64861"/>
     <w:multiLevelType w:val="hybridMultilevel"/>
     <w:tmpl w:val="16984E7E"/>
@@ -9129,7 +13753,450 @@
       </w:rPr>
     </w:lvl>
   </w:abstractNum>
-  <w:abstractNum w:abstractNumId="14" w15:restartNumberingAfterBreak="0">
+  <w:abstractNum w:abstractNumId="32" w15:restartNumberingAfterBreak="0">
+    <w:nsid w:val="3F932FE6"/>
+    <w:multiLevelType w:val="hybridMultilevel"/>
+    <w:tmpl w:val="74CC56A0"/>
+    <w:lvl w:ilvl="0" w:tplc="E3F6E87A">
+      <w:start w:val="1"/>
+      <w:numFmt w:val="bullet"/>
+      <w:lvlText w:val=""/>
+      <w:lvlJc w:val="left"/>
+      <w:pPr>
+        <w:ind w:left="720" w:hanging="360"/>
+      </w:pPr>
+      <w:rPr>
+        <w:rFonts w:ascii="Symbol" w:hAnsi="Symbol" w:hint="default"/>
+      </w:rPr>
+    </w:lvl>
+    <w:lvl w:ilvl="1" w:tplc="04190003" w:tentative="1">
+      <w:start w:val="1"/>
+      <w:numFmt w:val="bullet"/>
+      <w:lvlText w:val="o"/>
+      <w:lvlJc w:val="left"/>
+      <w:pPr>
+        <w:ind w:left="1440" w:hanging="360"/>
+      </w:pPr>
+      <w:rPr>
+        <w:rFonts w:ascii="Courier New" w:hAnsi="Courier New" w:cs="Courier New" w:hint="default"/>
+      </w:rPr>
+    </w:lvl>
+    <w:lvl w:ilvl="2" w:tplc="04190005" w:tentative="1">
+      <w:start w:val="1"/>
+      <w:numFmt w:val="bullet"/>
+      <w:lvlText w:val=""/>
+      <w:lvlJc w:val="left"/>
+      <w:pPr>
+        <w:ind w:left="2160" w:hanging="360"/>
+      </w:pPr>
+      <w:rPr>
+        <w:rFonts w:ascii="Wingdings" w:hAnsi="Wingdings" w:hint="default"/>
+      </w:rPr>
+    </w:lvl>
+    <w:lvl w:ilvl="3" w:tplc="04190001" w:tentative="1">
+      <w:start w:val="1"/>
+      <w:numFmt w:val="bullet"/>
+      <w:lvlText w:val=""/>
+      <w:lvlJc w:val="left"/>
+      <w:pPr>
+        <w:ind w:left="2880" w:hanging="360"/>
+      </w:pPr>
+      <w:rPr>
+        <w:rFonts w:ascii="Symbol" w:hAnsi="Symbol" w:hint="default"/>
+      </w:rPr>
+    </w:lvl>
+    <w:lvl w:ilvl="4" w:tplc="04190003" w:tentative="1">
+      <w:start w:val="1"/>
+      <w:numFmt w:val="bullet"/>
+      <w:lvlText w:val="o"/>
+      <w:lvlJc w:val="left"/>
+      <w:pPr>
+        <w:ind w:left="3600" w:hanging="360"/>
+      </w:pPr>
+      <w:rPr>
+        <w:rFonts w:ascii="Courier New" w:hAnsi="Courier New" w:cs="Courier New" w:hint="default"/>
+      </w:rPr>
+    </w:lvl>
+    <w:lvl w:ilvl="5" w:tplc="04190005" w:tentative="1">
+      <w:start w:val="1"/>
+      <w:numFmt w:val="bullet"/>
+      <w:lvlText w:val=""/>
+      <w:lvlJc w:val="left"/>
+      <w:pPr>
+        <w:ind w:left="4320" w:hanging="360"/>
+      </w:pPr>
+      <w:rPr>
+        <w:rFonts w:ascii="Wingdings" w:hAnsi="Wingdings" w:hint="default"/>
+      </w:rPr>
+    </w:lvl>
+    <w:lvl w:ilvl="6" w:tplc="04190001" w:tentative="1">
+      <w:start w:val="1"/>
+      <w:numFmt w:val="bullet"/>
+      <w:lvlText w:val=""/>
+      <w:lvlJc w:val="left"/>
+      <w:pPr>
+        <w:ind w:left="5040" w:hanging="360"/>
+      </w:pPr>
+      <w:rPr>
+        <w:rFonts w:ascii="Symbol" w:hAnsi="Symbol" w:hint="default"/>
+      </w:rPr>
+    </w:lvl>
+    <w:lvl w:ilvl="7" w:tplc="04190003" w:tentative="1">
+      <w:start w:val="1"/>
+      <w:numFmt w:val="bullet"/>
+      <w:lvlText w:val="o"/>
+      <w:lvlJc w:val="left"/>
+      <w:pPr>
+        <w:ind w:left="5760" w:hanging="360"/>
+      </w:pPr>
+      <w:rPr>
+        <w:rFonts w:ascii="Courier New" w:hAnsi="Courier New" w:cs="Courier New" w:hint="default"/>
+      </w:rPr>
+    </w:lvl>
+    <w:lvl w:ilvl="8" w:tplc="04190005" w:tentative="1">
+      <w:start w:val="1"/>
+      <w:numFmt w:val="bullet"/>
+      <w:lvlText w:val=""/>
+      <w:lvlJc w:val="left"/>
+      <w:pPr>
+        <w:ind w:left="6480" w:hanging="360"/>
+      </w:pPr>
+      <w:rPr>
+        <w:rFonts w:ascii="Wingdings" w:hAnsi="Wingdings" w:hint="default"/>
+      </w:rPr>
+    </w:lvl>
+  </w:abstractNum>
+  <w:abstractNum w:abstractNumId="33" w15:restartNumberingAfterBreak="0">
+    <w:nsid w:val="40287D68"/>
+    <w:multiLevelType w:val="hybridMultilevel"/>
+    <w:tmpl w:val="CAFEEA02"/>
+    <w:lvl w:ilvl="0" w:tplc="E3F6E87A">
+      <w:start w:val="1"/>
+      <w:numFmt w:val="bullet"/>
+      <w:lvlText w:val=""/>
+      <w:lvlJc w:val="left"/>
+      <w:pPr>
+        <w:ind w:left="720" w:hanging="360"/>
+      </w:pPr>
+      <w:rPr>
+        <w:rFonts w:ascii="Symbol" w:hAnsi="Symbol" w:hint="default"/>
+      </w:rPr>
+    </w:lvl>
+    <w:lvl w:ilvl="1" w:tplc="04190003" w:tentative="1">
+      <w:start w:val="1"/>
+      <w:numFmt w:val="bullet"/>
+      <w:lvlText w:val="o"/>
+      <w:lvlJc w:val="left"/>
+      <w:pPr>
+        <w:ind w:left="1440" w:hanging="360"/>
+      </w:pPr>
+      <w:rPr>
+        <w:rFonts w:ascii="Courier New" w:hAnsi="Courier New" w:cs="Courier New" w:hint="default"/>
+      </w:rPr>
+    </w:lvl>
+    <w:lvl w:ilvl="2" w:tplc="04190005" w:tentative="1">
+      <w:start w:val="1"/>
+      <w:numFmt w:val="bullet"/>
+      <w:lvlText w:val=""/>
+      <w:lvlJc w:val="left"/>
+      <w:pPr>
+        <w:ind w:left="2160" w:hanging="360"/>
+      </w:pPr>
+      <w:rPr>
+        <w:rFonts w:ascii="Wingdings" w:hAnsi="Wingdings" w:hint="default"/>
+      </w:rPr>
+    </w:lvl>
+    <w:lvl w:ilvl="3" w:tplc="04190001" w:tentative="1">
+      <w:start w:val="1"/>
+      <w:numFmt w:val="bullet"/>
+      <w:lvlText w:val=""/>
+      <w:lvlJc w:val="left"/>
+      <w:pPr>
+        <w:ind w:left="2880" w:hanging="360"/>
+      </w:pPr>
+      <w:rPr>
+        <w:rFonts w:ascii="Symbol" w:hAnsi="Symbol" w:hint="default"/>
+      </w:rPr>
+    </w:lvl>
+    <w:lvl w:ilvl="4" w:tplc="04190003" w:tentative="1">
+      <w:start w:val="1"/>
+      <w:numFmt w:val="bullet"/>
+      <w:lvlText w:val="o"/>
+      <w:lvlJc w:val="left"/>
+      <w:pPr>
+        <w:ind w:left="3600" w:hanging="360"/>
+      </w:pPr>
+      <w:rPr>
+        <w:rFonts w:ascii="Courier New" w:hAnsi="Courier New" w:cs="Courier New" w:hint="default"/>
+      </w:rPr>
+    </w:lvl>
+    <w:lvl w:ilvl="5" w:tplc="04190005" w:tentative="1">
+      <w:start w:val="1"/>
+      <w:numFmt w:val="bullet"/>
+      <w:lvlText w:val=""/>
+      <w:lvlJc w:val="left"/>
+      <w:pPr>
+        <w:ind w:left="4320" w:hanging="360"/>
+      </w:pPr>
+      <w:rPr>
+        <w:rFonts w:ascii="Wingdings" w:hAnsi="Wingdings" w:hint="default"/>
+      </w:rPr>
+    </w:lvl>
+    <w:lvl w:ilvl="6" w:tplc="04190001" w:tentative="1">
+      <w:start w:val="1"/>
+      <w:numFmt w:val="bullet"/>
+      <w:lvlText w:val=""/>
+      <w:lvlJc w:val="left"/>
+      <w:pPr>
+        <w:ind w:left="5040" w:hanging="360"/>
+      </w:pPr>
+      <w:rPr>
+        <w:rFonts w:ascii="Symbol" w:hAnsi="Symbol" w:hint="default"/>
+      </w:rPr>
+    </w:lvl>
+    <w:lvl w:ilvl="7" w:tplc="04190003" w:tentative="1">
+      <w:start w:val="1"/>
+      <w:numFmt w:val="bullet"/>
+      <w:lvlText w:val="o"/>
+      <w:lvlJc w:val="left"/>
+      <w:pPr>
+        <w:ind w:left="5760" w:hanging="360"/>
+      </w:pPr>
+      <w:rPr>
+        <w:rFonts w:ascii="Courier New" w:hAnsi="Courier New" w:cs="Courier New" w:hint="default"/>
+      </w:rPr>
+    </w:lvl>
+    <w:lvl w:ilvl="8" w:tplc="04190005" w:tentative="1">
+      <w:start w:val="1"/>
+      <w:numFmt w:val="bullet"/>
+      <w:lvlText w:val=""/>
+      <w:lvlJc w:val="left"/>
+      <w:pPr>
+        <w:ind w:left="6480" w:hanging="360"/>
+      </w:pPr>
+      <w:rPr>
+        <w:rFonts w:ascii="Wingdings" w:hAnsi="Wingdings" w:hint="default"/>
+      </w:rPr>
+    </w:lvl>
+  </w:abstractNum>
+  <w:abstractNum w:abstractNumId="34" w15:restartNumberingAfterBreak="0">
+    <w:nsid w:val="42A56AA6"/>
+    <w:multiLevelType w:val="hybridMultilevel"/>
+    <w:tmpl w:val="53A41C10"/>
+    <w:lvl w:ilvl="0" w:tplc="E3F6E87A">
+      <w:start w:val="1"/>
+      <w:numFmt w:val="bullet"/>
+      <w:lvlText w:val=""/>
+      <w:lvlJc w:val="left"/>
+      <w:pPr>
+        <w:ind w:left="720" w:hanging="360"/>
+      </w:pPr>
+      <w:rPr>
+        <w:rFonts w:ascii="Symbol" w:hAnsi="Symbol" w:hint="default"/>
+      </w:rPr>
+    </w:lvl>
+    <w:lvl w:ilvl="1" w:tplc="04190003" w:tentative="1">
+      <w:start w:val="1"/>
+      <w:numFmt w:val="bullet"/>
+      <w:lvlText w:val="o"/>
+      <w:lvlJc w:val="left"/>
+      <w:pPr>
+        <w:ind w:left="1440" w:hanging="360"/>
+      </w:pPr>
+      <w:rPr>
+        <w:rFonts w:ascii="Courier New" w:hAnsi="Courier New" w:cs="Courier New" w:hint="default"/>
+      </w:rPr>
+    </w:lvl>
+    <w:lvl w:ilvl="2" w:tplc="04190005" w:tentative="1">
+      <w:start w:val="1"/>
+      <w:numFmt w:val="bullet"/>
+      <w:lvlText w:val=""/>
+      <w:lvlJc w:val="left"/>
+      <w:pPr>
+        <w:ind w:left="2160" w:hanging="360"/>
+      </w:pPr>
+      <w:rPr>
+        <w:rFonts w:ascii="Wingdings" w:hAnsi="Wingdings" w:hint="default"/>
+      </w:rPr>
+    </w:lvl>
+    <w:lvl w:ilvl="3" w:tplc="04190001" w:tentative="1">
+      <w:start w:val="1"/>
+      <w:numFmt w:val="bullet"/>
+      <w:lvlText w:val=""/>
+      <w:lvlJc w:val="left"/>
+      <w:pPr>
+        <w:ind w:left="2880" w:hanging="360"/>
+      </w:pPr>
+      <w:rPr>
+        <w:rFonts w:ascii="Symbol" w:hAnsi="Symbol" w:hint="default"/>
+      </w:rPr>
+    </w:lvl>
+    <w:lvl w:ilvl="4" w:tplc="04190003" w:tentative="1">
+      <w:start w:val="1"/>
+      <w:numFmt w:val="bullet"/>
+      <w:lvlText w:val="o"/>
+      <w:lvlJc w:val="left"/>
+      <w:pPr>
+        <w:ind w:left="3600" w:hanging="360"/>
+      </w:pPr>
+      <w:rPr>
+        <w:rFonts w:ascii="Courier New" w:hAnsi="Courier New" w:cs="Courier New" w:hint="default"/>
+      </w:rPr>
+    </w:lvl>
+    <w:lvl w:ilvl="5" w:tplc="04190005" w:tentative="1">
+      <w:start w:val="1"/>
+      <w:numFmt w:val="bullet"/>
+      <w:lvlText w:val=""/>
+      <w:lvlJc w:val="left"/>
+      <w:pPr>
+        <w:ind w:left="4320" w:hanging="360"/>
+      </w:pPr>
+      <w:rPr>
+        <w:rFonts w:ascii="Wingdings" w:hAnsi="Wingdings" w:hint="default"/>
+      </w:rPr>
+    </w:lvl>
+    <w:lvl w:ilvl="6" w:tplc="04190001" w:tentative="1">
+      <w:start w:val="1"/>
+      <w:numFmt w:val="bullet"/>
+      <w:lvlText w:val=""/>
+      <w:lvlJc w:val="left"/>
+      <w:pPr>
+        <w:ind w:left="5040" w:hanging="360"/>
+      </w:pPr>
+      <w:rPr>
+        <w:rFonts w:ascii="Symbol" w:hAnsi="Symbol" w:hint="default"/>
+      </w:rPr>
+    </w:lvl>
+    <w:lvl w:ilvl="7" w:tplc="04190003" w:tentative="1">
+      <w:start w:val="1"/>
+      <w:numFmt w:val="bullet"/>
+      <w:lvlText w:val="o"/>
+      <w:lvlJc w:val="left"/>
+      <w:pPr>
+        <w:ind w:left="5760" w:hanging="360"/>
+      </w:pPr>
+      <w:rPr>
+        <w:rFonts w:ascii="Courier New" w:hAnsi="Courier New" w:cs="Courier New" w:hint="default"/>
+      </w:rPr>
+    </w:lvl>
+    <w:lvl w:ilvl="8" w:tplc="04190005" w:tentative="1">
+      <w:start w:val="1"/>
+      <w:numFmt w:val="bullet"/>
+      <w:lvlText w:val=""/>
+      <w:lvlJc w:val="left"/>
+      <w:pPr>
+        <w:ind w:left="6480" w:hanging="360"/>
+      </w:pPr>
+      <w:rPr>
+        <w:rFonts w:ascii="Wingdings" w:hAnsi="Wingdings" w:hint="default"/>
+      </w:rPr>
+    </w:lvl>
+  </w:abstractNum>
+  <w:abstractNum w:abstractNumId="35" w15:restartNumberingAfterBreak="0">
+    <w:nsid w:val="48DB425F"/>
+    <w:multiLevelType w:val="hybridMultilevel"/>
+    <w:tmpl w:val="155494A2"/>
+    <w:lvl w:ilvl="0" w:tplc="77AA3E00">
+      <w:start w:val="1"/>
+      <w:numFmt w:val="decimal"/>
+      <w:lvlText w:val="%1."/>
+      <w:lvlJc w:val="left"/>
+      <w:pPr>
+        <w:tabs>
+          <w:tab w:val="num" w:pos="720"/>
+        </w:tabs>
+        <w:ind w:left="720" w:hanging="360"/>
+      </w:pPr>
+    </w:lvl>
+    <w:lvl w:ilvl="1" w:tplc="0CDA84E0">
+      <w:start w:val="1"/>
+      <w:numFmt w:val="bullet"/>
+      <w:lvlText w:val=""/>
+      <w:lvlJc w:val="left"/>
+      <w:pPr>
+        <w:tabs>
+          <w:tab w:val="num" w:pos="851"/>
+        </w:tabs>
+        <w:ind w:left="708" w:firstLine="0"/>
+      </w:pPr>
+      <w:rPr>
+        <w:rFonts w:ascii="Symbol" w:hAnsi="Symbol" w:hint="default"/>
+        <w:sz w:val="16"/>
+        <w:szCs w:val="16"/>
+      </w:rPr>
+    </w:lvl>
+    <w:lvl w:ilvl="2" w:tplc="2E049488">
+      <w:numFmt w:val="none"/>
+      <w:lvlText w:val=""/>
+      <w:lvlJc w:val="left"/>
+      <w:pPr>
+        <w:tabs>
+          <w:tab w:val="num" w:pos="360"/>
+        </w:tabs>
+      </w:pPr>
+    </w:lvl>
+    <w:lvl w:ilvl="3" w:tplc="8AAEA086">
+      <w:numFmt w:val="none"/>
+      <w:lvlText w:val=""/>
+      <w:lvlJc w:val="left"/>
+      <w:pPr>
+        <w:tabs>
+          <w:tab w:val="num" w:pos="360"/>
+        </w:tabs>
+      </w:pPr>
+    </w:lvl>
+    <w:lvl w:ilvl="4" w:tplc="AC746172">
+      <w:numFmt w:val="none"/>
+      <w:lvlText w:val=""/>
+      <w:lvlJc w:val="left"/>
+      <w:pPr>
+        <w:tabs>
+          <w:tab w:val="num" w:pos="360"/>
+        </w:tabs>
+      </w:pPr>
+    </w:lvl>
+    <w:lvl w:ilvl="5" w:tplc="CE482D26">
+      <w:numFmt w:val="none"/>
+      <w:lvlText w:val=""/>
+      <w:lvlJc w:val="left"/>
+      <w:pPr>
+        <w:tabs>
+          <w:tab w:val="num" w:pos="360"/>
+        </w:tabs>
+      </w:pPr>
+    </w:lvl>
+    <w:lvl w:ilvl="6" w:tplc="8F264ABE">
+      <w:numFmt w:val="none"/>
+      <w:lvlText w:val=""/>
+      <w:lvlJc w:val="left"/>
+      <w:pPr>
+        <w:tabs>
+          <w:tab w:val="num" w:pos="360"/>
+        </w:tabs>
+      </w:pPr>
+    </w:lvl>
+    <w:lvl w:ilvl="7" w:tplc="B7C8F61A">
+      <w:numFmt w:val="none"/>
+      <w:lvlText w:val=""/>
+      <w:lvlJc w:val="left"/>
+      <w:pPr>
+        <w:tabs>
+          <w:tab w:val="num" w:pos="360"/>
+        </w:tabs>
+      </w:pPr>
+    </w:lvl>
+    <w:lvl w:ilvl="8" w:tplc="F9B2EBBA">
+      <w:numFmt w:val="none"/>
+      <w:lvlText w:val=""/>
+      <w:lvlJc w:val="left"/>
+      <w:pPr>
+        <w:tabs>
+          <w:tab w:val="num" w:pos="360"/>
+        </w:tabs>
+      </w:pPr>
+    </w:lvl>
+  </w:abstractNum>
+  <w:abstractNum w:abstractNumId="36" w15:restartNumberingAfterBreak="0">
     <w:nsid w:val="49295B0E"/>
     <w:multiLevelType w:val="hybridMultilevel"/>
     <w:tmpl w:val="E0E4390E"/>
@@ -9242,7 +14309,7 @@
       </w:rPr>
     </w:lvl>
   </w:abstractNum>
-  <w:abstractNum w:abstractNumId="15" w15:restartNumberingAfterBreak="0">
+  <w:abstractNum w:abstractNumId="37" w15:restartNumberingAfterBreak="0">
     <w:nsid w:val="4C841721"/>
     <w:multiLevelType w:val="multilevel"/>
     <w:tmpl w:val="4C841721"/>
@@ -9363,7 +14430,7 @@
       </w:pPr>
     </w:lvl>
   </w:abstractNum>
-  <w:abstractNum w:abstractNumId="16" w15:restartNumberingAfterBreak="0">
+  <w:abstractNum w:abstractNumId="38" w15:restartNumberingAfterBreak="0">
     <w:nsid w:val="4E067569"/>
     <w:multiLevelType w:val="hybridMultilevel"/>
     <w:tmpl w:val="2D74484A"/>
@@ -9476,7 +14543,382 @@
       </w:rPr>
     </w:lvl>
   </w:abstractNum>
-  <w:abstractNum w:abstractNumId="17" w15:restartNumberingAfterBreak="0">
+  <w:abstractNum w:abstractNumId="39" w15:restartNumberingAfterBreak="0">
+    <w:nsid w:val="54EF1CD6"/>
+    <w:multiLevelType w:val="hybridMultilevel"/>
+    <w:tmpl w:val="E7042092"/>
+    <w:lvl w:ilvl="0" w:tplc="E3F6E87A">
+      <w:start w:val="1"/>
+      <w:numFmt w:val="bullet"/>
+      <w:lvlText w:val=""/>
+      <w:lvlJc w:val="left"/>
+      <w:pPr>
+        <w:ind w:left="1440" w:hanging="360"/>
+      </w:pPr>
+      <w:rPr>
+        <w:rFonts w:ascii="Symbol" w:hAnsi="Symbol" w:hint="default"/>
+      </w:rPr>
+    </w:lvl>
+    <w:lvl w:ilvl="1" w:tplc="04190003" w:tentative="1">
+      <w:start w:val="1"/>
+      <w:numFmt w:val="bullet"/>
+      <w:lvlText w:val="o"/>
+      <w:lvlJc w:val="left"/>
+      <w:pPr>
+        <w:ind w:left="2160" w:hanging="360"/>
+      </w:pPr>
+      <w:rPr>
+        <w:rFonts w:ascii="Courier New" w:hAnsi="Courier New" w:cs="Courier New" w:hint="default"/>
+      </w:rPr>
+    </w:lvl>
+    <w:lvl w:ilvl="2" w:tplc="04190005" w:tentative="1">
+      <w:start w:val="1"/>
+      <w:numFmt w:val="bullet"/>
+      <w:lvlText w:val=""/>
+      <w:lvlJc w:val="left"/>
+      <w:pPr>
+        <w:ind w:left="2880" w:hanging="360"/>
+      </w:pPr>
+      <w:rPr>
+        <w:rFonts w:ascii="Wingdings" w:hAnsi="Wingdings" w:hint="default"/>
+      </w:rPr>
+    </w:lvl>
+    <w:lvl w:ilvl="3" w:tplc="04190001" w:tentative="1">
+      <w:start w:val="1"/>
+      <w:numFmt w:val="bullet"/>
+      <w:lvlText w:val=""/>
+      <w:lvlJc w:val="left"/>
+      <w:pPr>
+        <w:ind w:left="3600" w:hanging="360"/>
+      </w:pPr>
+      <w:rPr>
+        <w:rFonts w:ascii="Symbol" w:hAnsi="Symbol" w:hint="default"/>
+      </w:rPr>
+    </w:lvl>
+    <w:lvl w:ilvl="4" w:tplc="04190003" w:tentative="1">
+      <w:start w:val="1"/>
+      <w:numFmt w:val="bullet"/>
+      <w:lvlText w:val="o"/>
+      <w:lvlJc w:val="left"/>
+      <w:pPr>
+        <w:ind w:left="4320" w:hanging="360"/>
+      </w:pPr>
+      <w:rPr>
+        <w:rFonts w:ascii="Courier New" w:hAnsi="Courier New" w:cs="Courier New" w:hint="default"/>
+      </w:rPr>
+    </w:lvl>
+    <w:lvl w:ilvl="5" w:tplc="04190005" w:tentative="1">
+      <w:start w:val="1"/>
+      <w:numFmt w:val="bullet"/>
+      <w:lvlText w:val=""/>
+      <w:lvlJc w:val="left"/>
+      <w:pPr>
+        <w:ind w:left="5040" w:hanging="360"/>
+      </w:pPr>
+      <w:rPr>
+        <w:rFonts w:ascii="Wingdings" w:hAnsi="Wingdings" w:hint="default"/>
+      </w:rPr>
+    </w:lvl>
+    <w:lvl w:ilvl="6" w:tplc="04190001" w:tentative="1">
+      <w:start w:val="1"/>
+      <w:numFmt w:val="bullet"/>
+      <w:lvlText w:val=""/>
+      <w:lvlJc w:val="left"/>
+      <w:pPr>
+        <w:ind w:left="5760" w:hanging="360"/>
+      </w:pPr>
+      <w:rPr>
+        <w:rFonts w:ascii="Symbol" w:hAnsi="Symbol" w:hint="default"/>
+      </w:rPr>
+    </w:lvl>
+    <w:lvl w:ilvl="7" w:tplc="04190003" w:tentative="1">
+      <w:start w:val="1"/>
+      <w:numFmt w:val="bullet"/>
+      <w:lvlText w:val="o"/>
+      <w:lvlJc w:val="left"/>
+      <w:pPr>
+        <w:ind w:left="6480" w:hanging="360"/>
+      </w:pPr>
+      <w:rPr>
+        <w:rFonts w:ascii="Courier New" w:hAnsi="Courier New" w:cs="Courier New" w:hint="default"/>
+      </w:rPr>
+    </w:lvl>
+    <w:lvl w:ilvl="8" w:tplc="04190005" w:tentative="1">
+      <w:start w:val="1"/>
+      <w:numFmt w:val="bullet"/>
+      <w:lvlText w:val=""/>
+      <w:lvlJc w:val="left"/>
+      <w:pPr>
+        <w:ind w:left="7200" w:hanging="360"/>
+      </w:pPr>
+      <w:rPr>
+        <w:rFonts w:ascii="Wingdings" w:hAnsi="Wingdings" w:hint="default"/>
+      </w:rPr>
+    </w:lvl>
+  </w:abstractNum>
+  <w:abstractNum w:abstractNumId="40" w15:restartNumberingAfterBreak="0">
+    <w:nsid w:val="58197990"/>
+    <w:multiLevelType w:val="hybridMultilevel"/>
+    <w:tmpl w:val="D0106EC8"/>
+    <w:lvl w:ilvl="0" w:tplc="E3F6E87A">
+      <w:start w:val="1"/>
+      <w:numFmt w:val="bullet"/>
+      <w:lvlText w:val=""/>
+      <w:lvlJc w:val="left"/>
+      <w:pPr>
+        <w:ind w:left="720" w:hanging="360"/>
+      </w:pPr>
+      <w:rPr>
+        <w:rFonts w:ascii="Symbol" w:hAnsi="Symbol" w:hint="default"/>
+      </w:rPr>
+    </w:lvl>
+    <w:lvl w:ilvl="1" w:tplc="04190003" w:tentative="1">
+      <w:start w:val="1"/>
+      <w:numFmt w:val="bullet"/>
+      <w:lvlText w:val="o"/>
+      <w:lvlJc w:val="left"/>
+      <w:pPr>
+        <w:ind w:left="1440" w:hanging="360"/>
+      </w:pPr>
+      <w:rPr>
+        <w:rFonts w:ascii="Courier New" w:hAnsi="Courier New" w:cs="Courier New" w:hint="default"/>
+      </w:rPr>
+    </w:lvl>
+    <w:lvl w:ilvl="2" w:tplc="04190005" w:tentative="1">
+      <w:start w:val="1"/>
+      <w:numFmt w:val="bullet"/>
+      <w:lvlText w:val=""/>
+      <w:lvlJc w:val="left"/>
+      <w:pPr>
+        <w:ind w:left="2160" w:hanging="360"/>
+      </w:pPr>
+      <w:rPr>
+        <w:rFonts w:ascii="Wingdings" w:hAnsi="Wingdings" w:hint="default"/>
+      </w:rPr>
+    </w:lvl>
+    <w:lvl w:ilvl="3" w:tplc="04190001" w:tentative="1">
+      <w:start w:val="1"/>
+      <w:numFmt w:val="bullet"/>
+      <w:lvlText w:val=""/>
+      <w:lvlJc w:val="left"/>
+      <w:pPr>
+        <w:ind w:left="2880" w:hanging="360"/>
+      </w:pPr>
+      <w:rPr>
+        <w:rFonts w:ascii="Symbol" w:hAnsi="Symbol" w:hint="default"/>
+      </w:rPr>
+    </w:lvl>
+    <w:lvl w:ilvl="4" w:tplc="04190003" w:tentative="1">
+      <w:start w:val="1"/>
+      <w:numFmt w:val="bullet"/>
+      <w:lvlText w:val="o"/>
+      <w:lvlJc w:val="left"/>
+      <w:pPr>
+        <w:ind w:left="3600" w:hanging="360"/>
+      </w:pPr>
+      <w:rPr>
+        <w:rFonts w:ascii="Courier New" w:hAnsi="Courier New" w:cs="Courier New" w:hint="default"/>
+      </w:rPr>
+    </w:lvl>
+    <w:lvl w:ilvl="5" w:tplc="04190005" w:tentative="1">
+      <w:start w:val="1"/>
+      <w:numFmt w:val="bullet"/>
+      <w:lvlText w:val=""/>
+      <w:lvlJc w:val="left"/>
+      <w:pPr>
+        <w:ind w:left="4320" w:hanging="360"/>
+      </w:pPr>
+      <w:rPr>
+        <w:rFonts w:ascii="Wingdings" w:hAnsi="Wingdings" w:hint="default"/>
+      </w:rPr>
+    </w:lvl>
+    <w:lvl w:ilvl="6" w:tplc="04190001" w:tentative="1">
+      <w:start w:val="1"/>
+      <w:numFmt w:val="bullet"/>
+      <w:lvlText w:val=""/>
+      <w:lvlJc w:val="left"/>
+      <w:pPr>
+        <w:ind w:left="5040" w:hanging="360"/>
+      </w:pPr>
+      <w:rPr>
+        <w:rFonts w:ascii="Symbol" w:hAnsi="Symbol" w:hint="default"/>
+      </w:rPr>
+    </w:lvl>
+    <w:lvl w:ilvl="7" w:tplc="04190003" w:tentative="1">
+      <w:start w:val="1"/>
+      <w:numFmt w:val="bullet"/>
+      <w:lvlText w:val="o"/>
+      <w:lvlJc w:val="left"/>
+      <w:pPr>
+        <w:ind w:left="5760" w:hanging="360"/>
+      </w:pPr>
+      <w:rPr>
+        <w:rFonts w:ascii="Courier New" w:hAnsi="Courier New" w:cs="Courier New" w:hint="default"/>
+      </w:rPr>
+    </w:lvl>
+    <w:lvl w:ilvl="8" w:tplc="04190005" w:tentative="1">
+      <w:start w:val="1"/>
+      <w:numFmt w:val="bullet"/>
+      <w:lvlText w:val=""/>
+      <w:lvlJc w:val="left"/>
+      <w:pPr>
+        <w:ind w:left="6480" w:hanging="360"/>
+      </w:pPr>
+      <w:rPr>
+        <w:rFonts w:ascii="Wingdings" w:hAnsi="Wingdings" w:hint="default"/>
+      </w:rPr>
+    </w:lvl>
+  </w:abstractNum>
+  <w:abstractNum w:abstractNumId="41" w15:restartNumberingAfterBreak="0">
+    <w:nsid w:val="5A147439"/>
+    <w:multiLevelType w:val="multilevel"/>
+    <w:tmpl w:val="23C46722"/>
+    <w:lvl w:ilvl="0">
+      <w:start w:val="1"/>
+      <w:numFmt w:val="bullet"/>
+      <w:lvlText w:val=""/>
+      <w:lvlJc w:val="left"/>
+      <w:pPr>
+        <w:tabs>
+          <w:tab w:val="num" w:pos="720"/>
+        </w:tabs>
+        <w:ind w:left="720" w:hanging="360"/>
+      </w:pPr>
+      <w:rPr>
+        <w:rFonts w:ascii="Symbol" w:hAnsi="Symbol" w:hint="default"/>
+        <w:sz w:val="20"/>
+      </w:rPr>
+    </w:lvl>
+    <w:lvl w:ilvl="1" w:tentative="1">
+      <w:start w:val="1"/>
+      <w:numFmt w:val="bullet"/>
+      <w:lvlText w:val="o"/>
+      <w:lvlJc w:val="left"/>
+      <w:pPr>
+        <w:tabs>
+          <w:tab w:val="num" w:pos="1440"/>
+        </w:tabs>
+        <w:ind w:left="1440" w:hanging="360"/>
+      </w:pPr>
+      <w:rPr>
+        <w:rFonts w:ascii="Courier New" w:hAnsi="Courier New" w:hint="default"/>
+        <w:sz w:val="20"/>
+      </w:rPr>
+    </w:lvl>
+    <w:lvl w:ilvl="2" w:tentative="1">
+      <w:start w:val="1"/>
+      <w:numFmt w:val="bullet"/>
+      <w:lvlText w:val=""/>
+      <w:lvlJc w:val="left"/>
+      <w:pPr>
+        <w:tabs>
+          <w:tab w:val="num" w:pos="2160"/>
+        </w:tabs>
+        <w:ind w:left="2160" w:hanging="360"/>
+      </w:pPr>
+      <w:rPr>
+        <w:rFonts w:ascii="Wingdings" w:hAnsi="Wingdings" w:hint="default"/>
+        <w:sz w:val="20"/>
+      </w:rPr>
+    </w:lvl>
+    <w:lvl w:ilvl="3" w:tentative="1">
+      <w:start w:val="1"/>
+      <w:numFmt w:val="bullet"/>
+      <w:lvlText w:val=""/>
+      <w:lvlJc w:val="left"/>
+      <w:pPr>
+        <w:tabs>
+          <w:tab w:val="num" w:pos="2880"/>
+        </w:tabs>
+        <w:ind w:left="2880" w:hanging="360"/>
+      </w:pPr>
+      <w:rPr>
+        <w:rFonts w:ascii="Wingdings" w:hAnsi="Wingdings" w:hint="default"/>
+        <w:sz w:val="20"/>
+      </w:rPr>
+    </w:lvl>
+    <w:lvl w:ilvl="4" w:tentative="1">
+      <w:start w:val="1"/>
+      <w:numFmt w:val="bullet"/>
+      <w:lvlText w:val=""/>
+      <w:lvlJc w:val="left"/>
+      <w:pPr>
+        <w:tabs>
+          <w:tab w:val="num" w:pos="3600"/>
+        </w:tabs>
+        <w:ind w:left="3600" w:hanging="360"/>
+      </w:pPr>
+      <w:rPr>
+        <w:rFonts w:ascii="Wingdings" w:hAnsi="Wingdings" w:hint="default"/>
+        <w:sz w:val="20"/>
+      </w:rPr>
+    </w:lvl>
+    <w:lvl w:ilvl="5" w:tentative="1">
+      <w:start w:val="1"/>
+      <w:numFmt w:val="bullet"/>
+      <w:lvlText w:val=""/>
+      <w:lvlJc w:val="left"/>
+      <w:pPr>
+        <w:tabs>
+          <w:tab w:val="num" w:pos="4320"/>
+        </w:tabs>
+        <w:ind w:left="4320" w:hanging="360"/>
+      </w:pPr>
+      <w:rPr>
+        <w:rFonts w:ascii="Wingdings" w:hAnsi="Wingdings" w:hint="default"/>
+        <w:sz w:val="20"/>
+      </w:rPr>
+    </w:lvl>
+    <w:lvl w:ilvl="6" w:tentative="1">
+      <w:start w:val="1"/>
+      <w:numFmt w:val="bullet"/>
+      <w:lvlText w:val=""/>
+      <w:lvlJc w:val="left"/>
+      <w:pPr>
+        <w:tabs>
+          <w:tab w:val="num" w:pos="5040"/>
+        </w:tabs>
+        <w:ind w:left="5040" w:hanging="360"/>
+      </w:pPr>
+      <w:rPr>
+        <w:rFonts w:ascii="Wingdings" w:hAnsi="Wingdings" w:hint="default"/>
+        <w:sz w:val="20"/>
+      </w:rPr>
+    </w:lvl>
+    <w:lvl w:ilvl="7" w:tentative="1">
+      <w:start w:val="1"/>
+      <w:numFmt w:val="bullet"/>
+      <w:lvlText w:val=""/>
+      <w:lvlJc w:val="left"/>
+      <w:pPr>
+        <w:tabs>
+          <w:tab w:val="num" w:pos="5760"/>
+        </w:tabs>
+        <w:ind w:left="5760" w:hanging="360"/>
+      </w:pPr>
+      <w:rPr>
+        <w:rFonts w:ascii="Wingdings" w:hAnsi="Wingdings" w:hint="default"/>
+        <w:sz w:val="20"/>
+      </w:rPr>
+    </w:lvl>
+    <w:lvl w:ilvl="8" w:tentative="1">
+      <w:start w:val="1"/>
+      <w:numFmt w:val="bullet"/>
+      <w:lvlText w:val=""/>
+      <w:lvlJc w:val="left"/>
+      <w:pPr>
+        <w:tabs>
+          <w:tab w:val="num" w:pos="6480"/>
+        </w:tabs>
+        <w:ind w:left="6480" w:hanging="360"/>
+      </w:pPr>
+      <w:rPr>
+        <w:rFonts w:ascii="Wingdings" w:hAnsi="Wingdings" w:hint="default"/>
+        <w:sz w:val="20"/>
+      </w:rPr>
+    </w:lvl>
+  </w:abstractNum>
+  <w:abstractNum w:abstractNumId="42" w15:restartNumberingAfterBreak="0">
     <w:nsid w:val="6A1B52DB"/>
     <w:multiLevelType w:val="multilevel"/>
     <w:tmpl w:val="E4DEAE4E"/>
@@ -9589,7 +15031,7 @@
       </w:rPr>
     </w:lvl>
   </w:abstractNum>
-  <w:abstractNum w:abstractNumId="18" w15:restartNumberingAfterBreak="0">
+  <w:abstractNum w:abstractNumId="43" w15:restartNumberingAfterBreak="0">
     <w:nsid w:val="6BC07C3E"/>
     <w:multiLevelType w:val="hybridMultilevel"/>
     <w:tmpl w:val="3D52CFF2"/>
@@ -9702,7 +15144,156 @@
       </w:rPr>
     </w:lvl>
   </w:abstractNum>
-  <w:abstractNum w:abstractNumId="19" w15:restartNumberingAfterBreak="0">
+  <w:abstractNum w:abstractNumId="44" w15:restartNumberingAfterBreak="0">
+    <w:nsid w:val="6F3F2334"/>
+    <w:multiLevelType w:val="multilevel"/>
+    <w:tmpl w:val="8ECE1144"/>
+    <w:lvl w:ilvl="0">
+      <w:start w:val="1"/>
+      <w:numFmt w:val="bullet"/>
+      <w:lvlText w:val=""/>
+      <w:lvlJc w:val="left"/>
+      <w:pPr>
+        <w:tabs>
+          <w:tab w:val="num" w:pos="720"/>
+        </w:tabs>
+        <w:ind w:left="720" w:hanging="360"/>
+      </w:pPr>
+      <w:rPr>
+        <w:rFonts w:ascii="Symbol" w:hAnsi="Symbol" w:hint="default"/>
+        <w:sz w:val="20"/>
+      </w:rPr>
+    </w:lvl>
+    <w:lvl w:ilvl="1" w:tentative="1">
+      <w:start w:val="1"/>
+      <w:numFmt w:val="bullet"/>
+      <w:lvlText w:val="o"/>
+      <w:lvlJc w:val="left"/>
+      <w:pPr>
+        <w:tabs>
+          <w:tab w:val="num" w:pos="1440"/>
+        </w:tabs>
+        <w:ind w:left="1440" w:hanging="360"/>
+      </w:pPr>
+      <w:rPr>
+        <w:rFonts w:ascii="Courier New" w:hAnsi="Courier New" w:hint="default"/>
+        <w:sz w:val="20"/>
+      </w:rPr>
+    </w:lvl>
+    <w:lvl w:ilvl="2" w:tentative="1">
+      <w:start w:val="1"/>
+      <w:numFmt w:val="bullet"/>
+      <w:lvlText w:val=""/>
+      <w:lvlJc w:val="left"/>
+      <w:pPr>
+        <w:tabs>
+          <w:tab w:val="num" w:pos="2160"/>
+        </w:tabs>
+        <w:ind w:left="2160" w:hanging="360"/>
+      </w:pPr>
+      <w:rPr>
+        <w:rFonts w:ascii="Wingdings" w:hAnsi="Wingdings" w:hint="default"/>
+        <w:sz w:val="20"/>
+      </w:rPr>
+    </w:lvl>
+    <w:lvl w:ilvl="3" w:tentative="1">
+      <w:start w:val="1"/>
+      <w:numFmt w:val="bullet"/>
+      <w:lvlText w:val=""/>
+      <w:lvlJc w:val="left"/>
+      <w:pPr>
+        <w:tabs>
+          <w:tab w:val="num" w:pos="2880"/>
+        </w:tabs>
+        <w:ind w:left="2880" w:hanging="360"/>
+      </w:pPr>
+      <w:rPr>
+        <w:rFonts w:ascii="Wingdings" w:hAnsi="Wingdings" w:hint="default"/>
+        <w:sz w:val="20"/>
+      </w:rPr>
+    </w:lvl>
+    <w:lvl w:ilvl="4" w:tentative="1">
+      <w:start w:val="1"/>
+      <w:numFmt w:val="bullet"/>
+      <w:lvlText w:val=""/>
+      <w:lvlJc w:val="left"/>
+      <w:pPr>
+        <w:tabs>
+          <w:tab w:val="num" w:pos="3600"/>
+        </w:tabs>
+        <w:ind w:left="3600" w:hanging="360"/>
+      </w:pPr>
+      <w:rPr>
+        <w:rFonts w:ascii="Wingdings" w:hAnsi="Wingdings" w:hint="default"/>
+        <w:sz w:val="20"/>
+      </w:rPr>
+    </w:lvl>
+    <w:lvl w:ilvl="5" w:tentative="1">
+      <w:start w:val="1"/>
+      <w:numFmt w:val="bullet"/>
+      <w:lvlText w:val=""/>
+      <w:lvlJc w:val="left"/>
+      <w:pPr>
+        <w:tabs>
+          <w:tab w:val="num" w:pos="4320"/>
+        </w:tabs>
+        <w:ind w:left="4320" w:hanging="360"/>
+      </w:pPr>
+      <w:rPr>
+        <w:rFonts w:ascii="Wingdings" w:hAnsi="Wingdings" w:hint="default"/>
+        <w:sz w:val="20"/>
+      </w:rPr>
+    </w:lvl>
+    <w:lvl w:ilvl="6" w:tentative="1">
+      <w:start w:val="1"/>
+      <w:numFmt w:val="bullet"/>
+      <w:lvlText w:val=""/>
+      <w:lvlJc w:val="left"/>
+      <w:pPr>
+        <w:tabs>
+          <w:tab w:val="num" w:pos="5040"/>
+        </w:tabs>
+        <w:ind w:left="5040" w:hanging="360"/>
+      </w:pPr>
+      <w:rPr>
+        <w:rFonts w:ascii="Wingdings" w:hAnsi="Wingdings" w:hint="default"/>
+        <w:sz w:val="20"/>
+      </w:rPr>
+    </w:lvl>
+    <w:lvl w:ilvl="7" w:tentative="1">
+      <w:start w:val="1"/>
+      <w:numFmt w:val="bullet"/>
+      <w:lvlText w:val=""/>
+      <w:lvlJc w:val="left"/>
+      <w:pPr>
+        <w:tabs>
+          <w:tab w:val="num" w:pos="5760"/>
+        </w:tabs>
+        <w:ind w:left="5760" w:hanging="360"/>
+      </w:pPr>
+      <w:rPr>
+        <w:rFonts w:ascii="Wingdings" w:hAnsi="Wingdings" w:hint="default"/>
+        <w:sz w:val="20"/>
+      </w:rPr>
+    </w:lvl>
+    <w:lvl w:ilvl="8" w:tentative="1">
+      <w:start w:val="1"/>
+      <w:numFmt w:val="bullet"/>
+      <w:lvlText w:val=""/>
+      <w:lvlJc w:val="left"/>
+      <w:pPr>
+        <w:tabs>
+          <w:tab w:val="num" w:pos="6480"/>
+        </w:tabs>
+        <w:ind w:left="6480" w:hanging="360"/>
+      </w:pPr>
+      <w:rPr>
+        <w:rFonts w:ascii="Wingdings" w:hAnsi="Wingdings" w:hint="default"/>
+        <w:sz w:val="20"/>
+      </w:rPr>
+    </w:lvl>
+  </w:abstractNum>
+  <w:abstractNum w:abstractNumId="45" w15:restartNumberingAfterBreak="0">
     <w:nsid w:val="70D31678"/>
     <w:multiLevelType w:val="hybridMultilevel"/>
     <w:tmpl w:val="61C2A710"/>
@@ -9788,7 +15379,120 @@
       </w:pPr>
     </w:lvl>
   </w:abstractNum>
-  <w:abstractNum w:abstractNumId="20" w15:restartNumberingAfterBreak="0">
+  <w:abstractNum w:abstractNumId="46" w15:restartNumberingAfterBreak="0">
+    <w:nsid w:val="76ED2B79"/>
+    <w:multiLevelType w:val="hybridMultilevel"/>
+    <w:tmpl w:val="F6B04A54"/>
+    <w:lvl w:ilvl="0" w:tplc="E3F6E87A">
+      <w:start w:val="1"/>
+      <w:numFmt w:val="bullet"/>
+      <w:lvlText w:val=""/>
+      <w:lvlJc w:val="left"/>
+      <w:pPr>
+        <w:ind w:left="720" w:hanging="360"/>
+      </w:pPr>
+      <w:rPr>
+        <w:rFonts w:ascii="Symbol" w:hAnsi="Symbol" w:hint="default"/>
+      </w:rPr>
+    </w:lvl>
+    <w:lvl w:ilvl="1" w:tplc="04190003" w:tentative="1">
+      <w:start w:val="1"/>
+      <w:numFmt w:val="bullet"/>
+      <w:lvlText w:val="o"/>
+      <w:lvlJc w:val="left"/>
+      <w:pPr>
+        <w:ind w:left="1440" w:hanging="360"/>
+      </w:pPr>
+      <w:rPr>
+        <w:rFonts w:ascii="Courier New" w:hAnsi="Courier New" w:cs="Courier New" w:hint="default"/>
+      </w:rPr>
+    </w:lvl>
+    <w:lvl w:ilvl="2" w:tplc="04190005" w:tentative="1">
+      <w:start w:val="1"/>
+      <w:numFmt w:val="bullet"/>
+      <w:lvlText w:val=""/>
+      <w:lvlJc w:val="left"/>
+      <w:pPr>
+        <w:ind w:left="2160" w:hanging="360"/>
+      </w:pPr>
+      <w:rPr>
+        <w:rFonts w:ascii="Wingdings" w:hAnsi="Wingdings" w:hint="default"/>
+      </w:rPr>
+    </w:lvl>
+    <w:lvl w:ilvl="3" w:tplc="04190001" w:tentative="1">
+      <w:start w:val="1"/>
+      <w:numFmt w:val="bullet"/>
+      <w:lvlText w:val=""/>
+      <w:lvlJc w:val="left"/>
+      <w:pPr>
+        <w:ind w:left="2880" w:hanging="360"/>
+      </w:pPr>
+      <w:rPr>
+        <w:rFonts w:ascii="Symbol" w:hAnsi="Symbol" w:hint="default"/>
+      </w:rPr>
+    </w:lvl>
+    <w:lvl w:ilvl="4" w:tplc="04190003" w:tentative="1">
+      <w:start w:val="1"/>
+      <w:numFmt w:val="bullet"/>
+      <w:lvlText w:val="o"/>
+      <w:lvlJc w:val="left"/>
+      <w:pPr>
+        <w:ind w:left="3600" w:hanging="360"/>
+      </w:pPr>
+      <w:rPr>
+        <w:rFonts w:ascii="Courier New" w:hAnsi="Courier New" w:cs="Courier New" w:hint="default"/>
+      </w:rPr>
+    </w:lvl>
+    <w:lvl w:ilvl="5" w:tplc="04190005" w:tentative="1">
+      <w:start w:val="1"/>
+      <w:numFmt w:val="bullet"/>
+      <w:lvlText w:val=""/>
+      <w:lvlJc w:val="left"/>
+      <w:pPr>
+        <w:ind w:left="4320" w:hanging="360"/>
+      </w:pPr>
+      <w:rPr>
+        <w:rFonts w:ascii="Wingdings" w:hAnsi="Wingdings" w:hint="default"/>
+      </w:rPr>
+    </w:lvl>
+    <w:lvl w:ilvl="6" w:tplc="04190001" w:tentative="1">
+      <w:start w:val="1"/>
+      <w:numFmt w:val="bullet"/>
+      <w:lvlText w:val=""/>
+      <w:lvlJc w:val="left"/>
+      <w:pPr>
+        <w:ind w:left="5040" w:hanging="360"/>
+      </w:pPr>
+      <w:rPr>
+        <w:rFonts w:ascii="Symbol" w:hAnsi="Symbol" w:hint="default"/>
+      </w:rPr>
+    </w:lvl>
+    <w:lvl w:ilvl="7" w:tplc="04190003" w:tentative="1">
+      <w:start w:val="1"/>
+      <w:numFmt w:val="bullet"/>
+      <w:lvlText w:val="o"/>
+      <w:lvlJc w:val="left"/>
+      <w:pPr>
+        <w:ind w:left="5760" w:hanging="360"/>
+      </w:pPr>
+      <w:rPr>
+        <w:rFonts w:ascii="Courier New" w:hAnsi="Courier New" w:cs="Courier New" w:hint="default"/>
+      </w:rPr>
+    </w:lvl>
+    <w:lvl w:ilvl="8" w:tplc="04190005" w:tentative="1">
+      <w:start w:val="1"/>
+      <w:numFmt w:val="bullet"/>
+      <w:lvlText w:val=""/>
+      <w:lvlJc w:val="left"/>
+      <w:pPr>
+        <w:ind w:left="6480" w:hanging="360"/>
+      </w:pPr>
+      <w:rPr>
+        <w:rFonts w:ascii="Wingdings" w:hAnsi="Wingdings" w:hint="default"/>
+      </w:rPr>
+    </w:lvl>
+  </w:abstractNum>
+  <w:abstractNum w:abstractNumId="47" w15:restartNumberingAfterBreak="0">
     <w:nsid w:val="78511DE7"/>
     <w:multiLevelType w:val="multilevel"/>
     <w:tmpl w:val="78511DE7"/>
@@ -9878,7 +15582,7 @@
       </w:pPr>
     </w:lvl>
   </w:abstractNum>
-  <w:abstractNum w:abstractNumId="21" w15:restartNumberingAfterBreak="0">
+  <w:abstractNum w:abstractNumId="48" w15:restartNumberingAfterBreak="0">
     <w:nsid w:val="7D6A12D6"/>
     <w:multiLevelType w:val="hybridMultilevel"/>
     <w:tmpl w:val="A44C9554"/>
@@ -9991,71 +15695,304 @@
       </w:rPr>
     </w:lvl>
   </w:abstractNum>
+  <w:abstractNum w:abstractNumId="49" w15:restartNumberingAfterBreak="0">
+    <w:nsid w:val="7E4A3E3F"/>
+    <w:multiLevelType w:val="multilevel"/>
+    <w:tmpl w:val="7D92C774"/>
+    <w:lvl w:ilvl="0">
+      <w:start w:val="1"/>
+      <w:numFmt w:val="bullet"/>
+      <w:lvlText w:val=""/>
+      <w:lvlJc w:val="left"/>
+      <w:pPr>
+        <w:tabs>
+          <w:tab w:val="num" w:pos="720"/>
+        </w:tabs>
+        <w:ind w:left="720" w:hanging="360"/>
+      </w:pPr>
+      <w:rPr>
+        <w:rFonts w:ascii="Symbol" w:hAnsi="Symbol" w:hint="default"/>
+        <w:sz w:val="20"/>
+      </w:rPr>
+    </w:lvl>
+    <w:lvl w:ilvl="1" w:tentative="1">
+      <w:start w:val="1"/>
+      <w:numFmt w:val="bullet"/>
+      <w:lvlText w:val="o"/>
+      <w:lvlJc w:val="left"/>
+      <w:pPr>
+        <w:tabs>
+          <w:tab w:val="num" w:pos="1440"/>
+        </w:tabs>
+        <w:ind w:left="1440" w:hanging="360"/>
+      </w:pPr>
+      <w:rPr>
+        <w:rFonts w:ascii="Courier New" w:hAnsi="Courier New" w:hint="default"/>
+        <w:sz w:val="20"/>
+      </w:rPr>
+    </w:lvl>
+    <w:lvl w:ilvl="2" w:tentative="1">
+      <w:start w:val="1"/>
+      <w:numFmt w:val="bullet"/>
+      <w:lvlText w:val=""/>
+      <w:lvlJc w:val="left"/>
+      <w:pPr>
+        <w:tabs>
+          <w:tab w:val="num" w:pos="2160"/>
+        </w:tabs>
+        <w:ind w:left="2160" w:hanging="360"/>
+      </w:pPr>
+      <w:rPr>
+        <w:rFonts w:ascii="Wingdings" w:hAnsi="Wingdings" w:hint="default"/>
+        <w:sz w:val="20"/>
+      </w:rPr>
+    </w:lvl>
+    <w:lvl w:ilvl="3" w:tentative="1">
+      <w:start w:val="1"/>
+      <w:numFmt w:val="bullet"/>
+      <w:lvlText w:val=""/>
+      <w:lvlJc w:val="left"/>
+      <w:pPr>
+        <w:tabs>
+          <w:tab w:val="num" w:pos="2880"/>
+        </w:tabs>
+        <w:ind w:left="2880" w:hanging="360"/>
+      </w:pPr>
+      <w:rPr>
+        <w:rFonts w:ascii="Wingdings" w:hAnsi="Wingdings" w:hint="default"/>
+        <w:sz w:val="20"/>
+      </w:rPr>
+    </w:lvl>
+    <w:lvl w:ilvl="4" w:tentative="1">
+      <w:start w:val="1"/>
+      <w:numFmt w:val="bullet"/>
+      <w:lvlText w:val=""/>
+      <w:lvlJc w:val="left"/>
+      <w:pPr>
+        <w:tabs>
+          <w:tab w:val="num" w:pos="3600"/>
+        </w:tabs>
+        <w:ind w:left="3600" w:hanging="360"/>
+      </w:pPr>
+      <w:rPr>
+        <w:rFonts w:ascii="Wingdings" w:hAnsi="Wingdings" w:hint="default"/>
+        <w:sz w:val="20"/>
+      </w:rPr>
+    </w:lvl>
+    <w:lvl w:ilvl="5" w:tentative="1">
+      <w:start w:val="1"/>
+      <w:numFmt w:val="bullet"/>
+      <w:lvlText w:val=""/>
+      <w:lvlJc w:val="left"/>
+      <w:pPr>
+        <w:tabs>
+          <w:tab w:val="num" w:pos="4320"/>
+        </w:tabs>
+        <w:ind w:left="4320" w:hanging="360"/>
+      </w:pPr>
+      <w:rPr>
+        <w:rFonts w:ascii="Wingdings" w:hAnsi="Wingdings" w:hint="default"/>
+        <w:sz w:val="20"/>
+      </w:rPr>
+    </w:lvl>
+    <w:lvl w:ilvl="6" w:tentative="1">
+      <w:start w:val="1"/>
+      <w:numFmt w:val="bullet"/>
+      <w:lvlText w:val=""/>
+      <w:lvlJc w:val="left"/>
+      <w:pPr>
+        <w:tabs>
+          <w:tab w:val="num" w:pos="5040"/>
+        </w:tabs>
+        <w:ind w:left="5040" w:hanging="360"/>
+      </w:pPr>
+      <w:rPr>
+        <w:rFonts w:ascii="Wingdings" w:hAnsi="Wingdings" w:hint="default"/>
+        <w:sz w:val="20"/>
+      </w:rPr>
+    </w:lvl>
+    <w:lvl w:ilvl="7" w:tentative="1">
+      <w:start w:val="1"/>
+      <w:numFmt w:val="bullet"/>
+      <w:lvlText w:val=""/>
+      <w:lvlJc w:val="left"/>
+      <w:pPr>
+        <w:tabs>
+          <w:tab w:val="num" w:pos="5760"/>
+        </w:tabs>
+        <w:ind w:left="5760" w:hanging="360"/>
+      </w:pPr>
+      <w:rPr>
+        <w:rFonts w:ascii="Wingdings" w:hAnsi="Wingdings" w:hint="default"/>
+        <w:sz w:val="20"/>
+      </w:rPr>
+    </w:lvl>
+    <w:lvl w:ilvl="8" w:tentative="1">
+      <w:start w:val="1"/>
+      <w:numFmt w:val="bullet"/>
+      <w:lvlText w:val=""/>
+      <w:lvlJc w:val="left"/>
+      <w:pPr>
+        <w:tabs>
+          <w:tab w:val="num" w:pos="6480"/>
+        </w:tabs>
+        <w:ind w:left="6480" w:hanging="360"/>
+      </w:pPr>
+      <w:rPr>
+        <w:rFonts w:ascii="Wingdings" w:hAnsi="Wingdings" w:hint="default"/>
+        <w:sz w:val="20"/>
+      </w:rPr>
+    </w:lvl>
+  </w:abstractNum>
   <w:num w:numId="1" w16cid:durableId="666443062">
-    <w:abstractNumId w:val="15"/>
+    <w:abstractNumId w:val="37"/>
   </w:num>
   <w:num w:numId="2" w16cid:durableId="1277253083">
     <w:abstractNumId w:val="0"/>
   </w:num>
   <w:num w:numId="3" w16cid:durableId="389574615">
+    <w:abstractNumId w:val="16"/>
+  </w:num>
+  <w:num w:numId="4" w16cid:durableId="1019281689">
+    <w:abstractNumId w:val="26"/>
+  </w:num>
+  <w:num w:numId="5" w16cid:durableId="2013873192">
+    <w:abstractNumId w:val="47"/>
+  </w:num>
+  <w:num w:numId="6" w16cid:durableId="1767379461">
+    <w:abstractNumId w:val="8"/>
+  </w:num>
+  <w:num w:numId="7" w16cid:durableId="1545020984">
+    <w:abstractNumId w:val="45"/>
+  </w:num>
+  <w:num w:numId="8" w16cid:durableId="62217029">
+    <w:abstractNumId w:val="17"/>
+  </w:num>
+  <w:num w:numId="9" w16cid:durableId="155153513">
+    <w:abstractNumId w:val="38"/>
+  </w:num>
+  <w:num w:numId="10" w16cid:durableId="331640719">
+    <w:abstractNumId w:val="11"/>
+  </w:num>
+  <w:num w:numId="11" w16cid:durableId="1429543724">
+    <w:abstractNumId w:val="10"/>
+  </w:num>
+  <w:num w:numId="12" w16cid:durableId="1728531948">
     <w:abstractNumId w:val="7"/>
   </w:num>
-  <w:num w:numId="4" w16cid:durableId="1019281689">
+  <w:num w:numId="13" w16cid:durableId="2012826278">
+    <w:abstractNumId w:val="48"/>
+  </w:num>
+  <w:num w:numId="14" w16cid:durableId="862784609">
+    <w:abstractNumId w:val="42"/>
+  </w:num>
+  <w:num w:numId="15" w16cid:durableId="1044327559">
+    <w:abstractNumId w:val="4"/>
+  </w:num>
+  <w:num w:numId="16" w16cid:durableId="864640142">
+    <w:abstractNumId w:val="43"/>
+  </w:num>
+  <w:num w:numId="17" w16cid:durableId="514274662">
+    <w:abstractNumId w:val="36"/>
+  </w:num>
+  <w:num w:numId="18" w16cid:durableId="1906136539">
+    <w:abstractNumId w:val="31"/>
+  </w:num>
+  <w:num w:numId="19" w16cid:durableId="350304904">
+    <w:abstractNumId w:val="19"/>
+  </w:num>
+  <w:num w:numId="20" w16cid:durableId="722951411">
+    <w:abstractNumId w:val="23"/>
+  </w:num>
+  <w:num w:numId="21" w16cid:durableId="1647204441">
+    <w:abstractNumId w:val="9"/>
+  </w:num>
+  <w:num w:numId="22" w16cid:durableId="1085154352">
+    <w:abstractNumId w:val="20"/>
+  </w:num>
+  <w:num w:numId="23" w16cid:durableId="581063725">
+    <w:abstractNumId w:val="15"/>
+  </w:num>
+  <w:num w:numId="24" w16cid:durableId="1598058868">
+    <w:abstractNumId w:val="34"/>
+  </w:num>
+  <w:num w:numId="25" w16cid:durableId="690230575">
+    <w:abstractNumId w:val="39"/>
+  </w:num>
+  <w:num w:numId="26" w16cid:durableId="453600807">
+    <w:abstractNumId w:val="25"/>
+  </w:num>
+  <w:num w:numId="27" w16cid:durableId="647441681">
+    <w:abstractNumId w:val="21"/>
+  </w:num>
+  <w:num w:numId="28" w16cid:durableId="1174078528">
+    <w:abstractNumId w:val="22"/>
+  </w:num>
+  <w:num w:numId="29" w16cid:durableId="846360834">
+    <w:abstractNumId w:val="18"/>
+  </w:num>
+  <w:num w:numId="30" w16cid:durableId="1224216222">
+    <w:abstractNumId w:val="46"/>
+  </w:num>
+  <w:num w:numId="31" w16cid:durableId="904028460">
+    <w:abstractNumId w:val="13"/>
+  </w:num>
+  <w:num w:numId="32" w16cid:durableId="2023504403">
+    <w:abstractNumId w:val="24"/>
+  </w:num>
+  <w:num w:numId="33" w16cid:durableId="1418090114">
+    <w:abstractNumId w:val="2"/>
+  </w:num>
+  <w:num w:numId="34" w16cid:durableId="619919053">
+    <w:abstractNumId w:val="3"/>
+  </w:num>
+  <w:num w:numId="35" w16cid:durableId="1342930346">
+    <w:abstractNumId w:val="29"/>
+  </w:num>
+  <w:num w:numId="36" w16cid:durableId="1700549228">
+    <w:abstractNumId w:val="33"/>
+  </w:num>
+  <w:num w:numId="37" w16cid:durableId="1522892582">
+    <w:abstractNumId w:val="14"/>
+  </w:num>
+  <w:num w:numId="38" w16cid:durableId="359283382">
+    <w:abstractNumId w:val="6"/>
+  </w:num>
+  <w:num w:numId="39" w16cid:durableId="1944412455">
+    <w:abstractNumId w:val="30"/>
+  </w:num>
+  <w:num w:numId="40" w16cid:durableId="1717267844">
+    <w:abstractNumId w:val="44"/>
+  </w:num>
+  <w:num w:numId="41" w16cid:durableId="1773237711">
+    <w:abstractNumId w:val="40"/>
+  </w:num>
+  <w:num w:numId="42" w16cid:durableId="1525292368">
+    <w:abstractNumId w:val="27"/>
+  </w:num>
+  <w:num w:numId="43" w16cid:durableId="1946182994">
+    <w:abstractNumId w:val="41"/>
+  </w:num>
+  <w:num w:numId="44" w16cid:durableId="306714658">
     <w:abstractNumId w:val="12"/>
   </w:num>
-  <w:num w:numId="5" w16cid:durableId="2013873192">
-    <w:abstractNumId w:val="20"/>
+  <w:num w:numId="45" w16cid:durableId="1988708523">
+    <w:abstractNumId w:val="35"/>
   </w:num>
-  <w:num w:numId="6" w16cid:durableId="1767379461">
-    <w:abstractNumId w:val="3"/>
+  <w:num w:numId="46" w16cid:durableId="1104500869">
+    <w:abstractNumId w:val="28"/>
   </w:num>
-  <w:num w:numId="7" w16cid:durableId="1545020984">
-    <w:abstractNumId w:val="19"/>
-  </w:num>
-  <w:num w:numId="8" w16cid:durableId="62217029">
-    <w:abstractNumId w:val="8"/>
-  </w:num>
-  <w:num w:numId="9" w16cid:durableId="155153513">
-    <w:abstractNumId w:val="16"/>
-  </w:num>
-  <w:num w:numId="10" w16cid:durableId="331640719">
-    <w:abstractNumId w:val="6"/>
-  </w:num>
-  <w:num w:numId="11" w16cid:durableId="1429543724">
+  <w:num w:numId="47" w16cid:durableId="372539155">
     <w:abstractNumId w:val="5"/>
   </w:num>
-  <w:num w:numId="12" w16cid:durableId="1728531948">
-    <w:abstractNumId w:val="2"/>
+  <w:num w:numId="48" w16cid:durableId="1753623652">
+    <w:abstractNumId w:val="32"/>
   </w:num>
-  <w:num w:numId="13" w16cid:durableId="2012826278">
-    <w:abstractNumId w:val="21"/>
+  <w:num w:numId="49" w16cid:durableId="792485601">
+    <w:abstractNumId w:val="49"/>
   </w:num>
-  <w:num w:numId="14" w16cid:durableId="862784609">
-    <w:abstractNumId w:val="17"/>
-  </w:num>
-  <w:num w:numId="15" w16cid:durableId="1044327559">
+  <w:num w:numId="50" w16cid:durableId="16081055">
     <w:abstractNumId w:val="1"/>
-  </w:num>
-  <w:num w:numId="16" w16cid:durableId="864640142">
-    <w:abstractNumId w:val="18"/>
-  </w:num>
-  <w:num w:numId="17" w16cid:durableId="514274662">
-    <w:abstractNumId w:val="14"/>
-  </w:num>
-  <w:num w:numId="18" w16cid:durableId="1906136539">
-    <w:abstractNumId w:val="13"/>
-  </w:num>
-  <w:num w:numId="19" w16cid:durableId="350304904">
-    <w:abstractNumId w:val="9"/>
-  </w:num>
-  <w:num w:numId="20" w16cid:durableId="722951411">
-    <w:abstractNumId w:val="11"/>
-  </w:num>
-  <w:num w:numId="21" w16cid:durableId="1647204441">
-    <w:abstractNumId w:val="4"/>
-  </w:num>
-  <w:num w:numId="22" w16cid:durableId="1085154352">
-    <w:abstractNumId w:val="10"/>
   </w:num>
 </w:numbering>
 </file>
@@ -10119,7 +16056,7 @@
     <w:lsdException w:name="table of authorities" w:semiHidden="1" w:unhideWhenUsed="1"/>
     <w:lsdException w:name="macro" w:semiHidden="1" w:unhideWhenUsed="1"/>
     <w:lsdException w:name="toa heading" w:semiHidden="1" w:unhideWhenUsed="1"/>
-    <w:lsdException w:name="List" w:uiPriority="0"/>
+    <w:lsdException w:name="List" w:uiPriority="0" w:qFormat="1"/>
     <w:lsdException w:name="List Bullet" w:semiHidden="1" w:unhideWhenUsed="1"/>
     <w:lsdException w:name="List Number" w:semiHidden="1" w:unhideWhenUsed="1"/>
     <w:lsdException w:name="List 2" w:semiHidden="1" w:unhideWhenUsed="1"/>
@@ -10804,7 +16741,12 @@
   <w:style w:type="paragraph" w:styleId="ae">
     <w:name w:val="List"/>
     <w:basedOn w:val="a0"/>
-    <w:rsid w:val="00A90C0A"/>
+    <w:qFormat/>
+    <w:rsid w:val="006343C5"/>
+    <w:pPr>
+      <w:spacing w:after="0"/>
+      <w:contextualSpacing/>
+    </w:pPr>
     <w:rPr>
       <w:rFonts w:cs="Lohit Devanagari"/>
     </w:rPr>

--- a/ЕСПД_ДОКУМЕНТАЦИЯ/4. Пояснительная записка.docx
+++ b/ЕСПД_ДОКУМЕНТАЦИЯ/4. Пояснительная записка.docx
@@ -1066,21 +1066,7 @@
                 <w:rStyle w:val="a6"/>
                 <w:noProof/>
               </w:rPr>
-              <w:t>1.3.2 К информационной безопас</w:t>
-            </w:r>
-            <w:r>
-              <w:rPr>
-                <w:rStyle w:val="a6"/>
-                <w:noProof/>
-              </w:rPr>
-              <w:t>н</w:t>
-            </w:r>
-            <w:r>
-              <w:rPr>
-                <w:rStyle w:val="a6"/>
-                <w:noProof/>
-              </w:rPr>
-              <w:t>ости</w:t>
+              <w:t>1.3.2 К информационной безопасности</w:t>
             </w:r>
             <w:r>
               <w:rPr>
@@ -1993,16 +1979,6 @@
     <w:p>
       <w:pPr>
         <w:pStyle w:val="a0"/>
-        <w:spacing w:after="0" w:line="240" w:lineRule="auto"/>
-        <w:ind w:left="720"/>
-        <w:rPr>
-          <w:lang w:val="en-US"/>
-        </w:rPr>
-      </w:pPr>
-    </w:p>
-    <w:p>
-      <w:pPr>
-        <w:pStyle w:val="a0"/>
       </w:pPr>
       <w:r>
         <w:t>Читатель - пользователь, осуществляющий поиск и просмотр информации, получаемой из базы данных. Для данной категории пользователей база данных должна обеспечивать возможность:</w:t>
@@ -2047,13 +2023,6 @@
     <w:p>
       <w:pPr>
         <w:pStyle w:val="a0"/>
-        <w:spacing w:before="240" w:after="0" w:line="240" w:lineRule="auto"/>
-      </w:pPr>
-    </w:p>
-    <w:p>
-      <w:pPr>
-        <w:pStyle w:val="a0"/>
-        <w:spacing w:before="240" w:after="0" w:line="240" w:lineRule="auto"/>
       </w:pPr>
       <w:r>
         <w:t xml:space="preserve">Библиотекарь </w:t>
@@ -2256,12 +2225,6 @@
       <w:r>
         <w:t>настройку параметров функционирования базы данных.</w:t>
       </w:r>
-    </w:p>
-    <w:p>
-      <w:pPr>
-        <w:pStyle w:val="a0"/>
-        <w:spacing w:after="0" w:line="240" w:lineRule="auto"/>
-      </w:pPr>
     </w:p>
     <w:p>
       <w:pPr>
@@ -2535,6 +2498,55 @@
         <w:jc w:val="center"/>
       </w:pPr>
     </w:p>
+    <w:p>
+      <w:pPr>
+        <w:pStyle w:val="a0"/>
+        <w:spacing w:after="0" w:line="240" w:lineRule="auto"/>
+        <w:jc w:val="center"/>
+      </w:pPr>
+    </w:p>
+    <w:p>
+      <w:pPr>
+        <w:pStyle w:val="a0"/>
+        <w:spacing w:after="0" w:line="240" w:lineRule="auto"/>
+        <w:jc w:val="center"/>
+      </w:pPr>
+    </w:p>
+    <w:p>
+      <w:pPr>
+        <w:pStyle w:val="a0"/>
+        <w:spacing w:after="0" w:line="240" w:lineRule="auto"/>
+        <w:jc w:val="center"/>
+      </w:pPr>
+    </w:p>
+    <w:p>
+      <w:pPr>
+        <w:pStyle w:val="a0"/>
+        <w:spacing w:after="0" w:line="240" w:lineRule="auto"/>
+        <w:jc w:val="center"/>
+      </w:pPr>
+    </w:p>
+    <w:p>
+      <w:pPr>
+        <w:pStyle w:val="a0"/>
+        <w:spacing w:after="0" w:line="240" w:lineRule="auto"/>
+        <w:jc w:val="center"/>
+      </w:pPr>
+    </w:p>
+    <w:p>
+      <w:pPr>
+        <w:pStyle w:val="a0"/>
+        <w:spacing w:after="0" w:line="240" w:lineRule="auto"/>
+        <w:jc w:val="center"/>
+      </w:pPr>
+    </w:p>
+    <w:p>
+      <w:pPr>
+        <w:pStyle w:val="a0"/>
+        <w:spacing w:after="0" w:line="240" w:lineRule="auto"/>
+        <w:jc w:val="center"/>
+      </w:pPr>
+    </w:p>
     <w:tbl>
       <w:tblPr>
         <w:tblStyle w:val="af0"/>
@@ -2910,7 +2922,13 @@
               <w:spacing w:after="0" w:line="240" w:lineRule="auto"/>
             </w:pPr>
             <w:r>
-              <w:t>3. Уточняет критерии поиска(при необходимости)</w:t>
+              <w:t xml:space="preserve">3. Уточняет критерии </w:t>
+            </w:r>
+            <w:r>
+              <w:t>поиска (</w:t>
+            </w:r>
+            <w:r>
+              <w:t>при необходимости)</w:t>
             </w:r>
           </w:p>
         </w:tc>
@@ -7698,9 +7716,6 @@
     <w:p>
       <w:pPr>
         <w:pStyle w:val="3"/>
-        <w:rPr>
-          <w:lang w:val="en-US"/>
-        </w:rPr>
       </w:pPr>
       <w:bookmarkStart w:id="7" w:name="_Toc226619151"/>
       <w:r>
@@ -7762,7 +7777,6 @@
         <w:rPr>
           <w:b/>
           <w:bCs/>
-          <w:lang w:val="en-US"/>
         </w:rPr>
         <w:t>:</w:t>
       </w:r>
@@ -7772,9 +7786,6 @@
         <w:pStyle w:val="a0"/>
       </w:pPr>
       <w:r>
-        <w:rPr>
-          <w:lang w:val="en-US"/>
-        </w:rPr>
         <w:tab/>
       </w:r>
       <w:r>
@@ -7828,19 +7839,7 @@
         </w:numPr>
       </w:pPr>
       <w:r>
-        <w:t>Идентификация, проверка подлинности и контроль доступа</w:t>
-      </w:r>
-      <w:r>
-        <w:t xml:space="preserve"> </w:t>
-      </w:r>
-      <w:r>
-        <w:t>субъектов к</w:t>
-      </w:r>
-      <w:r>
-        <w:t xml:space="preserve"> </w:t>
-      </w:r>
-      <w:r>
-        <w:t>томам, каталогам, файлам, записям и полям записей</w:t>
+        <w:t>Идентификация, проверка подлинности и контроль доступа субъектов к томам, каталогам, файлам, записям и полям записей</w:t>
       </w:r>
       <w:r>
         <w:t>.</w:t>
@@ -7953,9 +7952,6 @@
     <w:p>
       <w:pPr>
         <w:pStyle w:val="3"/>
-        <w:rPr>
-          <w:lang w:val="en-US"/>
-        </w:rPr>
       </w:pPr>
       <w:bookmarkStart w:id="8" w:name="_Toc226619152"/>
       <w:r>
@@ -8105,6 +8101,15 @@
           <w:bCs/>
         </w:rPr>
       </w:pPr>
+    </w:p>
+    <w:p>
+      <w:pPr>
+        <w:pStyle w:val="a0"/>
+        <w:rPr>
+          <w:b/>
+          <w:bCs/>
+        </w:rPr>
+      </w:pPr>
       <w:r>
         <w:rPr>
           <w:b/>
@@ -8209,6 +8214,131 @@
     <w:p>
       <w:pPr>
         <w:pStyle w:val="a0"/>
+        <w:rPr>
+          <w:b/>
+          <w:bCs/>
+        </w:rPr>
+      </w:pPr>
+      <w:r>
+        <w:rPr>
+          <w:b/>
+          <w:bCs/>
+        </w:rPr>
+        <w:t>Стадия «Технический проект»</w:t>
+      </w:r>
+    </w:p>
+    <w:p>
+      <w:pPr>
+        <w:pStyle w:val="a0"/>
+      </w:pPr>
+      <w:r>
+        <w:tab/>
+      </w:r>
+      <w:r>
+        <w:t>На стадии технического проекта выполняется переход от концептуальной модели данных к логической модели базы данных</w:t>
+      </w:r>
+    </w:p>
+    <w:p>
+      <w:pPr>
+        <w:pStyle w:val="a0"/>
+      </w:pPr>
+      <w:r>
+        <w:t>В рамках данной стадии выполняются следующие работы:</w:t>
+      </w:r>
+    </w:p>
+    <w:p>
+      <w:pPr>
+        <w:pStyle w:val="ae"/>
+        <w:numPr>
+          <w:ilvl w:val="0"/>
+          <w:numId w:val="37"/>
+        </w:numPr>
+      </w:pPr>
+      <w:r>
+        <w:t xml:space="preserve">преобразование </w:t>
+      </w:r>
+      <w:r>
+        <w:rPr>
+          <w:lang w:val="en-US"/>
+        </w:rPr>
+        <w:t>ER</w:t>
+      </w:r>
+      <w:r>
+        <w:t>-</w:t>
+      </w:r>
+      <w:r>
+        <w:t>модели в логическую реляционную модель данных;</w:t>
+      </w:r>
+    </w:p>
+    <w:p>
+      <w:pPr>
+        <w:pStyle w:val="ae"/>
+        <w:numPr>
+          <w:ilvl w:val="0"/>
+          <w:numId w:val="37"/>
+        </w:numPr>
+      </w:pPr>
+      <w:r>
+        <w:t>разработка исходной схемы реляционной базы данных;</w:t>
+      </w:r>
+    </w:p>
+    <w:p>
+      <w:pPr>
+        <w:pStyle w:val="ae"/>
+        <w:numPr>
+          <w:ilvl w:val="0"/>
+          <w:numId w:val="37"/>
+        </w:numPr>
+      </w:pPr>
+      <w:r>
+        <w:t>анализ зависимостей между атрибутами и нормализация отношений;</w:t>
+      </w:r>
+    </w:p>
+    <w:p>
+      <w:pPr>
+        <w:pStyle w:val="ae"/>
+        <w:numPr>
+          <w:ilvl w:val="0"/>
+          <w:numId w:val="37"/>
+        </w:numPr>
+      </w:pPr>
+      <w:r>
+        <w:t xml:space="preserve">программная реализация схемы базы данных с использованием языка </w:t>
+      </w:r>
+      <w:r>
+        <w:rPr>
+          <w:lang w:val="en-US"/>
+        </w:rPr>
+        <w:t>SQL</w:t>
+      </w:r>
+      <w:r>
+        <w:t xml:space="preserve"> </w:t>
+      </w:r>
+      <w:r>
+        <w:t>в среде СУБД</w:t>
+      </w:r>
+    </w:p>
+    <w:p>
+      <w:pPr>
+        <w:pStyle w:val="ae"/>
+        <w:numPr>
+          <w:ilvl w:val="0"/>
+          <w:numId w:val="37"/>
+        </w:numPr>
+      </w:pPr>
+      <w:r>
+        <w:t xml:space="preserve">оформление </w:t>
+      </w:r>
+      <w:r>
+        <w:t>пояснительной записки</w:t>
+      </w:r>
+      <w:r>
+        <w:t>.</w:t>
+      </w:r>
+    </w:p>
+    <w:p>
+      <w:pPr>
+        <w:pStyle w:val="a0"/>
       </w:pPr>
     </w:p>
     <w:p>
@@ -8224,136 +8354,6 @@
           <w:b/>
           <w:bCs/>
         </w:rPr>
-        <w:t>Стадия «Технический проект»</w:t>
-      </w:r>
-    </w:p>
-    <w:p>
-      <w:pPr>
-        <w:pStyle w:val="a0"/>
-      </w:pPr>
-      <w:r>
-        <w:tab/>
-      </w:r>
-      <w:r>
-        <w:t>На стадии технического проекта выполняется переход от концептуальной модели данных к логической модели базы данных</w:t>
-      </w:r>
-    </w:p>
-    <w:p>
-      <w:pPr>
-        <w:pStyle w:val="a0"/>
-      </w:pPr>
-      <w:r>
-        <w:t>В рамках данной стадии выполняются следующие работы:</w:t>
-      </w:r>
-    </w:p>
-    <w:p>
-      <w:pPr>
-        <w:pStyle w:val="ae"/>
-        <w:numPr>
-          <w:ilvl w:val="0"/>
-          <w:numId w:val="37"/>
-        </w:numPr>
-      </w:pPr>
-      <w:r>
-        <w:t xml:space="preserve">преобразование </w:t>
-      </w:r>
-      <w:r>
-        <w:rPr>
-          <w:lang w:val="en-US"/>
-        </w:rPr>
-        <w:t>ER</w:t>
-      </w:r>
-      <w:r>
-        <w:t>-</w:t>
-      </w:r>
-      <w:r>
-        <w:t>модели в логическую реляционную модель данных;</w:t>
-      </w:r>
-    </w:p>
-    <w:p>
-      <w:pPr>
-        <w:pStyle w:val="ae"/>
-        <w:numPr>
-          <w:ilvl w:val="0"/>
-          <w:numId w:val="37"/>
-        </w:numPr>
-      </w:pPr>
-      <w:r>
-        <w:t>разработка исходной схемы реляционной базы данных;</w:t>
-      </w:r>
-    </w:p>
-    <w:p>
-      <w:pPr>
-        <w:pStyle w:val="ae"/>
-        <w:numPr>
-          <w:ilvl w:val="0"/>
-          <w:numId w:val="37"/>
-        </w:numPr>
-      </w:pPr>
-      <w:r>
-        <w:t>анализ зависимостей между атрибутами и нормализация отношений;</w:t>
-      </w:r>
-    </w:p>
-    <w:p>
-      <w:pPr>
-        <w:pStyle w:val="ae"/>
-        <w:numPr>
-          <w:ilvl w:val="0"/>
-          <w:numId w:val="37"/>
-        </w:numPr>
-      </w:pPr>
-      <w:r>
-        <w:t xml:space="preserve">программная реализация схемы базы данных с использованием языка </w:t>
-      </w:r>
-      <w:r>
-        <w:rPr>
-          <w:lang w:val="en-US"/>
-        </w:rPr>
-        <w:t>SQL</w:t>
-      </w:r>
-      <w:r>
-        <w:t xml:space="preserve"> </w:t>
-      </w:r>
-      <w:r>
-        <w:t>в среде СУБД</w:t>
-      </w:r>
-    </w:p>
-    <w:p>
-      <w:pPr>
-        <w:pStyle w:val="ae"/>
-        <w:numPr>
-          <w:ilvl w:val="0"/>
-          <w:numId w:val="37"/>
-        </w:numPr>
-      </w:pPr>
-      <w:r>
-        <w:t xml:space="preserve">оформление </w:t>
-      </w:r>
-      <w:r>
-        <w:t>пояснительной записки</w:t>
-      </w:r>
-      <w:r>
-        <w:t>.</w:t>
-      </w:r>
-    </w:p>
-    <w:p>
-      <w:pPr>
-        <w:pStyle w:val="a0"/>
-      </w:pPr>
-    </w:p>
-    <w:p>
-      <w:pPr>
-        <w:pStyle w:val="a0"/>
-        <w:rPr>
-          <w:b/>
-          <w:bCs/>
-        </w:rPr>
-      </w:pPr>
-      <w:r>
-        <w:rPr>
-          <w:b/>
-          <w:bCs/>
-        </w:rPr>
         <w:t>Стадия «Рабочий проект»</w:t>
       </w:r>
     </w:p>
@@ -8514,9 +8514,6 @@
         <w:t>В состав документации входят</w:t>
       </w:r>
       <w:r>
-        <w:rPr>
-          <w:lang w:val="en-US"/>
-        </w:rPr>
         <w:t>:</w:t>
       </w:r>
     </w:p>
@@ -8787,16 +8784,6 @@
       <w:r>
         <w:t>исполнителем графика выполнения курсового проекта.</w:t>
       </w:r>
-    </w:p>
-    <w:p>
-      <w:pPr>
-        <w:suppressAutoHyphens w:val="0"/>
-        <w:spacing w:line="240" w:lineRule="auto"/>
-        <w:rPr>
-          <w:rFonts w:eastAsia="Lucida Sans Unicode" w:cs="Lohit Devanagari"/>
-          <w:kern w:val="2"/>
-        </w:rPr>
-      </w:pPr>
       <w:r>
         <w:br w:type="page"/>
       </w:r>
@@ -9162,13 +9149,6 @@
                 <w:lang w:eastAsia="ru-RU"/>
               </w:rPr>
             </w:pPr>
-            <w:r>
-              <w:rPr>
-                <w:sz w:val="24"/>
-                <w:lang w:eastAsia="ru-RU"/>
-              </w:rPr>
-              <w:t>2</w:t>
-            </w:r>
           </w:p>
         </w:tc>
         <w:tc>
@@ -9278,13 +9258,6 @@
                 <w:lang w:eastAsia="ru-RU"/>
               </w:rPr>
             </w:pPr>
-            <w:r>
-              <w:rPr>
-                <w:sz w:val="24"/>
-                <w:lang w:eastAsia="ru-RU"/>
-              </w:rPr>
-              <w:t>5</w:t>
-            </w:r>
           </w:p>
         </w:tc>
         <w:tc>
@@ -9393,13 +9366,6 @@
                 <w:lang w:eastAsia="ru-RU"/>
               </w:rPr>
             </w:pPr>
-            <w:r>
-              <w:rPr>
-                <w:sz w:val="24"/>
-                <w:lang w:eastAsia="ru-RU"/>
-              </w:rPr>
-              <w:t>7</w:t>
-            </w:r>
           </w:p>
         </w:tc>
         <w:tc>
@@ -9613,13 +9579,6 @@
                 <w:lang w:eastAsia="ru-RU"/>
               </w:rPr>
             </w:pPr>
-            <w:r>
-              <w:rPr>
-                <w:sz w:val="24"/>
-                <w:lang w:eastAsia="ru-RU"/>
-              </w:rPr>
-              <w:t>11</w:t>
-            </w:r>
           </w:p>
         </w:tc>
         <w:tc>
@@ -9862,13 +9821,6 @@
                 <w:lang w:eastAsia="ru-RU"/>
               </w:rPr>
             </w:pPr>
-            <w:r>
-              <w:rPr>
-                <w:sz w:val="24"/>
-                <w:lang w:eastAsia="ru-RU"/>
-              </w:rPr>
-              <w:t>12</w:t>
-            </w:r>
           </w:p>
         </w:tc>
         <w:tc>
@@ -10039,13 +9991,6 @@
                 <w:lang w:eastAsia="ru-RU"/>
               </w:rPr>
             </w:pPr>
-            <w:r>
-              <w:rPr>
-                <w:sz w:val="24"/>
-                <w:lang w:eastAsia="ru-RU"/>
-              </w:rPr>
-              <w:t>13</w:t>
-            </w:r>
           </w:p>
         </w:tc>
         <w:tc>
@@ -10174,13 +10119,6 @@
                 <w:lang w:eastAsia="ru-RU"/>
               </w:rPr>
             </w:pPr>
-            <w:r>
-              <w:rPr>
-                <w:sz w:val="24"/>
-                <w:lang w:eastAsia="ru-RU"/>
-              </w:rPr>
-              <w:t>14</w:t>
-            </w:r>
           </w:p>
         </w:tc>
         <w:tc>
@@ -16516,6 +16454,7 @@
   <w:style w:type="character" w:default="1" w:styleId="a1">
     <w:name w:val="Default Paragraph Font"/>
     <w:uiPriority w:val="1"/>
+    <w:semiHidden/>
     <w:unhideWhenUsed/>
   </w:style>
   <w:style w:type="table" w:default="1" w:styleId="a2">
@@ -16742,9 +16681,8 @@
     <w:name w:val="List"/>
     <w:basedOn w:val="a0"/>
     <w:qFormat/>
-    <w:rsid w:val="006343C5"/>
+    <w:rsid w:val="00A65A38"/>
     <w:pPr>
-      <w:spacing w:after="0"/>
       <w:contextualSpacing/>
     </w:pPr>
     <w:rPr>

--- a/ЕСПД_ДОКУМЕНТАЦИЯ/4. Пояснительная записка.docx
+++ b/ЕСПД_ДОКУМЕНТАЦИЯ/4. Пояснительная записка.docx
@@ -2372,13 +2372,6 @@
       <w:pPr>
         <w:pStyle w:val="a0"/>
         <w:spacing w:after="0" w:line="240" w:lineRule="auto"/>
-        <w:ind w:left="720"/>
-      </w:pPr>
-    </w:p>
-    <w:p>
-      <w:pPr>
-        <w:pStyle w:val="a0"/>
-        <w:spacing w:after="0" w:line="240" w:lineRule="auto"/>
         <w:jc w:val="center"/>
       </w:pPr>
       <w:r>
@@ -2434,14 +2427,12 @@
       <w:r>
         <w:t xml:space="preserve">1 </w:t>
       </w:r>
-      <w:proofErr w:type="spellStart"/>
       <w:r>
         <w:rPr>
           <w:lang w:val="en-US"/>
         </w:rPr>
         <w:t>UseCase</w:t>
       </w:r>
-      <w:proofErr w:type="spellEnd"/>
       <w:r>
         <w:t xml:space="preserve"> – </w:t>
       </w:r>
@@ -2476,6 +2467,12 @@
         <w:spacing w:after="0" w:line="240" w:lineRule="auto"/>
         <w:jc w:val="center"/>
       </w:pPr>
+      <w:r>
+        <w:rPr>
+          <w:highlight w:val="yellow"/>
+        </w:rPr>
+        <w:t>К задаче отнестись как для продажи КУДА угодно, чтоб можно было настроить так как захотелось*</w:t>
+      </w:r>
     </w:p>
     <w:p>
       <w:pPr>
@@ -2483,6 +2480,9 @@
         <w:spacing w:after="0" w:line="240" w:lineRule="auto"/>
         <w:jc w:val="center"/>
       </w:pPr>
+      <w:r>
+        <w:t xml:space="preserve">Любая система должна быть масштабируемой </w:t>
+      </w:r>
     </w:p>
     <w:p>
       <w:pPr>
@@ -2497,6 +2497,9 @@
         <w:spacing w:after="0" w:line="240" w:lineRule="auto"/>
         <w:jc w:val="center"/>
       </w:pPr>
+      <w:r>
+        <w:t xml:space="preserve">База данных одна приложений может быть много </w:t>
+      </w:r>
     </w:p>
     <w:p>
       <w:pPr>
@@ -2511,6 +2514,9 @@
         <w:spacing w:after="0" w:line="240" w:lineRule="auto"/>
         <w:jc w:val="center"/>
       </w:pPr>
+      <w:r>
+        <w:t>Исходим от централизованная база множество приложений</w:t>
+      </w:r>
     </w:p>
     <w:p>
       <w:pPr>
@@ -9089,7 +9095,6 @@
               </w:rPr>
               <w:t>(</w:t>
             </w:r>
-            <w:proofErr w:type="spellStart"/>
             <w:r>
               <w:rPr>
                 <w:sz w:val="24"/>
@@ -9097,7 +9102,6 @@
               </w:rPr>
               <w:t>UseCase</w:t>
             </w:r>
-            <w:proofErr w:type="spellEnd"/>
             <w:r>
               <w:rPr>
                 <w:sz w:val="24"/>
@@ -9925,7 +9929,6 @@
               </w:rPr>
               <w:t>документации на наличие неправомочных заимствований (плагиата) на платформе электронно-библиотечной системы (http://www.</w:t>
             </w:r>
-            <w:proofErr w:type="spellStart"/>
             <w:r>
               <w:rPr>
                 <w:sz w:val="24"/>
@@ -9933,7 +9936,6 @@
               </w:rPr>
               <w:t>vkr</w:t>
             </w:r>
-            <w:proofErr w:type="spellEnd"/>
             <w:r>
               <w:rPr>
                 <w:sz w:val="24"/>
@@ -9941,7 +9943,6 @@
               </w:rPr>
               <w:t>-</w:t>
             </w:r>
-            <w:proofErr w:type="spellStart"/>
             <w:r>
               <w:rPr>
                 <w:sz w:val="24"/>
@@ -9949,29 +9950,12 @@
               </w:rPr>
               <w:t>vuz</w:t>
             </w:r>
-            <w:proofErr w:type="spellEnd"/>
             <w:r>
               <w:rPr>
                 <w:sz w:val="24"/>
                 <w:lang w:eastAsia="ru-RU"/>
               </w:rPr>
-              <w:t>.</w:t>
-            </w:r>
-            <w:proofErr w:type="spellStart"/>
-            <w:r>
-              <w:rPr>
-                <w:sz w:val="24"/>
-                <w:lang w:eastAsia="ru-RU"/>
-              </w:rPr>
-              <w:t>ru</w:t>
-            </w:r>
-            <w:proofErr w:type="spellEnd"/>
-            <w:r>
-              <w:rPr>
-                <w:sz w:val="24"/>
-                <w:lang w:eastAsia="ru-RU"/>
-              </w:rPr>
-              <w:t>).</w:t>
+              <w:t>.ru).</w:t>
             </w:r>
           </w:p>
         </w:tc>
@@ -10153,10 +10137,51 @@
       <w:pPr>
         <w:suppressAutoHyphens w:val="0"/>
         <w:spacing w:line="240" w:lineRule="auto"/>
+        <w:rPr>
+          <w:lang w:val="en-US"/>
+        </w:rPr>
       </w:pPr>
       <w:r>
         <w:br w:type="page"/>
       </w:r>
+    </w:p>
+    <w:p>
+      <w:pPr>
+        <w:pStyle w:val="1"/>
+      </w:pPr>
+      <w:r>
+        <w:t>2</w:t>
+      </w:r>
+      <w:r>
+        <w:t xml:space="preserve"> </w:t>
+      </w:r>
+      <w:r>
+        <w:t>ЭСКИЗНЫЙ ПРОЕКТ</w:t>
+      </w:r>
+    </w:p>
+    <w:p>
+      <w:pPr>
+        <w:suppressAutoHyphens w:val="0"/>
+        <w:spacing w:line="240" w:lineRule="auto"/>
+        <w:rPr>
+          <w:lang w:val="en-US"/>
+        </w:rPr>
+      </w:pPr>
+    </w:p>
+    <w:p>
+      <w:pPr>
+        <w:suppressAutoHyphens w:val="0"/>
+        <w:spacing w:line="240" w:lineRule="auto"/>
+      </w:pPr>
+      <w:r>
+        <w:br w:type="page"/>
+      </w:r>
+    </w:p>
+    <w:p>
+      <w:pPr>
+        <w:suppressAutoHyphens w:val="0"/>
+        <w:spacing w:line="240" w:lineRule="auto"/>
+      </w:pPr>
     </w:p>
     <w:p>
       <w:pPr>

--- a/ЕСПД_ДОКУМЕНТАЦИЯ/4. Пояснительная записка.docx
+++ b/ЕСПД_ДОКУМЕНТАЦИЯ/4. Пояснительная записка.docx
@@ -1981,43 +1981,79 @@
         <w:pStyle w:val="a0"/>
       </w:pPr>
       <w:r>
-        <w:t>Читатель - пользователь, осуществляющий поиск и просмотр информации, получаемой из базы данных. Для данной категории пользователей база данных должна обеспечивать возможность:</w:t>
-      </w:r>
-    </w:p>
-    <w:p>
-      <w:pPr>
-        <w:pStyle w:val="ae"/>
+        <w:t xml:space="preserve">Читатель </w:t>
+      </w:r>
+      <w:r>
+        <w:t>-</w:t>
+      </w:r>
+      <w:r>
+        <w:t xml:space="preserve"> пользователь, осуществляющий поиск и просмотр информации, получаемой</w:t>
+      </w:r>
+      <w:r>
+        <w:t xml:space="preserve"> </w:t>
+      </w:r>
+      <w:r>
+        <w:t>из базы данных. Для данной категории пользователей база данных должна обеспечивать возможность:</w:t>
+      </w:r>
+    </w:p>
+    <w:p>
+      <w:pPr>
+        <w:pStyle w:val="a0"/>
         <w:numPr>
           <w:ilvl w:val="0"/>
-          <w:numId w:val="33"/>
+          <w:numId w:val="51"/>
         </w:numPr>
       </w:pPr>
       <w:r>
-        <w:t>получения информации о книгах по запросам (название, автор, жанр);</w:t>
-      </w:r>
-    </w:p>
-    <w:p>
-      <w:pPr>
-        <w:pStyle w:val="ae"/>
+        <w:t xml:space="preserve">получения информации о единицах библиотечного фонда по запросам (название, автор, жанр); </w:t>
+      </w:r>
+    </w:p>
+    <w:p>
+      <w:pPr>
+        <w:pStyle w:val="a0"/>
         <w:numPr>
           <w:ilvl w:val="0"/>
-          <w:numId w:val="33"/>
+          <w:numId w:val="51"/>
         </w:numPr>
       </w:pPr>
       <w:r>
-        <w:t>получения информации по иерархическому классификатору;</w:t>
-      </w:r>
-    </w:p>
-    <w:p>
-      <w:pPr>
-        <w:pStyle w:val="ae"/>
+        <w:t xml:space="preserve">получения информации по иерархическому классификатору; </w:t>
+      </w:r>
+    </w:p>
+    <w:p>
+      <w:pPr>
+        <w:pStyle w:val="a0"/>
         <w:numPr>
           <w:ilvl w:val="0"/>
-          <w:numId w:val="33"/>
+          <w:numId w:val="51"/>
         </w:numPr>
       </w:pPr>
       <w:r>
-        <w:t>просмотра доступных сведений о книгах.</w:t>
+        <w:t xml:space="preserve">просмотра доступных сведений о единицах фонда; </w:t>
+      </w:r>
+    </w:p>
+    <w:p>
+      <w:pPr>
+        <w:pStyle w:val="a0"/>
+        <w:numPr>
+          <w:ilvl w:val="0"/>
+          <w:numId w:val="51"/>
+        </w:numPr>
+      </w:pPr>
+      <w:r>
+        <w:t xml:space="preserve">использования электронных и медиа-материалов (при их наличии); </w:t>
+      </w:r>
+    </w:p>
+    <w:p>
+      <w:pPr>
+        <w:pStyle w:val="a0"/>
+        <w:numPr>
+          <w:ilvl w:val="0"/>
+          <w:numId w:val="51"/>
+        </w:numPr>
+      </w:pPr>
+      <w:r>
+        <w:t xml:space="preserve">бронирования единиц фонда. </w:t>
       </w:r>
     </w:p>
     <w:p>
@@ -2043,7 +2079,13 @@
         </w:numPr>
       </w:pPr>
       <w:r>
-        <w:t>доступ к информации о книгах;</w:t>
+        <w:t xml:space="preserve">доступ к информации о </w:t>
+      </w:r>
+      <w:r>
+        <w:t>единицах фонда</w:t>
+      </w:r>
+      <w:r>
+        <w:t>;</w:t>
       </w:r>
     </w:p>
     <w:p>
@@ -2067,7 +2109,13 @@
         </w:numPr>
       </w:pPr>
       <w:r>
-        <w:t>выполнение операций учета выдачи книг;</w:t>
+        <w:t>выполнение операций учета</w:t>
+      </w:r>
+      <w:r>
+        <w:t xml:space="preserve"> выдачи экземпляров фонда</w:t>
+      </w:r>
+      <w:r>
+        <w:t>;</w:t>
       </w:r>
     </w:p>
     <w:p>
@@ -2079,7 +2127,13 @@
         </w:numPr>
       </w:pPr>
       <w:r>
-        <w:t>выполнение операций учета возврата книг;</w:t>
+        <w:t>выполнение операций учета возврата</w:t>
+      </w:r>
+      <w:r>
+        <w:t xml:space="preserve"> экземпляров фонда</w:t>
+      </w:r>
+      <w:r>
+        <w:t>;</w:t>
       </w:r>
     </w:p>
     <w:p>
@@ -2130,15 +2184,33 @@
         </w:numPr>
       </w:pPr>
       <w:r>
+        <w:t>учет поступления и списания фонда</w:t>
+      </w:r>
+    </w:p>
+    <w:p>
+      <w:pPr>
+        <w:pStyle w:val="ae"/>
+        <w:numPr>
+          <w:ilvl w:val="0"/>
+          <w:numId w:val="32"/>
+        </w:numPr>
+      </w:pPr>
+      <w:r>
         <w:t>формирование данных для отчетности.</w:t>
       </w:r>
     </w:p>
     <w:p>
       <w:pPr>
-        <w:pStyle w:val="a0"/>
-        <w:spacing w:after="0" w:line="240" w:lineRule="auto"/>
-        <w:ind w:left="720"/>
-      </w:pPr>
+        <w:suppressAutoHyphens w:val="0"/>
+        <w:spacing w:line="240" w:lineRule="auto"/>
+        <w:rPr>
+          <w:rFonts w:eastAsia="Lucida Sans Unicode" w:cs="Lohit Devanagari"/>
+          <w:kern w:val="2"/>
+        </w:rPr>
+      </w:pPr>
+      <w:r>
+        <w:br w:type="page"/>
+      </w:r>
     </w:p>
     <w:p>
       <w:pPr>
@@ -2175,7 +2247,13 @@
         </w:numPr>
       </w:pPr>
       <w:r>
-        <w:t>учет поступления и списания литературы;</w:t>
+        <w:t xml:space="preserve">учет поступления и списания </w:t>
+      </w:r>
+      <w:r>
+        <w:t>фонда</w:t>
+      </w:r>
+      <w:r>
+        <w:t>;</w:t>
       </w:r>
     </w:p>
     <w:p>
@@ -2211,7 +2289,13 @@
         </w:numPr>
       </w:pPr>
       <w:r>
-        <w:t>формирование данных для аналитических отчетов;</w:t>
+        <w:t>управление филиалами системы</w:t>
+      </w:r>
+      <w:r>
+        <w:rPr>
+          <w:lang w:val="en-US"/>
+        </w:rPr>
+        <w:t>;</w:t>
       </w:r>
     </w:p>
     <w:p>
@@ -2223,13 +2307,25 @@
         </w:numPr>
       </w:pPr>
       <w:r>
+        <w:t>формирование данных для аналитических отчетов;</w:t>
+      </w:r>
+    </w:p>
+    <w:p>
+      <w:pPr>
+        <w:pStyle w:val="ae"/>
+        <w:numPr>
+          <w:ilvl w:val="0"/>
+          <w:numId w:val="31"/>
+        </w:numPr>
+      </w:pPr>
+      <w:r>
         <w:t>настройку параметров функционирования базы данных.</w:t>
       </w:r>
     </w:p>
     <w:p>
       <w:pPr>
         <w:pStyle w:val="a0"/>
-        <w:spacing w:after="0" w:line="240" w:lineRule="auto"/>
+        <w:spacing w:before="240" w:after="0" w:line="240" w:lineRule="auto"/>
       </w:pPr>
       <w:r>
         <w:t>Список функциональных требований</w:t>
@@ -2248,9 +2344,22 @@
           <w:ilvl w:val="0"/>
           <w:numId w:val="30"/>
         </w:numPr>
-      </w:pPr>
-      <w:r>
-        <w:t xml:space="preserve">хранение данных о книгах (название, автор, год издания, жанр, издательство); </w:t>
+        <w:spacing w:before="240"/>
+      </w:pPr>
+      <w:r>
+        <w:t xml:space="preserve">хранение данных о </w:t>
+      </w:r>
+      <w:r>
+        <w:t>единицах библиотечного фонда</w:t>
+      </w:r>
+      <w:r>
+        <w:t xml:space="preserve"> (</w:t>
+      </w:r>
+      <w:r>
+        <w:t>книги, журналы, статьи, аудиоматериалы</w:t>
+      </w:r>
+      <w:r>
+        <w:t xml:space="preserve">); </w:t>
       </w:r>
     </w:p>
     <w:p>
@@ -2262,7 +2371,13 @@
         </w:numPr>
       </w:pPr>
       <w:r>
-        <w:t xml:space="preserve">добавление, изменение и удаление информации о книгах; </w:t>
+        <w:t>добавление, изменение и удаление информации о</w:t>
+      </w:r>
+      <w:r>
+        <w:t xml:space="preserve"> единицах фонда</w:t>
+      </w:r>
+      <w:r>
+        <w:t xml:space="preserve">; </w:t>
       </w:r>
     </w:p>
     <w:p>
@@ -2286,7 +2401,13 @@
         </w:numPr>
       </w:pPr>
       <w:r>
-        <w:t xml:space="preserve">регистрацию выдачи и возврата книг; </w:t>
+        <w:t xml:space="preserve">регистрацию выдачи и </w:t>
+      </w:r>
+      <w:r>
+        <w:t>приема экземпляров фонда</w:t>
+      </w:r>
+      <w:r>
+        <w:t xml:space="preserve">; </w:t>
       </w:r>
     </w:p>
     <w:p>
@@ -2298,7 +2419,13 @@
         </w:numPr>
       </w:pPr>
       <w:r>
-        <w:t xml:space="preserve">контроль сроков возврата книг; </w:t>
+        <w:t>контроль сроков возврата</w:t>
+      </w:r>
+      <w:r>
+        <w:t xml:space="preserve"> экземпляров фонда</w:t>
+      </w:r>
+      <w:r>
+        <w:t xml:space="preserve">; </w:t>
       </w:r>
     </w:p>
     <w:p>
@@ -2310,7 +2437,13 @@
         </w:numPr>
       </w:pPr>
       <w:r>
-        <w:t xml:space="preserve">поиск книг по названию, автору, жанру; </w:t>
+        <w:t xml:space="preserve">поиск </w:t>
+      </w:r>
+      <w:r>
+        <w:t xml:space="preserve">единиц фонда по </w:t>
+      </w:r>
+      <w:r>
+        <w:t xml:space="preserve">названию, автору, жанру; </w:t>
       </w:r>
     </w:p>
     <w:p>
@@ -2346,7 +2479,13 @@
         </w:numPr>
       </w:pPr>
       <w:r>
-        <w:t>просмотр информации о книге;</w:t>
+        <w:t>просмотр информации о</w:t>
+      </w:r>
+      <w:r>
+        <w:t xml:space="preserve"> единице фонда</w:t>
+      </w:r>
+      <w:r>
+        <w:t>;</w:t>
       </w:r>
     </w:p>
     <w:p>
@@ -2375,12 +2514,9 @@
         <w:jc w:val="center"/>
       </w:pPr>
       <w:r>
-        <w:rPr>
-          <w:noProof/>
-        </w:rPr>
         <w:drawing>
-          <wp:inline distT="0" distB="0" distL="0" distR="0" wp14:anchorId="1F5BAF20" wp14:editId="30283784">
-            <wp:extent cx="4240924" cy="5957239"/>
+          <wp:inline distT="0" distB="0" distL="0" distR="0" wp14:anchorId="3AB65D6E" wp14:editId="4E28B458">
+            <wp:extent cx="5940425" cy="7425690"/>
             <wp:effectExtent l="0" t="0" r="0" b="0"/>
             <wp:docPr id="1" name="Рисунок 1"/>
             <wp:cNvGraphicFramePr>
@@ -2402,7 +2538,7 @@
                   <pic:spPr>
                     <a:xfrm>
                       <a:off x="0" y="0"/>
-                      <a:ext cx="4254035" cy="5975656"/>
+                      <a:ext cx="5940425" cy="7425690"/>
                     </a:xfrm>
                     <a:prstGeom prst="rect">
                       <a:avLst/>
@@ -2427,12 +2563,14 @@
       <w:r>
         <w:t xml:space="preserve">1 </w:t>
       </w:r>
+      <w:proofErr w:type="spellStart"/>
       <w:r>
         <w:rPr>
           <w:lang w:val="en-US"/>
         </w:rPr>
         <w:t>UseCase</w:t>
       </w:r>
+      <w:proofErr w:type="spellEnd"/>
       <w:r>
         <w:t xml:space="preserve"> – </w:t>
       </w:r>
@@ -2453,70 +2591,6 @@
         <w:spacing w:after="0" w:line="240" w:lineRule="auto"/>
         <w:jc w:val="center"/>
       </w:pPr>
-    </w:p>
-    <w:p>
-      <w:pPr>
-        <w:pStyle w:val="a0"/>
-        <w:spacing w:after="0" w:line="240" w:lineRule="auto"/>
-        <w:jc w:val="center"/>
-      </w:pPr>
-    </w:p>
-    <w:p>
-      <w:pPr>
-        <w:pStyle w:val="a0"/>
-        <w:spacing w:after="0" w:line="240" w:lineRule="auto"/>
-        <w:jc w:val="center"/>
-      </w:pPr>
-      <w:r>
-        <w:rPr>
-          <w:highlight w:val="yellow"/>
-        </w:rPr>
-        <w:t>К задаче отнестись как для продажи КУДА угодно, чтоб можно было настроить так как захотелось*</w:t>
-      </w:r>
-    </w:p>
-    <w:p>
-      <w:pPr>
-        <w:pStyle w:val="a0"/>
-        <w:spacing w:after="0" w:line="240" w:lineRule="auto"/>
-        <w:jc w:val="center"/>
-      </w:pPr>
-      <w:r>
-        <w:t xml:space="preserve">Любая система должна быть масштабируемой </w:t>
-      </w:r>
-    </w:p>
-    <w:p>
-      <w:pPr>
-        <w:pStyle w:val="a0"/>
-        <w:spacing w:after="0" w:line="240" w:lineRule="auto"/>
-        <w:jc w:val="center"/>
-      </w:pPr>
-    </w:p>
-    <w:p>
-      <w:pPr>
-        <w:pStyle w:val="a0"/>
-        <w:spacing w:after="0" w:line="240" w:lineRule="auto"/>
-        <w:jc w:val="center"/>
-      </w:pPr>
-      <w:r>
-        <w:t xml:space="preserve">База данных одна приложений может быть много </w:t>
-      </w:r>
-    </w:p>
-    <w:p>
-      <w:pPr>
-        <w:pStyle w:val="a0"/>
-        <w:spacing w:after="0" w:line="240" w:lineRule="auto"/>
-        <w:jc w:val="center"/>
-      </w:pPr>
-    </w:p>
-    <w:p>
-      <w:pPr>
-        <w:pStyle w:val="a0"/>
-        <w:spacing w:after="0" w:line="240" w:lineRule="auto"/>
-        <w:jc w:val="center"/>
-      </w:pPr>
-      <w:r>
-        <w:t>Исходим от централизованная база множество приложений</w:t>
-      </w:r>
     </w:p>
     <w:p>
       <w:pPr>
@@ -9095,6 +9169,7 @@
               </w:rPr>
               <w:t>(</w:t>
             </w:r>
+            <w:proofErr w:type="spellStart"/>
             <w:r>
               <w:rPr>
                 <w:sz w:val="24"/>
@@ -9102,6 +9177,7 @@
               </w:rPr>
               <w:t>UseCase</w:t>
             </w:r>
+            <w:proofErr w:type="spellEnd"/>
             <w:r>
               <w:rPr>
                 <w:sz w:val="24"/>
@@ -9929,6 +10005,7 @@
               </w:rPr>
               <w:t>документации на наличие неправомочных заимствований (плагиата) на платформе электронно-библиотечной системы (http://www.</w:t>
             </w:r>
+            <w:proofErr w:type="spellStart"/>
             <w:r>
               <w:rPr>
                 <w:sz w:val="24"/>
@@ -9936,6 +10013,7 @@
               </w:rPr>
               <w:t>vkr</w:t>
             </w:r>
+            <w:proofErr w:type="spellEnd"/>
             <w:r>
               <w:rPr>
                 <w:sz w:val="24"/>
@@ -9943,6 +10021,7 @@
               </w:rPr>
               <w:t>-</w:t>
             </w:r>
+            <w:proofErr w:type="spellStart"/>
             <w:r>
               <w:rPr>
                 <w:sz w:val="24"/>
@@ -9950,12 +10029,29 @@
               </w:rPr>
               <w:t>vuz</w:t>
             </w:r>
+            <w:proofErr w:type="spellEnd"/>
             <w:r>
               <w:rPr>
                 <w:sz w:val="24"/>
                 <w:lang w:eastAsia="ru-RU"/>
               </w:rPr>
-              <w:t>.ru).</w:t>
+              <w:t>.</w:t>
+            </w:r>
+            <w:proofErr w:type="spellStart"/>
+            <w:r>
+              <w:rPr>
+                <w:sz w:val="24"/>
+                <w:lang w:eastAsia="ru-RU"/>
+              </w:rPr>
+              <w:t>ru</w:t>
+            </w:r>
+            <w:proofErr w:type="spellEnd"/>
+            <w:r>
+              <w:rPr>
+                <w:sz w:val="24"/>
+                <w:lang w:eastAsia="ru-RU"/>
+              </w:rPr>
+              <w:t>).</w:t>
             </w:r>
           </w:p>
         </w:tc>
@@ -10176,12 +10272,6 @@
       <w:r>
         <w:br w:type="page"/>
       </w:r>
-    </w:p>
-    <w:p>
-      <w:pPr>
-        <w:suppressAutoHyphens w:val="0"/>
-        <w:spacing w:line="240" w:lineRule="auto"/>
-      </w:pPr>
     </w:p>
     <w:p>
       <w:pPr>
@@ -14056,6 +14146,156 @@
     </w:lvl>
   </w:abstractNum>
   <w:abstractNum w:abstractNumId="35" w15:restartNumberingAfterBreak="0">
+    <w:nsid w:val="46AF6F82"/>
+    <w:multiLevelType w:val="multilevel"/>
+    <w:tmpl w:val="4BC8A5D6"/>
+    <w:lvl w:ilvl="0">
+      <w:start w:val="1"/>
+      <w:numFmt w:val="bullet"/>
+      <w:lvlText w:val=""/>
+      <w:lvlJc w:val="left"/>
+      <w:pPr>
+        <w:tabs>
+          <w:tab w:val="num" w:pos="720"/>
+        </w:tabs>
+        <w:ind w:left="720" w:hanging="360"/>
+      </w:pPr>
+      <w:rPr>
+        <w:rFonts w:ascii="Symbol" w:hAnsi="Symbol" w:hint="default"/>
+        <w:sz w:val="28"/>
+        <w:szCs w:val="28"/>
+      </w:rPr>
+    </w:lvl>
+    <w:lvl w:ilvl="1" w:tentative="1">
+      <w:start w:val="1"/>
+      <w:numFmt w:val="bullet"/>
+      <w:lvlText w:val="o"/>
+      <w:lvlJc w:val="left"/>
+      <w:pPr>
+        <w:tabs>
+          <w:tab w:val="num" w:pos="1440"/>
+        </w:tabs>
+        <w:ind w:left="1440" w:hanging="360"/>
+      </w:pPr>
+      <w:rPr>
+        <w:rFonts w:ascii="Courier New" w:hAnsi="Courier New" w:hint="default"/>
+        <w:sz w:val="20"/>
+      </w:rPr>
+    </w:lvl>
+    <w:lvl w:ilvl="2" w:tentative="1">
+      <w:start w:val="1"/>
+      <w:numFmt w:val="bullet"/>
+      <w:lvlText w:val=""/>
+      <w:lvlJc w:val="left"/>
+      <w:pPr>
+        <w:tabs>
+          <w:tab w:val="num" w:pos="2160"/>
+        </w:tabs>
+        <w:ind w:left="2160" w:hanging="360"/>
+      </w:pPr>
+      <w:rPr>
+        <w:rFonts w:ascii="Wingdings" w:hAnsi="Wingdings" w:hint="default"/>
+        <w:sz w:val="20"/>
+      </w:rPr>
+    </w:lvl>
+    <w:lvl w:ilvl="3" w:tentative="1">
+      <w:start w:val="1"/>
+      <w:numFmt w:val="bullet"/>
+      <w:lvlText w:val=""/>
+      <w:lvlJc w:val="left"/>
+      <w:pPr>
+        <w:tabs>
+          <w:tab w:val="num" w:pos="2880"/>
+        </w:tabs>
+        <w:ind w:left="2880" w:hanging="360"/>
+      </w:pPr>
+      <w:rPr>
+        <w:rFonts w:ascii="Wingdings" w:hAnsi="Wingdings" w:hint="default"/>
+        <w:sz w:val="20"/>
+      </w:rPr>
+    </w:lvl>
+    <w:lvl w:ilvl="4" w:tentative="1">
+      <w:start w:val="1"/>
+      <w:numFmt w:val="bullet"/>
+      <w:lvlText w:val=""/>
+      <w:lvlJc w:val="left"/>
+      <w:pPr>
+        <w:tabs>
+          <w:tab w:val="num" w:pos="3600"/>
+        </w:tabs>
+        <w:ind w:left="3600" w:hanging="360"/>
+      </w:pPr>
+      <w:rPr>
+        <w:rFonts w:ascii="Wingdings" w:hAnsi="Wingdings" w:hint="default"/>
+        <w:sz w:val="20"/>
+      </w:rPr>
+    </w:lvl>
+    <w:lvl w:ilvl="5" w:tentative="1">
+      <w:start w:val="1"/>
+      <w:numFmt w:val="bullet"/>
+      <w:lvlText w:val=""/>
+      <w:lvlJc w:val="left"/>
+      <w:pPr>
+        <w:tabs>
+          <w:tab w:val="num" w:pos="4320"/>
+        </w:tabs>
+        <w:ind w:left="4320" w:hanging="360"/>
+      </w:pPr>
+      <w:rPr>
+        <w:rFonts w:ascii="Wingdings" w:hAnsi="Wingdings" w:hint="default"/>
+        <w:sz w:val="20"/>
+      </w:rPr>
+    </w:lvl>
+    <w:lvl w:ilvl="6" w:tentative="1">
+      <w:start w:val="1"/>
+      <w:numFmt w:val="bullet"/>
+      <w:lvlText w:val=""/>
+      <w:lvlJc w:val="left"/>
+      <w:pPr>
+        <w:tabs>
+          <w:tab w:val="num" w:pos="5040"/>
+        </w:tabs>
+        <w:ind w:left="5040" w:hanging="360"/>
+      </w:pPr>
+      <w:rPr>
+        <w:rFonts w:ascii="Wingdings" w:hAnsi="Wingdings" w:hint="default"/>
+        <w:sz w:val="20"/>
+      </w:rPr>
+    </w:lvl>
+    <w:lvl w:ilvl="7" w:tentative="1">
+      <w:start w:val="1"/>
+      <w:numFmt w:val="bullet"/>
+      <w:lvlText w:val=""/>
+      <w:lvlJc w:val="left"/>
+      <w:pPr>
+        <w:tabs>
+          <w:tab w:val="num" w:pos="5760"/>
+        </w:tabs>
+        <w:ind w:left="5760" w:hanging="360"/>
+      </w:pPr>
+      <w:rPr>
+        <w:rFonts w:ascii="Wingdings" w:hAnsi="Wingdings" w:hint="default"/>
+        <w:sz w:val="20"/>
+      </w:rPr>
+    </w:lvl>
+    <w:lvl w:ilvl="8" w:tentative="1">
+      <w:start w:val="1"/>
+      <w:numFmt w:val="bullet"/>
+      <w:lvlText w:val=""/>
+      <w:lvlJc w:val="left"/>
+      <w:pPr>
+        <w:tabs>
+          <w:tab w:val="num" w:pos="6480"/>
+        </w:tabs>
+        <w:ind w:left="6480" w:hanging="360"/>
+      </w:pPr>
+      <w:rPr>
+        <w:rFonts w:ascii="Wingdings" w:hAnsi="Wingdings" w:hint="default"/>
+        <w:sz w:val="20"/>
+      </w:rPr>
+    </w:lvl>
+  </w:abstractNum>
+  <w:abstractNum w:abstractNumId="36" w15:restartNumberingAfterBreak="0">
     <w:nsid w:val="48DB425F"/>
     <w:multiLevelType w:val="hybridMultilevel"/>
     <w:tmpl w:val="155494A2"/>
@@ -14159,7 +14399,7 @@
       </w:pPr>
     </w:lvl>
   </w:abstractNum>
-  <w:abstractNum w:abstractNumId="36" w15:restartNumberingAfterBreak="0">
+  <w:abstractNum w:abstractNumId="37" w15:restartNumberingAfterBreak="0">
     <w:nsid w:val="49295B0E"/>
     <w:multiLevelType w:val="hybridMultilevel"/>
     <w:tmpl w:val="E0E4390E"/>
@@ -14272,7 +14512,7 @@
       </w:rPr>
     </w:lvl>
   </w:abstractNum>
-  <w:abstractNum w:abstractNumId="37" w15:restartNumberingAfterBreak="0">
+  <w:abstractNum w:abstractNumId="38" w15:restartNumberingAfterBreak="0">
     <w:nsid w:val="4C841721"/>
     <w:multiLevelType w:val="multilevel"/>
     <w:tmpl w:val="4C841721"/>
@@ -14393,7 +14633,7 @@
       </w:pPr>
     </w:lvl>
   </w:abstractNum>
-  <w:abstractNum w:abstractNumId="38" w15:restartNumberingAfterBreak="0">
+  <w:abstractNum w:abstractNumId="39" w15:restartNumberingAfterBreak="0">
     <w:nsid w:val="4E067569"/>
     <w:multiLevelType w:val="hybridMultilevel"/>
     <w:tmpl w:val="2D74484A"/>
@@ -14506,7 +14746,7 @@
       </w:rPr>
     </w:lvl>
   </w:abstractNum>
-  <w:abstractNum w:abstractNumId="39" w15:restartNumberingAfterBreak="0">
+  <w:abstractNum w:abstractNumId="40" w15:restartNumberingAfterBreak="0">
     <w:nsid w:val="54EF1CD6"/>
     <w:multiLevelType w:val="hybridMultilevel"/>
     <w:tmpl w:val="E7042092"/>
@@ -14619,7 +14859,7 @@
       </w:rPr>
     </w:lvl>
   </w:abstractNum>
-  <w:abstractNum w:abstractNumId="40" w15:restartNumberingAfterBreak="0">
+  <w:abstractNum w:abstractNumId="41" w15:restartNumberingAfterBreak="0">
     <w:nsid w:val="58197990"/>
     <w:multiLevelType w:val="hybridMultilevel"/>
     <w:tmpl w:val="D0106EC8"/>
@@ -14732,7 +14972,7 @@
       </w:rPr>
     </w:lvl>
   </w:abstractNum>
-  <w:abstractNum w:abstractNumId="41" w15:restartNumberingAfterBreak="0">
+  <w:abstractNum w:abstractNumId="42" w15:restartNumberingAfterBreak="0">
     <w:nsid w:val="5A147439"/>
     <w:multiLevelType w:val="multilevel"/>
     <w:tmpl w:val="23C46722"/>
@@ -14881,7 +15121,7 @@
       </w:rPr>
     </w:lvl>
   </w:abstractNum>
-  <w:abstractNum w:abstractNumId="42" w15:restartNumberingAfterBreak="0">
+  <w:abstractNum w:abstractNumId="43" w15:restartNumberingAfterBreak="0">
     <w:nsid w:val="6A1B52DB"/>
     <w:multiLevelType w:val="multilevel"/>
     <w:tmpl w:val="E4DEAE4E"/>
@@ -14994,7 +15234,7 @@
       </w:rPr>
     </w:lvl>
   </w:abstractNum>
-  <w:abstractNum w:abstractNumId="43" w15:restartNumberingAfterBreak="0">
+  <w:abstractNum w:abstractNumId="44" w15:restartNumberingAfterBreak="0">
     <w:nsid w:val="6BC07C3E"/>
     <w:multiLevelType w:val="hybridMultilevel"/>
     <w:tmpl w:val="3D52CFF2"/>
@@ -15107,7 +15347,7 @@
       </w:rPr>
     </w:lvl>
   </w:abstractNum>
-  <w:abstractNum w:abstractNumId="44" w15:restartNumberingAfterBreak="0">
+  <w:abstractNum w:abstractNumId="45" w15:restartNumberingAfterBreak="0">
     <w:nsid w:val="6F3F2334"/>
     <w:multiLevelType w:val="multilevel"/>
     <w:tmpl w:val="8ECE1144"/>
@@ -15256,7 +15496,7 @@
       </w:rPr>
     </w:lvl>
   </w:abstractNum>
-  <w:abstractNum w:abstractNumId="45" w15:restartNumberingAfterBreak="0">
+  <w:abstractNum w:abstractNumId="46" w15:restartNumberingAfterBreak="0">
     <w:nsid w:val="70D31678"/>
     <w:multiLevelType w:val="hybridMultilevel"/>
     <w:tmpl w:val="61C2A710"/>
@@ -15342,7 +15582,7 @@
       </w:pPr>
     </w:lvl>
   </w:abstractNum>
-  <w:abstractNum w:abstractNumId="46" w15:restartNumberingAfterBreak="0">
+  <w:abstractNum w:abstractNumId="47" w15:restartNumberingAfterBreak="0">
     <w:nsid w:val="76ED2B79"/>
     <w:multiLevelType w:val="hybridMultilevel"/>
     <w:tmpl w:val="F6B04A54"/>
@@ -15455,7 +15695,7 @@
       </w:rPr>
     </w:lvl>
   </w:abstractNum>
-  <w:abstractNum w:abstractNumId="47" w15:restartNumberingAfterBreak="0">
+  <w:abstractNum w:abstractNumId="48" w15:restartNumberingAfterBreak="0">
     <w:nsid w:val="78511DE7"/>
     <w:multiLevelType w:val="multilevel"/>
     <w:tmpl w:val="78511DE7"/>
@@ -15545,7 +15785,7 @@
       </w:pPr>
     </w:lvl>
   </w:abstractNum>
-  <w:abstractNum w:abstractNumId="48" w15:restartNumberingAfterBreak="0">
+  <w:abstractNum w:abstractNumId="49" w15:restartNumberingAfterBreak="0">
     <w:nsid w:val="7D6A12D6"/>
     <w:multiLevelType w:val="hybridMultilevel"/>
     <w:tmpl w:val="A44C9554"/>
@@ -15658,7 +15898,7 @@
       </w:rPr>
     </w:lvl>
   </w:abstractNum>
-  <w:abstractNum w:abstractNumId="49" w15:restartNumberingAfterBreak="0">
+  <w:abstractNum w:abstractNumId="50" w15:restartNumberingAfterBreak="0">
     <w:nsid w:val="7E4A3E3F"/>
     <w:multiLevelType w:val="multilevel"/>
     <w:tmpl w:val="7D92C774"/>
@@ -15808,7 +16048,7 @@
     </w:lvl>
   </w:abstractNum>
   <w:num w:numId="1" w16cid:durableId="666443062">
-    <w:abstractNumId w:val="37"/>
+    <w:abstractNumId w:val="38"/>
   </w:num>
   <w:num w:numId="2" w16cid:durableId="1277253083">
     <w:abstractNumId w:val="0"/>
@@ -15820,19 +16060,19 @@
     <w:abstractNumId w:val="26"/>
   </w:num>
   <w:num w:numId="5" w16cid:durableId="2013873192">
-    <w:abstractNumId w:val="47"/>
+    <w:abstractNumId w:val="48"/>
   </w:num>
   <w:num w:numId="6" w16cid:durableId="1767379461">
     <w:abstractNumId w:val="8"/>
   </w:num>
   <w:num w:numId="7" w16cid:durableId="1545020984">
-    <w:abstractNumId w:val="45"/>
+    <w:abstractNumId w:val="46"/>
   </w:num>
   <w:num w:numId="8" w16cid:durableId="62217029">
     <w:abstractNumId w:val="17"/>
   </w:num>
   <w:num w:numId="9" w16cid:durableId="155153513">
-    <w:abstractNumId w:val="38"/>
+    <w:abstractNumId w:val="39"/>
   </w:num>
   <w:num w:numId="10" w16cid:durableId="331640719">
     <w:abstractNumId w:val="11"/>
@@ -15844,19 +16084,19 @@
     <w:abstractNumId w:val="7"/>
   </w:num>
   <w:num w:numId="13" w16cid:durableId="2012826278">
-    <w:abstractNumId w:val="48"/>
+    <w:abstractNumId w:val="49"/>
   </w:num>
   <w:num w:numId="14" w16cid:durableId="862784609">
-    <w:abstractNumId w:val="42"/>
+    <w:abstractNumId w:val="43"/>
   </w:num>
   <w:num w:numId="15" w16cid:durableId="1044327559">
     <w:abstractNumId w:val="4"/>
   </w:num>
   <w:num w:numId="16" w16cid:durableId="864640142">
-    <w:abstractNumId w:val="43"/>
+    <w:abstractNumId w:val="44"/>
   </w:num>
   <w:num w:numId="17" w16cid:durableId="514274662">
-    <w:abstractNumId w:val="36"/>
+    <w:abstractNumId w:val="37"/>
   </w:num>
   <w:num w:numId="18" w16cid:durableId="1906136539">
     <w:abstractNumId w:val="31"/>
@@ -15880,7 +16120,7 @@
     <w:abstractNumId w:val="34"/>
   </w:num>
   <w:num w:numId="25" w16cid:durableId="690230575">
-    <w:abstractNumId w:val="39"/>
+    <w:abstractNumId w:val="40"/>
   </w:num>
   <w:num w:numId="26" w16cid:durableId="453600807">
     <w:abstractNumId w:val="25"/>
@@ -15895,7 +16135,7 @@
     <w:abstractNumId w:val="18"/>
   </w:num>
   <w:num w:numId="30" w16cid:durableId="1224216222">
-    <w:abstractNumId w:val="46"/>
+    <w:abstractNumId w:val="47"/>
   </w:num>
   <w:num w:numId="31" w16cid:durableId="904028460">
     <w:abstractNumId w:val="13"/>
@@ -15925,22 +16165,22 @@
     <w:abstractNumId w:val="30"/>
   </w:num>
   <w:num w:numId="40" w16cid:durableId="1717267844">
-    <w:abstractNumId w:val="44"/>
+    <w:abstractNumId w:val="45"/>
   </w:num>
   <w:num w:numId="41" w16cid:durableId="1773237711">
-    <w:abstractNumId w:val="40"/>
+    <w:abstractNumId w:val="41"/>
   </w:num>
   <w:num w:numId="42" w16cid:durableId="1525292368">
     <w:abstractNumId w:val="27"/>
   </w:num>
   <w:num w:numId="43" w16cid:durableId="1946182994">
-    <w:abstractNumId w:val="41"/>
+    <w:abstractNumId w:val="42"/>
   </w:num>
   <w:num w:numId="44" w16cid:durableId="306714658">
     <w:abstractNumId w:val="12"/>
   </w:num>
   <w:num w:numId="45" w16cid:durableId="1988708523">
-    <w:abstractNumId w:val="35"/>
+    <w:abstractNumId w:val="36"/>
   </w:num>
   <w:num w:numId="46" w16cid:durableId="1104500869">
     <w:abstractNumId w:val="28"/>
@@ -15952,10 +16192,13 @@
     <w:abstractNumId w:val="32"/>
   </w:num>
   <w:num w:numId="49" w16cid:durableId="792485601">
-    <w:abstractNumId w:val="49"/>
+    <w:abstractNumId w:val="50"/>
   </w:num>
   <w:num w:numId="50" w16cid:durableId="16081055">
     <w:abstractNumId w:val="1"/>
+  </w:num>
+  <w:num w:numId="51" w16cid:durableId="1680236507">
+    <w:abstractNumId w:val="35"/>
   </w:num>
 </w:numbering>
 </file>
@@ -16479,7 +16722,6 @@
   <w:style w:type="character" w:default="1" w:styleId="a1">
     <w:name w:val="Default Paragraph Font"/>
     <w:uiPriority w:val="1"/>
-    <w:semiHidden/>
     <w:unhideWhenUsed/>
   </w:style>
   <w:style w:type="table" w:default="1" w:styleId="a2">

--- a/ЕСПД_ДОКУМЕНТАЦИЯ/4. Пояснительная записка.docx
+++ b/ЕСПД_ДОКУМЕНТАЦИЯ/4. Пояснительная записка.docx
@@ -2514,9 +2514,12 @@
         <w:jc w:val="center"/>
       </w:pPr>
       <w:r>
+        <w:rPr>
+          <w:noProof/>
+        </w:rPr>
         <w:drawing>
-          <wp:inline distT="0" distB="0" distL="0" distR="0" wp14:anchorId="3AB65D6E" wp14:editId="4E28B458">
-            <wp:extent cx="5940425" cy="7425690"/>
+          <wp:inline distT="0" distB="0" distL="0" distR="0" wp14:anchorId="16767EB8" wp14:editId="69D8114F">
+            <wp:extent cx="5940425" cy="6835775"/>
             <wp:effectExtent l="0" t="0" r="0" b="0"/>
             <wp:docPr id="1" name="Рисунок 1"/>
             <wp:cNvGraphicFramePr>
@@ -2538,7 +2541,7 @@
                   <pic:spPr>
                     <a:xfrm>
                       <a:off x="0" y="0"/>
-                      <a:ext cx="5940425" cy="7425690"/>
+                      <a:ext cx="5940425" cy="6835775"/>
                     </a:xfrm>
                     <a:prstGeom prst="rect">
                       <a:avLst/>
@@ -2561,7 +2564,14 @@
         <w:t>Рисунок 1.</w:t>
       </w:r>
       <w:r>
-        <w:t xml:space="preserve">1 </w:t>
+        <w:t>1</w:t>
+      </w:r>
+      <w:proofErr w:type="gramStart"/>
+      <w:r>
+        <w:t xml:space="preserve">- </w:t>
+      </w:r>
+      <w:r>
+        <w:t xml:space="preserve"> </w:t>
       </w:r>
       <w:proofErr w:type="spellStart"/>
       <w:r>
@@ -2571,8 +2581,9 @@
         <w:t>UseCase</w:t>
       </w:r>
       <w:proofErr w:type="spellEnd"/>
-      <w:r>
-        <w:t xml:space="preserve"> – </w:t>
+      <w:proofErr w:type="gramEnd"/>
+      <w:r>
+        <w:t xml:space="preserve"> </w:t>
       </w:r>
       <w:r>
         <w:t>диаграмма базы данных библиотечного сервиса</w:t>
@@ -2615,17 +2626,16 @@
     </w:p>
     <w:p>
       <w:pPr>
-        <w:pStyle w:val="a0"/>
-        <w:spacing w:after="0" w:line="240" w:lineRule="auto"/>
-        <w:jc w:val="center"/>
-      </w:pPr>
-    </w:p>
-    <w:p>
-      <w:pPr>
-        <w:pStyle w:val="a0"/>
-        <w:spacing w:after="0" w:line="240" w:lineRule="auto"/>
-        <w:jc w:val="center"/>
-      </w:pPr>
+        <w:suppressAutoHyphens w:val="0"/>
+        <w:spacing w:line="240" w:lineRule="auto"/>
+        <w:rPr>
+          <w:rFonts w:eastAsia="Lucida Sans Unicode"/>
+          <w:kern w:val="2"/>
+        </w:rPr>
+      </w:pPr>
+      <w:r>
+        <w:br w:type="page"/>
+      </w:r>
     </w:p>
     <w:tbl>
       <w:tblPr>
@@ -4256,7 +4266,15 @@
               <w:t>1.Вводит</w:t>
             </w:r>
             <w:r>
-              <w:t xml:space="preserve"> данные о выдаче книги(читатель, книга, дата выдачи)</w:t>
+              <w:t xml:space="preserve"> данные о выдаче </w:t>
+            </w:r>
+            <w:proofErr w:type="gramStart"/>
+            <w:r>
+              <w:t>книги(</w:t>
+            </w:r>
+            <w:proofErr w:type="gramEnd"/>
+            <w:r>
+              <w:t>читатель, книга, дата выдачи)</w:t>
             </w:r>
           </w:p>
         </w:tc>
@@ -4716,7 +4734,15 @@
               <w:spacing w:after="0" w:line="240" w:lineRule="auto"/>
             </w:pPr>
             <w:r>
-              <w:t>1.Вводит данные о возврате книги(читатель, книга, дата возврата)</w:t>
+              <w:t xml:space="preserve">1.Вводит данные о возврате </w:t>
+            </w:r>
+            <w:proofErr w:type="gramStart"/>
+            <w:r>
+              <w:t>книги(</w:t>
+            </w:r>
+            <w:proofErr w:type="gramEnd"/>
+            <w:r>
+              <w:t>читатель, книга, дата возврата)</w:t>
             </w:r>
           </w:p>
         </w:tc>
@@ -6892,9 +6918,11 @@
             <w:r>
               <w:t xml:space="preserve"> / </w:t>
             </w:r>
+            <w:proofErr w:type="gramStart"/>
             <w:r>
               <w:t>удаление )</w:t>
             </w:r>
+            <w:proofErr w:type="gramEnd"/>
           </w:p>
           <w:p>
             <w:pPr>
@@ -8076,8 +8104,13 @@
         </w:numPr>
       </w:pPr>
       <w:r>
-        <w:t>CASE-средства поддержки проекта    –  draw.io</w:t>
-      </w:r>
+        <w:t xml:space="preserve">CASE-средства поддержки проекта    </w:t>
+      </w:r>
+      <w:proofErr w:type="gramStart"/>
+      <w:r>
+        <w:t>–  draw.io</w:t>
+      </w:r>
+      <w:proofErr w:type="gramEnd"/>
       <w:r>
         <w:t>;</w:t>
       </w:r>
@@ -8091,7 +8124,15 @@
         </w:numPr>
       </w:pPr>
       <w:r>
-        <w:t>Среда реализации и эксплуатации БД –  MS SQL Server</w:t>
+        <w:t xml:space="preserve">Среда реализации и эксплуатации БД </w:t>
+      </w:r>
+      <w:proofErr w:type="gramStart"/>
+      <w:r>
+        <w:t>–  MS</w:t>
+      </w:r>
+      <w:proofErr w:type="gramEnd"/>
+      <w:r>
+        <w:t xml:space="preserve"> SQL Server</w:t>
       </w:r>
       <w:r>
         <w:t>;</w:t>
@@ -10246,6 +10287,12 @@
         <w:pStyle w:val="1"/>
       </w:pPr>
       <w:r>
+        <w:t xml:space="preserve"> </w:t>
+      </w:r>
+      <w:r>
+        <w:tab/>
+      </w:r>
+      <w:r>
         <w:t>2</w:t>
       </w:r>
       <w:r>
@@ -10257,21 +10304,456 @@
     </w:p>
     <w:p>
       <w:pPr>
-        <w:suppressAutoHyphens w:val="0"/>
-        <w:spacing w:line="240" w:lineRule="auto"/>
+        <w:pStyle w:val="2"/>
+      </w:pPr>
+      <w:r>
+        <w:t xml:space="preserve">2.1 </w:t>
+      </w:r>
+      <w:r>
+        <w:t>Структура пакета «Хранилище данных» АС.</w:t>
+      </w:r>
+    </w:p>
+    <w:p>
+      <w:pPr>
+        <w:pStyle w:val="a0"/>
+        <w:spacing w:before="240"/>
+      </w:pPr>
+      <w:r>
+        <w:tab/>
+      </w:r>
+      <w:r>
+        <w:t>В соответствии с разработанной UML-диаграммой вариантов использования выполнена декомпозиция хранилища данных проектируемой базы данных библиотечного сервиса.</w:t>
+      </w:r>
+    </w:p>
+    <w:p>
+      <w:pPr>
+        <w:pStyle w:val="a0"/>
+        <w:spacing w:before="240"/>
+      </w:pPr>
+      <w:r>
+        <w:tab/>
+      </w:r>
+      <w:r>
+        <w:t>Результаты декомпозиции представлены UML-диаграммой пакетов хранилища данных (рисунок 2.1), отражающей структуру хранения данных и выделение локальных представлений.</w:t>
+      </w:r>
+    </w:p>
+    <w:p>
+      <w:pPr>
+        <w:pStyle w:val="a0"/>
+      </w:pPr>
+      <w:r>
+        <w:drawing>
+          <wp:inline distT="0" distB="0" distL="0" distR="0" wp14:anchorId="1D89D4D6" wp14:editId="199C3B51">
+            <wp:extent cx="5940425" cy="3437255"/>
+            <wp:effectExtent l="0" t="0" r="0" b="0"/>
+            <wp:docPr id="4" name="Рисунок 4"/>
+            <wp:cNvGraphicFramePr>
+              <a:graphicFrameLocks xmlns:a="http://schemas.openxmlformats.org/drawingml/2006/main" noChangeAspect="1"/>
+            </wp:cNvGraphicFramePr>
+            <a:graphic xmlns:a="http://schemas.openxmlformats.org/drawingml/2006/main">
+              <a:graphicData uri="http://schemas.openxmlformats.org/drawingml/2006/picture">
+                <pic:pic xmlns:pic="http://schemas.openxmlformats.org/drawingml/2006/picture">
+                  <pic:nvPicPr>
+                    <pic:cNvPr id="1" name=""/>
+                    <pic:cNvPicPr/>
+                  </pic:nvPicPr>
+                  <pic:blipFill>
+                    <a:blip r:embed="rId9"/>
+                    <a:stretch>
+                      <a:fillRect/>
+                    </a:stretch>
+                  </pic:blipFill>
+                  <pic:spPr>
+                    <a:xfrm>
+                      <a:off x="0" y="0"/>
+                      <a:ext cx="5940425" cy="3437255"/>
+                    </a:xfrm>
+                    <a:prstGeom prst="rect">
+                      <a:avLst/>
+                    </a:prstGeom>
+                  </pic:spPr>
+                </pic:pic>
+              </a:graphicData>
+            </a:graphic>
+          </wp:inline>
+        </w:drawing>
+      </w:r>
+    </w:p>
+    <w:p>
+      <w:pPr>
+        <w:pStyle w:val="a0"/>
+        <w:jc w:val="center"/>
+      </w:pPr>
+      <w:r>
+        <w:t>Рисунок 2.1 – UML-диаграмма пакетов хранилища данных</w:t>
+      </w:r>
+    </w:p>
+    <w:p>
+      <w:pPr>
+        <w:pStyle w:val="a0"/>
+      </w:pPr>
+      <w:r>
+        <w:t>В состав пакета «Хранилище данных» входят следующие локальные представления:</w:t>
+      </w:r>
+    </w:p>
+    <w:p>
+      <w:pPr>
+        <w:pStyle w:val="ae"/>
+        <w:numPr>
+          <w:ilvl w:val="0"/>
+          <w:numId w:val="75"/>
+        </w:numPr>
+      </w:pPr>
+      <w:r>
+        <w:t>Библиографический фонд;</w:t>
+      </w:r>
+    </w:p>
+    <w:p>
+      <w:pPr>
+        <w:pStyle w:val="ae"/>
+        <w:numPr>
+          <w:ilvl w:val="0"/>
+          <w:numId w:val="75"/>
+        </w:numPr>
+      </w:pPr>
+      <w:r>
+        <w:t>Представление и хранение ресурсов;</w:t>
+      </w:r>
+    </w:p>
+    <w:p>
+      <w:pPr>
+        <w:pStyle w:val="ae"/>
+        <w:numPr>
+          <w:ilvl w:val="0"/>
+          <w:numId w:val="75"/>
+        </w:numPr>
+      </w:pPr>
+      <w:r>
+        <w:t>Структура библиотеки;</w:t>
+      </w:r>
+    </w:p>
+    <w:p>
+      <w:pPr>
+        <w:pStyle w:val="ae"/>
+        <w:numPr>
+          <w:ilvl w:val="0"/>
+          <w:numId w:val="75"/>
+        </w:numPr>
+      </w:pPr>
+      <w:r>
+        <w:t>Пользователи;</w:t>
+      </w:r>
+    </w:p>
+    <w:p>
+      <w:pPr>
+        <w:pStyle w:val="ae"/>
+        <w:numPr>
+          <w:ilvl w:val="0"/>
+          <w:numId w:val="75"/>
+        </w:numPr>
+      </w:pPr>
+      <w:r>
+        <w:t>Обслуживание фонда.</w:t>
+      </w:r>
+    </w:p>
+    <w:p>
+      <w:pPr>
+        <w:pStyle w:val="a0"/>
+        <w:spacing w:before="240"/>
+      </w:pPr>
+      <w:r>
+        <w:t>Пакет «Библиографический фонд» предназначен для хранения основной библиографической информации о ресурсах библиотеки, включая книги, авторов, издательства, жанры, журналы, выпуски и статьи.</w:t>
+      </w:r>
+    </w:p>
+    <w:p>
+      <w:pPr>
+        <w:pStyle w:val="a0"/>
+        <w:spacing w:before="240"/>
+      </w:pPr>
+      <w:r>
+        <w:t>Пакет «Представление и хранение ресурсов» предназначен для хранения информации о способах представления библиотечных ресурсов, типах и форматах хранения, а также физических и электронных представлениях ресурсов.</w:t>
+      </w:r>
+    </w:p>
+    <w:p>
+      <w:pPr>
+        <w:pStyle w:val="a0"/>
+        <w:spacing w:before="240"/>
+      </w:pPr>
+      <w:r>
+        <w:t>Пакет «Структура библиотеки» содержит информацию об организационной структуре библиотеки, включая филиалы и отделы.</w:t>
+      </w:r>
+    </w:p>
+    <w:p>
+      <w:pPr>
+        <w:pStyle w:val="a0"/>
+        <w:spacing w:before="240"/>
+      </w:pPr>
+      <w:r>
+        <w:t>Пакет «Пользователи» предназначен для хранения информации о читателях, сотрудниках библиотеки и учетных записях пользователей системы.</w:t>
+      </w:r>
+    </w:p>
+    <w:p>
+      <w:pPr>
+        <w:pStyle w:val="a0"/>
+        <w:spacing w:before="240"/>
+      </w:pPr>
+      <w:r>
+        <w:t>Пакет «Обслуживание фонда» предназначен для учета операций выдачи, возврата, перемещения и списания физических экземпляров библиотечного фонда.</w:t>
+      </w:r>
+    </w:p>
+    <w:p>
+      <w:pPr>
+        <w:pStyle w:val="a0"/>
+        <w:spacing w:before="240"/>
+      </w:pPr>
+      <w:r>
+        <w:t>Зависимости между пакетами отражают логические связи между локальными представлениями данных. Пакет «Представление и хранение ресурсов» использует данные библиографического фонда, а пакет «Обслуживание фонда» использует информацию о физических экземплярах, пользователях системы и структуре библиотеки.</w:t>
+      </w:r>
+    </w:p>
+    <w:p>
+      <w:pPr>
+        <w:pStyle w:val="2"/>
+      </w:pPr>
+      <w:r>
+        <w:t xml:space="preserve">2.2 </w:t>
+      </w:r>
+      <w:r>
+        <w:t xml:space="preserve">Разработка </w:t>
+      </w:r>
+      <w:r>
         <w:rPr>
           <w:lang w:val="en-US"/>
         </w:rPr>
-      </w:pPr>
-    </w:p>
-    <w:p>
-      <w:pPr>
-        <w:suppressAutoHyphens w:val="0"/>
-        <w:spacing w:line="240" w:lineRule="auto"/>
+        <w:t>ER</w:t>
+      </w:r>
+      <w:r>
+        <w:t>-моделей локальных представлений</w:t>
+      </w:r>
+    </w:p>
+    <w:p>
+      <w:pPr>
+        <w:pStyle w:val="a0"/>
+      </w:pPr>
+      <w:r>
+        <w:t>Для каждого локального представления хранилища данных были разработаны ER-модели, отражающие состав сущностей предметной области, их атрибуты и связи между сущностями. Разработанные локальные модели используются для последующего построения объединенной ER-модели и формирования схемы реляционной базы данных.</w:t>
+      </w:r>
+    </w:p>
+    <w:p>
+      <w:pPr>
+        <w:pStyle w:val="a0"/>
+      </w:pPr>
+    </w:p>
+    <w:p>
+      <w:pPr>
+        <w:pStyle w:val="a0"/>
+      </w:pPr>
+      <w:r>
+        <w:t>При разработке локальных ER-моделей определялись:</w:t>
+      </w:r>
+    </w:p>
+    <w:p>
+      <w:pPr>
+        <w:pStyle w:val="ae"/>
+        <w:numPr>
+          <w:ilvl w:val="0"/>
+          <w:numId w:val="76"/>
+        </w:numPr>
+      </w:pPr>
+      <w:r>
+        <w:t>состав сущностей локального представления;</w:t>
+      </w:r>
+    </w:p>
+    <w:p>
+      <w:pPr>
+        <w:pStyle w:val="ae"/>
+        <w:numPr>
+          <w:ilvl w:val="0"/>
+          <w:numId w:val="76"/>
+        </w:numPr>
+      </w:pPr>
+      <w:r>
+        <w:t>состав атрибутов сущностей;</w:t>
+      </w:r>
+    </w:p>
+    <w:p>
+      <w:pPr>
+        <w:pStyle w:val="ae"/>
+        <w:numPr>
+          <w:ilvl w:val="0"/>
+          <w:numId w:val="76"/>
+        </w:numPr>
+      </w:pPr>
+      <w:r>
+        <w:t>первичные ключи сущностей;</w:t>
+      </w:r>
+    </w:p>
+    <w:p>
+      <w:pPr>
+        <w:pStyle w:val="ae"/>
+        <w:numPr>
+          <w:ilvl w:val="0"/>
+          <w:numId w:val="76"/>
+        </w:numPr>
+      </w:pPr>
+      <w:r>
+        <w:t>связи между сущностями и их кратности;</w:t>
+      </w:r>
+    </w:p>
+    <w:p>
+      <w:pPr>
+        <w:pStyle w:val="ae"/>
+        <w:numPr>
+          <w:ilvl w:val="0"/>
+          <w:numId w:val="76"/>
+        </w:numPr>
+      </w:pPr>
+      <w:r>
+        <w:t>атрибуты связей (при наличии).</w:t>
+      </w:r>
+    </w:p>
+    <w:p>
+      <w:pPr>
+        <w:pStyle w:val="ae"/>
+      </w:pPr>
+    </w:p>
+    <w:p>
+      <w:pPr>
+        <w:pStyle w:val="ae"/>
+        <w:rPr>
+          <w:b/>
+          <w:bCs/>
+        </w:rPr>
+      </w:pPr>
+      <w:r>
+        <w:rPr>
+          <w:b/>
+          <w:bCs/>
+        </w:rPr>
+        <w:t>2.2.1 Локальное представление «Библиографический фонд»</w:t>
+      </w:r>
+    </w:p>
+    <w:p>
+      <w:pPr>
+        <w:pStyle w:val="ae"/>
+      </w:pPr>
+      <w:r>
+        <w:t>Состав сущностей: Ресурс, Книга, Автор, Жанр, Издательство, Журнал, Выпуск, Статья.</w:t>
+      </w:r>
+    </w:p>
+    <w:p>
+      <w:pPr>
+        <w:pStyle w:val="ae"/>
+      </w:pPr>
+      <w:r>
+        <w:t>Атрибуты сущностей:</w:t>
+      </w:r>
+      <w:r>
+        <w:br/>
+        <w:t>Ресурс</w:t>
+      </w:r>
+      <w:r>
+        <w:br/>
+        <w:t>Книга</w:t>
+      </w:r>
+      <w:r>
+        <w:br/>
+        <w:t>Автор</w:t>
+      </w:r>
+      <w:r>
+        <w:br/>
+        <w:t>Жанр</w:t>
+      </w:r>
+      <w:r>
+        <w:br/>
+        <w:t>Издательство</w:t>
+      </w:r>
+      <w:r>
+        <w:br/>
+        <w:t>Журнал</w:t>
+      </w:r>
+      <w:r>
+        <w:br/>
+        <w:t>Выпуск</w:t>
+      </w:r>
+      <w:r>
+        <w:br/>
+        <w:t>Статья</w:t>
+      </w:r>
+    </w:p>
+    <w:p>
+      <w:pPr>
+        <w:pStyle w:val="ae"/>
+      </w:pPr>
+      <w:r>
+        <w:t>Первичные ключи сущностей:</w:t>
+      </w:r>
+      <w:r>
+        <w:br/>
+      </w:r>
+    </w:p>
+    <w:p>
+      <w:pPr>
+        <w:pStyle w:val="ae"/>
+      </w:pPr>
+      <w:r>
+        <w:t>Связи между сущностями:</w:t>
+      </w:r>
+      <w:r>
+        <w:br/>
+      </w:r>
+    </w:p>
+    <w:p>
+      <w:pPr>
+        <w:pStyle w:val="ae"/>
+      </w:pPr>
+      <w:r>
+        <w:t>Атрибуты связей:</w:t>
+      </w:r>
+      <w:r>
+        <w:br/>
+      </w:r>
+      <w:r>
+        <w:sym w:font="Symbol" w:char="F02D"/>
+      </w:r>
+      <w:r>
+        <w:t xml:space="preserve"> отсутствуют.</w:t>
+      </w:r>
+    </w:p>
+    <w:p>
+      <w:pPr>
+        <w:pStyle w:val="ae"/>
+      </w:pPr>
+    </w:p>
+    <w:p>
+      <w:pPr>
+        <w:pStyle w:val="ae"/>
+      </w:pPr>
+      <w:r>
+        <w:t>Рисунок 2.2 – ER-диаграмма локального представления «Библиографический фонд»</w:t>
+      </w:r>
+    </w:p>
+    <w:p>
+      <w:pPr>
+        <w:pStyle w:val="ae"/>
+      </w:pPr>
+    </w:p>
+    <w:p>
+      <w:pPr>
+        <w:pStyle w:val="a0"/>
+      </w:pPr>
+    </w:p>
+    <w:p>
+      <w:pPr>
+        <w:pStyle w:val="a0"/>
       </w:pPr>
       <w:r>
         <w:br w:type="page"/>
       </w:r>
+    </w:p>
+    <w:p>
+      <w:pPr>
+        <w:pStyle w:val="a0"/>
+      </w:pPr>
     </w:p>
     <w:p>
       <w:pPr>
@@ -10330,8 +10812,8 @@
       </w:pPr>
     </w:p>
     <w:sectPr>
-      <w:footerReference w:type="default" r:id="rId9"/>
-      <w:footerReference w:type="first" r:id="rId10"/>
+      <w:footerReference w:type="default" r:id="rId10"/>
+      <w:footerReference w:type="first" r:id="rId11"/>
       <w:pgSz w:w="11906" w:h="16838"/>
       <w:pgMar w:top="1134" w:right="850" w:bottom="1134" w:left="1701" w:header="708" w:footer="708" w:gutter="0"/>
       <w:cols w:space="720"/>
@@ -10480,6 +10962,119 @@
     </w:lvl>
   </w:abstractNum>
   <w:abstractNum w:abstractNumId="1" w15:restartNumberingAfterBreak="0">
+    <w:nsid w:val="00393AC0"/>
+    <w:multiLevelType w:val="hybridMultilevel"/>
+    <w:tmpl w:val="62BC4966"/>
+    <w:lvl w:ilvl="0" w:tplc="E3F6E87A">
+      <w:start w:val="1"/>
+      <w:numFmt w:val="bullet"/>
+      <w:lvlText w:val=""/>
+      <w:lvlJc w:val="left"/>
+      <w:pPr>
+        <w:ind w:left="720" w:hanging="360"/>
+      </w:pPr>
+      <w:rPr>
+        <w:rFonts w:ascii="Symbol" w:hAnsi="Symbol" w:hint="default"/>
+      </w:rPr>
+    </w:lvl>
+    <w:lvl w:ilvl="1" w:tplc="04190003" w:tentative="1">
+      <w:start w:val="1"/>
+      <w:numFmt w:val="bullet"/>
+      <w:lvlText w:val="o"/>
+      <w:lvlJc w:val="left"/>
+      <w:pPr>
+        <w:ind w:left="1440" w:hanging="360"/>
+      </w:pPr>
+      <w:rPr>
+        <w:rFonts w:ascii="Courier New" w:hAnsi="Courier New" w:cs="Courier New" w:hint="default"/>
+      </w:rPr>
+    </w:lvl>
+    <w:lvl w:ilvl="2" w:tplc="04190005" w:tentative="1">
+      <w:start w:val="1"/>
+      <w:numFmt w:val="bullet"/>
+      <w:lvlText w:val=""/>
+      <w:lvlJc w:val="left"/>
+      <w:pPr>
+        <w:ind w:left="2160" w:hanging="360"/>
+      </w:pPr>
+      <w:rPr>
+        <w:rFonts w:ascii="Wingdings" w:hAnsi="Wingdings" w:hint="default"/>
+      </w:rPr>
+    </w:lvl>
+    <w:lvl w:ilvl="3" w:tplc="04190001" w:tentative="1">
+      <w:start w:val="1"/>
+      <w:numFmt w:val="bullet"/>
+      <w:lvlText w:val=""/>
+      <w:lvlJc w:val="left"/>
+      <w:pPr>
+        <w:ind w:left="2880" w:hanging="360"/>
+      </w:pPr>
+      <w:rPr>
+        <w:rFonts w:ascii="Symbol" w:hAnsi="Symbol" w:hint="default"/>
+      </w:rPr>
+    </w:lvl>
+    <w:lvl w:ilvl="4" w:tplc="04190003" w:tentative="1">
+      <w:start w:val="1"/>
+      <w:numFmt w:val="bullet"/>
+      <w:lvlText w:val="o"/>
+      <w:lvlJc w:val="left"/>
+      <w:pPr>
+        <w:ind w:left="3600" w:hanging="360"/>
+      </w:pPr>
+      <w:rPr>
+        <w:rFonts w:ascii="Courier New" w:hAnsi="Courier New" w:cs="Courier New" w:hint="default"/>
+      </w:rPr>
+    </w:lvl>
+    <w:lvl w:ilvl="5" w:tplc="04190005" w:tentative="1">
+      <w:start w:val="1"/>
+      <w:numFmt w:val="bullet"/>
+      <w:lvlText w:val=""/>
+      <w:lvlJc w:val="left"/>
+      <w:pPr>
+        <w:ind w:left="4320" w:hanging="360"/>
+      </w:pPr>
+      <w:rPr>
+        <w:rFonts w:ascii="Wingdings" w:hAnsi="Wingdings" w:hint="default"/>
+      </w:rPr>
+    </w:lvl>
+    <w:lvl w:ilvl="6" w:tplc="04190001" w:tentative="1">
+      <w:start w:val="1"/>
+      <w:numFmt w:val="bullet"/>
+      <w:lvlText w:val=""/>
+      <w:lvlJc w:val="left"/>
+      <w:pPr>
+        <w:ind w:left="5040" w:hanging="360"/>
+      </w:pPr>
+      <w:rPr>
+        <w:rFonts w:ascii="Symbol" w:hAnsi="Symbol" w:hint="default"/>
+      </w:rPr>
+    </w:lvl>
+    <w:lvl w:ilvl="7" w:tplc="04190003" w:tentative="1">
+      <w:start w:val="1"/>
+      <w:numFmt w:val="bullet"/>
+      <w:lvlText w:val="o"/>
+      <w:lvlJc w:val="left"/>
+      <w:pPr>
+        <w:ind w:left="5760" w:hanging="360"/>
+      </w:pPr>
+      <w:rPr>
+        <w:rFonts w:ascii="Courier New" w:hAnsi="Courier New" w:cs="Courier New" w:hint="default"/>
+      </w:rPr>
+    </w:lvl>
+    <w:lvl w:ilvl="8" w:tplc="04190005" w:tentative="1">
+      <w:start w:val="1"/>
+      <w:numFmt w:val="bullet"/>
+      <w:lvlText w:val=""/>
+      <w:lvlJc w:val="left"/>
+      <w:pPr>
+        <w:ind w:left="6480" w:hanging="360"/>
+      </w:pPr>
+      <w:rPr>
+        <w:rFonts w:ascii="Wingdings" w:hAnsi="Wingdings" w:hint="default"/>
+      </w:rPr>
+    </w:lvl>
+  </w:abstractNum>
+  <w:abstractNum w:abstractNumId="2" w15:restartNumberingAfterBreak="0">
     <w:nsid w:val="017F0D76"/>
     <w:multiLevelType w:val="hybridMultilevel"/>
     <w:tmpl w:val="110E9376"/>
@@ -10592,7 +11187,7 @@
       </w:rPr>
     </w:lvl>
   </w:abstractNum>
-  <w:abstractNum w:abstractNumId="2" w15:restartNumberingAfterBreak="0">
+  <w:abstractNum w:abstractNumId="3" w15:restartNumberingAfterBreak="0">
     <w:nsid w:val="026C177B"/>
     <w:multiLevelType w:val="hybridMultilevel"/>
     <w:tmpl w:val="FE849AA0"/>
@@ -10705,7 +11300,7 @@
       </w:rPr>
     </w:lvl>
   </w:abstractNum>
-  <w:abstractNum w:abstractNumId="3" w15:restartNumberingAfterBreak="0">
+  <w:abstractNum w:abstractNumId="4" w15:restartNumberingAfterBreak="0">
     <w:nsid w:val="057C25BB"/>
     <w:multiLevelType w:val="hybridMultilevel"/>
     <w:tmpl w:val="7A8CC878"/>
@@ -10818,7 +11413,7 @@
       </w:rPr>
     </w:lvl>
   </w:abstractNum>
-  <w:abstractNum w:abstractNumId="4" w15:restartNumberingAfterBreak="0">
+  <w:abstractNum w:abstractNumId="5" w15:restartNumberingAfterBreak="0">
     <w:nsid w:val="069776D2"/>
     <w:multiLevelType w:val="hybridMultilevel"/>
     <w:tmpl w:val="DA5824F8"/>
@@ -10919,7 +11514,7 @@
       </w:pPr>
     </w:lvl>
   </w:abstractNum>
-  <w:abstractNum w:abstractNumId="5" w15:restartNumberingAfterBreak="0">
+  <w:abstractNum w:abstractNumId="6" w15:restartNumberingAfterBreak="0">
     <w:nsid w:val="088755AE"/>
     <w:multiLevelType w:val="hybridMultilevel"/>
     <w:tmpl w:val="8BF80C8A"/>
@@ -11032,7 +11627,7 @@
       </w:rPr>
     </w:lvl>
   </w:abstractNum>
-  <w:abstractNum w:abstractNumId="6" w15:restartNumberingAfterBreak="0">
+  <w:abstractNum w:abstractNumId="7" w15:restartNumberingAfterBreak="0">
     <w:nsid w:val="09CA4AB5"/>
     <w:multiLevelType w:val="hybridMultilevel"/>
     <w:tmpl w:val="A89CEED2"/>
@@ -11145,7 +11740,7 @@
       </w:rPr>
     </w:lvl>
   </w:abstractNum>
-  <w:abstractNum w:abstractNumId="7" w15:restartNumberingAfterBreak="0">
+  <w:abstractNum w:abstractNumId="8" w15:restartNumberingAfterBreak="0">
     <w:nsid w:val="0B364751"/>
     <w:multiLevelType w:val="hybridMultilevel"/>
     <w:tmpl w:val="6994AB3E"/>
@@ -11258,7 +11853,7 @@
       </w:rPr>
     </w:lvl>
   </w:abstractNum>
-  <w:abstractNum w:abstractNumId="8" w15:restartNumberingAfterBreak="0">
+  <w:abstractNum w:abstractNumId="9" w15:restartNumberingAfterBreak="0">
     <w:nsid w:val="0C485B3A"/>
     <w:multiLevelType w:val="hybridMultilevel"/>
     <w:tmpl w:val="2A1CDC40"/>
@@ -11344,7 +11939,7 @@
       </w:pPr>
     </w:lvl>
   </w:abstractNum>
-  <w:abstractNum w:abstractNumId="9" w15:restartNumberingAfterBreak="0">
+  <w:abstractNum w:abstractNumId="10" w15:restartNumberingAfterBreak="0">
     <w:nsid w:val="0D581FC0"/>
     <w:multiLevelType w:val="hybridMultilevel"/>
     <w:tmpl w:val="75CEEAE8"/>
@@ -11457,7 +12052,7 @@
       </w:rPr>
     </w:lvl>
   </w:abstractNum>
-  <w:abstractNum w:abstractNumId="10" w15:restartNumberingAfterBreak="0">
+  <w:abstractNum w:abstractNumId="11" w15:restartNumberingAfterBreak="0">
     <w:nsid w:val="0F93238B"/>
     <w:multiLevelType w:val="hybridMultilevel"/>
     <w:tmpl w:val="85487C1E"/>
@@ -11570,7 +12165,7 @@
       </w:rPr>
     </w:lvl>
   </w:abstractNum>
-  <w:abstractNum w:abstractNumId="11" w15:restartNumberingAfterBreak="0">
+  <w:abstractNum w:abstractNumId="12" w15:restartNumberingAfterBreak="0">
     <w:nsid w:val="14AB0C0D"/>
     <w:multiLevelType w:val="hybridMultilevel"/>
     <w:tmpl w:val="EE5CC464"/>
@@ -11683,7 +12278,7 @@
       </w:rPr>
     </w:lvl>
   </w:abstractNum>
-  <w:abstractNum w:abstractNumId="12" w15:restartNumberingAfterBreak="0">
+  <w:abstractNum w:abstractNumId="13" w15:restartNumberingAfterBreak="0">
     <w:nsid w:val="16282D1D"/>
     <w:multiLevelType w:val="hybridMultilevel"/>
     <w:tmpl w:val="DC52CEEE"/>
@@ -11796,7 +12391,7 @@
       </w:rPr>
     </w:lvl>
   </w:abstractNum>
-  <w:abstractNum w:abstractNumId="13" w15:restartNumberingAfterBreak="0">
+  <w:abstractNum w:abstractNumId="14" w15:restartNumberingAfterBreak="0">
     <w:nsid w:val="18884F41"/>
     <w:multiLevelType w:val="hybridMultilevel"/>
     <w:tmpl w:val="6518D8D8"/>
@@ -11909,7 +12504,7 @@
       </w:rPr>
     </w:lvl>
   </w:abstractNum>
-  <w:abstractNum w:abstractNumId="14" w15:restartNumberingAfterBreak="0">
+  <w:abstractNum w:abstractNumId="15" w15:restartNumberingAfterBreak="0">
     <w:nsid w:val="19267650"/>
     <w:multiLevelType w:val="hybridMultilevel"/>
     <w:tmpl w:val="5B2C1CBA"/>
@@ -12022,7 +12617,7 @@
       </w:rPr>
     </w:lvl>
   </w:abstractNum>
-  <w:abstractNum w:abstractNumId="15" w15:restartNumberingAfterBreak="0">
+  <w:abstractNum w:abstractNumId="16" w15:restartNumberingAfterBreak="0">
     <w:nsid w:val="1CA05697"/>
     <w:multiLevelType w:val="hybridMultilevel"/>
     <w:tmpl w:val="433A6B80"/>
@@ -12135,7 +12730,7 @@
       </w:rPr>
     </w:lvl>
   </w:abstractNum>
-  <w:abstractNum w:abstractNumId="16" w15:restartNumberingAfterBreak="0">
+  <w:abstractNum w:abstractNumId="17" w15:restartNumberingAfterBreak="0">
     <w:nsid w:val="1DC42D73"/>
     <w:multiLevelType w:val="singleLevel"/>
     <w:tmpl w:val="1DC42D73"/>
@@ -12147,7 +12742,7 @@
       <w:lvlJc w:val="left"/>
     </w:lvl>
   </w:abstractNum>
-  <w:abstractNum w:abstractNumId="17" w15:restartNumberingAfterBreak="0">
+  <w:abstractNum w:abstractNumId="18" w15:restartNumberingAfterBreak="0">
     <w:nsid w:val="1E2515E1"/>
     <w:multiLevelType w:val="hybridMultilevel"/>
     <w:tmpl w:val="FCDC0BE8"/>
@@ -12260,7 +12855,120 @@
       </w:rPr>
     </w:lvl>
   </w:abstractNum>
-  <w:abstractNum w:abstractNumId="18" w15:restartNumberingAfterBreak="0">
+  <w:abstractNum w:abstractNumId="19" w15:restartNumberingAfterBreak="0">
+    <w:nsid w:val="26CE67BE"/>
+    <w:multiLevelType w:val="hybridMultilevel"/>
+    <w:tmpl w:val="7C58CE4A"/>
+    <w:lvl w:ilvl="0" w:tplc="E3F6E87A">
+      <w:start w:val="1"/>
+      <w:numFmt w:val="bullet"/>
+      <w:lvlText w:val=""/>
+      <w:lvlJc w:val="left"/>
+      <w:pPr>
+        <w:ind w:left="720" w:hanging="360"/>
+      </w:pPr>
+      <w:rPr>
+        <w:rFonts w:ascii="Symbol" w:hAnsi="Symbol" w:hint="default"/>
+      </w:rPr>
+    </w:lvl>
+    <w:lvl w:ilvl="1" w:tplc="04190003" w:tentative="1">
+      <w:start w:val="1"/>
+      <w:numFmt w:val="bullet"/>
+      <w:lvlText w:val="o"/>
+      <w:lvlJc w:val="left"/>
+      <w:pPr>
+        <w:ind w:left="1440" w:hanging="360"/>
+      </w:pPr>
+      <w:rPr>
+        <w:rFonts w:ascii="Courier New" w:hAnsi="Courier New" w:cs="Courier New" w:hint="default"/>
+      </w:rPr>
+    </w:lvl>
+    <w:lvl w:ilvl="2" w:tplc="04190005" w:tentative="1">
+      <w:start w:val="1"/>
+      <w:numFmt w:val="bullet"/>
+      <w:lvlText w:val=""/>
+      <w:lvlJc w:val="left"/>
+      <w:pPr>
+        <w:ind w:left="2160" w:hanging="360"/>
+      </w:pPr>
+      <w:rPr>
+        <w:rFonts w:ascii="Wingdings" w:hAnsi="Wingdings" w:hint="default"/>
+      </w:rPr>
+    </w:lvl>
+    <w:lvl w:ilvl="3" w:tplc="04190001" w:tentative="1">
+      <w:start w:val="1"/>
+      <w:numFmt w:val="bullet"/>
+      <w:lvlText w:val=""/>
+      <w:lvlJc w:val="left"/>
+      <w:pPr>
+        <w:ind w:left="2880" w:hanging="360"/>
+      </w:pPr>
+      <w:rPr>
+        <w:rFonts w:ascii="Symbol" w:hAnsi="Symbol" w:hint="default"/>
+      </w:rPr>
+    </w:lvl>
+    <w:lvl w:ilvl="4" w:tplc="04190003" w:tentative="1">
+      <w:start w:val="1"/>
+      <w:numFmt w:val="bullet"/>
+      <w:lvlText w:val="o"/>
+      <w:lvlJc w:val="left"/>
+      <w:pPr>
+        <w:ind w:left="3600" w:hanging="360"/>
+      </w:pPr>
+      <w:rPr>
+        <w:rFonts w:ascii="Courier New" w:hAnsi="Courier New" w:cs="Courier New" w:hint="default"/>
+      </w:rPr>
+    </w:lvl>
+    <w:lvl w:ilvl="5" w:tplc="04190005" w:tentative="1">
+      <w:start w:val="1"/>
+      <w:numFmt w:val="bullet"/>
+      <w:lvlText w:val=""/>
+      <w:lvlJc w:val="left"/>
+      <w:pPr>
+        <w:ind w:left="4320" w:hanging="360"/>
+      </w:pPr>
+      <w:rPr>
+        <w:rFonts w:ascii="Wingdings" w:hAnsi="Wingdings" w:hint="default"/>
+      </w:rPr>
+    </w:lvl>
+    <w:lvl w:ilvl="6" w:tplc="04190001" w:tentative="1">
+      <w:start w:val="1"/>
+      <w:numFmt w:val="bullet"/>
+      <w:lvlText w:val=""/>
+      <w:lvlJc w:val="left"/>
+      <w:pPr>
+        <w:ind w:left="5040" w:hanging="360"/>
+      </w:pPr>
+      <w:rPr>
+        <w:rFonts w:ascii="Symbol" w:hAnsi="Symbol" w:hint="default"/>
+      </w:rPr>
+    </w:lvl>
+    <w:lvl w:ilvl="7" w:tplc="04190003" w:tentative="1">
+      <w:start w:val="1"/>
+      <w:numFmt w:val="bullet"/>
+      <w:lvlText w:val="o"/>
+      <w:lvlJc w:val="left"/>
+      <w:pPr>
+        <w:ind w:left="5760" w:hanging="360"/>
+      </w:pPr>
+      <w:rPr>
+        <w:rFonts w:ascii="Courier New" w:hAnsi="Courier New" w:cs="Courier New" w:hint="default"/>
+      </w:rPr>
+    </w:lvl>
+    <w:lvl w:ilvl="8" w:tplc="04190005" w:tentative="1">
+      <w:start w:val="1"/>
+      <w:numFmt w:val="bullet"/>
+      <w:lvlText w:val=""/>
+      <w:lvlJc w:val="left"/>
+      <w:pPr>
+        <w:ind w:left="6480" w:hanging="360"/>
+      </w:pPr>
+      <w:rPr>
+        <w:rFonts w:ascii="Wingdings" w:hAnsi="Wingdings" w:hint="default"/>
+      </w:rPr>
+    </w:lvl>
+  </w:abstractNum>
+  <w:abstractNum w:abstractNumId="20" w15:restartNumberingAfterBreak="0">
     <w:nsid w:val="26DB4999"/>
     <w:multiLevelType w:val="hybridMultilevel"/>
     <w:tmpl w:val="6C16F002"/>
@@ -12373,7 +13081,269 @@
       </w:rPr>
     </w:lvl>
   </w:abstractNum>
-  <w:abstractNum w:abstractNumId="19" w15:restartNumberingAfterBreak="0">
+  <w:abstractNum w:abstractNumId="21" w15:restartNumberingAfterBreak="0">
+    <w:nsid w:val="286C7589"/>
+    <w:multiLevelType w:val="multilevel"/>
+    <w:tmpl w:val="B3E03B82"/>
+    <w:lvl w:ilvl="0">
+      <w:start w:val="1"/>
+      <w:numFmt w:val="bullet"/>
+      <w:lvlText w:val=""/>
+      <w:lvlJc w:val="left"/>
+      <w:pPr>
+        <w:tabs>
+          <w:tab w:val="num" w:pos="720"/>
+        </w:tabs>
+        <w:ind w:left="720" w:hanging="360"/>
+      </w:pPr>
+      <w:rPr>
+        <w:rFonts w:ascii="Symbol" w:hAnsi="Symbol" w:hint="default"/>
+        <w:sz w:val="20"/>
+      </w:rPr>
+    </w:lvl>
+    <w:lvl w:ilvl="1" w:tentative="1">
+      <w:start w:val="1"/>
+      <w:numFmt w:val="bullet"/>
+      <w:lvlText w:val="o"/>
+      <w:lvlJc w:val="left"/>
+      <w:pPr>
+        <w:tabs>
+          <w:tab w:val="num" w:pos="1440"/>
+        </w:tabs>
+        <w:ind w:left="1440" w:hanging="360"/>
+      </w:pPr>
+      <w:rPr>
+        <w:rFonts w:ascii="Courier New" w:hAnsi="Courier New" w:hint="default"/>
+        <w:sz w:val="20"/>
+      </w:rPr>
+    </w:lvl>
+    <w:lvl w:ilvl="2" w:tentative="1">
+      <w:start w:val="1"/>
+      <w:numFmt w:val="bullet"/>
+      <w:lvlText w:val=""/>
+      <w:lvlJc w:val="left"/>
+      <w:pPr>
+        <w:tabs>
+          <w:tab w:val="num" w:pos="2160"/>
+        </w:tabs>
+        <w:ind w:left="2160" w:hanging="360"/>
+      </w:pPr>
+      <w:rPr>
+        <w:rFonts w:ascii="Wingdings" w:hAnsi="Wingdings" w:hint="default"/>
+        <w:sz w:val="20"/>
+      </w:rPr>
+    </w:lvl>
+    <w:lvl w:ilvl="3" w:tentative="1">
+      <w:start w:val="1"/>
+      <w:numFmt w:val="bullet"/>
+      <w:lvlText w:val=""/>
+      <w:lvlJc w:val="left"/>
+      <w:pPr>
+        <w:tabs>
+          <w:tab w:val="num" w:pos="2880"/>
+        </w:tabs>
+        <w:ind w:left="2880" w:hanging="360"/>
+      </w:pPr>
+      <w:rPr>
+        <w:rFonts w:ascii="Wingdings" w:hAnsi="Wingdings" w:hint="default"/>
+        <w:sz w:val="20"/>
+      </w:rPr>
+    </w:lvl>
+    <w:lvl w:ilvl="4" w:tentative="1">
+      <w:start w:val="1"/>
+      <w:numFmt w:val="bullet"/>
+      <w:lvlText w:val=""/>
+      <w:lvlJc w:val="left"/>
+      <w:pPr>
+        <w:tabs>
+          <w:tab w:val="num" w:pos="3600"/>
+        </w:tabs>
+        <w:ind w:left="3600" w:hanging="360"/>
+      </w:pPr>
+      <w:rPr>
+        <w:rFonts w:ascii="Wingdings" w:hAnsi="Wingdings" w:hint="default"/>
+        <w:sz w:val="20"/>
+      </w:rPr>
+    </w:lvl>
+    <w:lvl w:ilvl="5" w:tentative="1">
+      <w:start w:val="1"/>
+      <w:numFmt w:val="bullet"/>
+      <w:lvlText w:val=""/>
+      <w:lvlJc w:val="left"/>
+      <w:pPr>
+        <w:tabs>
+          <w:tab w:val="num" w:pos="4320"/>
+        </w:tabs>
+        <w:ind w:left="4320" w:hanging="360"/>
+      </w:pPr>
+      <w:rPr>
+        <w:rFonts w:ascii="Wingdings" w:hAnsi="Wingdings" w:hint="default"/>
+        <w:sz w:val="20"/>
+      </w:rPr>
+    </w:lvl>
+    <w:lvl w:ilvl="6" w:tentative="1">
+      <w:start w:val="1"/>
+      <w:numFmt w:val="bullet"/>
+      <w:lvlText w:val=""/>
+      <w:lvlJc w:val="left"/>
+      <w:pPr>
+        <w:tabs>
+          <w:tab w:val="num" w:pos="5040"/>
+        </w:tabs>
+        <w:ind w:left="5040" w:hanging="360"/>
+      </w:pPr>
+      <w:rPr>
+        <w:rFonts w:ascii="Wingdings" w:hAnsi="Wingdings" w:hint="default"/>
+        <w:sz w:val="20"/>
+      </w:rPr>
+    </w:lvl>
+    <w:lvl w:ilvl="7" w:tentative="1">
+      <w:start w:val="1"/>
+      <w:numFmt w:val="bullet"/>
+      <w:lvlText w:val=""/>
+      <w:lvlJc w:val="left"/>
+      <w:pPr>
+        <w:tabs>
+          <w:tab w:val="num" w:pos="5760"/>
+        </w:tabs>
+        <w:ind w:left="5760" w:hanging="360"/>
+      </w:pPr>
+      <w:rPr>
+        <w:rFonts w:ascii="Wingdings" w:hAnsi="Wingdings" w:hint="default"/>
+        <w:sz w:val="20"/>
+      </w:rPr>
+    </w:lvl>
+    <w:lvl w:ilvl="8" w:tentative="1">
+      <w:start w:val="1"/>
+      <w:numFmt w:val="bullet"/>
+      <w:lvlText w:val=""/>
+      <w:lvlJc w:val="left"/>
+      <w:pPr>
+        <w:tabs>
+          <w:tab w:val="num" w:pos="6480"/>
+        </w:tabs>
+        <w:ind w:left="6480" w:hanging="360"/>
+      </w:pPr>
+      <w:rPr>
+        <w:rFonts w:ascii="Wingdings" w:hAnsi="Wingdings" w:hint="default"/>
+        <w:sz w:val="20"/>
+      </w:rPr>
+    </w:lvl>
+  </w:abstractNum>
+  <w:abstractNum w:abstractNumId="22" w15:restartNumberingAfterBreak="0">
+    <w:nsid w:val="2A663E28"/>
+    <w:multiLevelType w:val="hybridMultilevel"/>
+    <w:tmpl w:val="77FA51EA"/>
+    <w:lvl w:ilvl="0" w:tplc="E3F6E87A">
+      <w:start w:val="1"/>
+      <w:numFmt w:val="bullet"/>
+      <w:lvlText w:val=""/>
+      <w:lvlJc w:val="left"/>
+      <w:pPr>
+        <w:ind w:left="720" w:hanging="360"/>
+      </w:pPr>
+      <w:rPr>
+        <w:rFonts w:ascii="Symbol" w:hAnsi="Symbol" w:hint="default"/>
+      </w:rPr>
+    </w:lvl>
+    <w:lvl w:ilvl="1" w:tplc="04190003" w:tentative="1">
+      <w:start w:val="1"/>
+      <w:numFmt w:val="bullet"/>
+      <w:lvlText w:val="o"/>
+      <w:lvlJc w:val="left"/>
+      <w:pPr>
+        <w:ind w:left="1440" w:hanging="360"/>
+      </w:pPr>
+      <w:rPr>
+        <w:rFonts w:ascii="Courier New" w:hAnsi="Courier New" w:cs="Courier New" w:hint="default"/>
+      </w:rPr>
+    </w:lvl>
+    <w:lvl w:ilvl="2" w:tplc="04190005" w:tentative="1">
+      <w:start w:val="1"/>
+      <w:numFmt w:val="bullet"/>
+      <w:lvlText w:val=""/>
+      <w:lvlJc w:val="left"/>
+      <w:pPr>
+        <w:ind w:left="2160" w:hanging="360"/>
+      </w:pPr>
+      <w:rPr>
+        <w:rFonts w:ascii="Wingdings" w:hAnsi="Wingdings" w:hint="default"/>
+      </w:rPr>
+    </w:lvl>
+    <w:lvl w:ilvl="3" w:tplc="04190001" w:tentative="1">
+      <w:start w:val="1"/>
+      <w:numFmt w:val="bullet"/>
+      <w:lvlText w:val=""/>
+      <w:lvlJc w:val="left"/>
+      <w:pPr>
+        <w:ind w:left="2880" w:hanging="360"/>
+      </w:pPr>
+      <w:rPr>
+        <w:rFonts w:ascii="Symbol" w:hAnsi="Symbol" w:hint="default"/>
+      </w:rPr>
+    </w:lvl>
+    <w:lvl w:ilvl="4" w:tplc="04190003" w:tentative="1">
+      <w:start w:val="1"/>
+      <w:numFmt w:val="bullet"/>
+      <w:lvlText w:val="o"/>
+      <w:lvlJc w:val="left"/>
+      <w:pPr>
+        <w:ind w:left="3600" w:hanging="360"/>
+      </w:pPr>
+      <w:rPr>
+        <w:rFonts w:ascii="Courier New" w:hAnsi="Courier New" w:cs="Courier New" w:hint="default"/>
+      </w:rPr>
+    </w:lvl>
+    <w:lvl w:ilvl="5" w:tplc="04190005" w:tentative="1">
+      <w:start w:val="1"/>
+      <w:numFmt w:val="bullet"/>
+      <w:lvlText w:val=""/>
+      <w:lvlJc w:val="left"/>
+      <w:pPr>
+        <w:ind w:left="4320" w:hanging="360"/>
+      </w:pPr>
+      <w:rPr>
+        <w:rFonts w:ascii="Wingdings" w:hAnsi="Wingdings" w:hint="default"/>
+      </w:rPr>
+    </w:lvl>
+    <w:lvl w:ilvl="6" w:tplc="04190001" w:tentative="1">
+      <w:start w:val="1"/>
+      <w:numFmt w:val="bullet"/>
+      <w:lvlText w:val=""/>
+      <w:lvlJc w:val="left"/>
+      <w:pPr>
+        <w:ind w:left="5040" w:hanging="360"/>
+      </w:pPr>
+      <w:rPr>
+        <w:rFonts w:ascii="Symbol" w:hAnsi="Symbol" w:hint="default"/>
+      </w:rPr>
+    </w:lvl>
+    <w:lvl w:ilvl="7" w:tplc="04190003" w:tentative="1">
+      <w:start w:val="1"/>
+      <w:numFmt w:val="bullet"/>
+      <w:lvlText w:val="o"/>
+      <w:lvlJc w:val="left"/>
+      <w:pPr>
+        <w:ind w:left="5760" w:hanging="360"/>
+      </w:pPr>
+      <w:rPr>
+        <w:rFonts w:ascii="Courier New" w:hAnsi="Courier New" w:cs="Courier New" w:hint="default"/>
+      </w:rPr>
+    </w:lvl>
+    <w:lvl w:ilvl="8" w:tplc="04190005" w:tentative="1">
+      <w:start w:val="1"/>
+      <w:numFmt w:val="bullet"/>
+      <w:lvlText w:val=""/>
+      <w:lvlJc w:val="left"/>
+      <w:pPr>
+        <w:ind w:left="6480" w:hanging="360"/>
+      </w:pPr>
+      <w:rPr>
+        <w:rFonts w:ascii="Wingdings" w:hAnsi="Wingdings" w:hint="default"/>
+      </w:rPr>
+    </w:lvl>
+  </w:abstractNum>
+  <w:abstractNum w:abstractNumId="23" w15:restartNumberingAfterBreak="0">
     <w:nsid w:val="2A930F3F"/>
     <w:multiLevelType w:val="hybridMultilevel"/>
     <w:tmpl w:val="355C63E2"/>
@@ -12486,7 +13456,7 @@
       </w:rPr>
     </w:lvl>
   </w:abstractNum>
-  <w:abstractNum w:abstractNumId="20" w15:restartNumberingAfterBreak="0">
+  <w:abstractNum w:abstractNumId="24" w15:restartNumberingAfterBreak="0">
     <w:nsid w:val="2B494AD3"/>
     <w:multiLevelType w:val="hybridMultilevel"/>
     <w:tmpl w:val="EA66D2E8"/>
@@ -12599,7 +13569,7 @@
       </w:rPr>
     </w:lvl>
   </w:abstractNum>
-  <w:abstractNum w:abstractNumId="21" w15:restartNumberingAfterBreak="0">
+  <w:abstractNum w:abstractNumId="25" w15:restartNumberingAfterBreak="0">
     <w:nsid w:val="2D71723D"/>
     <w:multiLevelType w:val="hybridMultilevel"/>
     <w:tmpl w:val="D1D6BC38"/>
@@ -12712,7 +13682,7 @@
       </w:rPr>
     </w:lvl>
   </w:abstractNum>
-  <w:abstractNum w:abstractNumId="22" w15:restartNumberingAfterBreak="0">
+  <w:abstractNum w:abstractNumId="26" w15:restartNumberingAfterBreak="0">
     <w:nsid w:val="2DF96CFD"/>
     <w:multiLevelType w:val="hybridMultilevel"/>
     <w:tmpl w:val="DCF64860"/>
@@ -12825,7 +13795,7 @@
       </w:rPr>
     </w:lvl>
   </w:abstractNum>
-  <w:abstractNum w:abstractNumId="23" w15:restartNumberingAfterBreak="0">
+  <w:abstractNum w:abstractNumId="27" w15:restartNumberingAfterBreak="0">
     <w:nsid w:val="2EDC61EE"/>
     <w:multiLevelType w:val="hybridMultilevel"/>
     <w:tmpl w:val="50B827A6"/>
@@ -12938,7 +13908,7 @@
       </w:rPr>
     </w:lvl>
   </w:abstractNum>
-  <w:abstractNum w:abstractNumId="24" w15:restartNumberingAfterBreak="0">
+  <w:abstractNum w:abstractNumId="28" w15:restartNumberingAfterBreak="0">
     <w:nsid w:val="2F354CC2"/>
     <w:multiLevelType w:val="hybridMultilevel"/>
     <w:tmpl w:val="E600329A"/>
@@ -13051,7 +14021,7 @@
       </w:rPr>
     </w:lvl>
   </w:abstractNum>
-  <w:abstractNum w:abstractNumId="25" w15:restartNumberingAfterBreak="0">
+  <w:abstractNum w:abstractNumId="29" w15:restartNumberingAfterBreak="0">
     <w:nsid w:val="2FFF1211"/>
     <w:multiLevelType w:val="hybridMultilevel"/>
     <w:tmpl w:val="77B86D2E"/>
@@ -13164,7 +14134,7 @@
       </w:rPr>
     </w:lvl>
   </w:abstractNum>
-  <w:abstractNum w:abstractNumId="26" w15:restartNumberingAfterBreak="0">
+  <w:abstractNum w:abstractNumId="30" w15:restartNumberingAfterBreak="0">
     <w:nsid w:val="310E7BED"/>
     <w:multiLevelType w:val="singleLevel"/>
     <w:tmpl w:val="310E7BED"/>
@@ -13176,7 +14146,7 @@
       <w:lvlJc w:val="left"/>
     </w:lvl>
   </w:abstractNum>
-  <w:abstractNum w:abstractNumId="27" w15:restartNumberingAfterBreak="0">
+  <w:abstractNum w:abstractNumId="31" w15:restartNumberingAfterBreak="0">
     <w:nsid w:val="33562BAE"/>
     <w:multiLevelType w:val="hybridMultilevel"/>
     <w:tmpl w:val="E6AAB44E"/>
@@ -13289,7 +14259,7 @@
       </w:rPr>
     </w:lvl>
   </w:abstractNum>
-  <w:abstractNum w:abstractNumId="28" w15:restartNumberingAfterBreak="0">
+  <w:abstractNum w:abstractNumId="32" w15:restartNumberingAfterBreak="0">
     <w:nsid w:val="33864788"/>
     <w:multiLevelType w:val="hybridMultilevel"/>
     <w:tmpl w:val="009A6106"/>
@@ -13431,7 +14401,233 @@
       </w:rPr>
     </w:lvl>
   </w:abstractNum>
-  <w:abstractNum w:abstractNumId="29" w15:restartNumberingAfterBreak="0">
+  <w:abstractNum w:abstractNumId="33" w15:restartNumberingAfterBreak="0">
+    <w:nsid w:val="34C77EC5"/>
+    <w:multiLevelType w:val="hybridMultilevel"/>
+    <w:tmpl w:val="52A0517E"/>
+    <w:lvl w:ilvl="0" w:tplc="E3F6E87A">
+      <w:start w:val="1"/>
+      <w:numFmt w:val="bullet"/>
+      <w:lvlText w:val=""/>
+      <w:lvlJc w:val="left"/>
+      <w:pPr>
+        <w:ind w:left="720" w:hanging="360"/>
+      </w:pPr>
+      <w:rPr>
+        <w:rFonts w:ascii="Symbol" w:hAnsi="Symbol" w:hint="default"/>
+      </w:rPr>
+    </w:lvl>
+    <w:lvl w:ilvl="1" w:tplc="04190003" w:tentative="1">
+      <w:start w:val="1"/>
+      <w:numFmt w:val="bullet"/>
+      <w:lvlText w:val="o"/>
+      <w:lvlJc w:val="left"/>
+      <w:pPr>
+        <w:ind w:left="1440" w:hanging="360"/>
+      </w:pPr>
+      <w:rPr>
+        <w:rFonts w:ascii="Courier New" w:hAnsi="Courier New" w:cs="Courier New" w:hint="default"/>
+      </w:rPr>
+    </w:lvl>
+    <w:lvl w:ilvl="2" w:tplc="04190005" w:tentative="1">
+      <w:start w:val="1"/>
+      <w:numFmt w:val="bullet"/>
+      <w:lvlText w:val=""/>
+      <w:lvlJc w:val="left"/>
+      <w:pPr>
+        <w:ind w:left="2160" w:hanging="360"/>
+      </w:pPr>
+      <w:rPr>
+        <w:rFonts w:ascii="Wingdings" w:hAnsi="Wingdings" w:hint="default"/>
+      </w:rPr>
+    </w:lvl>
+    <w:lvl w:ilvl="3" w:tplc="04190001" w:tentative="1">
+      <w:start w:val="1"/>
+      <w:numFmt w:val="bullet"/>
+      <w:lvlText w:val=""/>
+      <w:lvlJc w:val="left"/>
+      <w:pPr>
+        <w:ind w:left="2880" w:hanging="360"/>
+      </w:pPr>
+      <w:rPr>
+        <w:rFonts w:ascii="Symbol" w:hAnsi="Symbol" w:hint="default"/>
+      </w:rPr>
+    </w:lvl>
+    <w:lvl w:ilvl="4" w:tplc="04190003" w:tentative="1">
+      <w:start w:val="1"/>
+      <w:numFmt w:val="bullet"/>
+      <w:lvlText w:val="o"/>
+      <w:lvlJc w:val="left"/>
+      <w:pPr>
+        <w:ind w:left="3600" w:hanging="360"/>
+      </w:pPr>
+      <w:rPr>
+        <w:rFonts w:ascii="Courier New" w:hAnsi="Courier New" w:cs="Courier New" w:hint="default"/>
+      </w:rPr>
+    </w:lvl>
+    <w:lvl w:ilvl="5" w:tplc="04190005" w:tentative="1">
+      <w:start w:val="1"/>
+      <w:numFmt w:val="bullet"/>
+      <w:lvlText w:val=""/>
+      <w:lvlJc w:val="left"/>
+      <w:pPr>
+        <w:ind w:left="4320" w:hanging="360"/>
+      </w:pPr>
+      <w:rPr>
+        <w:rFonts w:ascii="Wingdings" w:hAnsi="Wingdings" w:hint="default"/>
+      </w:rPr>
+    </w:lvl>
+    <w:lvl w:ilvl="6" w:tplc="04190001" w:tentative="1">
+      <w:start w:val="1"/>
+      <w:numFmt w:val="bullet"/>
+      <w:lvlText w:val=""/>
+      <w:lvlJc w:val="left"/>
+      <w:pPr>
+        <w:ind w:left="5040" w:hanging="360"/>
+      </w:pPr>
+      <w:rPr>
+        <w:rFonts w:ascii="Symbol" w:hAnsi="Symbol" w:hint="default"/>
+      </w:rPr>
+    </w:lvl>
+    <w:lvl w:ilvl="7" w:tplc="04190003" w:tentative="1">
+      <w:start w:val="1"/>
+      <w:numFmt w:val="bullet"/>
+      <w:lvlText w:val="o"/>
+      <w:lvlJc w:val="left"/>
+      <w:pPr>
+        <w:ind w:left="5760" w:hanging="360"/>
+      </w:pPr>
+      <w:rPr>
+        <w:rFonts w:ascii="Courier New" w:hAnsi="Courier New" w:cs="Courier New" w:hint="default"/>
+      </w:rPr>
+    </w:lvl>
+    <w:lvl w:ilvl="8" w:tplc="04190005" w:tentative="1">
+      <w:start w:val="1"/>
+      <w:numFmt w:val="bullet"/>
+      <w:lvlText w:val=""/>
+      <w:lvlJc w:val="left"/>
+      <w:pPr>
+        <w:ind w:left="6480" w:hanging="360"/>
+      </w:pPr>
+      <w:rPr>
+        <w:rFonts w:ascii="Wingdings" w:hAnsi="Wingdings" w:hint="default"/>
+      </w:rPr>
+    </w:lvl>
+  </w:abstractNum>
+  <w:abstractNum w:abstractNumId="34" w15:restartNumberingAfterBreak="0">
+    <w:nsid w:val="381A7153"/>
+    <w:multiLevelType w:val="hybridMultilevel"/>
+    <w:tmpl w:val="B07C3C10"/>
+    <w:lvl w:ilvl="0" w:tplc="E3F6E87A">
+      <w:start w:val="1"/>
+      <w:numFmt w:val="bullet"/>
+      <w:lvlText w:val=""/>
+      <w:lvlJc w:val="left"/>
+      <w:pPr>
+        <w:ind w:left="720" w:hanging="360"/>
+      </w:pPr>
+      <w:rPr>
+        <w:rFonts w:ascii="Symbol" w:hAnsi="Symbol" w:hint="default"/>
+      </w:rPr>
+    </w:lvl>
+    <w:lvl w:ilvl="1" w:tplc="04190003" w:tentative="1">
+      <w:start w:val="1"/>
+      <w:numFmt w:val="bullet"/>
+      <w:lvlText w:val="o"/>
+      <w:lvlJc w:val="left"/>
+      <w:pPr>
+        <w:ind w:left="1440" w:hanging="360"/>
+      </w:pPr>
+      <w:rPr>
+        <w:rFonts w:ascii="Courier New" w:hAnsi="Courier New" w:cs="Courier New" w:hint="default"/>
+      </w:rPr>
+    </w:lvl>
+    <w:lvl w:ilvl="2" w:tplc="04190005" w:tentative="1">
+      <w:start w:val="1"/>
+      <w:numFmt w:val="bullet"/>
+      <w:lvlText w:val=""/>
+      <w:lvlJc w:val="left"/>
+      <w:pPr>
+        <w:ind w:left="2160" w:hanging="360"/>
+      </w:pPr>
+      <w:rPr>
+        <w:rFonts w:ascii="Wingdings" w:hAnsi="Wingdings" w:hint="default"/>
+      </w:rPr>
+    </w:lvl>
+    <w:lvl w:ilvl="3" w:tplc="04190001" w:tentative="1">
+      <w:start w:val="1"/>
+      <w:numFmt w:val="bullet"/>
+      <w:lvlText w:val=""/>
+      <w:lvlJc w:val="left"/>
+      <w:pPr>
+        <w:ind w:left="2880" w:hanging="360"/>
+      </w:pPr>
+      <w:rPr>
+        <w:rFonts w:ascii="Symbol" w:hAnsi="Symbol" w:hint="default"/>
+      </w:rPr>
+    </w:lvl>
+    <w:lvl w:ilvl="4" w:tplc="04190003" w:tentative="1">
+      <w:start w:val="1"/>
+      <w:numFmt w:val="bullet"/>
+      <w:lvlText w:val="o"/>
+      <w:lvlJc w:val="left"/>
+      <w:pPr>
+        <w:ind w:left="3600" w:hanging="360"/>
+      </w:pPr>
+      <w:rPr>
+        <w:rFonts w:ascii="Courier New" w:hAnsi="Courier New" w:cs="Courier New" w:hint="default"/>
+      </w:rPr>
+    </w:lvl>
+    <w:lvl w:ilvl="5" w:tplc="04190005" w:tentative="1">
+      <w:start w:val="1"/>
+      <w:numFmt w:val="bullet"/>
+      <w:lvlText w:val=""/>
+      <w:lvlJc w:val="left"/>
+      <w:pPr>
+        <w:ind w:left="4320" w:hanging="360"/>
+      </w:pPr>
+      <w:rPr>
+        <w:rFonts w:ascii="Wingdings" w:hAnsi="Wingdings" w:hint="default"/>
+      </w:rPr>
+    </w:lvl>
+    <w:lvl w:ilvl="6" w:tplc="04190001" w:tentative="1">
+      <w:start w:val="1"/>
+      <w:numFmt w:val="bullet"/>
+      <w:lvlText w:val=""/>
+      <w:lvlJc w:val="left"/>
+      <w:pPr>
+        <w:ind w:left="5040" w:hanging="360"/>
+      </w:pPr>
+      <w:rPr>
+        <w:rFonts w:ascii="Symbol" w:hAnsi="Symbol" w:hint="default"/>
+      </w:rPr>
+    </w:lvl>
+    <w:lvl w:ilvl="7" w:tplc="04190003" w:tentative="1">
+      <w:start w:val="1"/>
+      <w:numFmt w:val="bullet"/>
+      <w:lvlText w:val="o"/>
+      <w:lvlJc w:val="left"/>
+      <w:pPr>
+        <w:ind w:left="5760" w:hanging="360"/>
+      </w:pPr>
+      <w:rPr>
+        <w:rFonts w:ascii="Courier New" w:hAnsi="Courier New" w:cs="Courier New" w:hint="default"/>
+      </w:rPr>
+    </w:lvl>
+    <w:lvl w:ilvl="8" w:tplc="04190005" w:tentative="1">
+      <w:start w:val="1"/>
+      <w:numFmt w:val="bullet"/>
+      <w:lvlText w:val=""/>
+      <w:lvlJc w:val="left"/>
+      <w:pPr>
+        <w:ind w:left="6480" w:hanging="360"/>
+      </w:pPr>
+      <w:rPr>
+        <w:rFonts w:ascii="Wingdings" w:hAnsi="Wingdings" w:hint="default"/>
+      </w:rPr>
+    </w:lvl>
+  </w:abstractNum>
+  <w:abstractNum w:abstractNumId="35" w15:restartNumberingAfterBreak="0">
     <w:nsid w:val="38277CDD"/>
     <w:multiLevelType w:val="hybridMultilevel"/>
     <w:tmpl w:val="0A4A0758"/>
@@ -13544,7 +14740,7 @@
       </w:rPr>
     </w:lvl>
   </w:abstractNum>
-  <w:abstractNum w:abstractNumId="30" w15:restartNumberingAfterBreak="0">
+  <w:abstractNum w:abstractNumId="36" w15:restartNumberingAfterBreak="0">
     <w:nsid w:val="3EBF66FD"/>
     <w:multiLevelType w:val="multilevel"/>
     <w:tmpl w:val="90605BB0"/>
@@ -13693,7 +14889,7 @@
       </w:rPr>
     </w:lvl>
   </w:abstractNum>
-  <w:abstractNum w:abstractNumId="31" w15:restartNumberingAfterBreak="0">
+  <w:abstractNum w:abstractNumId="37" w15:restartNumberingAfterBreak="0">
     <w:nsid w:val="3EE64861"/>
     <w:multiLevelType w:val="hybridMultilevel"/>
     <w:tmpl w:val="16984E7E"/>
@@ -13806,7 +15002,7 @@
       </w:rPr>
     </w:lvl>
   </w:abstractNum>
-  <w:abstractNum w:abstractNumId="32" w15:restartNumberingAfterBreak="0">
+  <w:abstractNum w:abstractNumId="38" w15:restartNumberingAfterBreak="0">
     <w:nsid w:val="3F932FE6"/>
     <w:multiLevelType w:val="hybridMultilevel"/>
     <w:tmpl w:val="74CC56A0"/>
@@ -13919,7 +15115,7 @@
       </w:rPr>
     </w:lvl>
   </w:abstractNum>
-  <w:abstractNum w:abstractNumId="33" w15:restartNumberingAfterBreak="0">
+  <w:abstractNum w:abstractNumId="39" w15:restartNumberingAfterBreak="0">
     <w:nsid w:val="40287D68"/>
     <w:multiLevelType w:val="hybridMultilevel"/>
     <w:tmpl w:val="CAFEEA02"/>
@@ -14032,7 +15228,120 @@
       </w:rPr>
     </w:lvl>
   </w:abstractNum>
-  <w:abstractNum w:abstractNumId="34" w15:restartNumberingAfterBreak="0">
+  <w:abstractNum w:abstractNumId="40" w15:restartNumberingAfterBreak="0">
+    <w:nsid w:val="40D856AD"/>
+    <w:multiLevelType w:val="hybridMultilevel"/>
+    <w:tmpl w:val="C98A2DE2"/>
+    <w:lvl w:ilvl="0" w:tplc="E3F6E87A">
+      <w:start w:val="1"/>
+      <w:numFmt w:val="bullet"/>
+      <w:lvlText w:val=""/>
+      <w:lvlJc w:val="left"/>
+      <w:pPr>
+        <w:ind w:left="720" w:hanging="360"/>
+      </w:pPr>
+      <w:rPr>
+        <w:rFonts w:ascii="Symbol" w:hAnsi="Symbol" w:hint="default"/>
+      </w:rPr>
+    </w:lvl>
+    <w:lvl w:ilvl="1" w:tplc="04190003" w:tentative="1">
+      <w:start w:val="1"/>
+      <w:numFmt w:val="bullet"/>
+      <w:lvlText w:val="o"/>
+      <w:lvlJc w:val="left"/>
+      <w:pPr>
+        <w:ind w:left="1440" w:hanging="360"/>
+      </w:pPr>
+      <w:rPr>
+        <w:rFonts w:ascii="Courier New" w:hAnsi="Courier New" w:cs="Courier New" w:hint="default"/>
+      </w:rPr>
+    </w:lvl>
+    <w:lvl w:ilvl="2" w:tplc="04190005" w:tentative="1">
+      <w:start w:val="1"/>
+      <w:numFmt w:val="bullet"/>
+      <w:lvlText w:val=""/>
+      <w:lvlJc w:val="left"/>
+      <w:pPr>
+        <w:ind w:left="2160" w:hanging="360"/>
+      </w:pPr>
+      <w:rPr>
+        <w:rFonts w:ascii="Wingdings" w:hAnsi="Wingdings" w:hint="default"/>
+      </w:rPr>
+    </w:lvl>
+    <w:lvl w:ilvl="3" w:tplc="04190001" w:tentative="1">
+      <w:start w:val="1"/>
+      <w:numFmt w:val="bullet"/>
+      <w:lvlText w:val=""/>
+      <w:lvlJc w:val="left"/>
+      <w:pPr>
+        <w:ind w:left="2880" w:hanging="360"/>
+      </w:pPr>
+      <w:rPr>
+        <w:rFonts w:ascii="Symbol" w:hAnsi="Symbol" w:hint="default"/>
+      </w:rPr>
+    </w:lvl>
+    <w:lvl w:ilvl="4" w:tplc="04190003" w:tentative="1">
+      <w:start w:val="1"/>
+      <w:numFmt w:val="bullet"/>
+      <w:lvlText w:val="o"/>
+      <w:lvlJc w:val="left"/>
+      <w:pPr>
+        <w:ind w:left="3600" w:hanging="360"/>
+      </w:pPr>
+      <w:rPr>
+        <w:rFonts w:ascii="Courier New" w:hAnsi="Courier New" w:cs="Courier New" w:hint="default"/>
+      </w:rPr>
+    </w:lvl>
+    <w:lvl w:ilvl="5" w:tplc="04190005" w:tentative="1">
+      <w:start w:val="1"/>
+      <w:numFmt w:val="bullet"/>
+      <w:lvlText w:val=""/>
+      <w:lvlJc w:val="left"/>
+      <w:pPr>
+        <w:ind w:left="4320" w:hanging="360"/>
+      </w:pPr>
+      <w:rPr>
+        <w:rFonts w:ascii="Wingdings" w:hAnsi="Wingdings" w:hint="default"/>
+      </w:rPr>
+    </w:lvl>
+    <w:lvl w:ilvl="6" w:tplc="04190001" w:tentative="1">
+      <w:start w:val="1"/>
+      <w:numFmt w:val="bullet"/>
+      <w:lvlText w:val=""/>
+      <w:lvlJc w:val="left"/>
+      <w:pPr>
+        <w:ind w:left="5040" w:hanging="360"/>
+      </w:pPr>
+      <w:rPr>
+        <w:rFonts w:ascii="Symbol" w:hAnsi="Symbol" w:hint="default"/>
+      </w:rPr>
+    </w:lvl>
+    <w:lvl w:ilvl="7" w:tplc="04190003" w:tentative="1">
+      <w:start w:val="1"/>
+      <w:numFmt w:val="bullet"/>
+      <w:lvlText w:val="o"/>
+      <w:lvlJc w:val="left"/>
+      <w:pPr>
+        <w:ind w:left="5760" w:hanging="360"/>
+      </w:pPr>
+      <w:rPr>
+        <w:rFonts w:ascii="Courier New" w:hAnsi="Courier New" w:cs="Courier New" w:hint="default"/>
+      </w:rPr>
+    </w:lvl>
+    <w:lvl w:ilvl="8" w:tplc="04190005" w:tentative="1">
+      <w:start w:val="1"/>
+      <w:numFmt w:val="bullet"/>
+      <w:lvlText w:val=""/>
+      <w:lvlJc w:val="left"/>
+      <w:pPr>
+        <w:ind w:left="6480" w:hanging="360"/>
+      </w:pPr>
+      <w:rPr>
+        <w:rFonts w:ascii="Wingdings" w:hAnsi="Wingdings" w:hint="default"/>
+      </w:rPr>
+    </w:lvl>
+  </w:abstractNum>
+  <w:abstractNum w:abstractNumId="41" w15:restartNumberingAfterBreak="0">
     <w:nsid w:val="42A56AA6"/>
     <w:multiLevelType w:val="hybridMultilevel"/>
     <w:tmpl w:val="53A41C10"/>
@@ -14145,7 +15454,233 @@
       </w:rPr>
     </w:lvl>
   </w:abstractNum>
-  <w:abstractNum w:abstractNumId="35" w15:restartNumberingAfterBreak="0">
+  <w:abstractNum w:abstractNumId="42" w15:restartNumberingAfterBreak="0">
+    <w:nsid w:val="444559E0"/>
+    <w:multiLevelType w:val="hybridMultilevel"/>
+    <w:tmpl w:val="6B5C30E8"/>
+    <w:lvl w:ilvl="0" w:tplc="E3F6E87A">
+      <w:start w:val="1"/>
+      <w:numFmt w:val="bullet"/>
+      <w:lvlText w:val=""/>
+      <w:lvlJc w:val="left"/>
+      <w:pPr>
+        <w:ind w:left="720" w:hanging="360"/>
+      </w:pPr>
+      <w:rPr>
+        <w:rFonts w:ascii="Symbol" w:hAnsi="Symbol" w:hint="default"/>
+      </w:rPr>
+    </w:lvl>
+    <w:lvl w:ilvl="1" w:tplc="04190003" w:tentative="1">
+      <w:start w:val="1"/>
+      <w:numFmt w:val="bullet"/>
+      <w:lvlText w:val="o"/>
+      <w:lvlJc w:val="left"/>
+      <w:pPr>
+        <w:ind w:left="1440" w:hanging="360"/>
+      </w:pPr>
+      <w:rPr>
+        <w:rFonts w:ascii="Courier New" w:hAnsi="Courier New" w:cs="Courier New" w:hint="default"/>
+      </w:rPr>
+    </w:lvl>
+    <w:lvl w:ilvl="2" w:tplc="04190005" w:tentative="1">
+      <w:start w:val="1"/>
+      <w:numFmt w:val="bullet"/>
+      <w:lvlText w:val=""/>
+      <w:lvlJc w:val="left"/>
+      <w:pPr>
+        <w:ind w:left="2160" w:hanging="360"/>
+      </w:pPr>
+      <w:rPr>
+        <w:rFonts w:ascii="Wingdings" w:hAnsi="Wingdings" w:hint="default"/>
+      </w:rPr>
+    </w:lvl>
+    <w:lvl w:ilvl="3" w:tplc="04190001" w:tentative="1">
+      <w:start w:val="1"/>
+      <w:numFmt w:val="bullet"/>
+      <w:lvlText w:val=""/>
+      <w:lvlJc w:val="left"/>
+      <w:pPr>
+        <w:ind w:left="2880" w:hanging="360"/>
+      </w:pPr>
+      <w:rPr>
+        <w:rFonts w:ascii="Symbol" w:hAnsi="Symbol" w:hint="default"/>
+      </w:rPr>
+    </w:lvl>
+    <w:lvl w:ilvl="4" w:tplc="04190003" w:tentative="1">
+      <w:start w:val="1"/>
+      <w:numFmt w:val="bullet"/>
+      <w:lvlText w:val="o"/>
+      <w:lvlJc w:val="left"/>
+      <w:pPr>
+        <w:ind w:left="3600" w:hanging="360"/>
+      </w:pPr>
+      <w:rPr>
+        <w:rFonts w:ascii="Courier New" w:hAnsi="Courier New" w:cs="Courier New" w:hint="default"/>
+      </w:rPr>
+    </w:lvl>
+    <w:lvl w:ilvl="5" w:tplc="04190005" w:tentative="1">
+      <w:start w:val="1"/>
+      <w:numFmt w:val="bullet"/>
+      <w:lvlText w:val=""/>
+      <w:lvlJc w:val="left"/>
+      <w:pPr>
+        <w:ind w:left="4320" w:hanging="360"/>
+      </w:pPr>
+      <w:rPr>
+        <w:rFonts w:ascii="Wingdings" w:hAnsi="Wingdings" w:hint="default"/>
+      </w:rPr>
+    </w:lvl>
+    <w:lvl w:ilvl="6" w:tplc="04190001" w:tentative="1">
+      <w:start w:val="1"/>
+      <w:numFmt w:val="bullet"/>
+      <w:lvlText w:val=""/>
+      <w:lvlJc w:val="left"/>
+      <w:pPr>
+        <w:ind w:left="5040" w:hanging="360"/>
+      </w:pPr>
+      <w:rPr>
+        <w:rFonts w:ascii="Symbol" w:hAnsi="Symbol" w:hint="default"/>
+      </w:rPr>
+    </w:lvl>
+    <w:lvl w:ilvl="7" w:tplc="04190003" w:tentative="1">
+      <w:start w:val="1"/>
+      <w:numFmt w:val="bullet"/>
+      <w:lvlText w:val="o"/>
+      <w:lvlJc w:val="left"/>
+      <w:pPr>
+        <w:ind w:left="5760" w:hanging="360"/>
+      </w:pPr>
+      <w:rPr>
+        <w:rFonts w:ascii="Courier New" w:hAnsi="Courier New" w:cs="Courier New" w:hint="default"/>
+      </w:rPr>
+    </w:lvl>
+    <w:lvl w:ilvl="8" w:tplc="04190005" w:tentative="1">
+      <w:start w:val="1"/>
+      <w:numFmt w:val="bullet"/>
+      <w:lvlText w:val=""/>
+      <w:lvlJc w:val="left"/>
+      <w:pPr>
+        <w:ind w:left="6480" w:hanging="360"/>
+      </w:pPr>
+      <w:rPr>
+        <w:rFonts w:ascii="Wingdings" w:hAnsi="Wingdings" w:hint="default"/>
+      </w:rPr>
+    </w:lvl>
+  </w:abstractNum>
+  <w:abstractNum w:abstractNumId="43" w15:restartNumberingAfterBreak="0">
+    <w:nsid w:val="45BD234B"/>
+    <w:multiLevelType w:val="hybridMultilevel"/>
+    <w:tmpl w:val="B778EDDE"/>
+    <w:lvl w:ilvl="0" w:tplc="E3F6E87A">
+      <w:start w:val="1"/>
+      <w:numFmt w:val="bullet"/>
+      <w:lvlText w:val=""/>
+      <w:lvlJc w:val="left"/>
+      <w:pPr>
+        <w:ind w:left="720" w:hanging="360"/>
+      </w:pPr>
+      <w:rPr>
+        <w:rFonts w:ascii="Symbol" w:hAnsi="Symbol" w:hint="default"/>
+      </w:rPr>
+    </w:lvl>
+    <w:lvl w:ilvl="1" w:tplc="04190003" w:tentative="1">
+      <w:start w:val="1"/>
+      <w:numFmt w:val="bullet"/>
+      <w:lvlText w:val="o"/>
+      <w:lvlJc w:val="left"/>
+      <w:pPr>
+        <w:ind w:left="1440" w:hanging="360"/>
+      </w:pPr>
+      <w:rPr>
+        <w:rFonts w:ascii="Courier New" w:hAnsi="Courier New" w:cs="Courier New" w:hint="default"/>
+      </w:rPr>
+    </w:lvl>
+    <w:lvl w:ilvl="2" w:tplc="04190005" w:tentative="1">
+      <w:start w:val="1"/>
+      <w:numFmt w:val="bullet"/>
+      <w:lvlText w:val=""/>
+      <w:lvlJc w:val="left"/>
+      <w:pPr>
+        <w:ind w:left="2160" w:hanging="360"/>
+      </w:pPr>
+      <w:rPr>
+        <w:rFonts w:ascii="Wingdings" w:hAnsi="Wingdings" w:hint="default"/>
+      </w:rPr>
+    </w:lvl>
+    <w:lvl w:ilvl="3" w:tplc="04190001" w:tentative="1">
+      <w:start w:val="1"/>
+      <w:numFmt w:val="bullet"/>
+      <w:lvlText w:val=""/>
+      <w:lvlJc w:val="left"/>
+      <w:pPr>
+        <w:ind w:left="2880" w:hanging="360"/>
+      </w:pPr>
+      <w:rPr>
+        <w:rFonts w:ascii="Symbol" w:hAnsi="Symbol" w:hint="default"/>
+      </w:rPr>
+    </w:lvl>
+    <w:lvl w:ilvl="4" w:tplc="04190003" w:tentative="1">
+      <w:start w:val="1"/>
+      <w:numFmt w:val="bullet"/>
+      <w:lvlText w:val="o"/>
+      <w:lvlJc w:val="left"/>
+      <w:pPr>
+        <w:ind w:left="3600" w:hanging="360"/>
+      </w:pPr>
+      <w:rPr>
+        <w:rFonts w:ascii="Courier New" w:hAnsi="Courier New" w:cs="Courier New" w:hint="default"/>
+      </w:rPr>
+    </w:lvl>
+    <w:lvl w:ilvl="5" w:tplc="04190005" w:tentative="1">
+      <w:start w:val="1"/>
+      <w:numFmt w:val="bullet"/>
+      <w:lvlText w:val=""/>
+      <w:lvlJc w:val="left"/>
+      <w:pPr>
+        <w:ind w:left="4320" w:hanging="360"/>
+      </w:pPr>
+      <w:rPr>
+        <w:rFonts w:ascii="Wingdings" w:hAnsi="Wingdings" w:hint="default"/>
+      </w:rPr>
+    </w:lvl>
+    <w:lvl w:ilvl="6" w:tplc="04190001" w:tentative="1">
+      <w:start w:val="1"/>
+      <w:numFmt w:val="bullet"/>
+      <w:lvlText w:val=""/>
+      <w:lvlJc w:val="left"/>
+      <w:pPr>
+        <w:ind w:left="5040" w:hanging="360"/>
+      </w:pPr>
+      <w:rPr>
+        <w:rFonts w:ascii="Symbol" w:hAnsi="Symbol" w:hint="default"/>
+      </w:rPr>
+    </w:lvl>
+    <w:lvl w:ilvl="7" w:tplc="04190003" w:tentative="1">
+      <w:start w:val="1"/>
+      <w:numFmt w:val="bullet"/>
+      <w:lvlText w:val="o"/>
+      <w:lvlJc w:val="left"/>
+      <w:pPr>
+        <w:ind w:left="5760" w:hanging="360"/>
+      </w:pPr>
+      <w:rPr>
+        <w:rFonts w:ascii="Courier New" w:hAnsi="Courier New" w:cs="Courier New" w:hint="default"/>
+      </w:rPr>
+    </w:lvl>
+    <w:lvl w:ilvl="8" w:tplc="04190005" w:tentative="1">
+      <w:start w:val="1"/>
+      <w:numFmt w:val="bullet"/>
+      <w:lvlText w:val=""/>
+      <w:lvlJc w:val="left"/>
+      <w:pPr>
+        <w:ind w:left="6480" w:hanging="360"/>
+      </w:pPr>
+      <w:rPr>
+        <w:rFonts w:ascii="Wingdings" w:hAnsi="Wingdings" w:hint="default"/>
+      </w:rPr>
+    </w:lvl>
+  </w:abstractNum>
+  <w:abstractNum w:abstractNumId="44" w15:restartNumberingAfterBreak="0">
     <w:nsid w:val="46AF6F82"/>
     <w:multiLevelType w:val="multilevel"/>
     <w:tmpl w:val="4BC8A5D6"/>
@@ -14295,7 +15830,7 @@
       </w:rPr>
     </w:lvl>
   </w:abstractNum>
-  <w:abstractNum w:abstractNumId="36" w15:restartNumberingAfterBreak="0">
+  <w:abstractNum w:abstractNumId="45" w15:restartNumberingAfterBreak="0">
     <w:nsid w:val="48DB425F"/>
     <w:multiLevelType w:val="hybridMultilevel"/>
     <w:tmpl w:val="155494A2"/>
@@ -14399,7 +15934,7 @@
       </w:pPr>
     </w:lvl>
   </w:abstractNum>
-  <w:abstractNum w:abstractNumId="37" w15:restartNumberingAfterBreak="0">
+  <w:abstractNum w:abstractNumId="46" w15:restartNumberingAfterBreak="0">
     <w:nsid w:val="49295B0E"/>
     <w:multiLevelType w:val="hybridMultilevel"/>
     <w:tmpl w:val="E0E4390E"/>
@@ -14512,7 +16047,120 @@
       </w:rPr>
     </w:lvl>
   </w:abstractNum>
-  <w:abstractNum w:abstractNumId="38" w15:restartNumberingAfterBreak="0">
+  <w:abstractNum w:abstractNumId="47" w15:restartNumberingAfterBreak="0">
+    <w:nsid w:val="4C0C3C8E"/>
+    <w:multiLevelType w:val="hybridMultilevel"/>
+    <w:tmpl w:val="B5029E40"/>
+    <w:lvl w:ilvl="0" w:tplc="E3F6E87A">
+      <w:start w:val="1"/>
+      <w:numFmt w:val="bullet"/>
+      <w:lvlText w:val=""/>
+      <w:lvlJc w:val="left"/>
+      <w:pPr>
+        <w:ind w:left="720" w:hanging="360"/>
+      </w:pPr>
+      <w:rPr>
+        <w:rFonts w:ascii="Symbol" w:hAnsi="Symbol" w:hint="default"/>
+      </w:rPr>
+    </w:lvl>
+    <w:lvl w:ilvl="1" w:tplc="04190003" w:tentative="1">
+      <w:start w:val="1"/>
+      <w:numFmt w:val="bullet"/>
+      <w:lvlText w:val="o"/>
+      <w:lvlJc w:val="left"/>
+      <w:pPr>
+        <w:ind w:left="1440" w:hanging="360"/>
+      </w:pPr>
+      <w:rPr>
+        <w:rFonts w:ascii="Courier New" w:hAnsi="Courier New" w:cs="Courier New" w:hint="default"/>
+      </w:rPr>
+    </w:lvl>
+    <w:lvl w:ilvl="2" w:tplc="04190005" w:tentative="1">
+      <w:start w:val="1"/>
+      <w:numFmt w:val="bullet"/>
+      <w:lvlText w:val=""/>
+      <w:lvlJc w:val="left"/>
+      <w:pPr>
+        <w:ind w:left="2160" w:hanging="360"/>
+      </w:pPr>
+      <w:rPr>
+        <w:rFonts w:ascii="Wingdings" w:hAnsi="Wingdings" w:hint="default"/>
+      </w:rPr>
+    </w:lvl>
+    <w:lvl w:ilvl="3" w:tplc="04190001" w:tentative="1">
+      <w:start w:val="1"/>
+      <w:numFmt w:val="bullet"/>
+      <w:lvlText w:val=""/>
+      <w:lvlJc w:val="left"/>
+      <w:pPr>
+        <w:ind w:left="2880" w:hanging="360"/>
+      </w:pPr>
+      <w:rPr>
+        <w:rFonts w:ascii="Symbol" w:hAnsi="Symbol" w:hint="default"/>
+      </w:rPr>
+    </w:lvl>
+    <w:lvl w:ilvl="4" w:tplc="04190003" w:tentative="1">
+      <w:start w:val="1"/>
+      <w:numFmt w:val="bullet"/>
+      <w:lvlText w:val="o"/>
+      <w:lvlJc w:val="left"/>
+      <w:pPr>
+        <w:ind w:left="3600" w:hanging="360"/>
+      </w:pPr>
+      <w:rPr>
+        <w:rFonts w:ascii="Courier New" w:hAnsi="Courier New" w:cs="Courier New" w:hint="default"/>
+      </w:rPr>
+    </w:lvl>
+    <w:lvl w:ilvl="5" w:tplc="04190005" w:tentative="1">
+      <w:start w:val="1"/>
+      <w:numFmt w:val="bullet"/>
+      <w:lvlText w:val=""/>
+      <w:lvlJc w:val="left"/>
+      <w:pPr>
+        <w:ind w:left="4320" w:hanging="360"/>
+      </w:pPr>
+      <w:rPr>
+        <w:rFonts w:ascii="Wingdings" w:hAnsi="Wingdings" w:hint="default"/>
+      </w:rPr>
+    </w:lvl>
+    <w:lvl w:ilvl="6" w:tplc="04190001" w:tentative="1">
+      <w:start w:val="1"/>
+      <w:numFmt w:val="bullet"/>
+      <w:lvlText w:val=""/>
+      <w:lvlJc w:val="left"/>
+      <w:pPr>
+        <w:ind w:left="5040" w:hanging="360"/>
+      </w:pPr>
+      <w:rPr>
+        <w:rFonts w:ascii="Symbol" w:hAnsi="Symbol" w:hint="default"/>
+      </w:rPr>
+    </w:lvl>
+    <w:lvl w:ilvl="7" w:tplc="04190003" w:tentative="1">
+      <w:start w:val="1"/>
+      <w:numFmt w:val="bullet"/>
+      <w:lvlText w:val="o"/>
+      <w:lvlJc w:val="left"/>
+      <w:pPr>
+        <w:ind w:left="5760" w:hanging="360"/>
+      </w:pPr>
+      <w:rPr>
+        <w:rFonts w:ascii="Courier New" w:hAnsi="Courier New" w:cs="Courier New" w:hint="default"/>
+      </w:rPr>
+    </w:lvl>
+    <w:lvl w:ilvl="8" w:tplc="04190005" w:tentative="1">
+      <w:start w:val="1"/>
+      <w:numFmt w:val="bullet"/>
+      <w:lvlText w:val=""/>
+      <w:lvlJc w:val="left"/>
+      <w:pPr>
+        <w:ind w:left="6480" w:hanging="360"/>
+      </w:pPr>
+      <w:rPr>
+        <w:rFonts w:ascii="Wingdings" w:hAnsi="Wingdings" w:hint="default"/>
+      </w:rPr>
+    </w:lvl>
+  </w:abstractNum>
+  <w:abstractNum w:abstractNumId="48" w15:restartNumberingAfterBreak="0">
     <w:nsid w:val="4C841721"/>
     <w:multiLevelType w:val="multilevel"/>
     <w:tmpl w:val="4C841721"/>
@@ -14633,7 +16281,7 @@
       </w:pPr>
     </w:lvl>
   </w:abstractNum>
-  <w:abstractNum w:abstractNumId="39" w15:restartNumberingAfterBreak="0">
+  <w:abstractNum w:abstractNumId="49" w15:restartNumberingAfterBreak="0">
     <w:nsid w:val="4E067569"/>
     <w:multiLevelType w:val="hybridMultilevel"/>
     <w:tmpl w:val="2D74484A"/>
@@ -14746,7 +16394,233 @@
       </w:rPr>
     </w:lvl>
   </w:abstractNum>
-  <w:abstractNum w:abstractNumId="40" w15:restartNumberingAfterBreak="0">
+  <w:abstractNum w:abstractNumId="50" w15:restartNumberingAfterBreak="0">
+    <w:nsid w:val="500C32EE"/>
+    <w:multiLevelType w:val="hybridMultilevel"/>
+    <w:tmpl w:val="156AE1C6"/>
+    <w:lvl w:ilvl="0" w:tplc="E3F6E87A">
+      <w:start w:val="1"/>
+      <w:numFmt w:val="bullet"/>
+      <w:lvlText w:val=""/>
+      <w:lvlJc w:val="left"/>
+      <w:pPr>
+        <w:ind w:left="720" w:hanging="360"/>
+      </w:pPr>
+      <w:rPr>
+        <w:rFonts w:ascii="Symbol" w:hAnsi="Symbol" w:hint="default"/>
+      </w:rPr>
+    </w:lvl>
+    <w:lvl w:ilvl="1" w:tplc="04190003" w:tentative="1">
+      <w:start w:val="1"/>
+      <w:numFmt w:val="bullet"/>
+      <w:lvlText w:val="o"/>
+      <w:lvlJc w:val="left"/>
+      <w:pPr>
+        <w:ind w:left="1440" w:hanging="360"/>
+      </w:pPr>
+      <w:rPr>
+        <w:rFonts w:ascii="Courier New" w:hAnsi="Courier New" w:cs="Courier New" w:hint="default"/>
+      </w:rPr>
+    </w:lvl>
+    <w:lvl w:ilvl="2" w:tplc="04190005" w:tentative="1">
+      <w:start w:val="1"/>
+      <w:numFmt w:val="bullet"/>
+      <w:lvlText w:val=""/>
+      <w:lvlJc w:val="left"/>
+      <w:pPr>
+        <w:ind w:left="2160" w:hanging="360"/>
+      </w:pPr>
+      <w:rPr>
+        <w:rFonts w:ascii="Wingdings" w:hAnsi="Wingdings" w:hint="default"/>
+      </w:rPr>
+    </w:lvl>
+    <w:lvl w:ilvl="3" w:tplc="04190001" w:tentative="1">
+      <w:start w:val="1"/>
+      <w:numFmt w:val="bullet"/>
+      <w:lvlText w:val=""/>
+      <w:lvlJc w:val="left"/>
+      <w:pPr>
+        <w:ind w:left="2880" w:hanging="360"/>
+      </w:pPr>
+      <w:rPr>
+        <w:rFonts w:ascii="Symbol" w:hAnsi="Symbol" w:hint="default"/>
+      </w:rPr>
+    </w:lvl>
+    <w:lvl w:ilvl="4" w:tplc="04190003" w:tentative="1">
+      <w:start w:val="1"/>
+      <w:numFmt w:val="bullet"/>
+      <w:lvlText w:val="o"/>
+      <w:lvlJc w:val="left"/>
+      <w:pPr>
+        <w:ind w:left="3600" w:hanging="360"/>
+      </w:pPr>
+      <w:rPr>
+        <w:rFonts w:ascii="Courier New" w:hAnsi="Courier New" w:cs="Courier New" w:hint="default"/>
+      </w:rPr>
+    </w:lvl>
+    <w:lvl w:ilvl="5" w:tplc="04190005" w:tentative="1">
+      <w:start w:val="1"/>
+      <w:numFmt w:val="bullet"/>
+      <w:lvlText w:val=""/>
+      <w:lvlJc w:val="left"/>
+      <w:pPr>
+        <w:ind w:left="4320" w:hanging="360"/>
+      </w:pPr>
+      <w:rPr>
+        <w:rFonts w:ascii="Wingdings" w:hAnsi="Wingdings" w:hint="default"/>
+      </w:rPr>
+    </w:lvl>
+    <w:lvl w:ilvl="6" w:tplc="04190001" w:tentative="1">
+      <w:start w:val="1"/>
+      <w:numFmt w:val="bullet"/>
+      <w:lvlText w:val=""/>
+      <w:lvlJc w:val="left"/>
+      <w:pPr>
+        <w:ind w:left="5040" w:hanging="360"/>
+      </w:pPr>
+      <w:rPr>
+        <w:rFonts w:ascii="Symbol" w:hAnsi="Symbol" w:hint="default"/>
+      </w:rPr>
+    </w:lvl>
+    <w:lvl w:ilvl="7" w:tplc="04190003" w:tentative="1">
+      <w:start w:val="1"/>
+      <w:numFmt w:val="bullet"/>
+      <w:lvlText w:val="o"/>
+      <w:lvlJc w:val="left"/>
+      <w:pPr>
+        <w:ind w:left="5760" w:hanging="360"/>
+      </w:pPr>
+      <w:rPr>
+        <w:rFonts w:ascii="Courier New" w:hAnsi="Courier New" w:cs="Courier New" w:hint="default"/>
+      </w:rPr>
+    </w:lvl>
+    <w:lvl w:ilvl="8" w:tplc="04190005" w:tentative="1">
+      <w:start w:val="1"/>
+      <w:numFmt w:val="bullet"/>
+      <w:lvlText w:val=""/>
+      <w:lvlJc w:val="left"/>
+      <w:pPr>
+        <w:ind w:left="6480" w:hanging="360"/>
+      </w:pPr>
+      <w:rPr>
+        <w:rFonts w:ascii="Wingdings" w:hAnsi="Wingdings" w:hint="default"/>
+      </w:rPr>
+    </w:lvl>
+  </w:abstractNum>
+  <w:abstractNum w:abstractNumId="51" w15:restartNumberingAfterBreak="0">
+    <w:nsid w:val="514F1A22"/>
+    <w:multiLevelType w:val="hybridMultilevel"/>
+    <w:tmpl w:val="9D44A3BE"/>
+    <w:lvl w:ilvl="0" w:tplc="E3F6E87A">
+      <w:start w:val="1"/>
+      <w:numFmt w:val="bullet"/>
+      <w:lvlText w:val=""/>
+      <w:lvlJc w:val="left"/>
+      <w:pPr>
+        <w:ind w:left="720" w:hanging="360"/>
+      </w:pPr>
+      <w:rPr>
+        <w:rFonts w:ascii="Symbol" w:hAnsi="Symbol" w:hint="default"/>
+      </w:rPr>
+    </w:lvl>
+    <w:lvl w:ilvl="1" w:tplc="04190003" w:tentative="1">
+      <w:start w:val="1"/>
+      <w:numFmt w:val="bullet"/>
+      <w:lvlText w:val="o"/>
+      <w:lvlJc w:val="left"/>
+      <w:pPr>
+        <w:ind w:left="1440" w:hanging="360"/>
+      </w:pPr>
+      <w:rPr>
+        <w:rFonts w:ascii="Courier New" w:hAnsi="Courier New" w:cs="Courier New" w:hint="default"/>
+      </w:rPr>
+    </w:lvl>
+    <w:lvl w:ilvl="2" w:tplc="04190005" w:tentative="1">
+      <w:start w:val="1"/>
+      <w:numFmt w:val="bullet"/>
+      <w:lvlText w:val=""/>
+      <w:lvlJc w:val="left"/>
+      <w:pPr>
+        <w:ind w:left="2160" w:hanging="360"/>
+      </w:pPr>
+      <w:rPr>
+        <w:rFonts w:ascii="Wingdings" w:hAnsi="Wingdings" w:hint="default"/>
+      </w:rPr>
+    </w:lvl>
+    <w:lvl w:ilvl="3" w:tplc="04190001" w:tentative="1">
+      <w:start w:val="1"/>
+      <w:numFmt w:val="bullet"/>
+      <w:lvlText w:val=""/>
+      <w:lvlJc w:val="left"/>
+      <w:pPr>
+        <w:ind w:left="2880" w:hanging="360"/>
+      </w:pPr>
+      <w:rPr>
+        <w:rFonts w:ascii="Symbol" w:hAnsi="Symbol" w:hint="default"/>
+      </w:rPr>
+    </w:lvl>
+    <w:lvl w:ilvl="4" w:tplc="04190003" w:tentative="1">
+      <w:start w:val="1"/>
+      <w:numFmt w:val="bullet"/>
+      <w:lvlText w:val="o"/>
+      <w:lvlJc w:val="left"/>
+      <w:pPr>
+        <w:ind w:left="3600" w:hanging="360"/>
+      </w:pPr>
+      <w:rPr>
+        <w:rFonts w:ascii="Courier New" w:hAnsi="Courier New" w:cs="Courier New" w:hint="default"/>
+      </w:rPr>
+    </w:lvl>
+    <w:lvl w:ilvl="5" w:tplc="04190005" w:tentative="1">
+      <w:start w:val="1"/>
+      <w:numFmt w:val="bullet"/>
+      <w:lvlText w:val=""/>
+      <w:lvlJc w:val="left"/>
+      <w:pPr>
+        <w:ind w:left="4320" w:hanging="360"/>
+      </w:pPr>
+      <w:rPr>
+        <w:rFonts w:ascii="Wingdings" w:hAnsi="Wingdings" w:hint="default"/>
+      </w:rPr>
+    </w:lvl>
+    <w:lvl w:ilvl="6" w:tplc="04190001" w:tentative="1">
+      <w:start w:val="1"/>
+      <w:numFmt w:val="bullet"/>
+      <w:lvlText w:val=""/>
+      <w:lvlJc w:val="left"/>
+      <w:pPr>
+        <w:ind w:left="5040" w:hanging="360"/>
+      </w:pPr>
+      <w:rPr>
+        <w:rFonts w:ascii="Symbol" w:hAnsi="Symbol" w:hint="default"/>
+      </w:rPr>
+    </w:lvl>
+    <w:lvl w:ilvl="7" w:tplc="04190003" w:tentative="1">
+      <w:start w:val="1"/>
+      <w:numFmt w:val="bullet"/>
+      <w:lvlText w:val="o"/>
+      <w:lvlJc w:val="left"/>
+      <w:pPr>
+        <w:ind w:left="5760" w:hanging="360"/>
+      </w:pPr>
+      <w:rPr>
+        <w:rFonts w:ascii="Courier New" w:hAnsi="Courier New" w:cs="Courier New" w:hint="default"/>
+      </w:rPr>
+    </w:lvl>
+    <w:lvl w:ilvl="8" w:tplc="04190005" w:tentative="1">
+      <w:start w:val="1"/>
+      <w:numFmt w:val="bullet"/>
+      <w:lvlText w:val=""/>
+      <w:lvlJc w:val="left"/>
+      <w:pPr>
+        <w:ind w:left="6480" w:hanging="360"/>
+      </w:pPr>
+      <w:rPr>
+        <w:rFonts w:ascii="Wingdings" w:hAnsi="Wingdings" w:hint="default"/>
+      </w:rPr>
+    </w:lvl>
+  </w:abstractNum>
+  <w:abstractNum w:abstractNumId="52" w15:restartNumberingAfterBreak="0">
     <w:nsid w:val="54EF1CD6"/>
     <w:multiLevelType w:val="hybridMultilevel"/>
     <w:tmpl w:val="E7042092"/>
@@ -14859,7 +16733,120 @@
       </w:rPr>
     </w:lvl>
   </w:abstractNum>
-  <w:abstractNum w:abstractNumId="41" w15:restartNumberingAfterBreak="0">
+  <w:abstractNum w:abstractNumId="53" w15:restartNumberingAfterBreak="0">
+    <w:nsid w:val="56885518"/>
+    <w:multiLevelType w:val="hybridMultilevel"/>
+    <w:tmpl w:val="9D06818E"/>
+    <w:lvl w:ilvl="0" w:tplc="E3F6E87A">
+      <w:start w:val="1"/>
+      <w:numFmt w:val="bullet"/>
+      <w:lvlText w:val=""/>
+      <w:lvlJc w:val="left"/>
+      <w:pPr>
+        <w:ind w:left="720" w:hanging="360"/>
+      </w:pPr>
+      <w:rPr>
+        <w:rFonts w:ascii="Symbol" w:hAnsi="Symbol" w:hint="default"/>
+      </w:rPr>
+    </w:lvl>
+    <w:lvl w:ilvl="1" w:tplc="04190003" w:tentative="1">
+      <w:start w:val="1"/>
+      <w:numFmt w:val="bullet"/>
+      <w:lvlText w:val="o"/>
+      <w:lvlJc w:val="left"/>
+      <w:pPr>
+        <w:ind w:left="1440" w:hanging="360"/>
+      </w:pPr>
+      <w:rPr>
+        <w:rFonts w:ascii="Courier New" w:hAnsi="Courier New" w:cs="Courier New" w:hint="default"/>
+      </w:rPr>
+    </w:lvl>
+    <w:lvl w:ilvl="2" w:tplc="04190005" w:tentative="1">
+      <w:start w:val="1"/>
+      <w:numFmt w:val="bullet"/>
+      <w:lvlText w:val=""/>
+      <w:lvlJc w:val="left"/>
+      <w:pPr>
+        <w:ind w:left="2160" w:hanging="360"/>
+      </w:pPr>
+      <w:rPr>
+        <w:rFonts w:ascii="Wingdings" w:hAnsi="Wingdings" w:hint="default"/>
+      </w:rPr>
+    </w:lvl>
+    <w:lvl w:ilvl="3" w:tplc="04190001" w:tentative="1">
+      <w:start w:val="1"/>
+      <w:numFmt w:val="bullet"/>
+      <w:lvlText w:val=""/>
+      <w:lvlJc w:val="left"/>
+      <w:pPr>
+        <w:ind w:left="2880" w:hanging="360"/>
+      </w:pPr>
+      <w:rPr>
+        <w:rFonts w:ascii="Symbol" w:hAnsi="Symbol" w:hint="default"/>
+      </w:rPr>
+    </w:lvl>
+    <w:lvl w:ilvl="4" w:tplc="04190003" w:tentative="1">
+      <w:start w:val="1"/>
+      <w:numFmt w:val="bullet"/>
+      <w:lvlText w:val="o"/>
+      <w:lvlJc w:val="left"/>
+      <w:pPr>
+        <w:ind w:left="3600" w:hanging="360"/>
+      </w:pPr>
+      <w:rPr>
+        <w:rFonts w:ascii="Courier New" w:hAnsi="Courier New" w:cs="Courier New" w:hint="default"/>
+      </w:rPr>
+    </w:lvl>
+    <w:lvl w:ilvl="5" w:tplc="04190005" w:tentative="1">
+      <w:start w:val="1"/>
+      <w:numFmt w:val="bullet"/>
+      <w:lvlText w:val=""/>
+      <w:lvlJc w:val="left"/>
+      <w:pPr>
+        <w:ind w:left="4320" w:hanging="360"/>
+      </w:pPr>
+      <w:rPr>
+        <w:rFonts w:ascii="Wingdings" w:hAnsi="Wingdings" w:hint="default"/>
+      </w:rPr>
+    </w:lvl>
+    <w:lvl w:ilvl="6" w:tplc="04190001" w:tentative="1">
+      <w:start w:val="1"/>
+      <w:numFmt w:val="bullet"/>
+      <w:lvlText w:val=""/>
+      <w:lvlJc w:val="left"/>
+      <w:pPr>
+        <w:ind w:left="5040" w:hanging="360"/>
+      </w:pPr>
+      <w:rPr>
+        <w:rFonts w:ascii="Symbol" w:hAnsi="Symbol" w:hint="default"/>
+      </w:rPr>
+    </w:lvl>
+    <w:lvl w:ilvl="7" w:tplc="04190003" w:tentative="1">
+      <w:start w:val="1"/>
+      <w:numFmt w:val="bullet"/>
+      <w:lvlText w:val="o"/>
+      <w:lvlJc w:val="left"/>
+      <w:pPr>
+        <w:ind w:left="5760" w:hanging="360"/>
+      </w:pPr>
+      <w:rPr>
+        <w:rFonts w:ascii="Courier New" w:hAnsi="Courier New" w:cs="Courier New" w:hint="default"/>
+      </w:rPr>
+    </w:lvl>
+    <w:lvl w:ilvl="8" w:tplc="04190005" w:tentative="1">
+      <w:start w:val="1"/>
+      <w:numFmt w:val="bullet"/>
+      <w:lvlText w:val=""/>
+      <w:lvlJc w:val="left"/>
+      <w:pPr>
+        <w:ind w:left="6480" w:hanging="360"/>
+      </w:pPr>
+      <w:rPr>
+        <w:rFonts w:ascii="Wingdings" w:hAnsi="Wingdings" w:hint="default"/>
+      </w:rPr>
+    </w:lvl>
+  </w:abstractNum>
+  <w:abstractNum w:abstractNumId="54" w15:restartNumberingAfterBreak="0">
     <w:nsid w:val="58197990"/>
     <w:multiLevelType w:val="hybridMultilevel"/>
     <w:tmpl w:val="D0106EC8"/>
@@ -14972,7 +16959,7 @@
       </w:rPr>
     </w:lvl>
   </w:abstractNum>
-  <w:abstractNum w:abstractNumId="42" w15:restartNumberingAfterBreak="0">
+  <w:abstractNum w:abstractNumId="55" w15:restartNumberingAfterBreak="0">
     <w:nsid w:val="5A147439"/>
     <w:multiLevelType w:val="multilevel"/>
     <w:tmpl w:val="23C46722"/>
@@ -15121,7 +17108,233 @@
       </w:rPr>
     </w:lvl>
   </w:abstractNum>
-  <w:abstractNum w:abstractNumId="43" w15:restartNumberingAfterBreak="0">
+  <w:abstractNum w:abstractNumId="56" w15:restartNumberingAfterBreak="0">
+    <w:nsid w:val="5B063257"/>
+    <w:multiLevelType w:val="hybridMultilevel"/>
+    <w:tmpl w:val="F12A87FC"/>
+    <w:lvl w:ilvl="0" w:tplc="E3F6E87A">
+      <w:start w:val="1"/>
+      <w:numFmt w:val="bullet"/>
+      <w:lvlText w:val=""/>
+      <w:lvlJc w:val="left"/>
+      <w:pPr>
+        <w:ind w:left="720" w:hanging="360"/>
+      </w:pPr>
+      <w:rPr>
+        <w:rFonts w:ascii="Symbol" w:hAnsi="Symbol" w:hint="default"/>
+      </w:rPr>
+    </w:lvl>
+    <w:lvl w:ilvl="1" w:tplc="04190003" w:tentative="1">
+      <w:start w:val="1"/>
+      <w:numFmt w:val="bullet"/>
+      <w:lvlText w:val="o"/>
+      <w:lvlJc w:val="left"/>
+      <w:pPr>
+        <w:ind w:left="1440" w:hanging="360"/>
+      </w:pPr>
+      <w:rPr>
+        <w:rFonts w:ascii="Courier New" w:hAnsi="Courier New" w:cs="Courier New" w:hint="default"/>
+      </w:rPr>
+    </w:lvl>
+    <w:lvl w:ilvl="2" w:tplc="04190005" w:tentative="1">
+      <w:start w:val="1"/>
+      <w:numFmt w:val="bullet"/>
+      <w:lvlText w:val=""/>
+      <w:lvlJc w:val="left"/>
+      <w:pPr>
+        <w:ind w:left="2160" w:hanging="360"/>
+      </w:pPr>
+      <w:rPr>
+        <w:rFonts w:ascii="Wingdings" w:hAnsi="Wingdings" w:hint="default"/>
+      </w:rPr>
+    </w:lvl>
+    <w:lvl w:ilvl="3" w:tplc="04190001" w:tentative="1">
+      <w:start w:val="1"/>
+      <w:numFmt w:val="bullet"/>
+      <w:lvlText w:val=""/>
+      <w:lvlJc w:val="left"/>
+      <w:pPr>
+        <w:ind w:left="2880" w:hanging="360"/>
+      </w:pPr>
+      <w:rPr>
+        <w:rFonts w:ascii="Symbol" w:hAnsi="Symbol" w:hint="default"/>
+      </w:rPr>
+    </w:lvl>
+    <w:lvl w:ilvl="4" w:tplc="04190003" w:tentative="1">
+      <w:start w:val="1"/>
+      <w:numFmt w:val="bullet"/>
+      <w:lvlText w:val="o"/>
+      <w:lvlJc w:val="left"/>
+      <w:pPr>
+        <w:ind w:left="3600" w:hanging="360"/>
+      </w:pPr>
+      <w:rPr>
+        <w:rFonts w:ascii="Courier New" w:hAnsi="Courier New" w:cs="Courier New" w:hint="default"/>
+      </w:rPr>
+    </w:lvl>
+    <w:lvl w:ilvl="5" w:tplc="04190005" w:tentative="1">
+      <w:start w:val="1"/>
+      <w:numFmt w:val="bullet"/>
+      <w:lvlText w:val=""/>
+      <w:lvlJc w:val="left"/>
+      <w:pPr>
+        <w:ind w:left="4320" w:hanging="360"/>
+      </w:pPr>
+      <w:rPr>
+        <w:rFonts w:ascii="Wingdings" w:hAnsi="Wingdings" w:hint="default"/>
+      </w:rPr>
+    </w:lvl>
+    <w:lvl w:ilvl="6" w:tplc="04190001" w:tentative="1">
+      <w:start w:val="1"/>
+      <w:numFmt w:val="bullet"/>
+      <w:lvlText w:val=""/>
+      <w:lvlJc w:val="left"/>
+      <w:pPr>
+        <w:ind w:left="5040" w:hanging="360"/>
+      </w:pPr>
+      <w:rPr>
+        <w:rFonts w:ascii="Symbol" w:hAnsi="Symbol" w:hint="default"/>
+      </w:rPr>
+    </w:lvl>
+    <w:lvl w:ilvl="7" w:tplc="04190003" w:tentative="1">
+      <w:start w:val="1"/>
+      <w:numFmt w:val="bullet"/>
+      <w:lvlText w:val="o"/>
+      <w:lvlJc w:val="left"/>
+      <w:pPr>
+        <w:ind w:left="5760" w:hanging="360"/>
+      </w:pPr>
+      <w:rPr>
+        <w:rFonts w:ascii="Courier New" w:hAnsi="Courier New" w:cs="Courier New" w:hint="default"/>
+      </w:rPr>
+    </w:lvl>
+    <w:lvl w:ilvl="8" w:tplc="04190005" w:tentative="1">
+      <w:start w:val="1"/>
+      <w:numFmt w:val="bullet"/>
+      <w:lvlText w:val=""/>
+      <w:lvlJc w:val="left"/>
+      <w:pPr>
+        <w:ind w:left="6480" w:hanging="360"/>
+      </w:pPr>
+      <w:rPr>
+        <w:rFonts w:ascii="Wingdings" w:hAnsi="Wingdings" w:hint="default"/>
+      </w:rPr>
+    </w:lvl>
+  </w:abstractNum>
+  <w:abstractNum w:abstractNumId="57" w15:restartNumberingAfterBreak="0">
+    <w:nsid w:val="69B50B5D"/>
+    <w:multiLevelType w:val="hybridMultilevel"/>
+    <w:tmpl w:val="54C69BB2"/>
+    <w:lvl w:ilvl="0" w:tplc="E3F6E87A">
+      <w:start w:val="1"/>
+      <w:numFmt w:val="bullet"/>
+      <w:lvlText w:val=""/>
+      <w:lvlJc w:val="left"/>
+      <w:pPr>
+        <w:ind w:left="720" w:hanging="360"/>
+      </w:pPr>
+      <w:rPr>
+        <w:rFonts w:ascii="Symbol" w:hAnsi="Symbol" w:hint="default"/>
+      </w:rPr>
+    </w:lvl>
+    <w:lvl w:ilvl="1" w:tplc="04190003" w:tentative="1">
+      <w:start w:val="1"/>
+      <w:numFmt w:val="bullet"/>
+      <w:lvlText w:val="o"/>
+      <w:lvlJc w:val="left"/>
+      <w:pPr>
+        <w:ind w:left="1440" w:hanging="360"/>
+      </w:pPr>
+      <w:rPr>
+        <w:rFonts w:ascii="Courier New" w:hAnsi="Courier New" w:cs="Courier New" w:hint="default"/>
+      </w:rPr>
+    </w:lvl>
+    <w:lvl w:ilvl="2" w:tplc="04190005" w:tentative="1">
+      <w:start w:val="1"/>
+      <w:numFmt w:val="bullet"/>
+      <w:lvlText w:val=""/>
+      <w:lvlJc w:val="left"/>
+      <w:pPr>
+        <w:ind w:left="2160" w:hanging="360"/>
+      </w:pPr>
+      <w:rPr>
+        <w:rFonts w:ascii="Wingdings" w:hAnsi="Wingdings" w:hint="default"/>
+      </w:rPr>
+    </w:lvl>
+    <w:lvl w:ilvl="3" w:tplc="04190001" w:tentative="1">
+      <w:start w:val="1"/>
+      <w:numFmt w:val="bullet"/>
+      <w:lvlText w:val=""/>
+      <w:lvlJc w:val="left"/>
+      <w:pPr>
+        <w:ind w:left="2880" w:hanging="360"/>
+      </w:pPr>
+      <w:rPr>
+        <w:rFonts w:ascii="Symbol" w:hAnsi="Symbol" w:hint="default"/>
+      </w:rPr>
+    </w:lvl>
+    <w:lvl w:ilvl="4" w:tplc="04190003" w:tentative="1">
+      <w:start w:val="1"/>
+      <w:numFmt w:val="bullet"/>
+      <w:lvlText w:val="o"/>
+      <w:lvlJc w:val="left"/>
+      <w:pPr>
+        <w:ind w:left="3600" w:hanging="360"/>
+      </w:pPr>
+      <w:rPr>
+        <w:rFonts w:ascii="Courier New" w:hAnsi="Courier New" w:cs="Courier New" w:hint="default"/>
+      </w:rPr>
+    </w:lvl>
+    <w:lvl w:ilvl="5" w:tplc="04190005" w:tentative="1">
+      <w:start w:val="1"/>
+      <w:numFmt w:val="bullet"/>
+      <w:lvlText w:val=""/>
+      <w:lvlJc w:val="left"/>
+      <w:pPr>
+        <w:ind w:left="4320" w:hanging="360"/>
+      </w:pPr>
+      <w:rPr>
+        <w:rFonts w:ascii="Wingdings" w:hAnsi="Wingdings" w:hint="default"/>
+      </w:rPr>
+    </w:lvl>
+    <w:lvl w:ilvl="6" w:tplc="04190001" w:tentative="1">
+      <w:start w:val="1"/>
+      <w:numFmt w:val="bullet"/>
+      <w:lvlText w:val=""/>
+      <w:lvlJc w:val="left"/>
+      <w:pPr>
+        <w:ind w:left="5040" w:hanging="360"/>
+      </w:pPr>
+      <w:rPr>
+        <w:rFonts w:ascii="Symbol" w:hAnsi="Symbol" w:hint="default"/>
+      </w:rPr>
+    </w:lvl>
+    <w:lvl w:ilvl="7" w:tplc="04190003" w:tentative="1">
+      <w:start w:val="1"/>
+      <w:numFmt w:val="bullet"/>
+      <w:lvlText w:val="o"/>
+      <w:lvlJc w:val="left"/>
+      <w:pPr>
+        <w:ind w:left="5760" w:hanging="360"/>
+      </w:pPr>
+      <w:rPr>
+        <w:rFonts w:ascii="Courier New" w:hAnsi="Courier New" w:cs="Courier New" w:hint="default"/>
+      </w:rPr>
+    </w:lvl>
+    <w:lvl w:ilvl="8" w:tplc="04190005" w:tentative="1">
+      <w:start w:val="1"/>
+      <w:numFmt w:val="bullet"/>
+      <w:lvlText w:val=""/>
+      <w:lvlJc w:val="left"/>
+      <w:pPr>
+        <w:ind w:left="6480" w:hanging="360"/>
+      </w:pPr>
+      <w:rPr>
+        <w:rFonts w:ascii="Wingdings" w:hAnsi="Wingdings" w:hint="default"/>
+      </w:rPr>
+    </w:lvl>
+  </w:abstractNum>
+  <w:abstractNum w:abstractNumId="58" w15:restartNumberingAfterBreak="0">
     <w:nsid w:val="6A1B52DB"/>
     <w:multiLevelType w:val="multilevel"/>
     <w:tmpl w:val="E4DEAE4E"/>
@@ -15234,7 +17447,7 @@
       </w:rPr>
     </w:lvl>
   </w:abstractNum>
-  <w:abstractNum w:abstractNumId="44" w15:restartNumberingAfterBreak="0">
+  <w:abstractNum w:abstractNumId="59" w15:restartNumberingAfterBreak="0">
     <w:nsid w:val="6BC07C3E"/>
     <w:multiLevelType w:val="hybridMultilevel"/>
     <w:tmpl w:val="3D52CFF2"/>
@@ -15347,7 +17560,233 @@
       </w:rPr>
     </w:lvl>
   </w:abstractNum>
-  <w:abstractNum w:abstractNumId="45" w15:restartNumberingAfterBreak="0">
+  <w:abstractNum w:abstractNumId="60" w15:restartNumberingAfterBreak="0">
+    <w:nsid w:val="6CA71953"/>
+    <w:multiLevelType w:val="hybridMultilevel"/>
+    <w:tmpl w:val="8DAC8532"/>
+    <w:lvl w:ilvl="0" w:tplc="E3F6E87A">
+      <w:start w:val="1"/>
+      <w:numFmt w:val="bullet"/>
+      <w:lvlText w:val=""/>
+      <w:lvlJc w:val="left"/>
+      <w:pPr>
+        <w:ind w:left="720" w:hanging="360"/>
+      </w:pPr>
+      <w:rPr>
+        <w:rFonts w:ascii="Symbol" w:hAnsi="Symbol" w:hint="default"/>
+      </w:rPr>
+    </w:lvl>
+    <w:lvl w:ilvl="1" w:tplc="04190003" w:tentative="1">
+      <w:start w:val="1"/>
+      <w:numFmt w:val="bullet"/>
+      <w:lvlText w:val="o"/>
+      <w:lvlJc w:val="left"/>
+      <w:pPr>
+        <w:ind w:left="1440" w:hanging="360"/>
+      </w:pPr>
+      <w:rPr>
+        <w:rFonts w:ascii="Courier New" w:hAnsi="Courier New" w:cs="Courier New" w:hint="default"/>
+      </w:rPr>
+    </w:lvl>
+    <w:lvl w:ilvl="2" w:tplc="04190005" w:tentative="1">
+      <w:start w:val="1"/>
+      <w:numFmt w:val="bullet"/>
+      <w:lvlText w:val=""/>
+      <w:lvlJc w:val="left"/>
+      <w:pPr>
+        <w:ind w:left="2160" w:hanging="360"/>
+      </w:pPr>
+      <w:rPr>
+        <w:rFonts w:ascii="Wingdings" w:hAnsi="Wingdings" w:hint="default"/>
+      </w:rPr>
+    </w:lvl>
+    <w:lvl w:ilvl="3" w:tplc="04190001" w:tentative="1">
+      <w:start w:val="1"/>
+      <w:numFmt w:val="bullet"/>
+      <w:lvlText w:val=""/>
+      <w:lvlJc w:val="left"/>
+      <w:pPr>
+        <w:ind w:left="2880" w:hanging="360"/>
+      </w:pPr>
+      <w:rPr>
+        <w:rFonts w:ascii="Symbol" w:hAnsi="Symbol" w:hint="default"/>
+      </w:rPr>
+    </w:lvl>
+    <w:lvl w:ilvl="4" w:tplc="04190003" w:tentative="1">
+      <w:start w:val="1"/>
+      <w:numFmt w:val="bullet"/>
+      <w:lvlText w:val="o"/>
+      <w:lvlJc w:val="left"/>
+      <w:pPr>
+        <w:ind w:left="3600" w:hanging="360"/>
+      </w:pPr>
+      <w:rPr>
+        <w:rFonts w:ascii="Courier New" w:hAnsi="Courier New" w:cs="Courier New" w:hint="default"/>
+      </w:rPr>
+    </w:lvl>
+    <w:lvl w:ilvl="5" w:tplc="04190005" w:tentative="1">
+      <w:start w:val="1"/>
+      <w:numFmt w:val="bullet"/>
+      <w:lvlText w:val=""/>
+      <w:lvlJc w:val="left"/>
+      <w:pPr>
+        <w:ind w:left="4320" w:hanging="360"/>
+      </w:pPr>
+      <w:rPr>
+        <w:rFonts w:ascii="Wingdings" w:hAnsi="Wingdings" w:hint="default"/>
+      </w:rPr>
+    </w:lvl>
+    <w:lvl w:ilvl="6" w:tplc="04190001" w:tentative="1">
+      <w:start w:val="1"/>
+      <w:numFmt w:val="bullet"/>
+      <w:lvlText w:val=""/>
+      <w:lvlJc w:val="left"/>
+      <w:pPr>
+        <w:ind w:left="5040" w:hanging="360"/>
+      </w:pPr>
+      <w:rPr>
+        <w:rFonts w:ascii="Symbol" w:hAnsi="Symbol" w:hint="default"/>
+      </w:rPr>
+    </w:lvl>
+    <w:lvl w:ilvl="7" w:tplc="04190003" w:tentative="1">
+      <w:start w:val="1"/>
+      <w:numFmt w:val="bullet"/>
+      <w:lvlText w:val="o"/>
+      <w:lvlJc w:val="left"/>
+      <w:pPr>
+        <w:ind w:left="5760" w:hanging="360"/>
+      </w:pPr>
+      <w:rPr>
+        <w:rFonts w:ascii="Courier New" w:hAnsi="Courier New" w:cs="Courier New" w:hint="default"/>
+      </w:rPr>
+    </w:lvl>
+    <w:lvl w:ilvl="8" w:tplc="04190005" w:tentative="1">
+      <w:start w:val="1"/>
+      <w:numFmt w:val="bullet"/>
+      <w:lvlText w:val=""/>
+      <w:lvlJc w:val="left"/>
+      <w:pPr>
+        <w:ind w:left="6480" w:hanging="360"/>
+      </w:pPr>
+      <w:rPr>
+        <w:rFonts w:ascii="Wingdings" w:hAnsi="Wingdings" w:hint="default"/>
+      </w:rPr>
+    </w:lvl>
+  </w:abstractNum>
+  <w:abstractNum w:abstractNumId="61" w15:restartNumberingAfterBreak="0">
+    <w:nsid w:val="6CC92E4A"/>
+    <w:multiLevelType w:val="hybridMultilevel"/>
+    <w:tmpl w:val="BD422A96"/>
+    <w:lvl w:ilvl="0" w:tplc="E3F6E87A">
+      <w:start w:val="1"/>
+      <w:numFmt w:val="bullet"/>
+      <w:lvlText w:val=""/>
+      <w:lvlJc w:val="left"/>
+      <w:pPr>
+        <w:ind w:left="720" w:hanging="360"/>
+      </w:pPr>
+      <w:rPr>
+        <w:rFonts w:ascii="Symbol" w:hAnsi="Symbol" w:hint="default"/>
+      </w:rPr>
+    </w:lvl>
+    <w:lvl w:ilvl="1" w:tplc="04190003" w:tentative="1">
+      <w:start w:val="1"/>
+      <w:numFmt w:val="bullet"/>
+      <w:lvlText w:val="o"/>
+      <w:lvlJc w:val="left"/>
+      <w:pPr>
+        <w:ind w:left="1440" w:hanging="360"/>
+      </w:pPr>
+      <w:rPr>
+        <w:rFonts w:ascii="Courier New" w:hAnsi="Courier New" w:cs="Courier New" w:hint="default"/>
+      </w:rPr>
+    </w:lvl>
+    <w:lvl w:ilvl="2" w:tplc="04190005" w:tentative="1">
+      <w:start w:val="1"/>
+      <w:numFmt w:val="bullet"/>
+      <w:lvlText w:val=""/>
+      <w:lvlJc w:val="left"/>
+      <w:pPr>
+        <w:ind w:left="2160" w:hanging="360"/>
+      </w:pPr>
+      <w:rPr>
+        <w:rFonts w:ascii="Wingdings" w:hAnsi="Wingdings" w:hint="default"/>
+      </w:rPr>
+    </w:lvl>
+    <w:lvl w:ilvl="3" w:tplc="04190001" w:tentative="1">
+      <w:start w:val="1"/>
+      <w:numFmt w:val="bullet"/>
+      <w:lvlText w:val=""/>
+      <w:lvlJc w:val="left"/>
+      <w:pPr>
+        <w:ind w:left="2880" w:hanging="360"/>
+      </w:pPr>
+      <w:rPr>
+        <w:rFonts w:ascii="Symbol" w:hAnsi="Symbol" w:hint="default"/>
+      </w:rPr>
+    </w:lvl>
+    <w:lvl w:ilvl="4" w:tplc="04190003" w:tentative="1">
+      <w:start w:val="1"/>
+      <w:numFmt w:val="bullet"/>
+      <w:lvlText w:val="o"/>
+      <w:lvlJc w:val="left"/>
+      <w:pPr>
+        <w:ind w:left="3600" w:hanging="360"/>
+      </w:pPr>
+      <w:rPr>
+        <w:rFonts w:ascii="Courier New" w:hAnsi="Courier New" w:cs="Courier New" w:hint="default"/>
+      </w:rPr>
+    </w:lvl>
+    <w:lvl w:ilvl="5" w:tplc="04190005" w:tentative="1">
+      <w:start w:val="1"/>
+      <w:numFmt w:val="bullet"/>
+      <w:lvlText w:val=""/>
+      <w:lvlJc w:val="left"/>
+      <w:pPr>
+        <w:ind w:left="4320" w:hanging="360"/>
+      </w:pPr>
+      <w:rPr>
+        <w:rFonts w:ascii="Wingdings" w:hAnsi="Wingdings" w:hint="default"/>
+      </w:rPr>
+    </w:lvl>
+    <w:lvl w:ilvl="6" w:tplc="04190001" w:tentative="1">
+      <w:start w:val="1"/>
+      <w:numFmt w:val="bullet"/>
+      <w:lvlText w:val=""/>
+      <w:lvlJc w:val="left"/>
+      <w:pPr>
+        <w:ind w:left="5040" w:hanging="360"/>
+      </w:pPr>
+      <w:rPr>
+        <w:rFonts w:ascii="Symbol" w:hAnsi="Symbol" w:hint="default"/>
+      </w:rPr>
+    </w:lvl>
+    <w:lvl w:ilvl="7" w:tplc="04190003" w:tentative="1">
+      <w:start w:val="1"/>
+      <w:numFmt w:val="bullet"/>
+      <w:lvlText w:val="o"/>
+      <w:lvlJc w:val="left"/>
+      <w:pPr>
+        <w:ind w:left="5760" w:hanging="360"/>
+      </w:pPr>
+      <w:rPr>
+        <w:rFonts w:ascii="Courier New" w:hAnsi="Courier New" w:cs="Courier New" w:hint="default"/>
+      </w:rPr>
+    </w:lvl>
+    <w:lvl w:ilvl="8" w:tplc="04190005" w:tentative="1">
+      <w:start w:val="1"/>
+      <w:numFmt w:val="bullet"/>
+      <w:lvlText w:val=""/>
+      <w:lvlJc w:val="left"/>
+      <w:pPr>
+        <w:ind w:left="6480" w:hanging="360"/>
+      </w:pPr>
+      <w:rPr>
+        <w:rFonts w:ascii="Wingdings" w:hAnsi="Wingdings" w:hint="default"/>
+      </w:rPr>
+    </w:lvl>
+  </w:abstractNum>
+  <w:abstractNum w:abstractNumId="62" w15:restartNumberingAfterBreak="0">
     <w:nsid w:val="6F3F2334"/>
     <w:multiLevelType w:val="multilevel"/>
     <w:tmpl w:val="8ECE1144"/>
@@ -15496,7 +17935,233 @@
       </w:rPr>
     </w:lvl>
   </w:abstractNum>
-  <w:abstractNum w:abstractNumId="46" w15:restartNumberingAfterBreak="0">
+  <w:abstractNum w:abstractNumId="63" w15:restartNumberingAfterBreak="0">
+    <w:nsid w:val="70815FD4"/>
+    <w:multiLevelType w:val="hybridMultilevel"/>
+    <w:tmpl w:val="41A84AD4"/>
+    <w:lvl w:ilvl="0" w:tplc="E3F6E87A">
+      <w:start w:val="1"/>
+      <w:numFmt w:val="bullet"/>
+      <w:lvlText w:val=""/>
+      <w:lvlJc w:val="left"/>
+      <w:pPr>
+        <w:ind w:left="720" w:hanging="360"/>
+      </w:pPr>
+      <w:rPr>
+        <w:rFonts w:ascii="Symbol" w:hAnsi="Symbol" w:hint="default"/>
+      </w:rPr>
+    </w:lvl>
+    <w:lvl w:ilvl="1" w:tplc="04190003" w:tentative="1">
+      <w:start w:val="1"/>
+      <w:numFmt w:val="bullet"/>
+      <w:lvlText w:val="o"/>
+      <w:lvlJc w:val="left"/>
+      <w:pPr>
+        <w:ind w:left="1440" w:hanging="360"/>
+      </w:pPr>
+      <w:rPr>
+        <w:rFonts w:ascii="Courier New" w:hAnsi="Courier New" w:cs="Courier New" w:hint="default"/>
+      </w:rPr>
+    </w:lvl>
+    <w:lvl w:ilvl="2" w:tplc="04190005" w:tentative="1">
+      <w:start w:val="1"/>
+      <w:numFmt w:val="bullet"/>
+      <w:lvlText w:val=""/>
+      <w:lvlJc w:val="left"/>
+      <w:pPr>
+        <w:ind w:left="2160" w:hanging="360"/>
+      </w:pPr>
+      <w:rPr>
+        <w:rFonts w:ascii="Wingdings" w:hAnsi="Wingdings" w:hint="default"/>
+      </w:rPr>
+    </w:lvl>
+    <w:lvl w:ilvl="3" w:tplc="04190001" w:tentative="1">
+      <w:start w:val="1"/>
+      <w:numFmt w:val="bullet"/>
+      <w:lvlText w:val=""/>
+      <w:lvlJc w:val="left"/>
+      <w:pPr>
+        <w:ind w:left="2880" w:hanging="360"/>
+      </w:pPr>
+      <w:rPr>
+        <w:rFonts w:ascii="Symbol" w:hAnsi="Symbol" w:hint="default"/>
+      </w:rPr>
+    </w:lvl>
+    <w:lvl w:ilvl="4" w:tplc="04190003" w:tentative="1">
+      <w:start w:val="1"/>
+      <w:numFmt w:val="bullet"/>
+      <w:lvlText w:val="o"/>
+      <w:lvlJc w:val="left"/>
+      <w:pPr>
+        <w:ind w:left="3600" w:hanging="360"/>
+      </w:pPr>
+      <w:rPr>
+        <w:rFonts w:ascii="Courier New" w:hAnsi="Courier New" w:cs="Courier New" w:hint="default"/>
+      </w:rPr>
+    </w:lvl>
+    <w:lvl w:ilvl="5" w:tplc="04190005" w:tentative="1">
+      <w:start w:val="1"/>
+      <w:numFmt w:val="bullet"/>
+      <w:lvlText w:val=""/>
+      <w:lvlJc w:val="left"/>
+      <w:pPr>
+        <w:ind w:left="4320" w:hanging="360"/>
+      </w:pPr>
+      <w:rPr>
+        <w:rFonts w:ascii="Wingdings" w:hAnsi="Wingdings" w:hint="default"/>
+      </w:rPr>
+    </w:lvl>
+    <w:lvl w:ilvl="6" w:tplc="04190001" w:tentative="1">
+      <w:start w:val="1"/>
+      <w:numFmt w:val="bullet"/>
+      <w:lvlText w:val=""/>
+      <w:lvlJc w:val="left"/>
+      <w:pPr>
+        <w:ind w:left="5040" w:hanging="360"/>
+      </w:pPr>
+      <w:rPr>
+        <w:rFonts w:ascii="Symbol" w:hAnsi="Symbol" w:hint="default"/>
+      </w:rPr>
+    </w:lvl>
+    <w:lvl w:ilvl="7" w:tplc="04190003" w:tentative="1">
+      <w:start w:val="1"/>
+      <w:numFmt w:val="bullet"/>
+      <w:lvlText w:val="o"/>
+      <w:lvlJc w:val="left"/>
+      <w:pPr>
+        <w:ind w:left="5760" w:hanging="360"/>
+      </w:pPr>
+      <w:rPr>
+        <w:rFonts w:ascii="Courier New" w:hAnsi="Courier New" w:cs="Courier New" w:hint="default"/>
+      </w:rPr>
+    </w:lvl>
+    <w:lvl w:ilvl="8" w:tplc="04190005" w:tentative="1">
+      <w:start w:val="1"/>
+      <w:numFmt w:val="bullet"/>
+      <w:lvlText w:val=""/>
+      <w:lvlJc w:val="left"/>
+      <w:pPr>
+        <w:ind w:left="6480" w:hanging="360"/>
+      </w:pPr>
+      <w:rPr>
+        <w:rFonts w:ascii="Wingdings" w:hAnsi="Wingdings" w:hint="default"/>
+      </w:rPr>
+    </w:lvl>
+  </w:abstractNum>
+  <w:abstractNum w:abstractNumId="64" w15:restartNumberingAfterBreak="0">
+    <w:nsid w:val="70A2495A"/>
+    <w:multiLevelType w:val="hybridMultilevel"/>
+    <w:tmpl w:val="6C883106"/>
+    <w:lvl w:ilvl="0" w:tplc="E3F6E87A">
+      <w:start w:val="1"/>
+      <w:numFmt w:val="bullet"/>
+      <w:lvlText w:val=""/>
+      <w:lvlJc w:val="left"/>
+      <w:pPr>
+        <w:ind w:left="720" w:hanging="360"/>
+      </w:pPr>
+      <w:rPr>
+        <w:rFonts w:ascii="Symbol" w:hAnsi="Symbol" w:hint="default"/>
+      </w:rPr>
+    </w:lvl>
+    <w:lvl w:ilvl="1" w:tplc="04190003" w:tentative="1">
+      <w:start w:val="1"/>
+      <w:numFmt w:val="bullet"/>
+      <w:lvlText w:val="o"/>
+      <w:lvlJc w:val="left"/>
+      <w:pPr>
+        <w:ind w:left="1440" w:hanging="360"/>
+      </w:pPr>
+      <w:rPr>
+        <w:rFonts w:ascii="Courier New" w:hAnsi="Courier New" w:cs="Courier New" w:hint="default"/>
+      </w:rPr>
+    </w:lvl>
+    <w:lvl w:ilvl="2" w:tplc="04190005" w:tentative="1">
+      <w:start w:val="1"/>
+      <w:numFmt w:val="bullet"/>
+      <w:lvlText w:val=""/>
+      <w:lvlJc w:val="left"/>
+      <w:pPr>
+        <w:ind w:left="2160" w:hanging="360"/>
+      </w:pPr>
+      <w:rPr>
+        <w:rFonts w:ascii="Wingdings" w:hAnsi="Wingdings" w:hint="default"/>
+      </w:rPr>
+    </w:lvl>
+    <w:lvl w:ilvl="3" w:tplc="04190001" w:tentative="1">
+      <w:start w:val="1"/>
+      <w:numFmt w:val="bullet"/>
+      <w:lvlText w:val=""/>
+      <w:lvlJc w:val="left"/>
+      <w:pPr>
+        <w:ind w:left="2880" w:hanging="360"/>
+      </w:pPr>
+      <w:rPr>
+        <w:rFonts w:ascii="Symbol" w:hAnsi="Symbol" w:hint="default"/>
+      </w:rPr>
+    </w:lvl>
+    <w:lvl w:ilvl="4" w:tplc="04190003" w:tentative="1">
+      <w:start w:val="1"/>
+      <w:numFmt w:val="bullet"/>
+      <w:lvlText w:val="o"/>
+      <w:lvlJc w:val="left"/>
+      <w:pPr>
+        <w:ind w:left="3600" w:hanging="360"/>
+      </w:pPr>
+      <w:rPr>
+        <w:rFonts w:ascii="Courier New" w:hAnsi="Courier New" w:cs="Courier New" w:hint="default"/>
+      </w:rPr>
+    </w:lvl>
+    <w:lvl w:ilvl="5" w:tplc="04190005" w:tentative="1">
+      <w:start w:val="1"/>
+      <w:numFmt w:val="bullet"/>
+      <w:lvlText w:val=""/>
+      <w:lvlJc w:val="left"/>
+      <w:pPr>
+        <w:ind w:left="4320" w:hanging="360"/>
+      </w:pPr>
+      <w:rPr>
+        <w:rFonts w:ascii="Wingdings" w:hAnsi="Wingdings" w:hint="default"/>
+      </w:rPr>
+    </w:lvl>
+    <w:lvl w:ilvl="6" w:tplc="04190001" w:tentative="1">
+      <w:start w:val="1"/>
+      <w:numFmt w:val="bullet"/>
+      <w:lvlText w:val=""/>
+      <w:lvlJc w:val="left"/>
+      <w:pPr>
+        <w:ind w:left="5040" w:hanging="360"/>
+      </w:pPr>
+      <w:rPr>
+        <w:rFonts w:ascii="Symbol" w:hAnsi="Symbol" w:hint="default"/>
+      </w:rPr>
+    </w:lvl>
+    <w:lvl w:ilvl="7" w:tplc="04190003" w:tentative="1">
+      <w:start w:val="1"/>
+      <w:numFmt w:val="bullet"/>
+      <w:lvlText w:val="o"/>
+      <w:lvlJc w:val="left"/>
+      <w:pPr>
+        <w:ind w:left="5760" w:hanging="360"/>
+      </w:pPr>
+      <w:rPr>
+        <w:rFonts w:ascii="Courier New" w:hAnsi="Courier New" w:cs="Courier New" w:hint="default"/>
+      </w:rPr>
+    </w:lvl>
+    <w:lvl w:ilvl="8" w:tplc="04190005" w:tentative="1">
+      <w:start w:val="1"/>
+      <w:numFmt w:val="bullet"/>
+      <w:lvlText w:val=""/>
+      <w:lvlJc w:val="left"/>
+      <w:pPr>
+        <w:ind w:left="6480" w:hanging="360"/>
+      </w:pPr>
+      <w:rPr>
+        <w:rFonts w:ascii="Wingdings" w:hAnsi="Wingdings" w:hint="default"/>
+      </w:rPr>
+    </w:lvl>
+  </w:abstractNum>
+  <w:abstractNum w:abstractNumId="65" w15:restartNumberingAfterBreak="0">
     <w:nsid w:val="70D31678"/>
     <w:multiLevelType w:val="hybridMultilevel"/>
     <w:tmpl w:val="61C2A710"/>
@@ -15582,7 +18247,120 @@
       </w:pPr>
     </w:lvl>
   </w:abstractNum>
-  <w:abstractNum w:abstractNumId="47" w15:restartNumberingAfterBreak="0">
+  <w:abstractNum w:abstractNumId="66" w15:restartNumberingAfterBreak="0">
+    <w:nsid w:val="746B03D9"/>
+    <w:multiLevelType w:val="hybridMultilevel"/>
+    <w:tmpl w:val="00F8A318"/>
+    <w:lvl w:ilvl="0" w:tplc="E3F6E87A">
+      <w:start w:val="1"/>
+      <w:numFmt w:val="bullet"/>
+      <w:lvlText w:val=""/>
+      <w:lvlJc w:val="left"/>
+      <w:pPr>
+        <w:ind w:left="720" w:hanging="360"/>
+      </w:pPr>
+      <w:rPr>
+        <w:rFonts w:ascii="Symbol" w:hAnsi="Symbol" w:hint="default"/>
+      </w:rPr>
+    </w:lvl>
+    <w:lvl w:ilvl="1" w:tplc="04190003" w:tentative="1">
+      <w:start w:val="1"/>
+      <w:numFmt w:val="bullet"/>
+      <w:lvlText w:val="o"/>
+      <w:lvlJc w:val="left"/>
+      <w:pPr>
+        <w:ind w:left="1440" w:hanging="360"/>
+      </w:pPr>
+      <w:rPr>
+        <w:rFonts w:ascii="Courier New" w:hAnsi="Courier New" w:cs="Courier New" w:hint="default"/>
+      </w:rPr>
+    </w:lvl>
+    <w:lvl w:ilvl="2" w:tplc="04190005" w:tentative="1">
+      <w:start w:val="1"/>
+      <w:numFmt w:val="bullet"/>
+      <w:lvlText w:val=""/>
+      <w:lvlJc w:val="left"/>
+      <w:pPr>
+        <w:ind w:left="2160" w:hanging="360"/>
+      </w:pPr>
+      <w:rPr>
+        <w:rFonts w:ascii="Wingdings" w:hAnsi="Wingdings" w:hint="default"/>
+      </w:rPr>
+    </w:lvl>
+    <w:lvl w:ilvl="3" w:tplc="04190001" w:tentative="1">
+      <w:start w:val="1"/>
+      <w:numFmt w:val="bullet"/>
+      <w:lvlText w:val=""/>
+      <w:lvlJc w:val="left"/>
+      <w:pPr>
+        <w:ind w:left="2880" w:hanging="360"/>
+      </w:pPr>
+      <w:rPr>
+        <w:rFonts w:ascii="Symbol" w:hAnsi="Symbol" w:hint="default"/>
+      </w:rPr>
+    </w:lvl>
+    <w:lvl w:ilvl="4" w:tplc="04190003" w:tentative="1">
+      <w:start w:val="1"/>
+      <w:numFmt w:val="bullet"/>
+      <w:lvlText w:val="o"/>
+      <w:lvlJc w:val="left"/>
+      <w:pPr>
+        <w:ind w:left="3600" w:hanging="360"/>
+      </w:pPr>
+      <w:rPr>
+        <w:rFonts w:ascii="Courier New" w:hAnsi="Courier New" w:cs="Courier New" w:hint="default"/>
+      </w:rPr>
+    </w:lvl>
+    <w:lvl w:ilvl="5" w:tplc="04190005" w:tentative="1">
+      <w:start w:val="1"/>
+      <w:numFmt w:val="bullet"/>
+      <w:lvlText w:val=""/>
+      <w:lvlJc w:val="left"/>
+      <w:pPr>
+        <w:ind w:left="4320" w:hanging="360"/>
+      </w:pPr>
+      <w:rPr>
+        <w:rFonts w:ascii="Wingdings" w:hAnsi="Wingdings" w:hint="default"/>
+      </w:rPr>
+    </w:lvl>
+    <w:lvl w:ilvl="6" w:tplc="04190001" w:tentative="1">
+      <w:start w:val="1"/>
+      <w:numFmt w:val="bullet"/>
+      <w:lvlText w:val=""/>
+      <w:lvlJc w:val="left"/>
+      <w:pPr>
+        <w:ind w:left="5040" w:hanging="360"/>
+      </w:pPr>
+      <w:rPr>
+        <w:rFonts w:ascii="Symbol" w:hAnsi="Symbol" w:hint="default"/>
+      </w:rPr>
+    </w:lvl>
+    <w:lvl w:ilvl="7" w:tplc="04190003" w:tentative="1">
+      <w:start w:val="1"/>
+      <w:numFmt w:val="bullet"/>
+      <w:lvlText w:val="o"/>
+      <w:lvlJc w:val="left"/>
+      <w:pPr>
+        <w:ind w:left="5760" w:hanging="360"/>
+      </w:pPr>
+      <w:rPr>
+        <w:rFonts w:ascii="Courier New" w:hAnsi="Courier New" w:cs="Courier New" w:hint="default"/>
+      </w:rPr>
+    </w:lvl>
+    <w:lvl w:ilvl="8" w:tplc="04190005" w:tentative="1">
+      <w:start w:val="1"/>
+      <w:numFmt w:val="bullet"/>
+      <w:lvlText w:val=""/>
+      <w:lvlJc w:val="left"/>
+      <w:pPr>
+        <w:ind w:left="6480" w:hanging="360"/>
+      </w:pPr>
+      <w:rPr>
+        <w:rFonts w:ascii="Wingdings" w:hAnsi="Wingdings" w:hint="default"/>
+      </w:rPr>
+    </w:lvl>
+  </w:abstractNum>
+  <w:abstractNum w:abstractNumId="67" w15:restartNumberingAfterBreak="0">
     <w:nsid w:val="76ED2B79"/>
     <w:multiLevelType w:val="hybridMultilevel"/>
     <w:tmpl w:val="F6B04A54"/>
@@ -15695,7 +18473,120 @@
       </w:rPr>
     </w:lvl>
   </w:abstractNum>
-  <w:abstractNum w:abstractNumId="48" w15:restartNumberingAfterBreak="0">
+  <w:abstractNum w:abstractNumId="68" w15:restartNumberingAfterBreak="0">
+    <w:nsid w:val="77D73B25"/>
+    <w:multiLevelType w:val="hybridMultilevel"/>
+    <w:tmpl w:val="57E6AD82"/>
+    <w:lvl w:ilvl="0" w:tplc="E3F6E87A">
+      <w:start w:val="1"/>
+      <w:numFmt w:val="bullet"/>
+      <w:lvlText w:val=""/>
+      <w:lvlJc w:val="left"/>
+      <w:pPr>
+        <w:ind w:left="720" w:hanging="360"/>
+      </w:pPr>
+      <w:rPr>
+        <w:rFonts w:ascii="Symbol" w:hAnsi="Symbol" w:hint="default"/>
+      </w:rPr>
+    </w:lvl>
+    <w:lvl w:ilvl="1" w:tplc="04190003" w:tentative="1">
+      <w:start w:val="1"/>
+      <w:numFmt w:val="bullet"/>
+      <w:lvlText w:val="o"/>
+      <w:lvlJc w:val="left"/>
+      <w:pPr>
+        <w:ind w:left="1440" w:hanging="360"/>
+      </w:pPr>
+      <w:rPr>
+        <w:rFonts w:ascii="Courier New" w:hAnsi="Courier New" w:cs="Courier New" w:hint="default"/>
+      </w:rPr>
+    </w:lvl>
+    <w:lvl w:ilvl="2" w:tplc="04190005" w:tentative="1">
+      <w:start w:val="1"/>
+      <w:numFmt w:val="bullet"/>
+      <w:lvlText w:val=""/>
+      <w:lvlJc w:val="left"/>
+      <w:pPr>
+        <w:ind w:left="2160" w:hanging="360"/>
+      </w:pPr>
+      <w:rPr>
+        <w:rFonts w:ascii="Wingdings" w:hAnsi="Wingdings" w:hint="default"/>
+      </w:rPr>
+    </w:lvl>
+    <w:lvl w:ilvl="3" w:tplc="04190001" w:tentative="1">
+      <w:start w:val="1"/>
+      <w:numFmt w:val="bullet"/>
+      <w:lvlText w:val=""/>
+      <w:lvlJc w:val="left"/>
+      <w:pPr>
+        <w:ind w:left="2880" w:hanging="360"/>
+      </w:pPr>
+      <w:rPr>
+        <w:rFonts w:ascii="Symbol" w:hAnsi="Symbol" w:hint="default"/>
+      </w:rPr>
+    </w:lvl>
+    <w:lvl w:ilvl="4" w:tplc="04190003" w:tentative="1">
+      <w:start w:val="1"/>
+      <w:numFmt w:val="bullet"/>
+      <w:lvlText w:val="o"/>
+      <w:lvlJc w:val="left"/>
+      <w:pPr>
+        <w:ind w:left="3600" w:hanging="360"/>
+      </w:pPr>
+      <w:rPr>
+        <w:rFonts w:ascii="Courier New" w:hAnsi="Courier New" w:cs="Courier New" w:hint="default"/>
+      </w:rPr>
+    </w:lvl>
+    <w:lvl w:ilvl="5" w:tplc="04190005" w:tentative="1">
+      <w:start w:val="1"/>
+      <w:numFmt w:val="bullet"/>
+      <w:lvlText w:val=""/>
+      <w:lvlJc w:val="left"/>
+      <w:pPr>
+        <w:ind w:left="4320" w:hanging="360"/>
+      </w:pPr>
+      <w:rPr>
+        <w:rFonts w:ascii="Wingdings" w:hAnsi="Wingdings" w:hint="default"/>
+      </w:rPr>
+    </w:lvl>
+    <w:lvl w:ilvl="6" w:tplc="04190001" w:tentative="1">
+      <w:start w:val="1"/>
+      <w:numFmt w:val="bullet"/>
+      <w:lvlText w:val=""/>
+      <w:lvlJc w:val="left"/>
+      <w:pPr>
+        <w:ind w:left="5040" w:hanging="360"/>
+      </w:pPr>
+      <w:rPr>
+        <w:rFonts w:ascii="Symbol" w:hAnsi="Symbol" w:hint="default"/>
+      </w:rPr>
+    </w:lvl>
+    <w:lvl w:ilvl="7" w:tplc="04190003" w:tentative="1">
+      <w:start w:val="1"/>
+      <w:numFmt w:val="bullet"/>
+      <w:lvlText w:val="o"/>
+      <w:lvlJc w:val="left"/>
+      <w:pPr>
+        <w:ind w:left="5760" w:hanging="360"/>
+      </w:pPr>
+      <w:rPr>
+        <w:rFonts w:ascii="Courier New" w:hAnsi="Courier New" w:cs="Courier New" w:hint="default"/>
+      </w:rPr>
+    </w:lvl>
+    <w:lvl w:ilvl="8" w:tplc="04190005" w:tentative="1">
+      <w:start w:val="1"/>
+      <w:numFmt w:val="bullet"/>
+      <w:lvlText w:val=""/>
+      <w:lvlJc w:val="left"/>
+      <w:pPr>
+        <w:ind w:left="6480" w:hanging="360"/>
+      </w:pPr>
+      <w:rPr>
+        <w:rFonts w:ascii="Wingdings" w:hAnsi="Wingdings" w:hint="default"/>
+      </w:rPr>
+    </w:lvl>
+  </w:abstractNum>
+  <w:abstractNum w:abstractNumId="69" w15:restartNumberingAfterBreak="0">
     <w:nsid w:val="78511DE7"/>
     <w:multiLevelType w:val="multilevel"/>
     <w:tmpl w:val="78511DE7"/>
@@ -15785,7 +18676,120 @@
       </w:pPr>
     </w:lvl>
   </w:abstractNum>
-  <w:abstractNum w:abstractNumId="49" w15:restartNumberingAfterBreak="0">
+  <w:abstractNum w:abstractNumId="70" w15:restartNumberingAfterBreak="0">
+    <w:nsid w:val="795D48D2"/>
+    <w:multiLevelType w:val="hybridMultilevel"/>
+    <w:tmpl w:val="C08C6092"/>
+    <w:lvl w:ilvl="0" w:tplc="E3F6E87A">
+      <w:start w:val="1"/>
+      <w:numFmt w:val="bullet"/>
+      <w:lvlText w:val=""/>
+      <w:lvlJc w:val="left"/>
+      <w:pPr>
+        <w:ind w:left="720" w:hanging="360"/>
+      </w:pPr>
+      <w:rPr>
+        <w:rFonts w:ascii="Symbol" w:hAnsi="Symbol" w:hint="default"/>
+      </w:rPr>
+    </w:lvl>
+    <w:lvl w:ilvl="1" w:tplc="04190003" w:tentative="1">
+      <w:start w:val="1"/>
+      <w:numFmt w:val="bullet"/>
+      <w:lvlText w:val="o"/>
+      <w:lvlJc w:val="left"/>
+      <w:pPr>
+        <w:ind w:left="1440" w:hanging="360"/>
+      </w:pPr>
+      <w:rPr>
+        <w:rFonts w:ascii="Courier New" w:hAnsi="Courier New" w:cs="Courier New" w:hint="default"/>
+      </w:rPr>
+    </w:lvl>
+    <w:lvl w:ilvl="2" w:tplc="04190005" w:tentative="1">
+      <w:start w:val="1"/>
+      <w:numFmt w:val="bullet"/>
+      <w:lvlText w:val=""/>
+      <w:lvlJc w:val="left"/>
+      <w:pPr>
+        <w:ind w:left="2160" w:hanging="360"/>
+      </w:pPr>
+      <w:rPr>
+        <w:rFonts w:ascii="Wingdings" w:hAnsi="Wingdings" w:hint="default"/>
+      </w:rPr>
+    </w:lvl>
+    <w:lvl w:ilvl="3" w:tplc="04190001" w:tentative="1">
+      <w:start w:val="1"/>
+      <w:numFmt w:val="bullet"/>
+      <w:lvlText w:val=""/>
+      <w:lvlJc w:val="left"/>
+      <w:pPr>
+        <w:ind w:left="2880" w:hanging="360"/>
+      </w:pPr>
+      <w:rPr>
+        <w:rFonts w:ascii="Symbol" w:hAnsi="Symbol" w:hint="default"/>
+      </w:rPr>
+    </w:lvl>
+    <w:lvl w:ilvl="4" w:tplc="04190003" w:tentative="1">
+      <w:start w:val="1"/>
+      <w:numFmt w:val="bullet"/>
+      <w:lvlText w:val="o"/>
+      <w:lvlJc w:val="left"/>
+      <w:pPr>
+        <w:ind w:left="3600" w:hanging="360"/>
+      </w:pPr>
+      <w:rPr>
+        <w:rFonts w:ascii="Courier New" w:hAnsi="Courier New" w:cs="Courier New" w:hint="default"/>
+      </w:rPr>
+    </w:lvl>
+    <w:lvl w:ilvl="5" w:tplc="04190005" w:tentative="1">
+      <w:start w:val="1"/>
+      <w:numFmt w:val="bullet"/>
+      <w:lvlText w:val=""/>
+      <w:lvlJc w:val="left"/>
+      <w:pPr>
+        <w:ind w:left="4320" w:hanging="360"/>
+      </w:pPr>
+      <w:rPr>
+        <w:rFonts w:ascii="Wingdings" w:hAnsi="Wingdings" w:hint="default"/>
+      </w:rPr>
+    </w:lvl>
+    <w:lvl w:ilvl="6" w:tplc="04190001" w:tentative="1">
+      <w:start w:val="1"/>
+      <w:numFmt w:val="bullet"/>
+      <w:lvlText w:val=""/>
+      <w:lvlJc w:val="left"/>
+      <w:pPr>
+        <w:ind w:left="5040" w:hanging="360"/>
+      </w:pPr>
+      <w:rPr>
+        <w:rFonts w:ascii="Symbol" w:hAnsi="Symbol" w:hint="default"/>
+      </w:rPr>
+    </w:lvl>
+    <w:lvl w:ilvl="7" w:tplc="04190003" w:tentative="1">
+      <w:start w:val="1"/>
+      <w:numFmt w:val="bullet"/>
+      <w:lvlText w:val="o"/>
+      <w:lvlJc w:val="left"/>
+      <w:pPr>
+        <w:ind w:left="5760" w:hanging="360"/>
+      </w:pPr>
+      <w:rPr>
+        <w:rFonts w:ascii="Courier New" w:hAnsi="Courier New" w:cs="Courier New" w:hint="default"/>
+      </w:rPr>
+    </w:lvl>
+    <w:lvl w:ilvl="8" w:tplc="04190005" w:tentative="1">
+      <w:start w:val="1"/>
+      <w:numFmt w:val="bullet"/>
+      <w:lvlText w:val=""/>
+      <w:lvlJc w:val="left"/>
+      <w:pPr>
+        <w:ind w:left="6480" w:hanging="360"/>
+      </w:pPr>
+      <w:rPr>
+        <w:rFonts w:ascii="Wingdings" w:hAnsi="Wingdings" w:hint="default"/>
+      </w:rPr>
+    </w:lvl>
+  </w:abstractNum>
+  <w:abstractNum w:abstractNumId="71" w15:restartNumberingAfterBreak="0">
     <w:nsid w:val="7D6A12D6"/>
     <w:multiLevelType w:val="hybridMultilevel"/>
     <w:tmpl w:val="A44C9554"/>
@@ -15898,7 +18902,7 @@
       </w:rPr>
     </w:lvl>
   </w:abstractNum>
-  <w:abstractNum w:abstractNumId="50" w15:restartNumberingAfterBreak="0">
+  <w:abstractNum w:abstractNumId="72" w15:restartNumberingAfterBreak="0">
     <w:nsid w:val="7E4A3E3F"/>
     <w:multiLevelType w:val="multilevel"/>
     <w:tmpl w:val="7D92C774"/>
@@ -16047,158 +19051,572 @@
       </w:rPr>
     </w:lvl>
   </w:abstractNum>
+  <w:abstractNum w:abstractNumId="73" w15:restartNumberingAfterBreak="0">
+    <w:nsid w:val="7E931D4C"/>
+    <w:multiLevelType w:val="hybridMultilevel"/>
+    <w:tmpl w:val="4998BEBC"/>
+    <w:lvl w:ilvl="0" w:tplc="E3F6E87A">
+      <w:start w:val="1"/>
+      <w:numFmt w:val="bullet"/>
+      <w:lvlText w:val=""/>
+      <w:lvlJc w:val="left"/>
+      <w:pPr>
+        <w:ind w:left="720" w:hanging="360"/>
+      </w:pPr>
+      <w:rPr>
+        <w:rFonts w:ascii="Symbol" w:hAnsi="Symbol" w:hint="default"/>
+      </w:rPr>
+    </w:lvl>
+    <w:lvl w:ilvl="1" w:tplc="04190003" w:tentative="1">
+      <w:start w:val="1"/>
+      <w:numFmt w:val="bullet"/>
+      <w:lvlText w:val="o"/>
+      <w:lvlJc w:val="left"/>
+      <w:pPr>
+        <w:ind w:left="1440" w:hanging="360"/>
+      </w:pPr>
+      <w:rPr>
+        <w:rFonts w:ascii="Courier New" w:hAnsi="Courier New" w:cs="Courier New" w:hint="default"/>
+      </w:rPr>
+    </w:lvl>
+    <w:lvl w:ilvl="2" w:tplc="04190005" w:tentative="1">
+      <w:start w:val="1"/>
+      <w:numFmt w:val="bullet"/>
+      <w:lvlText w:val=""/>
+      <w:lvlJc w:val="left"/>
+      <w:pPr>
+        <w:ind w:left="2160" w:hanging="360"/>
+      </w:pPr>
+      <w:rPr>
+        <w:rFonts w:ascii="Wingdings" w:hAnsi="Wingdings" w:hint="default"/>
+      </w:rPr>
+    </w:lvl>
+    <w:lvl w:ilvl="3" w:tplc="04190001" w:tentative="1">
+      <w:start w:val="1"/>
+      <w:numFmt w:val="bullet"/>
+      <w:lvlText w:val=""/>
+      <w:lvlJc w:val="left"/>
+      <w:pPr>
+        <w:ind w:left="2880" w:hanging="360"/>
+      </w:pPr>
+      <w:rPr>
+        <w:rFonts w:ascii="Symbol" w:hAnsi="Symbol" w:hint="default"/>
+      </w:rPr>
+    </w:lvl>
+    <w:lvl w:ilvl="4" w:tplc="04190003" w:tentative="1">
+      <w:start w:val="1"/>
+      <w:numFmt w:val="bullet"/>
+      <w:lvlText w:val="o"/>
+      <w:lvlJc w:val="left"/>
+      <w:pPr>
+        <w:ind w:left="3600" w:hanging="360"/>
+      </w:pPr>
+      <w:rPr>
+        <w:rFonts w:ascii="Courier New" w:hAnsi="Courier New" w:cs="Courier New" w:hint="default"/>
+      </w:rPr>
+    </w:lvl>
+    <w:lvl w:ilvl="5" w:tplc="04190005" w:tentative="1">
+      <w:start w:val="1"/>
+      <w:numFmt w:val="bullet"/>
+      <w:lvlText w:val=""/>
+      <w:lvlJc w:val="left"/>
+      <w:pPr>
+        <w:ind w:left="4320" w:hanging="360"/>
+      </w:pPr>
+      <w:rPr>
+        <w:rFonts w:ascii="Wingdings" w:hAnsi="Wingdings" w:hint="default"/>
+      </w:rPr>
+    </w:lvl>
+    <w:lvl w:ilvl="6" w:tplc="04190001" w:tentative="1">
+      <w:start w:val="1"/>
+      <w:numFmt w:val="bullet"/>
+      <w:lvlText w:val=""/>
+      <w:lvlJc w:val="left"/>
+      <w:pPr>
+        <w:ind w:left="5040" w:hanging="360"/>
+      </w:pPr>
+      <w:rPr>
+        <w:rFonts w:ascii="Symbol" w:hAnsi="Symbol" w:hint="default"/>
+      </w:rPr>
+    </w:lvl>
+    <w:lvl w:ilvl="7" w:tplc="04190003" w:tentative="1">
+      <w:start w:val="1"/>
+      <w:numFmt w:val="bullet"/>
+      <w:lvlText w:val="o"/>
+      <w:lvlJc w:val="left"/>
+      <w:pPr>
+        <w:ind w:left="5760" w:hanging="360"/>
+      </w:pPr>
+      <w:rPr>
+        <w:rFonts w:ascii="Courier New" w:hAnsi="Courier New" w:cs="Courier New" w:hint="default"/>
+      </w:rPr>
+    </w:lvl>
+    <w:lvl w:ilvl="8" w:tplc="04190005" w:tentative="1">
+      <w:start w:val="1"/>
+      <w:numFmt w:val="bullet"/>
+      <w:lvlText w:val=""/>
+      <w:lvlJc w:val="left"/>
+      <w:pPr>
+        <w:ind w:left="6480" w:hanging="360"/>
+      </w:pPr>
+      <w:rPr>
+        <w:rFonts w:ascii="Wingdings" w:hAnsi="Wingdings" w:hint="default"/>
+      </w:rPr>
+    </w:lvl>
+  </w:abstractNum>
+  <w:abstractNum w:abstractNumId="74" w15:restartNumberingAfterBreak="0">
+    <w:nsid w:val="7F111315"/>
+    <w:multiLevelType w:val="hybridMultilevel"/>
+    <w:tmpl w:val="73A86DE4"/>
+    <w:lvl w:ilvl="0" w:tplc="E3F6E87A">
+      <w:start w:val="1"/>
+      <w:numFmt w:val="bullet"/>
+      <w:lvlText w:val=""/>
+      <w:lvlJc w:val="left"/>
+      <w:pPr>
+        <w:ind w:left="720" w:hanging="360"/>
+      </w:pPr>
+      <w:rPr>
+        <w:rFonts w:ascii="Symbol" w:hAnsi="Symbol" w:hint="default"/>
+      </w:rPr>
+    </w:lvl>
+    <w:lvl w:ilvl="1" w:tplc="04190003" w:tentative="1">
+      <w:start w:val="1"/>
+      <w:numFmt w:val="bullet"/>
+      <w:lvlText w:val="o"/>
+      <w:lvlJc w:val="left"/>
+      <w:pPr>
+        <w:ind w:left="1440" w:hanging="360"/>
+      </w:pPr>
+      <w:rPr>
+        <w:rFonts w:ascii="Courier New" w:hAnsi="Courier New" w:cs="Courier New" w:hint="default"/>
+      </w:rPr>
+    </w:lvl>
+    <w:lvl w:ilvl="2" w:tplc="04190005" w:tentative="1">
+      <w:start w:val="1"/>
+      <w:numFmt w:val="bullet"/>
+      <w:lvlText w:val=""/>
+      <w:lvlJc w:val="left"/>
+      <w:pPr>
+        <w:ind w:left="2160" w:hanging="360"/>
+      </w:pPr>
+      <w:rPr>
+        <w:rFonts w:ascii="Wingdings" w:hAnsi="Wingdings" w:hint="default"/>
+      </w:rPr>
+    </w:lvl>
+    <w:lvl w:ilvl="3" w:tplc="04190001" w:tentative="1">
+      <w:start w:val="1"/>
+      <w:numFmt w:val="bullet"/>
+      <w:lvlText w:val=""/>
+      <w:lvlJc w:val="left"/>
+      <w:pPr>
+        <w:ind w:left="2880" w:hanging="360"/>
+      </w:pPr>
+      <w:rPr>
+        <w:rFonts w:ascii="Symbol" w:hAnsi="Symbol" w:hint="default"/>
+      </w:rPr>
+    </w:lvl>
+    <w:lvl w:ilvl="4" w:tplc="04190003" w:tentative="1">
+      <w:start w:val="1"/>
+      <w:numFmt w:val="bullet"/>
+      <w:lvlText w:val="o"/>
+      <w:lvlJc w:val="left"/>
+      <w:pPr>
+        <w:ind w:left="3600" w:hanging="360"/>
+      </w:pPr>
+      <w:rPr>
+        <w:rFonts w:ascii="Courier New" w:hAnsi="Courier New" w:cs="Courier New" w:hint="default"/>
+      </w:rPr>
+    </w:lvl>
+    <w:lvl w:ilvl="5" w:tplc="04190005" w:tentative="1">
+      <w:start w:val="1"/>
+      <w:numFmt w:val="bullet"/>
+      <w:lvlText w:val=""/>
+      <w:lvlJc w:val="left"/>
+      <w:pPr>
+        <w:ind w:left="4320" w:hanging="360"/>
+      </w:pPr>
+      <w:rPr>
+        <w:rFonts w:ascii="Wingdings" w:hAnsi="Wingdings" w:hint="default"/>
+      </w:rPr>
+    </w:lvl>
+    <w:lvl w:ilvl="6" w:tplc="04190001" w:tentative="1">
+      <w:start w:val="1"/>
+      <w:numFmt w:val="bullet"/>
+      <w:lvlText w:val=""/>
+      <w:lvlJc w:val="left"/>
+      <w:pPr>
+        <w:ind w:left="5040" w:hanging="360"/>
+      </w:pPr>
+      <w:rPr>
+        <w:rFonts w:ascii="Symbol" w:hAnsi="Symbol" w:hint="default"/>
+      </w:rPr>
+    </w:lvl>
+    <w:lvl w:ilvl="7" w:tplc="04190003" w:tentative="1">
+      <w:start w:val="1"/>
+      <w:numFmt w:val="bullet"/>
+      <w:lvlText w:val="o"/>
+      <w:lvlJc w:val="left"/>
+      <w:pPr>
+        <w:ind w:left="5760" w:hanging="360"/>
+      </w:pPr>
+      <w:rPr>
+        <w:rFonts w:ascii="Courier New" w:hAnsi="Courier New" w:cs="Courier New" w:hint="default"/>
+      </w:rPr>
+    </w:lvl>
+    <w:lvl w:ilvl="8" w:tplc="04190005" w:tentative="1">
+      <w:start w:val="1"/>
+      <w:numFmt w:val="bullet"/>
+      <w:lvlText w:val=""/>
+      <w:lvlJc w:val="left"/>
+      <w:pPr>
+        <w:ind w:left="6480" w:hanging="360"/>
+      </w:pPr>
+      <w:rPr>
+        <w:rFonts w:ascii="Wingdings" w:hAnsi="Wingdings" w:hint="default"/>
+      </w:rPr>
+    </w:lvl>
+  </w:abstractNum>
+  <w:abstractNum w:abstractNumId="75" w15:restartNumberingAfterBreak="0">
+    <w:nsid w:val="7FDA18B4"/>
+    <w:multiLevelType w:val="hybridMultilevel"/>
+    <w:tmpl w:val="DBE21F08"/>
+    <w:lvl w:ilvl="0" w:tplc="E3F6E87A">
+      <w:start w:val="1"/>
+      <w:numFmt w:val="bullet"/>
+      <w:lvlText w:val=""/>
+      <w:lvlJc w:val="left"/>
+      <w:pPr>
+        <w:ind w:left="720" w:hanging="360"/>
+      </w:pPr>
+      <w:rPr>
+        <w:rFonts w:ascii="Symbol" w:hAnsi="Symbol" w:hint="default"/>
+      </w:rPr>
+    </w:lvl>
+    <w:lvl w:ilvl="1" w:tplc="04190003" w:tentative="1">
+      <w:start w:val="1"/>
+      <w:numFmt w:val="bullet"/>
+      <w:lvlText w:val="o"/>
+      <w:lvlJc w:val="left"/>
+      <w:pPr>
+        <w:ind w:left="1440" w:hanging="360"/>
+      </w:pPr>
+      <w:rPr>
+        <w:rFonts w:ascii="Courier New" w:hAnsi="Courier New" w:cs="Courier New" w:hint="default"/>
+      </w:rPr>
+    </w:lvl>
+    <w:lvl w:ilvl="2" w:tplc="04190005" w:tentative="1">
+      <w:start w:val="1"/>
+      <w:numFmt w:val="bullet"/>
+      <w:lvlText w:val=""/>
+      <w:lvlJc w:val="left"/>
+      <w:pPr>
+        <w:ind w:left="2160" w:hanging="360"/>
+      </w:pPr>
+      <w:rPr>
+        <w:rFonts w:ascii="Wingdings" w:hAnsi="Wingdings" w:hint="default"/>
+      </w:rPr>
+    </w:lvl>
+    <w:lvl w:ilvl="3" w:tplc="04190001" w:tentative="1">
+      <w:start w:val="1"/>
+      <w:numFmt w:val="bullet"/>
+      <w:lvlText w:val=""/>
+      <w:lvlJc w:val="left"/>
+      <w:pPr>
+        <w:ind w:left="2880" w:hanging="360"/>
+      </w:pPr>
+      <w:rPr>
+        <w:rFonts w:ascii="Symbol" w:hAnsi="Symbol" w:hint="default"/>
+      </w:rPr>
+    </w:lvl>
+    <w:lvl w:ilvl="4" w:tplc="04190003" w:tentative="1">
+      <w:start w:val="1"/>
+      <w:numFmt w:val="bullet"/>
+      <w:lvlText w:val="o"/>
+      <w:lvlJc w:val="left"/>
+      <w:pPr>
+        <w:ind w:left="3600" w:hanging="360"/>
+      </w:pPr>
+      <w:rPr>
+        <w:rFonts w:ascii="Courier New" w:hAnsi="Courier New" w:cs="Courier New" w:hint="default"/>
+      </w:rPr>
+    </w:lvl>
+    <w:lvl w:ilvl="5" w:tplc="04190005" w:tentative="1">
+      <w:start w:val="1"/>
+      <w:numFmt w:val="bullet"/>
+      <w:lvlText w:val=""/>
+      <w:lvlJc w:val="left"/>
+      <w:pPr>
+        <w:ind w:left="4320" w:hanging="360"/>
+      </w:pPr>
+      <w:rPr>
+        <w:rFonts w:ascii="Wingdings" w:hAnsi="Wingdings" w:hint="default"/>
+      </w:rPr>
+    </w:lvl>
+    <w:lvl w:ilvl="6" w:tplc="04190001" w:tentative="1">
+      <w:start w:val="1"/>
+      <w:numFmt w:val="bullet"/>
+      <w:lvlText w:val=""/>
+      <w:lvlJc w:val="left"/>
+      <w:pPr>
+        <w:ind w:left="5040" w:hanging="360"/>
+      </w:pPr>
+      <w:rPr>
+        <w:rFonts w:ascii="Symbol" w:hAnsi="Symbol" w:hint="default"/>
+      </w:rPr>
+    </w:lvl>
+    <w:lvl w:ilvl="7" w:tplc="04190003" w:tentative="1">
+      <w:start w:val="1"/>
+      <w:numFmt w:val="bullet"/>
+      <w:lvlText w:val="o"/>
+      <w:lvlJc w:val="left"/>
+      <w:pPr>
+        <w:ind w:left="5760" w:hanging="360"/>
+      </w:pPr>
+      <w:rPr>
+        <w:rFonts w:ascii="Courier New" w:hAnsi="Courier New" w:cs="Courier New" w:hint="default"/>
+      </w:rPr>
+    </w:lvl>
+    <w:lvl w:ilvl="8" w:tplc="04190005" w:tentative="1">
+      <w:start w:val="1"/>
+      <w:numFmt w:val="bullet"/>
+      <w:lvlText w:val=""/>
+      <w:lvlJc w:val="left"/>
+      <w:pPr>
+        <w:ind w:left="6480" w:hanging="360"/>
+      </w:pPr>
+      <w:rPr>
+        <w:rFonts w:ascii="Wingdings" w:hAnsi="Wingdings" w:hint="default"/>
+      </w:rPr>
+    </w:lvl>
+  </w:abstractNum>
   <w:num w:numId="1" w16cid:durableId="666443062">
-    <w:abstractNumId w:val="38"/>
+    <w:abstractNumId w:val="48"/>
   </w:num>
   <w:num w:numId="2" w16cid:durableId="1277253083">
     <w:abstractNumId w:val="0"/>
   </w:num>
   <w:num w:numId="3" w16cid:durableId="389574615">
+    <w:abstractNumId w:val="17"/>
+  </w:num>
+  <w:num w:numId="4" w16cid:durableId="1019281689">
+    <w:abstractNumId w:val="30"/>
+  </w:num>
+  <w:num w:numId="5" w16cid:durableId="2013873192">
+    <w:abstractNumId w:val="69"/>
+  </w:num>
+  <w:num w:numId="6" w16cid:durableId="1767379461">
+    <w:abstractNumId w:val="9"/>
+  </w:num>
+  <w:num w:numId="7" w16cid:durableId="1545020984">
+    <w:abstractNumId w:val="65"/>
+  </w:num>
+  <w:num w:numId="8" w16cid:durableId="62217029">
+    <w:abstractNumId w:val="18"/>
+  </w:num>
+  <w:num w:numId="9" w16cid:durableId="155153513">
+    <w:abstractNumId w:val="49"/>
+  </w:num>
+  <w:num w:numId="10" w16cid:durableId="331640719">
+    <w:abstractNumId w:val="12"/>
+  </w:num>
+  <w:num w:numId="11" w16cid:durableId="1429543724">
+    <w:abstractNumId w:val="11"/>
+  </w:num>
+  <w:num w:numId="12" w16cid:durableId="1728531948">
+    <w:abstractNumId w:val="8"/>
+  </w:num>
+  <w:num w:numId="13" w16cid:durableId="2012826278">
+    <w:abstractNumId w:val="71"/>
+  </w:num>
+  <w:num w:numId="14" w16cid:durableId="862784609">
+    <w:abstractNumId w:val="58"/>
+  </w:num>
+  <w:num w:numId="15" w16cid:durableId="1044327559">
+    <w:abstractNumId w:val="5"/>
+  </w:num>
+  <w:num w:numId="16" w16cid:durableId="864640142">
+    <w:abstractNumId w:val="59"/>
+  </w:num>
+  <w:num w:numId="17" w16cid:durableId="514274662">
+    <w:abstractNumId w:val="46"/>
+  </w:num>
+  <w:num w:numId="18" w16cid:durableId="1906136539">
+    <w:abstractNumId w:val="37"/>
+  </w:num>
+  <w:num w:numId="19" w16cid:durableId="350304904">
+    <w:abstractNumId w:val="23"/>
+  </w:num>
+  <w:num w:numId="20" w16cid:durableId="722951411">
+    <w:abstractNumId w:val="27"/>
+  </w:num>
+  <w:num w:numId="21" w16cid:durableId="1647204441">
+    <w:abstractNumId w:val="10"/>
+  </w:num>
+  <w:num w:numId="22" w16cid:durableId="1085154352">
+    <w:abstractNumId w:val="24"/>
+  </w:num>
+  <w:num w:numId="23" w16cid:durableId="581063725">
     <w:abstractNumId w:val="16"/>
   </w:num>
-  <w:num w:numId="4" w16cid:durableId="1019281689">
+  <w:num w:numId="24" w16cid:durableId="1598058868">
+    <w:abstractNumId w:val="41"/>
+  </w:num>
+  <w:num w:numId="25" w16cid:durableId="690230575">
+    <w:abstractNumId w:val="52"/>
+  </w:num>
+  <w:num w:numId="26" w16cid:durableId="453600807">
+    <w:abstractNumId w:val="29"/>
+  </w:num>
+  <w:num w:numId="27" w16cid:durableId="647441681">
+    <w:abstractNumId w:val="25"/>
+  </w:num>
+  <w:num w:numId="28" w16cid:durableId="1174078528">
     <w:abstractNumId w:val="26"/>
   </w:num>
-  <w:num w:numId="5" w16cid:durableId="2013873192">
-    <w:abstractNumId w:val="48"/>
+  <w:num w:numId="29" w16cid:durableId="846360834">
+    <w:abstractNumId w:val="20"/>
   </w:num>
-  <w:num w:numId="6" w16cid:durableId="1767379461">
-    <w:abstractNumId w:val="8"/>
+  <w:num w:numId="30" w16cid:durableId="1224216222">
+    <w:abstractNumId w:val="67"/>
   </w:num>
-  <w:num w:numId="7" w16cid:durableId="1545020984">
-    <w:abstractNumId w:val="46"/>
+  <w:num w:numId="31" w16cid:durableId="904028460">
+    <w:abstractNumId w:val="14"/>
   </w:num>
-  <w:num w:numId="8" w16cid:durableId="62217029">
-    <w:abstractNumId w:val="17"/>
+  <w:num w:numId="32" w16cid:durableId="2023504403">
+    <w:abstractNumId w:val="28"/>
   </w:num>
-  <w:num w:numId="9" w16cid:durableId="155153513">
+  <w:num w:numId="33" w16cid:durableId="1418090114">
+    <w:abstractNumId w:val="3"/>
+  </w:num>
+  <w:num w:numId="34" w16cid:durableId="619919053">
+    <w:abstractNumId w:val="4"/>
+  </w:num>
+  <w:num w:numId="35" w16cid:durableId="1342930346">
+    <w:abstractNumId w:val="35"/>
+  </w:num>
+  <w:num w:numId="36" w16cid:durableId="1700549228">
     <w:abstractNumId w:val="39"/>
   </w:num>
-  <w:num w:numId="10" w16cid:durableId="331640719">
-    <w:abstractNumId w:val="11"/>
+  <w:num w:numId="37" w16cid:durableId="1522892582">
+    <w:abstractNumId w:val="15"/>
   </w:num>
-  <w:num w:numId="11" w16cid:durableId="1429543724">
-    <w:abstractNumId w:val="10"/>
-  </w:num>
-  <w:num w:numId="12" w16cid:durableId="1728531948">
+  <w:num w:numId="38" w16cid:durableId="359283382">
     <w:abstractNumId w:val="7"/>
   </w:num>
-  <w:num w:numId="13" w16cid:durableId="2012826278">
-    <w:abstractNumId w:val="49"/>
+  <w:num w:numId="39" w16cid:durableId="1944412455">
+    <w:abstractNumId w:val="36"/>
   </w:num>
-  <w:num w:numId="14" w16cid:durableId="862784609">
+  <w:num w:numId="40" w16cid:durableId="1717267844">
+    <w:abstractNumId w:val="62"/>
+  </w:num>
+  <w:num w:numId="41" w16cid:durableId="1773237711">
+    <w:abstractNumId w:val="54"/>
+  </w:num>
+  <w:num w:numId="42" w16cid:durableId="1525292368">
+    <w:abstractNumId w:val="31"/>
+  </w:num>
+  <w:num w:numId="43" w16cid:durableId="1946182994">
+    <w:abstractNumId w:val="55"/>
+  </w:num>
+  <w:num w:numId="44" w16cid:durableId="306714658">
+    <w:abstractNumId w:val="13"/>
+  </w:num>
+  <w:num w:numId="45" w16cid:durableId="1988708523">
+    <w:abstractNumId w:val="45"/>
+  </w:num>
+  <w:num w:numId="46" w16cid:durableId="1104500869">
+    <w:abstractNumId w:val="32"/>
+  </w:num>
+  <w:num w:numId="47" w16cid:durableId="372539155">
+    <w:abstractNumId w:val="6"/>
+  </w:num>
+  <w:num w:numId="48" w16cid:durableId="1753623652">
+    <w:abstractNumId w:val="38"/>
+  </w:num>
+  <w:num w:numId="49" w16cid:durableId="792485601">
+    <w:abstractNumId w:val="72"/>
+  </w:num>
+  <w:num w:numId="50" w16cid:durableId="16081055">
+    <w:abstractNumId w:val="2"/>
+  </w:num>
+  <w:num w:numId="51" w16cid:durableId="1680236507">
+    <w:abstractNumId w:val="44"/>
+  </w:num>
+  <w:num w:numId="52" w16cid:durableId="1436948166">
+    <w:abstractNumId w:val="51"/>
+  </w:num>
+  <w:num w:numId="53" w16cid:durableId="896209613">
+    <w:abstractNumId w:val="21"/>
+  </w:num>
+  <w:num w:numId="54" w16cid:durableId="931282293">
+    <w:abstractNumId w:val="66"/>
+  </w:num>
+  <w:num w:numId="55" w16cid:durableId="1138231304">
+    <w:abstractNumId w:val="42"/>
+  </w:num>
+  <w:num w:numId="56" w16cid:durableId="1640843351">
+    <w:abstractNumId w:val="68"/>
+  </w:num>
+  <w:num w:numId="57" w16cid:durableId="192886787">
+    <w:abstractNumId w:val="73"/>
+  </w:num>
+  <w:num w:numId="58" w16cid:durableId="1523517581">
+    <w:abstractNumId w:val="33"/>
+  </w:num>
+  <w:num w:numId="59" w16cid:durableId="23987733">
+    <w:abstractNumId w:val="64"/>
+  </w:num>
+  <w:num w:numId="60" w16cid:durableId="264772819">
+    <w:abstractNumId w:val="63"/>
+  </w:num>
+  <w:num w:numId="61" w16cid:durableId="1862428524">
+    <w:abstractNumId w:val="61"/>
+  </w:num>
+  <w:num w:numId="62" w16cid:durableId="615911140">
+    <w:abstractNumId w:val="60"/>
+  </w:num>
+  <w:num w:numId="63" w16cid:durableId="500049585">
+    <w:abstractNumId w:val="75"/>
+  </w:num>
+  <w:num w:numId="64" w16cid:durableId="1817724086">
+    <w:abstractNumId w:val="34"/>
+  </w:num>
+  <w:num w:numId="65" w16cid:durableId="1964192574">
+    <w:abstractNumId w:val="74"/>
+  </w:num>
+  <w:num w:numId="66" w16cid:durableId="1629698586">
     <w:abstractNumId w:val="43"/>
   </w:num>
-  <w:num w:numId="15" w16cid:durableId="1044327559">
-    <w:abstractNumId w:val="4"/>
-  </w:num>
-  <w:num w:numId="16" w16cid:durableId="864640142">
-    <w:abstractNumId w:val="44"/>
-  </w:num>
-  <w:num w:numId="17" w16cid:durableId="514274662">
-    <w:abstractNumId w:val="37"/>
-  </w:num>
-  <w:num w:numId="18" w16cid:durableId="1906136539">
-    <w:abstractNumId w:val="31"/>
-  </w:num>
-  <w:num w:numId="19" w16cid:durableId="350304904">
+  <w:num w:numId="67" w16cid:durableId="2063597675">
     <w:abstractNumId w:val="19"/>
   </w:num>
-  <w:num w:numId="20" w16cid:durableId="722951411">
-    <w:abstractNumId w:val="23"/>
+  <w:num w:numId="68" w16cid:durableId="1786070610">
+    <w:abstractNumId w:val="1"/>
   </w:num>
-  <w:num w:numId="21" w16cid:durableId="1647204441">
-    <w:abstractNumId w:val="9"/>
+  <w:num w:numId="69" w16cid:durableId="1094211104">
+    <w:abstractNumId w:val="50"/>
   </w:num>
-  <w:num w:numId="22" w16cid:durableId="1085154352">
-    <w:abstractNumId w:val="20"/>
+  <w:num w:numId="70" w16cid:durableId="377323113">
+    <w:abstractNumId w:val="53"/>
   </w:num>
-  <w:num w:numId="23" w16cid:durableId="581063725">
-    <w:abstractNumId w:val="15"/>
-  </w:num>
-  <w:num w:numId="24" w16cid:durableId="1598058868">
-    <w:abstractNumId w:val="34"/>
-  </w:num>
-  <w:num w:numId="25" w16cid:durableId="690230575">
+  <w:num w:numId="71" w16cid:durableId="793868794">
     <w:abstractNumId w:val="40"/>
   </w:num>
-  <w:num w:numId="26" w16cid:durableId="453600807">
-    <w:abstractNumId w:val="25"/>
-  </w:num>
-  <w:num w:numId="27" w16cid:durableId="647441681">
-    <w:abstractNumId w:val="21"/>
-  </w:num>
-  <w:num w:numId="28" w16cid:durableId="1174078528">
+  <w:num w:numId="72" w16cid:durableId="206450218">
     <w:abstractNumId w:val="22"/>
   </w:num>
-  <w:num w:numId="29" w16cid:durableId="846360834">
-    <w:abstractNumId w:val="18"/>
-  </w:num>
-  <w:num w:numId="30" w16cid:durableId="1224216222">
+  <w:num w:numId="73" w16cid:durableId="446967065">
     <w:abstractNumId w:val="47"/>
   </w:num>
-  <w:num w:numId="31" w16cid:durableId="904028460">
-    <w:abstractNumId w:val="13"/>
+  <w:num w:numId="74" w16cid:durableId="1469979481">
+    <w:abstractNumId w:val="57"/>
   </w:num>
-  <w:num w:numId="32" w16cid:durableId="2023504403">
-    <w:abstractNumId w:val="24"/>
+  <w:num w:numId="75" w16cid:durableId="448402142">
+    <w:abstractNumId w:val="70"/>
   </w:num>
-  <w:num w:numId="33" w16cid:durableId="1418090114">
-    <w:abstractNumId w:val="2"/>
-  </w:num>
-  <w:num w:numId="34" w16cid:durableId="619919053">
-    <w:abstractNumId w:val="3"/>
-  </w:num>
-  <w:num w:numId="35" w16cid:durableId="1342930346">
-    <w:abstractNumId w:val="29"/>
-  </w:num>
-  <w:num w:numId="36" w16cid:durableId="1700549228">
-    <w:abstractNumId w:val="33"/>
-  </w:num>
-  <w:num w:numId="37" w16cid:durableId="1522892582">
-    <w:abstractNumId w:val="14"/>
-  </w:num>
-  <w:num w:numId="38" w16cid:durableId="359283382">
-    <w:abstractNumId w:val="6"/>
-  </w:num>
-  <w:num w:numId="39" w16cid:durableId="1944412455">
-    <w:abstractNumId w:val="30"/>
-  </w:num>
-  <w:num w:numId="40" w16cid:durableId="1717267844">
-    <w:abstractNumId w:val="45"/>
-  </w:num>
-  <w:num w:numId="41" w16cid:durableId="1773237711">
-    <w:abstractNumId w:val="41"/>
-  </w:num>
-  <w:num w:numId="42" w16cid:durableId="1525292368">
-    <w:abstractNumId w:val="27"/>
-  </w:num>
-  <w:num w:numId="43" w16cid:durableId="1946182994">
-    <w:abstractNumId w:val="42"/>
-  </w:num>
-  <w:num w:numId="44" w16cid:durableId="306714658">
-    <w:abstractNumId w:val="12"/>
-  </w:num>
-  <w:num w:numId="45" w16cid:durableId="1988708523">
-    <w:abstractNumId w:val="36"/>
-  </w:num>
-  <w:num w:numId="46" w16cid:durableId="1104500869">
-    <w:abstractNumId w:val="28"/>
-  </w:num>
-  <w:num w:numId="47" w16cid:durableId="372539155">
-    <w:abstractNumId w:val="5"/>
-  </w:num>
-  <w:num w:numId="48" w16cid:durableId="1753623652">
-    <w:abstractNumId w:val="32"/>
-  </w:num>
-  <w:num w:numId="49" w16cid:durableId="792485601">
-    <w:abstractNumId w:val="50"/>
-  </w:num>
-  <w:num w:numId="50" w16cid:durableId="16081055">
-    <w:abstractNumId w:val="1"/>
-  </w:num>
-  <w:num w:numId="51" w16cid:durableId="1680236507">
-    <w:abstractNumId w:val="35"/>
+  <w:num w:numId="76" w16cid:durableId="666590252">
+    <w:abstractNumId w:val="56"/>
   </w:num>
 </w:numbering>
 </file>

--- a/ЕСПД_ДОКУМЕНТАЦИЯ/4. Пояснительная записка.docx
+++ b/ЕСПД_ДОКУМЕНТАЦИЯ/4. Пояснительная записка.docx
@@ -622,7 +622,7 @@
             </w:rPr>
             <w:fldChar w:fldCharType="separate"/>
           </w:r>
-          <w:hyperlink w:anchor="_Toc226619145" w:history="1">
+          <w:hyperlink w:anchor="_Toc229582855" w:history="1">
             <w:r>
               <w:rPr>
                 <w:rStyle w:val="a6"/>
@@ -649,7 +649,7 @@
                 <w:noProof/>
                 <w:webHidden/>
               </w:rPr>
-              <w:instrText xml:space="preserve"> PAGEREF _Toc226619145 \h </w:instrText>
+              <w:instrText xml:space="preserve"> PAGEREF _Toc229582855 \h </w:instrText>
             </w:r>
             <w:r>
               <w:rPr>
@@ -695,7 +695,7 @@
               <w14:ligatures w14:val="standardContextual"/>
             </w:rPr>
           </w:pPr>
-          <w:hyperlink w:anchor="_Toc226619146" w:history="1">
+          <w:hyperlink w:anchor="_Toc229582856" w:history="1">
             <w:r>
               <w:rPr>
                 <w:rStyle w:val="a6"/>
@@ -722,7 +722,7 @@
                 <w:noProof/>
                 <w:webHidden/>
               </w:rPr>
-              <w:instrText xml:space="preserve"> PAGEREF _Toc226619146 \h </w:instrText>
+              <w:instrText xml:space="preserve"> PAGEREF _Toc229582856 \h </w:instrText>
             </w:r>
             <w:r>
               <w:rPr>
@@ -742,7 +742,7 @@
                 <w:noProof/>
                 <w:webHidden/>
               </w:rPr>
-              <w:t>4</w:t>
+              <w:t>5</w:t>
             </w:r>
             <w:r>
               <w:rPr>
@@ -768,7 +768,7 @@
               <w14:ligatures w14:val="standardContextual"/>
             </w:rPr>
           </w:pPr>
-          <w:hyperlink w:anchor="_Toc226619147" w:history="1">
+          <w:hyperlink w:anchor="_Toc229582857" w:history="1">
             <w:r>
               <w:rPr>
                 <w:rStyle w:val="a6"/>
@@ -795,7 +795,7 @@
                 <w:noProof/>
                 <w:webHidden/>
               </w:rPr>
-              <w:instrText xml:space="preserve"> PAGEREF _Toc226619147 \h </w:instrText>
+              <w:instrText xml:space="preserve"> PAGEREF _Toc229582857 \h </w:instrText>
             </w:r>
             <w:r>
               <w:rPr>
@@ -815,7 +815,7 @@
                 <w:noProof/>
                 <w:webHidden/>
               </w:rPr>
-              <w:t>4</w:t>
+              <w:t>5</w:t>
             </w:r>
             <w:r>
               <w:rPr>
@@ -841,7 +841,7 @@
               <w14:ligatures w14:val="standardContextual"/>
             </w:rPr>
           </w:pPr>
-          <w:hyperlink w:anchor="_Toc226619148" w:history="1">
+          <w:hyperlink w:anchor="_Toc229582858" w:history="1">
             <w:r>
               <w:rPr>
                 <w:rStyle w:val="a6"/>
@@ -868,7 +868,7 @@
                 <w:noProof/>
                 <w:webHidden/>
               </w:rPr>
-              <w:instrText xml:space="preserve"> PAGEREF _Toc226619148 \h </w:instrText>
+              <w:instrText xml:space="preserve"> PAGEREF _Toc229582858 \h </w:instrText>
             </w:r>
             <w:r>
               <w:rPr>
@@ -888,7 +888,7 @@
                 <w:noProof/>
                 <w:webHidden/>
               </w:rPr>
-              <w:t>4</w:t>
+              <w:t>5</w:t>
             </w:r>
             <w:r>
               <w:rPr>
@@ -914,7 +914,7 @@
               <w14:ligatures w14:val="standardContextual"/>
             </w:rPr>
           </w:pPr>
-          <w:hyperlink w:anchor="_Toc226619149" w:history="1">
+          <w:hyperlink w:anchor="_Toc229582859" w:history="1">
             <w:r>
               <w:rPr>
                 <w:rStyle w:val="a6"/>
@@ -941,7 +941,7 @@
                 <w:noProof/>
                 <w:webHidden/>
               </w:rPr>
-              <w:instrText xml:space="preserve"> PAGEREF _Toc226619149 \h </w:instrText>
+              <w:instrText xml:space="preserve"> PAGEREF _Toc229582859 \h </w:instrText>
             </w:r>
             <w:r>
               <w:rPr>
@@ -961,7 +961,7 @@
                 <w:noProof/>
                 <w:webHidden/>
               </w:rPr>
-              <w:t>4</w:t>
+              <w:t>5</w:t>
             </w:r>
             <w:r>
               <w:rPr>
@@ -987,7 +987,7 @@
               <w14:ligatures w14:val="standardContextual"/>
             </w:rPr>
           </w:pPr>
-          <w:hyperlink w:anchor="_Toc226619150" w:history="1">
+          <w:hyperlink w:anchor="_Toc229582860" w:history="1">
             <w:r>
               <w:rPr>
                 <w:rStyle w:val="a6"/>
@@ -1014,7 +1014,7 @@
                 <w:noProof/>
                 <w:webHidden/>
               </w:rPr>
-              <w:instrText xml:space="preserve"> PAGEREF _Toc226619150 \h </w:instrText>
+              <w:instrText xml:space="preserve"> PAGEREF _Toc229582860 \h </w:instrText>
             </w:r>
             <w:r>
               <w:rPr>
@@ -1034,7 +1034,7 @@
                 <w:noProof/>
                 <w:webHidden/>
               </w:rPr>
-              <w:t>4</w:t>
+              <w:t>5</w:t>
             </w:r>
             <w:r>
               <w:rPr>
@@ -1060,7 +1060,7 @@
               <w14:ligatures w14:val="standardContextual"/>
             </w:rPr>
           </w:pPr>
-          <w:hyperlink w:anchor="_Toc226619151" w:history="1">
+          <w:hyperlink w:anchor="_Toc229582861" w:history="1">
             <w:r>
               <w:rPr>
                 <w:rStyle w:val="a6"/>
@@ -1087,7 +1087,7 @@
                 <w:noProof/>
                 <w:webHidden/>
               </w:rPr>
-              <w:instrText xml:space="preserve"> PAGEREF _Toc226619151 \h </w:instrText>
+              <w:instrText xml:space="preserve"> PAGEREF _Toc229582861 \h </w:instrText>
             </w:r>
             <w:r>
               <w:rPr>
@@ -1107,7 +1107,7 @@
                 <w:noProof/>
                 <w:webHidden/>
               </w:rPr>
-              <w:t>14</w:t>
+              <w:t>15</w:t>
             </w:r>
             <w:r>
               <w:rPr>
@@ -1133,7 +1133,7 @@
               <w14:ligatures w14:val="standardContextual"/>
             </w:rPr>
           </w:pPr>
-          <w:hyperlink w:anchor="_Toc226619152" w:history="1">
+          <w:hyperlink w:anchor="_Toc229582862" w:history="1">
             <w:r>
               <w:rPr>
                 <w:rStyle w:val="a6"/>
@@ -1160,7 +1160,7 @@
                 <w:noProof/>
                 <w:webHidden/>
               </w:rPr>
-              <w:instrText xml:space="preserve"> PAGEREF _Toc226619152 \h </w:instrText>
+              <w:instrText xml:space="preserve"> PAGEREF _Toc229582862 \h </w:instrText>
             </w:r>
             <w:r>
               <w:rPr>
@@ -1180,7 +1180,7 @@
                 <w:noProof/>
                 <w:webHidden/>
               </w:rPr>
-              <w:t>15</w:t>
+              <w:t>16</w:t>
             </w:r>
             <w:r>
               <w:rPr>
@@ -1206,7 +1206,7 @@
               <w14:ligatures w14:val="standardContextual"/>
             </w:rPr>
           </w:pPr>
-          <w:hyperlink w:anchor="_Toc226619153" w:history="1">
+          <w:hyperlink w:anchor="_Toc229582863" w:history="1">
             <w:r>
               <w:rPr>
                 <w:rStyle w:val="a6"/>
@@ -1233,7 +1233,7 @@
                 <w:noProof/>
                 <w:webHidden/>
               </w:rPr>
-              <w:instrText xml:space="preserve"> PAGEREF _Toc226619153 \h </w:instrText>
+              <w:instrText xml:space="preserve"> PAGEREF _Toc229582863 \h </w:instrText>
             </w:r>
             <w:r>
               <w:rPr>
@@ -1253,7 +1253,7 @@
                 <w:noProof/>
                 <w:webHidden/>
               </w:rPr>
-              <w:t>15</w:t>
+              <w:t>16</w:t>
             </w:r>
             <w:r>
               <w:rPr>
@@ -1279,7 +1279,7 @@
               <w14:ligatures w14:val="standardContextual"/>
             </w:rPr>
           </w:pPr>
-          <w:hyperlink w:anchor="_Toc226619154" w:history="1">
+          <w:hyperlink w:anchor="_Toc229582864" w:history="1">
             <w:r>
               <w:rPr>
                 <w:rStyle w:val="a6"/>
@@ -1306,7 +1306,7 @@
                 <w:noProof/>
                 <w:webHidden/>
               </w:rPr>
-              <w:instrText xml:space="preserve"> PAGEREF _Toc226619154 \h </w:instrText>
+              <w:instrText xml:space="preserve"> PAGEREF _Toc229582864 \h </w:instrText>
             </w:r>
             <w:r>
               <w:rPr>
@@ -1326,7 +1326,7 @@
                 <w:noProof/>
                 <w:webHidden/>
               </w:rPr>
-              <w:t>16</w:t>
+              <w:t>18</w:t>
             </w:r>
             <w:r>
               <w:rPr>
@@ -1352,7 +1352,7 @@
               <w14:ligatures w14:val="standardContextual"/>
             </w:rPr>
           </w:pPr>
-          <w:hyperlink w:anchor="_Toc226619155" w:history="1">
+          <w:hyperlink w:anchor="_Toc229582865" w:history="1">
             <w:r>
               <w:rPr>
                 <w:rStyle w:val="a6"/>
@@ -1379,7 +1379,7 @@
                 <w:noProof/>
                 <w:webHidden/>
               </w:rPr>
-              <w:instrText xml:space="preserve"> PAGEREF _Toc226619155 \h </w:instrText>
+              <w:instrText xml:space="preserve"> PAGEREF _Toc229582865 \h </w:instrText>
             </w:r>
             <w:r>
               <w:rPr>
@@ -1399,7 +1399,7 @@
                 <w:noProof/>
                 <w:webHidden/>
               </w:rPr>
-              <w:t>16</w:t>
+              <w:t>19</w:t>
             </w:r>
             <w:r>
               <w:rPr>
@@ -1425,13 +1425,13 @@
               <w14:ligatures w14:val="standardContextual"/>
             </w:rPr>
           </w:pPr>
-          <w:hyperlink w:anchor="_Toc226619156" w:history="1">
+          <w:hyperlink w:anchor="_Toc229582866" w:history="1">
             <w:r>
               <w:rPr>
                 <w:rStyle w:val="a6"/>
                 <w:noProof/>
               </w:rPr>
-              <w:t>ЗАКЛЮЧЕНИЕ</w:t>
+              <w:t>2 ЭСКИЗНЫЙ ПРОЕКТ</w:t>
             </w:r>
             <w:r>
               <w:rPr>
@@ -1452,7 +1452,7 @@
                 <w:noProof/>
                 <w:webHidden/>
               </w:rPr>
-              <w:instrText xml:space="preserve"> PAGEREF _Toc226619156 \h </w:instrText>
+              <w:instrText xml:space="preserve"> PAGEREF _Toc229582866 \h </w:instrText>
             </w:r>
             <w:r>
               <w:rPr>
@@ -1472,7 +1472,182 @@
                 <w:noProof/>
                 <w:webHidden/>
               </w:rPr>
-              <w:t>17</w:t>
+              <w:t>21</w:t>
+            </w:r>
+            <w:r>
+              <w:rPr>
+                <w:noProof/>
+                <w:webHidden/>
+              </w:rPr>
+              <w:fldChar w:fldCharType="end"/>
+            </w:r>
+          </w:hyperlink>
+        </w:p>
+        <w:p>
+          <w:pPr>
+            <w:pStyle w:val="21"/>
+            <w:tabs>
+              <w:tab w:val="right" w:leader="dot" w:pos="9345"/>
+            </w:tabs>
+            <w:rPr>
+              <w:rFonts w:asciiTheme="minorHAnsi" w:eastAsiaTheme="minorEastAsia" w:hAnsiTheme="minorHAnsi" w:cstheme="minorBidi"/>
+              <w:noProof/>
+              <w:kern w:val="2"/>
+              <w:sz w:val="24"/>
+              <w:lang w:eastAsia="ru-RU"/>
+              <w14:ligatures w14:val="standardContextual"/>
+            </w:rPr>
+          </w:pPr>
+          <w:hyperlink w:anchor="_Toc229582867" w:history="1">
+            <w:r>
+              <w:rPr>
+                <w:rStyle w:val="a6"/>
+                <w:noProof/>
+              </w:rPr>
+              <w:t>2.1 Структура пакета «Хранилище данных» АС.</w:t>
+            </w:r>
+            <w:r>
+              <w:rPr>
+                <w:noProof/>
+                <w:webHidden/>
+              </w:rPr>
+              <w:tab/>
+            </w:r>
+            <w:r>
+              <w:rPr>
+                <w:noProof/>
+                <w:webHidden/>
+              </w:rPr>
+              <w:fldChar w:fldCharType="begin"/>
+            </w:r>
+            <w:r>
+              <w:rPr>
+                <w:noProof/>
+                <w:webHidden/>
+              </w:rPr>
+              <w:instrText xml:space="preserve"> PAGEREF _Toc229582867 \h </w:instrText>
+            </w:r>
+            <w:r>
+              <w:rPr>
+                <w:noProof/>
+                <w:webHidden/>
+              </w:rPr>
+            </w:r>
+            <w:r>
+              <w:rPr>
+                <w:noProof/>
+                <w:webHidden/>
+              </w:rPr>
+              <w:fldChar w:fldCharType="separate"/>
+            </w:r>
+            <w:r>
+              <w:rPr>
+                <w:noProof/>
+                <w:webHidden/>
+              </w:rPr>
+              <w:t>21</w:t>
+            </w:r>
+            <w:r>
+              <w:rPr>
+                <w:noProof/>
+                <w:webHidden/>
+              </w:rPr>
+              <w:fldChar w:fldCharType="end"/>
+            </w:r>
+          </w:hyperlink>
+        </w:p>
+        <w:p>
+          <w:pPr>
+            <w:pStyle w:val="21"/>
+            <w:tabs>
+              <w:tab w:val="right" w:leader="dot" w:pos="9345"/>
+            </w:tabs>
+            <w:rPr>
+              <w:rFonts w:asciiTheme="minorHAnsi" w:eastAsiaTheme="minorEastAsia" w:hAnsiTheme="minorHAnsi" w:cstheme="minorBidi"/>
+              <w:noProof/>
+              <w:kern w:val="2"/>
+              <w:sz w:val="24"/>
+              <w:lang w:eastAsia="ru-RU"/>
+              <w14:ligatures w14:val="standardContextual"/>
+            </w:rPr>
+          </w:pPr>
+          <w:hyperlink w:anchor="_Toc229582868" w:history="1">
+            <w:r>
+              <w:rPr>
+                <w:rStyle w:val="a6"/>
+                <w:noProof/>
+              </w:rPr>
+              <w:t xml:space="preserve">2.2 Разработка </w:t>
+            </w:r>
+            <w:r>
+              <w:rPr>
+                <w:rStyle w:val="a6"/>
+                <w:noProof/>
+                <w:lang w:val="en-US"/>
+              </w:rPr>
+              <w:t>ER</w:t>
+            </w:r>
+            <w:r>
+              <w:rPr>
+                <w:rStyle w:val="a6"/>
+                <w:noProof/>
+              </w:rPr>
+              <w:t>-мод</w:t>
+            </w:r>
+            <w:r>
+              <w:rPr>
+                <w:rStyle w:val="a6"/>
+                <w:noProof/>
+              </w:rPr>
+              <w:t>е</w:t>
+            </w:r>
+            <w:r>
+              <w:rPr>
+                <w:rStyle w:val="a6"/>
+                <w:noProof/>
+              </w:rPr>
+              <w:t>лей локальных представлений</w:t>
+            </w:r>
+            <w:r>
+              <w:rPr>
+                <w:noProof/>
+                <w:webHidden/>
+              </w:rPr>
+              <w:tab/>
+            </w:r>
+            <w:r>
+              <w:rPr>
+                <w:noProof/>
+                <w:webHidden/>
+              </w:rPr>
+              <w:fldChar w:fldCharType="begin"/>
+            </w:r>
+            <w:r>
+              <w:rPr>
+                <w:noProof/>
+                <w:webHidden/>
+              </w:rPr>
+              <w:instrText xml:space="preserve"> PAGEREF _Toc229582868 \h </w:instrText>
+            </w:r>
+            <w:r>
+              <w:rPr>
+                <w:noProof/>
+                <w:webHidden/>
+              </w:rPr>
+            </w:r>
+            <w:r>
+              <w:rPr>
+                <w:noProof/>
+                <w:webHidden/>
+              </w:rPr>
+              <w:fldChar w:fldCharType="separate"/>
+            </w:r>
+            <w:r>
+              <w:rPr>
+                <w:noProof/>
+                <w:webHidden/>
+              </w:rPr>
+              <w:t>22</w:t>
             </w:r>
             <w:r>
               <w:rPr>
@@ -1498,13 +1673,13 @@
               <w14:ligatures w14:val="standardContextual"/>
             </w:rPr>
           </w:pPr>
-          <w:hyperlink w:anchor="_Toc226619157" w:history="1">
+          <w:hyperlink w:anchor="_Toc229582869" w:history="1">
             <w:r>
               <w:rPr>
                 <w:rStyle w:val="a6"/>
                 <w:noProof/>
               </w:rPr>
-              <w:t>БИБЛИОГРАФИЧЕСКИЙ СПИСОК</w:t>
+              <w:t>ЗАКЛЮЧЕНИЕ</w:t>
             </w:r>
             <w:r>
               <w:rPr>
@@ -1525,7 +1700,7 @@
                 <w:noProof/>
                 <w:webHidden/>
               </w:rPr>
-              <w:instrText xml:space="preserve"> PAGEREF _Toc226619157 \h </w:instrText>
+              <w:instrText xml:space="preserve"> PAGEREF _Toc229582869 \h </w:instrText>
             </w:r>
             <w:r>
               <w:rPr>
@@ -1545,7 +1720,80 @@
                 <w:noProof/>
                 <w:webHidden/>
               </w:rPr>
-              <w:t>18</w:t>
+              <w:t>25</w:t>
+            </w:r>
+            <w:r>
+              <w:rPr>
+                <w:noProof/>
+                <w:webHidden/>
+              </w:rPr>
+              <w:fldChar w:fldCharType="end"/>
+            </w:r>
+          </w:hyperlink>
+        </w:p>
+        <w:p>
+          <w:pPr>
+            <w:pStyle w:val="11"/>
+            <w:tabs>
+              <w:tab w:val="right" w:leader="dot" w:pos="9345"/>
+            </w:tabs>
+            <w:rPr>
+              <w:rFonts w:asciiTheme="minorHAnsi" w:eastAsiaTheme="minorEastAsia" w:hAnsiTheme="minorHAnsi" w:cstheme="minorBidi"/>
+              <w:noProof/>
+              <w:kern w:val="2"/>
+              <w:sz w:val="24"/>
+              <w:lang w:eastAsia="ru-RU"/>
+              <w14:ligatures w14:val="standardContextual"/>
+            </w:rPr>
+          </w:pPr>
+          <w:hyperlink w:anchor="_Toc229582870" w:history="1">
+            <w:r>
+              <w:rPr>
+                <w:rStyle w:val="a6"/>
+                <w:noProof/>
+              </w:rPr>
+              <w:t>СПИСОК ИСПОЛЬЗОВАННЫХ ИСТОЧНИКОВ</w:t>
+            </w:r>
+            <w:r>
+              <w:rPr>
+                <w:noProof/>
+                <w:webHidden/>
+              </w:rPr>
+              <w:tab/>
+            </w:r>
+            <w:r>
+              <w:rPr>
+                <w:noProof/>
+                <w:webHidden/>
+              </w:rPr>
+              <w:fldChar w:fldCharType="begin"/>
+            </w:r>
+            <w:r>
+              <w:rPr>
+                <w:noProof/>
+                <w:webHidden/>
+              </w:rPr>
+              <w:instrText xml:space="preserve"> PAGEREF _Toc229582870 \h </w:instrText>
+            </w:r>
+            <w:r>
+              <w:rPr>
+                <w:noProof/>
+                <w:webHidden/>
+              </w:rPr>
+            </w:r>
+            <w:r>
+              <w:rPr>
+                <w:noProof/>
+                <w:webHidden/>
+              </w:rPr>
+              <w:fldChar w:fldCharType="separate"/>
+            </w:r>
+            <w:r>
+              <w:rPr>
+                <w:noProof/>
+                <w:webHidden/>
+              </w:rPr>
+              <w:t>26</w:t>
             </w:r>
             <w:r>
               <w:rPr>
@@ -1584,7 +1832,7 @@
       <w:pPr>
         <w:pStyle w:val="1"/>
       </w:pPr>
-      <w:bookmarkStart w:id="1" w:name="_Toc226619145"/>
+      <w:bookmarkStart w:id="1" w:name="_Toc229582855"/>
       <w:r>
         <w:t>ВВЕДЕНИЕ</w:t>
       </w:r>
@@ -1749,7 +1997,7 @@
       <w:pPr>
         <w:pStyle w:val="1"/>
       </w:pPr>
-      <w:bookmarkStart w:id="2" w:name="_Toc226619146"/>
+      <w:bookmarkStart w:id="2" w:name="_Toc229582856"/>
       <w:r>
         <w:t>1 ТЕХНИЧЕСКОЕ ЗАДАНИЕ</w:t>
       </w:r>
@@ -1759,7 +2007,7 @@
       <w:pPr>
         <w:pStyle w:val="2"/>
       </w:pPr>
-      <w:bookmarkStart w:id="3" w:name="_Toc226619147"/>
+      <w:bookmarkStart w:id="3" w:name="_Toc229582857"/>
       <w:r>
         <w:t xml:space="preserve">1.1 </w:t>
       </w:r>
@@ -1833,7 +2081,7 @@
       <w:pPr>
         <w:pStyle w:val="2"/>
       </w:pPr>
-      <w:bookmarkStart w:id="4" w:name="_Toc226619148"/>
+      <w:bookmarkStart w:id="4" w:name="_Toc229582858"/>
       <w:r>
         <w:t xml:space="preserve">1.2 </w:t>
       </w:r>
@@ -1879,7 +2127,7 @@
       <w:pPr>
         <w:pStyle w:val="2"/>
       </w:pPr>
-      <w:bookmarkStart w:id="5" w:name="_Toc226619149"/>
+      <w:bookmarkStart w:id="5" w:name="_Toc229582859"/>
       <w:r>
         <w:t xml:space="preserve">1.3 </w:t>
       </w:r>
@@ -1892,7 +2140,7 @@
       <w:pPr>
         <w:pStyle w:val="3"/>
       </w:pPr>
-      <w:bookmarkStart w:id="6" w:name="_Toc226619150"/>
+      <w:bookmarkStart w:id="6" w:name="_Toc229582860"/>
       <w:r>
         <w:t xml:space="preserve">1.3.1 </w:t>
       </w:r>
@@ -7825,7 +8073,7 @@
       <w:pPr>
         <w:pStyle w:val="3"/>
       </w:pPr>
-      <w:bookmarkStart w:id="7" w:name="_Toc226619151"/>
+      <w:bookmarkStart w:id="7" w:name="_Toc229582861"/>
       <w:r>
         <w:t xml:space="preserve">1.3.2 </w:t>
       </w:r>
@@ -8061,7 +8309,7 @@
       <w:pPr>
         <w:pStyle w:val="3"/>
       </w:pPr>
-      <w:bookmarkStart w:id="8" w:name="_Toc226619152"/>
+      <w:bookmarkStart w:id="8" w:name="_Toc229582862"/>
       <w:r>
         <w:t xml:space="preserve">1.3.3 </w:t>
       </w:r>
@@ -8181,7 +8429,7 @@
       <w:pPr>
         <w:pStyle w:val="2"/>
       </w:pPr>
-      <w:bookmarkStart w:id="9" w:name="_Toc226619153"/>
+      <w:bookmarkStart w:id="9" w:name="_Toc229582863"/>
       <w:r>
         <w:t xml:space="preserve">1.4 </w:t>
       </w:r>
@@ -8584,7 +8832,7 @@
       <w:pPr>
         <w:pStyle w:val="2"/>
       </w:pPr>
-      <w:bookmarkStart w:id="10" w:name="_Toc226619154"/>
+      <w:bookmarkStart w:id="10" w:name="_Toc229582864"/>
       <w:r>
         <w:t xml:space="preserve">1.5 </w:t>
       </w:r>
@@ -8792,7 +9040,7 @@
       <w:pPr>
         <w:pStyle w:val="2"/>
       </w:pPr>
-      <w:bookmarkStart w:id="11" w:name="_Toc226619155"/>
+      <w:bookmarkStart w:id="11" w:name="_Toc229582865"/>
       <w:r>
         <w:t xml:space="preserve">1.6 </w:t>
       </w:r>
@@ -10292,6 +10540,7 @@
       <w:r>
         <w:tab/>
       </w:r>
+      <w:bookmarkStart w:id="12" w:name="_Toc229582866"/>
       <w:r>
         <w:t>2</w:t>
       </w:r>
@@ -10301,17 +10550,20 @@
       <w:r>
         <w:t>ЭСКИЗНЫЙ ПРОЕКТ</w:t>
       </w:r>
+      <w:bookmarkEnd w:id="12"/>
     </w:p>
     <w:p>
       <w:pPr>
         <w:pStyle w:val="2"/>
       </w:pPr>
+      <w:bookmarkStart w:id="13" w:name="_Toc229582867"/>
       <w:r>
         <w:t xml:space="preserve">2.1 </w:t>
       </w:r>
       <w:r>
         <w:t>Структура пакета «Хранилище данных» АС.</w:t>
       </w:r>
+      <w:bookmarkEnd w:id="13"/>
     </w:p>
     <w:p>
       <w:pPr>
@@ -10342,6 +10594,9 @@
         <w:pStyle w:val="a0"/>
       </w:pPr>
       <w:r>
+        <w:rPr>
+          <w:noProof/>
+        </w:rPr>
         <w:drawing>
           <wp:inline distT="0" distB="0" distL="0" distR="0" wp14:anchorId="1D89D4D6" wp14:editId="199C3B51">
             <wp:extent cx="5940425" cy="3437255"/>
@@ -10514,6 +10769,7 @@
       <w:pPr>
         <w:pStyle w:val="2"/>
       </w:pPr>
+      <w:bookmarkStart w:id="14" w:name="_Toc229582868"/>
       <w:r>
         <w:t xml:space="preserve">2.2 </w:t>
       </w:r>
@@ -10529,6 +10785,7 @@
       <w:r>
         <w:t>-моделей локальных представлений</w:t>
       </w:r>
+      <w:bookmarkEnd w:id="14"/>
     </w:p>
     <w:p>
       <w:pPr>
@@ -10618,129 +10875,4009 @@
     </w:p>
     <w:p>
       <w:pPr>
+        <w:pStyle w:val="3"/>
+      </w:pPr>
+      <w:r>
+        <w:t>2.2.1 Локальное представление «Библиографический фонд»</w:t>
+      </w:r>
+    </w:p>
+    <w:p>
+      <w:pPr>
+        <w:pStyle w:val="a0"/>
+      </w:pPr>
+      <w:r>
+        <w:t>Состав сущностей: Ресурс, Книга, Автор, Жанр, Издательство, Журнал, Выпуск, Статья.</w:t>
+      </w:r>
+    </w:p>
+    <w:p>
+      <w:pPr>
+        <w:pStyle w:val="a0"/>
+        <w:rPr>
+          <w:i/>
+          <w:iCs/>
+        </w:rPr>
+      </w:pPr>
+      <w:r>
+        <w:rPr>
+          <w:i/>
+          <w:iCs/>
+        </w:rPr>
+        <w:t>Ресурс</w:t>
+      </w:r>
+    </w:p>
+    <w:p>
+      <w:pPr>
+        <w:pStyle w:val="a0"/>
+      </w:pPr>
+      <w:r>
+        <w:t>Первичный ключ:</w:t>
+      </w:r>
+    </w:p>
+    <w:p>
+      <w:pPr>
+        <w:pStyle w:val="a0"/>
+        <w:numPr>
+          <w:ilvl w:val="0"/>
+          <w:numId w:val="79"/>
+        </w:numPr>
+      </w:pPr>
+      <w:r>
+        <w:rPr>
+          <w:lang w:val="en-US"/>
+        </w:rPr>
+        <w:t>id_</w:t>
+      </w:r>
+      <w:r>
+        <w:t>Ресурс</w:t>
+      </w:r>
+    </w:p>
+    <w:p>
+      <w:pPr>
+        <w:pStyle w:val="a0"/>
+        <w:rPr>
+          <w:i/>
+          <w:iCs/>
+        </w:rPr>
+      </w:pPr>
+      <w:r>
+        <w:rPr>
+          <w:i/>
+          <w:iCs/>
+        </w:rPr>
+        <w:t>Книга</w:t>
+      </w:r>
+    </w:p>
+    <w:p>
+      <w:pPr>
+        <w:pStyle w:val="a0"/>
+      </w:pPr>
+      <w:r>
+        <w:t>Атрибуты сущности:</w:t>
+      </w:r>
+    </w:p>
+    <w:p>
+      <w:pPr>
         <w:pStyle w:val="ae"/>
+        <w:numPr>
+          <w:ilvl w:val="0"/>
+          <w:numId w:val="78"/>
+        </w:numPr>
+      </w:pPr>
+      <w:r>
+        <w:t>название</w:t>
+      </w:r>
+    </w:p>
+    <w:p>
+      <w:pPr>
+        <w:pStyle w:val="ae"/>
+        <w:numPr>
+          <w:ilvl w:val="0"/>
+          <w:numId w:val="78"/>
+        </w:numPr>
+      </w:pPr>
+      <w:proofErr w:type="spellStart"/>
+      <w:r>
+        <w:t>год_издания</w:t>
+      </w:r>
+      <w:proofErr w:type="spellEnd"/>
+    </w:p>
+    <w:p>
+      <w:pPr>
+        <w:pStyle w:val="ae"/>
+        <w:numPr>
+          <w:ilvl w:val="0"/>
+          <w:numId w:val="78"/>
+        </w:numPr>
+      </w:pPr>
+      <w:proofErr w:type="spellStart"/>
+      <w:r>
+        <w:t>количество_страниц</w:t>
+      </w:r>
+      <w:proofErr w:type="spellEnd"/>
+    </w:p>
+    <w:p>
+      <w:pPr>
+        <w:pStyle w:val="ae"/>
+        <w:numPr>
+          <w:ilvl w:val="0"/>
+          <w:numId w:val="78"/>
+        </w:numPr>
+      </w:pPr>
+      <w:r>
+        <w:t>аннотация</w:t>
+      </w:r>
+    </w:p>
+    <w:p>
+      <w:pPr>
+        <w:pStyle w:val="ae"/>
+        <w:numPr>
+          <w:ilvl w:val="0"/>
+          <w:numId w:val="78"/>
+        </w:numPr>
+      </w:pPr>
+      <w:r>
+        <w:rPr>
+          <w:lang w:val="en-US"/>
+        </w:rPr>
+        <w:t>ISBN</w:t>
+      </w:r>
+    </w:p>
+    <w:p>
+      <w:pPr>
+        <w:pStyle w:val="a0"/>
+      </w:pPr>
+      <w:r>
+        <w:t>Первичный ключ:</w:t>
+      </w:r>
+    </w:p>
+    <w:p>
+      <w:pPr>
+        <w:pStyle w:val="ae"/>
+        <w:numPr>
+          <w:ilvl w:val="0"/>
+          <w:numId w:val="81"/>
+        </w:numPr>
+      </w:pPr>
+      <w:r>
+        <w:rPr>
+          <w:lang w:val="en-US"/>
+        </w:rPr>
+        <w:t>id_</w:t>
+      </w:r>
+      <w:r>
+        <w:t>Ресурс</w:t>
+      </w:r>
+    </w:p>
+    <w:p>
+      <w:pPr>
+        <w:pStyle w:val="a0"/>
+        <w:rPr>
+          <w:i/>
+          <w:iCs/>
+        </w:rPr>
+      </w:pPr>
+      <w:r>
+        <w:rPr>
+          <w:i/>
+          <w:iCs/>
+        </w:rPr>
+        <w:t>Автор</w:t>
+      </w:r>
+    </w:p>
+    <w:p>
+      <w:pPr>
+        <w:pStyle w:val="a0"/>
+      </w:pPr>
+      <w:r>
+        <w:t>Атрибуты сущности:</w:t>
+      </w:r>
+    </w:p>
+    <w:p>
+      <w:pPr>
+        <w:pStyle w:val="ae"/>
+        <w:numPr>
+          <w:ilvl w:val="0"/>
+          <w:numId w:val="81"/>
+        </w:numPr>
+      </w:pPr>
+      <w:proofErr w:type="spellStart"/>
+      <w:r>
+        <w:t>ф</w:t>
+      </w:r>
+      <w:proofErr w:type="gramStart"/>
+      <w:r>
+        <w:t>.</w:t>
+      </w:r>
+      <w:proofErr w:type="gramEnd"/>
+      <w:r>
+        <w:t>и.о</w:t>
+      </w:r>
+      <w:proofErr w:type="spellEnd"/>
+    </w:p>
+    <w:p>
+      <w:pPr>
+        <w:pStyle w:val="ae"/>
+        <w:numPr>
+          <w:ilvl w:val="0"/>
+          <w:numId w:val="81"/>
+        </w:numPr>
+      </w:pPr>
+      <w:proofErr w:type="spellStart"/>
+      <w:r>
+        <w:t>год_рождения</w:t>
+      </w:r>
+      <w:proofErr w:type="spellEnd"/>
+    </w:p>
+    <w:p>
+      <w:pPr>
+        <w:pStyle w:val="ae"/>
+        <w:numPr>
+          <w:ilvl w:val="0"/>
+          <w:numId w:val="81"/>
+        </w:numPr>
+      </w:pPr>
+      <w:proofErr w:type="spellStart"/>
+      <w:r>
+        <w:t>год_смерти</w:t>
+      </w:r>
+      <w:proofErr w:type="spellEnd"/>
+    </w:p>
+    <w:p>
+      <w:pPr>
+        <w:pStyle w:val="a0"/>
+      </w:pPr>
+      <w:r>
+        <w:t>Первичный ключ:</w:t>
+      </w:r>
+    </w:p>
+    <w:p>
+      <w:pPr>
+        <w:pStyle w:val="ae"/>
+        <w:numPr>
+          <w:ilvl w:val="0"/>
+          <w:numId w:val="83"/>
+        </w:numPr>
+      </w:pPr>
+      <w:r>
+        <w:rPr>
+          <w:lang w:val="en-US"/>
+        </w:rPr>
+        <w:t>id_</w:t>
+      </w:r>
+      <w:r>
+        <w:t>Автор</w:t>
+      </w:r>
+    </w:p>
+    <w:p>
+      <w:pPr>
+        <w:pStyle w:val="a0"/>
+        <w:rPr>
+          <w:i/>
+          <w:iCs/>
+        </w:rPr>
+      </w:pPr>
+      <w:r>
+        <w:rPr>
+          <w:i/>
+          <w:iCs/>
+        </w:rPr>
+        <w:t>Жанр</w:t>
+      </w:r>
+    </w:p>
+    <w:p>
+      <w:pPr>
+        <w:pStyle w:val="a0"/>
+      </w:pPr>
+      <w:r>
+        <w:t>Атрибуты сущности:</w:t>
+      </w:r>
+    </w:p>
+    <w:p>
+      <w:pPr>
+        <w:pStyle w:val="ae"/>
+        <w:numPr>
+          <w:ilvl w:val="0"/>
+          <w:numId w:val="83"/>
+        </w:numPr>
+      </w:pPr>
+      <w:r>
+        <w:t>название</w:t>
+      </w:r>
+    </w:p>
+    <w:p>
+      <w:pPr>
+        <w:pStyle w:val="a0"/>
+      </w:pPr>
+      <w:r>
+        <w:t>Первичный ключ:</w:t>
+      </w:r>
+    </w:p>
+    <w:p>
+      <w:pPr>
+        <w:pStyle w:val="ae"/>
+        <w:numPr>
+          <w:ilvl w:val="0"/>
+          <w:numId w:val="84"/>
+        </w:numPr>
+        <w:rPr>
+          <w:lang w:val="en-US"/>
+        </w:rPr>
+      </w:pPr>
+      <w:r>
+        <w:rPr>
+          <w:lang w:val="en-US"/>
+        </w:rPr>
+        <w:t>id_</w:t>
+      </w:r>
+      <w:r>
+        <w:t>Жанр</w:t>
+      </w:r>
+    </w:p>
+    <w:p>
+      <w:pPr>
+        <w:pStyle w:val="a0"/>
+        <w:rPr>
+          <w:i/>
+          <w:iCs/>
+        </w:rPr>
+      </w:pPr>
+      <w:r>
+        <w:rPr>
+          <w:i/>
+          <w:iCs/>
+        </w:rPr>
+        <w:t>Издательство</w:t>
+      </w:r>
+    </w:p>
+    <w:p>
+      <w:pPr>
+        <w:pStyle w:val="a0"/>
+      </w:pPr>
+      <w:r>
+        <w:t>Атрибуты сущности:</w:t>
+      </w:r>
+    </w:p>
+    <w:p>
+      <w:pPr>
+        <w:pStyle w:val="ae"/>
+        <w:numPr>
+          <w:ilvl w:val="0"/>
+          <w:numId w:val="84"/>
+        </w:numPr>
+      </w:pPr>
+      <w:r>
+        <w:t>название</w:t>
+      </w:r>
+    </w:p>
+    <w:p>
+      <w:pPr>
+        <w:pStyle w:val="ae"/>
+        <w:numPr>
+          <w:ilvl w:val="0"/>
+          <w:numId w:val="84"/>
+        </w:numPr>
+      </w:pPr>
+      <w:r>
+        <w:t>город</w:t>
+      </w:r>
+    </w:p>
+    <w:p>
+      <w:pPr>
+        <w:pStyle w:val="ae"/>
+        <w:numPr>
+          <w:ilvl w:val="0"/>
+          <w:numId w:val="84"/>
+        </w:numPr>
+      </w:pPr>
+      <w:r>
+        <w:t>страна</w:t>
+      </w:r>
+    </w:p>
+    <w:p>
+      <w:pPr>
+        <w:pStyle w:val="a0"/>
+      </w:pPr>
+      <w:r>
+        <w:t>Первичный ключ:</w:t>
+      </w:r>
+    </w:p>
+    <w:p>
+      <w:pPr>
+        <w:pStyle w:val="ae"/>
+        <w:numPr>
+          <w:ilvl w:val="0"/>
+          <w:numId w:val="86"/>
+        </w:numPr>
+      </w:pPr>
+      <w:r>
+        <w:rPr>
+          <w:lang w:val="en-US"/>
+        </w:rPr>
+        <w:t>id_</w:t>
+      </w:r>
+      <w:r>
+        <w:t>Издательство</w:t>
+      </w:r>
+    </w:p>
+    <w:p>
+      <w:pPr>
+        <w:pStyle w:val="a0"/>
+        <w:rPr>
+          <w:i/>
+          <w:iCs/>
+        </w:rPr>
+      </w:pPr>
+      <w:r>
+        <w:rPr>
+          <w:i/>
+          <w:iCs/>
+        </w:rPr>
+        <w:t>Журнал</w:t>
+      </w:r>
+    </w:p>
+    <w:p>
+      <w:pPr>
+        <w:pStyle w:val="a0"/>
+      </w:pPr>
+      <w:r>
+        <w:t>Атрибуты сущности:</w:t>
+      </w:r>
+    </w:p>
+    <w:p>
+      <w:pPr>
+        <w:pStyle w:val="ae"/>
+        <w:numPr>
+          <w:ilvl w:val="0"/>
+          <w:numId w:val="86"/>
+        </w:numPr>
+      </w:pPr>
+      <w:r>
+        <w:t>название</w:t>
+      </w:r>
+    </w:p>
+    <w:p>
+      <w:pPr>
+        <w:pStyle w:val="a0"/>
+      </w:pPr>
+      <w:r>
+        <w:t>Первичный ключ:</w:t>
+      </w:r>
+    </w:p>
+    <w:p>
+      <w:pPr>
+        <w:pStyle w:val="ae"/>
+        <w:numPr>
+          <w:ilvl w:val="0"/>
+          <w:numId w:val="86"/>
+        </w:numPr>
+      </w:pPr>
+      <w:r>
+        <w:rPr>
+          <w:lang w:val="en-US"/>
+        </w:rPr>
+        <w:t>id_</w:t>
+      </w:r>
+      <w:r>
+        <w:t>Журнал</w:t>
+      </w:r>
+    </w:p>
+    <w:p>
+      <w:pPr>
+        <w:suppressAutoHyphens w:val="0"/>
+        <w:spacing w:line="240" w:lineRule="auto"/>
+        <w:rPr>
+          <w:rFonts w:eastAsia="Lucida Sans Unicode" w:cs="Lohit Devanagari"/>
+          <w:kern w:val="2"/>
+          <w:lang w:val="en-US"/>
+        </w:rPr>
+      </w:pPr>
+      <w:r>
+        <w:rPr>
+          <w:lang w:val="en-US"/>
+        </w:rPr>
+        <w:br w:type="page"/>
+      </w:r>
+    </w:p>
+    <w:p>
+      <w:pPr>
+        <w:pStyle w:val="a0"/>
+        <w:rPr>
+          <w:i/>
+          <w:iCs/>
+        </w:rPr>
+      </w:pPr>
+      <w:r>
+        <w:rPr>
+          <w:i/>
+          <w:iCs/>
+        </w:rPr>
+        <w:t>Выпуск</w:t>
+      </w:r>
+    </w:p>
+    <w:p>
+      <w:pPr>
+        <w:pStyle w:val="a0"/>
+      </w:pPr>
+      <w:r>
+        <w:t>Атрибуты сущности:</w:t>
+      </w:r>
+    </w:p>
+    <w:p>
+      <w:pPr>
+        <w:pStyle w:val="a0"/>
+        <w:numPr>
+          <w:ilvl w:val="0"/>
+          <w:numId w:val="86"/>
+        </w:numPr>
+      </w:pPr>
+      <w:r>
+        <w:t>номер</w:t>
+      </w:r>
+    </w:p>
+    <w:p>
+      <w:pPr>
+        <w:pStyle w:val="a0"/>
+        <w:numPr>
+          <w:ilvl w:val="0"/>
+          <w:numId w:val="86"/>
+        </w:numPr>
+      </w:pPr>
+      <w:proofErr w:type="spellStart"/>
+      <w:r>
+        <w:t>год_выпуска</w:t>
+      </w:r>
+      <w:proofErr w:type="spellEnd"/>
+    </w:p>
+    <w:p>
+      <w:pPr>
+        <w:pStyle w:val="a0"/>
+      </w:pPr>
+      <w:r>
+        <w:t>Первичный ключ:</w:t>
+      </w:r>
+    </w:p>
+    <w:p>
+      <w:pPr>
+        <w:pStyle w:val="ae"/>
+        <w:numPr>
+          <w:ilvl w:val="0"/>
+          <w:numId w:val="87"/>
+        </w:numPr>
+        <w:rPr>
+          <w:lang w:val="en-US"/>
+        </w:rPr>
+      </w:pPr>
+      <w:r>
+        <w:rPr>
+          <w:lang w:val="en-US"/>
+        </w:rPr>
+        <w:t>id_</w:t>
+      </w:r>
+      <w:r>
+        <w:t>Ресурс</w:t>
+      </w:r>
+    </w:p>
+    <w:p>
+      <w:pPr>
+        <w:pStyle w:val="a0"/>
+        <w:rPr>
+          <w:i/>
+          <w:iCs/>
+        </w:rPr>
+      </w:pPr>
+      <w:r>
+        <w:rPr>
+          <w:i/>
+          <w:iCs/>
+        </w:rPr>
+        <w:t>Статья</w:t>
+      </w:r>
+    </w:p>
+    <w:p>
+      <w:pPr>
+        <w:pStyle w:val="a0"/>
+      </w:pPr>
+      <w:r>
+        <w:t>Атрибуты сущности:</w:t>
+      </w:r>
+    </w:p>
+    <w:p>
+      <w:pPr>
+        <w:pStyle w:val="ae"/>
+        <w:numPr>
+          <w:ilvl w:val="0"/>
+          <w:numId w:val="87"/>
+        </w:numPr>
+        <w:rPr>
+          <w:lang w:val="en-US"/>
+        </w:rPr>
+      </w:pPr>
+      <w:r>
+        <w:t>название</w:t>
+      </w:r>
+    </w:p>
+    <w:p>
+      <w:pPr>
+        <w:pStyle w:val="ae"/>
+        <w:numPr>
+          <w:ilvl w:val="0"/>
+          <w:numId w:val="87"/>
+        </w:numPr>
+        <w:rPr>
+          <w:lang w:val="en-US"/>
+        </w:rPr>
+      </w:pPr>
+      <w:proofErr w:type="spellStart"/>
+      <w:r>
+        <w:t>страница_с</w:t>
+      </w:r>
+      <w:proofErr w:type="spellEnd"/>
+    </w:p>
+    <w:p>
+      <w:pPr>
+        <w:pStyle w:val="ae"/>
+        <w:numPr>
+          <w:ilvl w:val="0"/>
+          <w:numId w:val="87"/>
+        </w:numPr>
+        <w:rPr>
+          <w:lang w:val="en-US"/>
+        </w:rPr>
+      </w:pPr>
+      <w:proofErr w:type="spellStart"/>
+      <w:r>
+        <w:t>страница_по</w:t>
+      </w:r>
+      <w:proofErr w:type="spellEnd"/>
+    </w:p>
+    <w:p>
+      <w:pPr>
+        <w:pStyle w:val="ae"/>
+        <w:numPr>
+          <w:ilvl w:val="0"/>
+          <w:numId w:val="87"/>
+        </w:numPr>
+        <w:rPr>
+          <w:lang w:val="en-US"/>
+        </w:rPr>
+      </w:pPr>
+      <w:r>
+        <w:t>аннотация</w:t>
+      </w:r>
+    </w:p>
+    <w:p>
+      <w:pPr>
+        <w:pStyle w:val="a0"/>
+      </w:pPr>
+      <w:r>
+        <w:t>Первичный ключ:</w:t>
+      </w:r>
+    </w:p>
+    <w:p>
+      <w:pPr>
+        <w:pStyle w:val="ae"/>
+        <w:numPr>
+          <w:ilvl w:val="0"/>
+          <w:numId w:val="87"/>
+        </w:numPr>
+        <w:rPr>
+          <w:lang w:val="en-US"/>
+        </w:rPr>
+      </w:pPr>
+      <w:r>
+        <w:rPr>
+          <w:lang w:val="en-US"/>
+        </w:rPr>
+        <w:t>id_</w:t>
+      </w:r>
+      <w:r>
+        <w:t>Статья</w:t>
+      </w:r>
+    </w:p>
+    <w:p>
+      <w:pPr>
+        <w:pStyle w:val="a0"/>
+        <w:rPr>
+          <w:lang w:val="en-US"/>
+        </w:rPr>
+      </w:pPr>
+      <w:r>
+        <w:t>Связи между сущностями:</w:t>
+      </w:r>
+    </w:p>
+    <w:p>
+      <w:pPr>
+        <w:pStyle w:val="ae"/>
+        <w:numPr>
+          <w:ilvl w:val="0"/>
+          <w:numId w:val="88"/>
+        </w:numPr>
+      </w:pPr>
+      <w:r>
+        <w:t>Ресурс</w:t>
+      </w:r>
+      <w:r>
+        <w:t xml:space="preserve"> </w:t>
+      </w:r>
+      <w:r>
+        <w:t xml:space="preserve">1:1 </w:t>
+      </w:r>
+      <w:r>
+        <w:t>Книга</w:t>
+      </w:r>
+    </w:p>
+    <w:p>
+      <w:pPr>
+        <w:pStyle w:val="ae"/>
+        <w:numPr>
+          <w:ilvl w:val="0"/>
+          <w:numId w:val="88"/>
+        </w:numPr>
+      </w:pPr>
+      <w:r>
+        <w:t>Ресурс</w:t>
+      </w:r>
+      <w:r>
+        <w:t xml:space="preserve"> </w:t>
+      </w:r>
+      <w:r>
+        <w:t xml:space="preserve">1:1 </w:t>
+      </w:r>
+      <w:r>
+        <w:t>Выпуск</w:t>
+      </w:r>
+    </w:p>
+    <w:p>
+      <w:pPr>
+        <w:pStyle w:val="ae"/>
+        <w:numPr>
+          <w:ilvl w:val="0"/>
+          <w:numId w:val="88"/>
+        </w:numPr>
+      </w:pPr>
+      <w:r>
+        <w:t>Книга</w:t>
+      </w:r>
+      <w:r>
+        <w:t xml:space="preserve"> </w:t>
+      </w:r>
+      <w:r>
+        <w:rPr>
+          <w:lang w:val="en-US"/>
+        </w:rPr>
+        <w:t>M</w:t>
+      </w:r>
+      <w:r>
+        <w:t xml:space="preserve">:1 </w:t>
+      </w:r>
+      <w:r>
+        <w:t>Издательство</w:t>
+      </w:r>
+    </w:p>
+    <w:p>
+      <w:pPr>
+        <w:pStyle w:val="ae"/>
+        <w:numPr>
+          <w:ilvl w:val="0"/>
+          <w:numId w:val="88"/>
+        </w:numPr>
+      </w:pPr>
+      <w:r>
+        <w:t xml:space="preserve">Книга </w:t>
+      </w:r>
+      <w:r>
+        <w:rPr>
+          <w:lang w:val="en-US"/>
+        </w:rPr>
+        <w:t>M</w:t>
+      </w:r>
+      <w:r>
+        <w:t>:1</w:t>
+      </w:r>
+      <w:r>
+        <w:t xml:space="preserve"> Жанр </w:t>
+      </w:r>
+    </w:p>
+    <w:p>
+      <w:pPr>
+        <w:pStyle w:val="ae"/>
+        <w:numPr>
+          <w:ilvl w:val="0"/>
+          <w:numId w:val="88"/>
+        </w:numPr>
+      </w:pPr>
+      <w:r>
+        <w:t xml:space="preserve">Автор </w:t>
+      </w:r>
+      <w:proofErr w:type="gramStart"/>
+      <w:r>
+        <w:rPr>
+          <w:lang w:val="en-US"/>
+        </w:rPr>
+        <w:t>M:N</w:t>
+      </w:r>
+      <w:proofErr w:type="gramEnd"/>
+      <w:r>
+        <w:rPr>
+          <w:lang w:val="en-US"/>
+        </w:rPr>
+        <w:t xml:space="preserve"> </w:t>
+      </w:r>
+      <w:r>
+        <w:t>Книга</w:t>
+      </w:r>
+    </w:p>
+    <w:p>
+      <w:pPr>
+        <w:pStyle w:val="ae"/>
+        <w:numPr>
+          <w:ilvl w:val="0"/>
+          <w:numId w:val="88"/>
+        </w:numPr>
+      </w:pPr>
+      <w:r>
+        <w:t xml:space="preserve">Автор </w:t>
+      </w:r>
+      <w:proofErr w:type="gramStart"/>
+      <w:r>
+        <w:rPr>
+          <w:lang w:val="en-US"/>
+        </w:rPr>
+        <w:t>M:N</w:t>
+      </w:r>
+      <w:proofErr w:type="gramEnd"/>
+      <w:r>
+        <w:rPr>
+          <w:lang w:val="en-US"/>
+        </w:rPr>
+        <w:t xml:space="preserve"> </w:t>
+      </w:r>
+      <w:r>
+        <w:t>Статья</w:t>
+      </w:r>
+    </w:p>
+    <w:p>
+      <w:pPr>
+        <w:pStyle w:val="ae"/>
+        <w:numPr>
+          <w:ilvl w:val="0"/>
+          <w:numId w:val="88"/>
+        </w:numPr>
+      </w:pPr>
+      <w:r>
+        <w:t>Жанр</w:t>
+      </w:r>
+      <w:r>
+        <w:t>(родитель)</w:t>
+      </w:r>
+      <w:r>
+        <w:t xml:space="preserve"> 1:</w:t>
+      </w:r>
+      <w:r>
+        <w:rPr>
+          <w:lang w:val="en-US"/>
+        </w:rPr>
+        <w:t>M</w:t>
+      </w:r>
+      <w:r>
+        <w:t xml:space="preserve"> </w:t>
+      </w:r>
+      <w:r>
+        <w:t>Жанр(потомок)</w:t>
+      </w:r>
+    </w:p>
+    <w:p>
+      <w:pPr>
+        <w:pStyle w:val="ae"/>
+        <w:numPr>
+          <w:ilvl w:val="0"/>
+          <w:numId w:val="88"/>
+        </w:numPr>
+      </w:pPr>
+      <w:r>
+        <w:t>Журнал</w:t>
+      </w:r>
+      <w:r>
+        <w:t xml:space="preserve"> 1</w:t>
+      </w:r>
+      <w:r>
+        <w:t>:</w:t>
+      </w:r>
+      <w:r>
+        <w:rPr>
+          <w:lang w:val="en-US"/>
+        </w:rPr>
+        <w:t>M</w:t>
+      </w:r>
+      <w:r>
+        <w:t xml:space="preserve"> </w:t>
+      </w:r>
+      <w:r>
+        <w:t>Выпуск</w:t>
+      </w:r>
+    </w:p>
+    <w:p>
+      <w:pPr>
+        <w:pStyle w:val="ae"/>
+        <w:numPr>
+          <w:ilvl w:val="0"/>
+          <w:numId w:val="88"/>
+        </w:numPr>
+      </w:pPr>
+      <w:r>
+        <w:t>Выпуск</w:t>
+      </w:r>
+      <w:r>
+        <w:t xml:space="preserve"> 1</w:t>
+      </w:r>
+      <w:r>
+        <w:rPr>
+          <w:lang w:val="en-US"/>
+        </w:rPr>
+        <w:t xml:space="preserve">:M </w:t>
+      </w:r>
+      <w:r>
+        <w:t>Статья</w:t>
+      </w:r>
+    </w:p>
+    <w:p>
+      <w:pPr>
+        <w:pStyle w:val="a0"/>
+      </w:pPr>
+    </w:p>
+    <w:p>
+      <w:pPr>
+        <w:pStyle w:val="a0"/>
+      </w:pPr>
+      <w:r>
+        <w:drawing>
+          <wp:inline distT="0" distB="0" distL="0" distR="0" wp14:anchorId="7E15A95A" wp14:editId="7BF03580">
+            <wp:extent cx="5940425" cy="4540885"/>
+            <wp:effectExtent l="0" t="0" r="0" b="0"/>
+            <wp:docPr id="2" name="Рисунок 2"/>
+            <wp:cNvGraphicFramePr>
+              <a:graphicFrameLocks xmlns:a="http://schemas.openxmlformats.org/drawingml/2006/main" noChangeAspect="1"/>
+            </wp:cNvGraphicFramePr>
+            <a:graphic xmlns:a="http://schemas.openxmlformats.org/drawingml/2006/main">
+              <a:graphicData uri="http://schemas.openxmlformats.org/drawingml/2006/picture">
+                <pic:pic xmlns:pic="http://schemas.openxmlformats.org/drawingml/2006/picture">
+                  <pic:nvPicPr>
+                    <pic:cNvPr id="1" name=""/>
+                    <pic:cNvPicPr/>
+                  </pic:nvPicPr>
+                  <pic:blipFill>
+                    <a:blip r:embed="rId10"/>
+                    <a:stretch>
+                      <a:fillRect/>
+                    </a:stretch>
+                  </pic:blipFill>
+                  <pic:spPr>
+                    <a:xfrm>
+                      <a:off x="0" y="0"/>
+                      <a:ext cx="5940425" cy="4540885"/>
+                    </a:xfrm>
+                    <a:prstGeom prst="rect">
+                      <a:avLst/>
+                    </a:prstGeom>
+                  </pic:spPr>
+                </pic:pic>
+              </a:graphicData>
+            </a:graphic>
+          </wp:inline>
+        </w:drawing>
+      </w:r>
+    </w:p>
+    <w:p>
+      <w:pPr>
+        <w:pStyle w:val="a0"/>
+      </w:pPr>
+      <w:r>
+        <w:t>Рисунок 2.2 –</w:t>
+      </w:r>
+      <w:r>
+        <w:t xml:space="preserve"> </w:t>
+      </w:r>
+      <w:r>
+        <w:t>ER-диаграмма локального представления «Библиографический фонд»</w:t>
+      </w:r>
+    </w:p>
+    <w:p>
+      <w:pPr>
+        <w:pStyle w:val="3"/>
+      </w:pPr>
+      <w:r>
+        <w:t>2.2.2 Локальное представление «Представление и хранение ресурсов»</w:t>
+      </w:r>
+    </w:p>
+    <w:p>
+      <w:pPr>
+        <w:pStyle w:val="a0"/>
+        <w:keepNext/>
+        <w:keepLines/>
+        <w:widowControl/>
+      </w:pPr>
+      <w:r>
+        <w:t>Состав</w:t>
+      </w:r>
+      <w:r>
+        <w:t xml:space="preserve"> </w:t>
+      </w:r>
+      <w:r>
+        <w:t>сущностей:</w:t>
+      </w:r>
+      <w:r>
+        <w:t xml:space="preserve"> </w:t>
+      </w:r>
+      <w:r>
+        <w:t>Представление_</w:t>
+      </w:r>
+      <w:r>
+        <w:t>р</w:t>
+      </w:r>
+      <w:r>
+        <w:t>есурса,</w:t>
+      </w:r>
+      <w:r>
+        <w:t xml:space="preserve"> </w:t>
+      </w:r>
+      <w:r>
+        <w:t>Тип_Хранения,</w:t>
+      </w:r>
+      <w:r>
+        <w:t xml:space="preserve"> </w:t>
+      </w:r>
+      <w:r>
+        <w:t>Формат_Хранения,</w:t>
+      </w:r>
+      <w:r>
+        <w:t xml:space="preserve"> </w:t>
+      </w:r>
+      <w:r>
+        <w:t>Физический_Экземпляр,</w:t>
+      </w:r>
+      <w:r>
+        <w:t xml:space="preserve"> </w:t>
+      </w:r>
+      <w:r>
+        <w:t>Электронный_Ре</w:t>
+      </w:r>
+      <w:r>
+        <w:t>с</w:t>
+      </w:r>
+      <w:r>
+        <w:t>урс.</w:t>
+      </w:r>
+      <w:r>
+        <w:t xml:space="preserve"> </w:t>
+      </w:r>
+      <w:r>
+        <w:rPr>
+          <w:i/>
+          <w:iCs/>
+        </w:rPr>
+        <w:t>Представление_</w:t>
+      </w:r>
+      <w:r>
+        <w:rPr>
+          <w:i/>
+          <w:iCs/>
+        </w:rPr>
+        <w:t>р</w:t>
+      </w:r>
+      <w:r>
+        <w:rPr>
+          <w:i/>
+          <w:iCs/>
+        </w:rPr>
+        <w:t>есурса</w:t>
+      </w:r>
+    </w:p>
+    <w:p>
+      <w:pPr>
+        <w:pStyle w:val="a0"/>
+        <w:rPr>
+          <w:rFonts w:cs="Lohit Devanagari"/>
+        </w:rPr>
+      </w:pPr>
+      <w:r>
+        <w:rPr>
+          <w:rFonts w:cs="Lohit Devanagari"/>
+        </w:rPr>
+        <w:t>Первичный ключ:</w:t>
+      </w:r>
+    </w:p>
+    <w:p>
+      <w:pPr>
+        <w:pStyle w:val="ae"/>
+        <w:numPr>
+          <w:ilvl w:val="0"/>
+          <w:numId w:val="91"/>
+        </w:numPr>
+      </w:pPr>
+      <w:r>
+        <w:rPr>
+          <w:lang w:val="en-US"/>
+        </w:rPr>
+        <w:t>id_</w:t>
+      </w:r>
+      <w:r>
+        <w:t>Представление_ресурса</w:t>
+      </w:r>
+    </w:p>
+    <w:p>
+      <w:pPr>
+        <w:pStyle w:val="a0"/>
+        <w:rPr>
+          <w:rFonts w:cs="Lohit Devanagari"/>
+          <w:i/>
+          <w:iCs/>
+        </w:rPr>
+      </w:pPr>
+      <w:r>
+        <w:rPr>
+          <w:rFonts w:cs="Lohit Devanagari"/>
+          <w:i/>
+          <w:iCs/>
+        </w:rPr>
+        <w:t>Тип_Хранения</w:t>
+      </w:r>
+    </w:p>
+    <w:p>
+      <w:pPr>
+        <w:pStyle w:val="a0"/>
+        <w:rPr>
+          <w:rFonts w:cs="Lohit Devanagari"/>
+        </w:rPr>
+      </w:pPr>
+      <w:r>
+        <w:rPr>
+          <w:rFonts w:cs="Lohit Devanagari"/>
+        </w:rPr>
+        <w:t>Атрибуты сущности:</w:t>
+      </w:r>
+    </w:p>
+    <w:p>
+      <w:pPr>
+        <w:pStyle w:val="ae"/>
+        <w:numPr>
+          <w:ilvl w:val="0"/>
+          <w:numId w:val="91"/>
+        </w:numPr>
+      </w:pPr>
+      <w:r>
+        <w:t>название</w:t>
+      </w:r>
+    </w:p>
+    <w:p>
+      <w:pPr>
+        <w:pStyle w:val="a0"/>
+        <w:rPr>
+          <w:rFonts w:cs="Lohit Devanagari"/>
+        </w:rPr>
+      </w:pPr>
+      <w:r>
+        <w:rPr>
+          <w:rFonts w:cs="Lohit Devanagari"/>
+        </w:rPr>
+        <w:t>Первичный ключ:</w:t>
+      </w:r>
+    </w:p>
+    <w:p>
+      <w:pPr>
+        <w:pStyle w:val="ae"/>
+        <w:numPr>
+          <w:ilvl w:val="0"/>
+          <w:numId w:val="91"/>
+        </w:numPr>
+      </w:pPr>
+      <w:r>
+        <w:rPr>
+          <w:lang w:val="en-US"/>
+        </w:rPr>
+        <w:t>id_</w:t>
+      </w:r>
+      <w:proofErr w:type="spellStart"/>
+      <w:r>
+        <w:t>Тип_хранения</w:t>
+      </w:r>
+      <w:proofErr w:type="spellEnd"/>
+    </w:p>
+    <w:p>
+      <w:pPr>
+        <w:pStyle w:val="a0"/>
+        <w:rPr>
+          <w:rFonts w:cs="Lohit Devanagari"/>
+          <w:i/>
+          <w:iCs/>
+        </w:rPr>
+      </w:pPr>
+      <w:r>
+        <w:rPr>
+          <w:rFonts w:cs="Lohit Devanagari"/>
+          <w:i/>
+          <w:iCs/>
+        </w:rPr>
+        <w:t>Формат_Хранения</w:t>
+      </w:r>
+    </w:p>
+    <w:p>
+      <w:pPr>
+        <w:pStyle w:val="a0"/>
+        <w:rPr>
+          <w:rFonts w:cs="Lohit Devanagari"/>
+        </w:rPr>
+      </w:pPr>
+      <w:r>
+        <w:rPr>
+          <w:rFonts w:cs="Lohit Devanagari"/>
+        </w:rPr>
+        <w:t>Атрибуты сущности:</w:t>
+      </w:r>
+    </w:p>
+    <w:p>
+      <w:pPr>
+        <w:pStyle w:val="ae"/>
+        <w:numPr>
+          <w:ilvl w:val="0"/>
+          <w:numId w:val="91"/>
+        </w:numPr>
+      </w:pPr>
+      <w:r>
+        <w:t>название</w:t>
+      </w:r>
+    </w:p>
+    <w:p>
+      <w:pPr>
+        <w:pStyle w:val="ae"/>
+        <w:numPr>
+          <w:ilvl w:val="0"/>
+          <w:numId w:val="91"/>
+        </w:numPr>
+      </w:pPr>
+      <w:r>
+        <w:t>описание</w:t>
+      </w:r>
+    </w:p>
+    <w:p>
+      <w:pPr>
+        <w:pStyle w:val="a0"/>
+        <w:rPr>
+          <w:rFonts w:cs="Lohit Devanagari"/>
+        </w:rPr>
+      </w:pPr>
+      <w:r>
+        <w:rPr>
+          <w:rFonts w:cs="Lohit Devanagari"/>
+        </w:rPr>
+        <w:t>Первичный ключ:</w:t>
+      </w:r>
+    </w:p>
+    <w:p>
+      <w:pPr>
+        <w:pStyle w:val="ae"/>
+        <w:numPr>
+          <w:ilvl w:val="0"/>
+          <w:numId w:val="91"/>
+        </w:numPr>
+      </w:pPr>
+      <w:r>
+        <w:rPr>
+          <w:lang w:val="en-US"/>
+        </w:rPr>
+        <w:t>id_</w:t>
+      </w:r>
+      <w:r>
+        <w:t>Формат</w:t>
+      </w:r>
+    </w:p>
+    <w:p>
+      <w:pPr>
+        <w:pStyle w:val="a0"/>
+        <w:rPr>
+          <w:rFonts w:cs="Lohit Devanagari"/>
+          <w:i/>
+          <w:iCs/>
+        </w:rPr>
+      </w:pPr>
+      <w:r>
+        <w:rPr>
+          <w:rFonts w:cs="Lohit Devanagari"/>
+          <w:i/>
+          <w:iCs/>
+        </w:rPr>
+        <w:t>Физический_Экземпляр</w:t>
+      </w:r>
+    </w:p>
+    <w:p>
+      <w:pPr>
+        <w:pStyle w:val="a0"/>
+        <w:rPr>
+          <w:rFonts w:cs="Lohit Devanagari"/>
+        </w:rPr>
+      </w:pPr>
+      <w:r>
+        <w:rPr>
+          <w:rFonts w:cs="Lohit Devanagari"/>
+        </w:rPr>
+        <w:t>Атрибуты сущности:</w:t>
+      </w:r>
+    </w:p>
+    <w:p>
+      <w:pPr>
+        <w:pStyle w:val="ae"/>
+        <w:numPr>
+          <w:ilvl w:val="0"/>
+          <w:numId w:val="91"/>
+        </w:numPr>
+      </w:pPr>
+      <w:proofErr w:type="spellStart"/>
+      <w:r>
+        <w:t>инвентарный_номер</w:t>
+      </w:r>
+      <w:proofErr w:type="spellEnd"/>
+    </w:p>
+    <w:p>
+      <w:pPr>
+        <w:pStyle w:val="ae"/>
+        <w:numPr>
+          <w:ilvl w:val="0"/>
+          <w:numId w:val="91"/>
+        </w:numPr>
+      </w:pPr>
+      <w:r>
+        <w:t>статус</w:t>
+      </w:r>
+    </w:p>
+    <w:p>
+      <w:pPr>
+        <w:pStyle w:val="a0"/>
+        <w:rPr>
+          <w:rFonts w:cs="Lohit Devanagari"/>
+        </w:rPr>
+      </w:pPr>
+      <w:r>
+        <w:rPr>
+          <w:rFonts w:cs="Lohit Devanagari"/>
+        </w:rPr>
+        <w:t>Первичный ключ:</w:t>
+      </w:r>
+    </w:p>
+    <w:p>
+      <w:pPr>
+        <w:pStyle w:val="ae"/>
+        <w:numPr>
+          <w:ilvl w:val="0"/>
+          <w:numId w:val="91"/>
+        </w:numPr>
+      </w:pPr>
+      <w:r>
+        <w:rPr>
+          <w:lang w:val="en-US"/>
+        </w:rPr>
+        <w:t>id_</w:t>
+      </w:r>
+      <w:r>
+        <w:t>Экземпляр</w:t>
+      </w:r>
+    </w:p>
+    <w:p>
+      <w:pPr>
+        <w:pStyle w:val="a0"/>
+        <w:rPr>
+          <w:rFonts w:cs="Lohit Devanagari"/>
+          <w:i/>
+          <w:iCs/>
+        </w:rPr>
+      </w:pPr>
+      <w:r>
+        <w:rPr>
+          <w:rFonts w:cs="Lohit Devanagari"/>
+          <w:i/>
+          <w:iCs/>
+        </w:rPr>
+        <w:t>Электронный_Ресурс</w:t>
+      </w:r>
+    </w:p>
+    <w:p>
+      <w:pPr>
+        <w:pStyle w:val="a0"/>
+        <w:rPr>
+          <w:rFonts w:cs="Lohit Devanagari"/>
+        </w:rPr>
+      </w:pPr>
+      <w:r>
+        <w:rPr>
+          <w:rFonts w:cs="Lohit Devanagari"/>
+        </w:rPr>
+        <w:t>Атрибуты сущности:</w:t>
+      </w:r>
+    </w:p>
+    <w:p>
+      <w:pPr>
+        <w:pStyle w:val="ae"/>
+        <w:numPr>
+          <w:ilvl w:val="0"/>
+          <w:numId w:val="91"/>
+        </w:numPr>
+      </w:pPr>
+      <w:r>
+        <w:t>ссылка</w:t>
+      </w:r>
+    </w:p>
+    <w:p>
+      <w:pPr>
+        <w:pStyle w:val="ae"/>
+        <w:numPr>
+          <w:ilvl w:val="0"/>
+          <w:numId w:val="91"/>
+        </w:numPr>
+      </w:pPr>
+      <w:proofErr w:type="spellStart"/>
+      <w:r>
+        <w:t>размер_файла</w:t>
+      </w:r>
+      <w:proofErr w:type="spellEnd"/>
+    </w:p>
+    <w:p>
+      <w:pPr>
+        <w:pStyle w:val="a0"/>
+        <w:rPr>
+          <w:rFonts w:cs="Lohit Devanagari"/>
+        </w:rPr>
+      </w:pPr>
+      <w:r>
+        <w:rPr>
+          <w:rFonts w:cs="Lohit Devanagari"/>
+        </w:rPr>
+        <w:t>Первичный ключ:</w:t>
+      </w:r>
+    </w:p>
+    <w:p>
+      <w:pPr>
+        <w:pStyle w:val="ae"/>
+        <w:numPr>
+          <w:ilvl w:val="0"/>
+          <w:numId w:val="91"/>
+        </w:numPr>
+      </w:pPr>
+      <w:r>
+        <w:rPr>
+          <w:lang w:val="en-US"/>
+        </w:rPr>
+        <w:t>id_</w:t>
+      </w:r>
+      <w:proofErr w:type="spellStart"/>
+      <w:r>
+        <w:t>Электронный_ресурс</w:t>
+      </w:r>
+      <w:proofErr w:type="spellEnd"/>
+    </w:p>
+    <w:p>
+      <w:pPr>
+        <w:pStyle w:val="a0"/>
+        <w:rPr>
+          <w:rFonts w:cs="Lohit Devanagari"/>
+        </w:rPr>
+      </w:pPr>
+      <w:r>
+        <w:rPr>
+          <w:rFonts w:cs="Lohit Devanagari"/>
+        </w:rPr>
+        <w:t>Связи между сущностями:</w:t>
+      </w:r>
+    </w:p>
+    <w:p>
+      <w:pPr>
+        <w:pStyle w:val="ae"/>
+        <w:numPr>
+          <w:ilvl w:val="0"/>
+          <w:numId w:val="92"/>
+        </w:numPr>
+      </w:pPr>
+      <w:r>
+        <w:t>Представление_</w:t>
+      </w:r>
+      <w:r>
+        <w:t>р</w:t>
+      </w:r>
+      <w:r>
+        <w:t>есурса</w:t>
+      </w:r>
+      <w:r>
+        <w:t xml:space="preserve"> </w:t>
+      </w:r>
+      <w:r>
+        <w:rPr>
+          <w:lang w:val="en-US"/>
+        </w:rPr>
+        <w:t>M</w:t>
+      </w:r>
+      <w:r>
+        <w:t xml:space="preserve">:1 </w:t>
+      </w:r>
+      <w:proofErr w:type="spellStart"/>
+      <w:r>
+        <w:t>Формат</w:t>
+      </w:r>
+      <w:r>
+        <w:t>_</w:t>
+      </w:r>
+      <w:r>
+        <w:t>хранения</w:t>
+      </w:r>
+      <w:proofErr w:type="spellEnd"/>
+    </w:p>
+    <w:p>
+      <w:pPr>
+        <w:pStyle w:val="ae"/>
+        <w:numPr>
+          <w:ilvl w:val="0"/>
+          <w:numId w:val="92"/>
+        </w:numPr>
+      </w:pPr>
+      <w:r>
+        <w:t>Представление_</w:t>
+      </w:r>
+      <w:r>
+        <w:t>р</w:t>
+      </w:r>
+      <w:r>
+        <w:t>есурса</w:t>
+      </w:r>
+      <w:r>
+        <w:t xml:space="preserve"> </w:t>
+      </w:r>
+      <w:r>
+        <w:t>1</w:t>
+      </w:r>
+      <w:r>
+        <w:t>:</w:t>
+      </w:r>
+      <w:r>
+        <w:rPr>
+          <w:lang w:val="en-US"/>
+        </w:rPr>
+        <w:t>M</w:t>
+      </w:r>
+      <w:r>
+        <w:t xml:space="preserve"> </w:t>
+      </w:r>
+      <w:proofErr w:type="spellStart"/>
+      <w:r>
+        <w:t>Физический_экземпляр</w:t>
+      </w:r>
+      <w:proofErr w:type="spellEnd"/>
+    </w:p>
+    <w:p>
+      <w:pPr>
+        <w:pStyle w:val="ae"/>
+        <w:numPr>
+          <w:ilvl w:val="0"/>
+          <w:numId w:val="92"/>
+        </w:numPr>
+      </w:pPr>
+      <w:r>
+        <w:t>Представление_</w:t>
+      </w:r>
+      <w:r>
+        <w:t>р</w:t>
+      </w:r>
+      <w:r>
+        <w:t>есурса</w:t>
+      </w:r>
+      <w:r>
+        <w:t xml:space="preserve"> </w:t>
+      </w:r>
+      <w:r>
+        <w:t>1</w:t>
+      </w:r>
+      <w:r>
+        <w:rPr>
+          <w:lang w:val="en-US"/>
+        </w:rPr>
+        <w:t xml:space="preserve">:1 </w:t>
+      </w:r>
+      <w:proofErr w:type="spellStart"/>
+      <w:r>
+        <w:t>Электронный_ресурс</w:t>
+      </w:r>
+      <w:proofErr w:type="spellEnd"/>
+    </w:p>
+    <w:p>
+      <w:pPr>
+        <w:pStyle w:val="ae"/>
+        <w:numPr>
+          <w:ilvl w:val="0"/>
+          <w:numId w:val="92"/>
+        </w:numPr>
+      </w:pPr>
+      <w:r>
+        <w:t>Представление_</w:t>
+      </w:r>
+      <w:r>
+        <w:t>р</w:t>
+      </w:r>
+      <w:r>
+        <w:t>есурса</w:t>
+      </w:r>
+      <w:r>
+        <w:t xml:space="preserve"> </w:t>
+      </w:r>
+      <w:r>
+        <w:rPr>
+          <w:lang w:val="en-US"/>
+        </w:rPr>
+        <w:t>M</w:t>
+      </w:r>
+      <w:r>
+        <w:t xml:space="preserve">:1 </w:t>
+      </w:r>
+      <w:proofErr w:type="spellStart"/>
+      <w:r>
+        <w:t>Тип_хранения</w:t>
+      </w:r>
+      <w:proofErr w:type="spellEnd"/>
+    </w:p>
+    <w:p>
+      <w:pPr>
+        <w:pStyle w:val="a0"/>
+        <w:rPr>
+          <w:rFonts w:cs="Lohit Devanagari"/>
+        </w:rPr>
+      </w:pPr>
+      <w:r>
+        <w:rPr>
+          <w:rFonts w:cs="Lohit Devanagari"/>
+        </w:rPr>
+        <w:drawing>
+          <wp:inline distT="0" distB="0" distL="0" distR="0" wp14:anchorId="016413E6" wp14:editId="6552584A">
+            <wp:extent cx="5940425" cy="3034030"/>
+            <wp:effectExtent l="0" t="0" r="0" b="0"/>
+            <wp:docPr id="3" name="Рисунок 3"/>
+            <wp:cNvGraphicFramePr>
+              <a:graphicFrameLocks xmlns:a="http://schemas.openxmlformats.org/drawingml/2006/main" noChangeAspect="1"/>
+            </wp:cNvGraphicFramePr>
+            <a:graphic xmlns:a="http://schemas.openxmlformats.org/drawingml/2006/main">
+              <a:graphicData uri="http://schemas.openxmlformats.org/drawingml/2006/picture">
+                <pic:pic xmlns:pic="http://schemas.openxmlformats.org/drawingml/2006/picture">
+                  <pic:nvPicPr>
+                    <pic:cNvPr id="1" name=""/>
+                    <pic:cNvPicPr/>
+                  </pic:nvPicPr>
+                  <pic:blipFill>
+                    <a:blip r:embed="rId11"/>
+                    <a:stretch>
+                      <a:fillRect/>
+                    </a:stretch>
+                  </pic:blipFill>
+                  <pic:spPr>
+                    <a:xfrm>
+                      <a:off x="0" y="0"/>
+                      <a:ext cx="5940425" cy="3034030"/>
+                    </a:xfrm>
+                    <a:prstGeom prst="rect">
+                      <a:avLst/>
+                    </a:prstGeom>
+                  </pic:spPr>
+                </pic:pic>
+              </a:graphicData>
+            </a:graphic>
+          </wp:inline>
+        </w:drawing>
+      </w:r>
+    </w:p>
+    <w:p>
+      <w:pPr>
+        <w:pStyle w:val="a0"/>
+        <w:rPr>
+          <w:rFonts w:cs="Lohit Devanagari"/>
+        </w:rPr>
+      </w:pPr>
+      <w:r>
+        <w:rPr>
+          <w:rFonts w:cs="Lohit Devanagari"/>
+        </w:rPr>
+        <w:t>Рисунок 2.3 – ER-диаграмма локального представления «Представление и хранение ресурсов»</w:t>
+      </w:r>
+    </w:p>
+    <w:p>
+      <w:pPr>
+        <w:pStyle w:val="3"/>
+      </w:pPr>
+      <w:r>
+        <w:t>2.2.3 Локальное представление «Структура библиотеки»</w:t>
+      </w:r>
+    </w:p>
+    <w:p>
+      <w:pPr>
+        <w:pStyle w:val="a0"/>
+      </w:pPr>
+      <w:r>
+        <w:t>Состав сущностей: Филиал, Отдел.</w:t>
+      </w:r>
+    </w:p>
+    <w:p>
+      <w:pPr>
+        <w:pStyle w:val="a0"/>
+        <w:rPr>
+          <w:i/>
+          <w:iCs/>
+        </w:rPr>
+      </w:pPr>
+      <w:r>
+        <w:rPr>
+          <w:i/>
+          <w:iCs/>
+        </w:rPr>
+        <w:t>Филиал</w:t>
+      </w:r>
+    </w:p>
+    <w:p>
+      <w:pPr>
+        <w:pStyle w:val="a0"/>
+      </w:pPr>
+      <w:r>
+        <w:t>Атрибуты сущности:</w:t>
+      </w:r>
+    </w:p>
+    <w:p>
+      <w:pPr>
+        <w:pStyle w:val="ae"/>
+        <w:numPr>
+          <w:ilvl w:val="0"/>
+          <w:numId w:val="91"/>
+        </w:numPr>
+      </w:pPr>
+      <w:r>
+        <w:t>название</w:t>
+      </w:r>
+    </w:p>
+    <w:p>
+      <w:pPr>
+        <w:pStyle w:val="ae"/>
+        <w:numPr>
+          <w:ilvl w:val="0"/>
+          <w:numId w:val="91"/>
+        </w:numPr>
+      </w:pPr>
+      <w:r>
+        <w:t>адрес</w:t>
+      </w:r>
+    </w:p>
+    <w:p>
+      <w:pPr>
+        <w:pStyle w:val="a0"/>
+      </w:pPr>
+      <w:r>
+        <w:t>Первичный ключ:</w:t>
+      </w:r>
+    </w:p>
+    <w:p>
+      <w:pPr>
+        <w:pStyle w:val="ae"/>
+        <w:numPr>
+          <w:ilvl w:val="0"/>
+          <w:numId w:val="91"/>
+        </w:numPr>
+      </w:pPr>
+      <w:r>
+        <w:rPr>
+          <w:lang w:val="en-US"/>
+        </w:rPr>
+        <w:t>id_</w:t>
+      </w:r>
+      <w:r>
+        <w:t>Филиал</w:t>
+      </w:r>
+    </w:p>
+    <w:p>
+      <w:pPr>
+        <w:pStyle w:val="a0"/>
+        <w:rPr>
+          <w:i/>
+          <w:iCs/>
+        </w:rPr>
+      </w:pPr>
+      <w:r>
+        <w:rPr>
+          <w:i/>
+          <w:iCs/>
+        </w:rPr>
+        <w:t>Отдел</w:t>
+      </w:r>
+    </w:p>
+    <w:p>
+      <w:pPr>
+        <w:pStyle w:val="a0"/>
+      </w:pPr>
+      <w:r>
+        <w:t>Атрибуты сущности:</w:t>
+      </w:r>
+    </w:p>
+    <w:p>
+      <w:pPr>
+        <w:pStyle w:val="ae"/>
+        <w:numPr>
+          <w:ilvl w:val="0"/>
+          <w:numId w:val="91"/>
+        </w:numPr>
+      </w:pPr>
+      <w:r>
+        <w:t>название</w:t>
+      </w:r>
+    </w:p>
+    <w:p>
+      <w:pPr>
+        <w:pStyle w:val="a0"/>
+      </w:pPr>
+      <w:r>
+        <w:t>Первичный ключ:</w:t>
+      </w:r>
+    </w:p>
+    <w:p>
+      <w:pPr>
+        <w:pStyle w:val="ae"/>
+        <w:numPr>
+          <w:ilvl w:val="0"/>
+          <w:numId w:val="91"/>
+        </w:numPr>
+      </w:pPr>
+      <w:r>
+        <w:rPr>
+          <w:lang w:val="en-US"/>
+        </w:rPr>
+        <w:t>id_</w:t>
+      </w:r>
+      <w:r>
+        <w:t>Отдел</w:t>
+      </w:r>
+    </w:p>
+    <w:p>
+      <w:pPr>
+        <w:pStyle w:val="a0"/>
+        <w:rPr>
+          <w:lang w:val="en-US"/>
+        </w:rPr>
+      </w:pPr>
+      <w:r>
+        <w:t>Связи между сущностями:</w:t>
+      </w:r>
+    </w:p>
+    <w:p>
+      <w:pPr>
+        <w:pStyle w:val="ae"/>
+        <w:numPr>
+          <w:ilvl w:val="0"/>
+          <w:numId w:val="91"/>
+        </w:numPr>
+      </w:pPr>
+      <w:r>
+        <w:t xml:space="preserve">Отдел </w:t>
+      </w:r>
+      <w:r>
+        <w:rPr>
+          <w:lang w:val="en-US"/>
+        </w:rPr>
+        <w:t xml:space="preserve">M:1 </w:t>
+      </w:r>
+      <w:r>
+        <w:t>Филиал</w:t>
+      </w:r>
+    </w:p>
+    <w:p>
+      <w:pPr>
+        <w:pStyle w:val="a0"/>
+        <w:rPr>
+          <w:lang w:val="en-US"/>
+        </w:rPr>
+      </w:pPr>
+      <w:r>
+        <w:rPr>
+          <w:lang w:val="en-US"/>
+        </w:rPr>
+        <w:drawing>
+          <wp:inline distT="0" distB="0" distL="0" distR="0" wp14:anchorId="6D7DAE69" wp14:editId="0998DBF2">
+            <wp:extent cx="5696745" cy="2762636"/>
+            <wp:effectExtent l="0" t="0" r="0" b="0"/>
+            <wp:docPr id="5" name="Рисунок 5"/>
+            <wp:cNvGraphicFramePr>
+              <a:graphicFrameLocks xmlns:a="http://schemas.openxmlformats.org/drawingml/2006/main" noChangeAspect="1"/>
+            </wp:cNvGraphicFramePr>
+            <a:graphic xmlns:a="http://schemas.openxmlformats.org/drawingml/2006/main">
+              <a:graphicData uri="http://schemas.openxmlformats.org/drawingml/2006/picture">
+                <pic:pic xmlns:pic="http://schemas.openxmlformats.org/drawingml/2006/picture">
+                  <pic:nvPicPr>
+                    <pic:cNvPr id="1" name=""/>
+                    <pic:cNvPicPr/>
+                  </pic:nvPicPr>
+                  <pic:blipFill>
+                    <a:blip r:embed="rId12"/>
+                    <a:stretch>
+                      <a:fillRect/>
+                    </a:stretch>
+                  </pic:blipFill>
+                  <pic:spPr>
+                    <a:xfrm>
+                      <a:off x="0" y="0"/>
+                      <a:ext cx="5696745" cy="2762636"/>
+                    </a:xfrm>
+                    <a:prstGeom prst="rect">
+                      <a:avLst/>
+                    </a:prstGeom>
+                  </pic:spPr>
+                </pic:pic>
+              </a:graphicData>
+            </a:graphic>
+          </wp:inline>
+        </w:drawing>
+      </w:r>
+    </w:p>
+    <w:p>
+      <w:pPr>
+        <w:pStyle w:val="a0"/>
+      </w:pPr>
+      <w:r>
+        <w:t>Рисунок 2.4 – ER-диаграмма локального представления «Структура библиотеки»</w:t>
+      </w:r>
+    </w:p>
+    <w:p>
+      <w:pPr>
+        <w:pStyle w:val="3"/>
+      </w:pPr>
+      <w:r>
+        <w:t>2.2.4 Локальное представление «Пользователи»</w:t>
+      </w:r>
+    </w:p>
+    <w:p>
+      <w:pPr>
+        <w:pStyle w:val="a0"/>
+      </w:pPr>
+      <w:r>
+        <w:t>Состав сущностей: Личность, Читатель, Сотрудник, Пользователь.</w:t>
+      </w:r>
+    </w:p>
+    <w:p>
+      <w:pPr>
+        <w:pStyle w:val="a0"/>
         <w:rPr>
           <w:b/>
           <w:bCs/>
+          <w:i/>
+          <w:iCs/>
         </w:rPr>
       </w:pPr>
       <w:r>
         <w:rPr>
-          <w:b/>
-          <w:bCs/>
+          <w:i/>
+          <w:iCs/>
         </w:rPr>
-        <w:t>2.2.1 Локальное представление «Библиографический фонд»</w:t>
+        <w:t>Личность</w:t>
+      </w:r>
+    </w:p>
+    <w:p>
+      <w:pPr>
+        <w:pStyle w:val="a0"/>
+      </w:pPr>
+      <w:r>
+        <w:t>Атрибуты сущности:</w:t>
       </w:r>
     </w:p>
     <w:p>
       <w:pPr>
         <w:pStyle w:val="ae"/>
-      </w:pPr>
-      <w:r>
-        <w:t>Состав сущностей: Ресурс, Книга, Автор, Жанр, Издательство, Журнал, Выпуск, Статья.</w:t>
-      </w:r>
+        <w:numPr>
+          <w:ilvl w:val="0"/>
+          <w:numId w:val="91"/>
+        </w:numPr>
+      </w:pPr>
+      <w:proofErr w:type="spellStart"/>
+      <w:r>
+        <w:t>ф</w:t>
+      </w:r>
+      <w:proofErr w:type="gramStart"/>
+      <w:r>
+        <w:t>.</w:t>
+      </w:r>
+      <w:proofErr w:type="gramEnd"/>
+      <w:r>
+        <w:t>и.о</w:t>
+      </w:r>
+      <w:proofErr w:type="spellEnd"/>
     </w:p>
     <w:p>
       <w:pPr>
         <w:pStyle w:val="ae"/>
-      </w:pPr>
-      <w:r>
-        <w:t>Атрибуты сущностей:</w:t>
-      </w:r>
-      <w:r>
-        <w:br/>
+        <w:numPr>
+          <w:ilvl w:val="0"/>
+          <w:numId w:val="91"/>
+        </w:numPr>
+      </w:pPr>
+      <w:r>
+        <w:t>адрес</w:t>
+      </w:r>
+    </w:p>
+    <w:p>
+      <w:pPr>
+        <w:pStyle w:val="ae"/>
+        <w:numPr>
+          <w:ilvl w:val="0"/>
+          <w:numId w:val="91"/>
+        </w:numPr>
+      </w:pPr>
+      <w:r>
+        <w:t>телефон</w:t>
+      </w:r>
+    </w:p>
+    <w:p>
+      <w:pPr>
+        <w:pStyle w:val="ae"/>
+        <w:numPr>
+          <w:ilvl w:val="0"/>
+          <w:numId w:val="91"/>
+        </w:numPr>
+      </w:pPr>
+      <w:r>
+        <w:rPr>
+          <w:lang w:val="en-US"/>
+        </w:rPr>
+        <w:t>email</w:t>
+      </w:r>
+    </w:p>
+    <w:p>
+      <w:pPr>
+        <w:pStyle w:val="a0"/>
+      </w:pPr>
+      <w:r>
+        <w:t>Первичный ключ:</w:t>
+      </w:r>
+    </w:p>
+    <w:p>
+      <w:pPr>
+        <w:pStyle w:val="ae"/>
+        <w:numPr>
+          <w:ilvl w:val="0"/>
+          <w:numId w:val="91"/>
+        </w:numPr>
+      </w:pPr>
+      <w:r>
+        <w:rPr>
+          <w:lang w:val="en-US"/>
+        </w:rPr>
+        <w:t>id_</w:t>
+      </w:r>
+      <w:r>
+        <w:t>Личность</w:t>
+      </w:r>
+    </w:p>
+    <w:p>
+      <w:pPr>
+        <w:pStyle w:val="a0"/>
+        <w:rPr>
+          <w:i/>
+          <w:iCs/>
+        </w:rPr>
+      </w:pPr>
+      <w:r>
+        <w:rPr>
+          <w:i/>
+          <w:iCs/>
+        </w:rPr>
+        <w:t>Читатель</w:t>
+      </w:r>
+    </w:p>
+    <w:p>
+      <w:pPr>
+        <w:pStyle w:val="a0"/>
+      </w:pPr>
+      <w:r>
+        <w:t>Атрибуты сущности:</w:t>
+      </w:r>
+    </w:p>
+    <w:p>
+      <w:pPr>
+        <w:pStyle w:val="ae"/>
+        <w:numPr>
+          <w:ilvl w:val="0"/>
+          <w:numId w:val="91"/>
+        </w:numPr>
+      </w:pPr>
+      <w:proofErr w:type="spellStart"/>
+      <w:r>
+        <w:t>номер_читательского_билета</w:t>
+      </w:r>
+      <w:proofErr w:type="spellEnd"/>
+    </w:p>
+    <w:p>
+      <w:pPr>
+        <w:pStyle w:val="ae"/>
+        <w:numPr>
+          <w:ilvl w:val="0"/>
+          <w:numId w:val="91"/>
+        </w:numPr>
+      </w:pPr>
+      <w:proofErr w:type="spellStart"/>
+      <w:r>
+        <w:t>дата_регистрации</w:t>
+      </w:r>
+      <w:proofErr w:type="spellEnd"/>
+    </w:p>
+    <w:p>
+      <w:pPr>
+        <w:pStyle w:val="ae"/>
+        <w:numPr>
+          <w:ilvl w:val="0"/>
+          <w:numId w:val="91"/>
+        </w:numPr>
+      </w:pPr>
+      <w:r>
+        <w:t>статус</w:t>
+      </w:r>
+    </w:p>
+    <w:p>
+      <w:pPr>
+        <w:pStyle w:val="a0"/>
+      </w:pPr>
+      <w:r>
+        <w:t>Первичный ключ:</w:t>
+      </w:r>
+    </w:p>
+    <w:p>
+      <w:pPr>
+        <w:pStyle w:val="ae"/>
+        <w:numPr>
+          <w:ilvl w:val="0"/>
+          <w:numId w:val="91"/>
+        </w:numPr>
+      </w:pPr>
+      <w:r>
+        <w:rPr>
+          <w:lang w:val="en-US"/>
+        </w:rPr>
+        <w:t>id_</w:t>
+      </w:r>
+      <w:r>
+        <w:t>Личность</w:t>
+      </w:r>
+    </w:p>
+    <w:p>
+      <w:pPr>
+        <w:pStyle w:val="a0"/>
+        <w:rPr>
+          <w:i/>
+          <w:iCs/>
+        </w:rPr>
+      </w:pPr>
+      <w:r>
+        <w:rPr>
+          <w:i/>
+          <w:iCs/>
+        </w:rPr>
+        <w:t>Сотрудник</w:t>
+      </w:r>
+    </w:p>
+    <w:p>
+      <w:pPr>
+        <w:pStyle w:val="a0"/>
+      </w:pPr>
+      <w:r>
+        <w:t>Атрибуты сущности:</w:t>
+      </w:r>
+    </w:p>
+    <w:p>
+      <w:pPr>
+        <w:pStyle w:val="ae"/>
+        <w:numPr>
+          <w:ilvl w:val="0"/>
+          <w:numId w:val="91"/>
+        </w:numPr>
+      </w:pPr>
+      <w:r>
+        <w:t>должность</w:t>
+      </w:r>
+    </w:p>
+    <w:p>
+      <w:pPr>
+        <w:pStyle w:val="ae"/>
+        <w:numPr>
+          <w:ilvl w:val="0"/>
+          <w:numId w:val="91"/>
+        </w:numPr>
+      </w:pPr>
+      <w:proofErr w:type="spellStart"/>
+      <w:r>
+        <w:t>дата_приема_на_работу</w:t>
+      </w:r>
+      <w:proofErr w:type="spellEnd"/>
+    </w:p>
+    <w:p>
+      <w:pPr>
+        <w:pStyle w:val="a0"/>
+      </w:pPr>
+      <w:r>
+        <w:t>Первичный ключ:</w:t>
+      </w:r>
+    </w:p>
+    <w:p>
+      <w:pPr>
+        <w:pStyle w:val="ae"/>
+        <w:numPr>
+          <w:ilvl w:val="0"/>
+          <w:numId w:val="91"/>
+        </w:numPr>
+      </w:pPr>
+      <w:r>
+        <w:rPr>
+          <w:lang w:val="en-US"/>
+        </w:rPr>
+        <w:t>id_</w:t>
+      </w:r>
+      <w:r>
+        <w:t>Личность</w:t>
+      </w:r>
+    </w:p>
+    <w:p>
+      <w:pPr>
+        <w:pStyle w:val="a0"/>
+        <w:rPr>
+          <w:i/>
+          <w:iCs/>
+        </w:rPr>
+      </w:pPr>
+      <w:r>
+        <w:rPr>
+          <w:i/>
+          <w:iCs/>
+        </w:rPr>
+        <w:t>Пользователь</w:t>
+      </w:r>
+    </w:p>
+    <w:p>
+      <w:pPr>
+        <w:pStyle w:val="a0"/>
+      </w:pPr>
+      <w:r>
+        <w:t>Атрибуты сущности:</w:t>
+      </w:r>
+    </w:p>
+    <w:p>
+      <w:pPr>
+        <w:pStyle w:val="ae"/>
+        <w:numPr>
+          <w:ilvl w:val="0"/>
+          <w:numId w:val="91"/>
+        </w:numPr>
+      </w:pPr>
+      <w:r>
+        <w:t>логин</w:t>
+      </w:r>
+    </w:p>
+    <w:p>
+      <w:pPr>
+        <w:pStyle w:val="ae"/>
+        <w:numPr>
+          <w:ilvl w:val="0"/>
+          <w:numId w:val="91"/>
+        </w:numPr>
+      </w:pPr>
+      <w:r>
+        <w:t>пароль</w:t>
+      </w:r>
+    </w:p>
+    <w:p>
+      <w:pPr>
+        <w:pStyle w:val="ae"/>
+        <w:numPr>
+          <w:ilvl w:val="0"/>
+          <w:numId w:val="91"/>
+        </w:numPr>
+      </w:pPr>
+      <w:r>
+        <w:t>роль</w:t>
+      </w:r>
+    </w:p>
+    <w:p>
+      <w:pPr>
+        <w:pStyle w:val="a0"/>
+      </w:pPr>
+      <w:r>
+        <w:t>Первичный ключ:</w:t>
+      </w:r>
+    </w:p>
+    <w:p>
+      <w:pPr>
+        <w:pStyle w:val="ae"/>
+        <w:numPr>
+          <w:ilvl w:val="0"/>
+          <w:numId w:val="91"/>
+        </w:numPr>
+      </w:pPr>
+      <w:r>
+        <w:rPr>
+          <w:lang w:val="en-US"/>
+        </w:rPr>
+        <w:t>id_</w:t>
+      </w:r>
+      <w:r>
+        <w:t>Пользователь</w:t>
+      </w:r>
+    </w:p>
+    <w:p>
+      <w:pPr>
+        <w:pStyle w:val="a0"/>
+      </w:pPr>
+      <w:r>
+        <w:t>Связи между сущностями:</w:t>
+      </w:r>
+    </w:p>
+    <w:p>
+      <w:pPr>
+        <w:pStyle w:val="ae"/>
+        <w:numPr>
+          <w:ilvl w:val="0"/>
+          <w:numId w:val="91"/>
+        </w:numPr>
+      </w:pPr>
+      <w:r>
+        <w:t>Личность</w:t>
+      </w:r>
+      <w:r>
+        <w:rPr>
+          <w:lang w:val="en-US"/>
+        </w:rPr>
+        <w:t xml:space="preserve"> 1:1 </w:t>
+      </w:r>
+      <w:r>
+        <w:t>Читатель</w:t>
+      </w:r>
+    </w:p>
+    <w:p>
+      <w:pPr>
+        <w:pStyle w:val="ae"/>
+        <w:numPr>
+          <w:ilvl w:val="0"/>
+          <w:numId w:val="91"/>
+        </w:numPr>
+      </w:pPr>
+      <w:r>
+        <w:t>Личность</w:t>
+      </w:r>
+      <w:r>
+        <w:rPr>
+          <w:lang w:val="en-US"/>
+        </w:rPr>
+        <w:t xml:space="preserve"> 1:1 </w:t>
+      </w:r>
+      <w:r>
+        <w:t>Сотрудник</w:t>
+      </w:r>
+    </w:p>
+    <w:p>
+      <w:pPr>
+        <w:pStyle w:val="ae"/>
+        <w:numPr>
+          <w:ilvl w:val="0"/>
+          <w:numId w:val="91"/>
+        </w:numPr>
+      </w:pPr>
+      <w:r>
+        <w:t>Личность</w:t>
+      </w:r>
+      <w:r>
+        <w:rPr>
+          <w:lang w:val="en-US"/>
+        </w:rPr>
+        <w:t xml:space="preserve"> 1:1 </w:t>
+      </w:r>
+      <w:r>
+        <w:t>Пользователь</w:t>
+      </w:r>
+    </w:p>
+    <w:p>
+      <w:pPr>
+        <w:pStyle w:val="a0"/>
+      </w:pPr>
+    </w:p>
+    <w:p>
+      <w:pPr>
+        <w:pStyle w:val="a0"/>
+      </w:pPr>
+      <w:r>
+        <w:drawing>
+          <wp:inline distT="0" distB="0" distL="0" distR="0" wp14:anchorId="14E18729" wp14:editId="3468C807">
+            <wp:extent cx="5940425" cy="2878455"/>
+            <wp:effectExtent l="0" t="0" r="0" b="0"/>
+            <wp:docPr id="6" name="Рисунок 6"/>
+            <wp:cNvGraphicFramePr>
+              <a:graphicFrameLocks xmlns:a="http://schemas.openxmlformats.org/drawingml/2006/main" noChangeAspect="1"/>
+            </wp:cNvGraphicFramePr>
+            <a:graphic xmlns:a="http://schemas.openxmlformats.org/drawingml/2006/main">
+              <a:graphicData uri="http://schemas.openxmlformats.org/drawingml/2006/picture">
+                <pic:pic xmlns:pic="http://schemas.openxmlformats.org/drawingml/2006/picture">
+                  <pic:nvPicPr>
+                    <pic:cNvPr id="1" name=""/>
+                    <pic:cNvPicPr/>
+                  </pic:nvPicPr>
+                  <pic:blipFill>
+                    <a:blip r:embed="rId13"/>
+                    <a:stretch>
+                      <a:fillRect/>
+                    </a:stretch>
+                  </pic:blipFill>
+                  <pic:spPr>
+                    <a:xfrm>
+                      <a:off x="0" y="0"/>
+                      <a:ext cx="5940425" cy="2878455"/>
+                    </a:xfrm>
+                    <a:prstGeom prst="rect">
+                      <a:avLst/>
+                    </a:prstGeom>
+                  </pic:spPr>
+                </pic:pic>
+              </a:graphicData>
+            </a:graphic>
+          </wp:inline>
+        </w:drawing>
+      </w:r>
+      <w:r>
+        <w:t>Рисунок 2.5 – ER-диаграмма локального представления «Пользователи»</w:t>
+      </w:r>
+    </w:p>
+    <w:p>
+      <w:pPr>
+        <w:pStyle w:val="3"/>
+      </w:pPr>
+      <w:r>
+        <w:t>2.2.5 Локальное представление «Обслуживание фонда»</w:t>
+      </w:r>
+    </w:p>
+    <w:p>
+      <w:pPr>
+        <w:pStyle w:val="a0"/>
+      </w:pPr>
+      <w:r>
+        <w:t xml:space="preserve">Состав сущностей: Выдача, </w:t>
+      </w:r>
+      <w:proofErr w:type="spellStart"/>
+      <w:r>
+        <w:t>Движение_Фонда</w:t>
+      </w:r>
+      <w:proofErr w:type="spellEnd"/>
+      <w:r>
+        <w:t>, Физический_Экземпляр.</w:t>
+      </w:r>
+    </w:p>
+    <w:p>
+      <w:pPr>
+        <w:pStyle w:val="a0"/>
+        <w:rPr>
+          <w:i/>
+          <w:iCs/>
+        </w:rPr>
+      </w:pPr>
+      <w:r>
+        <w:rPr>
+          <w:i/>
+          <w:iCs/>
+        </w:rPr>
+        <w:t>Выдача</w:t>
+      </w:r>
+    </w:p>
+    <w:p>
+      <w:pPr>
+        <w:pStyle w:val="a0"/>
+      </w:pPr>
+      <w:r>
+        <w:t>Атрибуты сущности:</w:t>
+      </w:r>
+    </w:p>
+    <w:p>
+      <w:pPr>
+        <w:pStyle w:val="ae"/>
+        <w:numPr>
+          <w:ilvl w:val="0"/>
+          <w:numId w:val="91"/>
+        </w:numPr>
+      </w:pPr>
+      <w:proofErr w:type="spellStart"/>
+      <w:r>
+        <w:t>дата_выдачи</w:t>
+      </w:r>
+      <w:proofErr w:type="spellEnd"/>
+    </w:p>
+    <w:p>
+      <w:pPr>
+        <w:pStyle w:val="ae"/>
+        <w:numPr>
+          <w:ilvl w:val="0"/>
+          <w:numId w:val="91"/>
+        </w:numPr>
+      </w:pPr>
+      <w:proofErr w:type="spellStart"/>
+      <w:r>
+        <w:t>срок_возврата</w:t>
+      </w:r>
+      <w:proofErr w:type="spellEnd"/>
+    </w:p>
+    <w:p>
+      <w:pPr>
+        <w:pStyle w:val="ae"/>
+        <w:numPr>
+          <w:ilvl w:val="0"/>
+          <w:numId w:val="91"/>
+        </w:numPr>
+      </w:pPr>
+      <w:proofErr w:type="spellStart"/>
+      <w:r>
+        <w:t>дата_возврата</w:t>
+      </w:r>
+      <w:proofErr w:type="spellEnd"/>
+    </w:p>
+    <w:p>
+      <w:pPr>
+        <w:pStyle w:val="ae"/>
+        <w:numPr>
+          <w:ilvl w:val="0"/>
+          <w:numId w:val="91"/>
+        </w:numPr>
+      </w:pPr>
+      <w:r>
+        <w:t>статус</w:t>
+      </w:r>
+    </w:p>
+    <w:p>
+      <w:pPr>
+        <w:pStyle w:val="a0"/>
+      </w:pPr>
+      <w:r>
+        <w:t>Первичный ключ:</w:t>
+      </w:r>
+    </w:p>
+    <w:p>
+      <w:pPr>
+        <w:pStyle w:val="ae"/>
+        <w:numPr>
+          <w:ilvl w:val="0"/>
+          <w:numId w:val="91"/>
+        </w:numPr>
+      </w:pPr>
+      <w:r>
+        <w:rPr>
+          <w:lang w:val="en-US"/>
+        </w:rPr>
+        <w:t>id_</w:t>
+      </w:r>
+      <w:r>
+        <w:t>Выдача</w:t>
+      </w:r>
+    </w:p>
+    <w:p>
+      <w:pPr>
+        <w:pStyle w:val="a0"/>
+        <w:rPr>
+          <w:i/>
+          <w:iCs/>
+        </w:rPr>
+      </w:pPr>
+      <w:proofErr w:type="spellStart"/>
+      <w:r>
+        <w:rPr>
+          <w:i/>
+          <w:iCs/>
+        </w:rPr>
+        <w:t>Движение_Фонда</w:t>
+      </w:r>
+      <w:proofErr w:type="spellEnd"/>
+    </w:p>
+    <w:p>
+      <w:pPr>
+        <w:pStyle w:val="a0"/>
+      </w:pPr>
+      <w:r>
+        <w:t>Атрибуты сущности:</w:t>
+      </w:r>
+    </w:p>
+    <w:p>
+      <w:pPr>
+        <w:pStyle w:val="ae"/>
+        <w:numPr>
+          <w:ilvl w:val="0"/>
+          <w:numId w:val="91"/>
+        </w:numPr>
+      </w:pPr>
+      <w:proofErr w:type="spellStart"/>
+      <w:r>
+        <w:t>тип_операции</w:t>
+      </w:r>
+      <w:proofErr w:type="spellEnd"/>
+    </w:p>
+    <w:p>
+      <w:pPr>
+        <w:pStyle w:val="ae"/>
+        <w:numPr>
+          <w:ilvl w:val="0"/>
+          <w:numId w:val="91"/>
+        </w:numPr>
+      </w:pPr>
+      <w:proofErr w:type="spellStart"/>
+      <w:r>
+        <w:t>дата_операции</w:t>
+      </w:r>
+      <w:proofErr w:type="spellEnd"/>
+    </w:p>
+    <w:p>
+      <w:pPr>
+        <w:pStyle w:val="ae"/>
+        <w:numPr>
+          <w:ilvl w:val="0"/>
+          <w:numId w:val="91"/>
+        </w:numPr>
+      </w:pPr>
+      <w:r>
+        <w:t>количество</w:t>
+      </w:r>
+    </w:p>
+    <w:p>
+      <w:pPr>
+        <w:pStyle w:val="ae"/>
+        <w:numPr>
+          <w:ilvl w:val="0"/>
+          <w:numId w:val="91"/>
+        </w:numPr>
+      </w:pPr>
+      <w:r>
+        <w:t>примечание</w:t>
+      </w:r>
+    </w:p>
+    <w:p>
+      <w:pPr>
+        <w:pStyle w:val="a0"/>
+      </w:pPr>
+      <w:r>
+        <w:t>Первичный ключ:</w:t>
+      </w:r>
+    </w:p>
+    <w:p>
+      <w:pPr>
+        <w:pStyle w:val="ae"/>
+        <w:numPr>
+          <w:ilvl w:val="0"/>
+          <w:numId w:val="91"/>
+        </w:numPr>
+      </w:pPr>
+      <w:r>
+        <w:rPr>
+          <w:lang w:val="en-US"/>
+        </w:rPr>
+        <w:t>id_</w:t>
+      </w:r>
+      <w:proofErr w:type="spellStart"/>
+      <w:r>
+        <w:t>Движение_фонда</w:t>
+      </w:r>
+      <w:proofErr w:type="spellEnd"/>
+    </w:p>
+    <w:p>
+      <w:pPr>
+        <w:pStyle w:val="a0"/>
+        <w:rPr>
+          <w:rFonts w:cs="Lohit Devanagari"/>
+          <w:i/>
+          <w:iCs/>
+        </w:rPr>
+      </w:pPr>
+      <w:r>
+        <w:rPr>
+          <w:rFonts w:cs="Lohit Devanagari"/>
+          <w:i/>
+          <w:iCs/>
+        </w:rPr>
+        <w:t>Физический_Экземпляр</w:t>
+      </w:r>
+    </w:p>
+    <w:p>
+      <w:pPr>
+        <w:pStyle w:val="a0"/>
+        <w:rPr>
+          <w:rFonts w:cs="Lohit Devanagari"/>
+        </w:rPr>
+      </w:pPr>
+      <w:r>
+        <w:rPr>
+          <w:rFonts w:cs="Lohit Devanagari"/>
+        </w:rPr>
+        <w:t>Атрибуты сущности:</w:t>
+      </w:r>
+    </w:p>
+    <w:p>
+      <w:pPr>
+        <w:pStyle w:val="ae"/>
+        <w:numPr>
+          <w:ilvl w:val="0"/>
+          <w:numId w:val="91"/>
+        </w:numPr>
+      </w:pPr>
+      <w:proofErr w:type="spellStart"/>
+      <w:r>
+        <w:t>инвентарный_номер</w:t>
+      </w:r>
+      <w:proofErr w:type="spellEnd"/>
+    </w:p>
+    <w:p>
+      <w:pPr>
+        <w:pStyle w:val="ae"/>
+        <w:numPr>
+          <w:ilvl w:val="0"/>
+          <w:numId w:val="91"/>
+        </w:numPr>
+      </w:pPr>
+      <w:r>
+        <w:t>статус</w:t>
+      </w:r>
+    </w:p>
+    <w:p>
+      <w:pPr>
+        <w:pStyle w:val="a0"/>
+        <w:rPr>
+          <w:rFonts w:cs="Lohit Devanagari"/>
+        </w:rPr>
+      </w:pPr>
+      <w:r>
+        <w:rPr>
+          <w:rFonts w:cs="Lohit Devanagari"/>
+        </w:rPr>
+        <w:t>Первичный ключ:</w:t>
+      </w:r>
+    </w:p>
+    <w:p>
+      <w:pPr>
+        <w:pStyle w:val="ae"/>
+        <w:numPr>
+          <w:ilvl w:val="0"/>
+          <w:numId w:val="91"/>
+        </w:numPr>
+      </w:pPr>
+      <w:r>
+        <w:rPr>
+          <w:lang w:val="en-US"/>
+        </w:rPr>
+        <w:t>id_</w:t>
+      </w:r>
+      <w:r>
+        <w:t>Экземпляр</w:t>
+      </w:r>
+    </w:p>
+    <w:p>
+      <w:pPr>
+        <w:pStyle w:val="a0"/>
+      </w:pPr>
+      <w:r>
+        <w:t>Связи между сущностями:</w:t>
+      </w:r>
+    </w:p>
+    <w:p>
+      <w:pPr>
+        <w:pStyle w:val="ae"/>
+        <w:numPr>
+          <w:ilvl w:val="0"/>
+          <w:numId w:val="91"/>
+        </w:numPr>
+      </w:pPr>
+      <w:proofErr w:type="spellStart"/>
+      <w:r>
+        <w:t>Физический_экземпляр</w:t>
+      </w:r>
+      <w:proofErr w:type="spellEnd"/>
+      <w:r>
+        <w:t xml:space="preserve"> 1</w:t>
+      </w:r>
+      <w:r>
+        <w:t>:</w:t>
+      </w:r>
+      <w:r>
+        <w:rPr>
+          <w:lang w:val="en-US"/>
+        </w:rPr>
+        <w:t>M</w:t>
+      </w:r>
+      <w:r>
+        <w:t xml:space="preserve"> </w:t>
+      </w:r>
+      <w:proofErr w:type="spellStart"/>
+      <w:r>
+        <w:t>Движение_фонда</w:t>
+      </w:r>
+      <w:proofErr w:type="spellEnd"/>
+    </w:p>
+    <w:p>
+      <w:pPr>
+        <w:pStyle w:val="ae"/>
+        <w:numPr>
+          <w:ilvl w:val="0"/>
+          <w:numId w:val="91"/>
+        </w:numPr>
+      </w:pPr>
+      <w:proofErr w:type="spellStart"/>
+      <w:r>
+        <w:t>Физический_экземпляр</w:t>
+      </w:r>
+      <w:proofErr w:type="spellEnd"/>
+      <w:r>
+        <w:t xml:space="preserve"> 1</w:t>
+      </w:r>
+      <w:r>
+        <w:rPr>
+          <w:lang w:val="en-US"/>
+        </w:rPr>
+        <w:t>:M</w:t>
+      </w:r>
+      <w:r>
+        <w:t xml:space="preserve"> Выдача</w:t>
+      </w:r>
+    </w:p>
+    <w:p>
+      <w:pPr>
+        <w:pStyle w:val="a0"/>
+      </w:pPr>
+    </w:p>
+    <w:p>
+      <w:pPr>
+        <w:pStyle w:val="a0"/>
+      </w:pPr>
+      <w:r>
+        <w:drawing>
+          <wp:inline distT="0" distB="0" distL="0" distR="0" wp14:anchorId="7507C117" wp14:editId="716170C9">
+            <wp:extent cx="5940425" cy="2269490"/>
+            <wp:effectExtent l="0" t="0" r="0" b="0"/>
+            <wp:docPr id="7" name="Рисунок 7"/>
+            <wp:cNvGraphicFramePr>
+              <a:graphicFrameLocks xmlns:a="http://schemas.openxmlformats.org/drawingml/2006/main" noChangeAspect="1"/>
+            </wp:cNvGraphicFramePr>
+            <a:graphic xmlns:a="http://schemas.openxmlformats.org/drawingml/2006/main">
+              <a:graphicData uri="http://schemas.openxmlformats.org/drawingml/2006/picture">
+                <pic:pic xmlns:pic="http://schemas.openxmlformats.org/drawingml/2006/picture">
+                  <pic:nvPicPr>
+                    <pic:cNvPr id="1" name=""/>
+                    <pic:cNvPicPr/>
+                  </pic:nvPicPr>
+                  <pic:blipFill>
+                    <a:blip r:embed="rId14"/>
+                    <a:stretch>
+                      <a:fillRect/>
+                    </a:stretch>
+                  </pic:blipFill>
+                  <pic:spPr>
+                    <a:xfrm>
+                      <a:off x="0" y="0"/>
+                      <a:ext cx="5940425" cy="2269490"/>
+                    </a:xfrm>
+                    <a:prstGeom prst="rect">
+                      <a:avLst/>
+                    </a:prstGeom>
+                  </pic:spPr>
+                </pic:pic>
+              </a:graphicData>
+            </a:graphic>
+          </wp:inline>
+        </w:drawing>
+      </w:r>
+    </w:p>
+    <w:p>
+      <w:pPr>
+        <w:pStyle w:val="a0"/>
+      </w:pPr>
+      <w:r>
+        <w:t>Рисунок 2.6 – ER-диаграмма локального представления «Обслуживание фонда»</w:t>
+      </w:r>
+    </w:p>
+    <w:p>
+      <w:pPr>
+        <w:pStyle w:val="2"/>
+      </w:pPr>
+      <w:r>
+        <w:t>2.</w:t>
+      </w:r>
+      <w:r>
+        <w:t>3</w:t>
+      </w:r>
+      <w:r>
+        <w:t xml:space="preserve"> </w:t>
+      </w:r>
+      <w:r>
+        <w:t xml:space="preserve">Разработка </w:t>
+      </w:r>
+      <w:r>
+        <w:t xml:space="preserve">объединенной </w:t>
+      </w:r>
+      <w:r>
+        <w:rPr>
+          <w:lang w:val="en-US"/>
+        </w:rPr>
+        <w:t>ER</w:t>
+      </w:r>
+      <w:r>
+        <w:t>-модел</w:t>
+      </w:r>
+      <w:r>
+        <w:t>и</w:t>
+      </w:r>
+    </w:p>
+    <w:p>
+      <w:pPr>
+        <w:pStyle w:val="a0"/>
+        <w:ind w:firstLine="709"/>
+      </w:pPr>
+      <w:r>
+        <w:t>ER-диаграммы локальных представлений были объединены в единую ER-модель базы данных библиотечного сервиса. Объединенная ER-модель отражает структуру хранения данных предметной области и взаимосвязи между основными сущностями проектируемой базы данных.</w:t>
+      </w:r>
+    </w:p>
+    <w:p>
+      <w:pPr>
+        <w:pStyle w:val="a0"/>
+      </w:pPr>
+      <w:r>
+        <w:t>Разработанная объединенная ER-модель используется в качестве основы для последующего преобразования концептуальной модели в реляционную схему базы данных.</w:t>
+      </w:r>
+    </w:p>
+    <w:p>
+      <w:pPr>
+        <w:pStyle w:val="a0"/>
+      </w:pPr>
+      <w:r>
+        <w:t>В состав объединенной ER-модели входят следующие сущности:</w:t>
+      </w:r>
+    </w:p>
+    <w:p>
+      <w:pPr>
+        <w:pStyle w:val="ae"/>
+        <w:numPr>
+          <w:ilvl w:val="0"/>
+          <w:numId w:val="94"/>
+        </w:numPr>
+      </w:pPr>
+      <w:r>
+        <w:t>Ресурс;</w:t>
+      </w:r>
+    </w:p>
+    <w:p>
+      <w:pPr>
+        <w:pStyle w:val="ae"/>
+        <w:numPr>
+          <w:ilvl w:val="0"/>
+          <w:numId w:val="94"/>
+        </w:numPr>
+      </w:pPr>
+      <w:r>
+        <w:t>Книга;</w:t>
+      </w:r>
+    </w:p>
+    <w:p>
+      <w:pPr>
+        <w:pStyle w:val="ae"/>
+        <w:numPr>
+          <w:ilvl w:val="0"/>
+          <w:numId w:val="94"/>
+        </w:numPr>
+      </w:pPr>
+      <w:r>
+        <w:t>Автор;</w:t>
+      </w:r>
+    </w:p>
+    <w:p>
+      <w:pPr>
+        <w:pStyle w:val="ae"/>
+        <w:numPr>
+          <w:ilvl w:val="0"/>
+          <w:numId w:val="94"/>
+        </w:numPr>
+      </w:pPr>
+      <w:r>
+        <w:t>Жанр;</w:t>
+      </w:r>
+    </w:p>
+    <w:p>
+      <w:pPr>
+        <w:pStyle w:val="ae"/>
+        <w:numPr>
+          <w:ilvl w:val="0"/>
+          <w:numId w:val="94"/>
+        </w:numPr>
+      </w:pPr>
+      <w:r>
+        <w:t>Издательство;</w:t>
+      </w:r>
+    </w:p>
+    <w:p>
+      <w:pPr>
+        <w:pStyle w:val="ae"/>
+        <w:numPr>
+          <w:ilvl w:val="0"/>
+          <w:numId w:val="94"/>
+        </w:numPr>
+      </w:pPr>
+      <w:r>
+        <w:t>Журнал;</w:t>
+      </w:r>
+    </w:p>
+    <w:p>
+      <w:pPr>
+        <w:pStyle w:val="ae"/>
+        <w:numPr>
+          <w:ilvl w:val="0"/>
+          <w:numId w:val="94"/>
+        </w:numPr>
+      </w:pPr>
+      <w:r>
+        <w:t>Выпуск;</w:t>
+      </w:r>
+    </w:p>
+    <w:p>
+      <w:pPr>
+        <w:pStyle w:val="ae"/>
+        <w:numPr>
+          <w:ilvl w:val="0"/>
+          <w:numId w:val="94"/>
+        </w:numPr>
+      </w:pPr>
+      <w:r>
+        <w:t>Статья;</w:t>
+      </w:r>
+    </w:p>
+    <w:p>
+      <w:pPr>
+        <w:pStyle w:val="ae"/>
+        <w:numPr>
+          <w:ilvl w:val="0"/>
+          <w:numId w:val="94"/>
+        </w:numPr>
+      </w:pPr>
+      <w:r>
+        <w:t>Представление_</w:t>
+      </w:r>
+      <w:r>
+        <w:t>р</w:t>
+      </w:r>
+      <w:r>
+        <w:t>есурса;</w:t>
+      </w:r>
+    </w:p>
+    <w:p>
+      <w:pPr>
+        <w:pStyle w:val="ae"/>
+        <w:numPr>
+          <w:ilvl w:val="0"/>
+          <w:numId w:val="94"/>
+        </w:numPr>
+      </w:pPr>
+      <w:r>
+        <w:t>Тип_Хранения;</w:t>
+      </w:r>
+    </w:p>
+    <w:p>
+      <w:pPr>
+        <w:pStyle w:val="ae"/>
+        <w:numPr>
+          <w:ilvl w:val="0"/>
+          <w:numId w:val="94"/>
+        </w:numPr>
+      </w:pPr>
+      <w:r>
+        <w:t>Формат_Хранения;</w:t>
+      </w:r>
+    </w:p>
+    <w:p>
+      <w:pPr>
+        <w:pStyle w:val="ae"/>
+        <w:numPr>
+          <w:ilvl w:val="0"/>
+          <w:numId w:val="94"/>
+        </w:numPr>
+      </w:pPr>
+      <w:r>
+        <w:t>Физический_Экземпляр;</w:t>
+      </w:r>
+    </w:p>
+    <w:p>
+      <w:pPr>
+        <w:pStyle w:val="ae"/>
+        <w:numPr>
+          <w:ilvl w:val="0"/>
+          <w:numId w:val="94"/>
+        </w:numPr>
+      </w:pPr>
+      <w:r>
+        <w:t>Электронный_Ресурс;</w:t>
+      </w:r>
+    </w:p>
+    <w:p>
+      <w:pPr>
+        <w:pStyle w:val="ae"/>
+        <w:numPr>
+          <w:ilvl w:val="0"/>
+          <w:numId w:val="94"/>
+        </w:numPr>
+      </w:pPr>
+      <w:r>
+        <w:t>Филиал;</w:t>
+      </w:r>
+    </w:p>
+    <w:p>
+      <w:pPr>
+        <w:pStyle w:val="ae"/>
+        <w:numPr>
+          <w:ilvl w:val="0"/>
+          <w:numId w:val="94"/>
+        </w:numPr>
+      </w:pPr>
+      <w:r>
+        <w:t>Отдел;</w:t>
+      </w:r>
+    </w:p>
+    <w:p>
+      <w:pPr>
+        <w:pStyle w:val="ae"/>
+        <w:numPr>
+          <w:ilvl w:val="0"/>
+          <w:numId w:val="94"/>
+        </w:numPr>
+      </w:pPr>
+      <w:r>
+        <w:t>Личность;</w:t>
+      </w:r>
+    </w:p>
+    <w:p>
+      <w:pPr>
+        <w:pStyle w:val="ae"/>
+        <w:numPr>
+          <w:ilvl w:val="0"/>
+          <w:numId w:val="94"/>
+        </w:numPr>
+      </w:pPr>
+      <w:r>
+        <w:t>Читатель;</w:t>
+      </w:r>
+    </w:p>
+    <w:p>
+      <w:pPr>
+        <w:pStyle w:val="ae"/>
+        <w:numPr>
+          <w:ilvl w:val="0"/>
+          <w:numId w:val="94"/>
+        </w:numPr>
+      </w:pPr>
+      <w:r>
+        <w:t>Сотрудник;</w:t>
+      </w:r>
+    </w:p>
+    <w:p>
+      <w:pPr>
+        <w:pStyle w:val="ae"/>
+        <w:numPr>
+          <w:ilvl w:val="0"/>
+          <w:numId w:val="94"/>
+        </w:numPr>
+      </w:pPr>
+      <w:r>
+        <w:t>Пользователь</w:t>
+      </w:r>
+      <w:r>
+        <w:t>;</w:t>
+      </w:r>
+      <w:r>
+        <w:t xml:space="preserve"> </w:t>
+      </w:r>
+    </w:p>
+    <w:p>
+      <w:pPr>
+        <w:pStyle w:val="ae"/>
+        <w:numPr>
+          <w:ilvl w:val="0"/>
+          <w:numId w:val="94"/>
+        </w:numPr>
+      </w:pPr>
+      <w:r>
+        <w:t>Выдача;</w:t>
+      </w:r>
+    </w:p>
+    <w:p>
+      <w:pPr>
+        <w:pStyle w:val="ae"/>
+        <w:numPr>
+          <w:ilvl w:val="0"/>
+          <w:numId w:val="94"/>
+        </w:numPr>
+      </w:pPr>
+      <w:proofErr w:type="spellStart"/>
+      <w:r>
+        <w:t>Движение_Фонда</w:t>
+      </w:r>
+      <w:proofErr w:type="spellEnd"/>
+      <w:r>
+        <w:t>.</w:t>
+      </w:r>
+    </w:p>
+    <w:p>
+      <w:pPr>
+        <w:pStyle w:val="a0"/>
+        <w:rPr>
+          <w:lang w:eastAsia="ru-RU"/>
+        </w:rPr>
+      </w:pPr>
+    </w:p>
+    <w:p>
+      <w:pPr>
+        <w:pStyle w:val="a0"/>
+      </w:pPr>
+      <w:r>
+        <w:t>Связи между сущностями:</w:t>
+      </w:r>
+    </w:p>
+    <w:p>
+      <w:pPr>
+        <w:pStyle w:val="ae"/>
+        <w:numPr>
+          <w:ilvl w:val="0"/>
+          <w:numId w:val="88"/>
+        </w:numPr>
+      </w:pPr>
+      <w:r>
         <w:t>Ресурс</w:t>
       </w:r>
       <w:r>
-        <w:br/>
+        <w:t xml:space="preserve"> </w:t>
+      </w:r>
+      <w:r>
+        <w:t xml:space="preserve">1:1 </w:t>
+      </w:r>
+      <w:r>
         <w:t>Книга</w:t>
       </w:r>
-      <w:r>
-        <w:br/>
-        <w:t>Автор</w:t>
-      </w:r>
-      <w:r>
-        <w:br/>
+    </w:p>
+    <w:p>
+      <w:pPr>
+        <w:pStyle w:val="ae"/>
+        <w:numPr>
+          <w:ilvl w:val="0"/>
+          <w:numId w:val="88"/>
+        </w:numPr>
+      </w:pPr>
+      <w:r>
+        <w:t>Ресурс</w:t>
+      </w:r>
+      <w:r>
+        <w:t xml:space="preserve"> </w:t>
+      </w:r>
+      <w:r>
+        <w:t xml:space="preserve">1:1 </w:t>
+      </w:r>
+      <w:r>
+        <w:t>Выпуск</w:t>
+      </w:r>
+    </w:p>
+    <w:p>
+      <w:pPr>
+        <w:pStyle w:val="ae"/>
+        <w:numPr>
+          <w:ilvl w:val="0"/>
+          <w:numId w:val="88"/>
+        </w:numPr>
+      </w:pPr>
+      <w:r>
+        <w:t>Ресурс 1</w:t>
+      </w:r>
+      <w:r>
+        <w:rPr>
+          <w:lang w:val="en-US"/>
+        </w:rPr>
+        <w:t xml:space="preserve">:M </w:t>
+      </w:r>
+      <w:r>
+        <w:t>Представление</w:t>
+      </w:r>
+      <w:r>
+        <w:t>_</w:t>
+      </w:r>
+      <w:r>
+        <w:t>ресурса</w:t>
+      </w:r>
+    </w:p>
+    <w:p>
+      <w:pPr>
+        <w:pStyle w:val="ae"/>
+        <w:numPr>
+          <w:ilvl w:val="0"/>
+          <w:numId w:val="88"/>
+        </w:numPr>
+      </w:pPr>
+      <w:r>
+        <w:t>Книга</w:t>
+      </w:r>
+      <w:r>
+        <w:t xml:space="preserve"> </w:t>
+      </w:r>
+      <w:r>
+        <w:rPr>
+          <w:lang w:val="en-US"/>
+        </w:rPr>
+        <w:t>M</w:t>
+      </w:r>
+      <w:r>
+        <w:t xml:space="preserve">:1 </w:t>
+      </w:r>
+      <w:r>
+        <w:t>Издательство</w:t>
+      </w:r>
+    </w:p>
+    <w:p>
+      <w:pPr>
+        <w:pStyle w:val="ae"/>
+        <w:numPr>
+          <w:ilvl w:val="0"/>
+          <w:numId w:val="88"/>
+        </w:numPr>
+      </w:pPr>
+      <w:r>
+        <w:t xml:space="preserve">Книга </w:t>
+      </w:r>
+      <w:r>
+        <w:rPr>
+          <w:lang w:val="en-US"/>
+        </w:rPr>
+        <w:t>M</w:t>
+      </w:r>
+      <w:r>
+        <w:t>:1</w:t>
+      </w:r>
+      <w:r>
+        <w:t xml:space="preserve"> Жанр </w:t>
+      </w:r>
+    </w:p>
+    <w:p>
+      <w:pPr>
+        <w:pStyle w:val="ae"/>
+        <w:numPr>
+          <w:ilvl w:val="0"/>
+          <w:numId w:val="88"/>
+        </w:numPr>
+      </w:pPr>
+      <w:r>
+        <w:t xml:space="preserve">Автор </w:t>
+      </w:r>
+      <w:proofErr w:type="gramStart"/>
+      <w:r>
+        <w:rPr>
+          <w:lang w:val="en-US"/>
+        </w:rPr>
+        <w:t>M:N</w:t>
+      </w:r>
+      <w:proofErr w:type="gramEnd"/>
+      <w:r>
+        <w:rPr>
+          <w:lang w:val="en-US"/>
+        </w:rPr>
+        <w:t xml:space="preserve"> </w:t>
+      </w:r>
+      <w:r>
+        <w:t>Книга</w:t>
+      </w:r>
+    </w:p>
+    <w:p>
+      <w:pPr>
+        <w:pStyle w:val="ae"/>
+        <w:numPr>
+          <w:ilvl w:val="0"/>
+          <w:numId w:val="88"/>
+        </w:numPr>
+      </w:pPr>
+      <w:r>
+        <w:t xml:space="preserve">Автор </w:t>
+      </w:r>
+      <w:proofErr w:type="gramStart"/>
+      <w:r>
+        <w:rPr>
+          <w:lang w:val="en-US"/>
+        </w:rPr>
+        <w:t>M:N</w:t>
+      </w:r>
+      <w:proofErr w:type="gramEnd"/>
+      <w:r>
+        <w:rPr>
+          <w:lang w:val="en-US"/>
+        </w:rPr>
+        <w:t xml:space="preserve"> </w:t>
+      </w:r>
+      <w:r>
+        <w:t>Статья</w:t>
+      </w:r>
+    </w:p>
+    <w:p>
+      <w:pPr>
+        <w:pStyle w:val="ae"/>
+        <w:numPr>
+          <w:ilvl w:val="0"/>
+          <w:numId w:val="88"/>
+        </w:numPr>
+      </w:pPr>
+      <w:r>
         <w:t>Жанр</w:t>
       </w:r>
       <w:r>
-        <w:br/>
-        <w:t>Издательство</w:t>
-      </w:r>
-      <w:r>
-        <w:br/>
+        <w:t>(родитель)</w:t>
+      </w:r>
+      <w:r>
+        <w:t xml:space="preserve"> 1:</w:t>
+      </w:r>
+      <w:r>
+        <w:rPr>
+          <w:lang w:val="en-US"/>
+        </w:rPr>
+        <w:t>M</w:t>
+      </w:r>
+      <w:r>
+        <w:t xml:space="preserve"> </w:t>
+      </w:r>
+      <w:r>
+        <w:t>Жанр(потомок)</w:t>
+      </w:r>
+    </w:p>
+    <w:p>
+      <w:pPr>
+        <w:pStyle w:val="ae"/>
+        <w:numPr>
+          <w:ilvl w:val="0"/>
+          <w:numId w:val="88"/>
+        </w:numPr>
+      </w:pPr>
+      <w:r>
         <w:t>Журнал</w:t>
       </w:r>
       <w:r>
-        <w:br/>
+        <w:t xml:space="preserve"> 1</w:t>
+      </w:r>
+      <w:r>
+        <w:t>:</w:t>
+      </w:r>
+      <w:r>
+        <w:rPr>
+          <w:lang w:val="en-US"/>
+        </w:rPr>
+        <w:t>M</w:t>
+      </w:r>
+      <w:r>
+        <w:t xml:space="preserve"> </w:t>
+      </w:r>
+      <w:r>
         <w:t>Выпуск</w:t>
       </w:r>
-      <w:r>
-        <w:br/>
+    </w:p>
+    <w:p>
+      <w:pPr>
+        <w:pStyle w:val="ae"/>
+        <w:numPr>
+          <w:ilvl w:val="0"/>
+          <w:numId w:val="88"/>
+        </w:numPr>
+      </w:pPr>
+      <w:r>
+        <w:t>Выпуск</w:t>
+      </w:r>
+      <w:r>
+        <w:t xml:space="preserve"> 1</w:t>
+      </w:r>
+      <w:r>
+        <w:rPr>
+          <w:lang w:val="en-US"/>
+        </w:rPr>
+        <w:t xml:space="preserve">:M </w:t>
+      </w:r>
+      <w:r>
         <w:t>Статья</w:t>
       </w:r>
     </w:p>
     <w:p>
       <w:pPr>
         <w:pStyle w:val="ae"/>
-      </w:pPr>
-      <w:r>
-        <w:t>Первичные ключи сущностей:</w:t>
-      </w:r>
-      <w:r>
-        <w:br/>
-      </w:r>
+        <w:numPr>
+          <w:ilvl w:val="0"/>
+          <w:numId w:val="88"/>
+        </w:numPr>
+      </w:pPr>
+      <w:r>
+        <w:t>Представление_</w:t>
+      </w:r>
+      <w:r>
+        <w:t>р</w:t>
+      </w:r>
+      <w:r>
+        <w:t>есурса</w:t>
+      </w:r>
+      <w:r>
+        <w:t xml:space="preserve"> </w:t>
+      </w:r>
+      <w:r>
+        <w:rPr>
+          <w:lang w:val="en-US"/>
+        </w:rPr>
+        <w:t>M</w:t>
+      </w:r>
+      <w:r>
+        <w:t xml:space="preserve">:1 </w:t>
+      </w:r>
+      <w:proofErr w:type="spellStart"/>
+      <w:r>
+        <w:t>Формат</w:t>
+      </w:r>
+      <w:r>
+        <w:t>_</w:t>
+      </w:r>
+      <w:r>
+        <w:t>хранения</w:t>
+      </w:r>
+      <w:proofErr w:type="spellEnd"/>
     </w:p>
     <w:p>
       <w:pPr>
         <w:pStyle w:val="ae"/>
-      </w:pPr>
-      <w:r>
-        <w:t>Связи между сущностями:</w:t>
-      </w:r>
-      <w:r>
-        <w:br/>
-      </w:r>
+        <w:numPr>
+          <w:ilvl w:val="0"/>
+          <w:numId w:val="88"/>
+        </w:numPr>
+      </w:pPr>
+      <w:r>
+        <w:t>Представление_</w:t>
+      </w:r>
+      <w:r>
+        <w:t>р</w:t>
+      </w:r>
+      <w:r>
+        <w:t>есурса</w:t>
+      </w:r>
+      <w:r>
+        <w:t xml:space="preserve"> </w:t>
+      </w:r>
+      <w:r>
+        <w:t>1:</w:t>
+      </w:r>
+      <w:r>
+        <w:rPr>
+          <w:lang w:val="en-US"/>
+        </w:rPr>
+        <w:t>M</w:t>
+      </w:r>
+      <w:r>
+        <w:t xml:space="preserve"> </w:t>
+      </w:r>
+      <w:proofErr w:type="spellStart"/>
+      <w:r>
+        <w:t>Физический_экземпляр</w:t>
+      </w:r>
+      <w:proofErr w:type="spellEnd"/>
     </w:p>
     <w:p>
       <w:pPr>
         <w:pStyle w:val="ae"/>
-      </w:pPr>
-      <w:r>
-        <w:t>Атрибуты связей:</w:t>
-      </w:r>
-      <w:r>
-        <w:br/>
-      </w:r>
-      <w:r>
-        <w:sym w:font="Symbol" w:char="F02D"/>
-      </w:r>
-      <w:r>
-        <w:t xml:space="preserve"> отсутствуют.</w:t>
-      </w:r>
+        <w:numPr>
+          <w:ilvl w:val="0"/>
+          <w:numId w:val="88"/>
+        </w:numPr>
+      </w:pPr>
+      <w:r>
+        <w:t>Представление_</w:t>
+      </w:r>
+      <w:r>
+        <w:t>р</w:t>
+      </w:r>
+      <w:r>
+        <w:t>есурса</w:t>
+      </w:r>
+      <w:r>
+        <w:t xml:space="preserve"> 1</w:t>
+      </w:r>
+      <w:r>
+        <w:rPr>
+          <w:lang w:val="en-US"/>
+        </w:rPr>
+        <w:t xml:space="preserve">:1 </w:t>
+      </w:r>
+      <w:proofErr w:type="spellStart"/>
+      <w:r>
+        <w:t>Электронный_ресурс</w:t>
+      </w:r>
+      <w:proofErr w:type="spellEnd"/>
     </w:p>
     <w:p>
       <w:pPr>
         <w:pStyle w:val="ae"/>
-      </w:pPr>
+        <w:numPr>
+          <w:ilvl w:val="0"/>
+          <w:numId w:val="88"/>
+        </w:numPr>
+      </w:pPr>
+      <w:r>
+        <w:t>Представление_</w:t>
+      </w:r>
+      <w:r>
+        <w:t>р</w:t>
+      </w:r>
+      <w:r>
+        <w:t>есурса</w:t>
+      </w:r>
+      <w:r>
+        <w:t xml:space="preserve"> </w:t>
+      </w:r>
+      <w:r>
+        <w:rPr>
+          <w:lang w:val="en-US"/>
+        </w:rPr>
+        <w:t>M</w:t>
+      </w:r>
+      <w:r>
+        <w:t xml:space="preserve">:1 </w:t>
+      </w:r>
+      <w:proofErr w:type="spellStart"/>
+      <w:r>
+        <w:t>Тип_хранения</w:t>
+      </w:r>
+      <w:proofErr w:type="spellEnd"/>
     </w:p>
     <w:p>
       <w:pPr>
         <w:pStyle w:val="ae"/>
-      </w:pPr>
-      <w:r>
-        <w:t>Рисунок 2.2 – ER-диаграмма локального представления «Библиографический фонд»</w:t>
+        <w:numPr>
+          <w:ilvl w:val="0"/>
+          <w:numId w:val="88"/>
+        </w:numPr>
+      </w:pPr>
+      <w:r>
+        <w:t xml:space="preserve">Отдел </w:t>
+      </w:r>
+      <w:r>
+        <w:rPr>
+          <w:lang w:val="en-US"/>
+        </w:rPr>
+        <w:t xml:space="preserve">M:1 </w:t>
+      </w:r>
+      <w:r>
+        <w:t>Филиал</w:t>
       </w:r>
     </w:p>
     <w:p>
       <w:pPr>
         <w:pStyle w:val="ae"/>
-      </w:pPr>
+        <w:numPr>
+          <w:ilvl w:val="0"/>
+          <w:numId w:val="88"/>
+        </w:numPr>
+      </w:pPr>
+      <w:r>
+        <w:t>Личность</w:t>
+      </w:r>
+      <w:r>
+        <w:rPr>
+          <w:lang w:val="en-US"/>
+        </w:rPr>
+        <w:t xml:space="preserve"> 1:1 </w:t>
+      </w:r>
+      <w:r>
+        <w:t>Читатель</w:t>
+      </w:r>
+    </w:p>
+    <w:p>
+      <w:pPr>
+        <w:pStyle w:val="ae"/>
+        <w:numPr>
+          <w:ilvl w:val="0"/>
+          <w:numId w:val="88"/>
+        </w:numPr>
+      </w:pPr>
+      <w:r>
+        <w:t>Личность</w:t>
+      </w:r>
+      <w:r>
+        <w:rPr>
+          <w:lang w:val="en-US"/>
+        </w:rPr>
+        <w:t xml:space="preserve"> 1:1 </w:t>
+      </w:r>
+      <w:r>
+        <w:t>Сотрудник</w:t>
+      </w:r>
+    </w:p>
+    <w:p>
+      <w:pPr>
+        <w:pStyle w:val="ae"/>
+        <w:numPr>
+          <w:ilvl w:val="0"/>
+          <w:numId w:val="88"/>
+        </w:numPr>
+      </w:pPr>
+      <w:r>
+        <w:t>Личность</w:t>
+      </w:r>
+      <w:r>
+        <w:rPr>
+          <w:lang w:val="en-US"/>
+        </w:rPr>
+        <w:t xml:space="preserve"> 1:1 </w:t>
+      </w:r>
+      <w:r>
+        <w:t>Пользователь</w:t>
+      </w:r>
+    </w:p>
+    <w:p>
+      <w:pPr>
+        <w:pStyle w:val="ae"/>
+        <w:numPr>
+          <w:ilvl w:val="0"/>
+          <w:numId w:val="88"/>
+        </w:numPr>
+      </w:pPr>
+      <w:r>
+        <w:t>Сотрудник 1</w:t>
+      </w:r>
+      <w:r>
+        <w:rPr>
+          <w:lang w:val="en-US"/>
+        </w:rPr>
+        <w:t>:M</w:t>
+      </w:r>
+      <w:r>
+        <w:t xml:space="preserve"> </w:t>
+      </w:r>
+      <w:proofErr w:type="spellStart"/>
+      <w:r>
+        <w:t>Движение_фонда</w:t>
+      </w:r>
+      <w:proofErr w:type="spellEnd"/>
+    </w:p>
+    <w:p>
+      <w:pPr>
+        <w:pStyle w:val="ae"/>
+        <w:numPr>
+          <w:ilvl w:val="0"/>
+          <w:numId w:val="88"/>
+        </w:numPr>
+      </w:pPr>
+      <w:r>
+        <w:t>Сотрудник 1</w:t>
+      </w:r>
+      <w:r>
+        <w:rPr>
+          <w:lang w:val="en-US"/>
+        </w:rPr>
+        <w:t>:M</w:t>
+      </w:r>
+      <w:r>
+        <w:t xml:space="preserve"> Выдача</w:t>
+      </w:r>
+    </w:p>
+    <w:p>
+      <w:pPr>
+        <w:pStyle w:val="ae"/>
+        <w:numPr>
+          <w:ilvl w:val="0"/>
+          <w:numId w:val="88"/>
+        </w:numPr>
+      </w:pPr>
+      <w:r>
+        <w:t xml:space="preserve">Читатель </w:t>
+      </w:r>
+      <w:r>
+        <w:t>1</w:t>
+      </w:r>
+      <w:r>
+        <w:rPr>
+          <w:lang w:val="en-US"/>
+        </w:rPr>
+        <w:t>:</w:t>
+      </w:r>
+      <w:r>
+        <w:rPr>
+          <w:lang w:val="en-US"/>
+        </w:rPr>
+        <w:t>M</w:t>
+      </w:r>
+      <w:r>
+        <w:rPr>
+          <w:lang w:val="en-US"/>
+        </w:rPr>
+        <w:t xml:space="preserve"> </w:t>
+      </w:r>
+      <w:r>
+        <w:t>Выдача</w:t>
+      </w:r>
+    </w:p>
+    <w:p>
+      <w:pPr>
+        <w:pStyle w:val="ae"/>
+        <w:numPr>
+          <w:ilvl w:val="0"/>
+          <w:numId w:val="88"/>
+        </w:numPr>
+      </w:pPr>
+      <w:proofErr w:type="spellStart"/>
+      <w:r>
+        <w:t>Физический_экземпляр</w:t>
+      </w:r>
+      <w:proofErr w:type="spellEnd"/>
+      <w:r>
+        <w:t xml:space="preserve"> 1</w:t>
+      </w:r>
+      <w:r>
+        <w:t>:</w:t>
+      </w:r>
+      <w:r>
+        <w:rPr>
+          <w:lang w:val="en-US"/>
+        </w:rPr>
+        <w:t>M</w:t>
+      </w:r>
+      <w:r>
+        <w:t xml:space="preserve"> </w:t>
+      </w:r>
+      <w:proofErr w:type="spellStart"/>
+      <w:r>
+        <w:t>Движение_фонда</w:t>
+      </w:r>
+      <w:proofErr w:type="spellEnd"/>
+    </w:p>
+    <w:p>
+      <w:pPr>
+        <w:pStyle w:val="ae"/>
+        <w:numPr>
+          <w:ilvl w:val="0"/>
+          <w:numId w:val="88"/>
+        </w:numPr>
+      </w:pPr>
+      <w:proofErr w:type="spellStart"/>
+      <w:r>
+        <w:t>Физический_экземпляр</w:t>
+      </w:r>
+      <w:proofErr w:type="spellEnd"/>
+      <w:r>
+        <w:t xml:space="preserve"> 1</w:t>
+      </w:r>
+      <w:r>
+        <w:rPr>
+          <w:lang w:val="en-US"/>
+        </w:rPr>
+        <w:t>:M</w:t>
+      </w:r>
+      <w:r>
+        <w:t xml:space="preserve"> Выдача</w:t>
+      </w:r>
+    </w:p>
+    <w:p>
+      <w:pPr>
+        <w:pStyle w:val="ae"/>
+        <w:numPr>
+          <w:ilvl w:val="0"/>
+          <w:numId w:val="88"/>
+        </w:numPr>
+      </w:pPr>
+      <w:r>
+        <w:t>Отдел</w:t>
+      </w:r>
+      <w:r>
+        <w:rPr>
+          <w:lang w:val="en-US"/>
+        </w:rPr>
+        <w:t xml:space="preserve"> 1</w:t>
+      </w:r>
+      <w:r>
+        <w:rPr>
+          <w:lang w:val="en-US"/>
+        </w:rPr>
+        <w:t>:</w:t>
+      </w:r>
+      <w:r>
+        <w:rPr>
+          <w:lang w:val="en-US"/>
+        </w:rPr>
+        <w:t>M</w:t>
+      </w:r>
+      <w:r>
+        <w:rPr>
+          <w:lang w:val="en-US"/>
+        </w:rPr>
+        <w:t xml:space="preserve"> </w:t>
+      </w:r>
+      <w:proofErr w:type="spellStart"/>
+      <w:r>
+        <w:t>Физический_экземпляр</w:t>
+      </w:r>
+      <w:proofErr w:type="spellEnd"/>
+    </w:p>
+    <w:p>
+      <w:pPr>
+        <w:pStyle w:val="ae"/>
+        <w:numPr>
+          <w:ilvl w:val="0"/>
+          <w:numId w:val="88"/>
+        </w:numPr>
+      </w:pPr>
+      <w:r>
+        <w:t xml:space="preserve">Отдел </w:t>
+      </w:r>
+      <w:r>
+        <w:rPr>
+          <w:lang w:val="en-US"/>
+        </w:rPr>
+        <w:t xml:space="preserve">1:M </w:t>
+      </w:r>
+      <w:r>
+        <w:t xml:space="preserve">Сотрудник </w:t>
+      </w:r>
+    </w:p>
+    <w:p>
+      <w:pPr>
+        <w:pStyle w:val="ae"/>
+      </w:pPr>
+    </w:p>
+    <w:p>
+      <w:pPr>
+        <w:pStyle w:val="ae"/>
+      </w:pPr>
+      <w:r>
+        <w:rPr>
+          <w:noProof/>
+        </w:rPr>
+        <w:drawing>
+          <wp:inline distT="0" distB="0" distL="0" distR="0" wp14:anchorId="1A149630" wp14:editId="65C5FA30">
+            <wp:extent cx="5933440" cy="6576695"/>
+            <wp:effectExtent l="0" t="0" r="0" b="0"/>
+            <wp:docPr id="10" name="Рисунок 10"/>
+            <wp:cNvGraphicFramePr>
+              <a:graphicFrameLocks xmlns:a="http://schemas.openxmlformats.org/drawingml/2006/main" noChangeAspect="1"/>
+            </wp:cNvGraphicFramePr>
+            <a:graphic xmlns:a="http://schemas.openxmlformats.org/drawingml/2006/main">
+              <a:graphicData uri="http://schemas.openxmlformats.org/drawingml/2006/picture">
+                <pic:pic xmlns:pic="http://schemas.openxmlformats.org/drawingml/2006/picture">
+                  <pic:nvPicPr>
+                    <pic:cNvPr id="0" name="Picture 3"/>
+                    <pic:cNvPicPr>
+                      <a:picLocks noChangeAspect="1" noChangeArrowheads="1"/>
+                    </pic:cNvPicPr>
+                  </pic:nvPicPr>
+                  <pic:blipFill>
+                    <a:blip r:embed="rId15">
+                      <a:extLst>
+                        <a:ext uri="{28A0092B-C50C-407E-A947-70E740481C1C}">
+                          <a14:useLocalDpi xmlns:a14="http://schemas.microsoft.com/office/drawing/2010/main" val="0"/>
+                        </a:ext>
+                      </a:extLst>
+                    </a:blip>
+                    <a:srcRect/>
+                    <a:stretch>
+                      <a:fillRect/>
+                    </a:stretch>
+                  </pic:blipFill>
+                  <pic:spPr bwMode="auto">
+                    <a:xfrm>
+                      <a:off x="0" y="0"/>
+                      <a:ext cx="5933440" cy="6576695"/>
+                    </a:xfrm>
+                    <a:prstGeom prst="rect">
+                      <a:avLst/>
+                    </a:prstGeom>
+                    <a:noFill/>
+                    <a:ln>
+                      <a:noFill/>
+                    </a:ln>
+                  </pic:spPr>
+                </pic:pic>
+              </a:graphicData>
+            </a:graphic>
+          </wp:inline>
+        </w:drawing>
+      </w:r>
     </w:p>
     <w:p>
       <w:pPr>
         <w:pStyle w:val="a0"/>
       </w:pPr>
+      <w:r>
+        <w:t>Рисунок 2.7 – Объединенная ER-диаграмма базы данных библиотечного сервиса</w:t>
+      </w:r>
     </w:p>
     <w:p>
       <w:pPr>
@@ -10749,22 +14886,17 @@
       <w:r>
         <w:br w:type="page"/>
       </w:r>
-    </w:p>
-    <w:p>
-      <w:pPr>
-        <w:pStyle w:val="a0"/>
-      </w:pPr>
     </w:p>
     <w:p>
       <w:pPr>
         <w:pStyle w:val="1"/>
         <w:spacing w:line="360" w:lineRule="auto"/>
       </w:pPr>
-      <w:bookmarkStart w:id="12" w:name="_Toc226619156"/>
+      <w:bookmarkStart w:id="15" w:name="_Toc229582869"/>
       <w:r>
         <w:t>ЗАКЛЮЧЕНИЕ</w:t>
       </w:r>
-      <w:bookmarkEnd w:id="12"/>
+      <w:bookmarkEnd w:id="15"/>
     </w:p>
     <w:p/>
     <w:p>
@@ -10787,20 +14919,20 @@
           <w:rFonts w:cs="Times New Roman"/>
         </w:rPr>
       </w:pPr>
-      <w:bookmarkStart w:id="13" w:name="_Toc226619157"/>
+      <w:bookmarkStart w:id="16" w:name="_Toc229582870"/>
       <w:r>
         <w:rPr>
           <w:rFonts w:cs="Times New Roman"/>
         </w:rPr>
         <w:t>СПИСОК</w:t>
       </w:r>
-      <w:bookmarkEnd w:id="13"/>
       <w:r>
         <w:rPr>
           <w:rFonts w:cs="Times New Roman"/>
         </w:rPr>
         <w:t xml:space="preserve"> ИСПОЛЬЗОВАННЫХ ИСТОЧНИКОВ</w:t>
       </w:r>
+      <w:bookmarkEnd w:id="16"/>
     </w:p>
     <w:p>
       <w:pPr>
@@ -10812,8 +14944,8 @@
       </w:pPr>
     </w:p>
     <w:sectPr>
-      <w:footerReference w:type="default" r:id="rId10"/>
-      <w:footerReference w:type="first" r:id="rId11"/>
+      <w:footerReference w:type="default" r:id="rId16"/>
+      <w:footerReference w:type="first" r:id="rId17"/>
       <w:pgSz w:w="11906" w:h="16838"/>
       <w:pgMar w:top="1134" w:right="850" w:bottom="1134" w:left="1701" w:header="708" w:footer="708" w:gutter="0"/>
       <w:cols w:space="720"/>
@@ -11301,6 +15433,119 @@
     </w:lvl>
   </w:abstractNum>
   <w:abstractNum w:abstractNumId="4" w15:restartNumberingAfterBreak="0">
+    <w:nsid w:val="04B6737E"/>
+    <w:multiLevelType w:val="hybridMultilevel"/>
+    <w:tmpl w:val="CFD234D4"/>
+    <w:lvl w:ilvl="0" w:tplc="025E25B4">
+      <w:start w:val="1"/>
+      <w:numFmt w:val="bullet"/>
+      <w:lvlText w:val=""/>
+      <w:lvlJc w:val="left"/>
+      <w:pPr>
+        <w:ind w:left="720" w:hanging="360"/>
+      </w:pPr>
+      <w:rPr>
+        <w:rFonts w:ascii="Symbol" w:hAnsi="Symbol" w:hint="default"/>
+      </w:rPr>
+    </w:lvl>
+    <w:lvl w:ilvl="1" w:tplc="04190003" w:tentative="1">
+      <w:start w:val="1"/>
+      <w:numFmt w:val="bullet"/>
+      <w:lvlText w:val="o"/>
+      <w:lvlJc w:val="left"/>
+      <w:pPr>
+        <w:ind w:left="1440" w:hanging="360"/>
+      </w:pPr>
+      <w:rPr>
+        <w:rFonts w:ascii="Courier New" w:hAnsi="Courier New" w:cs="Courier New" w:hint="default"/>
+      </w:rPr>
+    </w:lvl>
+    <w:lvl w:ilvl="2" w:tplc="04190005" w:tentative="1">
+      <w:start w:val="1"/>
+      <w:numFmt w:val="bullet"/>
+      <w:lvlText w:val=""/>
+      <w:lvlJc w:val="left"/>
+      <w:pPr>
+        <w:ind w:left="2160" w:hanging="360"/>
+      </w:pPr>
+      <w:rPr>
+        <w:rFonts w:ascii="Wingdings" w:hAnsi="Wingdings" w:hint="default"/>
+      </w:rPr>
+    </w:lvl>
+    <w:lvl w:ilvl="3" w:tplc="04190001" w:tentative="1">
+      <w:start w:val="1"/>
+      <w:numFmt w:val="bullet"/>
+      <w:lvlText w:val=""/>
+      <w:lvlJc w:val="left"/>
+      <w:pPr>
+        <w:ind w:left="2880" w:hanging="360"/>
+      </w:pPr>
+      <w:rPr>
+        <w:rFonts w:ascii="Symbol" w:hAnsi="Symbol" w:hint="default"/>
+      </w:rPr>
+    </w:lvl>
+    <w:lvl w:ilvl="4" w:tplc="04190003" w:tentative="1">
+      <w:start w:val="1"/>
+      <w:numFmt w:val="bullet"/>
+      <w:lvlText w:val="o"/>
+      <w:lvlJc w:val="left"/>
+      <w:pPr>
+        <w:ind w:left="3600" w:hanging="360"/>
+      </w:pPr>
+      <w:rPr>
+        <w:rFonts w:ascii="Courier New" w:hAnsi="Courier New" w:cs="Courier New" w:hint="default"/>
+      </w:rPr>
+    </w:lvl>
+    <w:lvl w:ilvl="5" w:tplc="04190005" w:tentative="1">
+      <w:start w:val="1"/>
+      <w:numFmt w:val="bullet"/>
+      <w:lvlText w:val=""/>
+      <w:lvlJc w:val="left"/>
+      <w:pPr>
+        <w:ind w:left="4320" w:hanging="360"/>
+      </w:pPr>
+      <w:rPr>
+        <w:rFonts w:ascii="Wingdings" w:hAnsi="Wingdings" w:hint="default"/>
+      </w:rPr>
+    </w:lvl>
+    <w:lvl w:ilvl="6" w:tplc="04190001" w:tentative="1">
+      <w:start w:val="1"/>
+      <w:numFmt w:val="bullet"/>
+      <w:lvlText w:val=""/>
+      <w:lvlJc w:val="left"/>
+      <w:pPr>
+        <w:ind w:left="5040" w:hanging="360"/>
+      </w:pPr>
+      <w:rPr>
+        <w:rFonts w:ascii="Symbol" w:hAnsi="Symbol" w:hint="default"/>
+      </w:rPr>
+    </w:lvl>
+    <w:lvl w:ilvl="7" w:tplc="04190003" w:tentative="1">
+      <w:start w:val="1"/>
+      <w:numFmt w:val="bullet"/>
+      <w:lvlText w:val="o"/>
+      <w:lvlJc w:val="left"/>
+      <w:pPr>
+        <w:ind w:left="5760" w:hanging="360"/>
+      </w:pPr>
+      <w:rPr>
+        <w:rFonts w:ascii="Courier New" w:hAnsi="Courier New" w:cs="Courier New" w:hint="default"/>
+      </w:rPr>
+    </w:lvl>
+    <w:lvl w:ilvl="8" w:tplc="04190005" w:tentative="1">
+      <w:start w:val="1"/>
+      <w:numFmt w:val="bullet"/>
+      <w:lvlText w:val=""/>
+      <w:lvlJc w:val="left"/>
+      <w:pPr>
+        <w:ind w:left="6480" w:hanging="360"/>
+      </w:pPr>
+      <w:rPr>
+        <w:rFonts w:ascii="Wingdings" w:hAnsi="Wingdings" w:hint="default"/>
+      </w:rPr>
+    </w:lvl>
+  </w:abstractNum>
+  <w:abstractNum w:abstractNumId="5" w15:restartNumberingAfterBreak="0">
     <w:nsid w:val="057C25BB"/>
     <w:multiLevelType w:val="hybridMultilevel"/>
     <w:tmpl w:val="7A8CC878"/>
@@ -11413,7 +15658,7 @@
       </w:rPr>
     </w:lvl>
   </w:abstractNum>
-  <w:abstractNum w:abstractNumId="5" w15:restartNumberingAfterBreak="0">
+  <w:abstractNum w:abstractNumId="6" w15:restartNumberingAfterBreak="0">
     <w:nsid w:val="069776D2"/>
     <w:multiLevelType w:val="hybridMultilevel"/>
     <w:tmpl w:val="DA5824F8"/>
@@ -11514,7 +15759,7 @@
       </w:pPr>
     </w:lvl>
   </w:abstractNum>
-  <w:abstractNum w:abstractNumId="6" w15:restartNumberingAfterBreak="0">
+  <w:abstractNum w:abstractNumId="7" w15:restartNumberingAfterBreak="0">
     <w:nsid w:val="088755AE"/>
     <w:multiLevelType w:val="hybridMultilevel"/>
     <w:tmpl w:val="8BF80C8A"/>
@@ -11627,7 +15872,7 @@
       </w:rPr>
     </w:lvl>
   </w:abstractNum>
-  <w:abstractNum w:abstractNumId="7" w15:restartNumberingAfterBreak="0">
+  <w:abstractNum w:abstractNumId="8" w15:restartNumberingAfterBreak="0">
     <w:nsid w:val="09CA4AB5"/>
     <w:multiLevelType w:val="hybridMultilevel"/>
     <w:tmpl w:val="A89CEED2"/>
@@ -11740,7 +15985,7 @@
       </w:rPr>
     </w:lvl>
   </w:abstractNum>
-  <w:abstractNum w:abstractNumId="8" w15:restartNumberingAfterBreak="0">
+  <w:abstractNum w:abstractNumId="9" w15:restartNumberingAfterBreak="0">
     <w:nsid w:val="0B364751"/>
     <w:multiLevelType w:val="hybridMultilevel"/>
     <w:tmpl w:val="6994AB3E"/>
@@ -11853,7 +16098,7 @@
       </w:rPr>
     </w:lvl>
   </w:abstractNum>
-  <w:abstractNum w:abstractNumId="9" w15:restartNumberingAfterBreak="0">
+  <w:abstractNum w:abstractNumId="10" w15:restartNumberingAfterBreak="0">
     <w:nsid w:val="0C485B3A"/>
     <w:multiLevelType w:val="hybridMultilevel"/>
     <w:tmpl w:val="2A1CDC40"/>
@@ -11939,7 +16184,7 @@
       </w:pPr>
     </w:lvl>
   </w:abstractNum>
-  <w:abstractNum w:abstractNumId="10" w15:restartNumberingAfterBreak="0">
+  <w:abstractNum w:abstractNumId="11" w15:restartNumberingAfterBreak="0">
     <w:nsid w:val="0D581FC0"/>
     <w:multiLevelType w:val="hybridMultilevel"/>
     <w:tmpl w:val="75CEEAE8"/>
@@ -12052,7 +16297,7 @@
       </w:rPr>
     </w:lvl>
   </w:abstractNum>
-  <w:abstractNum w:abstractNumId="11" w15:restartNumberingAfterBreak="0">
+  <w:abstractNum w:abstractNumId="12" w15:restartNumberingAfterBreak="0">
     <w:nsid w:val="0F93238B"/>
     <w:multiLevelType w:val="hybridMultilevel"/>
     <w:tmpl w:val="85487C1E"/>
@@ -12165,7 +16410,7 @@
       </w:rPr>
     </w:lvl>
   </w:abstractNum>
-  <w:abstractNum w:abstractNumId="12" w15:restartNumberingAfterBreak="0">
+  <w:abstractNum w:abstractNumId="13" w15:restartNumberingAfterBreak="0">
     <w:nsid w:val="14AB0C0D"/>
     <w:multiLevelType w:val="hybridMultilevel"/>
     <w:tmpl w:val="EE5CC464"/>
@@ -12278,7 +16523,7 @@
       </w:rPr>
     </w:lvl>
   </w:abstractNum>
-  <w:abstractNum w:abstractNumId="13" w15:restartNumberingAfterBreak="0">
+  <w:abstractNum w:abstractNumId="14" w15:restartNumberingAfterBreak="0">
     <w:nsid w:val="16282D1D"/>
     <w:multiLevelType w:val="hybridMultilevel"/>
     <w:tmpl w:val="DC52CEEE"/>
@@ -12391,7 +16636,7 @@
       </w:rPr>
     </w:lvl>
   </w:abstractNum>
-  <w:abstractNum w:abstractNumId="14" w15:restartNumberingAfterBreak="0">
+  <w:abstractNum w:abstractNumId="15" w15:restartNumberingAfterBreak="0">
     <w:nsid w:val="18884F41"/>
     <w:multiLevelType w:val="hybridMultilevel"/>
     <w:tmpl w:val="6518D8D8"/>
@@ -12504,7 +16749,7 @@
       </w:rPr>
     </w:lvl>
   </w:abstractNum>
-  <w:abstractNum w:abstractNumId="15" w15:restartNumberingAfterBreak="0">
+  <w:abstractNum w:abstractNumId="16" w15:restartNumberingAfterBreak="0">
     <w:nsid w:val="19267650"/>
     <w:multiLevelType w:val="hybridMultilevel"/>
     <w:tmpl w:val="5B2C1CBA"/>
@@ -12617,7 +16862,7 @@
       </w:rPr>
     </w:lvl>
   </w:abstractNum>
-  <w:abstractNum w:abstractNumId="16" w15:restartNumberingAfterBreak="0">
+  <w:abstractNum w:abstractNumId="17" w15:restartNumberingAfterBreak="0">
     <w:nsid w:val="1CA05697"/>
     <w:multiLevelType w:val="hybridMultilevel"/>
     <w:tmpl w:val="433A6B80"/>
@@ -12730,7 +16975,120 @@
       </w:rPr>
     </w:lvl>
   </w:abstractNum>
-  <w:abstractNum w:abstractNumId="17" w15:restartNumberingAfterBreak="0">
+  <w:abstractNum w:abstractNumId="18" w15:restartNumberingAfterBreak="0">
+    <w:nsid w:val="1D9479C1"/>
+    <w:multiLevelType w:val="hybridMultilevel"/>
+    <w:tmpl w:val="252C7128"/>
+    <w:lvl w:ilvl="0" w:tplc="025E25B4">
+      <w:start w:val="1"/>
+      <w:numFmt w:val="bullet"/>
+      <w:lvlText w:val=""/>
+      <w:lvlJc w:val="left"/>
+      <w:pPr>
+        <w:ind w:left="720" w:hanging="360"/>
+      </w:pPr>
+      <w:rPr>
+        <w:rFonts w:ascii="Symbol" w:hAnsi="Symbol" w:hint="default"/>
+      </w:rPr>
+    </w:lvl>
+    <w:lvl w:ilvl="1" w:tplc="04190003" w:tentative="1">
+      <w:start w:val="1"/>
+      <w:numFmt w:val="bullet"/>
+      <w:lvlText w:val="o"/>
+      <w:lvlJc w:val="left"/>
+      <w:pPr>
+        <w:ind w:left="1440" w:hanging="360"/>
+      </w:pPr>
+      <w:rPr>
+        <w:rFonts w:ascii="Courier New" w:hAnsi="Courier New" w:cs="Courier New" w:hint="default"/>
+      </w:rPr>
+    </w:lvl>
+    <w:lvl w:ilvl="2" w:tplc="04190005" w:tentative="1">
+      <w:start w:val="1"/>
+      <w:numFmt w:val="bullet"/>
+      <w:lvlText w:val=""/>
+      <w:lvlJc w:val="left"/>
+      <w:pPr>
+        <w:ind w:left="2160" w:hanging="360"/>
+      </w:pPr>
+      <w:rPr>
+        <w:rFonts w:ascii="Wingdings" w:hAnsi="Wingdings" w:hint="default"/>
+      </w:rPr>
+    </w:lvl>
+    <w:lvl w:ilvl="3" w:tplc="04190001" w:tentative="1">
+      <w:start w:val="1"/>
+      <w:numFmt w:val="bullet"/>
+      <w:lvlText w:val=""/>
+      <w:lvlJc w:val="left"/>
+      <w:pPr>
+        <w:ind w:left="2880" w:hanging="360"/>
+      </w:pPr>
+      <w:rPr>
+        <w:rFonts w:ascii="Symbol" w:hAnsi="Symbol" w:hint="default"/>
+      </w:rPr>
+    </w:lvl>
+    <w:lvl w:ilvl="4" w:tplc="04190003" w:tentative="1">
+      <w:start w:val="1"/>
+      <w:numFmt w:val="bullet"/>
+      <w:lvlText w:val="o"/>
+      <w:lvlJc w:val="left"/>
+      <w:pPr>
+        <w:ind w:left="3600" w:hanging="360"/>
+      </w:pPr>
+      <w:rPr>
+        <w:rFonts w:ascii="Courier New" w:hAnsi="Courier New" w:cs="Courier New" w:hint="default"/>
+      </w:rPr>
+    </w:lvl>
+    <w:lvl w:ilvl="5" w:tplc="04190005" w:tentative="1">
+      <w:start w:val="1"/>
+      <w:numFmt w:val="bullet"/>
+      <w:lvlText w:val=""/>
+      <w:lvlJc w:val="left"/>
+      <w:pPr>
+        <w:ind w:left="4320" w:hanging="360"/>
+      </w:pPr>
+      <w:rPr>
+        <w:rFonts w:ascii="Wingdings" w:hAnsi="Wingdings" w:hint="default"/>
+      </w:rPr>
+    </w:lvl>
+    <w:lvl w:ilvl="6" w:tplc="04190001" w:tentative="1">
+      <w:start w:val="1"/>
+      <w:numFmt w:val="bullet"/>
+      <w:lvlText w:val=""/>
+      <w:lvlJc w:val="left"/>
+      <w:pPr>
+        <w:ind w:left="5040" w:hanging="360"/>
+      </w:pPr>
+      <w:rPr>
+        <w:rFonts w:ascii="Symbol" w:hAnsi="Symbol" w:hint="default"/>
+      </w:rPr>
+    </w:lvl>
+    <w:lvl w:ilvl="7" w:tplc="04190003" w:tentative="1">
+      <w:start w:val="1"/>
+      <w:numFmt w:val="bullet"/>
+      <w:lvlText w:val="o"/>
+      <w:lvlJc w:val="left"/>
+      <w:pPr>
+        <w:ind w:left="5760" w:hanging="360"/>
+      </w:pPr>
+      <w:rPr>
+        <w:rFonts w:ascii="Courier New" w:hAnsi="Courier New" w:cs="Courier New" w:hint="default"/>
+      </w:rPr>
+    </w:lvl>
+    <w:lvl w:ilvl="8" w:tplc="04190005" w:tentative="1">
+      <w:start w:val="1"/>
+      <w:numFmt w:val="bullet"/>
+      <w:lvlText w:val=""/>
+      <w:lvlJc w:val="left"/>
+      <w:pPr>
+        <w:ind w:left="6480" w:hanging="360"/>
+      </w:pPr>
+      <w:rPr>
+        <w:rFonts w:ascii="Wingdings" w:hAnsi="Wingdings" w:hint="default"/>
+      </w:rPr>
+    </w:lvl>
+  </w:abstractNum>
+  <w:abstractNum w:abstractNumId="19" w15:restartNumberingAfterBreak="0">
     <w:nsid w:val="1DC42D73"/>
     <w:multiLevelType w:val="singleLevel"/>
     <w:tmpl w:val="1DC42D73"/>
@@ -12742,7 +17100,7 @@
       <w:lvlJc w:val="left"/>
     </w:lvl>
   </w:abstractNum>
-  <w:abstractNum w:abstractNumId="18" w15:restartNumberingAfterBreak="0">
+  <w:abstractNum w:abstractNumId="20" w15:restartNumberingAfterBreak="0">
     <w:nsid w:val="1E2515E1"/>
     <w:multiLevelType w:val="hybridMultilevel"/>
     <w:tmpl w:val="FCDC0BE8"/>
@@ -12855,7 +17213,346 @@
       </w:rPr>
     </w:lvl>
   </w:abstractNum>
-  <w:abstractNum w:abstractNumId="19" w15:restartNumberingAfterBreak="0">
+  <w:abstractNum w:abstractNumId="21" w15:restartNumberingAfterBreak="0">
+    <w:nsid w:val="1FD265A0"/>
+    <w:multiLevelType w:val="hybridMultilevel"/>
+    <w:tmpl w:val="E4E0E2F6"/>
+    <w:lvl w:ilvl="0" w:tplc="025E25B4">
+      <w:start w:val="1"/>
+      <w:numFmt w:val="bullet"/>
+      <w:lvlText w:val=""/>
+      <w:lvlJc w:val="left"/>
+      <w:pPr>
+        <w:ind w:left="720" w:hanging="360"/>
+      </w:pPr>
+      <w:rPr>
+        <w:rFonts w:ascii="Symbol" w:hAnsi="Symbol" w:hint="default"/>
+      </w:rPr>
+    </w:lvl>
+    <w:lvl w:ilvl="1" w:tplc="04190003" w:tentative="1">
+      <w:start w:val="1"/>
+      <w:numFmt w:val="bullet"/>
+      <w:lvlText w:val="o"/>
+      <w:lvlJc w:val="left"/>
+      <w:pPr>
+        <w:ind w:left="1440" w:hanging="360"/>
+      </w:pPr>
+      <w:rPr>
+        <w:rFonts w:ascii="Courier New" w:hAnsi="Courier New" w:cs="Courier New" w:hint="default"/>
+      </w:rPr>
+    </w:lvl>
+    <w:lvl w:ilvl="2" w:tplc="04190005" w:tentative="1">
+      <w:start w:val="1"/>
+      <w:numFmt w:val="bullet"/>
+      <w:lvlText w:val=""/>
+      <w:lvlJc w:val="left"/>
+      <w:pPr>
+        <w:ind w:left="2160" w:hanging="360"/>
+      </w:pPr>
+      <w:rPr>
+        <w:rFonts w:ascii="Wingdings" w:hAnsi="Wingdings" w:hint="default"/>
+      </w:rPr>
+    </w:lvl>
+    <w:lvl w:ilvl="3" w:tplc="04190001" w:tentative="1">
+      <w:start w:val="1"/>
+      <w:numFmt w:val="bullet"/>
+      <w:lvlText w:val=""/>
+      <w:lvlJc w:val="left"/>
+      <w:pPr>
+        <w:ind w:left="2880" w:hanging="360"/>
+      </w:pPr>
+      <w:rPr>
+        <w:rFonts w:ascii="Symbol" w:hAnsi="Symbol" w:hint="default"/>
+      </w:rPr>
+    </w:lvl>
+    <w:lvl w:ilvl="4" w:tplc="04190003" w:tentative="1">
+      <w:start w:val="1"/>
+      <w:numFmt w:val="bullet"/>
+      <w:lvlText w:val="o"/>
+      <w:lvlJc w:val="left"/>
+      <w:pPr>
+        <w:ind w:left="3600" w:hanging="360"/>
+      </w:pPr>
+      <w:rPr>
+        <w:rFonts w:ascii="Courier New" w:hAnsi="Courier New" w:cs="Courier New" w:hint="default"/>
+      </w:rPr>
+    </w:lvl>
+    <w:lvl w:ilvl="5" w:tplc="04190005" w:tentative="1">
+      <w:start w:val="1"/>
+      <w:numFmt w:val="bullet"/>
+      <w:lvlText w:val=""/>
+      <w:lvlJc w:val="left"/>
+      <w:pPr>
+        <w:ind w:left="4320" w:hanging="360"/>
+      </w:pPr>
+      <w:rPr>
+        <w:rFonts w:ascii="Wingdings" w:hAnsi="Wingdings" w:hint="default"/>
+      </w:rPr>
+    </w:lvl>
+    <w:lvl w:ilvl="6" w:tplc="04190001" w:tentative="1">
+      <w:start w:val="1"/>
+      <w:numFmt w:val="bullet"/>
+      <w:lvlText w:val=""/>
+      <w:lvlJc w:val="left"/>
+      <w:pPr>
+        <w:ind w:left="5040" w:hanging="360"/>
+      </w:pPr>
+      <w:rPr>
+        <w:rFonts w:ascii="Symbol" w:hAnsi="Symbol" w:hint="default"/>
+      </w:rPr>
+    </w:lvl>
+    <w:lvl w:ilvl="7" w:tplc="04190003" w:tentative="1">
+      <w:start w:val="1"/>
+      <w:numFmt w:val="bullet"/>
+      <w:lvlText w:val="o"/>
+      <w:lvlJc w:val="left"/>
+      <w:pPr>
+        <w:ind w:left="5760" w:hanging="360"/>
+      </w:pPr>
+      <w:rPr>
+        <w:rFonts w:ascii="Courier New" w:hAnsi="Courier New" w:cs="Courier New" w:hint="default"/>
+      </w:rPr>
+    </w:lvl>
+    <w:lvl w:ilvl="8" w:tplc="04190005" w:tentative="1">
+      <w:start w:val="1"/>
+      <w:numFmt w:val="bullet"/>
+      <w:lvlText w:val=""/>
+      <w:lvlJc w:val="left"/>
+      <w:pPr>
+        <w:ind w:left="6480" w:hanging="360"/>
+      </w:pPr>
+      <w:rPr>
+        <w:rFonts w:ascii="Wingdings" w:hAnsi="Wingdings" w:hint="default"/>
+      </w:rPr>
+    </w:lvl>
+  </w:abstractNum>
+  <w:abstractNum w:abstractNumId="22" w15:restartNumberingAfterBreak="0">
+    <w:nsid w:val="203664F4"/>
+    <w:multiLevelType w:val="hybridMultilevel"/>
+    <w:tmpl w:val="C67E74BC"/>
+    <w:lvl w:ilvl="0" w:tplc="025E25B4">
+      <w:start w:val="1"/>
+      <w:numFmt w:val="bullet"/>
+      <w:lvlText w:val=""/>
+      <w:lvlJc w:val="left"/>
+      <w:pPr>
+        <w:ind w:left="720" w:hanging="360"/>
+      </w:pPr>
+      <w:rPr>
+        <w:rFonts w:ascii="Symbol" w:hAnsi="Symbol" w:hint="default"/>
+      </w:rPr>
+    </w:lvl>
+    <w:lvl w:ilvl="1" w:tplc="FFFFFFFF" w:tentative="1">
+      <w:start w:val="1"/>
+      <w:numFmt w:val="bullet"/>
+      <w:lvlText w:val="o"/>
+      <w:lvlJc w:val="left"/>
+      <w:pPr>
+        <w:ind w:left="1440" w:hanging="360"/>
+      </w:pPr>
+      <w:rPr>
+        <w:rFonts w:ascii="Courier New" w:hAnsi="Courier New" w:cs="Courier New" w:hint="default"/>
+      </w:rPr>
+    </w:lvl>
+    <w:lvl w:ilvl="2" w:tplc="FFFFFFFF" w:tentative="1">
+      <w:start w:val="1"/>
+      <w:numFmt w:val="bullet"/>
+      <w:lvlText w:val=""/>
+      <w:lvlJc w:val="left"/>
+      <w:pPr>
+        <w:ind w:left="2160" w:hanging="360"/>
+      </w:pPr>
+      <w:rPr>
+        <w:rFonts w:ascii="Wingdings" w:hAnsi="Wingdings" w:hint="default"/>
+      </w:rPr>
+    </w:lvl>
+    <w:lvl w:ilvl="3" w:tplc="FFFFFFFF" w:tentative="1">
+      <w:start w:val="1"/>
+      <w:numFmt w:val="bullet"/>
+      <w:lvlText w:val=""/>
+      <w:lvlJc w:val="left"/>
+      <w:pPr>
+        <w:ind w:left="2880" w:hanging="360"/>
+      </w:pPr>
+      <w:rPr>
+        <w:rFonts w:ascii="Symbol" w:hAnsi="Symbol" w:hint="default"/>
+      </w:rPr>
+    </w:lvl>
+    <w:lvl w:ilvl="4" w:tplc="FFFFFFFF" w:tentative="1">
+      <w:start w:val="1"/>
+      <w:numFmt w:val="bullet"/>
+      <w:lvlText w:val="o"/>
+      <w:lvlJc w:val="left"/>
+      <w:pPr>
+        <w:ind w:left="3600" w:hanging="360"/>
+      </w:pPr>
+      <w:rPr>
+        <w:rFonts w:ascii="Courier New" w:hAnsi="Courier New" w:cs="Courier New" w:hint="default"/>
+      </w:rPr>
+    </w:lvl>
+    <w:lvl w:ilvl="5" w:tplc="FFFFFFFF" w:tentative="1">
+      <w:start w:val="1"/>
+      <w:numFmt w:val="bullet"/>
+      <w:lvlText w:val=""/>
+      <w:lvlJc w:val="left"/>
+      <w:pPr>
+        <w:ind w:left="4320" w:hanging="360"/>
+      </w:pPr>
+      <w:rPr>
+        <w:rFonts w:ascii="Wingdings" w:hAnsi="Wingdings" w:hint="default"/>
+      </w:rPr>
+    </w:lvl>
+    <w:lvl w:ilvl="6" w:tplc="FFFFFFFF" w:tentative="1">
+      <w:start w:val="1"/>
+      <w:numFmt w:val="bullet"/>
+      <w:lvlText w:val=""/>
+      <w:lvlJc w:val="left"/>
+      <w:pPr>
+        <w:ind w:left="5040" w:hanging="360"/>
+      </w:pPr>
+      <w:rPr>
+        <w:rFonts w:ascii="Symbol" w:hAnsi="Symbol" w:hint="default"/>
+      </w:rPr>
+    </w:lvl>
+    <w:lvl w:ilvl="7" w:tplc="FFFFFFFF" w:tentative="1">
+      <w:start w:val="1"/>
+      <w:numFmt w:val="bullet"/>
+      <w:lvlText w:val="o"/>
+      <w:lvlJc w:val="left"/>
+      <w:pPr>
+        <w:ind w:left="5760" w:hanging="360"/>
+      </w:pPr>
+      <w:rPr>
+        <w:rFonts w:ascii="Courier New" w:hAnsi="Courier New" w:cs="Courier New" w:hint="default"/>
+      </w:rPr>
+    </w:lvl>
+    <w:lvl w:ilvl="8" w:tplc="FFFFFFFF" w:tentative="1">
+      <w:start w:val="1"/>
+      <w:numFmt w:val="bullet"/>
+      <w:lvlText w:val=""/>
+      <w:lvlJc w:val="left"/>
+      <w:pPr>
+        <w:ind w:left="6480" w:hanging="360"/>
+      </w:pPr>
+      <w:rPr>
+        <w:rFonts w:ascii="Wingdings" w:hAnsi="Wingdings" w:hint="default"/>
+      </w:rPr>
+    </w:lvl>
+  </w:abstractNum>
+  <w:abstractNum w:abstractNumId="23" w15:restartNumberingAfterBreak="0">
+    <w:nsid w:val="20BD261C"/>
+    <w:multiLevelType w:val="hybridMultilevel"/>
+    <w:tmpl w:val="94609160"/>
+    <w:lvl w:ilvl="0" w:tplc="025E25B4">
+      <w:start w:val="1"/>
+      <w:numFmt w:val="bullet"/>
+      <w:lvlText w:val=""/>
+      <w:lvlJc w:val="left"/>
+      <w:pPr>
+        <w:ind w:left="720" w:hanging="360"/>
+      </w:pPr>
+      <w:rPr>
+        <w:rFonts w:ascii="Symbol" w:hAnsi="Symbol" w:hint="default"/>
+      </w:rPr>
+    </w:lvl>
+    <w:lvl w:ilvl="1" w:tplc="04190003" w:tentative="1">
+      <w:start w:val="1"/>
+      <w:numFmt w:val="bullet"/>
+      <w:lvlText w:val="o"/>
+      <w:lvlJc w:val="left"/>
+      <w:pPr>
+        <w:ind w:left="1440" w:hanging="360"/>
+      </w:pPr>
+      <w:rPr>
+        <w:rFonts w:ascii="Courier New" w:hAnsi="Courier New" w:cs="Courier New" w:hint="default"/>
+      </w:rPr>
+    </w:lvl>
+    <w:lvl w:ilvl="2" w:tplc="04190005" w:tentative="1">
+      <w:start w:val="1"/>
+      <w:numFmt w:val="bullet"/>
+      <w:lvlText w:val=""/>
+      <w:lvlJc w:val="left"/>
+      <w:pPr>
+        <w:ind w:left="2160" w:hanging="360"/>
+      </w:pPr>
+      <w:rPr>
+        <w:rFonts w:ascii="Wingdings" w:hAnsi="Wingdings" w:hint="default"/>
+      </w:rPr>
+    </w:lvl>
+    <w:lvl w:ilvl="3" w:tplc="04190001" w:tentative="1">
+      <w:start w:val="1"/>
+      <w:numFmt w:val="bullet"/>
+      <w:lvlText w:val=""/>
+      <w:lvlJc w:val="left"/>
+      <w:pPr>
+        <w:ind w:left="2880" w:hanging="360"/>
+      </w:pPr>
+      <w:rPr>
+        <w:rFonts w:ascii="Symbol" w:hAnsi="Symbol" w:hint="default"/>
+      </w:rPr>
+    </w:lvl>
+    <w:lvl w:ilvl="4" w:tplc="04190003" w:tentative="1">
+      <w:start w:val="1"/>
+      <w:numFmt w:val="bullet"/>
+      <w:lvlText w:val="o"/>
+      <w:lvlJc w:val="left"/>
+      <w:pPr>
+        <w:ind w:left="3600" w:hanging="360"/>
+      </w:pPr>
+      <w:rPr>
+        <w:rFonts w:ascii="Courier New" w:hAnsi="Courier New" w:cs="Courier New" w:hint="default"/>
+      </w:rPr>
+    </w:lvl>
+    <w:lvl w:ilvl="5" w:tplc="04190005" w:tentative="1">
+      <w:start w:val="1"/>
+      <w:numFmt w:val="bullet"/>
+      <w:lvlText w:val=""/>
+      <w:lvlJc w:val="left"/>
+      <w:pPr>
+        <w:ind w:left="4320" w:hanging="360"/>
+      </w:pPr>
+      <w:rPr>
+        <w:rFonts w:ascii="Wingdings" w:hAnsi="Wingdings" w:hint="default"/>
+      </w:rPr>
+    </w:lvl>
+    <w:lvl w:ilvl="6" w:tplc="04190001" w:tentative="1">
+      <w:start w:val="1"/>
+      <w:numFmt w:val="bullet"/>
+      <w:lvlText w:val=""/>
+      <w:lvlJc w:val="left"/>
+      <w:pPr>
+        <w:ind w:left="5040" w:hanging="360"/>
+      </w:pPr>
+      <w:rPr>
+        <w:rFonts w:ascii="Symbol" w:hAnsi="Symbol" w:hint="default"/>
+      </w:rPr>
+    </w:lvl>
+    <w:lvl w:ilvl="7" w:tplc="04190003" w:tentative="1">
+      <w:start w:val="1"/>
+      <w:numFmt w:val="bullet"/>
+      <w:lvlText w:val="o"/>
+      <w:lvlJc w:val="left"/>
+      <w:pPr>
+        <w:ind w:left="5760" w:hanging="360"/>
+      </w:pPr>
+      <w:rPr>
+        <w:rFonts w:ascii="Courier New" w:hAnsi="Courier New" w:cs="Courier New" w:hint="default"/>
+      </w:rPr>
+    </w:lvl>
+    <w:lvl w:ilvl="8" w:tplc="04190005" w:tentative="1">
+      <w:start w:val="1"/>
+      <w:numFmt w:val="bullet"/>
+      <w:lvlText w:val=""/>
+      <w:lvlJc w:val="left"/>
+      <w:pPr>
+        <w:ind w:left="6480" w:hanging="360"/>
+      </w:pPr>
+      <w:rPr>
+        <w:rFonts w:ascii="Wingdings" w:hAnsi="Wingdings" w:hint="default"/>
+      </w:rPr>
+    </w:lvl>
+  </w:abstractNum>
+  <w:abstractNum w:abstractNumId="24" w15:restartNumberingAfterBreak="0">
     <w:nsid w:val="26CE67BE"/>
     <w:multiLevelType w:val="hybridMultilevel"/>
     <w:tmpl w:val="7C58CE4A"/>
@@ -12968,7 +17665,7 @@
       </w:rPr>
     </w:lvl>
   </w:abstractNum>
-  <w:abstractNum w:abstractNumId="20" w15:restartNumberingAfterBreak="0">
+  <w:abstractNum w:abstractNumId="25" w15:restartNumberingAfterBreak="0">
     <w:nsid w:val="26DB4999"/>
     <w:multiLevelType w:val="hybridMultilevel"/>
     <w:tmpl w:val="6C16F002"/>
@@ -13081,7 +17778,7 @@
       </w:rPr>
     </w:lvl>
   </w:abstractNum>
-  <w:abstractNum w:abstractNumId="21" w15:restartNumberingAfterBreak="0">
+  <w:abstractNum w:abstractNumId="26" w15:restartNumberingAfterBreak="0">
     <w:nsid w:val="286C7589"/>
     <w:multiLevelType w:val="multilevel"/>
     <w:tmpl w:val="B3E03B82"/>
@@ -13230,7 +17927,7 @@
       </w:rPr>
     </w:lvl>
   </w:abstractNum>
-  <w:abstractNum w:abstractNumId="22" w15:restartNumberingAfterBreak="0">
+  <w:abstractNum w:abstractNumId="27" w15:restartNumberingAfterBreak="0">
     <w:nsid w:val="2A663E28"/>
     <w:multiLevelType w:val="hybridMultilevel"/>
     <w:tmpl w:val="77FA51EA"/>
@@ -13343,7 +18040,7 @@
       </w:rPr>
     </w:lvl>
   </w:abstractNum>
-  <w:abstractNum w:abstractNumId="23" w15:restartNumberingAfterBreak="0">
+  <w:abstractNum w:abstractNumId="28" w15:restartNumberingAfterBreak="0">
     <w:nsid w:val="2A930F3F"/>
     <w:multiLevelType w:val="hybridMultilevel"/>
     <w:tmpl w:val="355C63E2"/>
@@ -13456,7 +18153,7 @@
       </w:rPr>
     </w:lvl>
   </w:abstractNum>
-  <w:abstractNum w:abstractNumId="24" w15:restartNumberingAfterBreak="0">
+  <w:abstractNum w:abstractNumId="29" w15:restartNumberingAfterBreak="0">
     <w:nsid w:val="2B494AD3"/>
     <w:multiLevelType w:val="hybridMultilevel"/>
     <w:tmpl w:val="EA66D2E8"/>
@@ -13569,7 +18266,7 @@
       </w:rPr>
     </w:lvl>
   </w:abstractNum>
-  <w:abstractNum w:abstractNumId="25" w15:restartNumberingAfterBreak="0">
+  <w:abstractNum w:abstractNumId="30" w15:restartNumberingAfterBreak="0">
     <w:nsid w:val="2D71723D"/>
     <w:multiLevelType w:val="hybridMultilevel"/>
     <w:tmpl w:val="D1D6BC38"/>
@@ -13682,7 +18379,7 @@
       </w:rPr>
     </w:lvl>
   </w:abstractNum>
-  <w:abstractNum w:abstractNumId="26" w15:restartNumberingAfterBreak="0">
+  <w:abstractNum w:abstractNumId="31" w15:restartNumberingAfterBreak="0">
     <w:nsid w:val="2DF96CFD"/>
     <w:multiLevelType w:val="hybridMultilevel"/>
     <w:tmpl w:val="DCF64860"/>
@@ -13795,7 +18492,7 @@
       </w:rPr>
     </w:lvl>
   </w:abstractNum>
-  <w:abstractNum w:abstractNumId="27" w15:restartNumberingAfterBreak="0">
+  <w:abstractNum w:abstractNumId="32" w15:restartNumberingAfterBreak="0">
     <w:nsid w:val="2EDC61EE"/>
     <w:multiLevelType w:val="hybridMultilevel"/>
     <w:tmpl w:val="50B827A6"/>
@@ -13908,7 +18605,7 @@
       </w:rPr>
     </w:lvl>
   </w:abstractNum>
-  <w:abstractNum w:abstractNumId="28" w15:restartNumberingAfterBreak="0">
+  <w:abstractNum w:abstractNumId="33" w15:restartNumberingAfterBreak="0">
     <w:nsid w:val="2F354CC2"/>
     <w:multiLevelType w:val="hybridMultilevel"/>
     <w:tmpl w:val="E600329A"/>
@@ -14021,7 +18718,120 @@
       </w:rPr>
     </w:lvl>
   </w:abstractNum>
-  <w:abstractNum w:abstractNumId="29" w15:restartNumberingAfterBreak="0">
+  <w:abstractNum w:abstractNumId="34" w15:restartNumberingAfterBreak="0">
+    <w:nsid w:val="2F8A7324"/>
+    <w:multiLevelType w:val="hybridMultilevel"/>
+    <w:tmpl w:val="6648402E"/>
+    <w:lvl w:ilvl="0" w:tplc="025E25B4">
+      <w:start w:val="1"/>
+      <w:numFmt w:val="bullet"/>
+      <w:lvlText w:val=""/>
+      <w:lvlJc w:val="left"/>
+      <w:pPr>
+        <w:ind w:left="720" w:hanging="360"/>
+      </w:pPr>
+      <w:rPr>
+        <w:rFonts w:ascii="Symbol" w:hAnsi="Symbol" w:hint="default"/>
+      </w:rPr>
+    </w:lvl>
+    <w:lvl w:ilvl="1" w:tplc="04190003" w:tentative="1">
+      <w:start w:val="1"/>
+      <w:numFmt w:val="bullet"/>
+      <w:lvlText w:val="o"/>
+      <w:lvlJc w:val="left"/>
+      <w:pPr>
+        <w:ind w:left="1440" w:hanging="360"/>
+      </w:pPr>
+      <w:rPr>
+        <w:rFonts w:ascii="Courier New" w:hAnsi="Courier New" w:cs="Courier New" w:hint="default"/>
+      </w:rPr>
+    </w:lvl>
+    <w:lvl w:ilvl="2" w:tplc="04190005" w:tentative="1">
+      <w:start w:val="1"/>
+      <w:numFmt w:val="bullet"/>
+      <w:lvlText w:val=""/>
+      <w:lvlJc w:val="left"/>
+      <w:pPr>
+        <w:ind w:left="2160" w:hanging="360"/>
+      </w:pPr>
+      <w:rPr>
+        <w:rFonts w:ascii="Wingdings" w:hAnsi="Wingdings" w:hint="default"/>
+      </w:rPr>
+    </w:lvl>
+    <w:lvl w:ilvl="3" w:tplc="04190001" w:tentative="1">
+      <w:start w:val="1"/>
+      <w:numFmt w:val="bullet"/>
+      <w:lvlText w:val=""/>
+      <w:lvlJc w:val="left"/>
+      <w:pPr>
+        <w:ind w:left="2880" w:hanging="360"/>
+      </w:pPr>
+      <w:rPr>
+        <w:rFonts w:ascii="Symbol" w:hAnsi="Symbol" w:hint="default"/>
+      </w:rPr>
+    </w:lvl>
+    <w:lvl w:ilvl="4" w:tplc="04190003" w:tentative="1">
+      <w:start w:val="1"/>
+      <w:numFmt w:val="bullet"/>
+      <w:lvlText w:val="o"/>
+      <w:lvlJc w:val="left"/>
+      <w:pPr>
+        <w:ind w:left="3600" w:hanging="360"/>
+      </w:pPr>
+      <w:rPr>
+        <w:rFonts w:ascii="Courier New" w:hAnsi="Courier New" w:cs="Courier New" w:hint="default"/>
+      </w:rPr>
+    </w:lvl>
+    <w:lvl w:ilvl="5" w:tplc="04190005" w:tentative="1">
+      <w:start w:val="1"/>
+      <w:numFmt w:val="bullet"/>
+      <w:lvlText w:val=""/>
+      <w:lvlJc w:val="left"/>
+      <w:pPr>
+        <w:ind w:left="4320" w:hanging="360"/>
+      </w:pPr>
+      <w:rPr>
+        <w:rFonts w:ascii="Wingdings" w:hAnsi="Wingdings" w:hint="default"/>
+      </w:rPr>
+    </w:lvl>
+    <w:lvl w:ilvl="6" w:tplc="04190001" w:tentative="1">
+      <w:start w:val="1"/>
+      <w:numFmt w:val="bullet"/>
+      <w:lvlText w:val=""/>
+      <w:lvlJc w:val="left"/>
+      <w:pPr>
+        <w:ind w:left="5040" w:hanging="360"/>
+      </w:pPr>
+      <w:rPr>
+        <w:rFonts w:ascii="Symbol" w:hAnsi="Symbol" w:hint="default"/>
+      </w:rPr>
+    </w:lvl>
+    <w:lvl w:ilvl="7" w:tplc="04190003" w:tentative="1">
+      <w:start w:val="1"/>
+      <w:numFmt w:val="bullet"/>
+      <w:lvlText w:val="o"/>
+      <w:lvlJc w:val="left"/>
+      <w:pPr>
+        <w:ind w:left="5760" w:hanging="360"/>
+      </w:pPr>
+      <w:rPr>
+        <w:rFonts w:ascii="Courier New" w:hAnsi="Courier New" w:cs="Courier New" w:hint="default"/>
+      </w:rPr>
+    </w:lvl>
+    <w:lvl w:ilvl="8" w:tplc="04190005" w:tentative="1">
+      <w:start w:val="1"/>
+      <w:numFmt w:val="bullet"/>
+      <w:lvlText w:val=""/>
+      <w:lvlJc w:val="left"/>
+      <w:pPr>
+        <w:ind w:left="6480" w:hanging="360"/>
+      </w:pPr>
+      <w:rPr>
+        <w:rFonts w:ascii="Wingdings" w:hAnsi="Wingdings" w:hint="default"/>
+      </w:rPr>
+    </w:lvl>
+  </w:abstractNum>
+  <w:abstractNum w:abstractNumId="35" w15:restartNumberingAfterBreak="0">
     <w:nsid w:val="2FFF1211"/>
     <w:multiLevelType w:val="hybridMultilevel"/>
     <w:tmpl w:val="77B86D2E"/>
@@ -14134,7 +18944,7 @@
       </w:rPr>
     </w:lvl>
   </w:abstractNum>
-  <w:abstractNum w:abstractNumId="30" w15:restartNumberingAfterBreak="0">
+  <w:abstractNum w:abstractNumId="36" w15:restartNumberingAfterBreak="0">
     <w:nsid w:val="310E7BED"/>
     <w:multiLevelType w:val="singleLevel"/>
     <w:tmpl w:val="310E7BED"/>
@@ -14146,7 +18956,233 @@
       <w:lvlJc w:val="left"/>
     </w:lvl>
   </w:abstractNum>
-  <w:abstractNum w:abstractNumId="31" w15:restartNumberingAfterBreak="0">
+  <w:abstractNum w:abstractNumId="37" w15:restartNumberingAfterBreak="0">
+    <w:nsid w:val="317814D3"/>
+    <w:multiLevelType w:val="hybridMultilevel"/>
+    <w:tmpl w:val="28246280"/>
+    <w:lvl w:ilvl="0" w:tplc="025E25B4">
+      <w:start w:val="1"/>
+      <w:numFmt w:val="bullet"/>
+      <w:lvlText w:val=""/>
+      <w:lvlJc w:val="left"/>
+      <w:pPr>
+        <w:ind w:left="720" w:hanging="360"/>
+      </w:pPr>
+      <w:rPr>
+        <w:rFonts w:ascii="Symbol" w:hAnsi="Symbol" w:hint="default"/>
+      </w:rPr>
+    </w:lvl>
+    <w:lvl w:ilvl="1" w:tplc="04190003" w:tentative="1">
+      <w:start w:val="1"/>
+      <w:numFmt w:val="bullet"/>
+      <w:lvlText w:val="o"/>
+      <w:lvlJc w:val="left"/>
+      <w:pPr>
+        <w:ind w:left="1440" w:hanging="360"/>
+      </w:pPr>
+      <w:rPr>
+        <w:rFonts w:ascii="Courier New" w:hAnsi="Courier New" w:cs="Courier New" w:hint="default"/>
+      </w:rPr>
+    </w:lvl>
+    <w:lvl w:ilvl="2" w:tplc="04190005" w:tentative="1">
+      <w:start w:val="1"/>
+      <w:numFmt w:val="bullet"/>
+      <w:lvlText w:val=""/>
+      <w:lvlJc w:val="left"/>
+      <w:pPr>
+        <w:ind w:left="2160" w:hanging="360"/>
+      </w:pPr>
+      <w:rPr>
+        <w:rFonts w:ascii="Wingdings" w:hAnsi="Wingdings" w:hint="default"/>
+      </w:rPr>
+    </w:lvl>
+    <w:lvl w:ilvl="3" w:tplc="04190001" w:tentative="1">
+      <w:start w:val="1"/>
+      <w:numFmt w:val="bullet"/>
+      <w:lvlText w:val=""/>
+      <w:lvlJc w:val="left"/>
+      <w:pPr>
+        <w:ind w:left="2880" w:hanging="360"/>
+      </w:pPr>
+      <w:rPr>
+        <w:rFonts w:ascii="Symbol" w:hAnsi="Symbol" w:hint="default"/>
+      </w:rPr>
+    </w:lvl>
+    <w:lvl w:ilvl="4" w:tplc="04190003" w:tentative="1">
+      <w:start w:val="1"/>
+      <w:numFmt w:val="bullet"/>
+      <w:lvlText w:val="o"/>
+      <w:lvlJc w:val="left"/>
+      <w:pPr>
+        <w:ind w:left="3600" w:hanging="360"/>
+      </w:pPr>
+      <w:rPr>
+        <w:rFonts w:ascii="Courier New" w:hAnsi="Courier New" w:cs="Courier New" w:hint="default"/>
+      </w:rPr>
+    </w:lvl>
+    <w:lvl w:ilvl="5" w:tplc="04190005" w:tentative="1">
+      <w:start w:val="1"/>
+      <w:numFmt w:val="bullet"/>
+      <w:lvlText w:val=""/>
+      <w:lvlJc w:val="left"/>
+      <w:pPr>
+        <w:ind w:left="4320" w:hanging="360"/>
+      </w:pPr>
+      <w:rPr>
+        <w:rFonts w:ascii="Wingdings" w:hAnsi="Wingdings" w:hint="default"/>
+      </w:rPr>
+    </w:lvl>
+    <w:lvl w:ilvl="6" w:tplc="04190001" w:tentative="1">
+      <w:start w:val="1"/>
+      <w:numFmt w:val="bullet"/>
+      <w:lvlText w:val=""/>
+      <w:lvlJc w:val="left"/>
+      <w:pPr>
+        <w:ind w:left="5040" w:hanging="360"/>
+      </w:pPr>
+      <w:rPr>
+        <w:rFonts w:ascii="Symbol" w:hAnsi="Symbol" w:hint="default"/>
+      </w:rPr>
+    </w:lvl>
+    <w:lvl w:ilvl="7" w:tplc="04190003" w:tentative="1">
+      <w:start w:val="1"/>
+      <w:numFmt w:val="bullet"/>
+      <w:lvlText w:val="o"/>
+      <w:lvlJc w:val="left"/>
+      <w:pPr>
+        <w:ind w:left="5760" w:hanging="360"/>
+      </w:pPr>
+      <w:rPr>
+        <w:rFonts w:ascii="Courier New" w:hAnsi="Courier New" w:cs="Courier New" w:hint="default"/>
+      </w:rPr>
+    </w:lvl>
+    <w:lvl w:ilvl="8" w:tplc="04190005" w:tentative="1">
+      <w:start w:val="1"/>
+      <w:numFmt w:val="bullet"/>
+      <w:lvlText w:val=""/>
+      <w:lvlJc w:val="left"/>
+      <w:pPr>
+        <w:ind w:left="6480" w:hanging="360"/>
+      </w:pPr>
+      <w:rPr>
+        <w:rFonts w:ascii="Wingdings" w:hAnsi="Wingdings" w:hint="default"/>
+      </w:rPr>
+    </w:lvl>
+  </w:abstractNum>
+  <w:abstractNum w:abstractNumId="38" w15:restartNumberingAfterBreak="0">
+    <w:nsid w:val="32EA060D"/>
+    <w:multiLevelType w:val="hybridMultilevel"/>
+    <w:tmpl w:val="579C5072"/>
+    <w:lvl w:ilvl="0" w:tplc="025E25B4">
+      <w:start w:val="1"/>
+      <w:numFmt w:val="bullet"/>
+      <w:lvlText w:val=""/>
+      <w:lvlJc w:val="left"/>
+      <w:pPr>
+        <w:ind w:left="720" w:hanging="360"/>
+      </w:pPr>
+      <w:rPr>
+        <w:rFonts w:ascii="Symbol" w:hAnsi="Symbol" w:hint="default"/>
+      </w:rPr>
+    </w:lvl>
+    <w:lvl w:ilvl="1" w:tplc="04190003" w:tentative="1">
+      <w:start w:val="1"/>
+      <w:numFmt w:val="bullet"/>
+      <w:lvlText w:val="o"/>
+      <w:lvlJc w:val="left"/>
+      <w:pPr>
+        <w:ind w:left="1440" w:hanging="360"/>
+      </w:pPr>
+      <w:rPr>
+        <w:rFonts w:ascii="Courier New" w:hAnsi="Courier New" w:cs="Courier New" w:hint="default"/>
+      </w:rPr>
+    </w:lvl>
+    <w:lvl w:ilvl="2" w:tplc="04190005" w:tentative="1">
+      <w:start w:val="1"/>
+      <w:numFmt w:val="bullet"/>
+      <w:lvlText w:val=""/>
+      <w:lvlJc w:val="left"/>
+      <w:pPr>
+        <w:ind w:left="2160" w:hanging="360"/>
+      </w:pPr>
+      <w:rPr>
+        <w:rFonts w:ascii="Wingdings" w:hAnsi="Wingdings" w:hint="default"/>
+      </w:rPr>
+    </w:lvl>
+    <w:lvl w:ilvl="3" w:tplc="04190001" w:tentative="1">
+      <w:start w:val="1"/>
+      <w:numFmt w:val="bullet"/>
+      <w:lvlText w:val=""/>
+      <w:lvlJc w:val="left"/>
+      <w:pPr>
+        <w:ind w:left="2880" w:hanging="360"/>
+      </w:pPr>
+      <w:rPr>
+        <w:rFonts w:ascii="Symbol" w:hAnsi="Symbol" w:hint="default"/>
+      </w:rPr>
+    </w:lvl>
+    <w:lvl w:ilvl="4" w:tplc="04190003" w:tentative="1">
+      <w:start w:val="1"/>
+      <w:numFmt w:val="bullet"/>
+      <w:lvlText w:val="o"/>
+      <w:lvlJc w:val="left"/>
+      <w:pPr>
+        <w:ind w:left="3600" w:hanging="360"/>
+      </w:pPr>
+      <w:rPr>
+        <w:rFonts w:ascii="Courier New" w:hAnsi="Courier New" w:cs="Courier New" w:hint="default"/>
+      </w:rPr>
+    </w:lvl>
+    <w:lvl w:ilvl="5" w:tplc="04190005" w:tentative="1">
+      <w:start w:val="1"/>
+      <w:numFmt w:val="bullet"/>
+      <w:lvlText w:val=""/>
+      <w:lvlJc w:val="left"/>
+      <w:pPr>
+        <w:ind w:left="4320" w:hanging="360"/>
+      </w:pPr>
+      <w:rPr>
+        <w:rFonts w:ascii="Wingdings" w:hAnsi="Wingdings" w:hint="default"/>
+      </w:rPr>
+    </w:lvl>
+    <w:lvl w:ilvl="6" w:tplc="04190001" w:tentative="1">
+      <w:start w:val="1"/>
+      <w:numFmt w:val="bullet"/>
+      <w:lvlText w:val=""/>
+      <w:lvlJc w:val="left"/>
+      <w:pPr>
+        <w:ind w:left="5040" w:hanging="360"/>
+      </w:pPr>
+      <w:rPr>
+        <w:rFonts w:ascii="Symbol" w:hAnsi="Symbol" w:hint="default"/>
+      </w:rPr>
+    </w:lvl>
+    <w:lvl w:ilvl="7" w:tplc="04190003" w:tentative="1">
+      <w:start w:val="1"/>
+      <w:numFmt w:val="bullet"/>
+      <w:lvlText w:val="o"/>
+      <w:lvlJc w:val="left"/>
+      <w:pPr>
+        <w:ind w:left="5760" w:hanging="360"/>
+      </w:pPr>
+      <w:rPr>
+        <w:rFonts w:ascii="Courier New" w:hAnsi="Courier New" w:cs="Courier New" w:hint="default"/>
+      </w:rPr>
+    </w:lvl>
+    <w:lvl w:ilvl="8" w:tplc="04190005" w:tentative="1">
+      <w:start w:val="1"/>
+      <w:numFmt w:val="bullet"/>
+      <w:lvlText w:val=""/>
+      <w:lvlJc w:val="left"/>
+      <w:pPr>
+        <w:ind w:left="6480" w:hanging="360"/>
+      </w:pPr>
+      <w:rPr>
+        <w:rFonts w:ascii="Wingdings" w:hAnsi="Wingdings" w:hint="default"/>
+      </w:rPr>
+    </w:lvl>
+  </w:abstractNum>
+  <w:abstractNum w:abstractNumId="39" w15:restartNumberingAfterBreak="0">
     <w:nsid w:val="33562BAE"/>
     <w:multiLevelType w:val="hybridMultilevel"/>
     <w:tmpl w:val="E6AAB44E"/>
@@ -14259,7 +19295,7 @@
       </w:rPr>
     </w:lvl>
   </w:abstractNum>
-  <w:abstractNum w:abstractNumId="32" w15:restartNumberingAfterBreak="0">
+  <w:abstractNum w:abstractNumId="40" w15:restartNumberingAfterBreak="0">
     <w:nsid w:val="33864788"/>
     <w:multiLevelType w:val="hybridMultilevel"/>
     <w:tmpl w:val="009A6106"/>
@@ -14401,7 +19437,7 @@
       </w:rPr>
     </w:lvl>
   </w:abstractNum>
-  <w:abstractNum w:abstractNumId="33" w15:restartNumberingAfterBreak="0">
+  <w:abstractNum w:abstractNumId="41" w15:restartNumberingAfterBreak="0">
     <w:nsid w:val="34C77EC5"/>
     <w:multiLevelType w:val="hybridMultilevel"/>
     <w:tmpl w:val="52A0517E"/>
@@ -14514,7 +19550,7 @@
       </w:rPr>
     </w:lvl>
   </w:abstractNum>
-  <w:abstractNum w:abstractNumId="34" w15:restartNumberingAfterBreak="0">
+  <w:abstractNum w:abstractNumId="42" w15:restartNumberingAfterBreak="0">
     <w:nsid w:val="381A7153"/>
     <w:multiLevelType w:val="hybridMultilevel"/>
     <w:tmpl w:val="B07C3C10"/>
@@ -14627,7 +19663,7 @@
       </w:rPr>
     </w:lvl>
   </w:abstractNum>
-  <w:abstractNum w:abstractNumId="35" w15:restartNumberingAfterBreak="0">
+  <w:abstractNum w:abstractNumId="43" w15:restartNumberingAfterBreak="0">
     <w:nsid w:val="38277CDD"/>
     <w:multiLevelType w:val="hybridMultilevel"/>
     <w:tmpl w:val="0A4A0758"/>
@@ -14740,7 +19776,7 @@
       </w:rPr>
     </w:lvl>
   </w:abstractNum>
-  <w:abstractNum w:abstractNumId="36" w15:restartNumberingAfterBreak="0">
+  <w:abstractNum w:abstractNumId="44" w15:restartNumberingAfterBreak="0">
     <w:nsid w:val="3EBF66FD"/>
     <w:multiLevelType w:val="multilevel"/>
     <w:tmpl w:val="90605BB0"/>
@@ -14889,7 +19925,7 @@
       </w:rPr>
     </w:lvl>
   </w:abstractNum>
-  <w:abstractNum w:abstractNumId="37" w15:restartNumberingAfterBreak="0">
+  <w:abstractNum w:abstractNumId="45" w15:restartNumberingAfterBreak="0">
     <w:nsid w:val="3EE64861"/>
     <w:multiLevelType w:val="hybridMultilevel"/>
     <w:tmpl w:val="16984E7E"/>
@@ -15002,7 +20038,120 @@
       </w:rPr>
     </w:lvl>
   </w:abstractNum>
-  <w:abstractNum w:abstractNumId="38" w15:restartNumberingAfterBreak="0">
+  <w:abstractNum w:abstractNumId="46" w15:restartNumberingAfterBreak="0">
+    <w:nsid w:val="3F6A0A00"/>
+    <w:multiLevelType w:val="hybridMultilevel"/>
+    <w:tmpl w:val="B0F8A04C"/>
+    <w:lvl w:ilvl="0" w:tplc="025E25B4">
+      <w:start w:val="1"/>
+      <w:numFmt w:val="bullet"/>
+      <w:lvlText w:val=""/>
+      <w:lvlJc w:val="left"/>
+      <w:pPr>
+        <w:ind w:left="720" w:hanging="360"/>
+      </w:pPr>
+      <w:rPr>
+        <w:rFonts w:ascii="Symbol" w:hAnsi="Symbol" w:hint="default"/>
+      </w:rPr>
+    </w:lvl>
+    <w:lvl w:ilvl="1" w:tplc="04190003" w:tentative="1">
+      <w:start w:val="1"/>
+      <w:numFmt w:val="bullet"/>
+      <w:lvlText w:val="o"/>
+      <w:lvlJc w:val="left"/>
+      <w:pPr>
+        <w:ind w:left="1440" w:hanging="360"/>
+      </w:pPr>
+      <w:rPr>
+        <w:rFonts w:ascii="Courier New" w:hAnsi="Courier New" w:cs="Courier New" w:hint="default"/>
+      </w:rPr>
+    </w:lvl>
+    <w:lvl w:ilvl="2" w:tplc="04190005" w:tentative="1">
+      <w:start w:val="1"/>
+      <w:numFmt w:val="bullet"/>
+      <w:lvlText w:val=""/>
+      <w:lvlJc w:val="left"/>
+      <w:pPr>
+        <w:ind w:left="2160" w:hanging="360"/>
+      </w:pPr>
+      <w:rPr>
+        <w:rFonts w:ascii="Wingdings" w:hAnsi="Wingdings" w:hint="default"/>
+      </w:rPr>
+    </w:lvl>
+    <w:lvl w:ilvl="3" w:tplc="04190001" w:tentative="1">
+      <w:start w:val="1"/>
+      <w:numFmt w:val="bullet"/>
+      <w:lvlText w:val=""/>
+      <w:lvlJc w:val="left"/>
+      <w:pPr>
+        <w:ind w:left="2880" w:hanging="360"/>
+      </w:pPr>
+      <w:rPr>
+        <w:rFonts w:ascii="Symbol" w:hAnsi="Symbol" w:hint="default"/>
+      </w:rPr>
+    </w:lvl>
+    <w:lvl w:ilvl="4" w:tplc="04190003" w:tentative="1">
+      <w:start w:val="1"/>
+      <w:numFmt w:val="bullet"/>
+      <w:lvlText w:val="o"/>
+      <w:lvlJc w:val="left"/>
+      <w:pPr>
+        <w:ind w:left="3600" w:hanging="360"/>
+      </w:pPr>
+      <w:rPr>
+        <w:rFonts w:ascii="Courier New" w:hAnsi="Courier New" w:cs="Courier New" w:hint="default"/>
+      </w:rPr>
+    </w:lvl>
+    <w:lvl w:ilvl="5" w:tplc="04190005" w:tentative="1">
+      <w:start w:val="1"/>
+      <w:numFmt w:val="bullet"/>
+      <w:lvlText w:val=""/>
+      <w:lvlJc w:val="left"/>
+      <w:pPr>
+        <w:ind w:left="4320" w:hanging="360"/>
+      </w:pPr>
+      <w:rPr>
+        <w:rFonts w:ascii="Wingdings" w:hAnsi="Wingdings" w:hint="default"/>
+      </w:rPr>
+    </w:lvl>
+    <w:lvl w:ilvl="6" w:tplc="04190001" w:tentative="1">
+      <w:start w:val="1"/>
+      <w:numFmt w:val="bullet"/>
+      <w:lvlText w:val=""/>
+      <w:lvlJc w:val="left"/>
+      <w:pPr>
+        <w:ind w:left="5040" w:hanging="360"/>
+      </w:pPr>
+      <w:rPr>
+        <w:rFonts w:ascii="Symbol" w:hAnsi="Symbol" w:hint="default"/>
+      </w:rPr>
+    </w:lvl>
+    <w:lvl w:ilvl="7" w:tplc="04190003" w:tentative="1">
+      <w:start w:val="1"/>
+      <w:numFmt w:val="bullet"/>
+      <w:lvlText w:val="o"/>
+      <w:lvlJc w:val="left"/>
+      <w:pPr>
+        <w:ind w:left="5760" w:hanging="360"/>
+      </w:pPr>
+      <w:rPr>
+        <w:rFonts w:ascii="Courier New" w:hAnsi="Courier New" w:cs="Courier New" w:hint="default"/>
+      </w:rPr>
+    </w:lvl>
+    <w:lvl w:ilvl="8" w:tplc="04190005" w:tentative="1">
+      <w:start w:val="1"/>
+      <w:numFmt w:val="bullet"/>
+      <w:lvlText w:val=""/>
+      <w:lvlJc w:val="left"/>
+      <w:pPr>
+        <w:ind w:left="6480" w:hanging="360"/>
+      </w:pPr>
+      <w:rPr>
+        <w:rFonts w:ascii="Wingdings" w:hAnsi="Wingdings" w:hint="default"/>
+      </w:rPr>
+    </w:lvl>
+  </w:abstractNum>
+  <w:abstractNum w:abstractNumId="47" w15:restartNumberingAfterBreak="0">
     <w:nsid w:val="3F932FE6"/>
     <w:multiLevelType w:val="hybridMultilevel"/>
     <w:tmpl w:val="74CC56A0"/>
@@ -15115,7 +20264,7 @@
       </w:rPr>
     </w:lvl>
   </w:abstractNum>
-  <w:abstractNum w:abstractNumId="39" w15:restartNumberingAfterBreak="0">
+  <w:abstractNum w:abstractNumId="48" w15:restartNumberingAfterBreak="0">
     <w:nsid w:val="40287D68"/>
     <w:multiLevelType w:val="hybridMultilevel"/>
     <w:tmpl w:val="CAFEEA02"/>
@@ -15228,7 +20377,7 @@
       </w:rPr>
     </w:lvl>
   </w:abstractNum>
-  <w:abstractNum w:abstractNumId="40" w15:restartNumberingAfterBreak="0">
+  <w:abstractNum w:abstractNumId="49" w15:restartNumberingAfterBreak="0">
     <w:nsid w:val="40D856AD"/>
     <w:multiLevelType w:val="hybridMultilevel"/>
     <w:tmpl w:val="C98A2DE2"/>
@@ -15341,7 +20490,7 @@
       </w:rPr>
     </w:lvl>
   </w:abstractNum>
-  <w:abstractNum w:abstractNumId="41" w15:restartNumberingAfterBreak="0">
+  <w:abstractNum w:abstractNumId="50" w15:restartNumberingAfterBreak="0">
     <w:nsid w:val="42A56AA6"/>
     <w:multiLevelType w:val="hybridMultilevel"/>
     <w:tmpl w:val="53A41C10"/>
@@ -15454,7 +20603,7 @@
       </w:rPr>
     </w:lvl>
   </w:abstractNum>
-  <w:abstractNum w:abstractNumId="42" w15:restartNumberingAfterBreak="0">
+  <w:abstractNum w:abstractNumId="51" w15:restartNumberingAfterBreak="0">
     <w:nsid w:val="444559E0"/>
     <w:multiLevelType w:val="hybridMultilevel"/>
     <w:tmpl w:val="6B5C30E8"/>
@@ -15567,7 +20716,7 @@
       </w:rPr>
     </w:lvl>
   </w:abstractNum>
-  <w:abstractNum w:abstractNumId="43" w15:restartNumberingAfterBreak="0">
+  <w:abstractNum w:abstractNumId="52" w15:restartNumberingAfterBreak="0">
     <w:nsid w:val="45BD234B"/>
     <w:multiLevelType w:val="hybridMultilevel"/>
     <w:tmpl w:val="B778EDDE"/>
@@ -15680,7 +20829,7 @@
       </w:rPr>
     </w:lvl>
   </w:abstractNum>
-  <w:abstractNum w:abstractNumId="44" w15:restartNumberingAfterBreak="0">
+  <w:abstractNum w:abstractNumId="53" w15:restartNumberingAfterBreak="0">
     <w:nsid w:val="46AF6F82"/>
     <w:multiLevelType w:val="multilevel"/>
     <w:tmpl w:val="4BC8A5D6"/>
@@ -15830,7 +20979,7 @@
       </w:rPr>
     </w:lvl>
   </w:abstractNum>
-  <w:abstractNum w:abstractNumId="45" w15:restartNumberingAfterBreak="0">
+  <w:abstractNum w:abstractNumId="54" w15:restartNumberingAfterBreak="0">
     <w:nsid w:val="48DB425F"/>
     <w:multiLevelType w:val="hybridMultilevel"/>
     <w:tmpl w:val="155494A2"/>
@@ -15934,7 +21083,7 @@
       </w:pPr>
     </w:lvl>
   </w:abstractNum>
-  <w:abstractNum w:abstractNumId="46" w15:restartNumberingAfterBreak="0">
+  <w:abstractNum w:abstractNumId="55" w15:restartNumberingAfterBreak="0">
     <w:nsid w:val="49295B0E"/>
     <w:multiLevelType w:val="hybridMultilevel"/>
     <w:tmpl w:val="E0E4390E"/>
@@ -16047,7 +21196,120 @@
       </w:rPr>
     </w:lvl>
   </w:abstractNum>
-  <w:abstractNum w:abstractNumId="47" w15:restartNumberingAfterBreak="0">
+  <w:abstractNum w:abstractNumId="56" w15:restartNumberingAfterBreak="0">
+    <w:nsid w:val="4BAE221A"/>
+    <w:multiLevelType w:val="hybridMultilevel"/>
+    <w:tmpl w:val="BCC2DDB8"/>
+    <w:lvl w:ilvl="0" w:tplc="025E25B4">
+      <w:start w:val="1"/>
+      <w:numFmt w:val="bullet"/>
+      <w:lvlText w:val=""/>
+      <w:lvlJc w:val="left"/>
+      <w:pPr>
+        <w:ind w:left="720" w:hanging="360"/>
+      </w:pPr>
+      <w:rPr>
+        <w:rFonts w:ascii="Symbol" w:hAnsi="Symbol" w:hint="default"/>
+      </w:rPr>
+    </w:lvl>
+    <w:lvl w:ilvl="1" w:tplc="04190003" w:tentative="1">
+      <w:start w:val="1"/>
+      <w:numFmt w:val="bullet"/>
+      <w:lvlText w:val="o"/>
+      <w:lvlJc w:val="left"/>
+      <w:pPr>
+        <w:ind w:left="1440" w:hanging="360"/>
+      </w:pPr>
+      <w:rPr>
+        <w:rFonts w:ascii="Courier New" w:hAnsi="Courier New" w:cs="Courier New" w:hint="default"/>
+      </w:rPr>
+    </w:lvl>
+    <w:lvl w:ilvl="2" w:tplc="04190005" w:tentative="1">
+      <w:start w:val="1"/>
+      <w:numFmt w:val="bullet"/>
+      <w:lvlText w:val=""/>
+      <w:lvlJc w:val="left"/>
+      <w:pPr>
+        <w:ind w:left="2160" w:hanging="360"/>
+      </w:pPr>
+      <w:rPr>
+        <w:rFonts w:ascii="Wingdings" w:hAnsi="Wingdings" w:hint="default"/>
+      </w:rPr>
+    </w:lvl>
+    <w:lvl w:ilvl="3" w:tplc="04190001" w:tentative="1">
+      <w:start w:val="1"/>
+      <w:numFmt w:val="bullet"/>
+      <w:lvlText w:val=""/>
+      <w:lvlJc w:val="left"/>
+      <w:pPr>
+        <w:ind w:left="2880" w:hanging="360"/>
+      </w:pPr>
+      <w:rPr>
+        <w:rFonts w:ascii="Symbol" w:hAnsi="Symbol" w:hint="default"/>
+      </w:rPr>
+    </w:lvl>
+    <w:lvl w:ilvl="4" w:tplc="04190003" w:tentative="1">
+      <w:start w:val="1"/>
+      <w:numFmt w:val="bullet"/>
+      <w:lvlText w:val="o"/>
+      <w:lvlJc w:val="left"/>
+      <w:pPr>
+        <w:ind w:left="3600" w:hanging="360"/>
+      </w:pPr>
+      <w:rPr>
+        <w:rFonts w:ascii="Courier New" w:hAnsi="Courier New" w:cs="Courier New" w:hint="default"/>
+      </w:rPr>
+    </w:lvl>
+    <w:lvl w:ilvl="5" w:tplc="04190005" w:tentative="1">
+      <w:start w:val="1"/>
+      <w:numFmt w:val="bullet"/>
+      <w:lvlText w:val=""/>
+      <w:lvlJc w:val="left"/>
+      <w:pPr>
+        <w:ind w:left="4320" w:hanging="360"/>
+      </w:pPr>
+      <w:rPr>
+        <w:rFonts w:ascii="Wingdings" w:hAnsi="Wingdings" w:hint="default"/>
+      </w:rPr>
+    </w:lvl>
+    <w:lvl w:ilvl="6" w:tplc="04190001" w:tentative="1">
+      <w:start w:val="1"/>
+      <w:numFmt w:val="bullet"/>
+      <w:lvlText w:val=""/>
+      <w:lvlJc w:val="left"/>
+      <w:pPr>
+        <w:ind w:left="5040" w:hanging="360"/>
+      </w:pPr>
+      <w:rPr>
+        <w:rFonts w:ascii="Symbol" w:hAnsi="Symbol" w:hint="default"/>
+      </w:rPr>
+    </w:lvl>
+    <w:lvl w:ilvl="7" w:tplc="04190003" w:tentative="1">
+      <w:start w:val="1"/>
+      <w:numFmt w:val="bullet"/>
+      <w:lvlText w:val="o"/>
+      <w:lvlJc w:val="left"/>
+      <w:pPr>
+        <w:ind w:left="5760" w:hanging="360"/>
+      </w:pPr>
+      <w:rPr>
+        <w:rFonts w:ascii="Courier New" w:hAnsi="Courier New" w:cs="Courier New" w:hint="default"/>
+      </w:rPr>
+    </w:lvl>
+    <w:lvl w:ilvl="8" w:tplc="04190005" w:tentative="1">
+      <w:start w:val="1"/>
+      <w:numFmt w:val="bullet"/>
+      <w:lvlText w:val=""/>
+      <w:lvlJc w:val="left"/>
+      <w:pPr>
+        <w:ind w:left="6480" w:hanging="360"/>
+      </w:pPr>
+      <w:rPr>
+        <w:rFonts w:ascii="Wingdings" w:hAnsi="Wingdings" w:hint="default"/>
+      </w:rPr>
+    </w:lvl>
+  </w:abstractNum>
+  <w:abstractNum w:abstractNumId="57" w15:restartNumberingAfterBreak="0">
     <w:nsid w:val="4C0C3C8E"/>
     <w:multiLevelType w:val="hybridMultilevel"/>
     <w:tmpl w:val="B5029E40"/>
@@ -16160,7 +21422,7 @@
       </w:rPr>
     </w:lvl>
   </w:abstractNum>
-  <w:abstractNum w:abstractNumId="48" w15:restartNumberingAfterBreak="0">
+  <w:abstractNum w:abstractNumId="58" w15:restartNumberingAfterBreak="0">
     <w:nsid w:val="4C841721"/>
     <w:multiLevelType w:val="multilevel"/>
     <w:tmpl w:val="4C841721"/>
@@ -16281,7 +21543,120 @@
       </w:pPr>
     </w:lvl>
   </w:abstractNum>
-  <w:abstractNum w:abstractNumId="49" w15:restartNumberingAfterBreak="0">
+  <w:abstractNum w:abstractNumId="59" w15:restartNumberingAfterBreak="0">
+    <w:nsid w:val="4D6320B2"/>
+    <w:multiLevelType w:val="hybridMultilevel"/>
+    <w:tmpl w:val="92F2BE9E"/>
+    <w:lvl w:ilvl="0" w:tplc="025E25B4">
+      <w:start w:val="1"/>
+      <w:numFmt w:val="bullet"/>
+      <w:lvlText w:val=""/>
+      <w:lvlJc w:val="left"/>
+      <w:pPr>
+        <w:ind w:left="720" w:hanging="360"/>
+      </w:pPr>
+      <w:rPr>
+        <w:rFonts w:ascii="Symbol" w:hAnsi="Symbol" w:hint="default"/>
+      </w:rPr>
+    </w:lvl>
+    <w:lvl w:ilvl="1" w:tplc="04190003" w:tentative="1">
+      <w:start w:val="1"/>
+      <w:numFmt w:val="bullet"/>
+      <w:lvlText w:val="o"/>
+      <w:lvlJc w:val="left"/>
+      <w:pPr>
+        <w:ind w:left="1440" w:hanging="360"/>
+      </w:pPr>
+      <w:rPr>
+        <w:rFonts w:ascii="Courier New" w:hAnsi="Courier New" w:cs="Courier New" w:hint="default"/>
+      </w:rPr>
+    </w:lvl>
+    <w:lvl w:ilvl="2" w:tplc="04190005" w:tentative="1">
+      <w:start w:val="1"/>
+      <w:numFmt w:val="bullet"/>
+      <w:lvlText w:val=""/>
+      <w:lvlJc w:val="left"/>
+      <w:pPr>
+        <w:ind w:left="2160" w:hanging="360"/>
+      </w:pPr>
+      <w:rPr>
+        <w:rFonts w:ascii="Wingdings" w:hAnsi="Wingdings" w:hint="default"/>
+      </w:rPr>
+    </w:lvl>
+    <w:lvl w:ilvl="3" w:tplc="04190001" w:tentative="1">
+      <w:start w:val="1"/>
+      <w:numFmt w:val="bullet"/>
+      <w:lvlText w:val=""/>
+      <w:lvlJc w:val="left"/>
+      <w:pPr>
+        <w:ind w:left="2880" w:hanging="360"/>
+      </w:pPr>
+      <w:rPr>
+        <w:rFonts w:ascii="Symbol" w:hAnsi="Symbol" w:hint="default"/>
+      </w:rPr>
+    </w:lvl>
+    <w:lvl w:ilvl="4" w:tplc="04190003" w:tentative="1">
+      <w:start w:val="1"/>
+      <w:numFmt w:val="bullet"/>
+      <w:lvlText w:val="o"/>
+      <w:lvlJc w:val="left"/>
+      <w:pPr>
+        <w:ind w:left="3600" w:hanging="360"/>
+      </w:pPr>
+      <w:rPr>
+        <w:rFonts w:ascii="Courier New" w:hAnsi="Courier New" w:cs="Courier New" w:hint="default"/>
+      </w:rPr>
+    </w:lvl>
+    <w:lvl w:ilvl="5" w:tplc="04190005" w:tentative="1">
+      <w:start w:val="1"/>
+      <w:numFmt w:val="bullet"/>
+      <w:lvlText w:val=""/>
+      <w:lvlJc w:val="left"/>
+      <w:pPr>
+        <w:ind w:left="4320" w:hanging="360"/>
+      </w:pPr>
+      <w:rPr>
+        <w:rFonts w:ascii="Wingdings" w:hAnsi="Wingdings" w:hint="default"/>
+      </w:rPr>
+    </w:lvl>
+    <w:lvl w:ilvl="6" w:tplc="04190001" w:tentative="1">
+      <w:start w:val="1"/>
+      <w:numFmt w:val="bullet"/>
+      <w:lvlText w:val=""/>
+      <w:lvlJc w:val="left"/>
+      <w:pPr>
+        <w:ind w:left="5040" w:hanging="360"/>
+      </w:pPr>
+      <w:rPr>
+        <w:rFonts w:ascii="Symbol" w:hAnsi="Symbol" w:hint="default"/>
+      </w:rPr>
+    </w:lvl>
+    <w:lvl w:ilvl="7" w:tplc="04190003" w:tentative="1">
+      <w:start w:val="1"/>
+      <w:numFmt w:val="bullet"/>
+      <w:lvlText w:val="o"/>
+      <w:lvlJc w:val="left"/>
+      <w:pPr>
+        <w:ind w:left="5760" w:hanging="360"/>
+      </w:pPr>
+      <w:rPr>
+        <w:rFonts w:ascii="Courier New" w:hAnsi="Courier New" w:cs="Courier New" w:hint="default"/>
+      </w:rPr>
+    </w:lvl>
+    <w:lvl w:ilvl="8" w:tplc="04190005" w:tentative="1">
+      <w:start w:val="1"/>
+      <w:numFmt w:val="bullet"/>
+      <w:lvlText w:val=""/>
+      <w:lvlJc w:val="left"/>
+      <w:pPr>
+        <w:ind w:left="6480" w:hanging="360"/>
+      </w:pPr>
+      <w:rPr>
+        <w:rFonts w:ascii="Wingdings" w:hAnsi="Wingdings" w:hint="default"/>
+      </w:rPr>
+    </w:lvl>
+  </w:abstractNum>
+  <w:abstractNum w:abstractNumId="60" w15:restartNumberingAfterBreak="0">
     <w:nsid w:val="4E067569"/>
     <w:multiLevelType w:val="hybridMultilevel"/>
     <w:tmpl w:val="2D74484A"/>
@@ -16394,7 +21769,7 @@
       </w:rPr>
     </w:lvl>
   </w:abstractNum>
-  <w:abstractNum w:abstractNumId="50" w15:restartNumberingAfterBreak="0">
+  <w:abstractNum w:abstractNumId="61" w15:restartNumberingAfterBreak="0">
     <w:nsid w:val="500C32EE"/>
     <w:multiLevelType w:val="hybridMultilevel"/>
     <w:tmpl w:val="156AE1C6"/>
@@ -16507,7 +21882,120 @@
       </w:rPr>
     </w:lvl>
   </w:abstractNum>
-  <w:abstractNum w:abstractNumId="51" w15:restartNumberingAfterBreak="0">
+  <w:abstractNum w:abstractNumId="62" w15:restartNumberingAfterBreak="0">
+    <w:nsid w:val="511263C0"/>
+    <w:multiLevelType w:val="hybridMultilevel"/>
+    <w:tmpl w:val="22E89DBE"/>
+    <w:lvl w:ilvl="0" w:tplc="025E25B4">
+      <w:start w:val="1"/>
+      <w:numFmt w:val="bullet"/>
+      <w:lvlText w:val=""/>
+      <w:lvlJc w:val="left"/>
+      <w:pPr>
+        <w:ind w:left="720" w:hanging="360"/>
+      </w:pPr>
+      <w:rPr>
+        <w:rFonts w:ascii="Symbol" w:hAnsi="Symbol" w:hint="default"/>
+      </w:rPr>
+    </w:lvl>
+    <w:lvl w:ilvl="1" w:tplc="04190003" w:tentative="1">
+      <w:start w:val="1"/>
+      <w:numFmt w:val="bullet"/>
+      <w:lvlText w:val="o"/>
+      <w:lvlJc w:val="left"/>
+      <w:pPr>
+        <w:ind w:left="1440" w:hanging="360"/>
+      </w:pPr>
+      <w:rPr>
+        <w:rFonts w:ascii="Courier New" w:hAnsi="Courier New" w:cs="Courier New" w:hint="default"/>
+      </w:rPr>
+    </w:lvl>
+    <w:lvl w:ilvl="2" w:tplc="04190005" w:tentative="1">
+      <w:start w:val="1"/>
+      <w:numFmt w:val="bullet"/>
+      <w:lvlText w:val=""/>
+      <w:lvlJc w:val="left"/>
+      <w:pPr>
+        <w:ind w:left="2160" w:hanging="360"/>
+      </w:pPr>
+      <w:rPr>
+        <w:rFonts w:ascii="Wingdings" w:hAnsi="Wingdings" w:hint="default"/>
+      </w:rPr>
+    </w:lvl>
+    <w:lvl w:ilvl="3" w:tplc="04190001" w:tentative="1">
+      <w:start w:val="1"/>
+      <w:numFmt w:val="bullet"/>
+      <w:lvlText w:val=""/>
+      <w:lvlJc w:val="left"/>
+      <w:pPr>
+        <w:ind w:left="2880" w:hanging="360"/>
+      </w:pPr>
+      <w:rPr>
+        <w:rFonts w:ascii="Symbol" w:hAnsi="Symbol" w:hint="default"/>
+      </w:rPr>
+    </w:lvl>
+    <w:lvl w:ilvl="4" w:tplc="04190003" w:tentative="1">
+      <w:start w:val="1"/>
+      <w:numFmt w:val="bullet"/>
+      <w:lvlText w:val="o"/>
+      <w:lvlJc w:val="left"/>
+      <w:pPr>
+        <w:ind w:left="3600" w:hanging="360"/>
+      </w:pPr>
+      <w:rPr>
+        <w:rFonts w:ascii="Courier New" w:hAnsi="Courier New" w:cs="Courier New" w:hint="default"/>
+      </w:rPr>
+    </w:lvl>
+    <w:lvl w:ilvl="5" w:tplc="04190005" w:tentative="1">
+      <w:start w:val="1"/>
+      <w:numFmt w:val="bullet"/>
+      <w:lvlText w:val=""/>
+      <w:lvlJc w:val="left"/>
+      <w:pPr>
+        <w:ind w:left="4320" w:hanging="360"/>
+      </w:pPr>
+      <w:rPr>
+        <w:rFonts w:ascii="Wingdings" w:hAnsi="Wingdings" w:hint="default"/>
+      </w:rPr>
+    </w:lvl>
+    <w:lvl w:ilvl="6" w:tplc="04190001" w:tentative="1">
+      <w:start w:val="1"/>
+      <w:numFmt w:val="bullet"/>
+      <w:lvlText w:val=""/>
+      <w:lvlJc w:val="left"/>
+      <w:pPr>
+        <w:ind w:left="5040" w:hanging="360"/>
+      </w:pPr>
+      <w:rPr>
+        <w:rFonts w:ascii="Symbol" w:hAnsi="Symbol" w:hint="default"/>
+      </w:rPr>
+    </w:lvl>
+    <w:lvl w:ilvl="7" w:tplc="04190003" w:tentative="1">
+      <w:start w:val="1"/>
+      <w:numFmt w:val="bullet"/>
+      <w:lvlText w:val="o"/>
+      <w:lvlJc w:val="left"/>
+      <w:pPr>
+        <w:ind w:left="5760" w:hanging="360"/>
+      </w:pPr>
+      <w:rPr>
+        <w:rFonts w:ascii="Courier New" w:hAnsi="Courier New" w:cs="Courier New" w:hint="default"/>
+      </w:rPr>
+    </w:lvl>
+    <w:lvl w:ilvl="8" w:tplc="04190005" w:tentative="1">
+      <w:start w:val="1"/>
+      <w:numFmt w:val="bullet"/>
+      <w:lvlText w:val=""/>
+      <w:lvlJc w:val="left"/>
+      <w:pPr>
+        <w:ind w:left="6480" w:hanging="360"/>
+      </w:pPr>
+      <w:rPr>
+        <w:rFonts w:ascii="Wingdings" w:hAnsi="Wingdings" w:hint="default"/>
+      </w:rPr>
+    </w:lvl>
+  </w:abstractNum>
+  <w:abstractNum w:abstractNumId="63" w15:restartNumberingAfterBreak="0">
     <w:nsid w:val="514F1A22"/>
     <w:multiLevelType w:val="hybridMultilevel"/>
     <w:tmpl w:val="9D44A3BE"/>
@@ -16620,7 +22108,7 @@
       </w:rPr>
     </w:lvl>
   </w:abstractNum>
-  <w:abstractNum w:abstractNumId="52" w15:restartNumberingAfterBreak="0">
+  <w:abstractNum w:abstractNumId="64" w15:restartNumberingAfterBreak="0">
     <w:nsid w:val="54EF1CD6"/>
     <w:multiLevelType w:val="hybridMultilevel"/>
     <w:tmpl w:val="E7042092"/>
@@ -16733,7 +22221,120 @@
       </w:rPr>
     </w:lvl>
   </w:abstractNum>
-  <w:abstractNum w:abstractNumId="53" w15:restartNumberingAfterBreak="0">
+  <w:abstractNum w:abstractNumId="65" w15:restartNumberingAfterBreak="0">
+    <w:nsid w:val="56733821"/>
+    <w:multiLevelType w:val="hybridMultilevel"/>
+    <w:tmpl w:val="1E1EB04C"/>
+    <w:lvl w:ilvl="0" w:tplc="025E25B4">
+      <w:start w:val="1"/>
+      <w:numFmt w:val="bullet"/>
+      <w:lvlText w:val=""/>
+      <w:lvlJc w:val="left"/>
+      <w:pPr>
+        <w:ind w:left="720" w:hanging="360"/>
+      </w:pPr>
+      <w:rPr>
+        <w:rFonts w:ascii="Symbol" w:hAnsi="Symbol" w:hint="default"/>
+      </w:rPr>
+    </w:lvl>
+    <w:lvl w:ilvl="1" w:tplc="04190003" w:tentative="1">
+      <w:start w:val="1"/>
+      <w:numFmt w:val="bullet"/>
+      <w:lvlText w:val="o"/>
+      <w:lvlJc w:val="left"/>
+      <w:pPr>
+        <w:ind w:left="1440" w:hanging="360"/>
+      </w:pPr>
+      <w:rPr>
+        <w:rFonts w:ascii="Courier New" w:hAnsi="Courier New" w:cs="Courier New" w:hint="default"/>
+      </w:rPr>
+    </w:lvl>
+    <w:lvl w:ilvl="2" w:tplc="04190005" w:tentative="1">
+      <w:start w:val="1"/>
+      <w:numFmt w:val="bullet"/>
+      <w:lvlText w:val=""/>
+      <w:lvlJc w:val="left"/>
+      <w:pPr>
+        <w:ind w:left="2160" w:hanging="360"/>
+      </w:pPr>
+      <w:rPr>
+        <w:rFonts w:ascii="Wingdings" w:hAnsi="Wingdings" w:hint="default"/>
+      </w:rPr>
+    </w:lvl>
+    <w:lvl w:ilvl="3" w:tplc="04190001" w:tentative="1">
+      <w:start w:val="1"/>
+      <w:numFmt w:val="bullet"/>
+      <w:lvlText w:val=""/>
+      <w:lvlJc w:val="left"/>
+      <w:pPr>
+        <w:ind w:left="2880" w:hanging="360"/>
+      </w:pPr>
+      <w:rPr>
+        <w:rFonts w:ascii="Symbol" w:hAnsi="Symbol" w:hint="default"/>
+      </w:rPr>
+    </w:lvl>
+    <w:lvl w:ilvl="4" w:tplc="04190003" w:tentative="1">
+      <w:start w:val="1"/>
+      <w:numFmt w:val="bullet"/>
+      <w:lvlText w:val="o"/>
+      <w:lvlJc w:val="left"/>
+      <w:pPr>
+        <w:ind w:left="3600" w:hanging="360"/>
+      </w:pPr>
+      <w:rPr>
+        <w:rFonts w:ascii="Courier New" w:hAnsi="Courier New" w:cs="Courier New" w:hint="default"/>
+      </w:rPr>
+    </w:lvl>
+    <w:lvl w:ilvl="5" w:tplc="04190005" w:tentative="1">
+      <w:start w:val="1"/>
+      <w:numFmt w:val="bullet"/>
+      <w:lvlText w:val=""/>
+      <w:lvlJc w:val="left"/>
+      <w:pPr>
+        <w:ind w:left="4320" w:hanging="360"/>
+      </w:pPr>
+      <w:rPr>
+        <w:rFonts w:ascii="Wingdings" w:hAnsi="Wingdings" w:hint="default"/>
+      </w:rPr>
+    </w:lvl>
+    <w:lvl w:ilvl="6" w:tplc="04190001" w:tentative="1">
+      <w:start w:val="1"/>
+      <w:numFmt w:val="bullet"/>
+      <w:lvlText w:val=""/>
+      <w:lvlJc w:val="left"/>
+      <w:pPr>
+        <w:ind w:left="5040" w:hanging="360"/>
+      </w:pPr>
+      <w:rPr>
+        <w:rFonts w:ascii="Symbol" w:hAnsi="Symbol" w:hint="default"/>
+      </w:rPr>
+    </w:lvl>
+    <w:lvl w:ilvl="7" w:tplc="04190003" w:tentative="1">
+      <w:start w:val="1"/>
+      <w:numFmt w:val="bullet"/>
+      <w:lvlText w:val="o"/>
+      <w:lvlJc w:val="left"/>
+      <w:pPr>
+        <w:ind w:left="5760" w:hanging="360"/>
+      </w:pPr>
+      <w:rPr>
+        <w:rFonts w:ascii="Courier New" w:hAnsi="Courier New" w:cs="Courier New" w:hint="default"/>
+      </w:rPr>
+    </w:lvl>
+    <w:lvl w:ilvl="8" w:tplc="04190005" w:tentative="1">
+      <w:start w:val="1"/>
+      <w:numFmt w:val="bullet"/>
+      <w:lvlText w:val=""/>
+      <w:lvlJc w:val="left"/>
+      <w:pPr>
+        <w:ind w:left="6480" w:hanging="360"/>
+      </w:pPr>
+      <w:rPr>
+        <w:rFonts w:ascii="Wingdings" w:hAnsi="Wingdings" w:hint="default"/>
+      </w:rPr>
+    </w:lvl>
+  </w:abstractNum>
+  <w:abstractNum w:abstractNumId="66" w15:restartNumberingAfterBreak="0">
     <w:nsid w:val="56885518"/>
     <w:multiLevelType w:val="hybridMultilevel"/>
     <w:tmpl w:val="9D06818E"/>
@@ -16846,7 +22447,7 @@
       </w:rPr>
     </w:lvl>
   </w:abstractNum>
-  <w:abstractNum w:abstractNumId="54" w15:restartNumberingAfterBreak="0">
+  <w:abstractNum w:abstractNumId="67" w15:restartNumberingAfterBreak="0">
     <w:nsid w:val="58197990"/>
     <w:multiLevelType w:val="hybridMultilevel"/>
     <w:tmpl w:val="D0106EC8"/>
@@ -16959,7 +22560,120 @@
       </w:rPr>
     </w:lvl>
   </w:abstractNum>
-  <w:abstractNum w:abstractNumId="55" w15:restartNumberingAfterBreak="0">
+  <w:abstractNum w:abstractNumId="68" w15:restartNumberingAfterBreak="0">
+    <w:nsid w:val="5921003E"/>
+    <w:multiLevelType w:val="hybridMultilevel"/>
+    <w:tmpl w:val="F822F2D6"/>
+    <w:lvl w:ilvl="0" w:tplc="025E25B4">
+      <w:start w:val="1"/>
+      <w:numFmt w:val="bullet"/>
+      <w:lvlText w:val=""/>
+      <w:lvlJc w:val="left"/>
+      <w:pPr>
+        <w:ind w:left="720" w:hanging="360"/>
+      </w:pPr>
+      <w:rPr>
+        <w:rFonts w:ascii="Symbol" w:hAnsi="Symbol" w:hint="default"/>
+      </w:rPr>
+    </w:lvl>
+    <w:lvl w:ilvl="1" w:tplc="04190003" w:tentative="1">
+      <w:start w:val="1"/>
+      <w:numFmt w:val="bullet"/>
+      <w:lvlText w:val="o"/>
+      <w:lvlJc w:val="left"/>
+      <w:pPr>
+        <w:ind w:left="1440" w:hanging="360"/>
+      </w:pPr>
+      <w:rPr>
+        <w:rFonts w:ascii="Courier New" w:hAnsi="Courier New" w:cs="Courier New" w:hint="default"/>
+      </w:rPr>
+    </w:lvl>
+    <w:lvl w:ilvl="2" w:tplc="04190005" w:tentative="1">
+      <w:start w:val="1"/>
+      <w:numFmt w:val="bullet"/>
+      <w:lvlText w:val=""/>
+      <w:lvlJc w:val="left"/>
+      <w:pPr>
+        <w:ind w:left="2160" w:hanging="360"/>
+      </w:pPr>
+      <w:rPr>
+        <w:rFonts w:ascii="Wingdings" w:hAnsi="Wingdings" w:hint="default"/>
+      </w:rPr>
+    </w:lvl>
+    <w:lvl w:ilvl="3" w:tplc="04190001" w:tentative="1">
+      <w:start w:val="1"/>
+      <w:numFmt w:val="bullet"/>
+      <w:lvlText w:val=""/>
+      <w:lvlJc w:val="left"/>
+      <w:pPr>
+        <w:ind w:left="2880" w:hanging="360"/>
+      </w:pPr>
+      <w:rPr>
+        <w:rFonts w:ascii="Symbol" w:hAnsi="Symbol" w:hint="default"/>
+      </w:rPr>
+    </w:lvl>
+    <w:lvl w:ilvl="4" w:tplc="04190003" w:tentative="1">
+      <w:start w:val="1"/>
+      <w:numFmt w:val="bullet"/>
+      <w:lvlText w:val="o"/>
+      <w:lvlJc w:val="left"/>
+      <w:pPr>
+        <w:ind w:left="3600" w:hanging="360"/>
+      </w:pPr>
+      <w:rPr>
+        <w:rFonts w:ascii="Courier New" w:hAnsi="Courier New" w:cs="Courier New" w:hint="default"/>
+      </w:rPr>
+    </w:lvl>
+    <w:lvl w:ilvl="5" w:tplc="04190005" w:tentative="1">
+      <w:start w:val="1"/>
+      <w:numFmt w:val="bullet"/>
+      <w:lvlText w:val=""/>
+      <w:lvlJc w:val="left"/>
+      <w:pPr>
+        <w:ind w:left="4320" w:hanging="360"/>
+      </w:pPr>
+      <w:rPr>
+        <w:rFonts w:ascii="Wingdings" w:hAnsi="Wingdings" w:hint="default"/>
+      </w:rPr>
+    </w:lvl>
+    <w:lvl w:ilvl="6" w:tplc="04190001" w:tentative="1">
+      <w:start w:val="1"/>
+      <w:numFmt w:val="bullet"/>
+      <w:lvlText w:val=""/>
+      <w:lvlJc w:val="left"/>
+      <w:pPr>
+        <w:ind w:left="5040" w:hanging="360"/>
+      </w:pPr>
+      <w:rPr>
+        <w:rFonts w:ascii="Symbol" w:hAnsi="Symbol" w:hint="default"/>
+      </w:rPr>
+    </w:lvl>
+    <w:lvl w:ilvl="7" w:tplc="04190003" w:tentative="1">
+      <w:start w:val="1"/>
+      <w:numFmt w:val="bullet"/>
+      <w:lvlText w:val="o"/>
+      <w:lvlJc w:val="left"/>
+      <w:pPr>
+        <w:ind w:left="5760" w:hanging="360"/>
+      </w:pPr>
+      <w:rPr>
+        <w:rFonts w:ascii="Courier New" w:hAnsi="Courier New" w:cs="Courier New" w:hint="default"/>
+      </w:rPr>
+    </w:lvl>
+    <w:lvl w:ilvl="8" w:tplc="04190005" w:tentative="1">
+      <w:start w:val="1"/>
+      <w:numFmt w:val="bullet"/>
+      <w:lvlText w:val=""/>
+      <w:lvlJc w:val="left"/>
+      <w:pPr>
+        <w:ind w:left="6480" w:hanging="360"/>
+      </w:pPr>
+      <w:rPr>
+        <w:rFonts w:ascii="Wingdings" w:hAnsi="Wingdings" w:hint="default"/>
+      </w:rPr>
+    </w:lvl>
+  </w:abstractNum>
+  <w:abstractNum w:abstractNumId="69" w15:restartNumberingAfterBreak="0">
     <w:nsid w:val="5A147439"/>
     <w:multiLevelType w:val="multilevel"/>
     <w:tmpl w:val="23C46722"/>
@@ -17108,7 +22822,7 @@
       </w:rPr>
     </w:lvl>
   </w:abstractNum>
-  <w:abstractNum w:abstractNumId="56" w15:restartNumberingAfterBreak="0">
+  <w:abstractNum w:abstractNumId="70" w15:restartNumberingAfterBreak="0">
     <w:nsid w:val="5B063257"/>
     <w:multiLevelType w:val="hybridMultilevel"/>
     <w:tmpl w:val="F12A87FC"/>
@@ -17221,7 +22935,233 @@
       </w:rPr>
     </w:lvl>
   </w:abstractNum>
-  <w:abstractNum w:abstractNumId="57" w15:restartNumberingAfterBreak="0">
+  <w:abstractNum w:abstractNumId="71" w15:restartNumberingAfterBreak="0">
+    <w:nsid w:val="5BD7024B"/>
+    <w:multiLevelType w:val="hybridMultilevel"/>
+    <w:tmpl w:val="45EE15F6"/>
+    <w:lvl w:ilvl="0" w:tplc="025E25B4">
+      <w:start w:val="1"/>
+      <w:numFmt w:val="bullet"/>
+      <w:lvlText w:val=""/>
+      <w:lvlJc w:val="left"/>
+      <w:pPr>
+        <w:ind w:left="720" w:hanging="360"/>
+      </w:pPr>
+      <w:rPr>
+        <w:rFonts w:ascii="Symbol" w:hAnsi="Symbol" w:hint="default"/>
+      </w:rPr>
+    </w:lvl>
+    <w:lvl w:ilvl="1" w:tplc="04190003" w:tentative="1">
+      <w:start w:val="1"/>
+      <w:numFmt w:val="bullet"/>
+      <w:lvlText w:val="o"/>
+      <w:lvlJc w:val="left"/>
+      <w:pPr>
+        <w:ind w:left="1440" w:hanging="360"/>
+      </w:pPr>
+      <w:rPr>
+        <w:rFonts w:ascii="Courier New" w:hAnsi="Courier New" w:cs="Courier New" w:hint="default"/>
+      </w:rPr>
+    </w:lvl>
+    <w:lvl w:ilvl="2" w:tplc="04190005" w:tentative="1">
+      <w:start w:val="1"/>
+      <w:numFmt w:val="bullet"/>
+      <w:lvlText w:val=""/>
+      <w:lvlJc w:val="left"/>
+      <w:pPr>
+        <w:ind w:left="2160" w:hanging="360"/>
+      </w:pPr>
+      <w:rPr>
+        <w:rFonts w:ascii="Wingdings" w:hAnsi="Wingdings" w:hint="default"/>
+      </w:rPr>
+    </w:lvl>
+    <w:lvl w:ilvl="3" w:tplc="04190001" w:tentative="1">
+      <w:start w:val="1"/>
+      <w:numFmt w:val="bullet"/>
+      <w:lvlText w:val=""/>
+      <w:lvlJc w:val="left"/>
+      <w:pPr>
+        <w:ind w:left="2880" w:hanging="360"/>
+      </w:pPr>
+      <w:rPr>
+        <w:rFonts w:ascii="Symbol" w:hAnsi="Symbol" w:hint="default"/>
+      </w:rPr>
+    </w:lvl>
+    <w:lvl w:ilvl="4" w:tplc="04190003" w:tentative="1">
+      <w:start w:val="1"/>
+      <w:numFmt w:val="bullet"/>
+      <w:lvlText w:val="o"/>
+      <w:lvlJc w:val="left"/>
+      <w:pPr>
+        <w:ind w:left="3600" w:hanging="360"/>
+      </w:pPr>
+      <w:rPr>
+        <w:rFonts w:ascii="Courier New" w:hAnsi="Courier New" w:cs="Courier New" w:hint="default"/>
+      </w:rPr>
+    </w:lvl>
+    <w:lvl w:ilvl="5" w:tplc="04190005" w:tentative="1">
+      <w:start w:val="1"/>
+      <w:numFmt w:val="bullet"/>
+      <w:lvlText w:val=""/>
+      <w:lvlJc w:val="left"/>
+      <w:pPr>
+        <w:ind w:left="4320" w:hanging="360"/>
+      </w:pPr>
+      <w:rPr>
+        <w:rFonts w:ascii="Wingdings" w:hAnsi="Wingdings" w:hint="default"/>
+      </w:rPr>
+    </w:lvl>
+    <w:lvl w:ilvl="6" w:tplc="04190001" w:tentative="1">
+      <w:start w:val="1"/>
+      <w:numFmt w:val="bullet"/>
+      <w:lvlText w:val=""/>
+      <w:lvlJc w:val="left"/>
+      <w:pPr>
+        <w:ind w:left="5040" w:hanging="360"/>
+      </w:pPr>
+      <w:rPr>
+        <w:rFonts w:ascii="Symbol" w:hAnsi="Symbol" w:hint="default"/>
+      </w:rPr>
+    </w:lvl>
+    <w:lvl w:ilvl="7" w:tplc="04190003" w:tentative="1">
+      <w:start w:val="1"/>
+      <w:numFmt w:val="bullet"/>
+      <w:lvlText w:val="o"/>
+      <w:lvlJc w:val="left"/>
+      <w:pPr>
+        <w:ind w:left="5760" w:hanging="360"/>
+      </w:pPr>
+      <w:rPr>
+        <w:rFonts w:ascii="Courier New" w:hAnsi="Courier New" w:cs="Courier New" w:hint="default"/>
+      </w:rPr>
+    </w:lvl>
+    <w:lvl w:ilvl="8" w:tplc="04190005" w:tentative="1">
+      <w:start w:val="1"/>
+      <w:numFmt w:val="bullet"/>
+      <w:lvlText w:val=""/>
+      <w:lvlJc w:val="left"/>
+      <w:pPr>
+        <w:ind w:left="6480" w:hanging="360"/>
+      </w:pPr>
+      <w:rPr>
+        <w:rFonts w:ascii="Wingdings" w:hAnsi="Wingdings" w:hint="default"/>
+      </w:rPr>
+    </w:lvl>
+  </w:abstractNum>
+  <w:abstractNum w:abstractNumId="72" w15:restartNumberingAfterBreak="0">
+    <w:nsid w:val="691804D6"/>
+    <w:multiLevelType w:val="hybridMultilevel"/>
+    <w:tmpl w:val="614AE5C4"/>
+    <w:lvl w:ilvl="0" w:tplc="04190001">
+      <w:start w:val="1"/>
+      <w:numFmt w:val="bullet"/>
+      <w:lvlText w:val=""/>
+      <w:lvlJc w:val="left"/>
+      <w:pPr>
+        <w:ind w:left="720" w:hanging="360"/>
+      </w:pPr>
+      <w:rPr>
+        <w:rFonts w:ascii="Symbol" w:hAnsi="Symbol" w:hint="default"/>
+      </w:rPr>
+    </w:lvl>
+    <w:lvl w:ilvl="1" w:tplc="04190003" w:tentative="1">
+      <w:start w:val="1"/>
+      <w:numFmt w:val="bullet"/>
+      <w:lvlText w:val="o"/>
+      <w:lvlJc w:val="left"/>
+      <w:pPr>
+        <w:ind w:left="1440" w:hanging="360"/>
+      </w:pPr>
+      <w:rPr>
+        <w:rFonts w:ascii="Courier New" w:hAnsi="Courier New" w:cs="Courier New" w:hint="default"/>
+      </w:rPr>
+    </w:lvl>
+    <w:lvl w:ilvl="2" w:tplc="04190005" w:tentative="1">
+      <w:start w:val="1"/>
+      <w:numFmt w:val="bullet"/>
+      <w:lvlText w:val=""/>
+      <w:lvlJc w:val="left"/>
+      <w:pPr>
+        <w:ind w:left="2160" w:hanging="360"/>
+      </w:pPr>
+      <w:rPr>
+        <w:rFonts w:ascii="Wingdings" w:hAnsi="Wingdings" w:hint="default"/>
+      </w:rPr>
+    </w:lvl>
+    <w:lvl w:ilvl="3" w:tplc="04190001" w:tentative="1">
+      <w:start w:val="1"/>
+      <w:numFmt w:val="bullet"/>
+      <w:lvlText w:val=""/>
+      <w:lvlJc w:val="left"/>
+      <w:pPr>
+        <w:ind w:left="2880" w:hanging="360"/>
+      </w:pPr>
+      <w:rPr>
+        <w:rFonts w:ascii="Symbol" w:hAnsi="Symbol" w:hint="default"/>
+      </w:rPr>
+    </w:lvl>
+    <w:lvl w:ilvl="4" w:tplc="04190003" w:tentative="1">
+      <w:start w:val="1"/>
+      <w:numFmt w:val="bullet"/>
+      <w:lvlText w:val="o"/>
+      <w:lvlJc w:val="left"/>
+      <w:pPr>
+        <w:ind w:left="3600" w:hanging="360"/>
+      </w:pPr>
+      <w:rPr>
+        <w:rFonts w:ascii="Courier New" w:hAnsi="Courier New" w:cs="Courier New" w:hint="default"/>
+      </w:rPr>
+    </w:lvl>
+    <w:lvl w:ilvl="5" w:tplc="04190005" w:tentative="1">
+      <w:start w:val="1"/>
+      <w:numFmt w:val="bullet"/>
+      <w:lvlText w:val=""/>
+      <w:lvlJc w:val="left"/>
+      <w:pPr>
+        <w:ind w:left="4320" w:hanging="360"/>
+      </w:pPr>
+      <w:rPr>
+        <w:rFonts w:ascii="Wingdings" w:hAnsi="Wingdings" w:hint="default"/>
+      </w:rPr>
+    </w:lvl>
+    <w:lvl w:ilvl="6" w:tplc="04190001" w:tentative="1">
+      <w:start w:val="1"/>
+      <w:numFmt w:val="bullet"/>
+      <w:lvlText w:val=""/>
+      <w:lvlJc w:val="left"/>
+      <w:pPr>
+        <w:ind w:left="5040" w:hanging="360"/>
+      </w:pPr>
+      <w:rPr>
+        <w:rFonts w:ascii="Symbol" w:hAnsi="Symbol" w:hint="default"/>
+      </w:rPr>
+    </w:lvl>
+    <w:lvl w:ilvl="7" w:tplc="04190003" w:tentative="1">
+      <w:start w:val="1"/>
+      <w:numFmt w:val="bullet"/>
+      <w:lvlText w:val="o"/>
+      <w:lvlJc w:val="left"/>
+      <w:pPr>
+        <w:ind w:left="5760" w:hanging="360"/>
+      </w:pPr>
+      <w:rPr>
+        <w:rFonts w:ascii="Courier New" w:hAnsi="Courier New" w:cs="Courier New" w:hint="default"/>
+      </w:rPr>
+    </w:lvl>
+    <w:lvl w:ilvl="8" w:tplc="04190005" w:tentative="1">
+      <w:start w:val="1"/>
+      <w:numFmt w:val="bullet"/>
+      <w:lvlText w:val=""/>
+      <w:lvlJc w:val="left"/>
+      <w:pPr>
+        <w:ind w:left="6480" w:hanging="360"/>
+      </w:pPr>
+      <w:rPr>
+        <w:rFonts w:ascii="Wingdings" w:hAnsi="Wingdings" w:hint="default"/>
+      </w:rPr>
+    </w:lvl>
+  </w:abstractNum>
+  <w:abstractNum w:abstractNumId="73" w15:restartNumberingAfterBreak="0">
     <w:nsid w:val="69B50B5D"/>
     <w:multiLevelType w:val="hybridMultilevel"/>
     <w:tmpl w:val="54C69BB2"/>
@@ -17334,7 +23274,7 @@
       </w:rPr>
     </w:lvl>
   </w:abstractNum>
-  <w:abstractNum w:abstractNumId="58" w15:restartNumberingAfterBreak="0">
+  <w:abstractNum w:abstractNumId="74" w15:restartNumberingAfterBreak="0">
     <w:nsid w:val="6A1B52DB"/>
     <w:multiLevelType w:val="multilevel"/>
     <w:tmpl w:val="E4DEAE4E"/>
@@ -17447,7 +23387,7 @@
       </w:rPr>
     </w:lvl>
   </w:abstractNum>
-  <w:abstractNum w:abstractNumId="59" w15:restartNumberingAfterBreak="0">
+  <w:abstractNum w:abstractNumId="75" w15:restartNumberingAfterBreak="0">
     <w:nsid w:val="6BC07C3E"/>
     <w:multiLevelType w:val="hybridMultilevel"/>
     <w:tmpl w:val="3D52CFF2"/>
@@ -17560,7 +23500,7 @@
       </w:rPr>
     </w:lvl>
   </w:abstractNum>
-  <w:abstractNum w:abstractNumId="60" w15:restartNumberingAfterBreak="0">
+  <w:abstractNum w:abstractNumId="76" w15:restartNumberingAfterBreak="0">
     <w:nsid w:val="6CA71953"/>
     <w:multiLevelType w:val="hybridMultilevel"/>
     <w:tmpl w:val="8DAC8532"/>
@@ -17673,7 +23613,120 @@
       </w:rPr>
     </w:lvl>
   </w:abstractNum>
-  <w:abstractNum w:abstractNumId="61" w15:restartNumberingAfterBreak="0">
+  <w:abstractNum w:abstractNumId="77" w15:restartNumberingAfterBreak="0">
+    <w:nsid w:val="6CAF4968"/>
+    <w:multiLevelType w:val="hybridMultilevel"/>
+    <w:tmpl w:val="A22E59FC"/>
+    <w:lvl w:ilvl="0" w:tplc="025E25B4">
+      <w:start w:val="1"/>
+      <w:numFmt w:val="bullet"/>
+      <w:lvlText w:val=""/>
+      <w:lvlJc w:val="left"/>
+      <w:pPr>
+        <w:ind w:left="720" w:hanging="360"/>
+      </w:pPr>
+      <w:rPr>
+        <w:rFonts w:ascii="Symbol" w:hAnsi="Symbol" w:hint="default"/>
+      </w:rPr>
+    </w:lvl>
+    <w:lvl w:ilvl="1" w:tplc="04190003" w:tentative="1">
+      <w:start w:val="1"/>
+      <w:numFmt w:val="bullet"/>
+      <w:lvlText w:val="o"/>
+      <w:lvlJc w:val="left"/>
+      <w:pPr>
+        <w:ind w:left="1440" w:hanging="360"/>
+      </w:pPr>
+      <w:rPr>
+        <w:rFonts w:ascii="Courier New" w:hAnsi="Courier New" w:cs="Courier New" w:hint="default"/>
+      </w:rPr>
+    </w:lvl>
+    <w:lvl w:ilvl="2" w:tplc="04190005" w:tentative="1">
+      <w:start w:val="1"/>
+      <w:numFmt w:val="bullet"/>
+      <w:lvlText w:val=""/>
+      <w:lvlJc w:val="left"/>
+      <w:pPr>
+        <w:ind w:left="2160" w:hanging="360"/>
+      </w:pPr>
+      <w:rPr>
+        <w:rFonts w:ascii="Wingdings" w:hAnsi="Wingdings" w:hint="default"/>
+      </w:rPr>
+    </w:lvl>
+    <w:lvl w:ilvl="3" w:tplc="04190001" w:tentative="1">
+      <w:start w:val="1"/>
+      <w:numFmt w:val="bullet"/>
+      <w:lvlText w:val=""/>
+      <w:lvlJc w:val="left"/>
+      <w:pPr>
+        <w:ind w:left="2880" w:hanging="360"/>
+      </w:pPr>
+      <w:rPr>
+        <w:rFonts w:ascii="Symbol" w:hAnsi="Symbol" w:hint="default"/>
+      </w:rPr>
+    </w:lvl>
+    <w:lvl w:ilvl="4" w:tplc="04190003" w:tentative="1">
+      <w:start w:val="1"/>
+      <w:numFmt w:val="bullet"/>
+      <w:lvlText w:val="o"/>
+      <w:lvlJc w:val="left"/>
+      <w:pPr>
+        <w:ind w:left="3600" w:hanging="360"/>
+      </w:pPr>
+      <w:rPr>
+        <w:rFonts w:ascii="Courier New" w:hAnsi="Courier New" w:cs="Courier New" w:hint="default"/>
+      </w:rPr>
+    </w:lvl>
+    <w:lvl w:ilvl="5" w:tplc="04190005" w:tentative="1">
+      <w:start w:val="1"/>
+      <w:numFmt w:val="bullet"/>
+      <w:lvlText w:val=""/>
+      <w:lvlJc w:val="left"/>
+      <w:pPr>
+        <w:ind w:left="4320" w:hanging="360"/>
+      </w:pPr>
+      <w:rPr>
+        <w:rFonts w:ascii="Wingdings" w:hAnsi="Wingdings" w:hint="default"/>
+      </w:rPr>
+    </w:lvl>
+    <w:lvl w:ilvl="6" w:tplc="04190001" w:tentative="1">
+      <w:start w:val="1"/>
+      <w:numFmt w:val="bullet"/>
+      <w:lvlText w:val=""/>
+      <w:lvlJc w:val="left"/>
+      <w:pPr>
+        <w:ind w:left="5040" w:hanging="360"/>
+      </w:pPr>
+      <w:rPr>
+        <w:rFonts w:ascii="Symbol" w:hAnsi="Symbol" w:hint="default"/>
+      </w:rPr>
+    </w:lvl>
+    <w:lvl w:ilvl="7" w:tplc="04190003" w:tentative="1">
+      <w:start w:val="1"/>
+      <w:numFmt w:val="bullet"/>
+      <w:lvlText w:val="o"/>
+      <w:lvlJc w:val="left"/>
+      <w:pPr>
+        <w:ind w:left="5760" w:hanging="360"/>
+      </w:pPr>
+      <w:rPr>
+        <w:rFonts w:ascii="Courier New" w:hAnsi="Courier New" w:cs="Courier New" w:hint="default"/>
+      </w:rPr>
+    </w:lvl>
+    <w:lvl w:ilvl="8" w:tplc="04190005" w:tentative="1">
+      <w:start w:val="1"/>
+      <w:numFmt w:val="bullet"/>
+      <w:lvlText w:val=""/>
+      <w:lvlJc w:val="left"/>
+      <w:pPr>
+        <w:ind w:left="6480" w:hanging="360"/>
+      </w:pPr>
+      <w:rPr>
+        <w:rFonts w:ascii="Wingdings" w:hAnsi="Wingdings" w:hint="default"/>
+      </w:rPr>
+    </w:lvl>
+  </w:abstractNum>
+  <w:abstractNum w:abstractNumId="78" w15:restartNumberingAfterBreak="0">
     <w:nsid w:val="6CC92E4A"/>
     <w:multiLevelType w:val="hybridMultilevel"/>
     <w:tmpl w:val="BD422A96"/>
@@ -17786,7 +23839,120 @@
       </w:rPr>
     </w:lvl>
   </w:abstractNum>
-  <w:abstractNum w:abstractNumId="62" w15:restartNumberingAfterBreak="0">
+  <w:abstractNum w:abstractNumId="79" w15:restartNumberingAfterBreak="0">
+    <w:nsid w:val="6E8F280F"/>
+    <w:multiLevelType w:val="hybridMultilevel"/>
+    <w:tmpl w:val="ECB44DEE"/>
+    <w:lvl w:ilvl="0" w:tplc="025E25B4">
+      <w:start w:val="1"/>
+      <w:numFmt w:val="bullet"/>
+      <w:lvlText w:val=""/>
+      <w:lvlJc w:val="left"/>
+      <w:pPr>
+        <w:ind w:left="720" w:hanging="360"/>
+      </w:pPr>
+      <w:rPr>
+        <w:rFonts w:ascii="Symbol" w:hAnsi="Symbol" w:hint="default"/>
+      </w:rPr>
+    </w:lvl>
+    <w:lvl w:ilvl="1" w:tplc="04190003" w:tentative="1">
+      <w:start w:val="1"/>
+      <w:numFmt w:val="bullet"/>
+      <w:lvlText w:val="o"/>
+      <w:lvlJc w:val="left"/>
+      <w:pPr>
+        <w:ind w:left="1440" w:hanging="360"/>
+      </w:pPr>
+      <w:rPr>
+        <w:rFonts w:ascii="Courier New" w:hAnsi="Courier New" w:cs="Courier New" w:hint="default"/>
+      </w:rPr>
+    </w:lvl>
+    <w:lvl w:ilvl="2" w:tplc="04190005" w:tentative="1">
+      <w:start w:val="1"/>
+      <w:numFmt w:val="bullet"/>
+      <w:lvlText w:val=""/>
+      <w:lvlJc w:val="left"/>
+      <w:pPr>
+        <w:ind w:left="2160" w:hanging="360"/>
+      </w:pPr>
+      <w:rPr>
+        <w:rFonts w:ascii="Wingdings" w:hAnsi="Wingdings" w:hint="default"/>
+      </w:rPr>
+    </w:lvl>
+    <w:lvl w:ilvl="3" w:tplc="04190001" w:tentative="1">
+      <w:start w:val="1"/>
+      <w:numFmt w:val="bullet"/>
+      <w:lvlText w:val=""/>
+      <w:lvlJc w:val="left"/>
+      <w:pPr>
+        <w:ind w:left="2880" w:hanging="360"/>
+      </w:pPr>
+      <w:rPr>
+        <w:rFonts w:ascii="Symbol" w:hAnsi="Symbol" w:hint="default"/>
+      </w:rPr>
+    </w:lvl>
+    <w:lvl w:ilvl="4" w:tplc="04190003" w:tentative="1">
+      <w:start w:val="1"/>
+      <w:numFmt w:val="bullet"/>
+      <w:lvlText w:val="o"/>
+      <w:lvlJc w:val="left"/>
+      <w:pPr>
+        <w:ind w:left="3600" w:hanging="360"/>
+      </w:pPr>
+      <w:rPr>
+        <w:rFonts w:ascii="Courier New" w:hAnsi="Courier New" w:cs="Courier New" w:hint="default"/>
+      </w:rPr>
+    </w:lvl>
+    <w:lvl w:ilvl="5" w:tplc="04190005" w:tentative="1">
+      <w:start w:val="1"/>
+      <w:numFmt w:val="bullet"/>
+      <w:lvlText w:val=""/>
+      <w:lvlJc w:val="left"/>
+      <w:pPr>
+        <w:ind w:left="4320" w:hanging="360"/>
+      </w:pPr>
+      <w:rPr>
+        <w:rFonts w:ascii="Wingdings" w:hAnsi="Wingdings" w:hint="default"/>
+      </w:rPr>
+    </w:lvl>
+    <w:lvl w:ilvl="6" w:tplc="04190001" w:tentative="1">
+      <w:start w:val="1"/>
+      <w:numFmt w:val="bullet"/>
+      <w:lvlText w:val=""/>
+      <w:lvlJc w:val="left"/>
+      <w:pPr>
+        <w:ind w:left="5040" w:hanging="360"/>
+      </w:pPr>
+      <w:rPr>
+        <w:rFonts w:ascii="Symbol" w:hAnsi="Symbol" w:hint="default"/>
+      </w:rPr>
+    </w:lvl>
+    <w:lvl w:ilvl="7" w:tplc="04190003" w:tentative="1">
+      <w:start w:val="1"/>
+      <w:numFmt w:val="bullet"/>
+      <w:lvlText w:val="o"/>
+      <w:lvlJc w:val="left"/>
+      <w:pPr>
+        <w:ind w:left="5760" w:hanging="360"/>
+      </w:pPr>
+      <w:rPr>
+        <w:rFonts w:ascii="Courier New" w:hAnsi="Courier New" w:cs="Courier New" w:hint="default"/>
+      </w:rPr>
+    </w:lvl>
+    <w:lvl w:ilvl="8" w:tplc="04190005" w:tentative="1">
+      <w:start w:val="1"/>
+      <w:numFmt w:val="bullet"/>
+      <w:lvlText w:val=""/>
+      <w:lvlJc w:val="left"/>
+      <w:pPr>
+        <w:ind w:left="6480" w:hanging="360"/>
+      </w:pPr>
+      <w:rPr>
+        <w:rFonts w:ascii="Wingdings" w:hAnsi="Wingdings" w:hint="default"/>
+      </w:rPr>
+    </w:lvl>
+  </w:abstractNum>
+  <w:abstractNum w:abstractNumId="80" w15:restartNumberingAfterBreak="0">
     <w:nsid w:val="6F3F2334"/>
     <w:multiLevelType w:val="multilevel"/>
     <w:tmpl w:val="8ECE1144"/>
@@ -17935,7 +24101,7 @@
       </w:rPr>
     </w:lvl>
   </w:abstractNum>
-  <w:abstractNum w:abstractNumId="63" w15:restartNumberingAfterBreak="0">
+  <w:abstractNum w:abstractNumId="81" w15:restartNumberingAfterBreak="0">
     <w:nsid w:val="70815FD4"/>
     <w:multiLevelType w:val="hybridMultilevel"/>
     <w:tmpl w:val="41A84AD4"/>
@@ -18048,7 +24214,7 @@
       </w:rPr>
     </w:lvl>
   </w:abstractNum>
-  <w:abstractNum w:abstractNumId="64" w15:restartNumberingAfterBreak="0">
+  <w:abstractNum w:abstractNumId="82" w15:restartNumberingAfterBreak="0">
     <w:nsid w:val="70A2495A"/>
     <w:multiLevelType w:val="hybridMultilevel"/>
     <w:tmpl w:val="6C883106"/>
@@ -18161,7 +24327,7 @@
       </w:rPr>
     </w:lvl>
   </w:abstractNum>
-  <w:abstractNum w:abstractNumId="65" w15:restartNumberingAfterBreak="0">
+  <w:abstractNum w:abstractNumId="83" w15:restartNumberingAfterBreak="0">
     <w:nsid w:val="70D31678"/>
     <w:multiLevelType w:val="hybridMultilevel"/>
     <w:tmpl w:val="61C2A710"/>
@@ -18247,7 +24413,7 @@
       </w:pPr>
     </w:lvl>
   </w:abstractNum>
-  <w:abstractNum w:abstractNumId="66" w15:restartNumberingAfterBreak="0">
+  <w:abstractNum w:abstractNumId="84" w15:restartNumberingAfterBreak="0">
     <w:nsid w:val="746B03D9"/>
     <w:multiLevelType w:val="hybridMultilevel"/>
     <w:tmpl w:val="00F8A318"/>
@@ -18360,7 +24526,7 @@
       </w:rPr>
     </w:lvl>
   </w:abstractNum>
-  <w:abstractNum w:abstractNumId="67" w15:restartNumberingAfterBreak="0">
+  <w:abstractNum w:abstractNumId="85" w15:restartNumberingAfterBreak="0">
     <w:nsid w:val="76ED2B79"/>
     <w:multiLevelType w:val="hybridMultilevel"/>
     <w:tmpl w:val="F6B04A54"/>
@@ -18473,7 +24639,7 @@
       </w:rPr>
     </w:lvl>
   </w:abstractNum>
-  <w:abstractNum w:abstractNumId="68" w15:restartNumberingAfterBreak="0">
+  <w:abstractNum w:abstractNumId="86" w15:restartNumberingAfterBreak="0">
     <w:nsid w:val="77D73B25"/>
     <w:multiLevelType w:val="hybridMultilevel"/>
     <w:tmpl w:val="57E6AD82"/>
@@ -18586,7 +24752,7 @@
       </w:rPr>
     </w:lvl>
   </w:abstractNum>
-  <w:abstractNum w:abstractNumId="69" w15:restartNumberingAfterBreak="0">
+  <w:abstractNum w:abstractNumId="87" w15:restartNumberingAfterBreak="0">
     <w:nsid w:val="78511DE7"/>
     <w:multiLevelType w:val="multilevel"/>
     <w:tmpl w:val="78511DE7"/>
@@ -18676,7 +24842,7 @@
       </w:pPr>
     </w:lvl>
   </w:abstractNum>
-  <w:abstractNum w:abstractNumId="70" w15:restartNumberingAfterBreak="0">
+  <w:abstractNum w:abstractNumId="88" w15:restartNumberingAfterBreak="0">
     <w:nsid w:val="795D48D2"/>
     <w:multiLevelType w:val="hybridMultilevel"/>
     <w:tmpl w:val="C08C6092"/>
@@ -18789,7 +24955,7 @@
       </w:rPr>
     </w:lvl>
   </w:abstractNum>
-  <w:abstractNum w:abstractNumId="71" w15:restartNumberingAfterBreak="0">
+  <w:abstractNum w:abstractNumId="89" w15:restartNumberingAfterBreak="0">
     <w:nsid w:val="7D6A12D6"/>
     <w:multiLevelType w:val="hybridMultilevel"/>
     <w:tmpl w:val="A44C9554"/>
@@ -18902,7 +25068,7 @@
       </w:rPr>
     </w:lvl>
   </w:abstractNum>
-  <w:abstractNum w:abstractNumId="72" w15:restartNumberingAfterBreak="0">
+  <w:abstractNum w:abstractNumId="90" w15:restartNumberingAfterBreak="0">
     <w:nsid w:val="7E4A3E3F"/>
     <w:multiLevelType w:val="multilevel"/>
     <w:tmpl w:val="7D92C774"/>
@@ -19051,7 +25217,7 @@
       </w:rPr>
     </w:lvl>
   </w:abstractNum>
-  <w:abstractNum w:abstractNumId="73" w15:restartNumberingAfterBreak="0">
+  <w:abstractNum w:abstractNumId="91" w15:restartNumberingAfterBreak="0">
     <w:nsid w:val="7E931D4C"/>
     <w:multiLevelType w:val="hybridMultilevel"/>
     <w:tmpl w:val="4998BEBC"/>
@@ -19164,7 +25330,7 @@
       </w:rPr>
     </w:lvl>
   </w:abstractNum>
-  <w:abstractNum w:abstractNumId="74" w15:restartNumberingAfterBreak="0">
+  <w:abstractNum w:abstractNumId="92" w15:restartNumberingAfterBreak="0">
     <w:nsid w:val="7F111315"/>
     <w:multiLevelType w:val="hybridMultilevel"/>
     <w:tmpl w:val="73A86DE4"/>
@@ -19277,7 +25443,7 @@
       </w:rPr>
     </w:lvl>
   </w:abstractNum>
-  <w:abstractNum w:abstractNumId="75" w15:restartNumberingAfterBreak="0">
+  <w:abstractNum w:abstractNumId="93" w15:restartNumberingAfterBreak="0">
     <w:nsid w:val="7FDA18B4"/>
     <w:multiLevelType w:val="hybridMultilevel"/>
     <w:tmpl w:val="DBE21F08"/>
@@ -19391,232 +25557,286 @@
     </w:lvl>
   </w:abstractNum>
   <w:num w:numId="1" w16cid:durableId="666443062">
-    <w:abstractNumId w:val="48"/>
+    <w:abstractNumId w:val="58"/>
   </w:num>
   <w:num w:numId="2" w16cid:durableId="1277253083">
     <w:abstractNumId w:val="0"/>
   </w:num>
   <w:num w:numId="3" w16cid:durableId="389574615">
+    <w:abstractNumId w:val="19"/>
+  </w:num>
+  <w:num w:numId="4" w16cid:durableId="1019281689">
+    <w:abstractNumId w:val="36"/>
+  </w:num>
+  <w:num w:numId="5" w16cid:durableId="2013873192">
+    <w:abstractNumId w:val="87"/>
+  </w:num>
+  <w:num w:numId="6" w16cid:durableId="1767379461">
+    <w:abstractNumId w:val="10"/>
+  </w:num>
+  <w:num w:numId="7" w16cid:durableId="1545020984">
+    <w:abstractNumId w:val="83"/>
+  </w:num>
+  <w:num w:numId="8" w16cid:durableId="62217029">
+    <w:abstractNumId w:val="20"/>
+  </w:num>
+  <w:num w:numId="9" w16cid:durableId="155153513">
+    <w:abstractNumId w:val="60"/>
+  </w:num>
+  <w:num w:numId="10" w16cid:durableId="331640719">
+    <w:abstractNumId w:val="13"/>
+  </w:num>
+  <w:num w:numId="11" w16cid:durableId="1429543724">
+    <w:abstractNumId w:val="12"/>
+  </w:num>
+  <w:num w:numId="12" w16cid:durableId="1728531948">
+    <w:abstractNumId w:val="9"/>
+  </w:num>
+  <w:num w:numId="13" w16cid:durableId="2012826278">
+    <w:abstractNumId w:val="89"/>
+  </w:num>
+  <w:num w:numId="14" w16cid:durableId="862784609">
+    <w:abstractNumId w:val="74"/>
+  </w:num>
+  <w:num w:numId="15" w16cid:durableId="1044327559">
+    <w:abstractNumId w:val="6"/>
+  </w:num>
+  <w:num w:numId="16" w16cid:durableId="864640142">
+    <w:abstractNumId w:val="75"/>
+  </w:num>
+  <w:num w:numId="17" w16cid:durableId="514274662">
+    <w:abstractNumId w:val="55"/>
+  </w:num>
+  <w:num w:numId="18" w16cid:durableId="1906136539">
+    <w:abstractNumId w:val="45"/>
+  </w:num>
+  <w:num w:numId="19" w16cid:durableId="350304904">
+    <w:abstractNumId w:val="28"/>
+  </w:num>
+  <w:num w:numId="20" w16cid:durableId="722951411">
+    <w:abstractNumId w:val="32"/>
+  </w:num>
+  <w:num w:numId="21" w16cid:durableId="1647204441">
+    <w:abstractNumId w:val="11"/>
+  </w:num>
+  <w:num w:numId="22" w16cid:durableId="1085154352">
+    <w:abstractNumId w:val="29"/>
+  </w:num>
+  <w:num w:numId="23" w16cid:durableId="581063725">
     <w:abstractNumId w:val="17"/>
   </w:num>
-  <w:num w:numId="4" w16cid:durableId="1019281689">
+  <w:num w:numId="24" w16cid:durableId="1598058868">
+    <w:abstractNumId w:val="50"/>
+  </w:num>
+  <w:num w:numId="25" w16cid:durableId="690230575">
+    <w:abstractNumId w:val="64"/>
+  </w:num>
+  <w:num w:numId="26" w16cid:durableId="453600807">
+    <w:abstractNumId w:val="35"/>
+  </w:num>
+  <w:num w:numId="27" w16cid:durableId="647441681">
     <w:abstractNumId w:val="30"/>
   </w:num>
-  <w:num w:numId="5" w16cid:durableId="2013873192">
-    <w:abstractNumId w:val="69"/>
+  <w:num w:numId="28" w16cid:durableId="1174078528">
+    <w:abstractNumId w:val="31"/>
   </w:num>
-  <w:num w:numId="6" w16cid:durableId="1767379461">
-    <w:abstractNumId w:val="9"/>
-  </w:num>
-  <w:num w:numId="7" w16cid:durableId="1545020984">
-    <w:abstractNumId w:val="65"/>
-  </w:num>
-  <w:num w:numId="8" w16cid:durableId="62217029">
-    <w:abstractNumId w:val="18"/>
-  </w:num>
-  <w:num w:numId="9" w16cid:durableId="155153513">
-    <w:abstractNumId w:val="49"/>
-  </w:num>
-  <w:num w:numId="10" w16cid:durableId="331640719">
-    <w:abstractNumId w:val="12"/>
-  </w:num>
-  <w:num w:numId="11" w16cid:durableId="1429543724">
-    <w:abstractNumId w:val="11"/>
-  </w:num>
-  <w:num w:numId="12" w16cid:durableId="1728531948">
-    <w:abstractNumId w:val="8"/>
-  </w:num>
-  <w:num w:numId="13" w16cid:durableId="2012826278">
-    <w:abstractNumId w:val="71"/>
-  </w:num>
-  <w:num w:numId="14" w16cid:durableId="862784609">
-    <w:abstractNumId w:val="58"/>
-  </w:num>
-  <w:num w:numId="15" w16cid:durableId="1044327559">
-    <w:abstractNumId w:val="5"/>
-  </w:num>
-  <w:num w:numId="16" w16cid:durableId="864640142">
-    <w:abstractNumId w:val="59"/>
-  </w:num>
-  <w:num w:numId="17" w16cid:durableId="514274662">
-    <w:abstractNumId w:val="46"/>
-  </w:num>
-  <w:num w:numId="18" w16cid:durableId="1906136539">
-    <w:abstractNumId w:val="37"/>
-  </w:num>
-  <w:num w:numId="19" w16cid:durableId="350304904">
-    <w:abstractNumId w:val="23"/>
-  </w:num>
-  <w:num w:numId="20" w16cid:durableId="722951411">
-    <w:abstractNumId w:val="27"/>
-  </w:num>
-  <w:num w:numId="21" w16cid:durableId="1647204441">
-    <w:abstractNumId w:val="10"/>
-  </w:num>
-  <w:num w:numId="22" w16cid:durableId="1085154352">
-    <w:abstractNumId w:val="24"/>
-  </w:num>
-  <w:num w:numId="23" w16cid:durableId="581063725">
-    <w:abstractNumId w:val="16"/>
-  </w:num>
-  <w:num w:numId="24" w16cid:durableId="1598058868">
-    <w:abstractNumId w:val="41"/>
-  </w:num>
-  <w:num w:numId="25" w16cid:durableId="690230575">
-    <w:abstractNumId w:val="52"/>
-  </w:num>
-  <w:num w:numId="26" w16cid:durableId="453600807">
-    <w:abstractNumId w:val="29"/>
-  </w:num>
-  <w:num w:numId="27" w16cid:durableId="647441681">
+  <w:num w:numId="29" w16cid:durableId="846360834">
     <w:abstractNumId w:val="25"/>
   </w:num>
-  <w:num w:numId="28" w16cid:durableId="1174078528">
-    <w:abstractNumId w:val="26"/>
-  </w:num>
-  <w:num w:numId="29" w16cid:durableId="846360834">
-    <w:abstractNumId w:val="20"/>
-  </w:num>
   <w:num w:numId="30" w16cid:durableId="1224216222">
-    <w:abstractNumId w:val="67"/>
+    <w:abstractNumId w:val="85"/>
   </w:num>
   <w:num w:numId="31" w16cid:durableId="904028460">
-    <w:abstractNumId w:val="14"/>
+    <w:abstractNumId w:val="15"/>
   </w:num>
   <w:num w:numId="32" w16cid:durableId="2023504403">
-    <w:abstractNumId w:val="28"/>
+    <w:abstractNumId w:val="33"/>
   </w:num>
   <w:num w:numId="33" w16cid:durableId="1418090114">
     <w:abstractNumId w:val="3"/>
   </w:num>
   <w:num w:numId="34" w16cid:durableId="619919053">
-    <w:abstractNumId w:val="4"/>
+    <w:abstractNumId w:val="5"/>
   </w:num>
   <w:num w:numId="35" w16cid:durableId="1342930346">
-    <w:abstractNumId w:val="35"/>
+    <w:abstractNumId w:val="43"/>
   </w:num>
   <w:num w:numId="36" w16cid:durableId="1700549228">
+    <w:abstractNumId w:val="48"/>
+  </w:num>
+  <w:num w:numId="37" w16cid:durableId="1522892582">
+    <w:abstractNumId w:val="16"/>
+  </w:num>
+  <w:num w:numId="38" w16cid:durableId="359283382">
+    <w:abstractNumId w:val="8"/>
+  </w:num>
+  <w:num w:numId="39" w16cid:durableId="1944412455">
+    <w:abstractNumId w:val="44"/>
+  </w:num>
+  <w:num w:numId="40" w16cid:durableId="1717267844">
+    <w:abstractNumId w:val="80"/>
+  </w:num>
+  <w:num w:numId="41" w16cid:durableId="1773237711">
+    <w:abstractNumId w:val="67"/>
+  </w:num>
+  <w:num w:numId="42" w16cid:durableId="1525292368">
     <w:abstractNumId w:val="39"/>
   </w:num>
-  <w:num w:numId="37" w16cid:durableId="1522892582">
-    <w:abstractNumId w:val="15"/>
+  <w:num w:numId="43" w16cid:durableId="1946182994">
+    <w:abstractNumId w:val="69"/>
   </w:num>
-  <w:num w:numId="38" w16cid:durableId="359283382">
+  <w:num w:numId="44" w16cid:durableId="306714658">
+    <w:abstractNumId w:val="14"/>
+  </w:num>
+  <w:num w:numId="45" w16cid:durableId="1988708523">
+    <w:abstractNumId w:val="54"/>
+  </w:num>
+  <w:num w:numId="46" w16cid:durableId="1104500869">
+    <w:abstractNumId w:val="40"/>
+  </w:num>
+  <w:num w:numId="47" w16cid:durableId="372539155">
     <w:abstractNumId w:val="7"/>
   </w:num>
-  <w:num w:numId="39" w16cid:durableId="1944412455">
-    <w:abstractNumId w:val="36"/>
-  </w:num>
-  <w:num w:numId="40" w16cid:durableId="1717267844">
-    <w:abstractNumId w:val="62"/>
-  </w:num>
-  <w:num w:numId="41" w16cid:durableId="1773237711">
-    <w:abstractNumId w:val="54"/>
-  </w:num>
-  <w:num w:numId="42" w16cid:durableId="1525292368">
-    <w:abstractNumId w:val="31"/>
-  </w:num>
-  <w:num w:numId="43" w16cid:durableId="1946182994">
-    <w:abstractNumId w:val="55"/>
-  </w:num>
-  <w:num w:numId="44" w16cid:durableId="306714658">
-    <w:abstractNumId w:val="13"/>
-  </w:num>
-  <w:num w:numId="45" w16cid:durableId="1988708523">
-    <w:abstractNumId w:val="45"/>
-  </w:num>
-  <w:num w:numId="46" w16cid:durableId="1104500869">
-    <w:abstractNumId w:val="32"/>
-  </w:num>
-  <w:num w:numId="47" w16cid:durableId="372539155">
-    <w:abstractNumId w:val="6"/>
-  </w:num>
   <w:num w:numId="48" w16cid:durableId="1753623652">
-    <w:abstractNumId w:val="38"/>
+    <w:abstractNumId w:val="47"/>
   </w:num>
   <w:num w:numId="49" w16cid:durableId="792485601">
-    <w:abstractNumId w:val="72"/>
+    <w:abstractNumId w:val="90"/>
   </w:num>
   <w:num w:numId="50" w16cid:durableId="16081055">
     <w:abstractNumId w:val="2"/>
   </w:num>
   <w:num w:numId="51" w16cid:durableId="1680236507">
-    <w:abstractNumId w:val="44"/>
+    <w:abstractNumId w:val="53"/>
   </w:num>
   <w:num w:numId="52" w16cid:durableId="1436948166">
+    <w:abstractNumId w:val="63"/>
+  </w:num>
+  <w:num w:numId="53" w16cid:durableId="896209613">
+    <w:abstractNumId w:val="26"/>
+  </w:num>
+  <w:num w:numId="54" w16cid:durableId="931282293">
+    <w:abstractNumId w:val="84"/>
+  </w:num>
+  <w:num w:numId="55" w16cid:durableId="1138231304">
     <w:abstractNumId w:val="51"/>
   </w:num>
-  <w:num w:numId="53" w16cid:durableId="896209613">
-    <w:abstractNumId w:val="21"/>
+  <w:num w:numId="56" w16cid:durableId="1640843351">
+    <w:abstractNumId w:val="86"/>
   </w:num>
-  <w:num w:numId="54" w16cid:durableId="931282293">
-    <w:abstractNumId w:val="66"/>
+  <w:num w:numId="57" w16cid:durableId="192886787">
+    <w:abstractNumId w:val="91"/>
   </w:num>
-  <w:num w:numId="55" w16cid:durableId="1138231304">
+  <w:num w:numId="58" w16cid:durableId="1523517581">
+    <w:abstractNumId w:val="41"/>
+  </w:num>
+  <w:num w:numId="59" w16cid:durableId="23987733">
+    <w:abstractNumId w:val="82"/>
+  </w:num>
+  <w:num w:numId="60" w16cid:durableId="264772819">
+    <w:abstractNumId w:val="81"/>
+  </w:num>
+  <w:num w:numId="61" w16cid:durableId="1862428524">
+    <w:abstractNumId w:val="78"/>
+  </w:num>
+  <w:num w:numId="62" w16cid:durableId="615911140">
+    <w:abstractNumId w:val="76"/>
+  </w:num>
+  <w:num w:numId="63" w16cid:durableId="500049585">
+    <w:abstractNumId w:val="93"/>
+  </w:num>
+  <w:num w:numId="64" w16cid:durableId="1817724086">
     <w:abstractNumId w:val="42"/>
   </w:num>
-  <w:num w:numId="56" w16cid:durableId="1640843351">
-    <w:abstractNumId w:val="68"/>
-  </w:num>
-  <w:num w:numId="57" w16cid:durableId="192886787">
-    <w:abstractNumId w:val="73"/>
-  </w:num>
-  <w:num w:numId="58" w16cid:durableId="1523517581">
-    <w:abstractNumId w:val="33"/>
-  </w:num>
-  <w:num w:numId="59" w16cid:durableId="23987733">
-    <w:abstractNumId w:val="64"/>
-  </w:num>
-  <w:num w:numId="60" w16cid:durableId="264772819">
-    <w:abstractNumId w:val="63"/>
-  </w:num>
-  <w:num w:numId="61" w16cid:durableId="1862428524">
-    <w:abstractNumId w:val="61"/>
-  </w:num>
-  <w:num w:numId="62" w16cid:durableId="615911140">
-    <w:abstractNumId w:val="60"/>
-  </w:num>
-  <w:num w:numId="63" w16cid:durableId="500049585">
-    <w:abstractNumId w:val="75"/>
-  </w:num>
-  <w:num w:numId="64" w16cid:durableId="1817724086">
-    <w:abstractNumId w:val="34"/>
-  </w:num>
   <w:num w:numId="65" w16cid:durableId="1964192574">
-    <w:abstractNumId w:val="74"/>
+    <w:abstractNumId w:val="92"/>
   </w:num>
   <w:num w:numId="66" w16cid:durableId="1629698586">
-    <w:abstractNumId w:val="43"/>
+    <w:abstractNumId w:val="52"/>
   </w:num>
   <w:num w:numId="67" w16cid:durableId="2063597675">
-    <w:abstractNumId w:val="19"/>
+    <w:abstractNumId w:val="24"/>
   </w:num>
   <w:num w:numId="68" w16cid:durableId="1786070610">
     <w:abstractNumId w:val="1"/>
   </w:num>
   <w:num w:numId="69" w16cid:durableId="1094211104">
-    <w:abstractNumId w:val="50"/>
+    <w:abstractNumId w:val="61"/>
   </w:num>
   <w:num w:numId="70" w16cid:durableId="377323113">
-    <w:abstractNumId w:val="53"/>
+    <w:abstractNumId w:val="66"/>
   </w:num>
   <w:num w:numId="71" w16cid:durableId="793868794">
-    <w:abstractNumId w:val="40"/>
+    <w:abstractNumId w:val="49"/>
   </w:num>
   <w:num w:numId="72" w16cid:durableId="206450218">
-    <w:abstractNumId w:val="22"/>
+    <w:abstractNumId w:val="27"/>
   </w:num>
   <w:num w:numId="73" w16cid:durableId="446967065">
-    <w:abstractNumId w:val="47"/>
+    <w:abstractNumId w:val="57"/>
   </w:num>
   <w:num w:numId="74" w16cid:durableId="1469979481">
-    <w:abstractNumId w:val="57"/>
+    <w:abstractNumId w:val="73"/>
   </w:num>
   <w:num w:numId="75" w16cid:durableId="448402142">
+    <w:abstractNumId w:val="88"/>
+  </w:num>
+  <w:num w:numId="76" w16cid:durableId="666590252">
     <w:abstractNumId w:val="70"/>
   </w:num>
-  <w:num w:numId="76" w16cid:durableId="666590252">
+  <w:num w:numId="77" w16cid:durableId="839000494">
+    <w:abstractNumId w:val="59"/>
+  </w:num>
+  <w:num w:numId="78" w16cid:durableId="1114519394">
+    <w:abstractNumId w:val="79"/>
+  </w:num>
+  <w:num w:numId="79" w16cid:durableId="1407797234">
+    <w:abstractNumId w:val="68"/>
+  </w:num>
+  <w:num w:numId="80" w16cid:durableId="873351371">
+    <w:abstractNumId w:val="62"/>
+  </w:num>
+  <w:num w:numId="81" w16cid:durableId="205727447">
+    <w:abstractNumId w:val="34"/>
+  </w:num>
+  <w:num w:numId="82" w16cid:durableId="1095244693">
+    <w:abstractNumId w:val="71"/>
+  </w:num>
+  <w:num w:numId="83" w16cid:durableId="1150828174">
+    <w:abstractNumId w:val="18"/>
+  </w:num>
+  <w:num w:numId="84" w16cid:durableId="12852183">
+    <w:abstractNumId w:val="38"/>
+  </w:num>
+  <w:num w:numId="85" w16cid:durableId="1150749543">
+    <w:abstractNumId w:val="37"/>
+  </w:num>
+  <w:num w:numId="86" w16cid:durableId="2023580820">
     <w:abstractNumId w:val="56"/>
+  </w:num>
+  <w:num w:numId="87" w16cid:durableId="3627394">
+    <w:abstractNumId w:val="23"/>
+  </w:num>
+  <w:num w:numId="88" w16cid:durableId="1393313828">
+    <w:abstractNumId w:val="46"/>
+  </w:num>
+  <w:num w:numId="89" w16cid:durableId="2106420427">
+    <w:abstractNumId w:val="77"/>
+  </w:num>
+  <w:num w:numId="90" w16cid:durableId="1959993010">
+    <w:abstractNumId w:val="65"/>
+  </w:num>
+  <w:num w:numId="91" w16cid:durableId="1792478929">
+    <w:abstractNumId w:val="21"/>
+  </w:num>
+  <w:num w:numId="92" w16cid:durableId="656223261">
+    <w:abstractNumId w:val="4"/>
+  </w:num>
+  <w:num w:numId="93" w16cid:durableId="706491657">
+    <w:abstractNumId w:val="72"/>
+  </w:num>
+  <w:num w:numId="94" w16cid:durableId="980497039">
+    <w:abstractNumId w:val="22"/>
   </w:num>
 </w:numbering>
 </file>

--- a/ЕСПД_ДОКУМЕНТАЦИЯ/4. Пояснительная записка.docx
+++ b/ЕСПД_ДОКУМЕНТАЦИЯ/4. Пояснительная записка.docx
@@ -2264,7 +2264,21 @@
                 <w:rStyle w:val="a6"/>
                 <w:noProof/>
               </w:rPr>
-              <w:t>3.2 Нормализация исходной схемы БД</w:t>
+              <w:t>3.2 Нормализация и</w:t>
+            </w:r>
+            <w:r>
+              <w:rPr>
+                <w:rStyle w:val="a6"/>
+                <w:noProof/>
+              </w:rPr>
+              <w:t>с</w:t>
+            </w:r>
+            <w:r>
+              <w:rPr>
+                <w:rStyle w:val="a6"/>
+                <w:noProof/>
+              </w:rPr>
+              <w:t>ходной схемы БД</w:t>
             </w:r>
             <w:r>
               <w:rPr>
@@ -13221,6 +13235,7 @@
           <w:numId w:val="28"/>
         </w:numPr>
       </w:pPr>
+      <w:proofErr w:type="spellStart"/>
       <w:r>
         <w:t>Представление_</w:t>
       </w:r>
@@ -13230,6 +13245,7 @@
       <w:r>
         <w:t>есурса</w:t>
       </w:r>
+      <w:proofErr w:type="spellEnd"/>
       <w:r>
         <w:t xml:space="preserve"> </w:t>
       </w:r>
@@ -13259,6 +13275,7 @@
           <w:numId w:val="28"/>
         </w:numPr>
       </w:pPr>
+      <w:proofErr w:type="spellStart"/>
       <w:r>
         <w:t>Представление_</w:t>
       </w:r>
@@ -13268,6 +13285,7 @@
       <w:r>
         <w:t>есурса</w:t>
       </w:r>
+      <w:proofErr w:type="spellEnd"/>
       <w:r>
         <w:t xml:space="preserve"> 1</w:t>
       </w:r>
@@ -14159,7 +14177,15 @@
       </w:r>
       <w:proofErr w:type="spellEnd"/>
       <w:r>
-        <w:t>, Физический_Экземпляр.</w:t>
+        <w:t xml:space="preserve">, </w:t>
+      </w:r>
+      <w:proofErr w:type="spellStart"/>
+      <w:r>
+        <w:t>Физический_Экземпляр</w:t>
+      </w:r>
+      <w:proofErr w:type="spellEnd"/>
+      <w:r>
+        <w:t>.</w:t>
       </w:r>
     </w:p>
     <w:p>
@@ -15222,6 +15248,7 @@
           <w:numId w:val="26"/>
         </w:numPr>
       </w:pPr>
+      <w:proofErr w:type="spellStart"/>
       <w:r>
         <w:t>Представление_</w:t>
       </w:r>
@@ -15231,6 +15258,7 @@
       <w:r>
         <w:t>есурса</w:t>
       </w:r>
+      <w:proofErr w:type="spellEnd"/>
       <w:r>
         <w:t xml:space="preserve"> </w:t>
       </w:r>
@@ -15260,6 +15288,7 @@
           <w:numId w:val="26"/>
         </w:numPr>
       </w:pPr>
+      <w:proofErr w:type="spellStart"/>
       <w:r>
         <w:t>Представление_</w:t>
       </w:r>
@@ -15269,6 +15298,7 @@
       <w:r>
         <w:t>есурса</w:t>
       </w:r>
+      <w:proofErr w:type="spellEnd"/>
       <w:r>
         <w:t xml:space="preserve"> 1</w:t>
       </w:r>
@@ -16995,47 +17025,7 @@
         </m:r>
       </m:oMath>
       <w:r>
-        <w:t xml:space="preserve"> дата_выдачи, </w:t>
-      </w:r>
-      <w:proofErr w:type="spellStart"/>
-      <w:r>
-        <w:t>срок_возврата</w:t>
-      </w:r>
-      <w:proofErr w:type="spellEnd"/>
-      <w:r>
-        <w:t xml:space="preserve">, </w:t>
-      </w:r>
-      <w:proofErr w:type="spellStart"/>
-      <w:r>
-        <w:t>дата_возврата</w:t>
-      </w:r>
-      <w:proofErr w:type="spellEnd"/>
-      <w:r>
-        <w:t xml:space="preserve">, </w:t>
-      </w:r>
-      <w:proofErr w:type="spellStart"/>
-      <w:r>
-        <w:t>id_Экземпляр</w:t>
-      </w:r>
-      <w:proofErr w:type="spellEnd"/>
-      <w:r>
-        <w:t xml:space="preserve">, </w:t>
-      </w:r>
-      <w:proofErr w:type="spellStart"/>
-      <w:r>
-        <w:t>id_Читатель</w:t>
-      </w:r>
-      <w:proofErr w:type="spellEnd"/>
-      <w:r>
-        <w:t xml:space="preserve">, </w:t>
-      </w:r>
-      <w:proofErr w:type="spellStart"/>
-      <w:r>
-        <w:t>id_Сотрудник</w:t>
-      </w:r>
-      <w:proofErr w:type="spellEnd"/>
-      <w:r>
-        <w:t xml:space="preserve">. </w:t>
+        <w:t xml:space="preserve"> дата_выдачи, срок_возврата, дата_возврата, id_Экземпляр, id_Читатель, id_Сотрудник. </w:t>
       </w:r>
     </w:p>
     <w:p>
@@ -17454,6 +17444,11 @@
       <w:r>
         <w:t>Основные используемые типы данных приведены в таблице 3.1.</w:t>
       </w:r>
+    </w:p>
+    <w:p>
+      <w:pPr>
+        <w:pStyle w:val="a0"/>
+      </w:pPr>
     </w:p>
     <w:p>
       <w:pPr>
@@ -24443,6 +24438,7 @@
   <w:style w:type="character" w:default="1" w:styleId="a1">
     <w:name w:val="Default Paragraph Font"/>
     <w:uiPriority w:val="1"/>
+    <w:semiHidden/>
     <w:unhideWhenUsed/>
   </w:style>
   <w:style w:type="table" w:default="1" w:styleId="a2">

--- a/ЕСПД_ДОКУМЕНТАЦИЯ/4. Пояснительная записка.docx
+++ b/ЕСПД_ДОКУМЕНТАЦИЯ/4. Пояснительная записка.docx
@@ -273,8 +273,8 @@
           <w:rFonts w:eastAsiaTheme="majorEastAsia"/>
           <w:b/>
           <w:bCs/>
-          <w:sz w:val="28"/>
-          <w:szCs w:val="28"/>
+          <w:sz w:val="32"/>
+          <w:szCs w:val="32"/>
         </w:rPr>
         <w:t>Проект базы данных для библиотечного сервиса</w:t>
       </w:r>
@@ -294,7 +294,7 @@
     <w:p>
       <w:pPr>
         <w:pStyle w:val="paragraph"/>
-        <w:spacing w:before="0" w:beforeAutospacing="0" w:after="0" w:afterAutospacing="0"/>
+        <w:spacing w:before="0" w:beforeAutospacing="0" w:after="0" w:afterAutospacing="0" w:line="360" w:lineRule="auto"/>
         <w:jc w:val="center"/>
         <w:textAlignment w:val="baseline"/>
         <w:rPr>
@@ -306,12 +306,12 @@
     <w:p>
       <w:pPr>
         <w:pStyle w:val="paragraph"/>
-        <w:spacing w:before="0" w:beforeAutospacing="0" w:after="0" w:afterAutospacing="0"/>
+        <w:spacing w:before="0" w:beforeAutospacing="0" w:after="0" w:afterAutospacing="0" w:line="360" w:lineRule="auto"/>
         <w:jc w:val="center"/>
         <w:textAlignment w:val="baseline"/>
         <w:rPr>
-          <w:sz w:val="28"/>
-          <w:szCs w:val="28"/>
+          <w:sz w:val="32"/>
+          <w:szCs w:val="32"/>
         </w:rPr>
       </w:pPr>
       <w:r>
@@ -320,43 +320,32 @@
           <w:rFonts w:eastAsiaTheme="majorEastAsia"/>
           <w:b/>
           <w:bCs/>
-          <w:sz w:val="28"/>
-          <w:szCs w:val="28"/>
+          <w:sz w:val="32"/>
+          <w:szCs w:val="32"/>
         </w:rPr>
         <w:t>ПОЯСНИТЕЛЬНАЯ ЗАПИСКА</w:t>
       </w:r>
     </w:p>
     <w:p>
       <w:pPr>
+        <w:spacing w:line="360" w:lineRule="auto"/>
         <w:jc w:val="center"/>
         <w:rPr>
-          <w:szCs w:val="28"/>
-        </w:rPr>
-      </w:pPr>
-    </w:p>
-    <w:p>
-      <w:pPr>
-        <w:jc w:val="center"/>
-        <w:rPr>
-          <w:szCs w:val="28"/>
-        </w:rPr>
-      </w:pPr>
-    </w:p>
-    <w:p>
-      <w:pPr>
-        <w:jc w:val="center"/>
-        <w:rPr>
-          <w:szCs w:val="28"/>
-        </w:rPr>
-      </w:pPr>
-    </w:p>
-    <w:p>
-      <w:pPr>
-        <w:jc w:val="center"/>
-        <w:rPr>
-          <w:szCs w:val="28"/>
-        </w:rPr>
-      </w:pPr>
+          <w:b/>
+          <w:bCs/>
+          <w:sz w:val="32"/>
+          <w:szCs w:val="32"/>
+        </w:rPr>
+      </w:pPr>
+      <w:r>
+        <w:rPr>
+          <w:b/>
+          <w:bCs/>
+          <w:sz w:val="32"/>
+          <w:szCs w:val="32"/>
+        </w:rPr>
+        <w:t>41287462.КП26.102360091 81</w:t>
+      </w:r>
     </w:p>
     <w:p>
       <w:pPr>
@@ -379,14 +368,26 @@
       <w:pPr>
         <w:jc w:val="center"/>
         <w:rPr>
+          <w:b/>
+          <w:bCs/>
           <w:szCs w:val="28"/>
         </w:rPr>
       </w:pPr>
       <w:r>
         <w:rPr>
+          <w:b/>
+          <w:bCs/>
           <w:szCs w:val="28"/>
         </w:rPr>
         <w:t>Листов</w:t>
+      </w:r>
+      <w:r>
+        <w:rPr>
+          <w:b/>
+          <w:bCs/>
+          <w:szCs w:val="28"/>
+        </w:rPr>
+        <w:t xml:space="preserve"> 48</w:t>
       </w:r>
     </w:p>
     <w:p>
@@ -622,7 +623,7 @@
             </w:rPr>
             <w:fldChar w:fldCharType="separate"/>
           </w:r>
-          <w:hyperlink w:anchor="_Toc229661029" w:history="1">
+          <w:hyperlink w:anchor="_Toc229942644" w:history="1">
             <w:r>
               <w:rPr>
                 <w:rStyle w:val="a6"/>
@@ -649,7 +650,7 @@
                 <w:noProof/>
                 <w:webHidden/>
               </w:rPr>
-              <w:instrText xml:space="preserve"> PAGEREF _Toc229661029 \h </w:instrText>
+              <w:instrText xml:space="preserve"> PAGEREF _Toc229942644 \h </w:instrText>
             </w:r>
             <w:r>
               <w:rPr>
@@ -695,7 +696,7 @@
               <w14:ligatures w14:val="standardContextual"/>
             </w:rPr>
           </w:pPr>
-          <w:hyperlink w:anchor="_Toc229661030" w:history="1">
+          <w:hyperlink w:anchor="_Toc229942645" w:history="1">
             <w:r>
               <w:rPr>
                 <w:rStyle w:val="a6"/>
@@ -722,7 +723,7 @@
                 <w:noProof/>
                 <w:webHidden/>
               </w:rPr>
-              <w:instrText xml:space="preserve"> PAGEREF _Toc229661030 \h </w:instrText>
+              <w:instrText xml:space="preserve"> PAGEREF _Toc229942645 \h </w:instrText>
             </w:r>
             <w:r>
               <w:rPr>
@@ -768,7 +769,7 @@
               <w14:ligatures w14:val="standardContextual"/>
             </w:rPr>
           </w:pPr>
-          <w:hyperlink w:anchor="_Toc229661031" w:history="1">
+          <w:hyperlink w:anchor="_Toc229942646" w:history="1">
             <w:r>
               <w:rPr>
                 <w:rStyle w:val="a6"/>
@@ -795,7 +796,7 @@
                 <w:noProof/>
                 <w:webHidden/>
               </w:rPr>
-              <w:instrText xml:space="preserve"> PAGEREF _Toc229661031 \h </w:instrText>
+              <w:instrText xml:space="preserve"> PAGEREF _Toc229942646 \h </w:instrText>
             </w:r>
             <w:r>
               <w:rPr>
@@ -841,7 +842,7 @@
               <w14:ligatures w14:val="standardContextual"/>
             </w:rPr>
           </w:pPr>
-          <w:hyperlink w:anchor="_Toc229661032" w:history="1">
+          <w:hyperlink w:anchor="_Toc229942647" w:history="1">
             <w:r>
               <w:rPr>
                 <w:rStyle w:val="a6"/>
@@ -868,7 +869,7 @@
                 <w:noProof/>
                 <w:webHidden/>
               </w:rPr>
-              <w:instrText xml:space="preserve"> PAGEREF _Toc229661032 \h </w:instrText>
+              <w:instrText xml:space="preserve"> PAGEREF _Toc229942647 \h </w:instrText>
             </w:r>
             <w:r>
               <w:rPr>
@@ -914,7 +915,7 @@
               <w14:ligatures w14:val="standardContextual"/>
             </w:rPr>
           </w:pPr>
-          <w:hyperlink w:anchor="_Toc229661033" w:history="1">
+          <w:hyperlink w:anchor="_Toc229942648" w:history="1">
             <w:r>
               <w:rPr>
                 <w:rStyle w:val="a6"/>
@@ -941,7 +942,7 @@
                 <w:noProof/>
                 <w:webHidden/>
               </w:rPr>
-              <w:instrText xml:space="preserve"> PAGEREF _Toc229661033 \h </w:instrText>
+              <w:instrText xml:space="preserve"> PAGEREF _Toc229942648 \h </w:instrText>
             </w:r>
             <w:r>
               <w:rPr>
@@ -987,7 +988,7 @@
               <w14:ligatures w14:val="standardContextual"/>
             </w:rPr>
           </w:pPr>
-          <w:hyperlink w:anchor="_Toc229661034" w:history="1">
+          <w:hyperlink w:anchor="_Toc229942649" w:history="1">
             <w:r>
               <w:rPr>
                 <w:rStyle w:val="a6"/>
@@ -1014,7 +1015,7 @@
                 <w:noProof/>
                 <w:webHidden/>
               </w:rPr>
-              <w:instrText xml:space="preserve"> PAGEREF _Toc229661034 \h </w:instrText>
+              <w:instrText xml:space="preserve"> PAGEREF _Toc229942649 \h </w:instrText>
             </w:r>
             <w:r>
               <w:rPr>
@@ -1060,7 +1061,7 @@
               <w14:ligatures w14:val="standardContextual"/>
             </w:rPr>
           </w:pPr>
-          <w:hyperlink w:anchor="_Toc229661035" w:history="1">
+          <w:hyperlink w:anchor="_Toc229942650" w:history="1">
             <w:r>
               <w:rPr>
                 <w:rStyle w:val="a6"/>
@@ -1087,7 +1088,7 @@
                 <w:noProof/>
                 <w:webHidden/>
               </w:rPr>
-              <w:instrText xml:space="preserve"> PAGEREF _Toc229661035 \h </w:instrText>
+              <w:instrText xml:space="preserve"> PAGEREF _Toc229942650 \h </w:instrText>
             </w:r>
             <w:r>
               <w:rPr>
@@ -1133,7 +1134,7 @@
               <w14:ligatures w14:val="standardContextual"/>
             </w:rPr>
           </w:pPr>
-          <w:hyperlink w:anchor="_Toc229661036" w:history="1">
+          <w:hyperlink w:anchor="_Toc229942651" w:history="1">
             <w:r>
               <w:rPr>
                 <w:rStyle w:val="a6"/>
@@ -1160,7 +1161,7 @@
                 <w:noProof/>
                 <w:webHidden/>
               </w:rPr>
-              <w:instrText xml:space="preserve"> PAGEREF _Toc229661036 \h </w:instrText>
+              <w:instrText xml:space="preserve"> PAGEREF _Toc229942651 \h </w:instrText>
             </w:r>
             <w:r>
               <w:rPr>
@@ -1206,7 +1207,7 @@
               <w14:ligatures w14:val="standardContextual"/>
             </w:rPr>
           </w:pPr>
-          <w:hyperlink w:anchor="_Toc229661037" w:history="1">
+          <w:hyperlink w:anchor="_Toc229942652" w:history="1">
             <w:r>
               <w:rPr>
                 <w:rStyle w:val="a6"/>
@@ -1233,7 +1234,7 @@
                 <w:noProof/>
                 <w:webHidden/>
               </w:rPr>
-              <w:instrText xml:space="preserve"> PAGEREF _Toc229661037 \h </w:instrText>
+              <w:instrText xml:space="preserve"> PAGEREF _Toc229942652 \h </w:instrText>
             </w:r>
             <w:r>
               <w:rPr>
@@ -1279,7 +1280,7 @@
               <w14:ligatures w14:val="standardContextual"/>
             </w:rPr>
           </w:pPr>
-          <w:hyperlink w:anchor="_Toc229661038" w:history="1">
+          <w:hyperlink w:anchor="_Toc229942653" w:history="1">
             <w:r>
               <w:rPr>
                 <w:rStyle w:val="a6"/>
@@ -1306,7 +1307,7 @@
                 <w:noProof/>
                 <w:webHidden/>
               </w:rPr>
-              <w:instrText xml:space="preserve"> PAGEREF _Toc229661038 \h </w:instrText>
+              <w:instrText xml:space="preserve"> PAGEREF _Toc229942653 \h </w:instrText>
             </w:r>
             <w:r>
               <w:rPr>
@@ -1352,7 +1353,7 @@
               <w14:ligatures w14:val="standardContextual"/>
             </w:rPr>
           </w:pPr>
-          <w:hyperlink w:anchor="_Toc229661039" w:history="1">
+          <w:hyperlink w:anchor="_Toc229942654" w:history="1">
             <w:r>
               <w:rPr>
                 <w:rStyle w:val="a6"/>
@@ -1379,7 +1380,7 @@
                 <w:noProof/>
                 <w:webHidden/>
               </w:rPr>
-              <w:instrText xml:space="preserve"> PAGEREF _Toc229661039 \h </w:instrText>
+              <w:instrText xml:space="preserve"> PAGEREF _Toc229942654 \h </w:instrText>
             </w:r>
             <w:r>
               <w:rPr>
@@ -1425,7 +1426,7 @@
               <w14:ligatures w14:val="standardContextual"/>
             </w:rPr>
           </w:pPr>
-          <w:hyperlink w:anchor="_Toc229661040" w:history="1">
+          <w:hyperlink w:anchor="_Toc229942655" w:history="1">
             <w:r>
               <w:rPr>
                 <w:rStyle w:val="a6"/>
@@ -1452,7 +1453,7 @@
                 <w:noProof/>
                 <w:webHidden/>
               </w:rPr>
-              <w:instrText xml:space="preserve"> PAGEREF _Toc229661040 \h </w:instrText>
+              <w:instrText xml:space="preserve"> PAGEREF _Toc229942655 \h </w:instrText>
             </w:r>
             <w:r>
               <w:rPr>
@@ -1498,7 +1499,7 @@
               <w14:ligatures w14:val="standardContextual"/>
             </w:rPr>
           </w:pPr>
-          <w:hyperlink w:anchor="_Toc229661041" w:history="1">
+          <w:hyperlink w:anchor="_Toc229942656" w:history="1">
             <w:r>
               <w:rPr>
                 <w:rStyle w:val="a6"/>
@@ -1525,7 +1526,7 @@
                 <w:noProof/>
                 <w:webHidden/>
               </w:rPr>
-              <w:instrText xml:space="preserve"> PAGEREF _Toc229661041 \h </w:instrText>
+              <w:instrText xml:space="preserve"> PAGEREF _Toc229942656 \h </w:instrText>
             </w:r>
             <w:r>
               <w:rPr>
@@ -1571,7 +1572,7 @@
               <w14:ligatures w14:val="standardContextual"/>
             </w:rPr>
           </w:pPr>
-          <w:hyperlink w:anchor="_Toc229661042" w:history="1">
+          <w:hyperlink w:anchor="_Toc229942657" w:history="1">
             <w:r>
               <w:rPr>
                 <w:rStyle w:val="a6"/>
@@ -1613,7 +1614,7 @@
                 <w:noProof/>
                 <w:webHidden/>
               </w:rPr>
-              <w:instrText xml:space="preserve"> PAGEREF _Toc229661042 \h </w:instrText>
+              <w:instrText xml:space="preserve"> PAGEREF _Toc229942657 \h </w:instrText>
             </w:r>
             <w:r>
               <w:rPr>
@@ -1659,7 +1660,7 @@
               <w14:ligatures w14:val="standardContextual"/>
             </w:rPr>
           </w:pPr>
-          <w:hyperlink w:anchor="_Toc229661043" w:history="1">
+          <w:hyperlink w:anchor="_Toc229942658" w:history="1">
             <w:r>
               <w:rPr>
                 <w:rStyle w:val="a6"/>
@@ -1686,7 +1687,7 @@
                 <w:noProof/>
                 <w:webHidden/>
               </w:rPr>
-              <w:instrText xml:space="preserve"> PAGEREF _Toc229661043 \h </w:instrText>
+              <w:instrText xml:space="preserve"> PAGEREF _Toc229942658 \h </w:instrText>
             </w:r>
             <w:r>
               <w:rPr>
@@ -1732,7 +1733,7 @@
               <w14:ligatures w14:val="standardContextual"/>
             </w:rPr>
           </w:pPr>
-          <w:hyperlink w:anchor="_Toc229661044" w:history="1">
+          <w:hyperlink w:anchor="_Toc229942659" w:history="1">
             <w:r>
               <w:rPr>
                 <w:rStyle w:val="a6"/>
@@ -1759,7 +1760,7 @@
                 <w:noProof/>
                 <w:webHidden/>
               </w:rPr>
-              <w:instrText xml:space="preserve"> PAGEREF _Toc229661044 \h </w:instrText>
+              <w:instrText xml:space="preserve"> PAGEREF _Toc229942659 \h </w:instrText>
             </w:r>
             <w:r>
               <w:rPr>
@@ -1805,7 +1806,7 @@
               <w14:ligatures w14:val="standardContextual"/>
             </w:rPr>
           </w:pPr>
-          <w:hyperlink w:anchor="_Toc229661045" w:history="1">
+          <w:hyperlink w:anchor="_Toc229942660" w:history="1">
             <w:r>
               <w:rPr>
                 <w:rStyle w:val="a6"/>
@@ -1832,7 +1833,7 @@
                 <w:noProof/>
                 <w:webHidden/>
               </w:rPr>
-              <w:instrText xml:space="preserve"> PAGEREF _Toc229661045 \h </w:instrText>
+              <w:instrText xml:space="preserve"> PAGEREF _Toc229942660 \h </w:instrText>
             </w:r>
             <w:r>
               <w:rPr>
@@ -1878,7 +1879,7 @@
               <w14:ligatures w14:val="standardContextual"/>
             </w:rPr>
           </w:pPr>
-          <w:hyperlink w:anchor="_Toc229661046" w:history="1">
+          <w:hyperlink w:anchor="_Toc229942661" w:history="1">
             <w:r>
               <w:rPr>
                 <w:rStyle w:val="a6"/>
@@ -1905,7 +1906,7 @@
                 <w:noProof/>
                 <w:webHidden/>
               </w:rPr>
-              <w:instrText xml:space="preserve"> PAGEREF _Toc229661046 \h </w:instrText>
+              <w:instrText xml:space="preserve"> PAGEREF _Toc229942661 \h </w:instrText>
             </w:r>
             <w:r>
               <w:rPr>
@@ -1951,7 +1952,7 @@
               <w14:ligatures w14:val="standardContextual"/>
             </w:rPr>
           </w:pPr>
-          <w:hyperlink w:anchor="_Toc229661047" w:history="1">
+          <w:hyperlink w:anchor="_Toc229942662" w:history="1">
             <w:r>
               <w:rPr>
                 <w:rStyle w:val="a6"/>
@@ -1978,7 +1979,7 @@
                 <w:noProof/>
                 <w:webHidden/>
               </w:rPr>
-              <w:instrText xml:space="preserve"> PAGEREF _Toc229661047 \h </w:instrText>
+              <w:instrText xml:space="preserve"> PAGEREF _Toc229942662 \h </w:instrText>
             </w:r>
             <w:r>
               <w:rPr>
@@ -2024,7 +2025,7 @@
               <w14:ligatures w14:val="standardContextual"/>
             </w:rPr>
           </w:pPr>
-          <w:hyperlink w:anchor="_Toc229661048" w:history="1">
+          <w:hyperlink w:anchor="_Toc229942663" w:history="1">
             <w:r>
               <w:rPr>
                 <w:rStyle w:val="a6"/>
@@ -2066,7 +2067,7 @@
                 <w:noProof/>
                 <w:webHidden/>
               </w:rPr>
-              <w:instrText xml:space="preserve"> PAGEREF _Toc229661048 \h </w:instrText>
+              <w:instrText xml:space="preserve"> PAGEREF _Toc229942663 \h </w:instrText>
             </w:r>
             <w:r>
               <w:rPr>
@@ -2112,7 +2113,7 @@
               <w14:ligatures w14:val="standardContextual"/>
             </w:rPr>
           </w:pPr>
-          <w:hyperlink w:anchor="_Toc229661049" w:history="1">
+          <w:hyperlink w:anchor="_Toc229942664" w:history="1">
             <w:r>
               <w:rPr>
                 <w:rStyle w:val="a6"/>
@@ -2139,7 +2140,7 @@
                 <w:noProof/>
                 <w:webHidden/>
               </w:rPr>
-              <w:instrText xml:space="preserve"> PAGEREF _Toc229661049 \h </w:instrText>
+              <w:instrText xml:space="preserve"> PAGEREF _Toc229942664 \h </w:instrText>
             </w:r>
             <w:r>
               <w:rPr>
@@ -2185,7 +2186,7 @@
               <w14:ligatures w14:val="standardContextual"/>
             </w:rPr>
           </w:pPr>
-          <w:hyperlink w:anchor="_Toc229661050" w:history="1">
+          <w:hyperlink w:anchor="_Toc229942665" w:history="1">
             <w:r>
               <w:rPr>
                 <w:rStyle w:val="a6"/>
@@ -2212,7 +2213,7 @@
                 <w:noProof/>
                 <w:webHidden/>
               </w:rPr>
-              <w:instrText xml:space="preserve"> PAGEREF _Toc229661050 \h </w:instrText>
+              <w:instrText xml:space="preserve"> PAGEREF _Toc229942665 \h </w:instrText>
             </w:r>
             <w:r>
               <w:rPr>
@@ -2258,7 +2259,7 @@
               <w14:ligatures w14:val="standardContextual"/>
             </w:rPr>
           </w:pPr>
-          <w:hyperlink w:anchor="_Toc229661051" w:history="1">
+          <w:hyperlink w:anchor="_Toc229942666" w:history="1">
             <w:r>
               <w:rPr>
                 <w:rStyle w:val="a6"/>
@@ -2285,7 +2286,7 @@
                 <w:noProof/>
                 <w:webHidden/>
               </w:rPr>
-              <w:instrText xml:space="preserve"> PAGEREF _Toc229661051 \h </w:instrText>
+              <w:instrText xml:space="preserve"> PAGEREF _Toc229942666 \h </w:instrText>
             </w:r>
             <w:r>
               <w:rPr>
@@ -2331,7 +2332,7 @@
               <w14:ligatures w14:val="standardContextual"/>
             </w:rPr>
           </w:pPr>
-          <w:hyperlink w:anchor="_Toc229661052" w:history="1">
+          <w:hyperlink w:anchor="_Toc229942667" w:history="1">
             <w:r>
               <w:rPr>
                 <w:rStyle w:val="a6"/>
@@ -2373,7 +2374,7 @@
                 <w:noProof/>
                 <w:webHidden/>
               </w:rPr>
-              <w:instrText xml:space="preserve"> PAGEREF _Toc229661052 \h </w:instrText>
+              <w:instrText xml:space="preserve"> PAGEREF _Toc229942667 \h </w:instrText>
             </w:r>
             <w:r>
               <w:rPr>
@@ -2419,7 +2420,7 @@
               <w14:ligatures w14:val="standardContextual"/>
             </w:rPr>
           </w:pPr>
-          <w:hyperlink w:anchor="_Toc229661053" w:history="1">
+          <w:hyperlink w:anchor="_Toc229942668" w:history="1">
             <w:r>
               <w:rPr>
                 <w:rStyle w:val="a6"/>
@@ -2446,7 +2447,7 @@
                 <w:noProof/>
                 <w:webHidden/>
               </w:rPr>
-              <w:instrText xml:space="preserve"> PAGEREF _Toc229661053 \h </w:instrText>
+              <w:instrText xml:space="preserve"> PAGEREF _Toc229942668 \h </w:instrText>
             </w:r>
             <w:r>
               <w:rPr>
@@ -2492,7 +2493,7 @@
               <w14:ligatures w14:val="standardContextual"/>
             </w:rPr>
           </w:pPr>
-          <w:hyperlink w:anchor="_Toc229661054" w:history="1">
+          <w:hyperlink w:anchor="_Toc229942669" w:history="1">
             <w:r>
               <w:rPr>
                 <w:rStyle w:val="a6"/>
@@ -2519,7 +2520,7 @@
                 <w:noProof/>
                 <w:webHidden/>
               </w:rPr>
-              <w:instrText xml:space="preserve"> PAGEREF _Toc229661054 \h </w:instrText>
+              <w:instrText xml:space="preserve"> PAGEREF _Toc229942669 \h </w:instrText>
             </w:r>
             <w:r>
               <w:rPr>
@@ -2578,7 +2579,7 @@
       <w:pPr>
         <w:pStyle w:val="1"/>
       </w:pPr>
-      <w:bookmarkStart w:id="1" w:name="_Toc229661029"/>
+      <w:bookmarkStart w:id="1" w:name="_Toc229942644"/>
       <w:r>
         <w:t>ВВЕДЕНИЕ</w:t>
       </w:r>
@@ -2718,7 +2719,7 @@
       <w:pPr>
         <w:pStyle w:val="1"/>
       </w:pPr>
-      <w:bookmarkStart w:id="2" w:name="_Toc229661030"/>
+      <w:bookmarkStart w:id="2" w:name="_Toc229942645"/>
       <w:r>
         <w:t>1 ТЕХНИЧЕСКОЕ ЗАДАНИЕ</w:t>
       </w:r>
@@ -2728,7 +2729,7 @@
       <w:pPr>
         <w:pStyle w:val="2"/>
       </w:pPr>
-      <w:bookmarkStart w:id="3" w:name="_Toc229661031"/>
+      <w:bookmarkStart w:id="3" w:name="_Toc229942646"/>
       <w:r>
         <w:t xml:space="preserve">1.1 </w:t>
       </w:r>
@@ -2802,7 +2803,7 @@
       <w:pPr>
         <w:pStyle w:val="2"/>
       </w:pPr>
-      <w:bookmarkStart w:id="4" w:name="_Toc229661032"/>
+      <w:bookmarkStart w:id="4" w:name="_Toc229942647"/>
       <w:r>
         <w:t xml:space="preserve">1.2 </w:t>
       </w:r>
@@ -2848,7 +2849,7 @@
       <w:pPr>
         <w:pStyle w:val="2"/>
       </w:pPr>
-      <w:bookmarkStart w:id="5" w:name="_Toc229661033"/>
+      <w:bookmarkStart w:id="5" w:name="_Toc229942648"/>
       <w:r>
         <w:t xml:space="preserve">1.3 </w:t>
       </w:r>
@@ -2861,7 +2862,7 @@
       <w:pPr>
         <w:pStyle w:val="3"/>
       </w:pPr>
-      <w:bookmarkStart w:id="6" w:name="_Toc229661034"/>
+      <w:bookmarkStart w:id="6" w:name="_Toc229942649"/>
       <w:r>
         <w:t xml:space="preserve">1.3.1 </w:t>
       </w:r>
@@ -3325,7 +3326,10 @@
         <w:t xml:space="preserve"> (</w:t>
       </w:r>
       <w:r>
-        <w:t>книги, журналы, статьи, аудиоматериалы</w:t>
+        <w:t>книги, журналы, статьи,</w:t>
+      </w:r>
+      <w:r>
+        <w:t xml:space="preserve"> электронные и медиа-материалы</w:t>
       </w:r>
       <w:r>
         <w:t xml:space="preserve">); </w:t>
@@ -3487,8 +3491,8 @@
           <w:noProof/>
         </w:rPr>
         <w:drawing>
-          <wp:inline distT="0" distB="0" distL="0" distR="0" wp14:anchorId="16767EB8" wp14:editId="69D8114F">
-            <wp:extent cx="5940425" cy="6835775"/>
+          <wp:inline distT="0" distB="0" distL="0" distR="0" wp14:anchorId="24DD0E76" wp14:editId="36055FF9">
+            <wp:extent cx="5647764" cy="8676609"/>
             <wp:effectExtent l="0" t="0" r="0" b="0"/>
             <wp:docPr id="1" name="Рисунок 1"/>
             <wp:cNvGraphicFramePr>
@@ -3510,7 +3514,7 @@
                   <pic:spPr>
                     <a:xfrm>
                       <a:off x="0" y="0"/>
-                      <a:ext cx="5940425" cy="6835775"/>
+                      <a:ext cx="5649954" cy="8679973"/>
                     </a:xfrm>
                     <a:prstGeom prst="rect">
                       <a:avLst/>
@@ -3535,63 +3539,24 @@
       <w:r>
         <w:t>1</w:t>
       </w:r>
-      <w:proofErr w:type="gramStart"/>
+      <w:r>
+        <w:t xml:space="preserve"> </w:t>
+      </w:r>
       <w:r>
         <w:t xml:space="preserve">- </w:t>
       </w:r>
       <w:r>
+        <w:rPr>
+          <w:lang w:val="en-US"/>
+        </w:rPr>
+        <w:t>UseCase</w:t>
+      </w:r>
+      <w:r>
         <w:t xml:space="preserve"> </w:t>
       </w:r>
-      <w:proofErr w:type="spellStart"/>
-      <w:r>
-        <w:rPr>
-          <w:lang w:val="en-US"/>
-        </w:rPr>
-        <w:t>UseCase</w:t>
-      </w:r>
-      <w:proofErr w:type="spellEnd"/>
-      <w:proofErr w:type="gramEnd"/>
-      <w:r>
-        <w:t xml:space="preserve"> </w:t>
-      </w:r>
       <w:r>
         <w:t>диаграмма базы данных библиотечного сервиса</w:t>
       </w:r>
-    </w:p>
-    <w:p>
-      <w:pPr>
-        <w:pStyle w:val="a0"/>
-        <w:spacing w:after="0" w:line="240" w:lineRule="auto"/>
-        <w:jc w:val="center"/>
-      </w:pPr>
-    </w:p>
-    <w:p>
-      <w:pPr>
-        <w:pStyle w:val="a0"/>
-        <w:spacing w:after="0" w:line="240" w:lineRule="auto"/>
-        <w:jc w:val="center"/>
-      </w:pPr>
-    </w:p>
-    <w:p>
-      <w:pPr>
-        <w:pStyle w:val="a0"/>
-        <w:spacing w:after="0" w:line="240" w:lineRule="auto"/>
-        <w:jc w:val="center"/>
-      </w:pPr>
-    </w:p>
-    <w:p>
-      <w:pPr>
-        <w:pStyle w:val="a0"/>
-        <w:spacing w:after="0" w:line="240" w:lineRule="auto"/>
-        <w:jc w:val="center"/>
-      </w:pPr>
-    </w:p>
-    <w:p>
-      <w:pPr>
-        <w:pStyle w:val="a0"/>
-        <w:spacing w:after="0" w:line="240" w:lineRule="auto"/>
-        <w:jc w:val="center"/>
-      </w:pPr>
     </w:p>
     <w:p>
       <w:pPr>
@@ -3602,9 +3567,6 @@
           <w:kern w:val="2"/>
         </w:rPr>
       </w:pPr>
-      <w:r>
-        <w:br w:type="page"/>
-      </w:r>
     </w:p>
     <w:tbl>
       <w:tblPr>
@@ -8794,7 +8756,7 @@
       <w:pPr>
         <w:pStyle w:val="3"/>
       </w:pPr>
-      <w:bookmarkStart w:id="7" w:name="_Toc229661035"/>
+      <w:bookmarkStart w:id="7" w:name="_Toc229942650"/>
       <w:r>
         <w:t xml:space="preserve">1.3.2 </w:t>
       </w:r>
@@ -9030,7 +8992,7 @@
       <w:pPr>
         <w:pStyle w:val="3"/>
       </w:pPr>
-      <w:bookmarkStart w:id="8" w:name="_Toc229661036"/>
+      <w:bookmarkStart w:id="8" w:name="_Toc229942651"/>
       <w:r>
         <w:t xml:space="preserve">1.3.3 </w:t>
       </w:r>
@@ -9150,7 +9112,7 @@
       <w:pPr>
         <w:pStyle w:val="2"/>
       </w:pPr>
-      <w:bookmarkStart w:id="9" w:name="_Toc229661037"/>
+      <w:bookmarkStart w:id="9" w:name="_Toc229942652"/>
       <w:r>
         <w:t xml:space="preserve">1.4 </w:t>
       </w:r>
@@ -9553,7 +9515,7 @@
       <w:pPr>
         <w:pStyle w:val="2"/>
       </w:pPr>
-      <w:bookmarkStart w:id="10" w:name="_Toc229661038"/>
+      <w:bookmarkStart w:id="10" w:name="_Toc229942653"/>
       <w:r>
         <w:t xml:space="preserve">1.5 </w:t>
       </w:r>
@@ -9751,12 +9713,40 @@
         <w:t>текст программы (SQL-код);</w:t>
       </w:r>
     </w:p>
-    <w:p/>
+    <w:p>
+      <w:pPr>
+        <w:pStyle w:val="a0"/>
+      </w:pPr>
+      <w:r>
+        <w:t>Эксплуатационная документация</w:t>
+      </w:r>
+    </w:p>
+    <w:p>
+      <w:pPr>
+        <w:pStyle w:val="ae"/>
+        <w:numPr>
+          <w:ilvl w:val="0"/>
+          <w:numId w:val="46"/>
+        </w:numPr>
+      </w:pPr>
+      <w:r>
+        <w:rPr>
+          <w:szCs w:val="20"/>
+        </w:rPr>
+        <w:t>Р</w:t>
+      </w:r>
+      <w:r>
+        <w:rPr>
+          <w:szCs w:val="20"/>
+        </w:rPr>
+        <w:t>уководство администратора</w:t>
+      </w:r>
+    </w:p>
     <w:p>
       <w:pPr>
         <w:pStyle w:val="2"/>
       </w:pPr>
-      <w:bookmarkStart w:id="11" w:name="_Toc229661039"/>
+      <w:bookmarkStart w:id="11" w:name="_Toc229942654"/>
       <w:r>
         <w:t xml:space="preserve">1.6 </w:t>
       </w:r>
@@ -10174,7 +10164,6 @@
               </w:rPr>
               <w:t>(</w:t>
             </w:r>
-            <w:proofErr w:type="spellStart"/>
             <w:r>
               <w:rPr>
                 <w:sz w:val="24"/>
@@ -10182,7 +10171,6 @@
               </w:rPr>
               <w:t>UseCase</w:t>
             </w:r>
-            <w:proofErr w:type="spellEnd"/>
             <w:r>
               <w:rPr>
                 <w:sz w:val="24"/>
@@ -10234,6 +10222,13 @@
                 <w:lang w:eastAsia="ru-RU"/>
               </w:rPr>
             </w:pPr>
+            <w:r>
+              <w:rPr>
+                <w:sz w:val="24"/>
+                <w:lang w:eastAsia="ru-RU"/>
+              </w:rPr>
+              <w:t>2</w:t>
+            </w:r>
           </w:p>
         </w:tc>
         <w:tc>
@@ -10343,6 +10338,13 @@
                 <w:lang w:eastAsia="ru-RU"/>
               </w:rPr>
             </w:pPr>
+            <w:r>
+              <w:rPr>
+                <w:sz w:val="24"/>
+                <w:lang w:eastAsia="ru-RU"/>
+              </w:rPr>
+              <w:t>5</w:t>
+            </w:r>
           </w:p>
         </w:tc>
         <w:tc>
@@ -10451,6 +10453,13 @@
                 <w:lang w:eastAsia="ru-RU"/>
               </w:rPr>
             </w:pPr>
+            <w:r>
+              <w:rPr>
+                <w:sz w:val="24"/>
+                <w:lang w:eastAsia="ru-RU"/>
+              </w:rPr>
+              <w:t>7</w:t>
+            </w:r>
           </w:p>
         </w:tc>
         <w:tc>
@@ -10664,6 +10673,13 @@
                 <w:lang w:eastAsia="ru-RU"/>
               </w:rPr>
             </w:pPr>
+            <w:r>
+              <w:rPr>
+                <w:sz w:val="24"/>
+                <w:lang w:eastAsia="ru-RU"/>
+              </w:rPr>
+              <w:t>11</w:t>
+            </w:r>
           </w:p>
         </w:tc>
         <w:tc>
@@ -10906,6 +10922,13 @@
                 <w:lang w:eastAsia="ru-RU"/>
               </w:rPr>
             </w:pPr>
+            <w:r>
+              <w:rPr>
+                <w:sz w:val="24"/>
+                <w:lang w:eastAsia="ru-RU"/>
+              </w:rPr>
+              <w:t>12</w:t>
+            </w:r>
           </w:p>
         </w:tc>
         <w:tc>
@@ -11076,6 +11099,13 @@
                 <w:lang w:eastAsia="ru-RU"/>
               </w:rPr>
             </w:pPr>
+            <w:r>
+              <w:rPr>
+                <w:sz w:val="24"/>
+                <w:lang w:eastAsia="ru-RU"/>
+              </w:rPr>
+              <w:t>13</w:t>
+            </w:r>
           </w:p>
         </w:tc>
         <w:tc>
@@ -11204,6 +11234,13 @@
                 <w:lang w:eastAsia="ru-RU"/>
               </w:rPr>
             </w:pPr>
+            <w:r>
+              <w:rPr>
+                <w:sz w:val="24"/>
+                <w:lang w:eastAsia="ru-RU"/>
+              </w:rPr>
+              <w:t>14</w:t>
+            </w:r>
           </w:p>
         </w:tc>
         <w:tc>
@@ -11256,7 +11293,7 @@
       <w:r>
         <w:tab/>
       </w:r>
-      <w:bookmarkStart w:id="12" w:name="_Toc229661040"/>
+      <w:bookmarkStart w:id="12" w:name="_Toc229942655"/>
       <w:r>
         <w:t>2</w:t>
       </w:r>
@@ -11272,7 +11309,7 @@
       <w:pPr>
         <w:pStyle w:val="2"/>
       </w:pPr>
-      <w:bookmarkStart w:id="13" w:name="_Toc229661041"/>
+      <w:bookmarkStart w:id="13" w:name="_Toc229942656"/>
       <w:r>
         <w:t xml:space="preserve">2.1 </w:t>
       </w:r>
@@ -11566,7 +11603,7 @@
       <w:pPr>
         <w:pStyle w:val="2"/>
       </w:pPr>
-      <w:bookmarkStart w:id="14" w:name="_Toc229661042"/>
+      <w:bookmarkStart w:id="14" w:name="_Toc229942657"/>
       <w:r>
         <w:t xml:space="preserve">2.2 </w:t>
       </w:r>
@@ -11674,7 +11711,7 @@
       <w:pPr>
         <w:pStyle w:val="3"/>
       </w:pPr>
-      <w:bookmarkStart w:id="15" w:name="_Toc229661043"/>
+      <w:bookmarkStart w:id="15" w:name="_Toc229942658"/>
       <w:r>
         <w:t>2.2.1 Локальное представление «Библиографический фонд»</w:t>
       </w:r>
@@ -12689,7 +12726,7 @@
       <w:pPr>
         <w:pStyle w:val="3"/>
       </w:pPr>
-      <w:bookmarkStart w:id="16" w:name="_Toc229661044"/>
+      <w:bookmarkStart w:id="16" w:name="_Toc229942659"/>
       <w:r>
         <w:t>2.2.2 Локальное представление «Представление и хранение ресурсов»</w:t>
       </w:r>
@@ -13221,6 +13258,7 @@
           <w:numId w:val="28"/>
         </w:numPr>
       </w:pPr>
+      <w:proofErr w:type="spellStart"/>
       <w:r>
         <w:t>Представление_</w:t>
       </w:r>
@@ -13230,6 +13268,7 @@
       <w:r>
         <w:t>есурса</w:t>
       </w:r>
+      <w:proofErr w:type="spellEnd"/>
       <w:r>
         <w:t xml:space="preserve"> </w:t>
       </w:r>
@@ -13259,6 +13298,7 @@
           <w:numId w:val="28"/>
         </w:numPr>
       </w:pPr>
+      <w:proofErr w:type="spellStart"/>
       <w:r>
         <w:t>Представление_</w:t>
       </w:r>
@@ -13268,6 +13308,7 @@
       <w:r>
         <w:t>есурса</w:t>
       </w:r>
+      <w:proofErr w:type="spellEnd"/>
       <w:r>
         <w:t xml:space="preserve"> 1</w:t>
       </w:r>
@@ -13387,7 +13428,7 @@
       <w:pPr>
         <w:pStyle w:val="3"/>
       </w:pPr>
-      <w:bookmarkStart w:id="17" w:name="_Toc229661045"/>
+      <w:bookmarkStart w:id="17" w:name="_Toc229942660"/>
       <w:r>
         <w:t>2.2.3 Локальное представление «Структура библиотеки»</w:t>
       </w:r>
@@ -13632,7 +13673,7 @@
       <w:pPr>
         <w:pStyle w:val="3"/>
       </w:pPr>
-      <w:bookmarkStart w:id="18" w:name="_Toc229661046"/>
+      <w:bookmarkStart w:id="18" w:name="_Toc229942661"/>
       <w:r>
         <w:t>2.2.4 Локальное представление «Пользователи»</w:t>
       </w:r>
@@ -14140,7 +14181,7 @@
       <w:pPr>
         <w:pStyle w:val="3"/>
       </w:pPr>
-      <w:bookmarkStart w:id="19" w:name="_Toc229661047"/>
+      <w:bookmarkStart w:id="19" w:name="_Toc229942662"/>
       <w:r>
         <w:t>2.2.5 Локальное представление «Обслуживание фонда»</w:t>
       </w:r>
@@ -14159,7 +14200,15 @@
       </w:r>
       <w:proofErr w:type="spellEnd"/>
       <w:r>
-        <w:t>, Физический_Экземпляр.</w:t>
+        <w:t xml:space="preserve">, </w:t>
+      </w:r>
+      <w:proofErr w:type="spellStart"/>
+      <w:r>
+        <w:t>Физический_Экземпляр</w:t>
+      </w:r>
+      <w:proofErr w:type="spellEnd"/>
+      <w:r>
+        <w:t>.</w:t>
       </w:r>
     </w:p>
     <w:p>
@@ -14577,7 +14626,7 @@
       <w:pPr>
         <w:pStyle w:val="2"/>
       </w:pPr>
-      <w:bookmarkStart w:id="20" w:name="_Toc229661048"/>
+      <w:bookmarkStart w:id="20" w:name="_Toc229942663"/>
       <w:r>
         <w:t xml:space="preserve">2.3 </w:t>
       </w:r>
@@ -15222,6 +15271,7 @@
           <w:numId w:val="26"/>
         </w:numPr>
       </w:pPr>
+      <w:proofErr w:type="spellStart"/>
       <w:r>
         <w:t>Представление_</w:t>
       </w:r>
@@ -15231,6 +15281,7 @@
       <w:r>
         <w:t>есурса</w:t>
       </w:r>
+      <w:proofErr w:type="spellEnd"/>
       <w:r>
         <w:t xml:space="preserve"> </w:t>
       </w:r>
@@ -15260,6 +15311,7 @@
           <w:numId w:val="26"/>
         </w:numPr>
       </w:pPr>
+      <w:proofErr w:type="spellStart"/>
       <w:r>
         <w:t>Представление_</w:t>
       </w:r>
@@ -15269,6 +15321,7 @@
       <w:r>
         <w:t>есурса</w:t>
       </w:r>
+      <w:proofErr w:type="spellEnd"/>
       <w:r>
         <w:t xml:space="preserve"> 1</w:t>
       </w:r>
@@ -15675,7 +15728,7 @@
       <w:pPr>
         <w:pStyle w:val="1"/>
       </w:pPr>
-      <w:bookmarkStart w:id="21" w:name="_Toc229661049"/>
+      <w:bookmarkStart w:id="21" w:name="_Toc229942664"/>
       <w:r>
         <w:t>3 ТЕХНИЧЕСКИЙ ПРОЕКТ</w:t>
       </w:r>
@@ -15685,7 +15738,7 @@
       <w:pPr>
         <w:pStyle w:val="2"/>
       </w:pPr>
-      <w:bookmarkStart w:id="22" w:name="_Toc229661050"/>
+      <w:bookmarkStart w:id="22" w:name="_Toc229942665"/>
       <w:r>
         <w:t>3.1 Формирование исходной схемы реляционной БД</w:t>
       </w:r>
@@ -16477,7 +16530,7 @@
       <w:pPr>
         <w:pStyle w:val="2"/>
       </w:pPr>
-      <w:bookmarkStart w:id="23" w:name="_Toc229661051"/>
+      <w:bookmarkStart w:id="23" w:name="_Toc229942666"/>
       <w:r>
         <w:t>3.2 Нормализация исходной схемы БД</w:t>
       </w:r>
@@ -16995,47 +17048,7 @@
         </m:r>
       </m:oMath>
       <w:r>
-        <w:t xml:space="preserve"> дата_выдачи, </w:t>
-      </w:r>
-      <w:proofErr w:type="spellStart"/>
-      <w:r>
-        <w:t>срок_возврата</w:t>
-      </w:r>
-      <w:proofErr w:type="spellEnd"/>
-      <w:r>
-        <w:t xml:space="preserve">, </w:t>
-      </w:r>
-      <w:proofErr w:type="spellStart"/>
-      <w:r>
-        <w:t>дата_возврата</w:t>
-      </w:r>
-      <w:proofErr w:type="spellEnd"/>
-      <w:r>
-        <w:t xml:space="preserve">, </w:t>
-      </w:r>
-      <w:proofErr w:type="spellStart"/>
-      <w:r>
-        <w:t>id_Экземпляр</w:t>
-      </w:r>
-      <w:proofErr w:type="spellEnd"/>
-      <w:r>
-        <w:t xml:space="preserve">, </w:t>
-      </w:r>
-      <w:proofErr w:type="spellStart"/>
-      <w:r>
-        <w:t>id_Читатель</w:t>
-      </w:r>
-      <w:proofErr w:type="spellEnd"/>
-      <w:r>
-        <w:t xml:space="preserve">, </w:t>
-      </w:r>
-      <w:proofErr w:type="spellStart"/>
-      <w:r>
-        <w:t>id_Сотрудник</w:t>
-      </w:r>
-      <w:proofErr w:type="spellEnd"/>
-      <w:r>
-        <w:t xml:space="preserve">. </w:t>
+        <w:t xml:space="preserve"> дата_выдачи, срок_возврата, дата_возврата, id_Экземпляр, id_Читатель, id_Сотрудник. </w:t>
       </w:r>
     </w:p>
     <w:p>
@@ -17297,7 +17310,7 @@
       <w:pPr>
         <w:pStyle w:val="2"/>
       </w:pPr>
-      <w:bookmarkStart w:id="24" w:name="_Toc229661052"/>
+      <w:bookmarkStart w:id="24" w:name="_Toc229942667"/>
       <w:r>
         <w:t xml:space="preserve">3.3 Программная </w:t>
       </w:r>
@@ -18256,7 +18269,7 @@
         <w:pStyle w:val="1"/>
         <w:spacing w:line="360" w:lineRule="auto"/>
       </w:pPr>
-      <w:bookmarkStart w:id="25" w:name="_Toc229661053"/>
+      <w:bookmarkStart w:id="25" w:name="_Toc229942668"/>
       <w:r>
         <w:t>ЗАКЛЮЧЕНИЕ</w:t>
       </w:r>
@@ -18436,7 +18449,7 @@
           <w:rFonts w:cs="Times New Roman"/>
         </w:rPr>
       </w:pPr>
-      <w:bookmarkStart w:id="26" w:name="_Toc229661054"/>
+      <w:bookmarkStart w:id="26" w:name="_Toc229942669"/>
       <w:r>
         <w:rPr>
           <w:rFonts w:cs="Times New Roman"/>
@@ -20403,6 +20416,119 @@
     </w:lvl>
   </w:abstractNum>
   <w:abstractNum w:abstractNumId="16" w15:restartNumberingAfterBreak="0">
+    <w:nsid w:val="28DB1899"/>
+    <w:multiLevelType w:val="hybridMultilevel"/>
+    <w:tmpl w:val="DDAE068E"/>
+    <w:lvl w:ilvl="0" w:tplc="FE84907A">
+      <w:start w:val="1"/>
+      <w:numFmt w:val="bullet"/>
+      <w:lvlText w:val=""/>
+      <w:lvlJc w:val="left"/>
+      <w:pPr>
+        <w:ind w:left="720" w:hanging="360"/>
+      </w:pPr>
+      <w:rPr>
+        <w:rFonts w:ascii="Symbol" w:hAnsi="Symbol" w:hint="default"/>
+      </w:rPr>
+    </w:lvl>
+    <w:lvl w:ilvl="1" w:tplc="FFFFFFFF" w:tentative="1">
+      <w:start w:val="1"/>
+      <w:numFmt w:val="bullet"/>
+      <w:lvlText w:val="o"/>
+      <w:lvlJc w:val="left"/>
+      <w:pPr>
+        <w:ind w:left="1440" w:hanging="360"/>
+      </w:pPr>
+      <w:rPr>
+        <w:rFonts w:ascii="Courier New" w:hAnsi="Courier New" w:cs="Courier New" w:hint="default"/>
+      </w:rPr>
+    </w:lvl>
+    <w:lvl w:ilvl="2" w:tplc="FFFFFFFF" w:tentative="1">
+      <w:start w:val="1"/>
+      <w:numFmt w:val="bullet"/>
+      <w:lvlText w:val=""/>
+      <w:lvlJc w:val="left"/>
+      <w:pPr>
+        <w:ind w:left="2160" w:hanging="360"/>
+      </w:pPr>
+      <w:rPr>
+        <w:rFonts w:ascii="Wingdings" w:hAnsi="Wingdings" w:hint="default"/>
+      </w:rPr>
+    </w:lvl>
+    <w:lvl w:ilvl="3" w:tplc="FFFFFFFF" w:tentative="1">
+      <w:start w:val="1"/>
+      <w:numFmt w:val="bullet"/>
+      <w:lvlText w:val=""/>
+      <w:lvlJc w:val="left"/>
+      <w:pPr>
+        <w:ind w:left="2880" w:hanging="360"/>
+      </w:pPr>
+      <w:rPr>
+        <w:rFonts w:ascii="Symbol" w:hAnsi="Symbol" w:hint="default"/>
+      </w:rPr>
+    </w:lvl>
+    <w:lvl w:ilvl="4" w:tplc="FFFFFFFF" w:tentative="1">
+      <w:start w:val="1"/>
+      <w:numFmt w:val="bullet"/>
+      <w:lvlText w:val="o"/>
+      <w:lvlJc w:val="left"/>
+      <w:pPr>
+        <w:ind w:left="3600" w:hanging="360"/>
+      </w:pPr>
+      <w:rPr>
+        <w:rFonts w:ascii="Courier New" w:hAnsi="Courier New" w:cs="Courier New" w:hint="default"/>
+      </w:rPr>
+    </w:lvl>
+    <w:lvl w:ilvl="5" w:tplc="FFFFFFFF" w:tentative="1">
+      <w:start w:val="1"/>
+      <w:numFmt w:val="bullet"/>
+      <w:lvlText w:val=""/>
+      <w:lvlJc w:val="left"/>
+      <w:pPr>
+        <w:ind w:left="4320" w:hanging="360"/>
+      </w:pPr>
+      <w:rPr>
+        <w:rFonts w:ascii="Wingdings" w:hAnsi="Wingdings" w:hint="default"/>
+      </w:rPr>
+    </w:lvl>
+    <w:lvl w:ilvl="6" w:tplc="FFFFFFFF" w:tentative="1">
+      <w:start w:val="1"/>
+      <w:numFmt w:val="bullet"/>
+      <w:lvlText w:val=""/>
+      <w:lvlJc w:val="left"/>
+      <w:pPr>
+        <w:ind w:left="5040" w:hanging="360"/>
+      </w:pPr>
+      <w:rPr>
+        <w:rFonts w:ascii="Symbol" w:hAnsi="Symbol" w:hint="default"/>
+      </w:rPr>
+    </w:lvl>
+    <w:lvl w:ilvl="7" w:tplc="FFFFFFFF" w:tentative="1">
+      <w:start w:val="1"/>
+      <w:numFmt w:val="bullet"/>
+      <w:lvlText w:val="o"/>
+      <w:lvlJc w:val="left"/>
+      <w:pPr>
+        <w:ind w:left="5760" w:hanging="360"/>
+      </w:pPr>
+      <w:rPr>
+        <w:rFonts w:ascii="Courier New" w:hAnsi="Courier New" w:cs="Courier New" w:hint="default"/>
+      </w:rPr>
+    </w:lvl>
+    <w:lvl w:ilvl="8" w:tplc="FFFFFFFF" w:tentative="1">
+      <w:start w:val="1"/>
+      <w:numFmt w:val="bullet"/>
+      <w:lvlText w:val=""/>
+      <w:lvlJc w:val="left"/>
+      <w:pPr>
+        <w:ind w:left="6480" w:hanging="360"/>
+      </w:pPr>
+      <w:rPr>
+        <w:rFonts w:ascii="Wingdings" w:hAnsi="Wingdings" w:hint="default"/>
+      </w:rPr>
+    </w:lvl>
+  </w:abstractNum>
+  <w:abstractNum w:abstractNumId="17" w15:restartNumberingAfterBreak="0">
     <w:nsid w:val="2DDE687F"/>
     <w:multiLevelType w:val="hybridMultilevel"/>
     <w:tmpl w:val="1728AC8A"/>
@@ -20515,7 +20641,7 @@
       </w:rPr>
     </w:lvl>
   </w:abstractNum>
-  <w:abstractNum w:abstractNumId="17" w15:restartNumberingAfterBreak="0">
+  <w:abstractNum w:abstractNumId="18" w15:restartNumberingAfterBreak="0">
     <w:nsid w:val="2DF96CFD"/>
     <w:multiLevelType w:val="hybridMultilevel"/>
     <w:tmpl w:val="DCF64860"/>
@@ -20628,7 +20754,7 @@
       </w:rPr>
     </w:lvl>
   </w:abstractNum>
-  <w:abstractNum w:abstractNumId="18" w15:restartNumberingAfterBreak="0">
+  <w:abstractNum w:abstractNumId="19" w15:restartNumberingAfterBreak="0">
     <w:nsid w:val="2F354CC2"/>
     <w:multiLevelType w:val="hybridMultilevel"/>
     <w:tmpl w:val="E600329A"/>
@@ -20741,7 +20867,7 @@
       </w:rPr>
     </w:lvl>
   </w:abstractNum>
-  <w:abstractNum w:abstractNumId="19" w15:restartNumberingAfterBreak="0">
+  <w:abstractNum w:abstractNumId="20" w15:restartNumberingAfterBreak="0">
     <w:nsid w:val="2F8A7324"/>
     <w:multiLevelType w:val="hybridMultilevel"/>
     <w:tmpl w:val="6648402E"/>
@@ -20854,7 +20980,7 @@
       </w:rPr>
     </w:lvl>
   </w:abstractNum>
-  <w:abstractNum w:abstractNumId="20" w15:restartNumberingAfterBreak="0">
+  <w:abstractNum w:abstractNumId="21" w15:restartNumberingAfterBreak="0">
     <w:nsid w:val="32EA060D"/>
     <w:multiLevelType w:val="hybridMultilevel"/>
     <w:tmpl w:val="579C5072"/>
@@ -20967,7 +21093,7 @@
       </w:rPr>
     </w:lvl>
   </w:abstractNum>
-  <w:abstractNum w:abstractNumId="21" w15:restartNumberingAfterBreak="0">
+  <w:abstractNum w:abstractNumId="22" w15:restartNumberingAfterBreak="0">
     <w:nsid w:val="33562BAE"/>
     <w:multiLevelType w:val="hybridMultilevel"/>
     <w:tmpl w:val="E6AAB44E"/>
@@ -21080,7 +21206,7 @@
       </w:rPr>
     </w:lvl>
   </w:abstractNum>
-  <w:abstractNum w:abstractNumId="22" w15:restartNumberingAfterBreak="0">
+  <w:abstractNum w:abstractNumId="23" w15:restartNumberingAfterBreak="0">
     <w:nsid w:val="38277CDD"/>
     <w:multiLevelType w:val="hybridMultilevel"/>
     <w:tmpl w:val="0A4A0758"/>
@@ -21193,7 +21319,7 @@
       </w:rPr>
     </w:lvl>
   </w:abstractNum>
-  <w:abstractNum w:abstractNumId="23" w15:restartNumberingAfterBreak="0">
+  <w:abstractNum w:abstractNumId="24" w15:restartNumberingAfterBreak="0">
     <w:nsid w:val="3C9D149B"/>
     <w:multiLevelType w:val="multilevel"/>
     <w:tmpl w:val="8020DE18"/>
@@ -21343,7 +21469,7 @@
       </w:rPr>
     </w:lvl>
   </w:abstractNum>
-  <w:abstractNum w:abstractNumId="24" w15:restartNumberingAfterBreak="0">
+  <w:abstractNum w:abstractNumId="25" w15:restartNumberingAfterBreak="0">
     <w:nsid w:val="3F6A0A00"/>
     <w:multiLevelType w:val="hybridMultilevel"/>
     <w:tmpl w:val="B0F8A04C"/>
@@ -21456,7 +21582,7 @@
       </w:rPr>
     </w:lvl>
   </w:abstractNum>
-  <w:abstractNum w:abstractNumId="25" w15:restartNumberingAfterBreak="0">
+  <w:abstractNum w:abstractNumId="26" w15:restartNumberingAfterBreak="0">
     <w:nsid w:val="3F932FE6"/>
     <w:multiLevelType w:val="hybridMultilevel"/>
     <w:tmpl w:val="74CC56A0"/>
@@ -21569,7 +21695,7 @@
       </w:rPr>
     </w:lvl>
   </w:abstractNum>
-  <w:abstractNum w:abstractNumId="26" w15:restartNumberingAfterBreak="0">
+  <w:abstractNum w:abstractNumId="27" w15:restartNumberingAfterBreak="0">
     <w:nsid w:val="40287D68"/>
     <w:multiLevelType w:val="hybridMultilevel"/>
     <w:tmpl w:val="CAFEEA02"/>
@@ -21682,7 +21808,120 @@
       </w:rPr>
     </w:lvl>
   </w:abstractNum>
-  <w:abstractNum w:abstractNumId="27" w15:restartNumberingAfterBreak="0">
+  <w:abstractNum w:abstractNumId="28" w15:restartNumberingAfterBreak="0">
+    <w:nsid w:val="418A02CB"/>
+    <w:multiLevelType w:val="hybridMultilevel"/>
+    <w:tmpl w:val="84181880"/>
+    <w:lvl w:ilvl="0" w:tplc="04190001">
+      <w:start w:val="1"/>
+      <w:numFmt w:val="bullet"/>
+      <w:lvlText w:val=""/>
+      <w:lvlJc w:val="left"/>
+      <w:pPr>
+        <w:ind w:left="720" w:hanging="360"/>
+      </w:pPr>
+      <w:rPr>
+        <w:rFonts w:ascii="Symbol" w:hAnsi="Symbol" w:hint="default"/>
+      </w:rPr>
+    </w:lvl>
+    <w:lvl w:ilvl="1" w:tplc="04190003" w:tentative="1">
+      <w:start w:val="1"/>
+      <w:numFmt w:val="bullet"/>
+      <w:lvlText w:val="o"/>
+      <w:lvlJc w:val="left"/>
+      <w:pPr>
+        <w:ind w:left="1440" w:hanging="360"/>
+      </w:pPr>
+      <w:rPr>
+        <w:rFonts w:ascii="Courier New" w:hAnsi="Courier New" w:cs="Courier New" w:hint="default"/>
+      </w:rPr>
+    </w:lvl>
+    <w:lvl w:ilvl="2" w:tplc="04190005" w:tentative="1">
+      <w:start w:val="1"/>
+      <w:numFmt w:val="bullet"/>
+      <w:lvlText w:val=""/>
+      <w:lvlJc w:val="left"/>
+      <w:pPr>
+        <w:ind w:left="2160" w:hanging="360"/>
+      </w:pPr>
+      <w:rPr>
+        <w:rFonts w:ascii="Wingdings" w:hAnsi="Wingdings" w:hint="default"/>
+      </w:rPr>
+    </w:lvl>
+    <w:lvl w:ilvl="3" w:tplc="04190001" w:tentative="1">
+      <w:start w:val="1"/>
+      <w:numFmt w:val="bullet"/>
+      <w:lvlText w:val=""/>
+      <w:lvlJc w:val="left"/>
+      <w:pPr>
+        <w:ind w:left="2880" w:hanging="360"/>
+      </w:pPr>
+      <w:rPr>
+        <w:rFonts w:ascii="Symbol" w:hAnsi="Symbol" w:hint="default"/>
+      </w:rPr>
+    </w:lvl>
+    <w:lvl w:ilvl="4" w:tplc="04190003" w:tentative="1">
+      <w:start w:val="1"/>
+      <w:numFmt w:val="bullet"/>
+      <w:lvlText w:val="o"/>
+      <w:lvlJc w:val="left"/>
+      <w:pPr>
+        <w:ind w:left="3600" w:hanging="360"/>
+      </w:pPr>
+      <w:rPr>
+        <w:rFonts w:ascii="Courier New" w:hAnsi="Courier New" w:cs="Courier New" w:hint="default"/>
+      </w:rPr>
+    </w:lvl>
+    <w:lvl w:ilvl="5" w:tplc="04190005" w:tentative="1">
+      <w:start w:val="1"/>
+      <w:numFmt w:val="bullet"/>
+      <w:lvlText w:val=""/>
+      <w:lvlJc w:val="left"/>
+      <w:pPr>
+        <w:ind w:left="4320" w:hanging="360"/>
+      </w:pPr>
+      <w:rPr>
+        <w:rFonts w:ascii="Wingdings" w:hAnsi="Wingdings" w:hint="default"/>
+      </w:rPr>
+    </w:lvl>
+    <w:lvl w:ilvl="6" w:tplc="04190001" w:tentative="1">
+      <w:start w:val="1"/>
+      <w:numFmt w:val="bullet"/>
+      <w:lvlText w:val=""/>
+      <w:lvlJc w:val="left"/>
+      <w:pPr>
+        <w:ind w:left="5040" w:hanging="360"/>
+      </w:pPr>
+      <w:rPr>
+        <w:rFonts w:ascii="Symbol" w:hAnsi="Symbol" w:hint="default"/>
+      </w:rPr>
+    </w:lvl>
+    <w:lvl w:ilvl="7" w:tplc="04190003" w:tentative="1">
+      <w:start w:val="1"/>
+      <w:numFmt w:val="bullet"/>
+      <w:lvlText w:val="o"/>
+      <w:lvlJc w:val="left"/>
+      <w:pPr>
+        <w:ind w:left="5760" w:hanging="360"/>
+      </w:pPr>
+      <w:rPr>
+        <w:rFonts w:ascii="Courier New" w:hAnsi="Courier New" w:cs="Courier New" w:hint="default"/>
+      </w:rPr>
+    </w:lvl>
+    <w:lvl w:ilvl="8" w:tplc="04190005" w:tentative="1">
+      <w:start w:val="1"/>
+      <w:numFmt w:val="bullet"/>
+      <w:lvlText w:val=""/>
+      <w:lvlJc w:val="left"/>
+      <w:pPr>
+        <w:ind w:left="6480" w:hanging="360"/>
+      </w:pPr>
+      <w:rPr>
+        <w:rFonts w:ascii="Wingdings" w:hAnsi="Wingdings" w:hint="default"/>
+      </w:rPr>
+    </w:lvl>
+  </w:abstractNum>
+  <w:abstractNum w:abstractNumId="29" w15:restartNumberingAfterBreak="0">
     <w:nsid w:val="41B17840"/>
     <w:multiLevelType w:val="hybridMultilevel"/>
     <w:tmpl w:val="18A61680"/>
@@ -21795,7 +22034,7 @@
       </w:rPr>
     </w:lvl>
   </w:abstractNum>
-  <w:abstractNum w:abstractNumId="28" w15:restartNumberingAfterBreak="0">
+  <w:abstractNum w:abstractNumId="30" w15:restartNumberingAfterBreak="0">
     <w:nsid w:val="46AF6F82"/>
     <w:multiLevelType w:val="multilevel"/>
     <w:tmpl w:val="4BC8A5D6"/>
@@ -21945,7 +22184,7 @@
       </w:rPr>
     </w:lvl>
   </w:abstractNum>
-  <w:abstractNum w:abstractNumId="29" w15:restartNumberingAfterBreak="0">
+  <w:abstractNum w:abstractNumId="31" w15:restartNumberingAfterBreak="0">
     <w:nsid w:val="4BAE221A"/>
     <w:multiLevelType w:val="hybridMultilevel"/>
     <w:tmpl w:val="BCC2DDB8"/>
@@ -22058,7 +22297,7 @@
       </w:rPr>
     </w:lvl>
   </w:abstractNum>
-  <w:abstractNum w:abstractNumId="30" w15:restartNumberingAfterBreak="0">
+  <w:abstractNum w:abstractNumId="32" w15:restartNumberingAfterBreak="0">
     <w:nsid w:val="51CD6E00"/>
     <w:multiLevelType w:val="hybridMultilevel"/>
     <w:tmpl w:val="825472D6"/>
@@ -22171,7 +22410,7 @@
       </w:rPr>
     </w:lvl>
   </w:abstractNum>
-  <w:abstractNum w:abstractNumId="31" w15:restartNumberingAfterBreak="0">
+  <w:abstractNum w:abstractNumId="33" w15:restartNumberingAfterBreak="0">
     <w:nsid w:val="54853A74"/>
     <w:multiLevelType w:val="hybridMultilevel"/>
     <w:tmpl w:val="824061BE"/>
@@ -22284,7 +22523,7 @@
       </w:rPr>
     </w:lvl>
   </w:abstractNum>
-  <w:abstractNum w:abstractNumId="32" w15:restartNumberingAfterBreak="0">
+  <w:abstractNum w:abstractNumId="34" w15:restartNumberingAfterBreak="0">
     <w:nsid w:val="58197990"/>
     <w:multiLevelType w:val="hybridMultilevel"/>
     <w:tmpl w:val="D0106EC8"/>
@@ -22397,7 +22636,7 @@
       </w:rPr>
     </w:lvl>
   </w:abstractNum>
-  <w:abstractNum w:abstractNumId="33" w15:restartNumberingAfterBreak="0">
+  <w:abstractNum w:abstractNumId="35" w15:restartNumberingAfterBreak="0">
     <w:nsid w:val="5921003E"/>
     <w:multiLevelType w:val="hybridMultilevel"/>
     <w:tmpl w:val="F822F2D6"/>
@@ -22510,7 +22749,7 @@
       </w:rPr>
     </w:lvl>
   </w:abstractNum>
-  <w:abstractNum w:abstractNumId="34" w15:restartNumberingAfterBreak="0">
+  <w:abstractNum w:abstractNumId="36" w15:restartNumberingAfterBreak="0">
     <w:nsid w:val="5B063257"/>
     <w:multiLevelType w:val="hybridMultilevel"/>
     <w:tmpl w:val="F12A87FC"/>
@@ -22623,7 +22862,7 @@
       </w:rPr>
     </w:lvl>
   </w:abstractNum>
-  <w:abstractNum w:abstractNumId="35" w15:restartNumberingAfterBreak="0">
+  <w:abstractNum w:abstractNumId="37" w15:restartNumberingAfterBreak="0">
     <w:nsid w:val="69CF0429"/>
     <w:multiLevelType w:val="multilevel"/>
     <w:tmpl w:val="8020DE18"/>
@@ -22773,7 +23012,7 @@
       </w:rPr>
     </w:lvl>
   </w:abstractNum>
-  <w:abstractNum w:abstractNumId="36" w15:restartNumberingAfterBreak="0">
+  <w:abstractNum w:abstractNumId="38" w15:restartNumberingAfterBreak="0">
     <w:nsid w:val="6D477995"/>
     <w:multiLevelType w:val="multilevel"/>
     <w:tmpl w:val="8020DE18"/>
@@ -22923,7 +23162,7 @@
       </w:rPr>
     </w:lvl>
   </w:abstractNum>
-  <w:abstractNum w:abstractNumId="37" w15:restartNumberingAfterBreak="0">
+  <w:abstractNum w:abstractNumId="39" w15:restartNumberingAfterBreak="0">
     <w:nsid w:val="6E8F280F"/>
     <w:multiLevelType w:val="hybridMultilevel"/>
     <w:tmpl w:val="ECB44DEE"/>
@@ -23036,7 +23275,7 @@
       </w:rPr>
     </w:lvl>
   </w:abstractNum>
-  <w:abstractNum w:abstractNumId="38" w15:restartNumberingAfterBreak="0">
+  <w:abstractNum w:abstractNumId="40" w15:restartNumberingAfterBreak="0">
     <w:nsid w:val="718A0975"/>
     <w:multiLevelType w:val="multilevel"/>
     <w:tmpl w:val="8020DE18"/>
@@ -23186,7 +23425,7 @@
       </w:rPr>
     </w:lvl>
   </w:abstractNum>
-  <w:abstractNum w:abstractNumId="39" w15:restartNumberingAfterBreak="0">
+  <w:abstractNum w:abstractNumId="41" w15:restartNumberingAfterBreak="0">
     <w:nsid w:val="752D0D66"/>
     <w:multiLevelType w:val="hybridMultilevel"/>
     <w:tmpl w:val="6A8CD404"/>
@@ -23299,7 +23538,7 @@
       </w:rPr>
     </w:lvl>
   </w:abstractNum>
-  <w:abstractNum w:abstractNumId="40" w15:restartNumberingAfterBreak="0">
+  <w:abstractNum w:abstractNumId="42" w15:restartNumberingAfterBreak="0">
     <w:nsid w:val="76ED2B79"/>
     <w:multiLevelType w:val="hybridMultilevel"/>
     <w:tmpl w:val="F6B04A54"/>
@@ -23412,7 +23651,7 @@
       </w:rPr>
     </w:lvl>
   </w:abstractNum>
-  <w:abstractNum w:abstractNumId="41" w15:restartNumberingAfterBreak="0">
+  <w:abstractNum w:abstractNumId="43" w15:restartNumberingAfterBreak="0">
     <w:nsid w:val="795D48D2"/>
     <w:multiLevelType w:val="hybridMultilevel"/>
     <w:tmpl w:val="C08C6092"/>
@@ -23525,7 +23764,7 @@
       </w:rPr>
     </w:lvl>
   </w:abstractNum>
-  <w:abstractNum w:abstractNumId="42" w15:restartNumberingAfterBreak="0">
+  <w:abstractNum w:abstractNumId="44" w15:restartNumberingAfterBreak="0">
     <w:nsid w:val="79D3650C"/>
     <w:multiLevelType w:val="multilevel"/>
     <w:tmpl w:val="8020DE18"/>
@@ -23675,7 +23914,7 @@
       </w:rPr>
     </w:lvl>
   </w:abstractNum>
-  <w:abstractNum w:abstractNumId="43" w15:restartNumberingAfterBreak="0">
+  <w:abstractNum w:abstractNumId="45" w15:restartNumberingAfterBreak="0">
     <w:nsid w:val="7E1250C0"/>
     <w:multiLevelType w:val="hybridMultilevel"/>
     <w:tmpl w:val="21F05132"/>
@@ -23792,28 +24031,28 @@
     <w:abstractNumId w:val="9"/>
   </w:num>
   <w:num w:numId="2" w16cid:durableId="1174078528">
-    <w:abstractNumId w:val="17"/>
+    <w:abstractNumId w:val="18"/>
   </w:num>
   <w:num w:numId="3" w16cid:durableId="846360834">
     <w:abstractNumId w:val="15"/>
   </w:num>
   <w:num w:numId="4" w16cid:durableId="1224216222">
-    <w:abstractNumId w:val="40"/>
+    <w:abstractNumId w:val="42"/>
   </w:num>
   <w:num w:numId="5" w16cid:durableId="904028460">
     <w:abstractNumId w:val="7"/>
   </w:num>
   <w:num w:numId="6" w16cid:durableId="2023504403">
-    <w:abstractNumId w:val="18"/>
+    <w:abstractNumId w:val="19"/>
   </w:num>
   <w:num w:numId="7" w16cid:durableId="619919053">
     <w:abstractNumId w:val="3"/>
   </w:num>
   <w:num w:numId="8" w16cid:durableId="1342930346">
-    <w:abstractNumId w:val="22"/>
+    <w:abstractNumId w:val="23"/>
   </w:num>
   <w:num w:numId="9" w16cid:durableId="1700549228">
-    <w:abstractNumId w:val="26"/>
+    <w:abstractNumId w:val="27"/>
   </w:num>
   <w:num w:numId="10" w16cid:durableId="1522892582">
     <w:abstractNumId w:val="8"/>
@@ -23822,49 +24061,49 @@
     <w:abstractNumId w:val="4"/>
   </w:num>
   <w:num w:numId="12" w16cid:durableId="1773237711">
-    <w:abstractNumId w:val="32"/>
+    <w:abstractNumId w:val="34"/>
   </w:num>
   <w:num w:numId="13" w16cid:durableId="1525292368">
-    <w:abstractNumId w:val="21"/>
+    <w:abstractNumId w:val="22"/>
   </w:num>
   <w:num w:numId="14" w16cid:durableId="306714658">
     <w:abstractNumId w:val="6"/>
   </w:num>
   <w:num w:numId="15" w16cid:durableId="1753623652">
-    <w:abstractNumId w:val="25"/>
+    <w:abstractNumId w:val="26"/>
   </w:num>
   <w:num w:numId="16" w16cid:durableId="1680236507">
-    <w:abstractNumId w:val="28"/>
+    <w:abstractNumId w:val="30"/>
   </w:num>
   <w:num w:numId="17" w16cid:durableId="448402142">
-    <w:abstractNumId w:val="41"/>
+    <w:abstractNumId w:val="43"/>
   </w:num>
   <w:num w:numId="18" w16cid:durableId="666590252">
-    <w:abstractNumId w:val="34"/>
+    <w:abstractNumId w:val="36"/>
   </w:num>
   <w:num w:numId="19" w16cid:durableId="1114519394">
-    <w:abstractNumId w:val="37"/>
+    <w:abstractNumId w:val="39"/>
   </w:num>
   <w:num w:numId="20" w16cid:durableId="1407797234">
-    <w:abstractNumId w:val="33"/>
+    <w:abstractNumId w:val="35"/>
   </w:num>
   <w:num w:numId="21" w16cid:durableId="205727447">
-    <w:abstractNumId w:val="19"/>
+    <w:abstractNumId w:val="20"/>
   </w:num>
   <w:num w:numId="22" w16cid:durableId="1150828174">
     <w:abstractNumId w:val="10"/>
   </w:num>
   <w:num w:numId="23" w16cid:durableId="12852183">
-    <w:abstractNumId w:val="20"/>
+    <w:abstractNumId w:val="21"/>
   </w:num>
   <w:num w:numId="24" w16cid:durableId="2023580820">
-    <w:abstractNumId w:val="29"/>
+    <w:abstractNumId w:val="31"/>
   </w:num>
   <w:num w:numId="25" w16cid:durableId="3627394">
     <w:abstractNumId w:val="13"/>
   </w:num>
   <w:num w:numId="26" w16cid:durableId="1393313828">
-    <w:abstractNumId w:val="24"/>
+    <w:abstractNumId w:val="25"/>
   </w:num>
   <w:num w:numId="27" w16cid:durableId="1792478929">
     <w:abstractNumId w:val="11"/>
@@ -23876,19 +24115,19 @@
     <w:abstractNumId w:val="12"/>
   </w:num>
   <w:num w:numId="30" w16cid:durableId="1715810566">
-    <w:abstractNumId w:val="36"/>
+    <w:abstractNumId w:val="38"/>
   </w:num>
   <w:num w:numId="31" w16cid:durableId="972370628">
-    <w:abstractNumId w:val="23"/>
+    <w:abstractNumId w:val="24"/>
   </w:num>
   <w:num w:numId="32" w16cid:durableId="303242814">
-    <w:abstractNumId w:val="35"/>
+    <w:abstractNumId w:val="37"/>
   </w:num>
   <w:num w:numId="33" w16cid:durableId="1715157812">
-    <w:abstractNumId w:val="42"/>
+    <w:abstractNumId w:val="44"/>
   </w:num>
   <w:num w:numId="34" w16cid:durableId="1788045344">
-    <w:abstractNumId w:val="38"/>
+    <w:abstractNumId w:val="40"/>
   </w:num>
   <w:num w:numId="35" w16cid:durableId="1811090710">
     <w:abstractNumId w:val="14"/>
@@ -23897,28 +24136,34 @@
     <w:abstractNumId w:val="0"/>
   </w:num>
   <w:num w:numId="37" w16cid:durableId="710497445">
-    <w:abstractNumId w:val="43"/>
+    <w:abstractNumId w:val="45"/>
   </w:num>
   <w:num w:numId="38" w16cid:durableId="685987488">
-    <w:abstractNumId w:val="39"/>
+    <w:abstractNumId w:val="41"/>
   </w:num>
   <w:num w:numId="39" w16cid:durableId="1184171745">
     <w:abstractNumId w:val="1"/>
   </w:num>
   <w:num w:numId="40" w16cid:durableId="529878406">
-    <w:abstractNumId w:val="31"/>
+    <w:abstractNumId w:val="33"/>
   </w:num>
   <w:num w:numId="41" w16cid:durableId="1326084805">
-    <w:abstractNumId w:val="30"/>
+    <w:abstractNumId w:val="32"/>
   </w:num>
   <w:num w:numId="42" w16cid:durableId="1502312036">
-    <w:abstractNumId w:val="16"/>
+    <w:abstractNumId w:val="17"/>
   </w:num>
   <w:num w:numId="43" w16cid:durableId="1782728322">
     <w:abstractNumId w:val="5"/>
   </w:num>
   <w:num w:numId="44" w16cid:durableId="2075883509">
-    <w:abstractNumId w:val="27"/>
+    <w:abstractNumId w:val="29"/>
+  </w:num>
+  <w:num w:numId="45" w16cid:durableId="1346403090">
+    <w:abstractNumId w:val="28"/>
+  </w:num>
+  <w:num w:numId="46" w16cid:durableId="1378890347">
+    <w:abstractNumId w:val="16"/>
   </w:num>
   <w:numIdMacAtCleanup w:val="44"/>
 </w:numbering>
@@ -24443,6 +24688,7 @@
   <w:style w:type="character" w:default="1" w:styleId="a1">
     <w:name w:val="Default Paragraph Font"/>
     <w:uiPriority w:val="1"/>
+    <w:semiHidden/>
     <w:unhideWhenUsed/>
   </w:style>
   <w:style w:type="table" w:default="1" w:styleId="a2">

--- a/ЕСПД_ДОКУМЕНТАЦИЯ/4. Пояснительная записка.docx
+++ b/ЕСПД_ДОКУМЕНТАЦИЯ/4. Пояснительная записка.docx
@@ -387,7 +387,15 @@
           <w:bCs/>
           <w:szCs w:val="28"/>
         </w:rPr>
-        <w:t xml:space="preserve"> 48</w:t>
+        <w:t xml:space="preserve"> 4</w:t>
+      </w:r>
+      <w:r>
+        <w:rPr>
+          <w:b/>
+          <w:bCs/>
+          <w:szCs w:val="28"/>
+        </w:rPr>
+        <w:t>7</w:t>
       </w:r>
     </w:p>
     <w:p>
@@ -594,7 +602,7 @@
           <w:pPr>
             <w:pStyle w:val="11"/>
             <w:tabs>
-              <w:tab w:val="right" w:leader="dot" w:pos="9345"/>
+              <w:tab w:val="right" w:leader="dot" w:pos="9911"/>
             </w:tabs>
             <w:rPr>
               <w:rFonts w:asciiTheme="minorHAnsi" w:eastAsiaTheme="minorEastAsia" w:hAnsiTheme="minorHAnsi" w:cstheme="minorBidi"/>
@@ -623,7 +631,7 @@
             </w:rPr>
             <w:fldChar w:fldCharType="separate"/>
           </w:r>
-          <w:hyperlink w:anchor="_Toc229942644" w:history="1">
+          <w:hyperlink w:anchor="_Toc229946060" w:history="1">
             <w:r>
               <w:rPr>
                 <w:rStyle w:val="a6"/>
@@ -650,7 +658,7 @@
                 <w:noProof/>
                 <w:webHidden/>
               </w:rPr>
-              <w:instrText xml:space="preserve"> PAGEREF _Toc229942644 \h </w:instrText>
+              <w:instrText xml:space="preserve"> PAGEREF _Toc229946060 \h </w:instrText>
             </w:r>
             <w:r>
               <w:rPr>
@@ -685,7 +693,7 @@
           <w:pPr>
             <w:pStyle w:val="11"/>
             <w:tabs>
-              <w:tab w:val="right" w:leader="dot" w:pos="9345"/>
+              <w:tab w:val="right" w:leader="dot" w:pos="9911"/>
             </w:tabs>
             <w:rPr>
               <w:rFonts w:asciiTheme="minorHAnsi" w:eastAsiaTheme="minorEastAsia" w:hAnsiTheme="minorHAnsi" w:cstheme="minorBidi"/>
@@ -696,7 +704,7 @@
               <w14:ligatures w14:val="standardContextual"/>
             </w:rPr>
           </w:pPr>
-          <w:hyperlink w:anchor="_Toc229942645" w:history="1">
+          <w:hyperlink w:anchor="_Toc229946061" w:history="1">
             <w:r>
               <w:rPr>
                 <w:rStyle w:val="a6"/>
@@ -723,7 +731,7 @@
                 <w:noProof/>
                 <w:webHidden/>
               </w:rPr>
-              <w:instrText xml:space="preserve"> PAGEREF _Toc229942645 \h </w:instrText>
+              <w:instrText xml:space="preserve"> PAGEREF _Toc229946061 \h </w:instrText>
             </w:r>
             <w:r>
               <w:rPr>
@@ -758,7 +766,7 @@
           <w:pPr>
             <w:pStyle w:val="21"/>
             <w:tabs>
-              <w:tab w:val="right" w:leader="dot" w:pos="9345"/>
+              <w:tab w:val="right" w:leader="dot" w:pos="9911"/>
             </w:tabs>
             <w:rPr>
               <w:rFonts w:asciiTheme="minorHAnsi" w:eastAsiaTheme="minorEastAsia" w:hAnsiTheme="minorHAnsi" w:cstheme="minorBidi"/>
@@ -769,7 +777,7 @@
               <w14:ligatures w14:val="standardContextual"/>
             </w:rPr>
           </w:pPr>
-          <w:hyperlink w:anchor="_Toc229942646" w:history="1">
+          <w:hyperlink w:anchor="_Toc229946062" w:history="1">
             <w:r>
               <w:rPr>
                 <w:rStyle w:val="a6"/>
@@ -796,7 +804,7 @@
                 <w:noProof/>
                 <w:webHidden/>
               </w:rPr>
-              <w:instrText xml:space="preserve"> PAGEREF _Toc229942646 \h </w:instrText>
+              <w:instrText xml:space="preserve"> PAGEREF _Toc229946062 \h </w:instrText>
             </w:r>
             <w:r>
               <w:rPr>
@@ -831,7 +839,7 @@
           <w:pPr>
             <w:pStyle w:val="21"/>
             <w:tabs>
-              <w:tab w:val="right" w:leader="dot" w:pos="9345"/>
+              <w:tab w:val="right" w:leader="dot" w:pos="9911"/>
             </w:tabs>
             <w:rPr>
               <w:rFonts w:asciiTheme="minorHAnsi" w:eastAsiaTheme="minorEastAsia" w:hAnsiTheme="minorHAnsi" w:cstheme="minorBidi"/>
@@ -842,7 +850,7 @@
               <w14:ligatures w14:val="standardContextual"/>
             </w:rPr>
           </w:pPr>
-          <w:hyperlink w:anchor="_Toc229942647" w:history="1">
+          <w:hyperlink w:anchor="_Toc229946063" w:history="1">
             <w:r>
               <w:rPr>
                 <w:rStyle w:val="a6"/>
@@ -869,7 +877,7 @@
                 <w:noProof/>
                 <w:webHidden/>
               </w:rPr>
-              <w:instrText xml:space="preserve"> PAGEREF _Toc229942647 \h </w:instrText>
+              <w:instrText xml:space="preserve"> PAGEREF _Toc229946063 \h </w:instrText>
             </w:r>
             <w:r>
               <w:rPr>
@@ -904,7 +912,7 @@
           <w:pPr>
             <w:pStyle w:val="21"/>
             <w:tabs>
-              <w:tab w:val="right" w:leader="dot" w:pos="9345"/>
+              <w:tab w:val="right" w:leader="dot" w:pos="9911"/>
             </w:tabs>
             <w:rPr>
               <w:rFonts w:asciiTheme="minorHAnsi" w:eastAsiaTheme="minorEastAsia" w:hAnsiTheme="minorHAnsi" w:cstheme="minorBidi"/>
@@ -915,7 +923,7 @@
               <w14:ligatures w14:val="standardContextual"/>
             </w:rPr>
           </w:pPr>
-          <w:hyperlink w:anchor="_Toc229942648" w:history="1">
+          <w:hyperlink w:anchor="_Toc229946064" w:history="1">
             <w:r>
               <w:rPr>
                 <w:rStyle w:val="a6"/>
@@ -942,7 +950,7 @@
                 <w:noProof/>
                 <w:webHidden/>
               </w:rPr>
-              <w:instrText xml:space="preserve"> PAGEREF _Toc229942648 \h </w:instrText>
+              <w:instrText xml:space="preserve"> PAGEREF _Toc229946064 \h </w:instrText>
             </w:r>
             <w:r>
               <w:rPr>
@@ -977,7 +985,7 @@
           <w:pPr>
             <w:pStyle w:val="31"/>
             <w:tabs>
-              <w:tab w:val="right" w:leader="dot" w:pos="9345"/>
+              <w:tab w:val="right" w:leader="dot" w:pos="9911"/>
             </w:tabs>
             <w:rPr>
               <w:rFonts w:asciiTheme="minorHAnsi" w:eastAsiaTheme="minorEastAsia" w:hAnsiTheme="minorHAnsi" w:cstheme="minorBidi"/>
@@ -988,7 +996,7 @@
               <w14:ligatures w14:val="standardContextual"/>
             </w:rPr>
           </w:pPr>
-          <w:hyperlink w:anchor="_Toc229942649" w:history="1">
+          <w:hyperlink w:anchor="_Toc229946065" w:history="1">
             <w:r>
               <w:rPr>
                 <w:rStyle w:val="a6"/>
@@ -1015,7 +1023,7 @@
                 <w:noProof/>
                 <w:webHidden/>
               </w:rPr>
-              <w:instrText xml:space="preserve"> PAGEREF _Toc229942649 \h </w:instrText>
+              <w:instrText xml:space="preserve"> PAGEREF _Toc229946065 \h </w:instrText>
             </w:r>
             <w:r>
               <w:rPr>
@@ -1050,7 +1058,7 @@
           <w:pPr>
             <w:pStyle w:val="31"/>
             <w:tabs>
-              <w:tab w:val="right" w:leader="dot" w:pos="9345"/>
+              <w:tab w:val="right" w:leader="dot" w:pos="9911"/>
             </w:tabs>
             <w:rPr>
               <w:rFonts w:asciiTheme="minorHAnsi" w:eastAsiaTheme="minorEastAsia" w:hAnsiTheme="minorHAnsi" w:cstheme="minorBidi"/>
@@ -1061,7 +1069,7 @@
               <w14:ligatures w14:val="standardContextual"/>
             </w:rPr>
           </w:pPr>
-          <w:hyperlink w:anchor="_Toc229942650" w:history="1">
+          <w:hyperlink w:anchor="_Toc229946066" w:history="1">
             <w:r>
               <w:rPr>
                 <w:rStyle w:val="a6"/>
@@ -1088,7 +1096,7 @@
                 <w:noProof/>
                 <w:webHidden/>
               </w:rPr>
-              <w:instrText xml:space="preserve"> PAGEREF _Toc229942650 \h </w:instrText>
+              <w:instrText xml:space="preserve"> PAGEREF _Toc229946066 \h </w:instrText>
             </w:r>
             <w:r>
               <w:rPr>
@@ -1123,7 +1131,7 @@
           <w:pPr>
             <w:pStyle w:val="31"/>
             <w:tabs>
-              <w:tab w:val="right" w:leader="dot" w:pos="9345"/>
+              <w:tab w:val="right" w:leader="dot" w:pos="9911"/>
             </w:tabs>
             <w:rPr>
               <w:rFonts w:asciiTheme="minorHAnsi" w:eastAsiaTheme="minorEastAsia" w:hAnsiTheme="minorHAnsi" w:cstheme="minorBidi"/>
@@ -1134,7 +1142,7 @@
               <w14:ligatures w14:val="standardContextual"/>
             </w:rPr>
           </w:pPr>
-          <w:hyperlink w:anchor="_Toc229942651" w:history="1">
+          <w:hyperlink w:anchor="_Toc229946067" w:history="1">
             <w:r>
               <w:rPr>
                 <w:rStyle w:val="a6"/>
@@ -1161,7 +1169,7 @@
                 <w:noProof/>
                 <w:webHidden/>
               </w:rPr>
-              <w:instrText xml:space="preserve"> PAGEREF _Toc229942651 \h </w:instrText>
+              <w:instrText xml:space="preserve"> PAGEREF _Toc229946067 \h </w:instrText>
             </w:r>
             <w:r>
               <w:rPr>
@@ -1196,7 +1204,7 @@
           <w:pPr>
             <w:pStyle w:val="21"/>
             <w:tabs>
-              <w:tab w:val="right" w:leader="dot" w:pos="9345"/>
+              <w:tab w:val="right" w:leader="dot" w:pos="9911"/>
             </w:tabs>
             <w:rPr>
               <w:rFonts w:asciiTheme="minorHAnsi" w:eastAsiaTheme="minorEastAsia" w:hAnsiTheme="minorHAnsi" w:cstheme="minorBidi"/>
@@ -1207,7 +1215,7 @@
               <w14:ligatures w14:val="standardContextual"/>
             </w:rPr>
           </w:pPr>
-          <w:hyperlink w:anchor="_Toc229942652" w:history="1">
+          <w:hyperlink w:anchor="_Toc229946068" w:history="1">
             <w:r>
               <w:rPr>
                 <w:rStyle w:val="a6"/>
@@ -1234,7 +1242,7 @@
                 <w:noProof/>
                 <w:webHidden/>
               </w:rPr>
-              <w:instrText xml:space="preserve"> PAGEREF _Toc229942652 \h </w:instrText>
+              <w:instrText xml:space="preserve"> PAGEREF _Toc229946068 \h </w:instrText>
             </w:r>
             <w:r>
               <w:rPr>
@@ -1269,7 +1277,7 @@
           <w:pPr>
             <w:pStyle w:val="21"/>
             <w:tabs>
-              <w:tab w:val="right" w:leader="dot" w:pos="9345"/>
+              <w:tab w:val="right" w:leader="dot" w:pos="9911"/>
             </w:tabs>
             <w:rPr>
               <w:rFonts w:asciiTheme="minorHAnsi" w:eastAsiaTheme="minorEastAsia" w:hAnsiTheme="minorHAnsi" w:cstheme="minorBidi"/>
@@ -1280,7 +1288,7 @@
               <w14:ligatures w14:val="standardContextual"/>
             </w:rPr>
           </w:pPr>
-          <w:hyperlink w:anchor="_Toc229942653" w:history="1">
+          <w:hyperlink w:anchor="_Toc229946069" w:history="1">
             <w:r>
               <w:rPr>
                 <w:rStyle w:val="a6"/>
@@ -1307,7 +1315,7 @@
                 <w:noProof/>
                 <w:webHidden/>
               </w:rPr>
-              <w:instrText xml:space="preserve"> PAGEREF _Toc229942653 \h </w:instrText>
+              <w:instrText xml:space="preserve"> PAGEREF _Toc229946069 \h </w:instrText>
             </w:r>
             <w:r>
               <w:rPr>
@@ -1342,7 +1350,7 @@
           <w:pPr>
             <w:pStyle w:val="21"/>
             <w:tabs>
-              <w:tab w:val="right" w:leader="dot" w:pos="9345"/>
+              <w:tab w:val="right" w:leader="dot" w:pos="9911"/>
             </w:tabs>
             <w:rPr>
               <w:rFonts w:asciiTheme="minorHAnsi" w:eastAsiaTheme="minorEastAsia" w:hAnsiTheme="minorHAnsi" w:cstheme="minorBidi"/>
@@ -1353,7 +1361,7 @@
               <w14:ligatures w14:val="standardContextual"/>
             </w:rPr>
           </w:pPr>
-          <w:hyperlink w:anchor="_Toc229942654" w:history="1">
+          <w:hyperlink w:anchor="_Toc229946070" w:history="1">
             <w:r>
               <w:rPr>
                 <w:rStyle w:val="a6"/>
@@ -1380,7 +1388,7 @@
                 <w:noProof/>
                 <w:webHidden/>
               </w:rPr>
-              <w:instrText xml:space="preserve"> PAGEREF _Toc229942654 \h </w:instrText>
+              <w:instrText xml:space="preserve"> PAGEREF _Toc229946070 \h </w:instrText>
             </w:r>
             <w:r>
               <w:rPr>
@@ -1415,7 +1423,7 @@
           <w:pPr>
             <w:pStyle w:val="11"/>
             <w:tabs>
-              <w:tab w:val="right" w:leader="dot" w:pos="9345"/>
+              <w:tab w:val="right" w:leader="dot" w:pos="9911"/>
             </w:tabs>
             <w:rPr>
               <w:rFonts w:asciiTheme="minorHAnsi" w:eastAsiaTheme="minorEastAsia" w:hAnsiTheme="minorHAnsi" w:cstheme="minorBidi"/>
@@ -1426,7 +1434,7 @@
               <w14:ligatures w14:val="standardContextual"/>
             </w:rPr>
           </w:pPr>
-          <w:hyperlink w:anchor="_Toc229942655" w:history="1">
+          <w:hyperlink w:anchor="_Toc229946071" w:history="1">
             <w:r>
               <w:rPr>
                 <w:rStyle w:val="a6"/>
@@ -1453,7 +1461,7 @@
                 <w:noProof/>
                 <w:webHidden/>
               </w:rPr>
-              <w:instrText xml:space="preserve"> PAGEREF _Toc229942655 \h </w:instrText>
+              <w:instrText xml:space="preserve"> PAGEREF _Toc229946071 \h </w:instrText>
             </w:r>
             <w:r>
               <w:rPr>
@@ -1488,7 +1496,7 @@
           <w:pPr>
             <w:pStyle w:val="21"/>
             <w:tabs>
-              <w:tab w:val="right" w:leader="dot" w:pos="9345"/>
+              <w:tab w:val="right" w:leader="dot" w:pos="9911"/>
             </w:tabs>
             <w:rPr>
               <w:rFonts w:asciiTheme="minorHAnsi" w:eastAsiaTheme="minorEastAsia" w:hAnsiTheme="minorHAnsi" w:cstheme="minorBidi"/>
@@ -1499,7 +1507,7 @@
               <w14:ligatures w14:val="standardContextual"/>
             </w:rPr>
           </w:pPr>
-          <w:hyperlink w:anchor="_Toc229942656" w:history="1">
+          <w:hyperlink w:anchor="_Toc229946072" w:history="1">
             <w:r>
               <w:rPr>
                 <w:rStyle w:val="a6"/>
@@ -1526,7 +1534,7 @@
                 <w:noProof/>
                 <w:webHidden/>
               </w:rPr>
-              <w:instrText xml:space="preserve"> PAGEREF _Toc229942656 \h </w:instrText>
+              <w:instrText xml:space="preserve"> PAGEREF _Toc229946072 \h </w:instrText>
             </w:r>
             <w:r>
               <w:rPr>
@@ -1561,7 +1569,7 @@
           <w:pPr>
             <w:pStyle w:val="21"/>
             <w:tabs>
-              <w:tab w:val="right" w:leader="dot" w:pos="9345"/>
+              <w:tab w:val="right" w:leader="dot" w:pos="9911"/>
             </w:tabs>
             <w:rPr>
               <w:rFonts w:asciiTheme="minorHAnsi" w:eastAsiaTheme="minorEastAsia" w:hAnsiTheme="minorHAnsi" w:cstheme="minorBidi"/>
@@ -1572,7 +1580,7 @@
               <w14:ligatures w14:val="standardContextual"/>
             </w:rPr>
           </w:pPr>
-          <w:hyperlink w:anchor="_Toc229942657" w:history="1">
+          <w:hyperlink w:anchor="_Toc229946073" w:history="1">
             <w:r>
               <w:rPr>
                 <w:rStyle w:val="a6"/>
@@ -1614,7 +1622,7 @@
                 <w:noProof/>
                 <w:webHidden/>
               </w:rPr>
-              <w:instrText xml:space="preserve"> PAGEREF _Toc229942657 \h </w:instrText>
+              <w:instrText xml:space="preserve"> PAGEREF _Toc229946073 \h </w:instrText>
             </w:r>
             <w:r>
               <w:rPr>
@@ -1649,7 +1657,7 @@
           <w:pPr>
             <w:pStyle w:val="31"/>
             <w:tabs>
-              <w:tab w:val="right" w:leader="dot" w:pos="9345"/>
+              <w:tab w:val="right" w:leader="dot" w:pos="9911"/>
             </w:tabs>
             <w:rPr>
               <w:rFonts w:asciiTheme="minorHAnsi" w:eastAsiaTheme="minorEastAsia" w:hAnsiTheme="minorHAnsi" w:cstheme="minorBidi"/>
@@ -1660,7 +1668,7 @@
               <w14:ligatures w14:val="standardContextual"/>
             </w:rPr>
           </w:pPr>
-          <w:hyperlink w:anchor="_Toc229942658" w:history="1">
+          <w:hyperlink w:anchor="_Toc229946074" w:history="1">
             <w:r>
               <w:rPr>
                 <w:rStyle w:val="a6"/>
@@ -1687,7 +1695,7 @@
                 <w:noProof/>
                 <w:webHidden/>
               </w:rPr>
-              <w:instrText xml:space="preserve"> PAGEREF _Toc229942658 \h </w:instrText>
+              <w:instrText xml:space="preserve"> PAGEREF _Toc229946074 \h </w:instrText>
             </w:r>
             <w:r>
               <w:rPr>
@@ -1722,7 +1730,7 @@
           <w:pPr>
             <w:pStyle w:val="31"/>
             <w:tabs>
-              <w:tab w:val="right" w:leader="dot" w:pos="9345"/>
+              <w:tab w:val="right" w:leader="dot" w:pos="9911"/>
             </w:tabs>
             <w:rPr>
               <w:rFonts w:asciiTheme="minorHAnsi" w:eastAsiaTheme="minorEastAsia" w:hAnsiTheme="minorHAnsi" w:cstheme="minorBidi"/>
@@ -1733,7 +1741,7 @@
               <w14:ligatures w14:val="standardContextual"/>
             </w:rPr>
           </w:pPr>
-          <w:hyperlink w:anchor="_Toc229942659" w:history="1">
+          <w:hyperlink w:anchor="_Toc229946075" w:history="1">
             <w:r>
               <w:rPr>
                 <w:rStyle w:val="a6"/>
@@ -1760,7 +1768,7 @@
                 <w:noProof/>
                 <w:webHidden/>
               </w:rPr>
-              <w:instrText xml:space="preserve"> PAGEREF _Toc229942659 \h </w:instrText>
+              <w:instrText xml:space="preserve"> PAGEREF _Toc229946075 \h </w:instrText>
             </w:r>
             <w:r>
               <w:rPr>
@@ -1795,7 +1803,7 @@
           <w:pPr>
             <w:pStyle w:val="31"/>
             <w:tabs>
-              <w:tab w:val="right" w:leader="dot" w:pos="9345"/>
+              <w:tab w:val="right" w:leader="dot" w:pos="9911"/>
             </w:tabs>
             <w:rPr>
               <w:rFonts w:asciiTheme="minorHAnsi" w:eastAsiaTheme="minorEastAsia" w:hAnsiTheme="minorHAnsi" w:cstheme="minorBidi"/>
@@ -1806,7 +1814,7 @@
               <w14:ligatures w14:val="standardContextual"/>
             </w:rPr>
           </w:pPr>
-          <w:hyperlink w:anchor="_Toc229942660" w:history="1">
+          <w:hyperlink w:anchor="_Toc229946076" w:history="1">
             <w:r>
               <w:rPr>
                 <w:rStyle w:val="a6"/>
@@ -1833,7 +1841,7 @@
                 <w:noProof/>
                 <w:webHidden/>
               </w:rPr>
-              <w:instrText xml:space="preserve"> PAGEREF _Toc229942660 \h </w:instrText>
+              <w:instrText xml:space="preserve"> PAGEREF _Toc229946076 \h </w:instrText>
             </w:r>
             <w:r>
               <w:rPr>
@@ -1868,7 +1876,7 @@
           <w:pPr>
             <w:pStyle w:val="31"/>
             <w:tabs>
-              <w:tab w:val="right" w:leader="dot" w:pos="9345"/>
+              <w:tab w:val="right" w:leader="dot" w:pos="9911"/>
             </w:tabs>
             <w:rPr>
               <w:rFonts w:asciiTheme="minorHAnsi" w:eastAsiaTheme="minorEastAsia" w:hAnsiTheme="minorHAnsi" w:cstheme="minorBidi"/>
@@ -1879,7 +1887,7 @@
               <w14:ligatures w14:val="standardContextual"/>
             </w:rPr>
           </w:pPr>
-          <w:hyperlink w:anchor="_Toc229942661" w:history="1">
+          <w:hyperlink w:anchor="_Toc229946077" w:history="1">
             <w:r>
               <w:rPr>
                 <w:rStyle w:val="a6"/>
@@ -1906,7 +1914,7 @@
                 <w:noProof/>
                 <w:webHidden/>
               </w:rPr>
-              <w:instrText xml:space="preserve"> PAGEREF _Toc229942661 \h </w:instrText>
+              <w:instrText xml:space="preserve"> PAGEREF _Toc229946077 \h </w:instrText>
             </w:r>
             <w:r>
               <w:rPr>
@@ -1941,7 +1949,7 @@
           <w:pPr>
             <w:pStyle w:val="31"/>
             <w:tabs>
-              <w:tab w:val="right" w:leader="dot" w:pos="9345"/>
+              <w:tab w:val="right" w:leader="dot" w:pos="9911"/>
             </w:tabs>
             <w:rPr>
               <w:rFonts w:asciiTheme="minorHAnsi" w:eastAsiaTheme="minorEastAsia" w:hAnsiTheme="minorHAnsi" w:cstheme="minorBidi"/>
@@ -1952,7 +1960,7 @@
               <w14:ligatures w14:val="standardContextual"/>
             </w:rPr>
           </w:pPr>
-          <w:hyperlink w:anchor="_Toc229942662" w:history="1">
+          <w:hyperlink w:anchor="_Toc229946078" w:history="1">
             <w:r>
               <w:rPr>
                 <w:rStyle w:val="a6"/>
@@ -1979,7 +1987,7 @@
                 <w:noProof/>
                 <w:webHidden/>
               </w:rPr>
-              <w:instrText xml:space="preserve"> PAGEREF _Toc229942662 \h </w:instrText>
+              <w:instrText xml:space="preserve"> PAGEREF _Toc229946078 \h </w:instrText>
             </w:r>
             <w:r>
               <w:rPr>
@@ -2014,7 +2022,7 @@
           <w:pPr>
             <w:pStyle w:val="21"/>
             <w:tabs>
-              <w:tab w:val="right" w:leader="dot" w:pos="9345"/>
+              <w:tab w:val="right" w:leader="dot" w:pos="9911"/>
             </w:tabs>
             <w:rPr>
               <w:rFonts w:asciiTheme="minorHAnsi" w:eastAsiaTheme="minorEastAsia" w:hAnsiTheme="minorHAnsi" w:cstheme="minorBidi"/>
@@ -2025,7 +2033,7 @@
               <w14:ligatures w14:val="standardContextual"/>
             </w:rPr>
           </w:pPr>
-          <w:hyperlink w:anchor="_Toc229942663" w:history="1">
+          <w:hyperlink w:anchor="_Toc229946079" w:history="1">
             <w:r>
               <w:rPr>
                 <w:rStyle w:val="a6"/>
@@ -2067,7 +2075,7 @@
                 <w:noProof/>
                 <w:webHidden/>
               </w:rPr>
-              <w:instrText xml:space="preserve"> PAGEREF _Toc229942663 \h </w:instrText>
+              <w:instrText xml:space="preserve"> PAGEREF _Toc229946079 \h </w:instrText>
             </w:r>
             <w:r>
               <w:rPr>
@@ -2102,7 +2110,7 @@
           <w:pPr>
             <w:pStyle w:val="11"/>
             <w:tabs>
-              <w:tab w:val="right" w:leader="dot" w:pos="9345"/>
+              <w:tab w:val="right" w:leader="dot" w:pos="9911"/>
             </w:tabs>
             <w:rPr>
               <w:rFonts w:asciiTheme="minorHAnsi" w:eastAsiaTheme="minorEastAsia" w:hAnsiTheme="minorHAnsi" w:cstheme="minorBidi"/>
@@ -2113,7 +2121,7 @@
               <w14:ligatures w14:val="standardContextual"/>
             </w:rPr>
           </w:pPr>
-          <w:hyperlink w:anchor="_Toc229942664" w:history="1">
+          <w:hyperlink w:anchor="_Toc229946080" w:history="1">
             <w:r>
               <w:rPr>
                 <w:rStyle w:val="a6"/>
@@ -2140,7 +2148,7 @@
                 <w:noProof/>
                 <w:webHidden/>
               </w:rPr>
-              <w:instrText xml:space="preserve"> PAGEREF _Toc229942664 \h </w:instrText>
+              <w:instrText xml:space="preserve"> PAGEREF _Toc229946080 \h </w:instrText>
             </w:r>
             <w:r>
               <w:rPr>
@@ -2175,7 +2183,7 @@
           <w:pPr>
             <w:pStyle w:val="21"/>
             <w:tabs>
-              <w:tab w:val="right" w:leader="dot" w:pos="9345"/>
+              <w:tab w:val="right" w:leader="dot" w:pos="9911"/>
             </w:tabs>
             <w:rPr>
               <w:rFonts w:asciiTheme="minorHAnsi" w:eastAsiaTheme="minorEastAsia" w:hAnsiTheme="minorHAnsi" w:cstheme="minorBidi"/>
@@ -2186,7 +2194,7 @@
               <w14:ligatures w14:val="standardContextual"/>
             </w:rPr>
           </w:pPr>
-          <w:hyperlink w:anchor="_Toc229942665" w:history="1">
+          <w:hyperlink w:anchor="_Toc229946081" w:history="1">
             <w:r>
               <w:rPr>
                 <w:rStyle w:val="a6"/>
@@ -2213,7 +2221,7 @@
                 <w:noProof/>
                 <w:webHidden/>
               </w:rPr>
-              <w:instrText xml:space="preserve"> PAGEREF _Toc229942665 \h </w:instrText>
+              <w:instrText xml:space="preserve"> PAGEREF _Toc229946081 \h </w:instrText>
             </w:r>
             <w:r>
               <w:rPr>
@@ -2248,7 +2256,7 @@
           <w:pPr>
             <w:pStyle w:val="21"/>
             <w:tabs>
-              <w:tab w:val="right" w:leader="dot" w:pos="9345"/>
+              <w:tab w:val="right" w:leader="dot" w:pos="9911"/>
             </w:tabs>
             <w:rPr>
               <w:rFonts w:asciiTheme="minorHAnsi" w:eastAsiaTheme="minorEastAsia" w:hAnsiTheme="minorHAnsi" w:cstheme="minorBidi"/>
@@ -2259,7 +2267,7 @@
               <w14:ligatures w14:val="standardContextual"/>
             </w:rPr>
           </w:pPr>
-          <w:hyperlink w:anchor="_Toc229942666" w:history="1">
+          <w:hyperlink w:anchor="_Toc229946082" w:history="1">
             <w:r>
               <w:rPr>
                 <w:rStyle w:val="a6"/>
@@ -2286,7 +2294,7 @@
                 <w:noProof/>
                 <w:webHidden/>
               </w:rPr>
-              <w:instrText xml:space="preserve"> PAGEREF _Toc229942666 \h </w:instrText>
+              <w:instrText xml:space="preserve"> PAGEREF _Toc229946082 \h </w:instrText>
             </w:r>
             <w:r>
               <w:rPr>
@@ -2306,7 +2314,7 @@
                 <w:noProof/>
                 <w:webHidden/>
               </w:rPr>
-              <w:t>39</w:t>
+              <w:t>38</w:t>
             </w:r>
             <w:r>
               <w:rPr>
@@ -2321,7 +2329,7 @@
           <w:pPr>
             <w:pStyle w:val="21"/>
             <w:tabs>
-              <w:tab w:val="right" w:leader="dot" w:pos="9345"/>
+              <w:tab w:val="right" w:leader="dot" w:pos="9911"/>
             </w:tabs>
             <w:rPr>
               <w:rFonts w:asciiTheme="minorHAnsi" w:eastAsiaTheme="minorEastAsia" w:hAnsiTheme="minorHAnsi" w:cstheme="minorBidi"/>
@@ -2332,7 +2340,7 @@
               <w14:ligatures w14:val="standardContextual"/>
             </w:rPr>
           </w:pPr>
-          <w:hyperlink w:anchor="_Toc229942667" w:history="1">
+          <w:hyperlink w:anchor="_Toc229946083" w:history="1">
             <w:r>
               <w:rPr>
                 <w:rStyle w:val="a6"/>
@@ -2374,7 +2382,7 @@
                 <w:noProof/>
                 <w:webHidden/>
               </w:rPr>
-              <w:instrText xml:space="preserve"> PAGEREF _Toc229942667 \h </w:instrText>
+              <w:instrText xml:space="preserve"> PAGEREF _Toc229946083 \h </w:instrText>
             </w:r>
             <w:r>
               <w:rPr>
@@ -2394,7 +2402,7 @@
                 <w:noProof/>
                 <w:webHidden/>
               </w:rPr>
-              <w:t>43</w:t>
+              <w:t>42</w:t>
             </w:r>
             <w:r>
               <w:rPr>
@@ -2409,7 +2417,7 @@
           <w:pPr>
             <w:pStyle w:val="11"/>
             <w:tabs>
-              <w:tab w:val="right" w:leader="dot" w:pos="9345"/>
+              <w:tab w:val="right" w:leader="dot" w:pos="9911"/>
             </w:tabs>
             <w:rPr>
               <w:rFonts w:asciiTheme="minorHAnsi" w:eastAsiaTheme="minorEastAsia" w:hAnsiTheme="minorHAnsi" w:cstheme="minorBidi"/>
@@ -2420,7 +2428,7 @@
               <w14:ligatures w14:val="standardContextual"/>
             </w:rPr>
           </w:pPr>
-          <w:hyperlink w:anchor="_Toc229942668" w:history="1">
+          <w:hyperlink w:anchor="_Toc229946084" w:history="1">
             <w:r>
               <w:rPr>
                 <w:rStyle w:val="a6"/>
@@ -2447,7 +2455,7 @@
                 <w:noProof/>
                 <w:webHidden/>
               </w:rPr>
-              <w:instrText xml:space="preserve"> PAGEREF _Toc229942668 \h </w:instrText>
+              <w:instrText xml:space="preserve"> PAGEREF _Toc229946084 \h </w:instrText>
             </w:r>
             <w:r>
               <w:rPr>
@@ -2467,7 +2475,7 @@
                 <w:noProof/>
                 <w:webHidden/>
               </w:rPr>
-              <w:t>46</w:t>
+              <w:t>45</w:t>
             </w:r>
             <w:r>
               <w:rPr>
@@ -2482,7 +2490,7 @@
           <w:pPr>
             <w:pStyle w:val="11"/>
             <w:tabs>
-              <w:tab w:val="right" w:leader="dot" w:pos="9345"/>
+              <w:tab w:val="right" w:leader="dot" w:pos="9911"/>
             </w:tabs>
             <w:rPr>
               <w:rFonts w:asciiTheme="minorHAnsi" w:eastAsiaTheme="minorEastAsia" w:hAnsiTheme="minorHAnsi" w:cstheme="minorBidi"/>
@@ -2493,7 +2501,7 @@
               <w14:ligatures w14:val="standardContextual"/>
             </w:rPr>
           </w:pPr>
-          <w:hyperlink w:anchor="_Toc229942669" w:history="1">
+          <w:hyperlink w:anchor="_Toc229946085" w:history="1">
             <w:r>
               <w:rPr>
                 <w:rStyle w:val="a6"/>
@@ -2520,7 +2528,7 @@
                 <w:noProof/>
                 <w:webHidden/>
               </w:rPr>
-              <w:instrText xml:space="preserve"> PAGEREF _Toc229942669 \h </w:instrText>
+              <w:instrText xml:space="preserve"> PAGEREF _Toc229946085 \h </w:instrText>
             </w:r>
             <w:r>
               <w:rPr>
@@ -2540,7 +2548,7 @@
                 <w:noProof/>
                 <w:webHidden/>
               </w:rPr>
-              <w:t>48</w:t>
+              <w:t>47</w:t>
             </w:r>
             <w:r>
               <w:rPr>
@@ -2579,7 +2587,7 @@
       <w:pPr>
         <w:pStyle w:val="1"/>
       </w:pPr>
-      <w:bookmarkStart w:id="1" w:name="_Toc229942644"/>
+      <w:bookmarkStart w:id="1" w:name="_Toc229946060"/>
       <w:r>
         <w:t>ВВЕДЕНИЕ</w:t>
       </w:r>
@@ -2719,7 +2727,7 @@
       <w:pPr>
         <w:pStyle w:val="1"/>
       </w:pPr>
-      <w:bookmarkStart w:id="2" w:name="_Toc229942645"/>
+      <w:bookmarkStart w:id="2" w:name="_Toc229946061"/>
       <w:r>
         <w:t>1 ТЕХНИЧЕСКОЕ ЗАДАНИЕ</w:t>
       </w:r>
@@ -2729,7 +2737,7 @@
       <w:pPr>
         <w:pStyle w:val="2"/>
       </w:pPr>
-      <w:bookmarkStart w:id="3" w:name="_Toc229942646"/>
+      <w:bookmarkStart w:id="3" w:name="_Toc229946062"/>
       <w:r>
         <w:t xml:space="preserve">1.1 </w:t>
       </w:r>
@@ -2803,7 +2811,7 @@
       <w:pPr>
         <w:pStyle w:val="2"/>
       </w:pPr>
-      <w:bookmarkStart w:id="4" w:name="_Toc229942647"/>
+      <w:bookmarkStart w:id="4" w:name="_Toc229946063"/>
       <w:r>
         <w:t xml:space="preserve">1.2 </w:t>
       </w:r>
@@ -2849,7 +2857,7 @@
       <w:pPr>
         <w:pStyle w:val="2"/>
       </w:pPr>
-      <w:bookmarkStart w:id="5" w:name="_Toc229942648"/>
+      <w:bookmarkStart w:id="5" w:name="_Toc229946064"/>
       <w:r>
         <w:t xml:space="preserve">1.3 </w:t>
       </w:r>
@@ -2862,7 +2870,7 @@
       <w:pPr>
         <w:pStyle w:val="3"/>
       </w:pPr>
-      <w:bookmarkStart w:id="6" w:name="_Toc229942649"/>
+      <w:bookmarkStart w:id="6" w:name="_Toc229946065"/>
       <w:r>
         <w:t xml:space="preserve">1.3.1 </w:t>
       </w:r>
@@ -8756,7 +8764,7 @@
       <w:pPr>
         <w:pStyle w:val="3"/>
       </w:pPr>
-      <w:bookmarkStart w:id="7" w:name="_Toc229942650"/>
+      <w:bookmarkStart w:id="7" w:name="_Toc229946066"/>
       <w:r>
         <w:t xml:space="preserve">1.3.2 </w:t>
       </w:r>
@@ -8992,7 +9000,7 @@
       <w:pPr>
         <w:pStyle w:val="3"/>
       </w:pPr>
-      <w:bookmarkStart w:id="8" w:name="_Toc229942651"/>
+      <w:bookmarkStart w:id="8" w:name="_Toc229946067"/>
       <w:r>
         <w:t xml:space="preserve">1.3.3 </w:t>
       </w:r>
@@ -9112,7 +9120,7 @@
       <w:pPr>
         <w:pStyle w:val="2"/>
       </w:pPr>
-      <w:bookmarkStart w:id="9" w:name="_Toc229942652"/>
+      <w:bookmarkStart w:id="9" w:name="_Toc229946068"/>
       <w:r>
         <w:t xml:space="preserve">1.4 </w:t>
       </w:r>
@@ -9508,245 +9516,229 @@
     </w:p>
     <w:p>
       <w:pPr>
+        <w:pStyle w:val="2"/>
+      </w:pPr>
+      <w:bookmarkStart w:id="10" w:name="_Toc229946069"/>
+      <w:r>
+        <w:t xml:space="preserve">1.5 </w:t>
+      </w:r>
+      <w:r>
+        <w:t>Требования к документированию</w:t>
+      </w:r>
+      <w:bookmarkEnd w:id="10"/>
+    </w:p>
+    <w:p>
+      <w:pPr>
         <w:pStyle w:val="a0"/>
       </w:pPr>
+      <w:r>
+        <w:tab/>
+      </w:r>
+      <w:r>
+        <w:t>К защите проекта должен быть представлен комплект документации,</w:t>
+      </w:r>
+      <w:r>
+        <w:t xml:space="preserve"> </w:t>
+      </w:r>
+      <w:r>
+        <w:t>включающий следующие компоненты, оформленные в соответствии с</w:t>
+      </w:r>
+      <w:r>
+        <w:t xml:space="preserve"> </w:t>
+      </w:r>
+      <w:r>
+        <w:t>установленными требованиями и прошедшие процедуру нормоконтроля и</w:t>
+      </w:r>
+      <w:r>
+        <w:t xml:space="preserve"> </w:t>
+      </w:r>
+      <w:r>
+        <w:t>проверки на отсутствие неправомочных заимствований:</w:t>
+      </w:r>
+    </w:p>
+    <w:p>
+      <w:pPr>
+        <w:pStyle w:val="a0"/>
+      </w:pPr>
+      <w:r>
+        <w:t>В состав документации входят</w:t>
+      </w:r>
+      <w:r>
+        <w:t>:</w:t>
+      </w:r>
+    </w:p>
+    <w:p>
+      <w:pPr>
+        <w:pStyle w:val="a0"/>
+      </w:pPr>
+      <w:r>
+        <w:t>Проектная документация</w:t>
+      </w:r>
+    </w:p>
+    <w:p>
+      <w:pPr>
+        <w:pStyle w:val="ae"/>
+        <w:numPr>
+          <w:ilvl w:val="0"/>
+          <w:numId w:val="12"/>
+        </w:numPr>
+      </w:pPr>
+      <w:r>
+        <w:t xml:space="preserve">титульный лист; </w:t>
+      </w:r>
+    </w:p>
+    <w:p>
+      <w:pPr>
+        <w:pStyle w:val="ae"/>
+        <w:numPr>
+          <w:ilvl w:val="0"/>
+          <w:numId w:val="12"/>
+        </w:numPr>
+      </w:pPr>
+      <w:r>
+        <w:t xml:space="preserve">опись альбома; </w:t>
+      </w:r>
+    </w:p>
+    <w:p>
+      <w:pPr>
+        <w:pStyle w:val="ae"/>
+        <w:numPr>
+          <w:ilvl w:val="0"/>
+          <w:numId w:val="12"/>
+        </w:numPr>
+      </w:pPr>
+      <w:r>
+        <w:t xml:space="preserve">пояснительная записка, включающая стадии технического задания, эскизного и технического проекта; </w:t>
+      </w:r>
+    </w:p>
+    <w:p>
+      <w:pPr>
+        <w:pStyle w:val="a0"/>
+      </w:pPr>
+      <w:r>
+        <w:t>Пояснительная записка должна содержать:</w:t>
+      </w:r>
+    </w:p>
+    <w:p>
+      <w:pPr>
+        <w:pStyle w:val="ae"/>
+        <w:numPr>
+          <w:ilvl w:val="0"/>
+          <w:numId w:val="13"/>
+        </w:numPr>
+      </w:pPr>
+      <w:r>
+        <w:t xml:space="preserve">введение; </w:t>
+      </w:r>
+    </w:p>
+    <w:p>
+      <w:pPr>
+        <w:pStyle w:val="ae"/>
+        <w:numPr>
+          <w:ilvl w:val="0"/>
+          <w:numId w:val="13"/>
+        </w:numPr>
+      </w:pPr>
+      <w:r>
+        <w:t xml:space="preserve">проектные разделы; </w:t>
+      </w:r>
+    </w:p>
+    <w:p>
+      <w:pPr>
+        <w:pStyle w:val="ae"/>
+        <w:numPr>
+          <w:ilvl w:val="0"/>
+          <w:numId w:val="13"/>
+        </w:numPr>
+      </w:pPr>
+      <w:r>
+        <w:t xml:space="preserve">заключение; </w:t>
+      </w:r>
+    </w:p>
+    <w:p>
+      <w:pPr>
+        <w:pStyle w:val="ae"/>
+        <w:numPr>
+          <w:ilvl w:val="0"/>
+          <w:numId w:val="13"/>
+        </w:numPr>
+      </w:pPr>
+      <w:r>
+        <w:t>список использованных источников.</w:t>
+      </w:r>
+    </w:p>
+    <w:p>
+      <w:pPr>
+        <w:pStyle w:val="a0"/>
+      </w:pPr>
+      <w:r>
+        <w:t>Программная документация</w:t>
+      </w:r>
+    </w:p>
+    <w:p>
+      <w:pPr>
+        <w:pStyle w:val="ae"/>
+        <w:numPr>
+          <w:ilvl w:val="0"/>
+          <w:numId w:val="14"/>
+        </w:numPr>
+      </w:pPr>
+      <w:r>
+        <w:t xml:space="preserve">спецификация; </w:t>
+      </w:r>
+    </w:p>
+    <w:p>
+      <w:pPr>
+        <w:pStyle w:val="ae"/>
+        <w:numPr>
+          <w:ilvl w:val="0"/>
+          <w:numId w:val="14"/>
+        </w:numPr>
+      </w:pPr>
+      <w:r>
+        <w:t xml:space="preserve">описание программы (серверных программных компонентов базы данных); </w:t>
+      </w:r>
+    </w:p>
+    <w:p>
+      <w:pPr>
+        <w:pStyle w:val="ae"/>
+        <w:numPr>
+          <w:ilvl w:val="0"/>
+          <w:numId w:val="14"/>
+        </w:numPr>
+      </w:pPr>
+      <w:r>
+        <w:t>текст программы (SQL-код);</w:t>
+      </w:r>
+    </w:p>
+    <w:p>
+      <w:pPr>
+        <w:pStyle w:val="a0"/>
+      </w:pPr>
+      <w:r>
+        <w:t>Эксплуатационная документация</w:t>
+      </w:r>
+    </w:p>
+    <w:p>
+      <w:pPr>
+        <w:pStyle w:val="ae"/>
+        <w:numPr>
+          <w:ilvl w:val="0"/>
+          <w:numId w:val="46"/>
+        </w:numPr>
+      </w:pPr>
+      <w:r>
+        <w:rPr>
+          <w:szCs w:val="20"/>
+        </w:rPr>
+        <w:t>Руководство администратора</w:t>
+      </w:r>
     </w:p>
     <w:p>
       <w:pPr>
         <w:pStyle w:val="2"/>
       </w:pPr>
-      <w:bookmarkStart w:id="10" w:name="_Toc229942653"/>
-      <w:r>
-        <w:t xml:space="preserve">1.5 </w:t>
-      </w:r>
-      <w:r>
-        <w:t>Требования к документированию</w:t>
-      </w:r>
-      <w:bookmarkEnd w:id="10"/>
-    </w:p>
-    <w:p>
-      <w:pPr>
-        <w:pStyle w:val="a0"/>
-      </w:pPr>
-      <w:r>
-        <w:tab/>
-      </w:r>
-      <w:r>
-        <w:t>К защите проекта должен быть представлен комплект документации,</w:t>
-      </w:r>
-      <w:r>
-        <w:t xml:space="preserve"> </w:t>
-      </w:r>
-      <w:r>
-        <w:t>включающий следующие компоненты, оформленные в соответствии с</w:t>
-      </w:r>
-      <w:r>
-        <w:t xml:space="preserve"> </w:t>
-      </w:r>
-      <w:r>
-        <w:t>установленными требованиями и прошедшие процедуру нормоконтроля и</w:t>
-      </w:r>
-      <w:r>
-        <w:t xml:space="preserve"> </w:t>
-      </w:r>
-      <w:r>
-        <w:t>проверки на отсутствие неправомочных заимствований:</w:t>
-      </w:r>
-    </w:p>
-    <w:p>
-      <w:pPr>
-        <w:pStyle w:val="a0"/>
-      </w:pPr>
-      <w:r>
-        <w:t>В состав документации входят</w:t>
-      </w:r>
-      <w:r>
-        <w:t>:</w:t>
-      </w:r>
-    </w:p>
-    <w:p>
-      <w:pPr>
-        <w:pStyle w:val="a0"/>
-      </w:pPr>
-      <w:r>
-        <w:t>Проектная документация</w:t>
-      </w:r>
-    </w:p>
-    <w:p>
-      <w:pPr>
-        <w:pStyle w:val="ae"/>
-        <w:numPr>
-          <w:ilvl w:val="0"/>
-          <w:numId w:val="12"/>
-        </w:numPr>
-      </w:pPr>
-      <w:r>
-        <w:t xml:space="preserve">титульный лист; </w:t>
-      </w:r>
-    </w:p>
-    <w:p>
-      <w:pPr>
-        <w:pStyle w:val="ae"/>
-        <w:numPr>
-          <w:ilvl w:val="0"/>
-          <w:numId w:val="12"/>
-        </w:numPr>
-      </w:pPr>
-      <w:r>
-        <w:t xml:space="preserve">опись альбома; </w:t>
-      </w:r>
-    </w:p>
-    <w:p>
-      <w:pPr>
-        <w:pStyle w:val="ae"/>
-        <w:numPr>
-          <w:ilvl w:val="0"/>
-          <w:numId w:val="12"/>
-        </w:numPr>
-      </w:pPr>
-      <w:r>
-        <w:t xml:space="preserve">пояснительная записка, включающая стадии технического задания, эскизного и технического проекта; </w:t>
-      </w:r>
-    </w:p>
-    <w:p>
-      <w:pPr>
-        <w:pStyle w:val="a0"/>
-      </w:pPr>
-      <w:r>
-        <w:t>Пояснительная записка должна содержать:</w:t>
-      </w:r>
-    </w:p>
-    <w:p>
-      <w:pPr>
-        <w:pStyle w:val="ae"/>
-        <w:numPr>
-          <w:ilvl w:val="0"/>
-          <w:numId w:val="13"/>
-        </w:numPr>
-      </w:pPr>
-      <w:r>
-        <w:t xml:space="preserve">введение; </w:t>
-      </w:r>
-    </w:p>
-    <w:p>
-      <w:pPr>
-        <w:pStyle w:val="ae"/>
-        <w:numPr>
-          <w:ilvl w:val="0"/>
-          <w:numId w:val="13"/>
-        </w:numPr>
-      </w:pPr>
-      <w:r>
-        <w:t xml:space="preserve">проектные разделы; </w:t>
-      </w:r>
-    </w:p>
-    <w:p>
-      <w:pPr>
-        <w:pStyle w:val="ae"/>
-        <w:numPr>
-          <w:ilvl w:val="0"/>
-          <w:numId w:val="13"/>
-        </w:numPr>
-      </w:pPr>
-      <w:r>
-        <w:t xml:space="preserve">заключение; </w:t>
-      </w:r>
-    </w:p>
-    <w:p>
-      <w:pPr>
-        <w:pStyle w:val="ae"/>
-        <w:numPr>
-          <w:ilvl w:val="0"/>
-          <w:numId w:val="13"/>
-        </w:numPr>
-      </w:pPr>
-      <w:r>
-        <w:t>список использованных источников.</w:t>
-      </w:r>
-    </w:p>
-    <w:p>
-      <w:pPr>
-        <w:pStyle w:val="a0"/>
-      </w:pPr>
-    </w:p>
-    <w:p>
-      <w:pPr>
-        <w:pStyle w:val="a0"/>
-      </w:pPr>
-      <w:r>
-        <w:t>Программная документация</w:t>
-      </w:r>
-    </w:p>
-    <w:p>
-      <w:pPr>
-        <w:pStyle w:val="ae"/>
-        <w:numPr>
-          <w:ilvl w:val="0"/>
-          <w:numId w:val="14"/>
-        </w:numPr>
-      </w:pPr>
-      <w:r>
-        <w:t xml:space="preserve">спецификация; </w:t>
-      </w:r>
-    </w:p>
-    <w:p>
-      <w:pPr>
-        <w:pStyle w:val="ae"/>
-        <w:numPr>
-          <w:ilvl w:val="0"/>
-          <w:numId w:val="14"/>
-        </w:numPr>
-      </w:pPr>
-      <w:r>
-        <w:t xml:space="preserve">описание программы (серверных программных компонентов базы данных); </w:t>
-      </w:r>
-    </w:p>
-    <w:p>
-      <w:pPr>
-        <w:pStyle w:val="ae"/>
-        <w:numPr>
-          <w:ilvl w:val="0"/>
-          <w:numId w:val="14"/>
-        </w:numPr>
-      </w:pPr>
-      <w:r>
-        <w:t>текст программы (SQL-код);</w:t>
-      </w:r>
-    </w:p>
-    <w:p>
-      <w:pPr>
-        <w:pStyle w:val="a0"/>
-      </w:pPr>
-      <w:r>
-        <w:t>Эксплуатационная документация</w:t>
-      </w:r>
-    </w:p>
-    <w:p>
-      <w:pPr>
-        <w:pStyle w:val="ae"/>
-        <w:numPr>
-          <w:ilvl w:val="0"/>
-          <w:numId w:val="46"/>
-        </w:numPr>
-      </w:pPr>
-      <w:r>
-        <w:rPr>
-          <w:szCs w:val="20"/>
-        </w:rPr>
-        <w:t>Р</w:t>
-      </w:r>
-      <w:r>
-        <w:rPr>
-          <w:szCs w:val="20"/>
-        </w:rPr>
-        <w:t>уководство администратора</w:t>
-      </w:r>
-    </w:p>
-    <w:p>
-      <w:pPr>
-        <w:pStyle w:val="2"/>
-      </w:pPr>
-      <w:bookmarkStart w:id="11" w:name="_Toc229942654"/>
+      <w:bookmarkStart w:id="11" w:name="_Toc229946070"/>
       <w:r>
         <w:t xml:space="preserve">1.6 </w:t>
       </w:r>
@@ -9885,10 +9877,10 @@
         <w:tblLook w:val="01E0" w:firstRow="1" w:lastRow="1" w:firstColumn="1" w:lastColumn="1" w:noHBand="0" w:noVBand="0"/>
       </w:tblPr>
       <w:tblGrid>
-        <w:gridCol w:w="1726"/>
-        <w:gridCol w:w="2575"/>
-        <w:gridCol w:w="2377"/>
-        <w:gridCol w:w="1172"/>
+        <w:gridCol w:w="1728"/>
+        <w:gridCol w:w="2705"/>
+        <w:gridCol w:w="2515"/>
+        <w:gridCol w:w="1185"/>
         <w:gridCol w:w="1721"/>
       </w:tblGrid>
       <w:tr>
@@ -11293,7 +11285,7 @@
       <w:r>
         <w:tab/>
       </w:r>
-      <w:bookmarkStart w:id="12" w:name="_Toc229942655"/>
+      <w:bookmarkStart w:id="12" w:name="_Toc229946071"/>
       <w:r>
         <w:t>2</w:t>
       </w:r>
@@ -11309,7 +11301,7 @@
       <w:pPr>
         <w:pStyle w:val="2"/>
       </w:pPr>
-      <w:bookmarkStart w:id="13" w:name="_Toc229942656"/>
+      <w:bookmarkStart w:id="13" w:name="_Toc229946072"/>
       <w:r>
         <w:t xml:space="preserve">2.1 </w:t>
       </w:r>
@@ -11581,7 +11573,6 @@
       <w:r>
         <w:t xml:space="preserve">локальное </w:t>
       </w:r>
-      <w:proofErr w:type="gramStart"/>
       <w:r>
         <w:t>представление</w:t>
       </w:r>
@@ -11589,12 +11580,8 @@
         <w:t xml:space="preserve"> </w:t>
       </w:r>
       <w:r>
-        <w:t xml:space="preserve"> </w:t>
-      </w:r>
-      <w:r>
         <w:t>«</w:t>
       </w:r>
-      <w:proofErr w:type="gramEnd"/>
       <w:r>
         <w:t>Обслуживание фонда» использует информацию о физических экземплярах, пользователях системы и структуре библиотеки.</w:t>
       </w:r>
@@ -11603,7 +11590,7 @@
       <w:pPr>
         <w:pStyle w:val="2"/>
       </w:pPr>
-      <w:bookmarkStart w:id="14" w:name="_Toc229942657"/>
+      <w:bookmarkStart w:id="14" w:name="_Toc229946073"/>
       <w:r>
         <w:t xml:space="preserve">2.2 </w:t>
       </w:r>
@@ -11711,7 +11698,7 @@
       <w:pPr>
         <w:pStyle w:val="3"/>
       </w:pPr>
-      <w:bookmarkStart w:id="15" w:name="_Toc229942658"/>
+      <w:bookmarkStart w:id="15" w:name="_Toc229946074"/>
       <w:r>
         <w:t>2.2.1 Локальное представление «Библиографический фонд»</w:t>
       </w:r>
@@ -12196,17 +12183,6 @@
       <w:r>
         <w:t>Журнал</w:t>
       </w:r>
-    </w:p>
-    <w:p>
-      <w:pPr>
-        <w:suppressAutoHyphens w:val="0"/>
-        <w:spacing w:line="240" w:lineRule="auto"/>
-        <w:rPr>
-          <w:rFonts w:eastAsia="Lucida Sans Unicode" w:cs="Lohit Devanagari"/>
-          <w:kern w:val="2"/>
-          <w:lang w:val="en-US"/>
-        </w:rPr>
-      </w:pPr>
       <w:r>
         <w:rPr>
           <w:lang w:val="en-US"/>
@@ -12726,7 +12702,7 @@
       <w:pPr>
         <w:pStyle w:val="3"/>
       </w:pPr>
-      <w:bookmarkStart w:id="16" w:name="_Toc229942659"/>
+      <w:bookmarkStart w:id="16" w:name="_Toc229946075"/>
       <w:r>
         <w:t>2.2.2 Локальное представление «Представление и хранение ресурсов»</w:t>
       </w:r>
@@ -13428,7 +13404,7 @@
       <w:pPr>
         <w:pStyle w:val="3"/>
       </w:pPr>
-      <w:bookmarkStart w:id="17" w:name="_Toc229942660"/>
+      <w:bookmarkStart w:id="17" w:name="_Toc229946076"/>
       <w:r>
         <w:t>2.2.3 Локальное представление «Структура библиотеки»</w:t>
       </w:r>
@@ -13673,7 +13649,7 @@
       <w:pPr>
         <w:pStyle w:val="3"/>
       </w:pPr>
-      <w:bookmarkStart w:id="18" w:name="_Toc229942661"/>
+      <w:bookmarkStart w:id="18" w:name="_Toc229946077"/>
       <w:r>
         <w:t>2.2.4 Локальное представление «Пользователи»</w:t>
       </w:r>
@@ -14181,7 +14157,7 @@
       <w:pPr>
         <w:pStyle w:val="3"/>
       </w:pPr>
-      <w:bookmarkStart w:id="19" w:name="_Toc229942662"/>
+      <w:bookmarkStart w:id="19" w:name="_Toc229946078"/>
       <w:r>
         <w:t>2.2.5 Локальное представление «Обслуживание фонда»</w:t>
       </w:r>
@@ -14626,7 +14602,7 @@
       <w:pPr>
         <w:pStyle w:val="2"/>
       </w:pPr>
-      <w:bookmarkStart w:id="20" w:name="_Toc229942663"/>
+      <w:bookmarkStart w:id="20" w:name="_Toc229946079"/>
       <w:r>
         <w:t xml:space="preserve">2.3 </w:t>
       </w:r>
@@ -15728,7 +15704,7 @@
       <w:pPr>
         <w:pStyle w:val="1"/>
       </w:pPr>
-      <w:bookmarkStart w:id="21" w:name="_Toc229942664"/>
+      <w:bookmarkStart w:id="21" w:name="_Toc229946080"/>
       <w:r>
         <w:t>3 ТЕХНИЧЕСКИЙ ПРОЕКТ</w:t>
       </w:r>
@@ -15738,7 +15714,7 @@
       <w:pPr>
         <w:pStyle w:val="2"/>
       </w:pPr>
-      <w:bookmarkStart w:id="22" w:name="_Toc229942665"/>
+      <w:bookmarkStart w:id="22" w:name="_Toc229946081"/>
       <w:r>
         <w:t>3.1 Формирование исходной схемы реляционной БД</w:t>
       </w:r>
@@ -16444,14 +16420,15 @@
     <w:p>
       <w:pPr>
         <w:pStyle w:val="a0"/>
+        <w:jc w:val="center"/>
       </w:pPr>
       <w:r>
         <w:rPr>
           <w:noProof/>
         </w:rPr>
         <w:drawing>
-          <wp:inline distT="0" distB="0" distL="0" distR="0" wp14:anchorId="13D7663A" wp14:editId="6400F0D3">
-            <wp:extent cx="5953760" cy="8153243"/>
+          <wp:inline distT="0" distB="0" distL="0" distR="0" wp14:anchorId="13D7663A" wp14:editId="3081C3F9">
+            <wp:extent cx="5131676" cy="7027459"/>
             <wp:effectExtent l="0" t="0" r="0" b="0"/>
             <wp:docPr id="12" name="Рисунок 12"/>
             <wp:cNvGraphicFramePr>
@@ -16482,7 +16459,7 @@
                   <pic:spPr bwMode="auto">
                     <a:xfrm>
                       <a:off x="0" y="0"/>
-                      <a:ext cx="5966251" cy="8170349"/>
+                      <a:ext cx="5153679" cy="7057590"/>
                     </a:xfrm>
                     <a:prstGeom prst="rect">
                       <a:avLst/>
@@ -16530,7 +16507,7 @@
       <w:pPr>
         <w:pStyle w:val="2"/>
       </w:pPr>
-      <w:bookmarkStart w:id="23" w:name="_Toc229942666"/>
+      <w:bookmarkStart w:id="23" w:name="_Toc229946082"/>
       <w:r>
         <w:t>3.2 Нормализация исходной схемы БД</w:t>
       </w:r>
@@ -17310,7 +17287,7 @@
       <w:pPr>
         <w:pStyle w:val="2"/>
       </w:pPr>
-      <w:bookmarkStart w:id="24" w:name="_Toc229942667"/>
+      <w:bookmarkStart w:id="24" w:name="_Toc229946083"/>
       <w:r>
         <w:t xml:space="preserve">3.3 Программная </w:t>
       </w:r>
@@ -17685,8 +17662,16 @@
     </w:tbl>
     <w:p>
       <w:pPr>
-        <w:pStyle w:val="a0"/>
-      </w:pPr>
+        <w:suppressAutoHyphens w:val="0"/>
+        <w:spacing w:line="240" w:lineRule="auto"/>
+        <w:rPr>
+          <w:rFonts w:eastAsia="Lucida Sans Unicode"/>
+          <w:kern w:val="2"/>
+        </w:rPr>
+      </w:pPr>
+      <w:r>
+        <w:br w:type="page"/>
+      </w:r>
     </w:p>
     <w:p>
       <w:pPr>
@@ -18269,7 +18254,7 @@
         <w:pStyle w:val="1"/>
         <w:spacing w:line="360" w:lineRule="auto"/>
       </w:pPr>
-      <w:bookmarkStart w:id="25" w:name="_Toc229942668"/>
+      <w:bookmarkStart w:id="25" w:name="_Toc229946084"/>
       <w:r>
         <w:t>ЗАКЛЮЧЕНИЕ</w:t>
       </w:r>
@@ -18427,7 +18412,13 @@
         <w:pStyle w:val="a0"/>
       </w:pPr>
       <w:r>
-        <w:t>Таким образом, в результате выполнения курсового проекта была разработана нормализованная реляционная база данных библиотечного сервиса, удовлетворяющая поставленным требованиям предметной области.</w:t>
+        <w:t>Таким образом, в результате выполнения курсового проекта была разработана нормализованная реляционная база данных библиотечного сервиса, удовлетворяющая поставленным требования</w:t>
+      </w:r>
+      <w:r>
+        <w:t>м</w:t>
+      </w:r>
+      <w:r>
+        <w:t>.</w:t>
       </w:r>
     </w:p>
     <w:p>
@@ -18449,7 +18440,7 @@
           <w:rFonts w:cs="Times New Roman"/>
         </w:rPr>
       </w:pPr>
-      <w:bookmarkStart w:id="26" w:name="_Toc229942669"/>
+      <w:bookmarkStart w:id="26" w:name="_Toc229946085"/>
       <w:r>
         <w:rPr>
           <w:rFonts w:cs="Times New Roman"/>
@@ -18477,11 +18468,11 @@
       <w:footerReference w:type="default" r:id="rId17"/>
       <w:footerReference w:type="first" r:id="rId18"/>
       <w:pgSz w:w="11906" w:h="16838"/>
-      <w:pgMar w:top="1134" w:right="850" w:bottom="1134" w:left="1701" w:header="708" w:footer="708" w:gutter="0"/>
+      <w:pgMar w:top="1418" w:right="567" w:bottom="851" w:left="1418" w:header="708" w:footer="708" w:gutter="0"/>
       <w:cols w:space="720"/>
       <w:formProt w:val="0"/>
       <w:titlePg/>
-      <w:docGrid w:linePitch="360"/>
+      <w:docGrid w:linePitch="381"/>
     </w:sectPr>
   </w:body>
 </w:document>

--- a/ЕСПД_ДОКУМЕНТАЦИЯ/4. Пояснительная записка.docx
+++ b/ЕСПД_ДОКУМЕНТАЦИЯ/4. Пояснительная записка.docx
@@ -6883,23 +6883,7 @@
                 <w:sz w:val="24"/>
                 <w:szCs w:val="22"/>
               </w:rPr>
-              <w:t xml:space="preserve">Для физических единиц система проверяет наличие доступных экземпляров. Для электронных и </w:t>
-            </w:r>
-            <w:proofErr w:type="gramStart"/>
-            <w:r>
-              <w:rPr>
-                <w:sz w:val="24"/>
-                <w:szCs w:val="22"/>
-              </w:rPr>
-              <w:t>медиа-ресурсов</w:t>
-            </w:r>
-            <w:proofErr w:type="gramEnd"/>
-            <w:r>
-              <w:rPr>
-                <w:sz w:val="24"/>
-                <w:szCs w:val="22"/>
-              </w:rPr>
-              <w:t xml:space="preserve"> бронирование всегда доступно. Система фиксирует бронь в базе данных.</w:t>
+              <w:t>Для физических единиц система проверяет наличие доступных экземпляров. Для электронных и медиа-ресурсов бронирование всегда доступно. Система фиксирует бронь в базе данных.</w:t>
             </w:r>
           </w:p>
         </w:tc>
@@ -10665,23 +10649,7 @@
                 <w:sz w:val="24"/>
                 <w:szCs w:val="22"/>
               </w:rPr>
-              <w:t xml:space="preserve">Библиотекарь регистрирует поступление новых физических экземпляров в конкретный отдел или списание существующих единиц фонда. Система обновляет записи базы данных. Электронные и </w:t>
-            </w:r>
-            <w:proofErr w:type="gramStart"/>
-            <w:r>
-              <w:rPr>
-                <w:sz w:val="24"/>
-                <w:szCs w:val="22"/>
-              </w:rPr>
-              <w:t>медиа-ресурсы</w:t>
-            </w:r>
-            <w:proofErr w:type="gramEnd"/>
-            <w:r>
-              <w:rPr>
-                <w:sz w:val="24"/>
-                <w:szCs w:val="22"/>
-              </w:rPr>
-              <w:t xml:space="preserve"> хранятся централизованно и не ограничены по количеству.</w:t>
+              <w:t>Библиотекарь регистрирует поступление новых физических экземпляров в конкретный отдел или списание существующих единиц фонда. Система обновляет записи базы данных. Электронные и медиа-ресурсы хранятся централизованно и не ограничены по количеству.</w:t>
             </w:r>
           </w:p>
         </w:tc>
@@ -12089,27 +12057,11 @@
                 <w:i/>
                 <w:iCs/>
               </w:rPr>
-              <w:t xml:space="preserve">Управление каталогом </w:t>
-            </w:r>
-            <w:proofErr w:type="gramStart"/>
-            <w:r>
-              <w:rPr>
-                <w:i/>
-                <w:iCs/>
-              </w:rPr>
-              <w:t>фонда</w:t>
-            </w:r>
-            <w:r>
-              <w:rPr>
-                <w:i/>
-                <w:iCs/>
-              </w:rPr>
-              <w:t xml:space="preserve"> </w:t>
+              <w:t xml:space="preserve">Управление каталогом фонда </w:t>
             </w:r>
             <w:r>
               <w:t>»</w:t>
             </w:r>
-            <w:proofErr w:type="gramEnd"/>
           </w:p>
         </w:tc>
       </w:tr>
@@ -13066,27 +13018,11 @@
                 <w:i/>
                 <w:iCs/>
               </w:rPr>
-              <w:t xml:space="preserve">Управление </w:t>
-            </w:r>
-            <w:proofErr w:type="gramStart"/>
-            <w:r>
-              <w:rPr>
-                <w:i/>
-                <w:iCs/>
-              </w:rPr>
-              <w:t>классификатором</w:t>
-            </w:r>
-            <w:r>
-              <w:rPr>
-                <w:i/>
-                <w:iCs/>
-              </w:rPr>
-              <w:t xml:space="preserve"> </w:t>
+              <w:t xml:space="preserve">Управление классификатором </w:t>
             </w:r>
             <w:r>
               <w:t>»</w:t>
             </w:r>
-            <w:proofErr w:type="gramEnd"/>
           </w:p>
         </w:tc>
       </w:tr>
@@ -15272,13 +15208,8 @@
         </w:numPr>
       </w:pPr>
       <w:r>
-        <w:t xml:space="preserve">CASE-средства поддержки проекта    </w:t>
-      </w:r>
-      <w:proofErr w:type="gramStart"/>
-      <w:r>
-        <w:t>–  draw.io</w:t>
-      </w:r>
-      <w:proofErr w:type="gramEnd"/>
+        <w:t>CASE-средства поддержки проекта    –  draw.io</w:t>
+      </w:r>
       <w:r>
         <w:t>;</w:t>
       </w:r>
@@ -15292,15 +15223,7 @@
         </w:numPr>
       </w:pPr>
       <w:r>
-        <w:t xml:space="preserve">Среда реализации и эксплуатации БД </w:t>
-      </w:r>
-      <w:proofErr w:type="gramStart"/>
-      <w:r>
-        <w:t>–  MS</w:t>
-      </w:r>
-      <w:proofErr w:type="gramEnd"/>
-      <w:r>
-        <w:t xml:space="preserve"> SQL Server</w:t>
+        <w:t>Среда реализации и эксплуатации БД –  MS SQL Server</w:t>
       </w:r>
       <w:r>
         <w:t>;</w:t>
@@ -17254,7 +17177,6 @@
               </w:rPr>
               <w:t>документации на наличие неправомочных заимствований (плагиата) на платформе электронно-библиотечной системы (http://www.</w:t>
             </w:r>
-            <w:proofErr w:type="spellStart"/>
             <w:r>
               <w:rPr>
                 <w:sz w:val="24"/>
@@ -17262,7 +17184,6 @@
               </w:rPr>
               <w:t>vkr</w:t>
             </w:r>
-            <w:proofErr w:type="spellEnd"/>
             <w:r>
               <w:rPr>
                 <w:sz w:val="24"/>
@@ -17270,7 +17191,6 @@
               </w:rPr>
               <w:t>-</w:t>
             </w:r>
-            <w:proofErr w:type="spellStart"/>
             <w:r>
               <w:rPr>
                 <w:sz w:val="24"/>
@@ -17278,29 +17198,12 @@
               </w:rPr>
               <w:t>vuz</w:t>
             </w:r>
-            <w:proofErr w:type="spellEnd"/>
             <w:r>
               <w:rPr>
                 <w:sz w:val="24"/>
                 <w:lang w:eastAsia="ru-RU"/>
               </w:rPr>
-              <w:t>.</w:t>
-            </w:r>
-            <w:proofErr w:type="spellStart"/>
-            <w:r>
-              <w:rPr>
-                <w:sz w:val="24"/>
-                <w:lang w:eastAsia="ru-RU"/>
-              </w:rPr>
-              <w:t>ru</w:t>
-            </w:r>
-            <w:proofErr w:type="spellEnd"/>
-            <w:r>
-              <w:rPr>
-                <w:sz w:val="24"/>
-                <w:lang w:eastAsia="ru-RU"/>
-              </w:rPr>
-              <w:t>).</w:t>
+              <w:t>.ru).</w:t>
             </w:r>
           </w:p>
         </w:tc>
@@ -18027,11 +17930,9 @@
           <w:numId w:val="19"/>
         </w:numPr>
       </w:pPr>
-      <w:proofErr w:type="spellStart"/>
       <w:r>
         <w:t>год_издания</w:t>
       </w:r>
-      <w:proofErr w:type="spellEnd"/>
     </w:p>
     <w:p>
       <w:pPr>
@@ -18041,11 +17942,9 @@
           <w:numId w:val="19"/>
         </w:numPr>
       </w:pPr>
-      <w:proofErr w:type="spellStart"/>
       <w:r>
         <w:t>количество_страниц</w:t>
       </w:r>
-      <w:proofErr w:type="spellEnd"/>
     </w:p>
     <w:p>
       <w:pPr>
@@ -18132,19 +18031,9 @@
           <w:numId w:val="21"/>
         </w:numPr>
       </w:pPr>
-      <w:proofErr w:type="spellStart"/>
-      <w:r>
-        <w:t>ф</w:t>
-      </w:r>
-      <w:proofErr w:type="gramStart"/>
-      <w:r>
-        <w:t>.</w:t>
-      </w:r>
-      <w:proofErr w:type="gramEnd"/>
-      <w:r>
-        <w:t>и.о</w:t>
-      </w:r>
-      <w:proofErr w:type="spellEnd"/>
+      <w:r>
+        <w:t>ф.и.о</w:t>
+      </w:r>
     </w:p>
     <w:p>
       <w:pPr>
@@ -18154,11 +18043,9 @@
           <w:numId w:val="21"/>
         </w:numPr>
       </w:pPr>
-      <w:proofErr w:type="spellStart"/>
       <w:r>
         <w:t>год_рождения</w:t>
       </w:r>
-      <w:proofErr w:type="spellEnd"/>
     </w:p>
     <w:p>
       <w:pPr>
@@ -18168,11 +18055,9 @@
           <w:numId w:val="21"/>
         </w:numPr>
       </w:pPr>
-      <w:proofErr w:type="spellStart"/>
       <w:r>
         <w:t>год_смерти</w:t>
       </w:r>
-      <w:proofErr w:type="spellEnd"/>
     </w:p>
     <w:p>
       <w:pPr>
@@ -18463,11 +18348,9 @@
           <w:numId w:val="24"/>
         </w:numPr>
       </w:pPr>
-      <w:proofErr w:type="spellStart"/>
       <w:r>
         <w:t>год_выпуска</w:t>
       </w:r>
-      <w:proofErr w:type="spellEnd"/>
     </w:p>
     <w:p>
       <w:pPr>
@@ -18548,11 +18431,9 @@
           <w:lang w:val="en-US"/>
         </w:rPr>
       </w:pPr>
-      <w:proofErr w:type="spellStart"/>
       <w:r>
         <w:t>страница_с</w:t>
       </w:r>
-      <w:proofErr w:type="spellEnd"/>
     </w:p>
     <w:p>
       <w:pPr>
@@ -18565,11 +18446,9 @@
           <w:lang w:val="en-US"/>
         </w:rPr>
       </w:pPr>
-      <w:proofErr w:type="spellStart"/>
       <w:r>
         <w:t>страница_по</w:t>
       </w:r>
-      <w:proofErr w:type="spellEnd"/>
     </w:p>
     <w:p>
       <w:pPr>
@@ -18730,19 +18609,11 @@
       <w:r>
         <w:t xml:space="preserve">Автор </w:t>
       </w:r>
-      <w:proofErr w:type="gramStart"/>
       <w:r>
         <w:rPr>
           <w:lang w:val="en-US"/>
         </w:rPr>
-        <w:t>M:N</w:t>
-      </w:r>
-      <w:proofErr w:type="gramEnd"/>
-      <w:r>
-        <w:rPr>
-          <w:lang w:val="en-US"/>
-        </w:rPr>
-        <w:t xml:space="preserve"> </w:t>
+        <w:t xml:space="preserve">M:N </w:t>
       </w:r>
       <w:r>
         <w:t>Книга</w:t>
@@ -18759,19 +18630,11 @@
       <w:r>
         <w:t xml:space="preserve">Автор </w:t>
       </w:r>
-      <w:proofErr w:type="gramStart"/>
       <w:r>
         <w:rPr>
           <w:lang w:val="en-US"/>
         </w:rPr>
-        <w:t>M:N</w:t>
-      </w:r>
-      <w:proofErr w:type="gramEnd"/>
-      <w:r>
-        <w:rPr>
-          <w:lang w:val="en-US"/>
-        </w:rPr>
-        <w:t xml:space="preserve"> </w:t>
+        <w:t xml:space="preserve">M:N </w:t>
       </w:r>
       <w:r>
         <w:t>Статья</w:t>
@@ -19124,11 +18987,9 @@
         </w:rPr>
         <w:t>id_</w:t>
       </w:r>
-      <w:proofErr w:type="spellStart"/>
       <w:r>
         <w:t>Тип_хранения</w:t>
       </w:r>
-      <w:proofErr w:type="spellEnd"/>
     </w:p>
     <w:p>
       <w:pPr>
@@ -19258,11 +19119,9 @@
           <w:numId w:val="27"/>
         </w:numPr>
       </w:pPr>
-      <w:proofErr w:type="spellStart"/>
       <w:r>
         <w:t>инвентарный_номер</w:t>
       </w:r>
-      <w:proofErr w:type="spellEnd"/>
     </w:p>
     <w:p>
       <w:pPr>
@@ -19360,11 +19219,9 @@
           <w:numId w:val="27"/>
         </w:numPr>
       </w:pPr>
-      <w:proofErr w:type="spellStart"/>
       <w:r>
         <w:t>размер_файла</w:t>
       </w:r>
-      <w:proofErr w:type="spellEnd"/>
     </w:p>
     <w:p>
       <w:pPr>
@@ -19394,11 +19251,9 @@
         </w:rPr>
         <w:t>id_</w:t>
       </w:r>
-      <w:proofErr w:type="spellStart"/>
       <w:r>
         <w:t>Электронный_ресурс</w:t>
       </w:r>
-      <w:proofErr w:type="spellEnd"/>
     </w:p>
     <w:p>
       <w:pPr>
@@ -19443,7 +19298,6 @@
       <w:r>
         <w:t xml:space="preserve">:1 </w:t>
       </w:r>
-      <w:proofErr w:type="spellStart"/>
       <w:r>
         <w:t>Формат</w:t>
       </w:r>
@@ -19453,7 +19307,6 @@
       <w:r>
         <w:t>хранения</w:t>
       </w:r>
-      <w:proofErr w:type="spellEnd"/>
     </w:p>
     <w:p>
       <w:pPr>
@@ -19463,7 +19316,6 @@
           <w:numId w:val="28"/>
         </w:numPr>
       </w:pPr>
-      <w:proofErr w:type="spellStart"/>
       <w:r>
         <w:t>Представление_</w:t>
       </w:r>
@@ -19473,7 +19325,6 @@
       <w:r>
         <w:t>есурса</w:t>
       </w:r>
-      <w:proofErr w:type="spellEnd"/>
       <w:r>
         <w:t xml:space="preserve"> </w:t>
       </w:r>
@@ -19489,11 +19340,9 @@
       <w:r>
         <w:t xml:space="preserve"> </w:t>
       </w:r>
-      <w:proofErr w:type="spellStart"/>
       <w:r>
         <w:t>Физический_экземпляр</w:t>
       </w:r>
-      <w:proofErr w:type="spellEnd"/>
     </w:p>
     <w:p>
       <w:pPr>
@@ -19503,7 +19352,6 @@
           <w:numId w:val="28"/>
         </w:numPr>
       </w:pPr>
-      <w:proofErr w:type="spellStart"/>
       <w:r>
         <w:t>Представление_</w:t>
       </w:r>
@@ -19513,7 +19361,6 @@
       <w:r>
         <w:t>есурса</w:t>
       </w:r>
-      <w:proofErr w:type="spellEnd"/>
       <w:r>
         <w:t xml:space="preserve"> 1</w:t>
       </w:r>
@@ -19523,11 +19370,9 @@
         </w:rPr>
         <w:t xml:space="preserve">:1 </w:t>
       </w:r>
-      <w:proofErr w:type="spellStart"/>
       <w:r>
         <w:t>Электронный_ресурс</w:t>
       </w:r>
-      <w:proofErr w:type="spellEnd"/>
     </w:p>
     <w:p>
       <w:pPr>
@@ -19558,11 +19403,9 @@
       <w:r>
         <w:t xml:space="preserve">:1 </w:t>
       </w:r>
-      <w:proofErr w:type="spellStart"/>
       <w:r>
         <w:t>Тип_хранения</w:t>
       </w:r>
-      <w:proofErr w:type="spellEnd"/>
     </w:p>
     <w:p>
       <w:pPr>
@@ -19926,19 +19769,9 @@
           <w:numId w:val="27"/>
         </w:numPr>
       </w:pPr>
-      <w:proofErr w:type="spellStart"/>
-      <w:r>
-        <w:t>ф</w:t>
-      </w:r>
-      <w:proofErr w:type="gramStart"/>
-      <w:r>
-        <w:t>.</w:t>
-      </w:r>
-      <w:proofErr w:type="gramEnd"/>
-      <w:r>
-        <w:t>и.о</w:t>
-      </w:r>
-      <w:proofErr w:type="spellEnd"/>
+      <w:r>
+        <w:t>ф.и.о</w:t>
+      </w:r>
     </w:p>
     <w:p>
       <w:pPr>
@@ -20037,11 +19870,9 @@
           <w:numId w:val="27"/>
         </w:numPr>
       </w:pPr>
-      <w:proofErr w:type="spellStart"/>
       <w:r>
         <w:t>номер_читательского_билета</w:t>
       </w:r>
-      <w:proofErr w:type="spellEnd"/>
     </w:p>
     <w:p>
       <w:pPr>
@@ -20051,11 +19882,9 @@
           <w:numId w:val="27"/>
         </w:numPr>
       </w:pPr>
-      <w:proofErr w:type="spellStart"/>
       <w:r>
         <w:t>дата_регистрации</w:t>
       </w:r>
-      <w:proofErr w:type="spellEnd"/>
     </w:p>
     <w:p>
       <w:pPr>
@@ -20139,11 +19968,9 @@
           <w:numId w:val="27"/>
         </w:numPr>
       </w:pPr>
-      <w:proofErr w:type="spellStart"/>
       <w:r>
         <w:t>дата_приема_на_работу</w:t>
       </w:r>
-      <w:proofErr w:type="spellEnd"/>
     </w:p>
     <w:p>
       <w:pPr>
@@ -20397,23 +20224,7 @@
         <w:pStyle w:val="a0"/>
       </w:pPr>
       <w:r>
-        <w:t xml:space="preserve">Состав сущностей: Выдача, </w:t>
-      </w:r>
-      <w:proofErr w:type="spellStart"/>
-      <w:r>
-        <w:t>Движение_Фонда</w:t>
-      </w:r>
-      <w:proofErr w:type="spellEnd"/>
-      <w:r>
-        <w:t xml:space="preserve">, </w:t>
-      </w:r>
-      <w:proofErr w:type="spellStart"/>
-      <w:r>
-        <w:t>Физический_Экземпляр</w:t>
-      </w:r>
-      <w:proofErr w:type="spellEnd"/>
-      <w:r>
-        <w:t>.</w:t>
+        <w:t>Состав сущностей: Выдача, Движение_Фонда, Физический_Экземпляр.</w:t>
       </w:r>
     </w:p>
     <w:p>
@@ -20448,11 +20259,9 @@
           <w:numId w:val="27"/>
         </w:numPr>
       </w:pPr>
-      <w:proofErr w:type="spellStart"/>
       <w:r>
         <w:t>дата_выдачи</w:t>
       </w:r>
-      <w:proofErr w:type="spellEnd"/>
     </w:p>
     <w:p>
       <w:pPr>
@@ -20462,11 +20271,9 @@
           <w:numId w:val="27"/>
         </w:numPr>
       </w:pPr>
-      <w:proofErr w:type="spellStart"/>
       <w:r>
         <w:t>срок_возврата</w:t>
       </w:r>
-      <w:proofErr w:type="spellEnd"/>
     </w:p>
     <w:p>
       <w:pPr>
@@ -20476,11 +20283,9 @@
           <w:numId w:val="27"/>
         </w:numPr>
       </w:pPr>
-      <w:proofErr w:type="spellStart"/>
       <w:r>
         <w:t>дата_возврата</w:t>
       </w:r>
-      <w:proofErr w:type="spellEnd"/>
     </w:p>
     <w:p>
       <w:pPr>
@@ -20516,7 +20321,6 @@
           <w:iCs/>
         </w:rPr>
       </w:pPr>
-      <w:proofErr w:type="spellStart"/>
       <w:r>
         <w:rPr>
           <w:i/>
@@ -20524,7 +20328,6 @@
         </w:rPr>
         <w:t>Движение_Фонда</w:t>
       </w:r>
-      <w:proofErr w:type="spellEnd"/>
     </w:p>
     <w:p>
       <w:pPr>
@@ -20542,11 +20345,9 @@
           <w:numId w:val="27"/>
         </w:numPr>
       </w:pPr>
-      <w:proofErr w:type="spellStart"/>
       <w:r>
         <w:t>тип_операции</w:t>
       </w:r>
-      <w:proofErr w:type="spellEnd"/>
     </w:p>
     <w:p>
       <w:pPr>
@@ -20556,11 +20357,9 @@
           <w:numId w:val="27"/>
         </w:numPr>
       </w:pPr>
-      <w:proofErr w:type="spellStart"/>
       <w:r>
         <w:t>дата_операции</w:t>
       </w:r>
-      <w:proofErr w:type="spellEnd"/>
     </w:p>
     <w:p>
       <w:pPr>
@@ -20608,11 +20407,9 @@
         </w:rPr>
         <w:t>id_</w:t>
       </w:r>
-      <w:proofErr w:type="spellStart"/>
       <w:r>
         <w:t>Движение_фонда</w:t>
       </w:r>
-      <w:proofErr w:type="spellEnd"/>
     </w:p>
     <w:p>
       <w:pPr>
@@ -20654,11 +20451,9 @@
           <w:numId w:val="27"/>
         </w:numPr>
       </w:pPr>
-      <w:proofErr w:type="spellStart"/>
       <w:r>
         <w:t>инвентарный_номер</w:t>
       </w:r>
-      <w:proofErr w:type="spellEnd"/>
     </w:p>
     <w:p>
       <w:pPr>
@@ -20720,13 +20515,8 @@
           <w:numId w:val="27"/>
         </w:numPr>
       </w:pPr>
-      <w:proofErr w:type="spellStart"/>
-      <w:r>
-        <w:t>Физический_экземпляр</w:t>
-      </w:r>
-      <w:proofErr w:type="spellEnd"/>
-      <w:r>
-        <w:t xml:space="preserve"> 1</w:t>
+      <w:r>
+        <w:t>Физический_экземпляр 1</w:t>
       </w:r>
       <w:r>
         <w:t>:</w:t>
@@ -20740,11 +20530,9 @@
       <w:r>
         <w:t xml:space="preserve"> </w:t>
       </w:r>
-      <w:proofErr w:type="spellStart"/>
       <w:r>
         <w:t>Движение_фонда</w:t>
       </w:r>
-      <w:proofErr w:type="spellEnd"/>
     </w:p>
     <w:p>
       <w:pPr>
@@ -20754,13 +20542,8 @@
           <w:numId w:val="27"/>
         </w:numPr>
       </w:pPr>
-      <w:proofErr w:type="spellStart"/>
-      <w:r>
-        <w:t>Физический_экземпляр</w:t>
-      </w:r>
-      <w:proofErr w:type="spellEnd"/>
-      <w:r>
-        <w:t xml:space="preserve"> 1</w:t>
+      <w:r>
+        <w:t>Физический_экземпляр 1</w:t>
       </w:r>
       <w:r>
         <w:rPr>
@@ -21140,13 +20923,8 @@
           <w:numId w:val="29"/>
         </w:numPr>
       </w:pPr>
-      <w:proofErr w:type="spellStart"/>
-      <w:r>
-        <w:t>Движение_Фонда</w:t>
-      </w:r>
-      <w:proofErr w:type="spellEnd"/>
-      <w:r>
-        <w:t>.</w:t>
+      <w:r>
+        <w:t>Движение_Фонда.</w:t>
       </w:r>
     </w:p>
     <w:p>
@@ -21296,19 +21074,11 @@
       <w:r>
         <w:t xml:space="preserve">Автор </w:t>
       </w:r>
-      <w:proofErr w:type="gramStart"/>
       <w:r>
         <w:rPr>
           <w:lang w:val="en-US"/>
         </w:rPr>
-        <w:t>M:N</w:t>
-      </w:r>
-      <w:proofErr w:type="gramEnd"/>
-      <w:r>
-        <w:rPr>
-          <w:lang w:val="en-US"/>
-        </w:rPr>
-        <w:t xml:space="preserve"> </w:t>
+        <w:t xml:space="preserve">M:N </w:t>
       </w:r>
       <w:r>
         <w:t>Книга</w:t>
@@ -21325,19 +21095,11 @@
       <w:r>
         <w:t xml:space="preserve">Автор </w:t>
       </w:r>
-      <w:proofErr w:type="gramStart"/>
       <w:r>
         <w:rPr>
           <w:lang w:val="en-US"/>
         </w:rPr>
-        <w:t>M:N</w:t>
-      </w:r>
-      <w:proofErr w:type="gramEnd"/>
-      <w:r>
-        <w:rPr>
-          <w:lang w:val="en-US"/>
-        </w:rPr>
-        <w:t xml:space="preserve"> </w:t>
+        <w:t xml:space="preserve">M:N </w:t>
       </w:r>
       <w:r>
         <w:t>Статья</w:t>
@@ -21456,7 +21218,6 @@
       <w:r>
         <w:t xml:space="preserve">:1 </w:t>
       </w:r>
-      <w:proofErr w:type="spellStart"/>
       <w:r>
         <w:t>Формат</w:t>
       </w:r>
@@ -21466,7 +21227,6 @@
       <w:r>
         <w:t>хранения</w:t>
       </w:r>
-      <w:proofErr w:type="spellEnd"/>
     </w:p>
     <w:p>
       <w:pPr>
@@ -21476,7 +21236,6 @@
           <w:numId w:val="26"/>
         </w:numPr>
       </w:pPr>
-      <w:proofErr w:type="spellStart"/>
       <w:r>
         <w:t>Представление_</w:t>
       </w:r>
@@ -21486,7 +21245,6 @@
       <w:r>
         <w:t>есурса</w:t>
       </w:r>
-      <w:proofErr w:type="spellEnd"/>
       <w:r>
         <w:t xml:space="preserve"> </w:t>
       </w:r>
@@ -21502,11 +21260,9 @@
       <w:r>
         <w:t xml:space="preserve"> </w:t>
       </w:r>
-      <w:proofErr w:type="spellStart"/>
       <w:r>
         <w:t>Физический_экземпляр</w:t>
       </w:r>
-      <w:proofErr w:type="spellEnd"/>
     </w:p>
     <w:p>
       <w:pPr>
@@ -21516,7 +21272,6 @@
           <w:numId w:val="26"/>
         </w:numPr>
       </w:pPr>
-      <w:proofErr w:type="spellStart"/>
       <w:r>
         <w:t>Представление_</w:t>
       </w:r>
@@ -21526,7 +21281,6 @@
       <w:r>
         <w:t>есурса</w:t>
       </w:r>
-      <w:proofErr w:type="spellEnd"/>
       <w:r>
         <w:t xml:space="preserve"> 1</w:t>
       </w:r>
@@ -21536,11 +21290,9 @@
         </w:rPr>
         <w:t xml:space="preserve">:1 </w:t>
       </w:r>
-      <w:proofErr w:type="spellStart"/>
       <w:r>
         <w:t>Электронный_ресурс</w:t>
       </w:r>
-      <w:proofErr w:type="spellEnd"/>
     </w:p>
     <w:p>
       <w:pPr>
@@ -21571,11 +21323,9 @@
       <w:r>
         <w:t xml:space="preserve">:1 </w:t>
       </w:r>
-      <w:proofErr w:type="spellStart"/>
       <w:r>
         <w:t>Тип_хранения</w:t>
       </w:r>
-      <w:proofErr w:type="spellEnd"/>
     </w:p>
     <w:p>
       <w:pPr>
@@ -21679,13 +21429,8 @@
         <w:t>:M</w:t>
       </w:r>
       <w:r>
-        <w:t xml:space="preserve"> </w:t>
-      </w:r>
-      <w:proofErr w:type="spellStart"/>
-      <w:r>
-        <w:t>Движение_фонда</w:t>
-      </w:r>
-      <w:proofErr w:type="spellEnd"/>
+        <w:t xml:space="preserve"> Движение_фонда</w:t>
+      </w:r>
     </w:p>
     <w:p>
       <w:pPr>
@@ -21752,13 +21497,8 @@
           <w:numId w:val="26"/>
         </w:numPr>
       </w:pPr>
-      <w:proofErr w:type="spellStart"/>
-      <w:r>
-        <w:t>Физический_экземпляр</w:t>
-      </w:r>
-      <w:proofErr w:type="spellEnd"/>
-      <w:r>
-        <w:t xml:space="preserve"> 1</w:t>
+      <w:r>
+        <w:t>Физический_экземпляр 1</w:t>
       </w:r>
       <w:r>
         <w:t>:</w:t>
@@ -21772,11 +21512,9 @@
       <w:r>
         <w:t xml:space="preserve"> </w:t>
       </w:r>
-      <w:proofErr w:type="spellStart"/>
       <w:r>
         <w:t>Движение_фонда</w:t>
       </w:r>
-      <w:proofErr w:type="spellEnd"/>
     </w:p>
     <w:p>
       <w:pPr>
@@ -21786,13 +21524,8 @@
           <w:numId w:val="26"/>
         </w:numPr>
       </w:pPr>
-      <w:proofErr w:type="spellStart"/>
-      <w:r>
-        <w:t>Физический_экземпляр</w:t>
-      </w:r>
-      <w:proofErr w:type="spellEnd"/>
-      <w:r>
-        <w:t xml:space="preserve"> 1</w:t>
+      <w:r>
+        <w:t>Физический_экземпляр 1</w:t>
       </w:r>
       <w:r>
         <w:rPr>
@@ -21821,11 +21554,9 @@
         </w:rPr>
         <w:t xml:space="preserve"> 1:M </w:t>
       </w:r>
-      <w:proofErr w:type="spellStart"/>
       <w:r>
         <w:t>Физический_экземпляр</w:t>
       </w:r>
-      <w:proofErr w:type="spellEnd"/>
     </w:p>
     <w:p>
       <w:pPr>
@@ -22044,15 +21775,7 @@
         </w:numPr>
       </w:pPr>
       <w:r>
-        <w:t xml:space="preserve">связь между отношениями Филиал и Отдел реализована внешним ключом </w:t>
-      </w:r>
-      <w:proofErr w:type="spellStart"/>
-      <w:r>
-        <w:t>id_Филиал</w:t>
-      </w:r>
-      <w:proofErr w:type="spellEnd"/>
-      <w:r>
-        <w:t xml:space="preserve"> в отношении Отдел;</w:t>
+        <w:t>связь между отношениями Филиал и Отдел реализована внешним ключом id_Филиал в отношении Отдел;</w:t>
       </w:r>
     </w:p>
     <w:p>
@@ -22064,15 +21787,7 @@
         </w:numPr>
       </w:pPr>
       <w:r>
-        <w:t xml:space="preserve">связь между отношениями Издательство и Книга реализована внешним ключом </w:t>
-      </w:r>
-      <w:proofErr w:type="spellStart"/>
-      <w:r>
-        <w:t>id_Издательство</w:t>
-      </w:r>
-      <w:proofErr w:type="spellEnd"/>
-      <w:r>
-        <w:t xml:space="preserve"> в отношении Книга.</w:t>
+        <w:t>связь между отношениями Издательство и Книга реализована внешним ключом id_Издательство в отношении Книга.</w:t>
       </w:r>
     </w:p>
     <w:p>
@@ -22091,13 +21806,8 @@
           <w:numId w:val="33"/>
         </w:numPr>
       </w:pPr>
-      <w:proofErr w:type="spellStart"/>
-      <w:r>
-        <w:t>Автор_Книга</w:t>
-      </w:r>
-      <w:proofErr w:type="spellEnd"/>
-      <w:r>
-        <w:t>;</w:t>
+      <w:r>
+        <w:t>Автор_Книга;</w:t>
       </w:r>
     </w:p>
     <w:p>
@@ -22108,13 +21818,8 @@
           <w:numId w:val="33"/>
         </w:numPr>
       </w:pPr>
-      <w:proofErr w:type="spellStart"/>
-      <w:r>
-        <w:t>Автор_Статья</w:t>
-      </w:r>
-      <w:proofErr w:type="spellEnd"/>
-      <w:r>
-        <w:t>.</w:t>
+      <w:r>
+        <w:t>Автор_Статья.</w:t>
       </w:r>
     </w:p>
     <w:p>
@@ -22224,7 +21929,6 @@
           <w:numId w:val="30"/>
         </w:numPr>
       </w:pPr>
-      <w:proofErr w:type="spellStart"/>
       <w:r>
         <w:t>Автор_</w:t>
       </w:r>
@@ -22234,7 +21938,6 @@
       <w:r>
         <w:t>нига</w:t>
       </w:r>
-      <w:proofErr w:type="spellEnd"/>
       <w:r>
         <w:rPr>
           <w:lang w:val="en-US"/>
@@ -22340,7 +22043,6 @@
           <w:numId w:val="30"/>
         </w:numPr>
       </w:pPr>
-      <w:proofErr w:type="spellStart"/>
       <w:r>
         <w:t>Автор_</w:t>
       </w:r>
@@ -22350,7 +22052,6 @@
       <w:r>
         <w:t>татья</w:t>
       </w:r>
-      <w:proofErr w:type="spellEnd"/>
       <w:r>
         <w:rPr>
           <w:lang w:val="en-US"/>
@@ -22390,7 +22091,6 @@
           <w:numId w:val="30"/>
         </w:numPr>
       </w:pPr>
-      <w:proofErr w:type="spellStart"/>
       <w:r>
         <w:t>Тип_</w:t>
       </w:r>
@@ -22400,7 +22100,6 @@
       <w:r>
         <w:t>ранения</w:t>
       </w:r>
-      <w:proofErr w:type="spellEnd"/>
       <w:r>
         <w:rPr>
           <w:lang w:val="en-US"/>
@@ -22416,7 +22115,6 @@
           <w:numId w:val="30"/>
         </w:numPr>
       </w:pPr>
-      <w:proofErr w:type="spellStart"/>
       <w:r>
         <w:t>Формат_</w:t>
       </w:r>
@@ -22426,7 +22124,6 @@
       <w:r>
         <w:t>ранения</w:t>
       </w:r>
-      <w:proofErr w:type="spellEnd"/>
       <w:r>
         <w:rPr>
           <w:lang w:val="en-US"/>
@@ -22442,7 +22139,6 @@
           <w:numId w:val="30"/>
         </w:numPr>
       </w:pPr>
-      <w:proofErr w:type="spellStart"/>
       <w:r>
         <w:t>Физический_</w:t>
       </w:r>
@@ -22452,7 +22148,6 @@
       <w:r>
         <w:t>кземпляр</w:t>
       </w:r>
-      <w:proofErr w:type="spellEnd"/>
       <w:r>
         <w:rPr>
           <w:lang w:val="en-US"/>
@@ -22468,7 +22163,6 @@
           <w:numId w:val="30"/>
         </w:numPr>
       </w:pPr>
-      <w:proofErr w:type="spellStart"/>
       <w:r>
         <w:t>Электронный_</w:t>
       </w:r>
@@ -22478,7 +22172,6 @@
       <w:r>
         <w:t>есурс</w:t>
       </w:r>
-      <w:proofErr w:type="spellEnd"/>
       <w:r>
         <w:rPr>
           <w:lang w:val="en-US"/>
@@ -22620,7 +22313,6 @@
           <w:numId w:val="30"/>
         </w:numPr>
       </w:pPr>
-      <w:proofErr w:type="spellStart"/>
       <w:r>
         <w:t>Движение_</w:t>
       </w:r>
@@ -22630,7 +22322,6 @@
       <w:r>
         <w:t>онда</w:t>
       </w:r>
-      <w:proofErr w:type="spellEnd"/>
       <w:r>
         <w:rPr>
           <w:lang w:val="en-US"/>
@@ -22873,13 +22564,8 @@
           <w:numId w:val="35"/>
         </w:numPr>
       </w:pPr>
-      <w:proofErr w:type="spellStart"/>
-      <w:r>
-        <w:t>id_Экземпляр</w:t>
-      </w:r>
-      <w:proofErr w:type="spellEnd"/>
-      <w:r>
-        <w:t xml:space="preserve">; </w:t>
+      <w:r>
+        <w:t xml:space="preserve">id_Экземпляр; </w:t>
       </w:r>
     </w:p>
     <w:p>
@@ -22890,13 +22576,8 @@
           <w:numId w:val="35"/>
         </w:numPr>
       </w:pPr>
-      <w:proofErr w:type="spellStart"/>
-      <w:r>
-        <w:t>инвентарный_номер</w:t>
-      </w:r>
-      <w:proofErr w:type="spellEnd"/>
-      <w:r>
-        <w:t xml:space="preserve">; </w:t>
+      <w:r>
+        <w:t xml:space="preserve">инвентарный_номер; </w:t>
       </w:r>
     </w:p>
     <w:p>
@@ -22919,13 +22600,8 @@
           <w:numId w:val="35"/>
         </w:numPr>
       </w:pPr>
-      <w:proofErr w:type="spellStart"/>
-      <w:r>
-        <w:t>id_Представление</w:t>
-      </w:r>
-      <w:proofErr w:type="spellEnd"/>
-      <w:r>
-        <w:t xml:space="preserve">; </w:t>
+      <w:r>
+        <w:t xml:space="preserve">id_Представление; </w:t>
       </w:r>
     </w:p>
     <w:p>
@@ -22936,13 +22612,8 @@
           <w:numId w:val="35"/>
         </w:numPr>
       </w:pPr>
-      <w:proofErr w:type="spellStart"/>
-      <w:r>
-        <w:t>id_Отдел</w:t>
-      </w:r>
-      <w:proofErr w:type="spellEnd"/>
-      <w:r>
-        <w:t xml:space="preserve">. </w:t>
+      <w:r>
+        <w:t xml:space="preserve">id_Отдел. </w:t>
       </w:r>
     </w:p>
     <w:p>
@@ -22961,13 +22632,8 @@
           <w:numId w:val="37"/>
         </w:numPr>
       </w:pPr>
-      <w:proofErr w:type="spellStart"/>
-      <w:r>
-        <w:t>id_Экземпляр</w:t>
-      </w:r>
-      <w:proofErr w:type="spellEnd"/>
-      <w:r>
-        <w:t xml:space="preserve"> </w:t>
+      <w:r>
+        <w:t xml:space="preserve">id_Экземпляр </w:t>
       </w:r>
       <m:oMath>
         <m:r>
@@ -22989,13 +22655,8 @@
           <w:numId w:val="37"/>
         </w:numPr>
       </w:pPr>
-      <w:proofErr w:type="spellStart"/>
-      <w:r>
-        <w:t>инвентарный_номер</w:t>
-      </w:r>
-      <w:proofErr w:type="spellEnd"/>
-      <w:r>
-        <w:t xml:space="preserve"> </w:t>
+      <w:r>
+        <w:t xml:space="preserve">инвентарный_номер </w:t>
       </w:r>
       <m:oMath>
         <m:r>
@@ -23013,13 +22674,8 @@
       <w:pPr>
         <w:pStyle w:val="a0"/>
       </w:pPr>
-      <w:proofErr w:type="spellStart"/>
-      <w:r>
-        <w:t>Кандидатными</w:t>
-      </w:r>
-      <w:proofErr w:type="spellEnd"/>
-      <w:r>
-        <w:t xml:space="preserve"> ключами отношения являются:</w:t>
+      <w:r>
+        <w:t>Кандидатными ключами отношения являются:</w:t>
       </w:r>
     </w:p>
     <w:p>
@@ -23030,13 +22686,8 @@
           <w:numId w:val="36"/>
         </w:numPr>
       </w:pPr>
-      <w:proofErr w:type="spellStart"/>
-      <w:r>
-        <w:t>id_Экземпляр</w:t>
-      </w:r>
-      <w:proofErr w:type="spellEnd"/>
-      <w:r>
-        <w:t xml:space="preserve">; </w:t>
+      <w:r>
+        <w:t xml:space="preserve">id_Экземпляр; </w:t>
       </w:r>
     </w:p>
     <w:p>
@@ -23047,13 +22698,8 @@
           <w:numId w:val="36"/>
         </w:numPr>
       </w:pPr>
-      <w:proofErr w:type="spellStart"/>
-      <w:r>
-        <w:t>инвентарный_номер</w:t>
-      </w:r>
-      <w:proofErr w:type="spellEnd"/>
-      <w:r>
-        <w:t xml:space="preserve">. </w:t>
+      <w:r>
+        <w:t xml:space="preserve">инвентарный_номер. </w:t>
       </w:r>
     </w:p>
     <w:p>
@@ -23061,29 +22707,13 @@
         <w:pStyle w:val="a0"/>
       </w:pPr>
       <w:r>
-        <w:t xml:space="preserve">Все неключевые атрибуты полностью функционально зависят от </w:t>
-      </w:r>
-      <w:proofErr w:type="spellStart"/>
-      <w:r>
-        <w:t>кандидатных</w:t>
-      </w:r>
-      <w:proofErr w:type="spellEnd"/>
-      <w:r>
-        <w:t xml:space="preserve"> ключей. Частичные и транзитивные зависимости отсутствуют. Следовательно, отношение </w:t>
-      </w:r>
-      <w:proofErr w:type="spellStart"/>
-      <w:r>
-        <w:t>Физический_</w:t>
+        <w:t>Все неключевые атрибуты полностью функционально зависят от кандидатных ключей. Частичные и транзитивные зависимости отсутствуют. Следовательно, отношение Физический_</w:t>
       </w:r>
       <w:r>
         <w:t>э</w:t>
       </w:r>
       <w:r>
-        <w:t>кземпляр</w:t>
-      </w:r>
-      <w:proofErr w:type="spellEnd"/>
-      <w:r>
-        <w:t xml:space="preserve"> находится в НФБК.</w:t>
+        <w:t>кземпляр находится в НФБК.</w:t>
       </w:r>
     </w:p>
     <w:p>
@@ -23110,13 +22740,8 @@
           <w:numId w:val="38"/>
         </w:numPr>
       </w:pPr>
-      <w:proofErr w:type="spellStart"/>
-      <w:r>
-        <w:t>id_Выдача</w:t>
-      </w:r>
-      <w:proofErr w:type="spellEnd"/>
-      <w:r>
-        <w:t xml:space="preserve">; </w:t>
+      <w:r>
+        <w:t xml:space="preserve">id_Выдача; </w:t>
       </w:r>
     </w:p>
     <w:p>
@@ -23127,13 +22752,8 @@
           <w:numId w:val="38"/>
         </w:numPr>
       </w:pPr>
-      <w:proofErr w:type="spellStart"/>
-      <w:r>
-        <w:t>дата_выдачи</w:t>
-      </w:r>
-      <w:proofErr w:type="spellEnd"/>
-      <w:r>
-        <w:t xml:space="preserve">; </w:t>
+      <w:r>
+        <w:t xml:space="preserve">дата_выдачи; </w:t>
       </w:r>
     </w:p>
     <w:p>
@@ -23144,13 +22764,8 @@
           <w:numId w:val="38"/>
         </w:numPr>
       </w:pPr>
-      <w:proofErr w:type="spellStart"/>
-      <w:r>
-        <w:t>срок_возврата</w:t>
-      </w:r>
-      <w:proofErr w:type="spellEnd"/>
-      <w:r>
-        <w:t xml:space="preserve">; </w:t>
+      <w:r>
+        <w:t xml:space="preserve">срок_возврата; </w:t>
       </w:r>
     </w:p>
     <w:p>
@@ -23161,13 +22776,8 @@
           <w:numId w:val="38"/>
         </w:numPr>
       </w:pPr>
-      <w:proofErr w:type="spellStart"/>
-      <w:r>
-        <w:t>дата_возврата</w:t>
-      </w:r>
-      <w:proofErr w:type="spellEnd"/>
-      <w:r>
-        <w:t xml:space="preserve">; </w:t>
+      <w:r>
+        <w:t xml:space="preserve">дата_возврата; </w:t>
       </w:r>
     </w:p>
     <w:p>
@@ -23178,13 +22788,8 @@
           <w:numId w:val="38"/>
         </w:numPr>
       </w:pPr>
-      <w:proofErr w:type="spellStart"/>
-      <w:r>
-        <w:t>id_Экземпляр</w:t>
-      </w:r>
-      <w:proofErr w:type="spellEnd"/>
-      <w:r>
-        <w:t xml:space="preserve">; </w:t>
+      <w:r>
+        <w:t xml:space="preserve">id_Экземпляр; </w:t>
       </w:r>
     </w:p>
     <w:p>
@@ -23195,13 +22800,8 @@
           <w:numId w:val="38"/>
         </w:numPr>
       </w:pPr>
-      <w:proofErr w:type="spellStart"/>
-      <w:r>
-        <w:t>id_Читатель</w:t>
-      </w:r>
-      <w:proofErr w:type="spellEnd"/>
-      <w:r>
-        <w:t xml:space="preserve">; </w:t>
+      <w:r>
+        <w:t xml:space="preserve">id_Читатель; </w:t>
       </w:r>
     </w:p>
     <w:p>
@@ -23212,13 +22812,8 @@
           <w:numId w:val="38"/>
         </w:numPr>
       </w:pPr>
-      <w:proofErr w:type="spellStart"/>
-      <w:r>
-        <w:t>id_Сотрудник</w:t>
-      </w:r>
-      <w:proofErr w:type="spellEnd"/>
-      <w:r>
-        <w:t xml:space="preserve">. </w:t>
+      <w:r>
+        <w:t xml:space="preserve">id_Сотрудник. </w:t>
       </w:r>
     </w:p>
     <w:p>
@@ -23237,13 +22832,8 @@
           <w:numId w:val="39"/>
         </w:numPr>
       </w:pPr>
-      <w:proofErr w:type="spellStart"/>
-      <w:r>
-        <w:t>id_Выдача</w:t>
-      </w:r>
-      <w:proofErr w:type="spellEnd"/>
-      <w:r>
-        <w:t xml:space="preserve"> </w:t>
+      <w:r>
+        <w:t xml:space="preserve">id_Выдача </w:t>
       </w:r>
       <m:oMath>
         <m:r>
@@ -23261,21 +22851,8 @@
       <w:pPr>
         <w:pStyle w:val="a0"/>
       </w:pPr>
-      <w:proofErr w:type="spellStart"/>
-      <w:r>
-        <w:t>Кандидатным</w:t>
-      </w:r>
-      <w:proofErr w:type="spellEnd"/>
-      <w:r>
-        <w:t xml:space="preserve"> ключом отношения является атрибут </w:t>
-      </w:r>
-      <w:proofErr w:type="spellStart"/>
-      <w:r>
-        <w:t>id_Выдача</w:t>
-      </w:r>
-      <w:proofErr w:type="spellEnd"/>
-      <w:r>
-        <w:t>.</w:t>
+      <w:r>
+        <w:t>Кандидатным ключом отношения является атрибут id_Выдача.</w:t>
       </w:r>
     </w:p>
     <w:p>
@@ -23291,15 +22868,7 @@
         <w:pStyle w:val="a0"/>
       </w:pPr>
       <w:r>
-        <w:t xml:space="preserve">Рассмотрим отношение </w:t>
-      </w:r>
-      <w:proofErr w:type="spellStart"/>
-      <w:r>
-        <w:t>Автор_Книга</w:t>
-      </w:r>
-      <w:proofErr w:type="spellEnd"/>
-      <w:r>
-        <w:t>.</w:t>
+        <w:t>Рассмотрим отношение Автор_Книга.</w:t>
       </w:r>
     </w:p>
     <w:p>
@@ -23318,13 +22887,8 @@
           <w:numId w:val="40"/>
         </w:numPr>
       </w:pPr>
-      <w:proofErr w:type="spellStart"/>
-      <w:r>
-        <w:t>id_Автор</w:t>
-      </w:r>
-      <w:proofErr w:type="spellEnd"/>
-      <w:r>
-        <w:t xml:space="preserve">; </w:t>
+      <w:r>
+        <w:t xml:space="preserve">id_Автор; </w:t>
       </w:r>
     </w:p>
     <w:p>
@@ -23335,13 +22899,8 @@
           <w:numId w:val="40"/>
         </w:numPr>
       </w:pPr>
-      <w:proofErr w:type="spellStart"/>
-      <w:r>
-        <w:t>id_Ресурс</w:t>
-      </w:r>
-      <w:proofErr w:type="spellEnd"/>
-      <w:r>
-        <w:t xml:space="preserve">. </w:t>
+      <w:r>
+        <w:t xml:space="preserve">id_Ресурс. </w:t>
       </w:r>
     </w:p>
     <w:p>
@@ -23360,13 +22919,8 @@
           <w:numId w:val="41"/>
         </w:numPr>
       </w:pPr>
-      <w:proofErr w:type="spellStart"/>
-      <w:r>
-        <w:t>id_Автор</w:t>
-      </w:r>
-      <w:proofErr w:type="spellEnd"/>
-      <w:r>
-        <w:t xml:space="preserve">; </w:t>
+      <w:r>
+        <w:t xml:space="preserve">id_Автор; </w:t>
       </w:r>
     </w:p>
     <w:p>
@@ -23377,13 +22931,8 @@
           <w:numId w:val="41"/>
         </w:numPr>
       </w:pPr>
-      <w:proofErr w:type="spellStart"/>
-      <w:r>
-        <w:t>id_Ресурс</w:t>
-      </w:r>
-      <w:proofErr w:type="spellEnd"/>
-      <w:r>
-        <w:t xml:space="preserve">. </w:t>
+      <w:r>
+        <w:t xml:space="preserve">id_Ресурс. </w:t>
       </w:r>
     </w:p>
     <w:p>
@@ -23391,15 +22940,7 @@
         <w:pStyle w:val="a0"/>
       </w:pPr>
       <w:r>
-        <w:t xml:space="preserve">Отношение не содержит неключевых атрибутов, поэтому частичные и транзитивные зависимости отсутствуют. Следовательно, отношение </w:t>
-      </w:r>
-      <w:proofErr w:type="spellStart"/>
-      <w:r>
-        <w:t>Автор_Книга</w:t>
-      </w:r>
-      <w:proofErr w:type="spellEnd"/>
-      <w:r>
-        <w:t xml:space="preserve"> также находится в НФБК.</w:t>
+        <w:t>Отношение не содержит неключевых атрибутов, поэтому частичные и транзитивные зависимости отсутствуют. Следовательно, отношение Автор_Книга также находится в НФБК.</w:t>
       </w:r>
     </w:p>
     <w:p>
@@ -23639,15 +23180,7 @@
         <w:pStyle w:val="a0"/>
       </w:pPr>
       <w:r>
-        <w:t xml:space="preserve">Для реализации схемы базы данных используются стандартные типы данных MS SQL Server. В качестве первичных ключей используется тип данных INT </w:t>
-      </w:r>
-      <w:proofErr w:type="gramStart"/>
-      <w:r>
-        <w:t>IDENTITY(</w:t>
-      </w:r>
-      <w:proofErr w:type="gramEnd"/>
-      <w:r>
-        <w:t>1,1), обеспечивающий автоматическую генерацию уникальных идентификаторов. Для реализации внешних ключей используется тип INT.</w:t>
+        <w:t>Для реализации схемы базы данных используются стандартные типы данных MS SQL Server. В качестве первичных ключей используется тип данных INT IDENTITY(1,1), обеспечивающий автоматическую генерацию уникальных идентификаторов. Для реализации внешних ключей используется тип INT.</w:t>
       </w:r>
     </w:p>
     <w:p>
@@ -23655,15 +23188,7 @@
         <w:pStyle w:val="a0"/>
       </w:pPr>
       <w:r>
-        <w:t xml:space="preserve">Для хранения текстовых данных используется тип NVARCHAR, обеспечивающий поддержку хранения символьных данных </w:t>
-      </w:r>
-      <w:proofErr w:type="spellStart"/>
-      <w:r>
-        <w:t>Unicode</w:t>
-      </w:r>
-      <w:proofErr w:type="spellEnd"/>
-      <w:r>
-        <w:t xml:space="preserve">. Для хранения дат используется тип данных DATE, а для хранения больших текстовых описаний — NVARCHAR(MAX). </w:t>
+        <w:t xml:space="preserve">Для хранения текстовых данных используется тип NVARCHAR, обеспечивающий поддержку хранения символьных данных Unicode. Для хранения дат используется тип данных DATE, а для хранения больших текстовых описаний — NVARCHAR(MAX). </w:t>
       </w:r>
     </w:p>
     <w:p>
@@ -23751,21 +23276,7 @@
               <w:rPr>
                 <w:lang w:val="en-US"/>
               </w:rPr>
-              <w:t xml:space="preserve">INT </w:t>
-            </w:r>
-            <w:proofErr w:type="gramStart"/>
-            <w:r>
-              <w:rPr>
-                <w:lang w:val="en-US"/>
-              </w:rPr>
-              <w:t>IDENTITY(</w:t>
-            </w:r>
-            <w:proofErr w:type="gramEnd"/>
-            <w:r>
-              <w:rPr>
-                <w:lang w:val="en-US"/>
-              </w:rPr>
-              <w:t>1,1)</w:t>
+              <w:t>INT IDENTITY(1,1)</w:t>
             </w:r>
           </w:p>
         </w:tc>
@@ -23829,19 +23340,11 @@
                 <w:lang w:val="en-US"/>
               </w:rPr>
             </w:pPr>
-            <w:proofErr w:type="gramStart"/>
             <w:r>
               <w:rPr>
                 <w:lang w:val="en-US"/>
               </w:rPr>
-              <w:t>NVARCHAR(</w:t>
-            </w:r>
-            <w:proofErr w:type="gramEnd"/>
-            <w:r>
-              <w:rPr>
-                <w:lang w:val="en-US"/>
-              </w:rPr>
-              <w:t>255)</w:t>
+              <w:t>NVARCHAR(255)</w:t>
             </w:r>
           </w:p>
         </w:tc>
@@ -23871,19 +23374,11 @@
                 <w:lang w:val="en-US"/>
               </w:rPr>
             </w:pPr>
-            <w:proofErr w:type="gramStart"/>
             <w:r>
               <w:rPr>
                 <w:lang w:val="en-US"/>
               </w:rPr>
-              <w:t>NVARCHAR(</w:t>
-            </w:r>
-            <w:proofErr w:type="gramEnd"/>
-            <w:r>
-              <w:rPr>
-                <w:lang w:val="en-US"/>
-              </w:rPr>
-              <w:t>100)</w:t>
+              <w:t>NVARCHAR(100)</w:t>
             </w:r>
           </w:p>
         </w:tc>
@@ -24086,11 +23581,9 @@
             <w:pPr>
               <w:pStyle w:val="a0"/>
             </w:pPr>
-            <w:proofErr w:type="gramStart"/>
             <w:r>
               <w:t>NVARCHAR(</w:t>
             </w:r>
-            <w:proofErr w:type="gramEnd"/>
             <w:r>
               <w:t>17</w:t>
             </w:r>
@@ -24165,19 +23658,11 @@
                 <w:lang w:val="en-US"/>
               </w:rPr>
             </w:pPr>
-            <w:proofErr w:type="gramStart"/>
             <w:r>
               <w:rPr>
                 <w:lang w:val="en-US"/>
               </w:rPr>
-              <w:t>NVARCHAR(</w:t>
-            </w:r>
-            <w:proofErr w:type="gramEnd"/>
-            <w:r>
-              <w:rPr>
-                <w:lang w:val="en-US"/>
-              </w:rPr>
-              <w:t>5</w:t>
+              <w:t>NVARCHAR(5</w:t>
             </w:r>
             <w:r>
               <w:t>0</w:t>
@@ -24200,11 +23685,9 @@
             <w:pPr>
               <w:pStyle w:val="a0"/>
             </w:pPr>
-            <w:proofErr w:type="spellStart"/>
             <w:r>
               <w:t>инвентарный_номер</w:t>
             </w:r>
-            <w:proofErr w:type="spellEnd"/>
           </w:p>
         </w:tc>
         <w:tc>
@@ -24218,11 +23701,9 @@
                 <w:lang w:val="en-US"/>
               </w:rPr>
             </w:pPr>
-            <w:proofErr w:type="gramStart"/>
             <w:r>
               <w:t>NVARCHAR(</w:t>
             </w:r>
-            <w:proofErr w:type="gramEnd"/>
             <w:r>
               <w:t>5</w:t>
             </w:r>
@@ -24241,11 +23722,9 @@
             <w:pPr>
               <w:pStyle w:val="a0"/>
             </w:pPr>
-            <w:proofErr w:type="spellStart"/>
             <w:r>
               <w:t>номер_читательского_билета</w:t>
             </w:r>
-            <w:proofErr w:type="spellEnd"/>
           </w:p>
         </w:tc>
         <w:tc>
@@ -24259,11 +23738,9 @@
                 <w:lang w:val="en-US"/>
               </w:rPr>
             </w:pPr>
-            <w:proofErr w:type="gramStart"/>
             <w:r>
               <w:t>NVARCHAR(</w:t>
             </w:r>
-            <w:proofErr w:type="gramEnd"/>
             <w:r>
               <w:t>5</w:t>
             </w:r>
@@ -24298,11 +23775,9 @@
                 <w:lang w:val="en-US"/>
               </w:rPr>
             </w:pPr>
-            <w:proofErr w:type="gramStart"/>
             <w:r>
               <w:t>NVARCHAR(</w:t>
             </w:r>
-            <w:proofErr w:type="gramEnd"/>
             <w:r>
               <w:t>5</w:t>
             </w:r>
@@ -24337,11 +23812,9 @@
                 <w:lang w:val="en-US"/>
               </w:rPr>
             </w:pPr>
-            <w:proofErr w:type="gramStart"/>
             <w:r>
               <w:t>NVARCHAR(</w:t>
             </w:r>
-            <w:proofErr w:type="gramEnd"/>
             <w:r>
               <w:t>5</w:t>
             </w:r>
@@ -24360,11 +23833,9 @@
             <w:pPr>
               <w:pStyle w:val="a0"/>
             </w:pPr>
-            <w:proofErr w:type="spellStart"/>
             <w:r>
               <w:t>тип_операции</w:t>
             </w:r>
-            <w:proofErr w:type="spellEnd"/>
           </w:p>
         </w:tc>
         <w:tc>
@@ -24378,11 +23849,9 @@
                 <w:lang w:val="en-US"/>
               </w:rPr>
             </w:pPr>
-            <w:proofErr w:type="gramStart"/>
             <w:r>
               <w:t>NVARCHAR(</w:t>
             </w:r>
-            <w:proofErr w:type="gramEnd"/>
             <w:r>
               <w:t>5</w:t>
             </w:r>
@@ -24401,11 +23870,9 @@
             <w:pPr>
               <w:pStyle w:val="a0"/>
             </w:pPr>
-            <w:proofErr w:type="spellStart"/>
             <w:r>
               <w:t>размер_файла</w:t>
             </w:r>
-            <w:proofErr w:type="spellEnd"/>
           </w:p>
         </w:tc>
         <w:tc>
@@ -24419,13 +23886,8 @@
                 <w:lang w:val="en-US"/>
               </w:rPr>
             </w:pPr>
-            <w:proofErr w:type="gramStart"/>
-            <w:r>
-              <w:t>DECIMAL(</w:t>
-            </w:r>
-            <w:proofErr w:type="gramEnd"/>
-            <w:r>
-              <w:t>10,2)</w:t>
+            <w:r>
+              <w:t>DECIMAL(10,2)</w:t>
             </w:r>
           </w:p>
         </w:tc>
@@ -31980,6 +31442,7 @@
   <w:style w:type="character" w:default="1" w:styleId="a1">
     <w:name w:val="Default Paragraph Font"/>
     <w:uiPriority w:val="1"/>
+    <w:semiHidden/>
     <w:unhideWhenUsed/>
   </w:style>
   <w:style w:type="table" w:default="1" w:styleId="a2">

--- a/ЕСПД_ДОКУМЕНТАЦИЯ/4. Пояснительная записка.docx
+++ b/ЕСПД_ДОКУМЕНТАЦИЯ/4. Пояснительная записка.docx
@@ -563,10 +563,101 @@
         <w:spacing w:line="360" w:lineRule="auto"/>
         <w:ind w:firstLine="709"/>
         <w:jc w:val="both"/>
-        <w:rPr>
-          <w:b/>
-          <w:szCs w:val="28"/>
-        </w:rPr>
+      </w:pPr>
+      <w:r>
+        <w:br w:type="page"/>
+      </w:r>
+    </w:p>
+    <w:p>
+      <w:pPr>
+        <w:pStyle w:val="1"/>
+      </w:pPr>
+      <w:r>
+        <w:lastRenderedPageBreak/>
+        <w:t>РЕФЕРАТ</w:t>
+      </w:r>
+    </w:p>
+    <w:p/>
+    <w:p>
+      <w:pPr>
+        <w:pStyle w:val="a0"/>
+      </w:pPr>
+      <w:r>
+        <w:tab/>
+      </w:r>
+      <w:r>
+        <w:t>Пояснительная записка содержит 50 страниц, 10 рисунков, 15 таблиц, XX источников.</w:t>
+      </w:r>
+    </w:p>
+    <w:p>
+      <w:pPr>
+        <w:pStyle w:val="a0"/>
+      </w:pPr>
+      <w:r>
+        <w:tab/>
+      </w:r>
+      <w:r>
+        <w:t>Курсовой проект посвящен разработке базы данных для современной библиотечной системы.</w:t>
+      </w:r>
+    </w:p>
+    <w:p>
+      <w:pPr>
+        <w:pStyle w:val="a0"/>
+      </w:pPr>
+      <w:r>
+        <w:tab/>
+      </w:r>
+      <w:r>
+        <w:t>Целью работы является разработка базы данных для библиотечного сервиса.</w:t>
+      </w:r>
+    </w:p>
+    <w:p>
+      <w:pPr>
+        <w:pStyle w:val="a0"/>
+      </w:pPr>
+      <w:r>
+        <w:tab/>
+      </w:r>
+      <w:r>
+        <w:t>В ходе выполнения работы проведен анализ предметной области, разработана ER-модель базы данных, выполнено преобразование концептуальной модели в реляционную схему и проведена нормализация отношений до нормальной формы Бойса–Кодда.</w:t>
+      </w:r>
+    </w:p>
+    <w:p>
+      <w:pPr>
+        <w:pStyle w:val="a0"/>
+      </w:pPr>
+      <w:r>
+        <w:tab/>
+      </w:r>
+      <w:r>
+        <w:t>Разработанная база данных поддерживает хранение библиотечного фонда, учет физических и электронных ресурсов, филиалов и отделов библиотеки, периодических изданий, а также учет движения библиотечного фонда.</w:t>
+      </w:r>
+    </w:p>
+    <w:p>
+      <w:pPr>
+        <w:pStyle w:val="a0"/>
+      </w:pPr>
+      <w:r>
+        <w:tab/>
+      </w:r>
+      <w:r>
+        <w:t>Программная реализация базы данных выполнена средствами СУБД MS SQL Server с использованием языка SQL.</w:t>
+      </w:r>
+    </w:p>
+    <w:p>
+      <w:pPr>
+        <w:pStyle w:val="a0"/>
+      </w:pPr>
+      <w:r>
+        <w:tab/>
+      </w:r>
+      <w:r>
+        <w:t>Результатом работы является нормализованная база данных библиотечного сервиса, удовлетворяющая требованиям предметной области.</w:t>
+      </w:r>
+    </w:p>
+    <w:p>
+      <w:pPr>
+        <w:pStyle w:val="a0"/>
       </w:pPr>
       <w:r>
         <w:br w:type="page"/>
@@ -2621,7 +2712,10 @@
         <w:pStyle w:val="a0"/>
       </w:pPr>
       <w:r>
-        <w:t>Целью курсового проекта является проектирование реляционной базы данных для современной библиотечной системы.</w:t>
+        <w:tab/>
+      </w:r>
+      <w:r>
+        <w:t>Целью курсового проекта является разработка базы данных для библиотечного сервиса.</w:t>
       </w:r>
     </w:p>
     <w:p>
@@ -2708,17 +2802,6 @@
       <w:pPr>
         <w:pStyle w:val="a0"/>
       </w:pPr>
-      <w:r>
-        <w:t>Объектом исследования является библиотечный сервис.</w:t>
-      </w:r>
-    </w:p>
-    <w:p>
-      <w:pPr>
-        <w:pStyle w:val="a0"/>
-      </w:pPr>
-      <w:r>
-        <w:t>Предметом исследования являются процессы хранения и организации данных о библиотечных ресурсах, пользователях библиотеки и движении библиотечного фонда.</w:t>
-      </w:r>
       <w:r>
         <w:br w:type="page"/>
       </w:r>
@@ -3449,12 +3532,14 @@
       <w:r>
         <w:t xml:space="preserve">- </w:t>
       </w:r>
+      <w:proofErr w:type="spellStart"/>
       <w:r>
         <w:rPr>
           <w:lang w:val="en-US"/>
         </w:rPr>
         <w:t>UseCase</w:t>
       </w:r>
+      <w:proofErr w:type="spellEnd"/>
       <w:r>
         <w:t xml:space="preserve"> </w:t>
       </w:r>
@@ -6883,7 +6968,23 @@
                 <w:sz w:val="24"/>
                 <w:szCs w:val="22"/>
               </w:rPr>
-              <w:t>Для физических единиц система проверяет наличие доступных экземпляров. Для электронных и медиа-ресурсов бронирование всегда доступно. Система фиксирует бронь в базе данных.</w:t>
+              <w:t xml:space="preserve">Для физических единиц система проверяет наличие доступных экземпляров. Для электронных и </w:t>
+            </w:r>
+            <w:proofErr w:type="gramStart"/>
+            <w:r>
+              <w:rPr>
+                <w:sz w:val="24"/>
+                <w:szCs w:val="22"/>
+              </w:rPr>
+              <w:t>медиа-ресурсов</w:t>
+            </w:r>
+            <w:proofErr w:type="gramEnd"/>
+            <w:r>
+              <w:rPr>
+                <w:sz w:val="24"/>
+                <w:szCs w:val="22"/>
+              </w:rPr>
+              <w:t xml:space="preserve"> бронирование всегда доступно. Система фиксирует бронь в базе данных.</w:t>
             </w:r>
           </w:p>
         </w:tc>
@@ -10649,7 +10750,23 @@
                 <w:sz w:val="24"/>
                 <w:szCs w:val="22"/>
               </w:rPr>
-              <w:t>Библиотекарь регистрирует поступление новых физических экземпляров в конкретный отдел или списание существующих единиц фонда. Система обновляет записи базы данных. Электронные и медиа-ресурсы хранятся централизованно и не ограничены по количеству.</w:t>
+              <w:t xml:space="preserve">Библиотекарь регистрирует поступление новых физических экземпляров в конкретный отдел или списание существующих единиц фонда. Система обновляет записи базы данных. Электронные и </w:t>
+            </w:r>
+            <w:proofErr w:type="gramStart"/>
+            <w:r>
+              <w:rPr>
+                <w:sz w:val="24"/>
+                <w:szCs w:val="22"/>
+              </w:rPr>
+              <w:t>медиа-ресурсы</w:t>
+            </w:r>
+            <w:proofErr w:type="gramEnd"/>
+            <w:r>
+              <w:rPr>
+                <w:sz w:val="24"/>
+                <w:szCs w:val="22"/>
+              </w:rPr>
+              <w:t xml:space="preserve"> хранятся централизованно и не ограничены по количеству.</w:t>
             </w:r>
           </w:p>
         </w:tc>
@@ -12057,11 +12174,20 @@
                 <w:i/>
                 <w:iCs/>
               </w:rPr>
-              <w:t xml:space="preserve">Управление каталогом фонда </w:t>
+              <w:t xml:space="preserve">Управление каталогом </w:t>
+            </w:r>
+            <w:proofErr w:type="gramStart"/>
+            <w:r>
+              <w:rPr>
+                <w:i/>
+                <w:iCs/>
+              </w:rPr>
+              <w:t xml:space="preserve">фонда </w:t>
             </w:r>
             <w:r>
               <w:t>»</w:t>
             </w:r>
+            <w:proofErr w:type="gramEnd"/>
           </w:p>
         </w:tc>
       </w:tr>
@@ -13018,11 +13144,20 @@
                 <w:i/>
                 <w:iCs/>
               </w:rPr>
-              <w:t xml:space="preserve">Управление классификатором </w:t>
+              <w:t xml:space="preserve">Управление </w:t>
+            </w:r>
+            <w:proofErr w:type="gramStart"/>
+            <w:r>
+              <w:rPr>
+                <w:i/>
+                <w:iCs/>
+              </w:rPr>
+              <w:t xml:space="preserve">классификатором </w:t>
             </w:r>
             <w:r>
               <w:t>»</w:t>
             </w:r>
+            <w:proofErr w:type="gramEnd"/>
           </w:p>
         </w:tc>
       </w:tr>
@@ -15208,8 +15343,13 @@
         </w:numPr>
       </w:pPr>
       <w:r>
-        <w:t>CASE-средства поддержки проекта    –  draw.io</w:t>
-      </w:r>
+        <w:t xml:space="preserve">CASE-средства поддержки проекта    </w:t>
+      </w:r>
+      <w:proofErr w:type="gramStart"/>
+      <w:r>
+        <w:t>–  draw.io</w:t>
+      </w:r>
+      <w:proofErr w:type="gramEnd"/>
       <w:r>
         <w:t>;</w:t>
       </w:r>
@@ -15223,7 +15363,15 @@
         </w:numPr>
       </w:pPr>
       <w:r>
-        <w:t>Среда реализации и эксплуатации БД –  MS SQL Server</w:t>
+        <w:t xml:space="preserve">Среда реализации и эксплуатации БД </w:t>
+      </w:r>
+      <w:proofErr w:type="gramStart"/>
+      <w:r>
+        <w:t>–  MS</w:t>
+      </w:r>
+      <w:proofErr w:type="gramEnd"/>
+      <w:r>
+        <w:t xml:space="preserve"> SQL Server</w:t>
       </w:r>
       <w:r>
         <w:t>;</w:t>
@@ -16308,6 +16456,7 @@
               </w:rPr>
               <w:t>(</w:t>
             </w:r>
+            <w:proofErr w:type="spellStart"/>
             <w:r>
               <w:rPr>
                 <w:sz w:val="24"/>
@@ -16315,6 +16464,7 @@
               </w:rPr>
               <w:t>UseCase</w:t>
             </w:r>
+            <w:proofErr w:type="spellEnd"/>
             <w:r>
               <w:rPr>
                 <w:sz w:val="24"/>
@@ -17177,6 +17327,7 @@
               </w:rPr>
               <w:t>документации на наличие неправомочных заимствований (плагиата) на платформе электронно-библиотечной системы (http://www.</w:t>
             </w:r>
+            <w:proofErr w:type="spellStart"/>
             <w:r>
               <w:rPr>
                 <w:sz w:val="24"/>
@@ -17184,6 +17335,7 @@
               </w:rPr>
               <w:t>vkr</w:t>
             </w:r>
+            <w:proofErr w:type="spellEnd"/>
             <w:r>
               <w:rPr>
                 <w:sz w:val="24"/>
@@ -17191,6 +17343,7 @@
               </w:rPr>
               <w:t>-</w:t>
             </w:r>
+            <w:proofErr w:type="spellStart"/>
             <w:r>
               <w:rPr>
                 <w:sz w:val="24"/>
@@ -17198,12 +17351,29 @@
               </w:rPr>
               <w:t>vuz</w:t>
             </w:r>
+            <w:proofErr w:type="spellEnd"/>
             <w:r>
               <w:rPr>
                 <w:sz w:val="24"/>
                 <w:lang w:eastAsia="ru-RU"/>
               </w:rPr>
-              <w:t>.ru).</w:t>
+              <w:t>.</w:t>
+            </w:r>
+            <w:proofErr w:type="spellStart"/>
+            <w:r>
+              <w:rPr>
+                <w:sz w:val="24"/>
+                <w:lang w:eastAsia="ru-RU"/>
+              </w:rPr>
+              <w:t>ru</w:t>
+            </w:r>
+            <w:proofErr w:type="spellEnd"/>
+            <w:r>
+              <w:rPr>
+                <w:sz w:val="24"/>
+                <w:lang w:eastAsia="ru-RU"/>
+              </w:rPr>
+              <w:t>).</w:t>
             </w:r>
           </w:p>
         </w:tc>
@@ -17930,9 +18100,11 @@
           <w:numId w:val="19"/>
         </w:numPr>
       </w:pPr>
+      <w:proofErr w:type="spellStart"/>
       <w:r>
         <w:t>год_издания</w:t>
       </w:r>
+      <w:proofErr w:type="spellEnd"/>
     </w:p>
     <w:p>
       <w:pPr>
@@ -17942,9 +18114,11 @@
           <w:numId w:val="19"/>
         </w:numPr>
       </w:pPr>
+      <w:proofErr w:type="spellStart"/>
       <w:r>
         <w:t>количество_страниц</w:t>
       </w:r>
+      <w:proofErr w:type="spellEnd"/>
     </w:p>
     <w:p>
       <w:pPr>
@@ -18031,9 +18205,19 @@
           <w:numId w:val="21"/>
         </w:numPr>
       </w:pPr>
-      <w:r>
-        <w:t>ф.и.о</w:t>
-      </w:r>
+      <w:proofErr w:type="spellStart"/>
+      <w:r>
+        <w:t>ф</w:t>
+      </w:r>
+      <w:proofErr w:type="gramStart"/>
+      <w:r>
+        <w:t>.</w:t>
+      </w:r>
+      <w:proofErr w:type="gramEnd"/>
+      <w:r>
+        <w:t>и.о</w:t>
+      </w:r>
+      <w:proofErr w:type="spellEnd"/>
     </w:p>
     <w:p>
       <w:pPr>
@@ -18043,9 +18227,11 @@
           <w:numId w:val="21"/>
         </w:numPr>
       </w:pPr>
+      <w:proofErr w:type="spellStart"/>
       <w:r>
         <w:t>год_рождения</w:t>
       </w:r>
+      <w:proofErr w:type="spellEnd"/>
     </w:p>
     <w:p>
       <w:pPr>
@@ -18055,9 +18241,11 @@
           <w:numId w:val="21"/>
         </w:numPr>
       </w:pPr>
+      <w:proofErr w:type="spellStart"/>
       <w:r>
         <w:t>год_смерти</w:t>
       </w:r>
+      <w:proofErr w:type="spellEnd"/>
     </w:p>
     <w:p>
       <w:pPr>
@@ -18348,9 +18536,11 @@
           <w:numId w:val="24"/>
         </w:numPr>
       </w:pPr>
+      <w:proofErr w:type="spellStart"/>
       <w:r>
         <w:t>год_выпуска</w:t>
       </w:r>
+      <w:proofErr w:type="spellEnd"/>
     </w:p>
     <w:p>
       <w:pPr>
@@ -18431,9 +18621,11 @@
           <w:lang w:val="en-US"/>
         </w:rPr>
       </w:pPr>
+      <w:proofErr w:type="spellStart"/>
       <w:r>
         <w:t>страница_с</w:t>
       </w:r>
+      <w:proofErr w:type="spellEnd"/>
     </w:p>
     <w:p>
       <w:pPr>
@@ -18446,9 +18638,11 @@
           <w:lang w:val="en-US"/>
         </w:rPr>
       </w:pPr>
+      <w:proofErr w:type="spellStart"/>
       <w:r>
         <w:t>страница_по</w:t>
       </w:r>
+      <w:proofErr w:type="spellEnd"/>
     </w:p>
     <w:p>
       <w:pPr>
@@ -18609,11 +18803,19 @@
       <w:r>
         <w:t xml:space="preserve">Автор </w:t>
       </w:r>
+      <w:proofErr w:type="gramStart"/>
       <w:r>
         <w:rPr>
           <w:lang w:val="en-US"/>
         </w:rPr>
-        <w:t xml:space="preserve">M:N </w:t>
+        <w:t>M:N</w:t>
+      </w:r>
+      <w:proofErr w:type="gramEnd"/>
+      <w:r>
+        <w:rPr>
+          <w:lang w:val="en-US"/>
+        </w:rPr>
+        <w:t xml:space="preserve"> </w:t>
       </w:r>
       <w:r>
         <w:t>Книга</w:t>
@@ -18630,11 +18832,19 @@
       <w:r>
         <w:t xml:space="preserve">Автор </w:t>
       </w:r>
+      <w:proofErr w:type="gramStart"/>
       <w:r>
         <w:rPr>
           <w:lang w:val="en-US"/>
         </w:rPr>
-        <w:t xml:space="preserve">M:N </w:t>
+        <w:t>M:N</w:t>
+      </w:r>
+      <w:proofErr w:type="gramEnd"/>
+      <w:r>
+        <w:rPr>
+          <w:lang w:val="en-US"/>
+        </w:rPr>
+        <w:t xml:space="preserve"> </w:t>
       </w:r>
       <w:r>
         <w:t>Статья</w:t>
@@ -18819,6 +19029,7 @@
       <w:r>
         <w:t xml:space="preserve"> </w:t>
       </w:r>
+      <w:proofErr w:type="spellStart"/>
       <w:r>
         <w:t>Представление_</w:t>
       </w:r>
@@ -18826,29 +19037,49 @@
         <w:t>р</w:t>
       </w:r>
       <w:r>
-        <w:t>есурса,</w:t>
+        <w:t>есурса</w:t>
+      </w:r>
+      <w:proofErr w:type="spellEnd"/>
+      <w:r>
+        <w:t>,</w:t>
       </w:r>
       <w:r>
         <w:t xml:space="preserve"> </w:t>
       </w:r>
-      <w:r>
-        <w:t>Тип_Хранения,</w:t>
+      <w:proofErr w:type="spellStart"/>
+      <w:r>
+        <w:t>Тип_Хранения</w:t>
+      </w:r>
+      <w:proofErr w:type="spellEnd"/>
+      <w:r>
+        <w:t>,</w:t>
       </w:r>
       <w:r>
         <w:t xml:space="preserve"> </w:t>
       </w:r>
-      <w:r>
-        <w:t>Формат_Хранения,</w:t>
+      <w:proofErr w:type="spellStart"/>
+      <w:r>
+        <w:t>Формат_Хранения</w:t>
+      </w:r>
+      <w:proofErr w:type="spellEnd"/>
+      <w:r>
+        <w:t>,</w:t>
       </w:r>
       <w:r>
         <w:t xml:space="preserve"> </w:t>
       </w:r>
-      <w:r>
-        <w:t>Физический_Экземпляр,</w:t>
+      <w:proofErr w:type="spellStart"/>
+      <w:r>
+        <w:t>Физический_Экземпляр</w:t>
+      </w:r>
+      <w:proofErr w:type="spellEnd"/>
+      <w:r>
+        <w:t>,</w:t>
       </w:r>
       <w:r>
         <w:t xml:space="preserve"> </w:t>
       </w:r>
+      <w:proofErr w:type="spellStart"/>
       <w:r>
         <w:t>Электронный_Ре</w:t>
       </w:r>
@@ -18856,11 +19087,16 @@
         <w:t>с</w:t>
       </w:r>
       <w:r>
-        <w:t>урс.</w:t>
+        <w:t>урс</w:t>
+      </w:r>
+      <w:proofErr w:type="spellEnd"/>
+      <w:r>
+        <w:t>.</w:t>
       </w:r>
       <w:r>
         <w:t xml:space="preserve"> </w:t>
       </w:r>
+      <w:proofErr w:type="spellStart"/>
       <w:r>
         <w:rPr>
           <w:i/>
@@ -18882,6 +19118,7 @@
         </w:rPr>
         <w:t>есурса</w:t>
       </w:r>
+      <w:proofErr w:type="spellEnd"/>
     </w:p>
     <w:p>
       <w:pPr>
@@ -18911,9 +19148,11 @@
         </w:rPr>
         <w:t>id_</w:t>
       </w:r>
+      <w:proofErr w:type="spellStart"/>
       <w:r>
         <w:t>Представление_ресурса</w:t>
       </w:r>
+      <w:proofErr w:type="spellEnd"/>
     </w:p>
     <w:p>
       <w:pPr>
@@ -18924,6 +19163,7 @@
           <w:iCs/>
         </w:rPr>
       </w:pPr>
+      <w:proofErr w:type="spellStart"/>
       <w:r>
         <w:rPr>
           <w:rFonts w:cs="Lohit Devanagari"/>
@@ -18932,6 +19172,7 @@
         </w:rPr>
         <w:t>Тип_Хранения</w:t>
       </w:r>
+      <w:proofErr w:type="spellEnd"/>
     </w:p>
     <w:p>
       <w:pPr>
@@ -18987,9 +19228,11 @@
         </w:rPr>
         <w:t>id_</w:t>
       </w:r>
+      <w:proofErr w:type="spellStart"/>
       <w:r>
         <w:t>Тип_хранения</w:t>
       </w:r>
+      <w:proofErr w:type="spellEnd"/>
     </w:p>
     <w:p>
       <w:pPr>
@@ -19000,6 +19243,7 @@
           <w:iCs/>
         </w:rPr>
       </w:pPr>
+      <w:proofErr w:type="spellStart"/>
       <w:r>
         <w:rPr>
           <w:rFonts w:cs="Lohit Devanagari"/>
@@ -19008,6 +19252,7 @@
         </w:rPr>
         <w:t>Формат_Хранения</w:t>
       </w:r>
+      <w:proofErr w:type="spellEnd"/>
     </w:p>
     <w:p>
       <w:pPr>
@@ -19088,6 +19333,7 @@
           <w:iCs/>
         </w:rPr>
       </w:pPr>
+      <w:proofErr w:type="spellStart"/>
       <w:r>
         <w:rPr>
           <w:rFonts w:cs="Lohit Devanagari"/>
@@ -19096,6 +19342,7 @@
         </w:rPr>
         <w:t>Физический_Экземпляр</w:t>
       </w:r>
+      <w:proofErr w:type="spellEnd"/>
     </w:p>
     <w:p>
       <w:pPr>
@@ -19119,9 +19366,11 @@
           <w:numId w:val="27"/>
         </w:numPr>
       </w:pPr>
+      <w:proofErr w:type="spellStart"/>
       <w:r>
         <w:t>инвентарный_номер</w:t>
       </w:r>
+      <w:proofErr w:type="spellEnd"/>
     </w:p>
     <w:p>
       <w:pPr>
@@ -19176,6 +19425,7 @@
           <w:iCs/>
         </w:rPr>
       </w:pPr>
+      <w:proofErr w:type="spellStart"/>
       <w:r>
         <w:rPr>
           <w:rFonts w:cs="Lohit Devanagari"/>
@@ -19184,6 +19434,7 @@
         </w:rPr>
         <w:t>Электронный_Ресурс</w:t>
       </w:r>
+      <w:proofErr w:type="spellEnd"/>
     </w:p>
     <w:p>
       <w:pPr>
@@ -19219,9 +19470,11 @@
           <w:numId w:val="27"/>
         </w:numPr>
       </w:pPr>
+      <w:proofErr w:type="spellStart"/>
       <w:r>
         <w:t>размер_файла</w:t>
       </w:r>
+      <w:proofErr w:type="spellEnd"/>
     </w:p>
     <w:p>
       <w:pPr>
@@ -19251,9 +19504,11 @@
         </w:rPr>
         <w:t>id_</w:t>
       </w:r>
+      <w:proofErr w:type="spellStart"/>
       <w:r>
         <w:t>Электронный_ресурс</w:t>
       </w:r>
+      <w:proofErr w:type="spellEnd"/>
     </w:p>
     <w:p>
       <w:pPr>
@@ -19277,6 +19532,7 @@
           <w:numId w:val="28"/>
         </w:numPr>
       </w:pPr>
+      <w:proofErr w:type="spellStart"/>
       <w:r>
         <w:t>Представление_</w:t>
       </w:r>
@@ -19286,6 +19542,7 @@
       <w:r>
         <w:t>есурса</w:t>
       </w:r>
+      <w:proofErr w:type="spellEnd"/>
       <w:r>
         <w:t xml:space="preserve"> </w:t>
       </w:r>
@@ -19298,6 +19555,7 @@
       <w:r>
         <w:t xml:space="preserve">:1 </w:t>
       </w:r>
+      <w:proofErr w:type="spellStart"/>
       <w:r>
         <w:t>Формат</w:t>
       </w:r>
@@ -19307,6 +19565,7 @@
       <w:r>
         <w:t>хранения</w:t>
       </w:r>
+      <w:proofErr w:type="spellEnd"/>
     </w:p>
     <w:p>
       <w:pPr>
@@ -19316,6 +19575,7 @@
           <w:numId w:val="28"/>
         </w:numPr>
       </w:pPr>
+      <w:proofErr w:type="spellStart"/>
       <w:r>
         <w:t>Представление_</w:t>
       </w:r>
@@ -19325,6 +19585,7 @@
       <w:r>
         <w:t>есурса</w:t>
       </w:r>
+      <w:proofErr w:type="spellEnd"/>
       <w:r>
         <w:t xml:space="preserve"> </w:t>
       </w:r>
@@ -19340,9 +19601,11 @@
       <w:r>
         <w:t xml:space="preserve"> </w:t>
       </w:r>
+      <w:proofErr w:type="spellStart"/>
       <w:r>
         <w:t>Физический_экземпляр</w:t>
       </w:r>
+      <w:proofErr w:type="spellEnd"/>
     </w:p>
     <w:p>
       <w:pPr>
@@ -19352,6 +19615,7 @@
           <w:numId w:val="28"/>
         </w:numPr>
       </w:pPr>
+      <w:proofErr w:type="spellStart"/>
       <w:r>
         <w:t>Представление_</w:t>
       </w:r>
@@ -19361,6 +19625,7 @@
       <w:r>
         <w:t>есурса</w:t>
       </w:r>
+      <w:proofErr w:type="spellEnd"/>
       <w:r>
         <w:t xml:space="preserve"> 1</w:t>
       </w:r>
@@ -19370,9 +19635,11 @@
         </w:rPr>
         <w:t xml:space="preserve">:1 </w:t>
       </w:r>
+      <w:proofErr w:type="spellStart"/>
       <w:r>
         <w:t>Электронный_ресурс</w:t>
       </w:r>
+      <w:proofErr w:type="spellEnd"/>
     </w:p>
     <w:p>
       <w:pPr>
@@ -19382,6 +19649,7 @@
           <w:numId w:val="28"/>
         </w:numPr>
       </w:pPr>
+      <w:proofErr w:type="spellStart"/>
       <w:r>
         <w:t>Представление_</w:t>
       </w:r>
@@ -19391,6 +19659,7 @@
       <w:r>
         <w:t>есурса</w:t>
       </w:r>
+      <w:proofErr w:type="spellEnd"/>
       <w:r>
         <w:t xml:space="preserve"> </w:t>
       </w:r>
@@ -19403,9 +19672,11 @@
       <w:r>
         <w:t xml:space="preserve">:1 </w:t>
       </w:r>
+      <w:proofErr w:type="spellStart"/>
       <w:r>
         <w:t>Тип_хранения</w:t>
       </w:r>
+      <w:proofErr w:type="spellEnd"/>
     </w:p>
     <w:p>
       <w:pPr>
@@ -19769,9 +20040,19 @@
           <w:numId w:val="27"/>
         </w:numPr>
       </w:pPr>
-      <w:r>
-        <w:t>ф.и.о</w:t>
-      </w:r>
+      <w:proofErr w:type="spellStart"/>
+      <w:r>
+        <w:t>ф</w:t>
+      </w:r>
+      <w:proofErr w:type="gramStart"/>
+      <w:r>
+        <w:t>.</w:t>
+      </w:r>
+      <w:proofErr w:type="gramEnd"/>
+      <w:r>
+        <w:t>и.о</w:t>
+      </w:r>
+      <w:proofErr w:type="spellEnd"/>
     </w:p>
     <w:p>
       <w:pPr>
@@ -19870,9 +20151,11 @@
           <w:numId w:val="27"/>
         </w:numPr>
       </w:pPr>
+      <w:proofErr w:type="spellStart"/>
       <w:r>
         <w:t>номер_читательского_билета</w:t>
       </w:r>
+      <w:proofErr w:type="spellEnd"/>
     </w:p>
     <w:p>
       <w:pPr>
@@ -19882,9 +20165,11 @@
           <w:numId w:val="27"/>
         </w:numPr>
       </w:pPr>
+      <w:proofErr w:type="spellStart"/>
       <w:r>
         <w:t>дата_регистрации</w:t>
       </w:r>
+      <w:proofErr w:type="spellEnd"/>
     </w:p>
     <w:p>
       <w:pPr>
@@ -19968,9 +20253,11 @@
           <w:numId w:val="27"/>
         </w:numPr>
       </w:pPr>
+      <w:proofErr w:type="spellStart"/>
       <w:r>
         <w:t>дата_приема_на_работу</w:t>
       </w:r>
+      <w:proofErr w:type="spellEnd"/>
     </w:p>
     <w:p>
       <w:pPr>
@@ -20224,7 +20511,23 @@
         <w:pStyle w:val="a0"/>
       </w:pPr>
       <w:r>
-        <w:t>Состав сущностей: Выдача, Движение_Фонда, Физический_Экземпляр.</w:t>
+        <w:t xml:space="preserve">Состав сущностей: Выдача, </w:t>
+      </w:r>
+      <w:proofErr w:type="spellStart"/>
+      <w:r>
+        <w:t>Движение_Фонда</w:t>
+      </w:r>
+      <w:proofErr w:type="spellEnd"/>
+      <w:r>
+        <w:t xml:space="preserve">, </w:t>
+      </w:r>
+      <w:proofErr w:type="spellStart"/>
+      <w:r>
+        <w:t>Физический_Экземпляр</w:t>
+      </w:r>
+      <w:proofErr w:type="spellEnd"/>
+      <w:r>
+        <w:t>.</w:t>
       </w:r>
     </w:p>
     <w:p>
@@ -20259,9 +20562,11 @@
           <w:numId w:val="27"/>
         </w:numPr>
       </w:pPr>
+      <w:proofErr w:type="spellStart"/>
       <w:r>
         <w:t>дата_выдачи</w:t>
       </w:r>
+      <w:proofErr w:type="spellEnd"/>
     </w:p>
     <w:p>
       <w:pPr>
@@ -20271,9 +20576,11 @@
           <w:numId w:val="27"/>
         </w:numPr>
       </w:pPr>
+      <w:proofErr w:type="spellStart"/>
       <w:r>
         <w:t>срок_возврата</w:t>
       </w:r>
+      <w:proofErr w:type="spellEnd"/>
     </w:p>
     <w:p>
       <w:pPr>
@@ -20283,9 +20590,11 @@
           <w:numId w:val="27"/>
         </w:numPr>
       </w:pPr>
+      <w:proofErr w:type="spellStart"/>
       <w:r>
         <w:t>дата_возврата</w:t>
       </w:r>
+      <w:proofErr w:type="spellEnd"/>
     </w:p>
     <w:p>
       <w:pPr>
@@ -20321,6 +20630,7 @@
           <w:iCs/>
         </w:rPr>
       </w:pPr>
+      <w:proofErr w:type="spellStart"/>
       <w:r>
         <w:rPr>
           <w:i/>
@@ -20328,6 +20638,7 @@
         </w:rPr>
         <w:t>Движение_Фонда</w:t>
       </w:r>
+      <w:proofErr w:type="spellEnd"/>
     </w:p>
     <w:p>
       <w:pPr>
@@ -20345,9 +20656,11 @@
           <w:numId w:val="27"/>
         </w:numPr>
       </w:pPr>
+      <w:proofErr w:type="spellStart"/>
       <w:r>
         <w:t>тип_операции</w:t>
       </w:r>
+      <w:proofErr w:type="spellEnd"/>
     </w:p>
     <w:p>
       <w:pPr>
@@ -20357,9 +20670,11 @@
           <w:numId w:val="27"/>
         </w:numPr>
       </w:pPr>
+      <w:proofErr w:type="spellStart"/>
       <w:r>
         <w:t>дата_операции</w:t>
       </w:r>
+      <w:proofErr w:type="spellEnd"/>
     </w:p>
     <w:p>
       <w:pPr>
@@ -20407,9 +20722,11 @@
         </w:rPr>
         <w:t>id_</w:t>
       </w:r>
+      <w:proofErr w:type="spellStart"/>
       <w:r>
         <w:t>Движение_фонда</w:t>
       </w:r>
+      <w:proofErr w:type="spellEnd"/>
     </w:p>
     <w:p>
       <w:pPr>
@@ -20420,6 +20737,7 @@
           <w:iCs/>
         </w:rPr>
       </w:pPr>
+      <w:proofErr w:type="spellStart"/>
       <w:r>
         <w:rPr>
           <w:rFonts w:cs="Lohit Devanagari"/>
@@ -20428,6 +20746,7 @@
         </w:rPr>
         <w:t>Физический_Экземпляр</w:t>
       </w:r>
+      <w:proofErr w:type="spellEnd"/>
     </w:p>
     <w:p>
       <w:pPr>
@@ -20451,9 +20770,11 @@
           <w:numId w:val="27"/>
         </w:numPr>
       </w:pPr>
+      <w:proofErr w:type="spellStart"/>
       <w:r>
         <w:t>инвентарный_номер</w:t>
       </w:r>
+      <w:proofErr w:type="spellEnd"/>
     </w:p>
     <w:p>
       <w:pPr>
@@ -20515,8 +20836,13 @@
           <w:numId w:val="27"/>
         </w:numPr>
       </w:pPr>
-      <w:r>
-        <w:t>Физический_экземпляр 1</w:t>
+      <w:proofErr w:type="spellStart"/>
+      <w:r>
+        <w:t>Физический_экземпляр</w:t>
+      </w:r>
+      <w:proofErr w:type="spellEnd"/>
+      <w:r>
+        <w:t xml:space="preserve"> 1</w:t>
       </w:r>
       <w:r>
         <w:t>:</w:t>
@@ -20530,9 +20856,11 @@
       <w:r>
         <w:t xml:space="preserve"> </w:t>
       </w:r>
+      <w:proofErr w:type="spellStart"/>
       <w:r>
         <w:t>Движение_фонда</w:t>
       </w:r>
+      <w:proofErr w:type="spellEnd"/>
     </w:p>
     <w:p>
       <w:pPr>
@@ -20542,8 +20870,13 @@
           <w:numId w:val="27"/>
         </w:numPr>
       </w:pPr>
-      <w:r>
-        <w:t>Физический_экземпляр 1</w:t>
+      <w:proofErr w:type="spellStart"/>
+      <w:r>
+        <w:t>Физический_экземпляр</w:t>
+      </w:r>
+      <w:proofErr w:type="spellEnd"/>
+      <w:r>
+        <w:t xml:space="preserve"> 1</w:t>
       </w:r>
       <w:r>
         <w:rPr>
@@ -20767,6 +21100,7 @@
           <w:numId w:val="29"/>
         </w:numPr>
       </w:pPr>
+      <w:proofErr w:type="spellStart"/>
       <w:r>
         <w:t>Представление_</w:t>
       </w:r>
@@ -20774,7 +21108,11 @@
         <w:t>р</w:t>
       </w:r>
       <w:r>
-        <w:t>есурса;</w:t>
+        <w:t>есурса</w:t>
+      </w:r>
+      <w:proofErr w:type="spellEnd"/>
+      <w:r>
+        <w:t>;</w:t>
       </w:r>
     </w:p>
     <w:p>
@@ -20785,8 +21123,13 @@
           <w:numId w:val="29"/>
         </w:numPr>
       </w:pPr>
-      <w:r>
-        <w:t>Тип_Хранения;</w:t>
+      <w:proofErr w:type="spellStart"/>
+      <w:r>
+        <w:t>Тип_Хранения</w:t>
+      </w:r>
+      <w:proofErr w:type="spellEnd"/>
+      <w:r>
+        <w:t>;</w:t>
       </w:r>
     </w:p>
     <w:p>
@@ -20797,8 +21140,13 @@
           <w:numId w:val="29"/>
         </w:numPr>
       </w:pPr>
-      <w:r>
-        <w:t>Формат_Хранения;</w:t>
+      <w:proofErr w:type="spellStart"/>
+      <w:r>
+        <w:t>Формат_Хранения</w:t>
+      </w:r>
+      <w:proofErr w:type="spellEnd"/>
+      <w:r>
+        <w:t>;</w:t>
       </w:r>
     </w:p>
     <w:p>
@@ -20809,8 +21157,13 @@
           <w:numId w:val="29"/>
         </w:numPr>
       </w:pPr>
-      <w:r>
-        <w:t>Физический_Экземпляр;</w:t>
+      <w:proofErr w:type="spellStart"/>
+      <w:r>
+        <w:t>Физический_Экземпляр</w:t>
+      </w:r>
+      <w:proofErr w:type="spellEnd"/>
+      <w:r>
+        <w:t>;</w:t>
       </w:r>
     </w:p>
     <w:p>
@@ -20821,8 +21174,13 @@
           <w:numId w:val="29"/>
         </w:numPr>
       </w:pPr>
-      <w:r>
-        <w:t>Электронный_Ресурс;</w:t>
+      <w:proofErr w:type="spellStart"/>
+      <w:r>
+        <w:t>Электронный_Ресурс</w:t>
+      </w:r>
+      <w:proofErr w:type="spellEnd"/>
+      <w:r>
+        <w:t>;</w:t>
       </w:r>
     </w:p>
     <w:p>
@@ -20923,8 +21281,13 @@
           <w:numId w:val="29"/>
         </w:numPr>
       </w:pPr>
-      <w:r>
-        <w:t>Движение_Фонда.</w:t>
+      <w:proofErr w:type="spellStart"/>
+      <w:r>
+        <w:t>Движение_Фонда</w:t>
+      </w:r>
+      <w:proofErr w:type="spellEnd"/>
+      <w:r>
+        <w:t>.</w:t>
       </w:r>
     </w:p>
     <w:p>
@@ -21002,6 +21365,7 @@
         </w:rPr>
         <w:t xml:space="preserve">:M </w:t>
       </w:r>
+      <w:proofErr w:type="spellStart"/>
       <w:r>
         <w:t>Представление</w:t>
       </w:r>
@@ -21011,6 +21375,7 @@
       <w:r>
         <w:t>ресурса</w:t>
       </w:r>
+      <w:proofErr w:type="spellEnd"/>
     </w:p>
     <w:p>
       <w:pPr>
@@ -21074,11 +21439,19 @@
       <w:r>
         <w:t xml:space="preserve">Автор </w:t>
       </w:r>
+      <w:proofErr w:type="gramStart"/>
       <w:r>
         <w:rPr>
           <w:lang w:val="en-US"/>
         </w:rPr>
-        <w:t xml:space="preserve">M:N </w:t>
+        <w:t>M:N</w:t>
+      </w:r>
+      <w:proofErr w:type="gramEnd"/>
+      <w:r>
+        <w:rPr>
+          <w:lang w:val="en-US"/>
+        </w:rPr>
+        <w:t xml:space="preserve"> </w:t>
       </w:r>
       <w:r>
         <w:t>Книга</w:t>
@@ -21095,11 +21468,19 @@
       <w:r>
         <w:t xml:space="preserve">Автор </w:t>
       </w:r>
+      <w:proofErr w:type="gramStart"/>
       <w:r>
         <w:rPr>
           <w:lang w:val="en-US"/>
         </w:rPr>
-        <w:t xml:space="preserve">M:N </w:t>
+        <w:t>M:N</w:t>
+      </w:r>
+      <w:proofErr w:type="gramEnd"/>
+      <w:r>
+        <w:rPr>
+          <w:lang w:val="en-US"/>
+        </w:rPr>
+        <w:t xml:space="preserve"> </w:t>
       </w:r>
       <w:r>
         <w:t>Статья</w:t>
@@ -21197,6 +21578,7 @@
           <w:numId w:val="26"/>
         </w:numPr>
       </w:pPr>
+      <w:proofErr w:type="spellStart"/>
       <w:r>
         <w:t>Представление_</w:t>
       </w:r>
@@ -21206,6 +21588,7 @@
       <w:r>
         <w:t>есурса</w:t>
       </w:r>
+      <w:proofErr w:type="spellEnd"/>
       <w:r>
         <w:t xml:space="preserve"> </w:t>
       </w:r>
@@ -21218,6 +21601,7 @@
       <w:r>
         <w:t xml:space="preserve">:1 </w:t>
       </w:r>
+      <w:proofErr w:type="spellStart"/>
       <w:r>
         <w:t>Формат</w:t>
       </w:r>
@@ -21227,6 +21611,7 @@
       <w:r>
         <w:t>хранения</w:t>
       </w:r>
+      <w:proofErr w:type="spellEnd"/>
     </w:p>
     <w:p>
       <w:pPr>
@@ -21236,6 +21621,7 @@
           <w:numId w:val="26"/>
         </w:numPr>
       </w:pPr>
+      <w:proofErr w:type="spellStart"/>
       <w:r>
         <w:t>Представление_</w:t>
       </w:r>
@@ -21245,6 +21631,7 @@
       <w:r>
         <w:t>есурса</w:t>
       </w:r>
+      <w:proofErr w:type="spellEnd"/>
       <w:r>
         <w:t xml:space="preserve"> </w:t>
       </w:r>
@@ -21260,9 +21647,11 @@
       <w:r>
         <w:t xml:space="preserve"> </w:t>
       </w:r>
+      <w:proofErr w:type="spellStart"/>
       <w:r>
         <w:t>Физический_экземпляр</w:t>
       </w:r>
+      <w:proofErr w:type="spellEnd"/>
     </w:p>
     <w:p>
       <w:pPr>
@@ -21272,6 +21661,7 @@
           <w:numId w:val="26"/>
         </w:numPr>
       </w:pPr>
+      <w:proofErr w:type="spellStart"/>
       <w:r>
         <w:t>Представление_</w:t>
       </w:r>
@@ -21281,6 +21671,7 @@
       <w:r>
         <w:t>есурса</w:t>
       </w:r>
+      <w:proofErr w:type="spellEnd"/>
       <w:r>
         <w:t xml:space="preserve"> 1</w:t>
       </w:r>
@@ -21290,9 +21681,11 @@
         </w:rPr>
         <w:t xml:space="preserve">:1 </w:t>
       </w:r>
+      <w:proofErr w:type="spellStart"/>
       <w:r>
         <w:t>Электронный_ресурс</w:t>
       </w:r>
+      <w:proofErr w:type="spellEnd"/>
     </w:p>
     <w:p>
       <w:pPr>
@@ -21302,6 +21695,7 @@
           <w:numId w:val="26"/>
         </w:numPr>
       </w:pPr>
+      <w:proofErr w:type="spellStart"/>
       <w:r>
         <w:t>Представление_</w:t>
       </w:r>
@@ -21311,6 +21705,7 @@
       <w:r>
         <w:t>есурса</w:t>
       </w:r>
+      <w:proofErr w:type="spellEnd"/>
       <w:r>
         <w:t xml:space="preserve"> </w:t>
       </w:r>
@@ -21323,9 +21718,11 @@
       <w:r>
         <w:t xml:space="preserve">:1 </w:t>
       </w:r>
+      <w:proofErr w:type="spellStart"/>
       <w:r>
         <w:t>Тип_хранения</w:t>
       </w:r>
+      <w:proofErr w:type="spellEnd"/>
     </w:p>
     <w:p>
       <w:pPr>
@@ -21429,8 +21826,13 @@
         <w:t>:M</w:t>
       </w:r>
       <w:r>
-        <w:t xml:space="preserve"> Движение_фонда</w:t>
-      </w:r>
+        <w:t xml:space="preserve"> </w:t>
+      </w:r>
+      <w:proofErr w:type="spellStart"/>
+      <w:r>
+        <w:t>Движение_фонда</w:t>
+      </w:r>
+      <w:proofErr w:type="spellEnd"/>
     </w:p>
     <w:p>
       <w:pPr>
@@ -21497,8 +21899,13 @@
           <w:numId w:val="26"/>
         </w:numPr>
       </w:pPr>
-      <w:r>
-        <w:t>Физический_экземпляр 1</w:t>
+      <w:proofErr w:type="spellStart"/>
+      <w:r>
+        <w:t>Физический_экземпляр</w:t>
+      </w:r>
+      <w:proofErr w:type="spellEnd"/>
+      <w:r>
+        <w:t xml:space="preserve"> 1</w:t>
       </w:r>
       <w:r>
         <w:t>:</w:t>
@@ -21512,9 +21919,11 @@
       <w:r>
         <w:t xml:space="preserve"> </w:t>
       </w:r>
+      <w:proofErr w:type="spellStart"/>
       <w:r>
         <w:t>Движение_фонда</w:t>
       </w:r>
+      <w:proofErr w:type="spellEnd"/>
     </w:p>
     <w:p>
       <w:pPr>
@@ -21524,8 +21933,13 @@
           <w:numId w:val="26"/>
         </w:numPr>
       </w:pPr>
-      <w:r>
-        <w:t>Физический_экземпляр 1</w:t>
+      <w:proofErr w:type="spellStart"/>
+      <w:r>
+        <w:t>Физический_экземпляр</w:t>
+      </w:r>
+      <w:proofErr w:type="spellEnd"/>
+      <w:r>
+        <w:t xml:space="preserve"> 1</w:t>
       </w:r>
       <w:r>
         <w:rPr>
@@ -21554,9 +21968,11 @@
         </w:rPr>
         <w:t xml:space="preserve"> 1:M </w:t>
       </w:r>
+      <w:proofErr w:type="spellStart"/>
       <w:r>
         <w:t>Физический_экземпляр</w:t>
       </w:r>
+      <w:proofErr w:type="spellEnd"/>
     </w:p>
     <w:p>
       <w:pPr>
@@ -21775,7 +22191,15 @@
         </w:numPr>
       </w:pPr>
       <w:r>
-        <w:t>связь между отношениями Филиал и Отдел реализована внешним ключом id_Филиал в отношении Отдел;</w:t>
+        <w:t xml:space="preserve">связь между отношениями Филиал и Отдел реализована внешним ключом </w:t>
+      </w:r>
+      <w:proofErr w:type="spellStart"/>
+      <w:r>
+        <w:t>id_Филиал</w:t>
+      </w:r>
+      <w:proofErr w:type="spellEnd"/>
+      <w:r>
+        <w:t xml:space="preserve"> в отношении Отдел;</w:t>
       </w:r>
     </w:p>
     <w:p>
@@ -21787,7 +22211,15 @@
         </w:numPr>
       </w:pPr>
       <w:r>
-        <w:t>связь между отношениями Издательство и Книга реализована внешним ключом id_Издательство в отношении Книга.</w:t>
+        <w:t xml:space="preserve">связь между отношениями Издательство и Книга реализована внешним ключом </w:t>
+      </w:r>
+      <w:proofErr w:type="spellStart"/>
+      <w:r>
+        <w:t>id_Издательство</w:t>
+      </w:r>
+      <w:proofErr w:type="spellEnd"/>
+      <w:r>
+        <w:t xml:space="preserve"> в отношении Книга.</w:t>
       </w:r>
     </w:p>
     <w:p>
@@ -21806,8 +22238,13 @@
           <w:numId w:val="33"/>
         </w:numPr>
       </w:pPr>
-      <w:r>
-        <w:t>Автор_Книга;</w:t>
+      <w:proofErr w:type="spellStart"/>
+      <w:r>
+        <w:t>Автор_Книга</w:t>
+      </w:r>
+      <w:proofErr w:type="spellEnd"/>
+      <w:r>
+        <w:t>;</w:t>
       </w:r>
     </w:p>
     <w:p>
@@ -21818,8 +22255,13 @@
           <w:numId w:val="33"/>
         </w:numPr>
       </w:pPr>
-      <w:r>
-        <w:t>Автор_Статья.</w:t>
+      <w:proofErr w:type="spellStart"/>
+      <w:r>
+        <w:t>Автор_Статья</w:t>
+      </w:r>
+      <w:proofErr w:type="spellEnd"/>
+      <w:r>
+        <w:t>.</w:t>
       </w:r>
     </w:p>
     <w:p>
@@ -21929,6 +22371,7 @@
           <w:numId w:val="30"/>
         </w:numPr>
       </w:pPr>
+      <w:proofErr w:type="spellStart"/>
       <w:r>
         <w:t>Автор_</w:t>
       </w:r>
@@ -21938,6 +22381,7 @@
       <w:r>
         <w:t>нига</w:t>
       </w:r>
+      <w:proofErr w:type="spellEnd"/>
       <w:r>
         <w:rPr>
           <w:lang w:val="en-US"/>
@@ -22043,6 +22487,7 @@
           <w:numId w:val="30"/>
         </w:numPr>
       </w:pPr>
+      <w:proofErr w:type="spellStart"/>
       <w:r>
         <w:t>Автор_</w:t>
       </w:r>
@@ -22052,6 +22497,7 @@
       <w:r>
         <w:t>татья</w:t>
       </w:r>
+      <w:proofErr w:type="spellEnd"/>
       <w:r>
         <w:rPr>
           <w:lang w:val="en-US"/>
@@ -22067,6 +22513,7 @@
           <w:numId w:val="30"/>
         </w:numPr>
       </w:pPr>
+      <w:proofErr w:type="spellStart"/>
       <w:r>
         <w:t>Представление_</w:t>
       </w:r>
@@ -22076,6 +22523,7 @@
       <w:r>
         <w:t>есурса</w:t>
       </w:r>
+      <w:proofErr w:type="spellEnd"/>
       <w:r>
         <w:rPr>
           <w:lang w:val="en-US"/>
@@ -22091,6 +22539,7 @@
           <w:numId w:val="30"/>
         </w:numPr>
       </w:pPr>
+      <w:proofErr w:type="spellStart"/>
       <w:r>
         <w:t>Тип_</w:t>
       </w:r>
@@ -22100,6 +22549,7 @@
       <w:r>
         <w:t>ранения</w:t>
       </w:r>
+      <w:proofErr w:type="spellEnd"/>
       <w:r>
         <w:rPr>
           <w:lang w:val="en-US"/>
@@ -22115,6 +22565,7 @@
           <w:numId w:val="30"/>
         </w:numPr>
       </w:pPr>
+      <w:proofErr w:type="spellStart"/>
       <w:r>
         <w:t>Формат_</w:t>
       </w:r>
@@ -22124,6 +22575,7 @@
       <w:r>
         <w:t>ранения</w:t>
       </w:r>
+      <w:proofErr w:type="spellEnd"/>
       <w:r>
         <w:rPr>
           <w:lang w:val="en-US"/>
@@ -22139,6 +22591,7 @@
           <w:numId w:val="30"/>
         </w:numPr>
       </w:pPr>
+      <w:proofErr w:type="spellStart"/>
       <w:r>
         <w:t>Физический_</w:t>
       </w:r>
@@ -22148,6 +22601,7 @@
       <w:r>
         <w:t>кземпляр</w:t>
       </w:r>
+      <w:proofErr w:type="spellEnd"/>
       <w:r>
         <w:rPr>
           <w:lang w:val="en-US"/>
@@ -22163,6 +22617,7 @@
           <w:numId w:val="30"/>
         </w:numPr>
       </w:pPr>
+      <w:proofErr w:type="spellStart"/>
       <w:r>
         <w:t>Электронный_</w:t>
       </w:r>
@@ -22172,6 +22627,7 @@
       <w:r>
         <w:t>есурс</w:t>
       </w:r>
+      <w:proofErr w:type="spellEnd"/>
       <w:r>
         <w:rPr>
           <w:lang w:val="en-US"/>
@@ -22313,6 +22769,7 @@
           <w:numId w:val="30"/>
         </w:numPr>
       </w:pPr>
+      <w:proofErr w:type="spellStart"/>
       <w:r>
         <w:t>Движение_</w:t>
       </w:r>
@@ -22322,6 +22779,7 @@
       <w:r>
         <w:t>онда</w:t>
       </w:r>
+      <w:proofErr w:type="spellEnd"/>
       <w:r>
         <w:rPr>
           <w:lang w:val="en-US"/>
@@ -22545,7 +23003,15 @@
         <w:pStyle w:val="a0"/>
       </w:pPr>
       <w:r>
-        <w:t>Рассмотрим отношение Физический_Экземпляр.</w:t>
+        <w:t xml:space="preserve">Рассмотрим отношение </w:t>
+      </w:r>
+      <w:proofErr w:type="spellStart"/>
+      <w:r>
+        <w:t>Физический_Экземпляр</w:t>
+      </w:r>
+      <w:proofErr w:type="spellEnd"/>
+      <w:r>
+        <w:t>.</w:t>
       </w:r>
     </w:p>
     <w:p>
@@ -22564,8 +23030,13 @@
           <w:numId w:val="35"/>
         </w:numPr>
       </w:pPr>
-      <w:r>
-        <w:t xml:space="preserve">id_Экземпляр; </w:t>
+      <w:proofErr w:type="spellStart"/>
+      <w:r>
+        <w:t>id_Экземпляр</w:t>
+      </w:r>
+      <w:proofErr w:type="spellEnd"/>
+      <w:r>
+        <w:t xml:space="preserve">; </w:t>
       </w:r>
     </w:p>
     <w:p>
@@ -22576,8 +23047,13 @@
           <w:numId w:val="35"/>
         </w:numPr>
       </w:pPr>
-      <w:r>
-        <w:t xml:space="preserve">инвентарный_номер; </w:t>
+      <w:proofErr w:type="spellStart"/>
+      <w:r>
+        <w:t>инвентарный_номер</w:t>
+      </w:r>
+      <w:proofErr w:type="spellEnd"/>
+      <w:r>
+        <w:t xml:space="preserve">; </w:t>
       </w:r>
     </w:p>
     <w:p>
@@ -22600,8 +23076,13 @@
           <w:numId w:val="35"/>
         </w:numPr>
       </w:pPr>
-      <w:r>
-        <w:t xml:space="preserve">id_Представление; </w:t>
+      <w:proofErr w:type="spellStart"/>
+      <w:r>
+        <w:t>id_Представление</w:t>
+      </w:r>
+      <w:proofErr w:type="spellEnd"/>
+      <w:r>
+        <w:t xml:space="preserve">; </w:t>
       </w:r>
     </w:p>
     <w:p>
@@ -22612,8 +23093,13 @@
           <w:numId w:val="35"/>
         </w:numPr>
       </w:pPr>
-      <w:r>
-        <w:t xml:space="preserve">id_Отдел. </w:t>
+      <w:proofErr w:type="spellStart"/>
+      <w:r>
+        <w:t>id_Отдел</w:t>
+      </w:r>
+      <w:proofErr w:type="spellEnd"/>
+      <w:r>
+        <w:t xml:space="preserve">. </w:t>
       </w:r>
     </w:p>
     <w:p>
@@ -22632,8 +23118,13 @@
           <w:numId w:val="37"/>
         </w:numPr>
       </w:pPr>
-      <w:r>
-        <w:t xml:space="preserve">id_Экземпляр </w:t>
+      <w:proofErr w:type="spellStart"/>
+      <w:r>
+        <w:t>id_Экземпляр</w:t>
+      </w:r>
+      <w:proofErr w:type="spellEnd"/>
+      <w:r>
+        <w:t xml:space="preserve"> </w:t>
       </w:r>
       <m:oMath>
         <m:r>
@@ -22655,8 +23146,13 @@
           <w:numId w:val="37"/>
         </w:numPr>
       </w:pPr>
-      <w:r>
-        <w:t xml:space="preserve">инвентарный_номер </w:t>
+      <w:proofErr w:type="spellStart"/>
+      <w:r>
+        <w:t>инвентарный_номер</w:t>
+      </w:r>
+      <w:proofErr w:type="spellEnd"/>
+      <w:r>
+        <w:t xml:space="preserve"> </w:t>
       </w:r>
       <m:oMath>
         <m:r>
@@ -22674,8 +23170,13 @@
       <w:pPr>
         <w:pStyle w:val="a0"/>
       </w:pPr>
-      <w:r>
-        <w:t>Кандидатными ключами отношения являются:</w:t>
+      <w:proofErr w:type="spellStart"/>
+      <w:r>
+        <w:t>Кандидатными</w:t>
+      </w:r>
+      <w:proofErr w:type="spellEnd"/>
+      <w:r>
+        <w:t xml:space="preserve"> ключами отношения являются:</w:t>
       </w:r>
     </w:p>
     <w:p>
@@ -22686,8 +23187,13 @@
           <w:numId w:val="36"/>
         </w:numPr>
       </w:pPr>
-      <w:r>
-        <w:t xml:space="preserve">id_Экземпляр; </w:t>
+      <w:proofErr w:type="spellStart"/>
+      <w:r>
+        <w:t>id_Экземпляр</w:t>
+      </w:r>
+      <w:proofErr w:type="spellEnd"/>
+      <w:r>
+        <w:t xml:space="preserve">; </w:t>
       </w:r>
     </w:p>
     <w:p>
@@ -22698,8 +23204,13 @@
           <w:numId w:val="36"/>
         </w:numPr>
       </w:pPr>
-      <w:r>
-        <w:t xml:space="preserve">инвентарный_номер. </w:t>
+      <w:proofErr w:type="spellStart"/>
+      <w:r>
+        <w:t>инвентарный_номер</w:t>
+      </w:r>
+      <w:proofErr w:type="spellEnd"/>
+      <w:r>
+        <w:t xml:space="preserve">. </w:t>
       </w:r>
     </w:p>
     <w:p>
@@ -22707,13 +23218,29 @@
         <w:pStyle w:val="a0"/>
       </w:pPr>
       <w:r>
-        <w:t>Все неключевые атрибуты полностью функционально зависят от кандидатных ключей. Частичные и транзитивные зависимости отсутствуют. Следовательно, отношение Физический_</w:t>
+        <w:t xml:space="preserve">Все неключевые атрибуты полностью функционально зависят от </w:t>
+      </w:r>
+      <w:proofErr w:type="spellStart"/>
+      <w:r>
+        <w:t>кандидатных</w:t>
+      </w:r>
+      <w:proofErr w:type="spellEnd"/>
+      <w:r>
+        <w:t xml:space="preserve"> ключей. Частичные и транзитивные зависимости отсутствуют. Следовательно, отношение </w:t>
+      </w:r>
+      <w:proofErr w:type="spellStart"/>
+      <w:r>
+        <w:t>Физический_</w:t>
       </w:r>
       <w:r>
         <w:t>э</w:t>
       </w:r>
       <w:r>
-        <w:t>кземпляр находится в НФБК.</w:t>
+        <w:t>кземпляр</w:t>
+      </w:r>
+      <w:proofErr w:type="spellEnd"/>
+      <w:r>
+        <w:t xml:space="preserve"> находится в НФБК.</w:t>
       </w:r>
     </w:p>
     <w:p>
@@ -22740,8 +23267,13 @@
           <w:numId w:val="38"/>
         </w:numPr>
       </w:pPr>
-      <w:r>
-        <w:t xml:space="preserve">id_Выдача; </w:t>
+      <w:proofErr w:type="spellStart"/>
+      <w:r>
+        <w:t>id_Выдача</w:t>
+      </w:r>
+      <w:proofErr w:type="spellEnd"/>
+      <w:r>
+        <w:t xml:space="preserve">; </w:t>
       </w:r>
     </w:p>
     <w:p>
@@ -22752,8 +23284,13 @@
           <w:numId w:val="38"/>
         </w:numPr>
       </w:pPr>
-      <w:r>
-        <w:t xml:space="preserve">дата_выдачи; </w:t>
+      <w:proofErr w:type="spellStart"/>
+      <w:r>
+        <w:t>дата_выдачи</w:t>
+      </w:r>
+      <w:proofErr w:type="spellEnd"/>
+      <w:r>
+        <w:t xml:space="preserve">; </w:t>
       </w:r>
     </w:p>
     <w:p>
@@ -22764,8 +23301,13 @@
           <w:numId w:val="38"/>
         </w:numPr>
       </w:pPr>
-      <w:r>
-        <w:t xml:space="preserve">срок_возврата; </w:t>
+      <w:proofErr w:type="spellStart"/>
+      <w:r>
+        <w:t>срок_возврата</w:t>
+      </w:r>
+      <w:proofErr w:type="spellEnd"/>
+      <w:r>
+        <w:t xml:space="preserve">; </w:t>
       </w:r>
     </w:p>
     <w:p>
@@ -22776,8 +23318,13 @@
           <w:numId w:val="38"/>
         </w:numPr>
       </w:pPr>
-      <w:r>
-        <w:t xml:space="preserve">дата_возврата; </w:t>
+      <w:proofErr w:type="spellStart"/>
+      <w:r>
+        <w:t>дата_возврата</w:t>
+      </w:r>
+      <w:proofErr w:type="spellEnd"/>
+      <w:r>
+        <w:t xml:space="preserve">; </w:t>
       </w:r>
     </w:p>
     <w:p>
@@ -22788,8 +23335,13 @@
           <w:numId w:val="38"/>
         </w:numPr>
       </w:pPr>
-      <w:r>
-        <w:t xml:space="preserve">id_Экземпляр; </w:t>
+      <w:proofErr w:type="spellStart"/>
+      <w:r>
+        <w:t>id_Экземпляр</w:t>
+      </w:r>
+      <w:proofErr w:type="spellEnd"/>
+      <w:r>
+        <w:t xml:space="preserve">; </w:t>
       </w:r>
     </w:p>
     <w:p>
@@ -22800,8 +23352,13 @@
           <w:numId w:val="38"/>
         </w:numPr>
       </w:pPr>
-      <w:r>
-        <w:t xml:space="preserve">id_Читатель; </w:t>
+      <w:proofErr w:type="spellStart"/>
+      <w:r>
+        <w:t>id_Читатель</w:t>
+      </w:r>
+      <w:proofErr w:type="spellEnd"/>
+      <w:r>
+        <w:t xml:space="preserve">; </w:t>
       </w:r>
     </w:p>
     <w:p>
@@ -22812,8 +23369,13 @@
           <w:numId w:val="38"/>
         </w:numPr>
       </w:pPr>
-      <w:r>
-        <w:t xml:space="preserve">id_Сотрудник. </w:t>
+      <w:proofErr w:type="spellStart"/>
+      <w:r>
+        <w:t>id_Сотрудник</w:t>
+      </w:r>
+      <w:proofErr w:type="spellEnd"/>
+      <w:r>
+        <w:t xml:space="preserve">. </w:t>
       </w:r>
     </w:p>
     <w:p>
@@ -22832,8 +23394,13 @@
           <w:numId w:val="39"/>
         </w:numPr>
       </w:pPr>
-      <w:r>
-        <w:t xml:space="preserve">id_Выдача </w:t>
+      <w:proofErr w:type="spellStart"/>
+      <w:r>
+        <w:t>id_Выдача</w:t>
+      </w:r>
+      <w:proofErr w:type="spellEnd"/>
+      <w:r>
+        <w:t xml:space="preserve"> </w:t>
       </w:r>
       <m:oMath>
         <m:r>
@@ -22851,8 +23418,21 @@
       <w:pPr>
         <w:pStyle w:val="a0"/>
       </w:pPr>
-      <w:r>
-        <w:t>Кандидатным ключом отношения является атрибут id_Выдача.</w:t>
+      <w:proofErr w:type="spellStart"/>
+      <w:r>
+        <w:t>Кандидатным</w:t>
+      </w:r>
+      <w:proofErr w:type="spellEnd"/>
+      <w:r>
+        <w:t xml:space="preserve"> ключом отношения является атрибут </w:t>
+      </w:r>
+      <w:proofErr w:type="spellStart"/>
+      <w:r>
+        <w:t>id_Выдача</w:t>
+      </w:r>
+      <w:proofErr w:type="spellEnd"/>
+      <w:r>
+        <w:t>.</w:t>
       </w:r>
     </w:p>
     <w:p>
@@ -22868,7 +23448,15 @@
         <w:pStyle w:val="a0"/>
       </w:pPr>
       <w:r>
-        <w:t>Рассмотрим отношение Автор_Книга.</w:t>
+        <w:t xml:space="preserve">Рассмотрим отношение </w:t>
+      </w:r>
+      <w:proofErr w:type="spellStart"/>
+      <w:r>
+        <w:t>Автор_Книга</w:t>
+      </w:r>
+      <w:proofErr w:type="spellEnd"/>
+      <w:r>
+        <w:t>.</w:t>
       </w:r>
     </w:p>
     <w:p>
@@ -22887,8 +23475,13 @@
           <w:numId w:val="40"/>
         </w:numPr>
       </w:pPr>
-      <w:r>
-        <w:t xml:space="preserve">id_Автор; </w:t>
+      <w:proofErr w:type="spellStart"/>
+      <w:r>
+        <w:t>id_Автор</w:t>
+      </w:r>
+      <w:proofErr w:type="spellEnd"/>
+      <w:r>
+        <w:t xml:space="preserve">; </w:t>
       </w:r>
     </w:p>
     <w:p>
@@ -22899,8 +23492,13 @@
           <w:numId w:val="40"/>
         </w:numPr>
       </w:pPr>
-      <w:r>
-        <w:t xml:space="preserve">id_Ресурс. </w:t>
+      <w:proofErr w:type="spellStart"/>
+      <w:r>
+        <w:t>id_Ресурс</w:t>
+      </w:r>
+      <w:proofErr w:type="spellEnd"/>
+      <w:r>
+        <w:t xml:space="preserve">. </w:t>
       </w:r>
     </w:p>
     <w:p>
@@ -22919,8 +23517,13 @@
           <w:numId w:val="41"/>
         </w:numPr>
       </w:pPr>
-      <w:r>
-        <w:t xml:space="preserve">id_Автор; </w:t>
+      <w:proofErr w:type="spellStart"/>
+      <w:r>
+        <w:t>id_Автор</w:t>
+      </w:r>
+      <w:proofErr w:type="spellEnd"/>
+      <w:r>
+        <w:t xml:space="preserve">; </w:t>
       </w:r>
     </w:p>
     <w:p>
@@ -22931,8 +23534,13 @@
           <w:numId w:val="41"/>
         </w:numPr>
       </w:pPr>
-      <w:r>
-        <w:t xml:space="preserve">id_Ресурс. </w:t>
+      <w:proofErr w:type="spellStart"/>
+      <w:r>
+        <w:t>id_Ресурс</w:t>
+      </w:r>
+      <w:proofErr w:type="spellEnd"/>
+      <w:r>
+        <w:t xml:space="preserve">. </w:t>
       </w:r>
     </w:p>
     <w:p>
@@ -22940,7 +23548,15 @@
         <w:pStyle w:val="a0"/>
       </w:pPr>
       <w:r>
-        <w:t>Отношение не содержит неключевых атрибутов, поэтому частичные и транзитивные зависимости отсутствуют. Следовательно, отношение Автор_Книга также находится в НФБК.</w:t>
+        <w:t xml:space="preserve">Отношение не содержит неключевых атрибутов, поэтому частичные и транзитивные зависимости отсутствуют. Следовательно, отношение </w:t>
+      </w:r>
+      <w:proofErr w:type="spellStart"/>
+      <w:r>
+        <w:t>Автор_Книга</w:t>
+      </w:r>
+      <w:proofErr w:type="spellEnd"/>
+      <w:r>
+        <w:t xml:space="preserve"> также находится в НФБК.</w:t>
       </w:r>
     </w:p>
     <w:p>
@@ -23180,7 +23796,15 @@
         <w:pStyle w:val="a0"/>
       </w:pPr>
       <w:r>
-        <w:t>Для реализации схемы базы данных используются стандартные типы данных MS SQL Server. В качестве первичных ключей используется тип данных INT IDENTITY(1,1), обеспечивающий автоматическую генерацию уникальных идентификаторов. Для реализации внешних ключей используется тип INT.</w:t>
+        <w:t xml:space="preserve">Для реализации схемы базы данных используются стандартные типы данных MS SQL Server. В качестве первичных ключей используется тип данных INT </w:t>
+      </w:r>
+      <w:proofErr w:type="gramStart"/>
+      <w:r>
+        <w:t>IDENTITY(</w:t>
+      </w:r>
+      <w:proofErr w:type="gramEnd"/>
+      <w:r>
+        <w:t>1,1), обеспечивающий автоматическую генерацию уникальных идентификаторов. Для реализации внешних ключей используется тип INT.</w:t>
       </w:r>
     </w:p>
     <w:p>
@@ -23188,7 +23812,15 @@
         <w:pStyle w:val="a0"/>
       </w:pPr>
       <w:r>
-        <w:t xml:space="preserve">Для хранения текстовых данных используется тип NVARCHAR, обеспечивающий поддержку хранения символьных данных Unicode. Для хранения дат используется тип данных DATE, а для хранения больших текстовых описаний — NVARCHAR(MAX). </w:t>
+        <w:t xml:space="preserve">Для хранения текстовых данных используется тип NVARCHAR, обеспечивающий поддержку хранения символьных данных </w:t>
+      </w:r>
+      <w:proofErr w:type="spellStart"/>
+      <w:r>
+        <w:t>Unicode</w:t>
+      </w:r>
+      <w:proofErr w:type="spellEnd"/>
+      <w:r>
+        <w:t xml:space="preserve">. Для хранения дат используется тип данных DATE, а для хранения больших текстовых описаний — NVARCHAR(MAX). </w:t>
       </w:r>
     </w:p>
     <w:p>
@@ -23276,7 +23908,21 @@
               <w:rPr>
                 <w:lang w:val="en-US"/>
               </w:rPr>
-              <w:t>INT IDENTITY(1,1)</w:t>
+              <w:t xml:space="preserve">INT </w:t>
+            </w:r>
+            <w:proofErr w:type="gramStart"/>
+            <w:r>
+              <w:rPr>
+                <w:lang w:val="en-US"/>
+              </w:rPr>
+              <w:t>IDENTITY(</w:t>
+            </w:r>
+            <w:proofErr w:type="gramEnd"/>
+            <w:r>
+              <w:rPr>
+                <w:lang w:val="en-US"/>
+              </w:rPr>
+              <w:t>1,1)</w:t>
             </w:r>
           </w:p>
         </w:tc>
@@ -23340,11 +23986,19 @@
                 <w:lang w:val="en-US"/>
               </w:rPr>
             </w:pPr>
+            <w:proofErr w:type="gramStart"/>
             <w:r>
               <w:rPr>
                 <w:lang w:val="en-US"/>
               </w:rPr>
-              <w:t>NVARCHAR(255)</w:t>
+              <w:t>NVARCHAR(</w:t>
+            </w:r>
+            <w:proofErr w:type="gramEnd"/>
+            <w:r>
+              <w:rPr>
+                <w:lang w:val="en-US"/>
+              </w:rPr>
+              <w:t>255)</w:t>
             </w:r>
           </w:p>
         </w:tc>
@@ -23374,11 +24028,19 @@
                 <w:lang w:val="en-US"/>
               </w:rPr>
             </w:pPr>
+            <w:proofErr w:type="gramStart"/>
             <w:r>
               <w:rPr>
                 <w:lang w:val="en-US"/>
               </w:rPr>
-              <w:t>NVARCHAR(100)</w:t>
+              <w:t>NVARCHAR(</w:t>
+            </w:r>
+            <w:proofErr w:type="gramEnd"/>
+            <w:r>
+              <w:rPr>
+                <w:lang w:val="en-US"/>
+              </w:rPr>
+              <w:t>100)</w:t>
             </w:r>
           </w:p>
         </w:tc>
@@ -23581,9 +24243,11 @@
             <w:pPr>
               <w:pStyle w:val="a0"/>
             </w:pPr>
+            <w:proofErr w:type="gramStart"/>
             <w:r>
               <w:t>NVARCHAR(</w:t>
             </w:r>
+            <w:proofErr w:type="gramEnd"/>
             <w:r>
               <w:t>17</w:t>
             </w:r>
@@ -23658,11 +24322,19 @@
                 <w:lang w:val="en-US"/>
               </w:rPr>
             </w:pPr>
+            <w:proofErr w:type="gramStart"/>
             <w:r>
               <w:rPr>
                 <w:lang w:val="en-US"/>
               </w:rPr>
-              <w:t>NVARCHAR(5</w:t>
+              <w:t>NVARCHAR(</w:t>
+            </w:r>
+            <w:proofErr w:type="gramEnd"/>
+            <w:r>
+              <w:rPr>
+                <w:lang w:val="en-US"/>
+              </w:rPr>
+              <w:t>5</w:t>
             </w:r>
             <w:r>
               <w:t>0</w:t>
@@ -23685,9 +24357,11 @@
             <w:pPr>
               <w:pStyle w:val="a0"/>
             </w:pPr>
+            <w:proofErr w:type="spellStart"/>
             <w:r>
               <w:t>инвентарный_номер</w:t>
             </w:r>
+            <w:proofErr w:type="spellEnd"/>
           </w:p>
         </w:tc>
         <w:tc>
@@ -23701,9 +24375,11 @@
                 <w:lang w:val="en-US"/>
               </w:rPr>
             </w:pPr>
+            <w:proofErr w:type="gramStart"/>
             <w:r>
               <w:t>NVARCHAR(</w:t>
             </w:r>
+            <w:proofErr w:type="gramEnd"/>
             <w:r>
               <w:t>5</w:t>
             </w:r>
@@ -23722,9 +24398,11 @@
             <w:pPr>
               <w:pStyle w:val="a0"/>
             </w:pPr>
+            <w:proofErr w:type="spellStart"/>
             <w:r>
               <w:t>номер_читательского_билета</w:t>
             </w:r>
+            <w:proofErr w:type="spellEnd"/>
           </w:p>
         </w:tc>
         <w:tc>
@@ -23738,9 +24416,11 @@
                 <w:lang w:val="en-US"/>
               </w:rPr>
             </w:pPr>
+            <w:proofErr w:type="gramStart"/>
             <w:r>
               <w:t>NVARCHAR(</w:t>
             </w:r>
+            <w:proofErr w:type="gramEnd"/>
             <w:r>
               <w:t>5</w:t>
             </w:r>
@@ -23775,9 +24455,11 @@
                 <w:lang w:val="en-US"/>
               </w:rPr>
             </w:pPr>
+            <w:proofErr w:type="gramStart"/>
             <w:r>
               <w:t>NVARCHAR(</w:t>
             </w:r>
+            <w:proofErr w:type="gramEnd"/>
             <w:r>
               <w:t>5</w:t>
             </w:r>
@@ -23812,9 +24494,11 @@
                 <w:lang w:val="en-US"/>
               </w:rPr>
             </w:pPr>
+            <w:proofErr w:type="gramStart"/>
             <w:r>
               <w:t>NVARCHAR(</w:t>
             </w:r>
+            <w:proofErr w:type="gramEnd"/>
             <w:r>
               <w:t>5</w:t>
             </w:r>
@@ -23833,9 +24517,11 @@
             <w:pPr>
               <w:pStyle w:val="a0"/>
             </w:pPr>
+            <w:proofErr w:type="spellStart"/>
             <w:r>
               <w:t>тип_операции</w:t>
             </w:r>
+            <w:proofErr w:type="spellEnd"/>
           </w:p>
         </w:tc>
         <w:tc>
@@ -23849,9 +24535,11 @@
                 <w:lang w:val="en-US"/>
               </w:rPr>
             </w:pPr>
+            <w:proofErr w:type="gramStart"/>
             <w:r>
               <w:t>NVARCHAR(</w:t>
             </w:r>
+            <w:proofErr w:type="gramEnd"/>
             <w:r>
               <w:t>5</w:t>
             </w:r>
@@ -23870,9 +24558,11 @@
             <w:pPr>
               <w:pStyle w:val="a0"/>
             </w:pPr>
+            <w:proofErr w:type="spellStart"/>
             <w:r>
               <w:t>размер_файла</w:t>
             </w:r>
+            <w:proofErr w:type="spellEnd"/>
           </w:p>
         </w:tc>
         <w:tc>
@@ -23886,8 +24576,13 @@
                 <w:lang w:val="en-US"/>
               </w:rPr>
             </w:pPr>
-            <w:r>
-              <w:t>DECIMAL(10,2)</w:t>
+            <w:proofErr w:type="gramStart"/>
+            <w:r>
+              <w:t>DECIMAL(</w:t>
+            </w:r>
+            <w:proofErr w:type="gramEnd"/>
+            <w:r>
+              <w:t>10,2)</w:t>
             </w:r>
           </w:p>
         </w:tc>
@@ -23906,31 +24601,25 @@
         <w:tab/>
       </w:r>
       <w:r>
-        <w:t>При реализации схемы базы данных используются ограничения PRIMARY KEY, FOREIGN KEY, UNIQUE, NOT NULL и CHECK. Ограничения PRIMARY KEY и FOREIGN KEY используются для обеспечения ссылочной целостности данных и реализации связей между таблицами. Ограничение UNIQUE применяется для атрибутов, значения которых не должны повторяться. Ограничение NOT NULL используется для обязательных атрибутов, а CHECK — для контроля допустимых значений отдельных атрибутов.</w:t>
+        <w:t xml:space="preserve">При реализации схемы базы данных используются ограничения PRIMARY KEY, FOREIGN KEY, UNIQUE, NOT NULL и CHECK. Ограничения PRIMARY KEY и FOREIGN KEY используются для обеспечения ссылочной целостности данных и реализации связей между таблицами. Ограничение UNIQUE применяется для атрибутов, значения которых не должны повторяться. </w:t>
+      </w:r>
+      <w:r>
+        <w:tab/>
+      </w:r>
+      <w:r>
+        <w:t>Ограничение NOT NULL используется для обязательных атрибутов, а CHECK — для контроля допустимых значений отдельных атрибутов.</w:t>
       </w:r>
     </w:p>
     <w:p>
       <w:pPr>
         <w:pStyle w:val="a0"/>
       </w:pPr>
-    </w:p>
-    <w:p>
-      <w:pPr>
-        <w:pStyle w:val="a0"/>
-      </w:pPr>
+      <w:r>
+        <w:tab/>
+      </w:r>
       <w:r>
         <w:t>Полный SQL-код, реализующий схему нормализованной базы данных, приведен в документе «Текст программы», входящем в состав программной документации курсового проекта.</w:t>
       </w:r>
-    </w:p>
-    <w:p>
-      <w:pPr>
-        <w:pStyle w:val="a0"/>
-      </w:pPr>
-    </w:p>
-    <w:p>
-      <w:pPr>
-        <w:pStyle w:val="a0"/>
-      </w:pPr>
     </w:p>
     <w:p>
       <w:pPr>
@@ -23951,6 +24640,7 @@
       </w:r>
       <w:bookmarkEnd w:id="25"/>
     </w:p>
+    <w:p/>
     <w:p>
       <w:pPr>
         <w:pStyle w:val="a0"/>
@@ -23959,7 +24649,7 @@
         <w:tab/>
       </w:r>
       <w:r>
-        <w:t>В ходе выполнения курсового проекта была разработана база данных для современной библиотечной системы, предназначенная для хранения и организации данных библиотечного сервиса.</w:t>
+        <w:t>В ходе выполнения курсового проекта была разработана база данных для библиотечного сервиса, предназначенная для хранения и организации данных библиотечного фонда, читателей, экземпляров литературы и структуры библиотеки.</w:t>
       </w:r>
     </w:p>
     <w:p>
@@ -23970,7 +24660,7 @@
         <w:tab/>
       </w:r>
       <w:r>
-        <w:t>В процессе выполнения работы был проведен анализ предметной области, определены основные сущности библиотечной системы и связи между ними. На основе результатов анализа была разработана концептуальная ER-модель базы данных, отражающая структуру библиотечного фонда, учет физических и электронных ресурсов, структуру филиалов и отделов библиотеки, а также процессы выдачи и движения фонда.</w:t>
+        <w:t>В процессе выполнения работы был проведен анализ предметной области библиотечного сервиса, определены основные сущности и связи между ними. На основе результатов анализа была разработана концептуальная ER-модель базы данных, отражающая структуру библиотечного фонда, учет физических и электронных ресурсов, структуру филиалов и отделов библиотеки, а также процессы выдачи и движения фонда.</w:t>
       </w:r>
     </w:p>
     <w:p>
@@ -24005,6 +24695,16 @@
       <w:r>
         <w:t>Также была выполнена программная SQL-реализация нормализованной схемы базы данных средствами СУБД MS SQL Server. Для отношений были определены типы данных атрибутов, ограничения целостности и механизмы реализации связей между таблицами.</w:t>
       </w:r>
+    </w:p>
+    <w:p>
+      <w:pPr>
+        <w:pStyle w:val="a0"/>
+      </w:pPr>
+    </w:p>
+    <w:p>
+      <w:pPr>
+        <w:pStyle w:val="a0"/>
+      </w:pPr>
     </w:p>
     <w:p>
       <w:pPr>
@@ -24019,11 +24719,11 @@
         <w:pStyle w:val="ae"/>
         <w:numPr>
           <w:ilvl w:val="0"/>
-          <w:numId w:val="44"/>
+          <w:numId w:val="56"/>
         </w:numPr>
       </w:pPr>
       <w:r>
-        <w:t xml:space="preserve">хранение библиотечного фонда; </w:t>
+        <w:t>хранение библиотечного фонда;</w:t>
       </w:r>
     </w:p>
     <w:p>
@@ -24031,11 +24731,11 @@
         <w:pStyle w:val="ae"/>
         <w:numPr>
           <w:ilvl w:val="0"/>
-          <w:numId w:val="44"/>
+          <w:numId w:val="56"/>
         </w:numPr>
       </w:pPr>
       <w:r>
-        <w:t xml:space="preserve">учет физических и электронных ресурсов; </w:t>
+        <w:t>учет физических и электронных ресурсов;</w:t>
       </w:r>
     </w:p>
     <w:p>
@@ -24043,11 +24743,11 @@
         <w:pStyle w:val="ae"/>
         <w:numPr>
           <w:ilvl w:val="0"/>
-          <w:numId w:val="44"/>
+          <w:numId w:val="56"/>
         </w:numPr>
       </w:pPr>
       <w:r>
-        <w:t xml:space="preserve">учет филиалов и отделов библиотеки; </w:t>
+        <w:t>учет филиалов и отделов библиотеки;</w:t>
       </w:r>
     </w:p>
     <w:p>
@@ -24055,11 +24755,11 @@
         <w:pStyle w:val="ae"/>
         <w:numPr>
           <w:ilvl w:val="0"/>
-          <w:numId w:val="44"/>
+          <w:numId w:val="56"/>
         </w:numPr>
       </w:pPr>
       <w:r>
-        <w:t xml:space="preserve">учет движения библиотечного фонда; </w:t>
+        <w:t>учет движения библиотечного фонда;</w:t>
       </w:r>
     </w:p>
     <w:p>
@@ -24067,11 +24767,11 @@
         <w:pStyle w:val="ae"/>
         <w:numPr>
           <w:ilvl w:val="0"/>
-          <w:numId w:val="44"/>
+          <w:numId w:val="56"/>
         </w:numPr>
       </w:pPr>
       <w:r>
-        <w:t xml:space="preserve">поддержку периодических изданий; </w:t>
+        <w:t>поддержку периодических изданий;</w:t>
       </w:r>
     </w:p>
     <w:p>
@@ -24079,11 +24779,11 @@
         <w:pStyle w:val="ae"/>
         <w:numPr>
           <w:ilvl w:val="0"/>
-          <w:numId w:val="44"/>
+          <w:numId w:val="56"/>
         </w:numPr>
       </w:pPr>
       <w:r>
-        <w:t xml:space="preserve">поддержку различных форматов хранения ресурсов; </w:t>
+        <w:t>поддержку различных форматов хранения ресурсов;</w:t>
       </w:r>
     </w:p>
     <w:p>
@@ -24091,11 +24791,11 @@
         <w:pStyle w:val="ae"/>
         <w:numPr>
           <w:ilvl w:val="0"/>
-          <w:numId w:val="44"/>
+          <w:numId w:val="56"/>
         </w:numPr>
       </w:pPr>
       <w:r>
-        <w:t xml:space="preserve">поиск библиотечных ресурсов и авторов. </w:t>
+        <w:t>поиск библиотечных ресурсов и авторов.</w:t>
       </w:r>
     </w:p>
     <w:p>
@@ -24103,13 +24803,7 @@
         <w:pStyle w:val="a0"/>
       </w:pPr>
       <w:r>
-        <w:t>Таким образом, в результате выполнения курсового проекта была разработана нормализованная реляционная база данных библиотечного сервиса, удовлетворяющая поставленным требования</w:t>
-      </w:r>
-      <w:r>
-        <w:t>м</w:t>
-      </w:r>
-      <w:r>
-        <w:t>.</w:t>
+        <w:t>Таким образом, в результате выполнения курсового проекта была разработана нормализованная база данных библиотечного сервиса, удовлетворяющая поставленным требованиям.</w:t>
       </w:r>
     </w:p>
     <w:p>
@@ -29295,6 +29989,119 @@
     </w:lvl>
   </w:abstractNum>
   <w:abstractNum w:abstractNumId="43" w15:restartNumberingAfterBreak="0">
+    <w:nsid w:val="5C7E2909"/>
+    <w:multiLevelType w:val="hybridMultilevel"/>
+    <w:tmpl w:val="0748ABB0"/>
+    <w:lvl w:ilvl="0" w:tplc="E3F6E87A">
+      <w:start w:val="1"/>
+      <w:numFmt w:val="bullet"/>
+      <w:lvlText w:val=""/>
+      <w:lvlJc w:val="left"/>
+      <w:pPr>
+        <w:ind w:left="720" w:hanging="360"/>
+      </w:pPr>
+      <w:rPr>
+        <w:rFonts w:ascii="Symbol" w:hAnsi="Symbol" w:hint="default"/>
+      </w:rPr>
+    </w:lvl>
+    <w:lvl w:ilvl="1" w:tplc="04190003" w:tentative="1">
+      <w:start w:val="1"/>
+      <w:numFmt w:val="bullet"/>
+      <w:lvlText w:val="o"/>
+      <w:lvlJc w:val="left"/>
+      <w:pPr>
+        <w:ind w:left="1440" w:hanging="360"/>
+      </w:pPr>
+      <w:rPr>
+        <w:rFonts w:ascii="Courier New" w:hAnsi="Courier New" w:cs="Courier New" w:hint="default"/>
+      </w:rPr>
+    </w:lvl>
+    <w:lvl w:ilvl="2" w:tplc="04190005" w:tentative="1">
+      <w:start w:val="1"/>
+      <w:numFmt w:val="bullet"/>
+      <w:lvlText w:val=""/>
+      <w:lvlJc w:val="left"/>
+      <w:pPr>
+        <w:ind w:left="2160" w:hanging="360"/>
+      </w:pPr>
+      <w:rPr>
+        <w:rFonts w:ascii="Wingdings" w:hAnsi="Wingdings" w:hint="default"/>
+      </w:rPr>
+    </w:lvl>
+    <w:lvl w:ilvl="3" w:tplc="04190001" w:tentative="1">
+      <w:start w:val="1"/>
+      <w:numFmt w:val="bullet"/>
+      <w:lvlText w:val=""/>
+      <w:lvlJc w:val="left"/>
+      <w:pPr>
+        <w:ind w:left="2880" w:hanging="360"/>
+      </w:pPr>
+      <w:rPr>
+        <w:rFonts w:ascii="Symbol" w:hAnsi="Symbol" w:hint="default"/>
+      </w:rPr>
+    </w:lvl>
+    <w:lvl w:ilvl="4" w:tplc="04190003" w:tentative="1">
+      <w:start w:val="1"/>
+      <w:numFmt w:val="bullet"/>
+      <w:lvlText w:val="o"/>
+      <w:lvlJc w:val="left"/>
+      <w:pPr>
+        <w:ind w:left="3600" w:hanging="360"/>
+      </w:pPr>
+      <w:rPr>
+        <w:rFonts w:ascii="Courier New" w:hAnsi="Courier New" w:cs="Courier New" w:hint="default"/>
+      </w:rPr>
+    </w:lvl>
+    <w:lvl w:ilvl="5" w:tplc="04190005" w:tentative="1">
+      <w:start w:val="1"/>
+      <w:numFmt w:val="bullet"/>
+      <w:lvlText w:val=""/>
+      <w:lvlJc w:val="left"/>
+      <w:pPr>
+        <w:ind w:left="4320" w:hanging="360"/>
+      </w:pPr>
+      <w:rPr>
+        <w:rFonts w:ascii="Wingdings" w:hAnsi="Wingdings" w:hint="default"/>
+      </w:rPr>
+    </w:lvl>
+    <w:lvl w:ilvl="6" w:tplc="04190001" w:tentative="1">
+      <w:start w:val="1"/>
+      <w:numFmt w:val="bullet"/>
+      <w:lvlText w:val=""/>
+      <w:lvlJc w:val="left"/>
+      <w:pPr>
+        <w:ind w:left="5040" w:hanging="360"/>
+      </w:pPr>
+      <w:rPr>
+        <w:rFonts w:ascii="Symbol" w:hAnsi="Symbol" w:hint="default"/>
+      </w:rPr>
+    </w:lvl>
+    <w:lvl w:ilvl="7" w:tplc="04190003" w:tentative="1">
+      <w:start w:val="1"/>
+      <w:numFmt w:val="bullet"/>
+      <w:lvlText w:val="o"/>
+      <w:lvlJc w:val="left"/>
+      <w:pPr>
+        <w:ind w:left="5760" w:hanging="360"/>
+      </w:pPr>
+      <w:rPr>
+        <w:rFonts w:ascii="Courier New" w:hAnsi="Courier New" w:cs="Courier New" w:hint="default"/>
+      </w:rPr>
+    </w:lvl>
+    <w:lvl w:ilvl="8" w:tplc="04190005" w:tentative="1">
+      <w:start w:val="1"/>
+      <w:numFmt w:val="bullet"/>
+      <w:lvlText w:val=""/>
+      <w:lvlJc w:val="left"/>
+      <w:pPr>
+        <w:ind w:left="6480" w:hanging="360"/>
+      </w:pPr>
+      <w:rPr>
+        <w:rFonts w:ascii="Wingdings" w:hAnsi="Wingdings" w:hint="default"/>
+      </w:rPr>
+    </w:lvl>
+  </w:abstractNum>
+  <w:abstractNum w:abstractNumId="44" w15:restartNumberingAfterBreak="0">
     <w:nsid w:val="69CF0429"/>
     <w:multiLevelType w:val="multilevel"/>
     <w:tmpl w:val="8020DE18"/>
@@ -29444,7 +30251,7 @@
       </w:rPr>
     </w:lvl>
   </w:abstractNum>
-  <w:abstractNum w:abstractNumId="44" w15:restartNumberingAfterBreak="0">
+  <w:abstractNum w:abstractNumId="45" w15:restartNumberingAfterBreak="0">
     <w:nsid w:val="6A6023AB"/>
     <w:multiLevelType w:val="multilevel"/>
     <w:tmpl w:val="28D849D0"/>
@@ -29593,7 +30400,7 @@
       </w:rPr>
     </w:lvl>
   </w:abstractNum>
-  <w:abstractNum w:abstractNumId="45" w15:restartNumberingAfterBreak="0">
+  <w:abstractNum w:abstractNumId="46" w15:restartNumberingAfterBreak="0">
     <w:nsid w:val="6D477995"/>
     <w:multiLevelType w:val="multilevel"/>
     <w:tmpl w:val="8020DE18"/>
@@ -29743,7 +30550,120 @@
       </w:rPr>
     </w:lvl>
   </w:abstractNum>
-  <w:abstractNum w:abstractNumId="46" w15:restartNumberingAfterBreak="0">
+  <w:abstractNum w:abstractNumId="47" w15:restartNumberingAfterBreak="0">
+    <w:nsid w:val="6DCC76E9"/>
+    <w:multiLevelType w:val="hybridMultilevel"/>
+    <w:tmpl w:val="19BEFAE0"/>
+    <w:lvl w:ilvl="0" w:tplc="E3F6E87A">
+      <w:start w:val="1"/>
+      <w:numFmt w:val="bullet"/>
+      <w:lvlText w:val=""/>
+      <w:lvlJc w:val="left"/>
+      <w:pPr>
+        <w:ind w:left="720" w:hanging="360"/>
+      </w:pPr>
+      <w:rPr>
+        <w:rFonts w:ascii="Symbol" w:hAnsi="Symbol" w:hint="default"/>
+      </w:rPr>
+    </w:lvl>
+    <w:lvl w:ilvl="1" w:tplc="04190003" w:tentative="1">
+      <w:start w:val="1"/>
+      <w:numFmt w:val="bullet"/>
+      <w:lvlText w:val="o"/>
+      <w:lvlJc w:val="left"/>
+      <w:pPr>
+        <w:ind w:left="1440" w:hanging="360"/>
+      </w:pPr>
+      <w:rPr>
+        <w:rFonts w:ascii="Courier New" w:hAnsi="Courier New" w:cs="Courier New" w:hint="default"/>
+      </w:rPr>
+    </w:lvl>
+    <w:lvl w:ilvl="2" w:tplc="04190005" w:tentative="1">
+      <w:start w:val="1"/>
+      <w:numFmt w:val="bullet"/>
+      <w:lvlText w:val=""/>
+      <w:lvlJc w:val="left"/>
+      <w:pPr>
+        <w:ind w:left="2160" w:hanging="360"/>
+      </w:pPr>
+      <w:rPr>
+        <w:rFonts w:ascii="Wingdings" w:hAnsi="Wingdings" w:hint="default"/>
+      </w:rPr>
+    </w:lvl>
+    <w:lvl w:ilvl="3" w:tplc="04190001" w:tentative="1">
+      <w:start w:val="1"/>
+      <w:numFmt w:val="bullet"/>
+      <w:lvlText w:val=""/>
+      <w:lvlJc w:val="left"/>
+      <w:pPr>
+        <w:ind w:left="2880" w:hanging="360"/>
+      </w:pPr>
+      <w:rPr>
+        <w:rFonts w:ascii="Symbol" w:hAnsi="Symbol" w:hint="default"/>
+      </w:rPr>
+    </w:lvl>
+    <w:lvl w:ilvl="4" w:tplc="04190003" w:tentative="1">
+      <w:start w:val="1"/>
+      <w:numFmt w:val="bullet"/>
+      <w:lvlText w:val="o"/>
+      <w:lvlJc w:val="left"/>
+      <w:pPr>
+        <w:ind w:left="3600" w:hanging="360"/>
+      </w:pPr>
+      <w:rPr>
+        <w:rFonts w:ascii="Courier New" w:hAnsi="Courier New" w:cs="Courier New" w:hint="default"/>
+      </w:rPr>
+    </w:lvl>
+    <w:lvl w:ilvl="5" w:tplc="04190005" w:tentative="1">
+      <w:start w:val="1"/>
+      <w:numFmt w:val="bullet"/>
+      <w:lvlText w:val=""/>
+      <w:lvlJc w:val="left"/>
+      <w:pPr>
+        <w:ind w:left="4320" w:hanging="360"/>
+      </w:pPr>
+      <w:rPr>
+        <w:rFonts w:ascii="Wingdings" w:hAnsi="Wingdings" w:hint="default"/>
+      </w:rPr>
+    </w:lvl>
+    <w:lvl w:ilvl="6" w:tplc="04190001" w:tentative="1">
+      <w:start w:val="1"/>
+      <w:numFmt w:val="bullet"/>
+      <w:lvlText w:val=""/>
+      <w:lvlJc w:val="left"/>
+      <w:pPr>
+        <w:ind w:left="5040" w:hanging="360"/>
+      </w:pPr>
+      <w:rPr>
+        <w:rFonts w:ascii="Symbol" w:hAnsi="Symbol" w:hint="default"/>
+      </w:rPr>
+    </w:lvl>
+    <w:lvl w:ilvl="7" w:tplc="04190003" w:tentative="1">
+      <w:start w:val="1"/>
+      <w:numFmt w:val="bullet"/>
+      <w:lvlText w:val="o"/>
+      <w:lvlJc w:val="left"/>
+      <w:pPr>
+        <w:ind w:left="5760" w:hanging="360"/>
+      </w:pPr>
+      <w:rPr>
+        <w:rFonts w:ascii="Courier New" w:hAnsi="Courier New" w:cs="Courier New" w:hint="default"/>
+      </w:rPr>
+    </w:lvl>
+    <w:lvl w:ilvl="8" w:tplc="04190005" w:tentative="1">
+      <w:start w:val="1"/>
+      <w:numFmt w:val="bullet"/>
+      <w:lvlText w:val=""/>
+      <w:lvlJc w:val="left"/>
+      <w:pPr>
+        <w:ind w:left="6480" w:hanging="360"/>
+      </w:pPr>
+      <w:rPr>
+        <w:rFonts w:ascii="Wingdings" w:hAnsi="Wingdings" w:hint="default"/>
+      </w:rPr>
+    </w:lvl>
+  </w:abstractNum>
+  <w:abstractNum w:abstractNumId="48" w15:restartNumberingAfterBreak="0">
     <w:nsid w:val="6E8F280F"/>
     <w:multiLevelType w:val="hybridMultilevel"/>
     <w:tmpl w:val="ECB44DEE"/>
@@ -29856,7 +30776,7 @@
       </w:rPr>
     </w:lvl>
   </w:abstractNum>
-  <w:abstractNum w:abstractNumId="47" w15:restartNumberingAfterBreak="0">
+  <w:abstractNum w:abstractNumId="49" w15:restartNumberingAfterBreak="0">
     <w:nsid w:val="718A0975"/>
     <w:multiLevelType w:val="multilevel"/>
     <w:tmpl w:val="8020DE18"/>
@@ -30006,7 +30926,7 @@
       </w:rPr>
     </w:lvl>
   </w:abstractNum>
-  <w:abstractNum w:abstractNumId="48" w15:restartNumberingAfterBreak="0">
+  <w:abstractNum w:abstractNumId="50" w15:restartNumberingAfterBreak="0">
     <w:nsid w:val="7269074B"/>
     <w:multiLevelType w:val="multilevel"/>
     <w:tmpl w:val="D9FEA6B0"/>
@@ -30155,7 +31075,7 @@
       </w:rPr>
     </w:lvl>
   </w:abstractNum>
-  <w:abstractNum w:abstractNumId="49" w15:restartNumberingAfterBreak="0">
+  <w:abstractNum w:abstractNumId="51" w15:restartNumberingAfterBreak="0">
     <w:nsid w:val="752D0D66"/>
     <w:multiLevelType w:val="hybridMultilevel"/>
     <w:tmpl w:val="6A8CD404"/>
@@ -30268,7 +31188,7 @@
       </w:rPr>
     </w:lvl>
   </w:abstractNum>
-  <w:abstractNum w:abstractNumId="50" w15:restartNumberingAfterBreak="0">
+  <w:abstractNum w:abstractNumId="52" w15:restartNumberingAfterBreak="0">
     <w:nsid w:val="76ED2B79"/>
     <w:multiLevelType w:val="hybridMultilevel"/>
     <w:tmpl w:val="F6B04A54"/>
@@ -30381,7 +31301,7 @@
       </w:rPr>
     </w:lvl>
   </w:abstractNum>
-  <w:abstractNum w:abstractNumId="51" w15:restartNumberingAfterBreak="0">
+  <w:abstractNum w:abstractNumId="53" w15:restartNumberingAfterBreak="0">
     <w:nsid w:val="795D48D2"/>
     <w:multiLevelType w:val="hybridMultilevel"/>
     <w:tmpl w:val="C08C6092"/>
@@ -30494,7 +31414,7 @@
       </w:rPr>
     </w:lvl>
   </w:abstractNum>
-  <w:abstractNum w:abstractNumId="52" w15:restartNumberingAfterBreak="0">
+  <w:abstractNum w:abstractNumId="54" w15:restartNumberingAfterBreak="0">
     <w:nsid w:val="79D3650C"/>
     <w:multiLevelType w:val="multilevel"/>
     <w:tmpl w:val="8020DE18"/>
@@ -30644,7 +31564,7 @@
       </w:rPr>
     </w:lvl>
   </w:abstractNum>
-  <w:abstractNum w:abstractNumId="53" w15:restartNumberingAfterBreak="0">
+  <w:abstractNum w:abstractNumId="55" w15:restartNumberingAfterBreak="0">
     <w:nsid w:val="7E1250C0"/>
     <w:multiLevelType w:val="hybridMultilevel"/>
     <w:tmpl w:val="21F05132"/>
@@ -30767,7 +31687,7 @@
     <w:abstractNumId w:val="18"/>
   </w:num>
   <w:num w:numId="4" w16cid:durableId="1224216222">
-    <w:abstractNumId w:val="50"/>
+    <w:abstractNumId w:val="52"/>
   </w:num>
   <w:num w:numId="5" w16cid:durableId="904028460">
     <w:abstractNumId w:val="9"/>
@@ -30806,13 +31726,13 @@
     <w:abstractNumId w:val="35"/>
   </w:num>
   <w:num w:numId="17" w16cid:durableId="448402142">
-    <w:abstractNumId w:val="51"/>
+    <w:abstractNumId w:val="53"/>
   </w:num>
   <w:num w:numId="18" w16cid:durableId="666590252">
     <w:abstractNumId w:val="42"/>
   </w:num>
   <w:num w:numId="19" w16cid:durableId="1114519394">
-    <w:abstractNumId w:val="46"/>
+    <w:abstractNumId w:val="48"/>
   </w:num>
   <w:num w:numId="20" w16cid:durableId="1407797234">
     <w:abstractNumId w:val="41"/>
@@ -30845,19 +31765,19 @@
     <w:abstractNumId w:val="15"/>
   </w:num>
   <w:num w:numId="30" w16cid:durableId="1715810566">
-    <w:abstractNumId w:val="45"/>
+    <w:abstractNumId w:val="46"/>
   </w:num>
   <w:num w:numId="31" w16cid:durableId="972370628">
     <w:abstractNumId w:val="29"/>
   </w:num>
   <w:num w:numId="32" w16cid:durableId="303242814">
-    <w:abstractNumId w:val="43"/>
+    <w:abstractNumId w:val="44"/>
   </w:num>
   <w:num w:numId="33" w16cid:durableId="1715157812">
-    <w:abstractNumId w:val="52"/>
+    <w:abstractNumId w:val="54"/>
   </w:num>
   <w:num w:numId="34" w16cid:durableId="1788045344">
-    <w:abstractNumId w:val="47"/>
+    <w:abstractNumId w:val="49"/>
   </w:num>
   <w:num w:numId="35" w16cid:durableId="1811090710">
     <w:abstractNumId w:val="17"/>
@@ -30866,10 +31786,10 @@
     <w:abstractNumId w:val="0"/>
   </w:num>
   <w:num w:numId="37" w16cid:durableId="710497445">
-    <w:abstractNumId w:val="53"/>
+    <w:abstractNumId w:val="55"/>
   </w:num>
   <w:num w:numId="38" w16cid:durableId="685987488">
-    <w:abstractNumId w:val="49"/>
+    <w:abstractNumId w:val="51"/>
   </w:num>
   <w:num w:numId="39" w16cid:durableId="1184171745">
     <w:abstractNumId w:val="1"/>
@@ -30902,7 +31822,7 @@
     <w:abstractNumId w:val="6"/>
   </w:num>
   <w:num w:numId="49" w16cid:durableId="622999349">
-    <w:abstractNumId w:val="48"/>
+    <w:abstractNumId w:val="50"/>
   </w:num>
   <w:num w:numId="50" w16cid:durableId="1495023641">
     <w:abstractNumId w:val="26"/>
@@ -30914,10 +31834,16 @@
     <w:abstractNumId w:val="27"/>
   </w:num>
   <w:num w:numId="53" w16cid:durableId="153108368">
-    <w:abstractNumId w:val="44"/>
+    <w:abstractNumId w:val="45"/>
   </w:num>
   <w:num w:numId="54" w16cid:durableId="515845473">
     <w:abstractNumId w:val="11"/>
+  </w:num>
+  <w:num w:numId="55" w16cid:durableId="897017001">
+    <w:abstractNumId w:val="47"/>
+  </w:num>
+  <w:num w:numId="56" w16cid:durableId="1917931083">
+    <w:abstractNumId w:val="43"/>
   </w:num>
   <w:numIdMacAtCleanup w:val="44"/>
 </w:numbering>
@@ -31442,7 +32368,6 @@
   <w:style w:type="character" w:default="1" w:styleId="a1">
     <w:name w:val="Default Paragraph Font"/>
     <w:uiPriority w:val="1"/>
-    <w:semiHidden/>
     <w:unhideWhenUsed/>
   </w:style>
   <w:style w:type="table" w:default="1" w:styleId="a2">

--- a/ЕСПД_ДОКУМЕНТАЦИЯ/4. Пояснительная записка.docx
+++ b/ЕСПД_ДОКУМЕНТАЦИЯ/4. Пояснительная записка.docx
@@ -24828,17 +24828,212 @@
     </w:p>
     <w:p>
       <w:pPr>
-        <w:spacing w:line="360" w:lineRule="auto"/>
-        <w:ind w:firstLine="680"/>
+        <w:pStyle w:val="a0"/>
+        <w:numPr>
+          <w:ilvl w:val="0"/>
+          <w:numId w:val="48"/>
+        </w:numPr>
+      </w:pPr>
+      <w:r>
+        <w:t>Волк, В. К. Базы данных. Часть 1. Проектирование и программирование [Текст</w:t>
+      </w:r>
+      <w:proofErr w:type="gramStart"/>
+      <w:r>
+        <w:t>] :</w:t>
+      </w:r>
+      <w:proofErr w:type="gramEnd"/>
+      <w:r>
+        <w:t xml:space="preserve"> учебное пособие / В. К. Волк. – </w:t>
+      </w:r>
+      <w:proofErr w:type="gramStart"/>
+      <w:r>
+        <w:t>Курган :</w:t>
+      </w:r>
+      <w:proofErr w:type="gramEnd"/>
+      <w:r>
+        <w:t xml:space="preserve"> Изд-во Курганского гос. ун-та, 2018. – 181 с. </w:t>
+      </w:r>
+    </w:p>
+    <w:p>
+      <w:pPr>
+        <w:pStyle w:val="a0"/>
+        <w:numPr>
+          <w:ilvl w:val="0"/>
+          <w:numId w:val="48"/>
+        </w:numPr>
+      </w:pPr>
+      <w:r>
+        <w:t>Волк, В. К. Базы данных. Часть 2. Администрирование [Текст</w:t>
+      </w:r>
+      <w:proofErr w:type="gramStart"/>
+      <w:r>
+        <w:t>] :</w:t>
+      </w:r>
+      <w:proofErr w:type="gramEnd"/>
+      <w:r>
+        <w:t xml:space="preserve"> учебное пособие / В. К. Волк. – </w:t>
+      </w:r>
+      <w:proofErr w:type="gramStart"/>
+      <w:r>
+        <w:t>Курган :</w:t>
+      </w:r>
+      <w:proofErr w:type="gramEnd"/>
+      <w:r>
+        <w:t xml:space="preserve"> Изд-во Курганского гос. ун-та, 2018. – 127 с. </w:t>
+      </w:r>
+    </w:p>
+    <w:p>
+      <w:pPr>
+        <w:pStyle w:val="a0"/>
+        <w:numPr>
+          <w:ilvl w:val="0"/>
+          <w:numId w:val="48"/>
+        </w:numPr>
+      </w:pPr>
+      <w:r>
+        <w:t>Волк, В. К. Введение в программную инженерию [Текст</w:t>
+      </w:r>
+      <w:proofErr w:type="gramStart"/>
+      <w:r>
+        <w:t>] :</w:t>
+      </w:r>
+      <w:proofErr w:type="gramEnd"/>
+      <w:r>
+        <w:t xml:space="preserve"> учебное пособие / В. К. Волк. – </w:t>
+      </w:r>
+      <w:proofErr w:type="gramStart"/>
+      <w:r>
+        <w:t>Курган :</w:t>
+      </w:r>
+      <w:proofErr w:type="gramEnd"/>
+      <w:r>
+        <w:t xml:space="preserve"> Изд-во Курганского гос. ун-та, 2018. – 156 с. </w:t>
+      </w:r>
+    </w:p>
+    <w:p>
+      <w:pPr>
+        <w:pStyle w:val="a0"/>
+        <w:numPr>
+          <w:ilvl w:val="0"/>
+          <w:numId w:val="48"/>
+        </w:numPr>
+      </w:pPr>
+      <w:r>
+        <w:t xml:space="preserve">Обучающие ресурсы по </w:t>
+      </w:r>
+      <w:r>
         <w:rPr>
-          <w:szCs w:val="28"/>
+          <w:lang w:val="en-US"/>
         </w:rPr>
-      </w:pPr>
+        <w:t>SQL</w:t>
+      </w:r>
+      <w:r>
+        <w:t xml:space="preserve"> -</w:t>
+      </w:r>
+      <w:r>
+        <w:rPr>
+          <w:lang w:val="en-US"/>
+        </w:rPr>
+        <w:t>SQL</w:t>
+      </w:r>
+      <w:r>
+        <w:t xml:space="preserve"> </w:t>
+      </w:r>
+      <w:r>
+        <w:rPr>
+          <w:lang w:val="en-US"/>
+        </w:rPr>
+        <w:t>Server</w:t>
+      </w:r>
+      <w:r>
+        <w:t xml:space="preserve"> | </w:t>
+      </w:r>
+      <w:r>
+        <w:rPr>
+          <w:lang w:val="en-US"/>
+        </w:rPr>
+        <w:t>Microsoft</w:t>
+      </w:r>
+      <w:r>
+        <w:t xml:space="preserve"> </w:t>
+      </w:r>
+      <w:r>
+        <w:rPr>
+          <w:lang w:val="en-US"/>
+        </w:rPr>
+        <w:t>Learn</w:t>
+      </w:r>
+      <w:r>
+        <w:t xml:space="preserve"> [Электронный ресурс] / Microsoft</w:t>
+      </w:r>
+      <w:r>
+        <w:t>.</w:t>
+      </w:r>
+      <w:r>
+        <w:t xml:space="preserve"> </w:t>
+      </w:r>
+      <w:r>
+        <w:t xml:space="preserve"> </w:t>
+      </w:r>
+      <w:r>
+        <w:t>– Режим доступа:</w:t>
+      </w:r>
+      <w:r>
+        <w:t xml:space="preserve"> </w:t>
+      </w:r>
+      <w:hyperlink r:id="rId17" w:history="1">
+        <w:r>
+          <w:rPr>
+            <w:rStyle w:val="a6"/>
+          </w:rPr>
+          <w:t>https://learn.microsoft.com/ru-ru/sql/sql-server/educational-sql-resources?view=sql-server-ver17</w:t>
+        </w:r>
+      </w:hyperlink>
+      <w:r>
+        <w:t xml:space="preserve">, свободный </w:t>
+      </w:r>
+      <w:r>
+        <w:t xml:space="preserve"> – Дата обращения: 20.04.2026.</w:t>
+      </w:r>
+    </w:p>
+    <w:p>
+      <w:pPr>
+        <w:pStyle w:val="a0"/>
+        <w:numPr>
+          <w:ilvl w:val="0"/>
+          <w:numId w:val="48"/>
+        </w:numPr>
+      </w:pPr>
+      <w:r>
+        <w:t xml:space="preserve">Справочник по </w:t>
+      </w:r>
+      <w:proofErr w:type="spellStart"/>
+      <w:r>
+        <w:t>Transact</w:t>
+      </w:r>
+      <w:proofErr w:type="spellEnd"/>
+      <w:r>
+        <w:t xml:space="preserve">-SQL (ядро СУБД) - SQL Server | Microsoft </w:t>
+      </w:r>
+      <w:proofErr w:type="spellStart"/>
+      <w:r>
+        <w:t>Learn</w:t>
+      </w:r>
+      <w:proofErr w:type="spellEnd"/>
+      <w:r>
+        <w:t xml:space="preserve"> [Электронный ресурс] / Microsoft. – Режим доступа: https://learn.microsoft.com/ru-ru/sql/t-sql/language-reference?view=sql-server-ver17&amp;redirectedfrom=MSDN, свободный – Дата обращения: </w:t>
+      </w:r>
+      <w:r>
+        <w:t>25</w:t>
+      </w:r>
+      <w:r>
+        <w:t>.04.2026.</w:t>
+      </w:r>
     </w:p>
     <w:sectPr>
-      <w:headerReference w:type="default" r:id="rId17"/>
-      <w:footerReference w:type="default" r:id="rId18"/>
-      <w:footerReference w:type="first" r:id="rId19"/>
+      <w:headerReference w:type="default" r:id="rId18"/>
+      <w:footerReference w:type="default" r:id="rId19"/>
+      <w:footerReference w:type="first" r:id="rId20"/>
       <w:pgSz w:w="11906" w:h="16838"/>
       <w:pgMar w:top="1418" w:right="567" w:bottom="851" w:left="1418" w:header="708" w:footer="708" w:gutter="0"/>
       <w:cols w:space="720"/>
@@ -25550,6 +25745,92 @@
     </w:lvl>
   </w:abstractNum>
   <w:abstractNum w:abstractNumId="5" w15:restartNumberingAfterBreak="0">
+    <w:nsid w:val="11906FAE"/>
+    <w:multiLevelType w:val="hybridMultilevel"/>
+    <w:tmpl w:val="7F600942"/>
+    <w:lvl w:ilvl="0" w:tplc="0419000F">
+      <w:start w:val="1"/>
+      <w:numFmt w:val="decimal"/>
+      <w:lvlText w:val="%1."/>
+      <w:lvlJc w:val="left"/>
+      <w:pPr>
+        <w:ind w:left="720" w:hanging="360"/>
+      </w:pPr>
+    </w:lvl>
+    <w:lvl w:ilvl="1" w:tplc="04190019" w:tentative="1">
+      <w:start w:val="1"/>
+      <w:numFmt w:val="lowerLetter"/>
+      <w:lvlText w:val="%2."/>
+      <w:lvlJc w:val="left"/>
+      <w:pPr>
+        <w:ind w:left="1440" w:hanging="360"/>
+      </w:pPr>
+    </w:lvl>
+    <w:lvl w:ilvl="2" w:tplc="0419001B" w:tentative="1">
+      <w:start w:val="1"/>
+      <w:numFmt w:val="lowerRoman"/>
+      <w:lvlText w:val="%3."/>
+      <w:lvlJc w:val="right"/>
+      <w:pPr>
+        <w:ind w:left="2160" w:hanging="180"/>
+      </w:pPr>
+    </w:lvl>
+    <w:lvl w:ilvl="3" w:tplc="0419000F" w:tentative="1">
+      <w:start w:val="1"/>
+      <w:numFmt w:val="decimal"/>
+      <w:lvlText w:val="%4."/>
+      <w:lvlJc w:val="left"/>
+      <w:pPr>
+        <w:ind w:left="2880" w:hanging="360"/>
+      </w:pPr>
+    </w:lvl>
+    <w:lvl w:ilvl="4" w:tplc="04190019" w:tentative="1">
+      <w:start w:val="1"/>
+      <w:numFmt w:val="lowerLetter"/>
+      <w:lvlText w:val="%5."/>
+      <w:lvlJc w:val="left"/>
+      <w:pPr>
+        <w:ind w:left="3600" w:hanging="360"/>
+      </w:pPr>
+    </w:lvl>
+    <w:lvl w:ilvl="5" w:tplc="0419001B" w:tentative="1">
+      <w:start w:val="1"/>
+      <w:numFmt w:val="lowerRoman"/>
+      <w:lvlText w:val="%6."/>
+      <w:lvlJc w:val="right"/>
+      <w:pPr>
+        <w:ind w:left="4320" w:hanging="180"/>
+      </w:pPr>
+    </w:lvl>
+    <w:lvl w:ilvl="6" w:tplc="0419000F" w:tentative="1">
+      <w:start w:val="1"/>
+      <w:numFmt w:val="decimal"/>
+      <w:lvlText w:val="%7."/>
+      <w:lvlJc w:val="left"/>
+      <w:pPr>
+        <w:ind w:left="5040" w:hanging="360"/>
+      </w:pPr>
+    </w:lvl>
+    <w:lvl w:ilvl="7" w:tplc="04190019" w:tentative="1">
+      <w:start w:val="1"/>
+      <w:numFmt w:val="lowerLetter"/>
+      <w:lvlText w:val="%8."/>
+      <w:lvlJc w:val="left"/>
+      <w:pPr>
+        <w:ind w:left="5760" w:hanging="360"/>
+      </w:pPr>
+    </w:lvl>
+    <w:lvl w:ilvl="8" w:tplc="0419001B" w:tentative="1">
+      <w:start w:val="1"/>
+      <w:numFmt w:val="lowerRoman"/>
+      <w:lvlText w:val="%9."/>
+      <w:lvlJc w:val="right"/>
+      <w:pPr>
+        <w:ind w:left="6480" w:hanging="180"/>
+      </w:pPr>
+    </w:lvl>
+  </w:abstractNum>
+  <w:abstractNum w:abstractNumId="6" w15:restartNumberingAfterBreak="0">
     <w:nsid w:val="15522133"/>
     <w:multiLevelType w:val="hybridMultilevel"/>
     <w:tmpl w:val="5140665E"/>
@@ -25662,7 +25943,7 @@
       </w:rPr>
     </w:lvl>
   </w:abstractNum>
-  <w:abstractNum w:abstractNumId="6" w15:restartNumberingAfterBreak="0">
+  <w:abstractNum w:abstractNumId="7" w15:restartNumberingAfterBreak="0">
     <w:nsid w:val="159C2647"/>
     <w:multiLevelType w:val="hybridMultilevel"/>
     <w:tmpl w:val="3AB2480E"/>
@@ -25775,7 +26056,7 @@
       </w:rPr>
     </w:lvl>
   </w:abstractNum>
-  <w:abstractNum w:abstractNumId="7" w15:restartNumberingAfterBreak="0">
+  <w:abstractNum w:abstractNumId="8" w15:restartNumberingAfterBreak="0">
     <w:nsid w:val="16282D1D"/>
     <w:multiLevelType w:val="hybridMultilevel"/>
     <w:tmpl w:val="DC52CEEE"/>
@@ -25888,7 +26169,7 @@
       </w:rPr>
     </w:lvl>
   </w:abstractNum>
-  <w:abstractNum w:abstractNumId="8" w15:restartNumberingAfterBreak="0">
+  <w:abstractNum w:abstractNumId="9" w15:restartNumberingAfterBreak="0">
     <w:nsid w:val="19267650"/>
     <w:multiLevelType w:val="hybridMultilevel"/>
     <w:tmpl w:val="5B2C1CBA"/>
@@ -26001,7 +26282,7 @@
       </w:rPr>
     </w:lvl>
   </w:abstractNum>
-  <w:abstractNum w:abstractNumId="9" w15:restartNumberingAfterBreak="0">
+  <w:abstractNum w:abstractNumId="10" w15:restartNumberingAfterBreak="0">
     <w:nsid w:val="1A27771E"/>
     <w:multiLevelType w:val="hybridMultilevel"/>
     <w:tmpl w:val="3DD0CFB2"/>
@@ -26114,7 +26395,7 @@
       </w:rPr>
     </w:lvl>
   </w:abstractNum>
-  <w:abstractNum w:abstractNumId="10" w15:restartNumberingAfterBreak="0">
+  <w:abstractNum w:abstractNumId="11" w15:restartNumberingAfterBreak="0">
     <w:nsid w:val="1CA05697"/>
     <w:multiLevelType w:val="hybridMultilevel"/>
     <w:tmpl w:val="433A6B80"/>
@@ -26227,7 +26508,120 @@
       </w:rPr>
     </w:lvl>
   </w:abstractNum>
-  <w:abstractNum w:abstractNumId="11" w15:restartNumberingAfterBreak="0">
+  <w:abstractNum w:abstractNumId="12" w15:restartNumberingAfterBreak="0">
+    <w:nsid w:val="1CE779CC"/>
+    <w:multiLevelType w:val="multilevel"/>
+    <w:tmpl w:val="CFC2EC46"/>
+    <w:lvl w:ilvl="0">
+      <w:start w:val="5"/>
+      <w:numFmt w:val="decimal"/>
+      <w:lvlText w:val="%1."/>
+      <w:lvlJc w:val="left"/>
+      <w:pPr>
+        <w:tabs>
+          <w:tab w:val="num" w:pos="720"/>
+        </w:tabs>
+        <w:ind w:left="720" w:hanging="360"/>
+      </w:pPr>
+    </w:lvl>
+    <w:lvl w:ilvl="1" w:tentative="1">
+      <w:start w:val="1"/>
+      <w:numFmt w:val="decimal"/>
+      <w:lvlText w:val="%2."/>
+      <w:lvlJc w:val="left"/>
+      <w:pPr>
+        <w:tabs>
+          <w:tab w:val="num" w:pos="1440"/>
+        </w:tabs>
+        <w:ind w:left="1440" w:hanging="360"/>
+      </w:pPr>
+    </w:lvl>
+    <w:lvl w:ilvl="2" w:tentative="1">
+      <w:start w:val="1"/>
+      <w:numFmt w:val="decimal"/>
+      <w:lvlText w:val="%3."/>
+      <w:lvlJc w:val="left"/>
+      <w:pPr>
+        <w:tabs>
+          <w:tab w:val="num" w:pos="2160"/>
+        </w:tabs>
+        <w:ind w:left="2160" w:hanging="360"/>
+      </w:pPr>
+    </w:lvl>
+    <w:lvl w:ilvl="3" w:tentative="1">
+      <w:start w:val="1"/>
+      <w:numFmt w:val="decimal"/>
+      <w:lvlText w:val="%4."/>
+      <w:lvlJc w:val="left"/>
+      <w:pPr>
+        <w:tabs>
+          <w:tab w:val="num" w:pos="2880"/>
+        </w:tabs>
+        <w:ind w:left="2880" w:hanging="360"/>
+      </w:pPr>
+    </w:lvl>
+    <w:lvl w:ilvl="4" w:tentative="1">
+      <w:start w:val="1"/>
+      <w:numFmt w:val="decimal"/>
+      <w:lvlText w:val="%5."/>
+      <w:lvlJc w:val="left"/>
+      <w:pPr>
+        <w:tabs>
+          <w:tab w:val="num" w:pos="3600"/>
+        </w:tabs>
+        <w:ind w:left="3600" w:hanging="360"/>
+      </w:pPr>
+    </w:lvl>
+    <w:lvl w:ilvl="5" w:tentative="1">
+      <w:start w:val="1"/>
+      <w:numFmt w:val="decimal"/>
+      <w:lvlText w:val="%6."/>
+      <w:lvlJc w:val="left"/>
+      <w:pPr>
+        <w:tabs>
+          <w:tab w:val="num" w:pos="4320"/>
+        </w:tabs>
+        <w:ind w:left="4320" w:hanging="360"/>
+      </w:pPr>
+    </w:lvl>
+    <w:lvl w:ilvl="6" w:tentative="1">
+      <w:start w:val="1"/>
+      <w:numFmt w:val="decimal"/>
+      <w:lvlText w:val="%7."/>
+      <w:lvlJc w:val="left"/>
+      <w:pPr>
+        <w:tabs>
+          <w:tab w:val="num" w:pos="5040"/>
+        </w:tabs>
+        <w:ind w:left="5040" w:hanging="360"/>
+      </w:pPr>
+    </w:lvl>
+    <w:lvl w:ilvl="7" w:tentative="1">
+      <w:start w:val="1"/>
+      <w:numFmt w:val="decimal"/>
+      <w:lvlText w:val="%8."/>
+      <w:lvlJc w:val="left"/>
+      <w:pPr>
+        <w:tabs>
+          <w:tab w:val="num" w:pos="5760"/>
+        </w:tabs>
+        <w:ind w:left="5760" w:hanging="360"/>
+      </w:pPr>
+    </w:lvl>
+    <w:lvl w:ilvl="8" w:tentative="1">
+      <w:start w:val="1"/>
+      <w:numFmt w:val="decimal"/>
+      <w:lvlText w:val="%9."/>
+      <w:lvlJc w:val="left"/>
+      <w:pPr>
+        <w:tabs>
+          <w:tab w:val="num" w:pos="6480"/>
+        </w:tabs>
+        <w:ind w:left="6480" w:hanging="360"/>
+      </w:pPr>
+    </w:lvl>
+  </w:abstractNum>
+  <w:abstractNum w:abstractNumId="13" w15:restartNumberingAfterBreak="0">
     <w:nsid w:val="1D9479C1"/>
     <w:multiLevelType w:val="hybridMultilevel"/>
     <w:tmpl w:val="252C7128"/>
@@ -26340,7 +26734,7 @@
       </w:rPr>
     </w:lvl>
   </w:abstractNum>
-  <w:abstractNum w:abstractNumId="12" w15:restartNumberingAfterBreak="0">
+  <w:abstractNum w:abstractNumId="14" w15:restartNumberingAfterBreak="0">
     <w:nsid w:val="1FD265A0"/>
     <w:multiLevelType w:val="hybridMultilevel"/>
     <w:tmpl w:val="E4E0E2F6"/>
@@ -26453,7 +26847,7 @@
       </w:rPr>
     </w:lvl>
   </w:abstractNum>
-  <w:abstractNum w:abstractNumId="13" w15:restartNumberingAfterBreak="0">
+  <w:abstractNum w:abstractNumId="15" w15:restartNumberingAfterBreak="0">
     <w:nsid w:val="203664F4"/>
     <w:multiLevelType w:val="hybridMultilevel"/>
     <w:tmpl w:val="C67E74BC"/>
@@ -26566,7 +26960,7 @@
       </w:rPr>
     </w:lvl>
   </w:abstractNum>
-  <w:abstractNum w:abstractNumId="14" w15:restartNumberingAfterBreak="0">
+  <w:abstractNum w:abstractNumId="16" w15:restartNumberingAfterBreak="0">
     <w:nsid w:val="20BD261C"/>
     <w:multiLevelType w:val="hybridMultilevel"/>
     <w:tmpl w:val="94609160"/>
@@ -26679,7 +27073,7 @@
       </w:rPr>
     </w:lvl>
   </w:abstractNum>
-  <w:abstractNum w:abstractNumId="15" w15:restartNumberingAfterBreak="0">
+  <w:abstractNum w:abstractNumId="17" w15:restartNumberingAfterBreak="0">
     <w:nsid w:val="24311AAB"/>
     <w:multiLevelType w:val="hybridMultilevel"/>
     <w:tmpl w:val="91224A8C"/>
@@ -26792,7 +27186,7 @@
       </w:rPr>
     </w:lvl>
   </w:abstractNum>
-  <w:abstractNum w:abstractNumId="16" w15:restartNumberingAfterBreak="0">
+  <w:abstractNum w:abstractNumId="18" w15:restartNumberingAfterBreak="0">
     <w:nsid w:val="26DB4999"/>
     <w:multiLevelType w:val="hybridMultilevel"/>
     <w:tmpl w:val="6C16F002"/>
@@ -26905,7 +27299,7 @@
       </w:rPr>
     </w:lvl>
   </w:abstractNum>
-  <w:abstractNum w:abstractNumId="17" w15:restartNumberingAfterBreak="0">
+  <w:abstractNum w:abstractNumId="19" w15:restartNumberingAfterBreak="0">
     <w:nsid w:val="28DB1899"/>
     <w:multiLevelType w:val="hybridMultilevel"/>
     <w:tmpl w:val="DDAE068E"/>
@@ -27018,7 +27412,7 @@
       </w:rPr>
     </w:lvl>
   </w:abstractNum>
-  <w:abstractNum w:abstractNumId="18" w15:restartNumberingAfterBreak="0">
+  <w:abstractNum w:abstractNumId="20" w15:restartNumberingAfterBreak="0">
     <w:nsid w:val="2DDE687F"/>
     <w:multiLevelType w:val="hybridMultilevel"/>
     <w:tmpl w:val="1728AC8A"/>
@@ -27131,7 +27525,7 @@
       </w:rPr>
     </w:lvl>
   </w:abstractNum>
-  <w:abstractNum w:abstractNumId="19" w15:restartNumberingAfterBreak="0">
+  <w:abstractNum w:abstractNumId="21" w15:restartNumberingAfterBreak="0">
     <w:nsid w:val="2DF96CFD"/>
     <w:multiLevelType w:val="hybridMultilevel"/>
     <w:tmpl w:val="DCF64860"/>
@@ -27244,7 +27638,7 @@
       </w:rPr>
     </w:lvl>
   </w:abstractNum>
-  <w:abstractNum w:abstractNumId="20" w15:restartNumberingAfterBreak="0">
+  <w:abstractNum w:abstractNumId="22" w15:restartNumberingAfterBreak="0">
     <w:nsid w:val="2F8A7324"/>
     <w:multiLevelType w:val="hybridMultilevel"/>
     <w:tmpl w:val="6648402E"/>
@@ -27357,7 +27751,7 @@
       </w:rPr>
     </w:lvl>
   </w:abstractNum>
-  <w:abstractNum w:abstractNumId="21" w15:restartNumberingAfterBreak="0">
+  <w:abstractNum w:abstractNumId="23" w15:restartNumberingAfterBreak="0">
     <w:nsid w:val="32EA060D"/>
     <w:multiLevelType w:val="hybridMultilevel"/>
     <w:tmpl w:val="579C5072"/>
@@ -27470,7 +27864,7 @@
       </w:rPr>
     </w:lvl>
   </w:abstractNum>
-  <w:abstractNum w:abstractNumId="22" w15:restartNumberingAfterBreak="0">
+  <w:abstractNum w:abstractNumId="24" w15:restartNumberingAfterBreak="0">
     <w:nsid w:val="33562BAE"/>
     <w:multiLevelType w:val="hybridMultilevel"/>
     <w:tmpl w:val="E6AAB44E"/>
@@ -27583,7 +27977,7 @@
       </w:rPr>
     </w:lvl>
   </w:abstractNum>
-  <w:abstractNum w:abstractNumId="23" w15:restartNumberingAfterBreak="0">
+  <w:abstractNum w:abstractNumId="25" w15:restartNumberingAfterBreak="0">
     <w:nsid w:val="35855C56"/>
     <w:multiLevelType w:val="hybridMultilevel"/>
     <w:tmpl w:val="1F7AEF6C"/>
@@ -27696,7 +28090,7 @@
       </w:rPr>
     </w:lvl>
   </w:abstractNum>
-  <w:abstractNum w:abstractNumId="24" w15:restartNumberingAfterBreak="0">
+  <w:abstractNum w:abstractNumId="26" w15:restartNumberingAfterBreak="0">
     <w:nsid w:val="37B55B59"/>
     <w:multiLevelType w:val="hybridMultilevel"/>
     <w:tmpl w:val="4D66B934"/>
@@ -27809,7 +28203,7 @@
       </w:rPr>
     </w:lvl>
   </w:abstractNum>
-  <w:abstractNum w:abstractNumId="25" w15:restartNumberingAfterBreak="0">
+  <w:abstractNum w:abstractNumId="27" w15:restartNumberingAfterBreak="0">
     <w:nsid w:val="38277CDD"/>
     <w:multiLevelType w:val="hybridMultilevel"/>
     <w:tmpl w:val="0A4A0758"/>
@@ -27922,7 +28316,7 @@
       </w:rPr>
     </w:lvl>
   </w:abstractNum>
-  <w:abstractNum w:abstractNumId="26" w15:restartNumberingAfterBreak="0">
+  <w:abstractNum w:abstractNumId="28" w15:restartNumberingAfterBreak="0">
     <w:nsid w:val="3C9D149B"/>
     <w:multiLevelType w:val="multilevel"/>
     <w:tmpl w:val="8020DE18"/>
@@ -28072,7 +28466,7 @@
       </w:rPr>
     </w:lvl>
   </w:abstractNum>
-  <w:abstractNum w:abstractNumId="27" w15:restartNumberingAfterBreak="0">
+  <w:abstractNum w:abstractNumId="29" w15:restartNumberingAfterBreak="0">
     <w:nsid w:val="3F6A0A00"/>
     <w:multiLevelType w:val="hybridMultilevel"/>
     <w:tmpl w:val="B0F8A04C"/>
@@ -28185,7 +28579,7 @@
       </w:rPr>
     </w:lvl>
   </w:abstractNum>
-  <w:abstractNum w:abstractNumId="28" w15:restartNumberingAfterBreak="0">
+  <w:abstractNum w:abstractNumId="30" w15:restartNumberingAfterBreak="0">
     <w:nsid w:val="3F932FE6"/>
     <w:multiLevelType w:val="hybridMultilevel"/>
     <w:tmpl w:val="74CC56A0"/>
@@ -28298,7 +28692,7 @@
       </w:rPr>
     </w:lvl>
   </w:abstractNum>
-  <w:abstractNum w:abstractNumId="29" w15:restartNumberingAfterBreak="0">
+  <w:abstractNum w:abstractNumId="31" w15:restartNumberingAfterBreak="0">
     <w:nsid w:val="40287D68"/>
     <w:multiLevelType w:val="hybridMultilevel"/>
     <w:tmpl w:val="CAFEEA02"/>
@@ -28411,7 +28805,7 @@
       </w:rPr>
     </w:lvl>
   </w:abstractNum>
-  <w:abstractNum w:abstractNumId="30" w15:restartNumberingAfterBreak="0">
+  <w:abstractNum w:abstractNumId="32" w15:restartNumberingAfterBreak="0">
     <w:nsid w:val="4BAE221A"/>
     <w:multiLevelType w:val="hybridMultilevel"/>
     <w:tmpl w:val="BCC2DDB8"/>
@@ -28524,7 +28918,7 @@
       </w:rPr>
     </w:lvl>
   </w:abstractNum>
-  <w:abstractNum w:abstractNumId="31" w15:restartNumberingAfterBreak="0">
+  <w:abstractNum w:abstractNumId="33" w15:restartNumberingAfterBreak="0">
     <w:nsid w:val="51CD6E00"/>
     <w:multiLevelType w:val="hybridMultilevel"/>
     <w:tmpl w:val="825472D6"/>
@@ -28637,7 +29031,7 @@
       </w:rPr>
     </w:lvl>
   </w:abstractNum>
-  <w:abstractNum w:abstractNumId="32" w15:restartNumberingAfterBreak="0">
+  <w:abstractNum w:abstractNumId="34" w15:restartNumberingAfterBreak="0">
     <w:nsid w:val="54853A74"/>
     <w:multiLevelType w:val="hybridMultilevel"/>
     <w:tmpl w:val="824061BE"/>
@@ -28750,7 +29144,120 @@
       </w:rPr>
     </w:lvl>
   </w:abstractNum>
-  <w:abstractNum w:abstractNumId="33" w15:restartNumberingAfterBreak="0">
+  <w:abstractNum w:abstractNumId="35" w15:restartNumberingAfterBreak="0">
+    <w:nsid w:val="55392143"/>
+    <w:multiLevelType w:val="multilevel"/>
+    <w:tmpl w:val="9110BD68"/>
+    <w:lvl w:ilvl="0">
+      <w:start w:val="2"/>
+      <w:numFmt w:val="decimal"/>
+      <w:lvlText w:val="%1."/>
+      <w:lvlJc w:val="left"/>
+      <w:pPr>
+        <w:tabs>
+          <w:tab w:val="num" w:pos="720"/>
+        </w:tabs>
+        <w:ind w:left="720" w:hanging="360"/>
+      </w:pPr>
+    </w:lvl>
+    <w:lvl w:ilvl="1" w:tentative="1">
+      <w:start w:val="1"/>
+      <w:numFmt w:val="decimal"/>
+      <w:lvlText w:val="%2."/>
+      <w:lvlJc w:val="left"/>
+      <w:pPr>
+        <w:tabs>
+          <w:tab w:val="num" w:pos="1440"/>
+        </w:tabs>
+        <w:ind w:left="1440" w:hanging="360"/>
+      </w:pPr>
+    </w:lvl>
+    <w:lvl w:ilvl="2" w:tentative="1">
+      <w:start w:val="1"/>
+      <w:numFmt w:val="decimal"/>
+      <w:lvlText w:val="%3."/>
+      <w:lvlJc w:val="left"/>
+      <w:pPr>
+        <w:tabs>
+          <w:tab w:val="num" w:pos="2160"/>
+        </w:tabs>
+        <w:ind w:left="2160" w:hanging="360"/>
+      </w:pPr>
+    </w:lvl>
+    <w:lvl w:ilvl="3" w:tentative="1">
+      <w:start w:val="1"/>
+      <w:numFmt w:val="decimal"/>
+      <w:lvlText w:val="%4."/>
+      <w:lvlJc w:val="left"/>
+      <w:pPr>
+        <w:tabs>
+          <w:tab w:val="num" w:pos="2880"/>
+        </w:tabs>
+        <w:ind w:left="2880" w:hanging="360"/>
+      </w:pPr>
+    </w:lvl>
+    <w:lvl w:ilvl="4" w:tentative="1">
+      <w:start w:val="1"/>
+      <w:numFmt w:val="decimal"/>
+      <w:lvlText w:val="%5."/>
+      <w:lvlJc w:val="left"/>
+      <w:pPr>
+        <w:tabs>
+          <w:tab w:val="num" w:pos="3600"/>
+        </w:tabs>
+        <w:ind w:left="3600" w:hanging="360"/>
+      </w:pPr>
+    </w:lvl>
+    <w:lvl w:ilvl="5" w:tentative="1">
+      <w:start w:val="1"/>
+      <w:numFmt w:val="decimal"/>
+      <w:lvlText w:val="%6."/>
+      <w:lvlJc w:val="left"/>
+      <w:pPr>
+        <w:tabs>
+          <w:tab w:val="num" w:pos="4320"/>
+        </w:tabs>
+        <w:ind w:left="4320" w:hanging="360"/>
+      </w:pPr>
+    </w:lvl>
+    <w:lvl w:ilvl="6" w:tentative="1">
+      <w:start w:val="1"/>
+      <w:numFmt w:val="decimal"/>
+      <w:lvlText w:val="%7."/>
+      <w:lvlJc w:val="left"/>
+      <w:pPr>
+        <w:tabs>
+          <w:tab w:val="num" w:pos="5040"/>
+        </w:tabs>
+        <w:ind w:left="5040" w:hanging="360"/>
+      </w:pPr>
+    </w:lvl>
+    <w:lvl w:ilvl="7" w:tentative="1">
+      <w:start w:val="1"/>
+      <w:numFmt w:val="decimal"/>
+      <w:lvlText w:val="%8."/>
+      <w:lvlJc w:val="left"/>
+      <w:pPr>
+        <w:tabs>
+          <w:tab w:val="num" w:pos="5760"/>
+        </w:tabs>
+        <w:ind w:left="5760" w:hanging="360"/>
+      </w:pPr>
+    </w:lvl>
+    <w:lvl w:ilvl="8" w:tentative="1">
+      <w:start w:val="1"/>
+      <w:numFmt w:val="decimal"/>
+      <w:lvlText w:val="%9."/>
+      <w:lvlJc w:val="left"/>
+      <w:pPr>
+        <w:tabs>
+          <w:tab w:val="num" w:pos="6480"/>
+        </w:tabs>
+        <w:ind w:left="6480" w:hanging="360"/>
+      </w:pPr>
+    </w:lvl>
+  </w:abstractNum>
+  <w:abstractNum w:abstractNumId="36" w15:restartNumberingAfterBreak="0">
     <w:nsid w:val="58197990"/>
     <w:multiLevelType w:val="hybridMultilevel"/>
     <w:tmpl w:val="D0106EC8"/>
@@ -28863,7 +29370,7 @@
       </w:rPr>
     </w:lvl>
   </w:abstractNum>
-  <w:abstractNum w:abstractNumId="34" w15:restartNumberingAfterBreak="0">
+  <w:abstractNum w:abstractNumId="37" w15:restartNumberingAfterBreak="0">
     <w:nsid w:val="5921003E"/>
     <w:multiLevelType w:val="hybridMultilevel"/>
     <w:tmpl w:val="F822F2D6"/>
@@ -28976,7 +29483,7 @@
       </w:rPr>
     </w:lvl>
   </w:abstractNum>
-  <w:abstractNum w:abstractNumId="35" w15:restartNumberingAfterBreak="0">
+  <w:abstractNum w:abstractNumId="38" w15:restartNumberingAfterBreak="0">
     <w:nsid w:val="5B063257"/>
     <w:multiLevelType w:val="hybridMultilevel"/>
     <w:tmpl w:val="F12A87FC"/>
@@ -29089,7 +29596,7 @@
       </w:rPr>
     </w:lvl>
   </w:abstractNum>
-  <w:abstractNum w:abstractNumId="36" w15:restartNumberingAfterBreak="0">
+  <w:abstractNum w:abstractNumId="39" w15:restartNumberingAfterBreak="0">
     <w:nsid w:val="5C7E2909"/>
     <w:multiLevelType w:val="hybridMultilevel"/>
     <w:tmpl w:val="0748ABB0"/>
@@ -29202,7 +29709,7 @@
       </w:rPr>
     </w:lvl>
   </w:abstractNum>
-  <w:abstractNum w:abstractNumId="37" w15:restartNumberingAfterBreak="0">
+  <w:abstractNum w:abstractNumId="40" w15:restartNumberingAfterBreak="0">
     <w:nsid w:val="69CF0429"/>
     <w:multiLevelType w:val="multilevel"/>
     <w:tmpl w:val="8020DE18"/>
@@ -29352,7 +29859,7 @@
       </w:rPr>
     </w:lvl>
   </w:abstractNum>
-  <w:abstractNum w:abstractNumId="38" w15:restartNumberingAfterBreak="0">
+  <w:abstractNum w:abstractNumId="41" w15:restartNumberingAfterBreak="0">
     <w:nsid w:val="6D477995"/>
     <w:multiLevelType w:val="multilevel"/>
     <w:tmpl w:val="8020DE18"/>
@@ -29502,7 +30009,7 @@
       </w:rPr>
     </w:lvl>
   </w:abstractNum>
-  <w:abstractNum w:abstractNumId="39" w15:restartNumberingAfterBreak="0">
+  <w:abstractNum w:abstractNumId="42" w15:restartNumberingAfterBreak="0">
     <w:nsid w:val="6E8F280F"/>
     <w:multiLevelType w:val="hybridMultilevel"/>
     <w:tmpl w:val="ECB44DEE"/>
@@ -29615,7 +30122,7 @@
       </w:rPr>
     </w:lvl>
   </w:abstractNum>
-  <w:abstractNum w:abstractNumId="40" w15:restartNumberingAfterBreak="0">
+  <w:abstractNum w:abstractNumId="43" w15:restartNumberingAfterBreak="0">
     <w:nsid w:val="718A0975"/>
     <w:multiLevelType w:val="multilevel"/>
     <w:tmpl w:val="8020DE18"/>
@@ -29765,7 +30272,7 @@
       </w:rPr>
     </w:lvl>
   </w:abstractNum>
-  <w:abstractNum w:abstractNumId="41" w15:restartNumberingAfterBreak="0">
+  <w:abstractNum w:abstractNumId="44" w15:restartNumberingAfterBreak="0">
     <w:nsid w:val="752D0D66"/>
     <w:multiLevelType w:val="hybridMultilevel"/>
     <w:tmpl w:val="6A8CD404"/>
@@ -29878,7 +30385,7 @@
       </w:rPr>
     </w:lvl>
   </w:abstractNum>
-  <w:abstractNum w:abstractNumId="42" w15:restartNumberingAfterBreak="0">
+  <w:abstractNum w:abstractNumId="45" w15:restartNumberingAfterBreak="0">
     <w:nsid w:val="795D48D2"/>
     <w:multiLevelType w:val="hybridMultilevel"/>
     <w:tmpl w:val="C08C6092"/>
@@ -29991,7 +30498,7 @@
       </w:rPr>
     </w:lvl>
   </w:abstractNum>
-  <w:abstractNum w:abstractNumId="43" w15:restartNumberingAfterBreak="0">
+  <w:abstractNum w:abstractNumId="46" w15:restartNumberingAfterBreak="0">
     <w:nsid w:val="79D3650C"/>
     <w:multiLevelType w:val="multilevel"/>
     <w:tmpl w:val="8020DE18"/>
@@ -30141,7 +30648,7 @@
       </w:rPr>
     </w:lvl>
   </w:abstractNum>
-  <w:abstractNum w:abstractNumId="44" w15:restartNumberingAfterBreak="0">
+  <w:abstractNum w:abstractNumId="47" w15:restartNumberingAfterBreak="0">
     <w:nsid w:val="7E1250C0"/>
     <w:multiLevelType w:val="hybridMultilevel"/>
     <w:tmpl w:val="21F05132"/>
@@ -30255,139 +30762,148 @@
     </w:lvl>
   </w:abstractNum>
   <w:num w:numId="1" w16cid:durableId="581063725">
-    <w:abstractNumId w:val="10"/>
+    <w:abstractNumId w:val="11"/>
   </w:num>
   <w:num w:numId="2" w16cid:durableId="1174078528">
-    <w:abstractNumId w:val="19"/>
+    <w:abstractNumId w:val="21"/>
   </w:num>
   <w:num w:numId="3" w16cid:durableId="846360834">
-    <w:abstractNumId w:val="16"/>
+    <w:abstractNumId w:val="18"/>
   </w:num>
   <w:num w:numId="4" w16cid:durableId="619919053">
     <w:abstractNumId w:val="3"/>
   </w:num>
   <w:num w:numId="5" w16cid:durableId="1342930346">
-    <w:abstractNumId w:val="25"/>
+    <w:abstractNumId w:val="27"/>
   </w:num>
   <w:num w:numId="6" w16cid:durableId="1700549228">
-    <w:abstractNumId w:val="29"/>
+    <w:abstractNumId w:val="31"/>
   </w:num>
   <w:num w:numId="7" w16cid:durableId="1522892582">
-    <w:abstractNumId w:val="8"/>
+    <w:abstractNumId w:val="9"/>
   </w:num>
   <w:num w:numId="8" w16cid:durableId="359283382">
     <w:abstractNumId w:val="4"/>
   </w:num>
   <w:num w:numId="9" w16cid:durableId="1773237711">
-    <w:abstractNumId w:val="33"/>
+    <w:abstractNumId w:val="36"/>
   </w:num>
   <w:num w:numId="10" w16cid:durableId="1525292368">
+    <w:abstractNumId w:val="24"/>
+  </w:num>
+  <w:num w:numId="11" w16cid:durableId="306714658">
+    <w:abstractNumId w:val="8"/>
+  </w:num>
+  <w:num w:numId="12" w16cid:durableId="1753623652">
+    <w:abstractNumId w:val="30"/>
+  </w:num>
+  <w:num w:numId="13" w16cid:durableId="448402142">
+    <w:abstractNumId w:val="45"/>
+  </w:num>
+  <w:num w:numId="14" w16cid:durableId="666590252">
+    <w:abstractNumId w:val="38"/>
+  </w:num>
+  <w:num w:numId="15" w16cid:durableId="1114519394">
+    <w:abstractNumId w:val="42"/>
+  </w:num>
+  <w:num w:numId="16" w16cid:durableId="1407797234">
+    <w:abstractNumId w:val="37"/>
+  </w:num>
+  <w:num w:numId="17" w16cid:durableId="205727447">
     <w:abstractNumId w:val="22"/>
   </w:num>
-  <w:num w:numId="11" w16cid:durableId="306714658">
-    <w:abstractNumId w:val="7"/>
-  </w:num>
-  <w:num w:numId="12" w16cid:durableId="1753623652">
-    <w:abstractNumId w:val="28"/>
-  </w:num>
-  <w:num w:numId="13" w16cid:durableId="448402142">
-    <w:abstractNumId w:val="42"/>
-  </w:num>
-  <w:num w:numId="14" w16cid:durableId="666590252">
-    <w:abstractNumId w:val="35"/>
-  </w:num>
-  <w:num w:numId="15" w16cid:durableId="1114519394">
-    <w:abstractNumId w:val="39"/>
-  </w:num>
-  <w:num w:numId="16" w16cid:durableId="1407797234">
-    <w:abstractNumId w:val="34"/>
-  </w:num>
-  <w:num w:numId="17" w16cid:durableId="205727447">
-    <w:abstractNumId w:val="20"/>
-  </w:num>
   <w:num w:numId="18" w16cid:durableId="1150828174">
-    <w:abstractNumId w:val="11"/>
+    <w:abstractNumId w:val="13"/>
   </w:num>
   <w:num w:numId="19" w16cid:durableId="12852183">
-    <w:abstractNumId w:val="21"/>
+    <w:abstractNumId w:val="23"/>
   </w:num>
   <w:num w:numId="20" w16cid:durableId="2023580820">
-    <w:abstractNumId w:val="30"/>
+    <w:abstractNumId w:val="32"/>
   </w:num>
   <w:num w:numId="21" w16cid:durableId="3627394">
-    <w:abstractNumId w:val="14"/>
+    <w:abstractNumId w:val="16"/>
   </w:num>
   <w:num w:numId="22" w16cid:durableId="1393313828">
-    <w:abstractNumId w:val="27"/>
+    <w:abstractNumId w:val="29"/>
   </w:num>
   <w:num w:numId="23" w16cid:durableId="1792478929">
-    <w:abstractNumId w:val="12"/>
+    <w:abstractNumId w:val="14"/>
   </w:num>
   <w:num w:numId="24" w16cid:durableId="656223261">
     <w:abstractNumId w:val="2"/>
   </w:num>
   <w:num w:numId="25" w16cid:durableId="980497039">
-    <w:abstractNumId w:val="13"/>
+    <w:abstractNumId w:val="15"/>
   </w:num>
   <w:num w:numId="26" w16cid:durableId="1715810566">
-    <w:abstractNumId w:val="38"/>
+    <w:abstractNumId w:val="41"/>
   </w:num>
   <w:num w:numId="27" w16cid:durableId="972370628">
-    <w:abstractNumId w:val="26"/>
+    <w:abstractNumId w:val="28"/>
   </w:num>
   <w:num w:numId="28" w16cid:durableId="303242814">
-    <w:abstractNumId w:val="37"/>
+    <w:abstractNumId w:val="40"/>
   </w:num>
   <w:num w:numId="29" w16cid:durableId="1715157812">
+    <w:abstractNumId w:val="46"/>
+  </w:num>
+  <w:num w:numId="30" w16cid:durableId="1788045344">
     <w:abstractNumId w:val="43"/>
   </w:num>
-  <w:num w:numId="30" w16cid:durableId="1788045344">
-    <w:abstractNumId w:val="40"/>
-  </w:num>
   <w:num w:numId="31" w16cid:durableId="1811090710">
-    <w:abstractNumId w:val="15"/>
+    <w:abstractNumId w:val="17"/>
   </w:num>
   <w:num w:numId="32" w16cid:durableId="1909457799">
     <w:abstractNumId w:val="0"/>
   </w:num>
   <w:num w:numId="33" w16cid:durableId="710497445">
-    <w:abstractNumId w:val="44"/>
+    <w:abstractNumId w:val="47"/>
   </w:num>
   <w:num w:numId="34" w16cid:durableId="685987488">
-    <w:abstractNumId w:val="41"/>
+    <w:abstractNumId w:val="44"/>
   </w:num>
   <w:num w:numId="35" w16cid:durableId="1184171745">
     <w:abstractNumId w:val="1"/>
   </w:num>
   <w:num w:numId="36" w16cid:durableId="529878406">
-    <w:abstractNumId w:val="32"/>
+    <w:abstractNumId w:val="34"/>
   </w:num>
   <w:num w:numId="37" w16cid:durableId="1326084805">
-    <w:abstractNumId w:val="31"/>
+    <w:abstractNumId w:val="33"/>
   </w:num>
   <w:num w:numId="38" w16cid:durableId="1502312036">
-    <w:abstractNumId w:val="18"/>
+    <w:abstractNumId w:val="20"/>
   </w:num>
   <w:num w:numId="39" w16cid:durableId="1782728322">
-    <w:abstractNumId w:val="5"/>
+    <w:abstractNumId w:val="6"/>
   </w:num>
   <w:num w:numId="40" w16cid:durableId="1378890347">
-    <w:abstractNumId w:val="17"/>
+    <w:abstractNumId w:val="19"/>
   </w:num>
   <w:num w:numId="41" w16cid:durableId="1408304882">
-    <w:abstractNumId w:val="6"/>
+    <w:abstractNumId w:val="7"/>
   </w:num>
   <w:num w:numId="42" w16cid:durableId="1495023641">
-    <w:abstractNumId w:val="23"/>
+    <w:abstractNumId w:val="25"/>
   </w:num>
   <w:num w:numId="43" w16cid:durableId="1583416491">
-    <w:abstractNumId w:val="24"/>
+    <w:abstractNumId w:val="26"/>
   </w:num>
   <w:num w:numId="44" w16cid:durableId="515845473">
-    <w:abstractNumId w:val="9"/>
+    <w:abstractNumId w:val="10"/>
   </w:num>
   <w:num w:numId="45" w16cid:durableId="1917931083">
-    <w:abstractNumId w:val="36"/>
+    <w:abstractNumId w:val="39"/>
+  </w:num>
+  <w:num w:numId="46" w16cid:durableId="1945140749">
+    <w:abstractNumId w:val="35"/>
+  </w:num>
+  <w:num w:numId="47" w16cid:durableId="1668441941">
+    <w:abstractNumId w:val="12"/>
+  </w:num>
+  <w:num w:numId="48" w16cid:durableId="733504528">
+    <w:abstractNumId w:val="5"/>
   </w:num>
   <w:numIdMacAtCleanup w:val="45"/>
 </w:numbering>
@@ -30912,7 +31428,6 @@
   <w:style w:type="character" w:default="1" w:styleId="a1">
     <w:name w:val="Default Paragraph Font"/>
     <w:uiPriority w:val="1"/>
-    <w:semiHidden/>
     <w:unhideWhenUsed/>
   </w:style>
   <w:style w:type="table" w:default="1" w:styleId="a2">
@@ -31650,6 +32165,18 @@
       <w:lang w:eastAsia="ar-SA"/>
     </w:rPr>
   </w:style>
+  <w:style w:type="character" w:styleId="aff2">
+    <w:name w:val="Unresolved Mention"/>
+    <w:basedOn w:val="a1"/>
+    <w:uiPriority w:val="99"/>
+    <w:semiHidden/>
+    <w:unhideWhenUsed/>
+    <w:rsid w:val="00B73D24"/>
+    <w:rPr>
+      <w:color w:val="605E5C"/>
+      <w:shd w:val="clear" w:color="auto" w:fill="E1DFDD"/>
+    </w:rPr>
+  </w:style>
 </w:styles>
 </file>
 
